--- a/05_Funcional/14_Manual_App_Movil_IOT_VIAL.docx
+++ b/05_Funcional/14_Manual_App_Movil_IOT_VIAL.docx
@@ -96,7 +96,21 @@
           <w:b w:val="0"/>
           <w:sz w:val="21"/>
         </w:rPr>
-        <w:t xml:space="preserve"> Bluetooth Serial SPP (HC-05 / JDY-31 a 9600 bps) / BLE GATT</w:t>
+        <w:t xml:space="preserve"> ~~Bluetooth Serial SPP (HC-05 / JDY-31 a 9600 bps) / BLE GATT~~ → </w:t>
+      </w:r>
+      <w:r>
+        <w:rPr>
+          <w:b/>
+          <w:sz w:val="21"/>
+        </w:rPr>
+        <w:t>Bluetooth Serial SPP a 9600 bps contra el módulo de expansión `ESP32-WROOM-32`</w:t>
+      </w:r>
+      <w:r>
+        <w:rPr>
+          <w:b w:val="0"/>
+          <w:sz w:val="21"/>
+        </w:rPr>
+        <w:t>. Ver el aviso de cabecera</w:t>
       </w:r>
     </w:p>
     <w:p>
@@ -127,14 +141,14 @@
           <w:b/>
           <w:sz w:val="21"/>
         </w:rPr>
-        <w:t>Versión de Firmware Compatible:</w:t>
+        <w:t>Última revisión:</w:t>
       </w:r>
       <w:r>
         <w:rPr>
           <w:b w:val="0"/>
           <w:sz w:val="21"/>
         </w:rPr>
-        <w:t xml:space="preserve"> V8.9 / V9.0 Definitiva</w:t>
+        <w:t xml:space="preserve"> 31 de agosto de 2026</w:t>
       </w:r>
     </w:p>
     <w:p>
@@ -146,13 +160,39 @@
           <w:b/>
           <w:sz w:val="21"/>
         </w:rPr>
-        <w:t>Archivo APK Compilado:</w:t>
+        <w:t>Versión de Firmware Compatible:</w:t>
       </w:r>
       <w:r>
         <w:rPr>
           <w:b w:val="0"/>
           <w:sz w:val="21"/>
         </w:rPr>
+        <w:t xml:space="preserve"> V8.9 / V9.0 Definitiva — ⚠️ </w:t>
+      </w:r>
+      <w:r>
+        <w:rPr>
+          <w:b/>
+          <w:sz w:val="21"/>
+        </w:rPr>
+        <w:t>en campo corre la V8.4</w:t>
+      </w:r>
+    </w:p>
+    <w:p>
+      <w:pPr>
+        <w:spacing w:after="120"/>
+      </w:pPr>
+      <w:r>
+        <w:rPr>
+          <w:b/>
+          <w:sz w:val="21"/>
+        </w:rPr>
+        <w:t>Archivo APK Compilado:</w:t>
+      </w:r>
+      <w:r>
+        <w:rPr>
+          <w:b w:val="0"/>
+          <w:sz w:val="21"/>
+        </w:rPr>
         <w:t xml:space="preserve"> </w:t>
       </w:r>
       <w:r>
@@ -161,6 +201,898 @@
           <w:sz w:val="21"/>
         </w:rPr>
         <w:t>05_Funcional/IOT_VIAL_Semaforos_2026-08-28_a8e1ceb_SIN_BANCO.apk</w:t>
+      </w:r>
+    </w:p>
+    <w:p>
+      <w:pPr>
+        <w:spacing w:after="80"/>
+      </w:pPr>
+    </w:p>
+    <w:p>
+      <w:pPr>
+        <w:spacing w:after="160"/>
+        <w:ind w:left="360"/>
+        <w:shd w:val="clear" w:fill="FFF4E5"/>
+      </w:pPr>
+      <w:r>
+        <w:rPr>
+          <w:b w:val="0"/>
+          <w:color w:val="960000"/>
+          <w:sz w:val="20"/>
+        </w:rPr>
+        <w:t xml:space="preserve">🔴 REVISIÓN DEL 31/08/2026 — TRES CORRECCIONES, Y UNA CAMBIA EL PAPEL DE LA APP ## 1. 🛑 El </w:t>
+      </w:r>
+      <w:r>
+        <w:rPr>
+          <w:rFonts w:ascii="Consolas" w:hAnsi="Consolas"/>
+          <w:color w:val="960000"/>
+          <w:sz w:val="20"/>
+        </w:rPr>
+        <w:t>JDY-31</w:t>
+      </w:r>
+      <w:r>
+        <w:rPr>
+          <w:b w:val="0"/>
+          <w:color w:val="960000"/>
+          <w:sz w:val="20"/>
+        </w:rPr>
+        <w:t xml:space="preserve"> está PROHIBIDO POR NOMBRE, y el módulo real no es ninguno de los dos La cabecera y la </w:t>
+      </w:r>
+      <w:r>
+        <w:rPr>
+          <w:rFonts w:ascii="Consolas" w:hAnsi="Consolas"/>
+          <w:color w:val="960000"/>
+          <w:sz w:val="20"/>
+        </w:rPr>
+        <w:t>§2.1</w:t>
+      </w:r>
+      <w:r>
+        <w:rPr>
+          <w:b w:val="0"/>
+          <w:color w:val="960000"/>
+          <w:sz w:val="20"/>
+        </w:rPr>
+        <w:t xml:space="preserve"> mandaban </w:t>
+      </w:r>
+      <w:r>
+        <w:rPr>
+          <w:b/>
+          <w:color w:val="960000"/>
+          <w:sz w:val="20"/>
+        </w:rPr>
+        <w:t>`HC-05 / JDY-31`</w:t>
+      </w:r>
+      <w:r>
+        <w:rPr>
+          <w:b w:val="0"/>
+          <w:color w:val="960000"/>
+          <w:sz w:val="20"/>
+        </w:rPr>
+        <w:t xml:space="preserve">. El </w:t>
+      </w:r>
+      <w:r>
+        <w:rPr>
+          <w:b/>
+          <w:color w:val="960000"/>
+          <w:sz w:val="20"/>
+        </w:rPr>
+        <w:t>`JDY-31` es BLE</w:t>
+      </w:r>
+      <w:r>
+        <w:rPr>
+          <w:b w:val="0"/>
+          <w:color w:val="960000"/>
+          <w:sz w:val="20"/>
+        </w:rPr>
+        <w:t xml:space="preserve"> y está prohibido </w:t>
+      </w:r>
+      <w:r>
+        <w:rPr>
+          <w:b/>
+          <w:color w:val="960000"/>
+          <w:sz w:val="20"/>
+        </w:rPr>
+        <w:t>por su nombre</w:t>
+      </w:r>
+      <w:r>
+        <w:rPr>
+          <w:b w:val="0"/>
+          <w:color w:val="960000"/>
+          <w:sz w:val="20"/>
+        </w:rPr>
+        <w:t xml:space="preserve"> en </w:t>
+      </w:r>
+      <w:r>
+        <w:rPr>
+          <w:rFonts w:ascii="Consolas" w:hAnsi="Consolas"/>
+          <w:color w:val="960000"/>
+          <w:sz w:val="20"/>
+        </w:rPr>
+        <w:t>04_Manuales/MANUAL_CONFIGURACION_BLUETOOTH.md §1</w:t>
+      </w:r>
+      <w:r>
+        <w:rPr>
+          <w:b w:val="0"/>
+          <w:color w:val="960000"/>
+          <w:sz w:val="20"/>
+        </w:rPr>
+        <w:t xml:space="preserve"> —*«Módulos solo BLE (</w:t>
+      </w:r>
+      <w:r>
+        <w:rPr>
+          <w:rFonts w:ascii="Consolas" w:hAnsi="Consolas"/>
+          <w:color w:val="960000"/>
+          <w:sz w:val="20"/>
+        </w:rPr>
+        <w:t>HM-10</w:t>
+      </w:r>
+      <w:r>
+        <w:rPr>
+          <w:b w:val="0"/>
+          <w:color w:val="960000"/>
+          <w:sz w:val="20"/>
+        </w:rPr>
+        <w:t xml:space="preserve">, </w:t>
+      </w:r>
+      <w:r>
+        <w:rPr>
+          <w:rFonts w:ascii="Consolas" w:hAnsi="Consolas"/>
+          <w:color w:val="960000"/>
+          <w:sz w:val="20"/>
+        </w:rPr>
+        <w:t>JDY-31</w:t>
+      </w:r>
+      <w:r>
+        <w:rPr>
+          <w:b w:val="0"/>
+          <w:color w:val="960000"/>
+          <w:sz w:val="20"/>
+        </w:rPr>
+        <w:t xml:space="preserve">): obligarían a rehacer el puente nativo y cambiar el flujo del técnico»*—. Que apareciera aquí como módulo soportado es una contradicción directa con la decisión congelada. </w:t>
+      </w:r>
+      <w:r>
+        <w:rPr>
+          <w:b/>
+          <w:color w:val="960000"/>
+          <w:sz w:val="20"/>
+        </w:rPr>
+        <w:t>El módulo real, identificado:</w:t>
+      </w:r>
+      <w:r>
+        <w:rPr>
+          <w:b w:val="0"/>
+          <w:color w:val="960000"/>
+          <w:sz w:val="20"/>
+        </w:rPr>
+        <w:t xml:space="preserve"> un </w:t>
+      </w:r>
+      <w:r>
+        <w:rPr>
+          <w:b/>
+          <w:color w:val="960000"/>
+          <w:sz w:val="20"/>
+        </w:rPr>
+        <w:t>`ESP32-WROOM-32` clásico</w:t>
+      </w:r>
+      <w:r>
+        <w:rPr>
+          <w:b w:val="0"/>
+          <w:color w:val="960000"/>
+          <w:sz w:val="20"/>
+        </w:rPr>
+        <w:t xml:space="preserve"> —</w:t>
+      </w:r>
+      <w:r>
+        <w:rPr>
+          <w:rFonts w:ascii="Consolas" w:hAnsi="Consolas"/>
+          <w:color w:val="960000"/>
+          <w:sz w:val="20"/>
+        </w:rPr>
+        <w:t>Xtensa LX6</w:t>
+      </w:r>
+      <w:r>
+        <w:rPr>
+          <w:b w:val="0"/>
+          <w:color w:val="960000"/>
+          <w:sz w:val="20"/>
+        </w:rPr>
+        <w:t xml:space="preserve"> doble núcleo, </w:t>
+      </w:r>
+      <w:r>
+        <w:rPr>
+          <w:rFonts w:ascii="Consolas" w:hAnsi="Consolas"/>
+          <w:color w:val="960000"/>
+          <w:sz w:val="20"/>
+        </w:rPr>
+        <w:t>Bluetooth v4.2 **BR/EDR** + BLE</w:t>
+      </w:r>
+      <w:r>
+        <w:rPr>
+          <w:b w:val="0"/>
+          <w:color w:val="960000"/>
+          <w:sz w:val="20"/>
+        </w:rPr>
+        <w:t xml:space="preserve">—. </w:t>
+      </w:r>
+      <w:r>
+        <w:rPr>
+          <w:rFonts w:ascii="Consolas" w:hAnsi="Consolas"/>
+          <w:color w:val="960000"/>
+          <w:sz w:val="20"/>
+        </w:rPr>
+        <w:t>BR/EDR</w:t>
+      </w:r>
+      <w:r>
+        <w:rPr>
+          <w:b w:val="0"/>
+          <w:color w:val="960000"/>
+          <w:sz w:val="20"/>
+        </w:rPr>
+        <w:t xml:space="preserve"> es Bluetooth clásico, o sea </w:t>
+      </w:r>
+      <w:r>
+        <w:rPr>
+          <w:b/>
+          <w:color w:val="960000"/>
+          <w:sz w:val="20"/>
+        </w:rPr>
+        <w:t>hay perfil SPP y la app conecta sin tocar una línea</w:t>
+      </w:r>
+      <w:r>
+        <w:rPr>
+          <w:b w:val="0"/>
+          <w:color w:val="960000"/>
+          <w:sz w:val="20"/>
+        </w:rPr>
+        <w:t>: el puente nativo de Baliza (</w:t>
+      </w:r>
+      <w:r>
+        <w:rPr>
+          <w:rFonts w:ascii="Consolas" w:hAnsi="Consolas"/>
+          <w:color w:val="960000"/>
+          <w:sz w:val="20"/>
+        </w:rPr>
+        <w:t>createRfcommSocketToServiceRecord</w:t>
+      </w:r>
+      <w:r>
+        <w:rPr>
+          <w:b w:val="0"/>
+          <w:color w:val="960000"/>
+          <w:sz w:val="20"/>
+        </w:rPr>
+        <w:t xml:space="preserve">, UUID </w:t>
+      </w:r>
+      <w:r>
+        <w:rPr>
+          <w:rFonts w:ascii="Consolas" w:hAnsi="Consolas"/>
+          <w:color w:val="960000"/>
+          <w:sz w:val="20"/>
+        </w:rPr>
+        <w:t>00001101-…</w:t>
+      </w:r>
+      <w:r>
+        <w:rPr>
+          <w:b w:val="0"/>
+          <w:color w:val="960000"/>
+          <w:sz w:val="20"/>
+        </w:rPr>
+        <w:t xml:space="preserve">) vale tal cual. </w:t>
+      </w:r>
+      <w:r>
+        <w:rPr>
+          <w:b/>
+          <w:color w:val="960000"/>
+          <w:sz w:val="20"/>
+        </w:rPr>
+        <w:t>`BLQ-1` está CERRADO.</w:t>
+      </w:r>
+      <w:r>
+        <w:rPr>
+          <w:b w:val="0"/>
+          <w:color w:val="960000"/>
+          <w:sz w:val="20"/>
+        </w:rPr>
+        <w:t xml:space="preserve"> Si algún documento lo da por abierto, está caducado. </w:t>
+      </w:r>
+      <w:r>
+        <w:rPr>
+          <w:b/>
+          <w:color w:val="960000"/>
+          <w:sz w:val="20"/>
+        </w:rPr>
+        <w:t>Y su firmware existe y compila:</w:t>
+      </w:r>
+      <w:r>
+        <w:rPr>
+          <w:b w:val="0"/>
+          <w:color w:val="960000"/>
+          <w:sz w:val="20"/>
+        </w:rPr>
+        <w:t xml:space="preserve"> </w:t>
+      </w:r>
+      <w:r>
+        <w:rPr>
+          <w:rFonts w:ascii="Consolas" w:hAnsi="Consolas"/>
+          <w:color w:val="960000"/>
+          <w:sz w:val="20"/>
+        </w:rPr>
+        <w:t>01_Firmware/ESP32_Expansion/</w:t>
+      </w:r>
+      <w:r>
+        <w:rPr>
+          <w:b w:val="0"/>
+          <w:color w:val="960000"/>
+          <w:sz w:val="20"/>
+        </w:rPr>
+        <w:t xml:space="preserve">. Ese módulo es una </w:t>
+      </w:r>
+      <w:r>
+        <w:rPr>
+          <w:b/>
+          <w:color w:val="960000"/>
+          <w:sz w:val="20"/>
+        </w:rPr>
+        <w:t>expansión</w:t>
+      </w:r>
+      <w:r>
+        <w:rPr>
+          <w:b w:val="0"/>
+          <w:color w:val="960000"/>
+          <w:sz w:val="20"/>
+        </w:rPr>
+        <w:t xml:space="preserve"> del STM32 —aporta el Bluetooth y un reloj </w:t>
+      </w:r>
+      <w:r>
+        <w:rPr>
+          <w:rFonts w:ascii="Consolas" w:hAnsi="Consolas"/>
+          <w:color w:val="960000"/>
+          <w:sz w:val="20"/>
+        </w:rPr>
+        <w:t>DS3231</w:t>
+      </w:r>
+      <w:r>
+        <w:rPr>
+          <w:b w:val="0"/>
+          <w:color w:val="960000"/>
+          <w:sz w:val="20"/>
+        </w:rPr>
+        <w:t xml:space="preserve"> con pila propia—; </w:t>
+      </w:r>
+      <w:r>
+        <w:rPr>
+          <w:b/>
+          <w:color w:val="960000"/>
+          <w:sz w:val="20"/>
+        </w:rPr>
+        <w:t>no manda sobre las luces</w:t>
+      </w:r>
+      <w:r>
+        <w:rPr>
+          <w:b w:val="0"/>
+          <w:color w:val="960000"/>
+          <w:sz w:val="20"/>
+        </w:rPr>
+        <w:t xml:space="preserve">. ## 2. 🔴 La app YA NO es un accesorio: es la superficie de mando principal El diagrama de </w:t>
+      </w:r>
+      <w:r>
+        <w:rPr>
+          <w:rFonts w:ascii="Consolas" w:hAnsi="Consolas"/>
+          <w:color w:val="960000"/>
+          <w:sz w:val="20"/>
+        </w:rPr>
+        <w:t>§1</w:t>
+      </w:r>
+      <w:r>
+        <w:rPr>
+          <w:b w:val="0"/>
+          <w:color w:val="960000"/>
+          <w:sz w:val="20"/>
+        </w:rPr>
+        <w:t xml:space="preserve"> y la galería de </w:t>
+      </w:r>
+      <w:r>
+        <w:rPr>
+          <w:rFonts w:ascii="Consolas" w:hAnsi="Consolas"/>
+          <w:color w:val="960000"/>
+          <w:sz w:val="20"/>
+        </w:rPr>
+        <w:t>§6</w:t>
+      </w:r>
+      <w:r>
+        <w:rPr>
+          <w:b w:val="0"/>
+          <w:color w:val="960000"/>
+          <w:sz w:val="20"/>
+        </w:rPr>
+        <w:t xml:space="preserve"> describen la app como una *«botonera táctil réplica del mando de relés»*. </w:t>
+      </w:r>
+      <w:r>
+        <w:rPr>
+          <w:b/>
+          <w:color w:val="960000"/>
+          <w:sz w:val="20"/>
+        </w:rPr>
+        <w:t>Se ha invertido la relación:</w:t>
+      </w:r>
+      <w:r>
+        <w:rPr>
+          <w:b w:val="0"/>
+          <w:color w:val="960000"/>
+          <w:sz w:val="20"/>
+        </w:rPr>
+        <w:t xml:space="preserve"> | | 28/08 | </w:t>
+      </w:r>
+      <w:r>
+        <w:rPr>
+          <w:b/>
+          <w:color w:val="960000"/>
+          <w:sz w:val="20"/>
+        </w:rPr>
+        <w:t>31/08</w:t>
+      </w:r>
+      <w:r>
+        <w:rPr>
+          <w:b w:val="0"/>
+          <w:color w:val="960000"/>
+          <w:sz w:val="20"/>
+        </w:rPr>
+        <w:t xml:space="preserve"> | |---|---|---| | Superficie de mando | la botonera / el mando de relés | 📱 </w:t>
+      </w:r>
+      <w:r>
+        <w:rPr>
+          <w:b/>
+          <w:color w:val="960000"/>
+          <w:sz w:val="20"/>
+        </w:rPr>
+        <w:t>la app</w:t>
+      </w:r>
+      <w:r>
+        <w:rPr>
+          <w:b w:val="0"/>
+          <w:color w:val="960000"/>
+          <w:sz w:val="20"/>
+        </w:rPr>
+        <w:t xml:space="preserve"> | | El mando de relés | la referencia que la app imitaba | 🪜 </w:t>
+      </w:r>
+      <w:r>
+        <w:rPr>
+          <w:b/>
+          <w:color w:val="960000"/>
+          <w:sz w:val="20"/>
+        </w:rPr>
+        <w:t>el último recurso</w:t>
+      </w:r>
+      <w:r>
+        <w:rPr>
+          <w:b w:val="0"/>
+          <w:color w:val="960000"/>
+          <w:sz w:val="20"/>
+        </w:rPr>
+        <w:t xml:space="preserve"> — y </w:t>
+      </w:r>
+      <w:r>
+        <w:rPr>
+          <w:b/>
+          <w:color w:val="960000"/>
+          <w:sz w:val="20"/>
+        </w:rPr>
+        <w:t>sin receptor comprado en ninguna punta</w:t>
+      </w:r>
+      <w:r>
+        <w:rPr>
+          <w:b w:val="0"/>
+          <w:color w:val="960000"/>
+          <w:sz w:val="20"/>
+        </w:rPr>
+        <w:t xml:space="preserve"> | | La pantalla LCD | la interfaz local | 🛑 </w:t>
+      </w:r>
+      <w:r>
+        <w:rPr>
+          <w:b/>
+          <w:color w:val="960000"/>
+          <w:sz w:val="20"/>
+        </w:rPr>
+        <w:t>retirada</w:t>
+      </w:r>
+      <w:r>
+        <w:rPr>
+          <w:b w:val="0"/>
+          <w:color w:val="960000"/>
+          <w:sz w:val="20"/>
+        </w:rPr>
+        <w:t xml:space="preserve"> | </w:t>
+      </w:r>
+      <w:r>
+        <w:rPr>
+          <w:b/>
+          <w:color w:val="960000"/>
+          <w:sz w:val="20"/>
+        </w:rPr>
+        <w:t>Por qué:</w:t>
+      </w:r>
+      <w:r>
+        <w:rPr>
+          <w:b w:val="0"/>
+          <w:color w:val="960000"/>
+          <w:sz w:val="20"/>
+        </w:rPr>
+        <w:t xml:space="preserve"> la LCD va a 5 m dentro del gabinete y no se lee desde el suelo; y de los cuatro pulsadores </w:t>
+      </w:r>
+      <w:r>
+        <w:rPr>
+          <w:b/>
+          <w:color w:val="960000"/>
+          <w:sz w:val="20"/>
+        </w:rPr>
+        <w:t>quedan dos</w:t>
+      </w:r>
+      <w:r>
+        <w:rPr>
+          <w:b w:val="0"/>
+          <w:color w:val="960000"/>
+          <w:sz w:val="20"/>
+        </w:rPr>
+        <w:t xml:space="preserve"> (</w:t>
+      </w:r>
+      <w:r>
+        <w:rPr>
+          <w:rFonts w:ascii="Consolas" w:hAnsi="Consolas"/>
+          <w:color w:val="960000"/>
+          <w:sz w:val="20"/>
+        </w:rPr>
+        <w:t>A</w:t>
+      </w:r>
+      <w:r>
+        <w:rPr>
+          <w:b w:val="0"/>
+          <w:color w:val="960000"/>
+          <w:sz w:val="20"/>
+        </w:rPr>
+        <w:t xml:space="preserve"> y </w:t>
+      </w:r>
+      <w:r>
+        <w:rPr>
+          <w:rFonts w:ascii="Consolas" w:hAnsi="Consolas"/>
+          <w:color w:val="960000"/>
+          <w:sz w:val="20"/>
+        </w:rPr>
+        <w:t>B</w:t>
+      </w:r>
+      <w:r>
+        <w:rPr>
+          <w:b w:val="0"/>
+          <w:color w:val="960000"/>
+          <w:sz w:val="20"/>
+        </w:rPr>
+        <w:t xml:space="preserve">), porque </w:t>
+      </w:r>
+      <w:r>
+        <w:rPr>
+          <w:rFonts w:ascii="Consolas" w:hAnsi="Consolas"/>
+          <w:color w:val="960000"/>
+          <w:sz w:val="20"/>
+        </w:rPr>
+        <w:t>PB14</w:t>
+      </w:r>
+      <w:r>
+        <w:rPr>
+          <w:b w:val="0"/>
+          <w:color w:val="960000"/>
+          <w:sz w:val="20"/>
+        </w:rPr>
+        <w:t xml:space="preserve"> y </w:t>
+      </w:r>
+      <w:r>
+        <w:rPr>
+          <w:rFonts w:ascii="Consolas" w:hAnsi="Consolas"/>
+          <w:color w:val="960000"/>
+          <w:sz w:val="20"/>
+        </w:rPr>
+        <w:t>PB15</w:t>
+      </w:r>
+      <w:r>
+        <w:rPr>
+          <w:b w:val="0"/>
+          <w:color w:val="960000"/>
+          <w:sz w:val="20"/>
+        </w:rPr>
+        <w:t xml:space="preserve"> pasaron a ser entradas de cámara. </w:t>
+      </w:r>
+      <w:r>
+        <w:rPr>
+          <w:b/>
+          <w:color w:val="960000"/>
+          <w:sz w:val="20"/>
+        </w:rPr>
+        <w:t>`botonAceptar()` y `botonCancelar()` devuelven `false`</w:t>
+      </w:r>
+      <w:r>
+        <w:rPr>
+          <w:b w:val="0"/>
+          <w:color w:val="960000"/>
+          <w:sz w:val="20"/>
+        </w:rPr>
+        <w:t xml:space="preserve">, así que en el Maestro </w:t>
+      </w:r>
+      <w:r>
+        <w:rPr>
+          <w:b/>
+          <w:color w:val="960000"/>
+          <w:sz w:val="20"/>
+        </w:rPr>
+        <w:t>no queda ninguna forma local de confirmar nada</w:t>
+      </w:r>
+      <w:r>
+        <w:rPr>
+          <w:b w:val="0"/>
+          <w:color w:val="960000"/>
+          <w:sz w:val="20"/>
+        </w:rPr>
+        <w:t xml:space="preserve">: entrar y salir de un modo, ajustar tiempos y poner la hora </w:t>
+      </w:r>
+      <w:r>
+        <w:rPr>
+          <w:b/>
+          <w:color w:val="960000"/>
+          <w:sz w:val="20"/>
+        </w:rPr>
+        <w:t>solo se hacen desde la app</w:t>
+      </w:r>
+      <w:r>
+        <w:rPr>
+          <w:b w:val="0"/>
+          <w:color w:val="960000"/>
+          <w:sz w:val="20"/>
+        </w:rPr>
+        <w:t xml:space="preserve">. &gt; ⚠️ </w:t>
+      </w:r>
+      <w:r>
+        <w:rPr>
+          <w:b/>
+          <w:color w:val="960000"/>
+          <w:sz w:val="20"/>
+        </w:rPr>
+        <w:t>La excepción, y hay que decirla: el ESCLAVO no tiene `SET_MODO` por Bluetooth.</w:t>
+      </w:r>
+      <w:r>
+        <w:rPr>
+          <w:b w:val="0"/>
+          <w:color w:val="960000"/>
+          <w:sz w:val="20"/>
+        </w:rPr>
+        <w:t xml:space="preserve"> En esa punta &gt; el sustituto de los botones </w:t>
+      </w:r>
+      <w:r>
+        <w:rPr>
+          <w:b/>
+          <w:color w:val="960000"/>
+          <w:sz w:val="20"/>
+        </w:rPr>
+        <w:t>no es la app, es el mando de relés</w:t>
+      </w:r>
+      <w:r>
+        <w:rPr>
+          <w:b w:val="0"/>
+          <w:color w:val="960000"/>
+          <w:sz w:val="20"/>
+        </w:rPr>
+        <w:t xml:space="preserve"> sobre </w:t>
+      </w:r>
+      <w:r>
+        <w:rPr>
+          <w:rFonts w:ascii="Consolas" w:hAnsi="Consolas"/>
+          <w:color w:val="960000"/>
+          <w:sz w:val="20"/>
+        </w:rPr>
+        <w:t>A</w:t>
+      </w:r>
+      <w:r>
+        <w:rPr>
+          <w:b w:val="0"/>
+          <w:color w:val="960000"/>
+          <w:sz w:val="20"/>
+        </w:rPr>
+        <w:t>/</w:t>
+      </w:r>
+      <w:r>
+        <w:rPr>
+          <w:rFonts w:ascii="Consolas" w:hAnsi="Consolas"/>
+          <w:color w:val="960000"/>
+          <w:sz w:val="20"/>
+        </w:rPr>
+        <w:t>B</w:t>
+      </w:r>
+      <w:r>
+        <w:rPr>
+          <w:b w:val="0"/>
+          <w:color w:val="960000"/>
+          <w:sz w:val="20"/>
+        </w:rPr>
+        <w:t xml:space="preserve">: </w:t>
+      </w:r>
+      <w:r>
+        <w:rPr>
+          <w:rFonts w:ascii="Consolas" w:hAnsi="Consolas"/>
+          <w:color w:val="960000"/>
+          <w:sz w:val="20"/>
+        </w:rPr>
+        <w:t>A·B·A·B</w:t>
+      </w:r>
+      <w:r>
+        <w:rPr>
+          <w:b w:val="0"/>
+          <w:color w:val="960000"/>
+          <w:sz w:val="20"/>
+        </w:rPr>
+        <w:t xml:space="preserve"> entra &gt; al Degradado, </w:t>
+      </w:r>
+      <w:r>
+        <w:rPr>
+          <w:rFonts w:ascii="Consolas" w:hAnsi="Consolas"/>
+          <w:color w:val="960000"/>
+          <w:sz w:val="20"/>
+        </w:rPr>
+        <w:t>A·A·A</w:t>
+      </w:r>
+      <w:r>
+        <w:rPr>
+          <w:b w:val="0"/>
+          <w:color w:val="960000"/>
+          <w:sz w:val="20"/>
+        </w:rPr>
+        <w:t xml:space="preserve"> y </w:t>
+      </w:r>
+      <w:r>
+        <w:rPr>
+          <w:rFonts w:ascii="Consolas" w:hAnsi="Consolas"/>
+          <w:color w:val="960000"/>
+          <w:sz w:val="20"/>
+        </w:rPr>
+        <w:t>B·B·B</w:t>
+      </w:r>
+      <w:r>
+        <w:rPr>
+          <w:b w:val="0"/>
+          <w:color w:val="960000"/>
+          <w:sz w:val="20"/>
+        </w:rPr>
+        <w:t xml:space="preserve"> salen. Ver </w:t>
+      </w:r>
+      <w:r>
+        <w:rPr>
+          <w:rFonts w:ascii="Consolas" w:hAnsi="Consolas"/>
+          <w:color w:val="960000"/>
+          <w:sz w:val="20"/>
+        </w:rPr>
+        <w:t>04_Manuales/MANUAL_MANDO_4_RELES.md §5</w:t>
+      </w:r>
+      <w:r>
+        <w:rPr>
+          <w:b w:val="0"/>
+          <w:color w:val="960000"/>
+          <w:sz w:val="20"/>
+        </w:rPr>
+        <w:t xml:space="preserve">. ## 3. La </w:t>
+      </w:r>
+      <w:r>
+        <w:rPr>
+          <w:rFonts w:ascii="Consolas" w:hAnsi="Consolas"/>
+          <w:color w:val="960000"/>
+          <w:sz w:val="20"/>
+        </w:rPr>
+        <w:t>§5</w:t>
+      </w:r>
+      <w:r>
+        <w:rPr>
+          <w:b w:val="0"/>
+          <w:color w:val="960000"/>
+          <w:sz w:val="20"/>
+        </w:rPr>
+        <w:t xml:space="preserve"> documentaba </w:t>
+      </w:r>
+      <w:r>
+        <w:rPr>
+          <w:b/>
+          <w:color w:val="960000"/>
+          <w:sz w:val="20"/>
+        </w:rPr>
+        <w:t>5 comandos</w:t>
+      </w:r>
+      <w:r>
+        <w:rPr>
+          <w:b w:val="0"/>
+          <w:color w:val="960000"/>
+          <w:sz w:val="20"/>
+        </w:rPr>
+        <w:t xml:space="preserve">. El Maestro despacha </w:t>
+      </w:r>
+      <w:r>
+        <w:rPr>
+          <w:b/>
+          <w:color w:val="960000"/>
+          <w:sz w:val="20"/>
+        </w:rPr>
+        <w:t>17 formas</w:t>
+      </w:r>
+      <w:r>
+        <w:rPr>
+          <w:b w:val="0"/>
+          <w:color w:val="960000"/>
+          <w:sz w:val="20"/>
+        </w:rPr>
+        <w:t xml:space="preserve"> Ver la sección corregida más abajo. ## ⚠️ Y lo que no cambia: </w:t>
+      </w:r>
+      <w:r>
+        <w:rPr>
+          <w:b/>
+          <w:color w:val="960000"/>
+          <w:sz w:val="20"/>
+        </w:rPr>
+        <w:t>nada de esto ha pasado banco</w:t>
+      </w:r>
+      <w:r>
+        <w:rPr>
+          <w:b w:val="0"/>
+          <w:color w:val="960000"/>
+          <w:sz w:val="20"/>
+        </w:rPr>
+        <w:t xml:space="preserve"> En campo corre la </w:t>
+      </w:r>
+      <w:r>
+        <w:rPr>
+          <w:b/>
+          <w:color w:val="960000"/>
+          <w:sz w:val="20"/>
+        </w:rPr>
+        <w:t>V8.4</w:t>
+      </w:r>
+      <w:r>
+        <w:rPr>
+          <w:b w:val="0"/>
+          <w:color w:val="960000"/>
+          <w:sz w:val="20"/>
+        </w:rPr>
+        <w:t xml:space="preserve">. El propio nombre del </w:t>
+      </w:r>
+      <w:r>
+        <w:rPr>
+          <w:rFonts w:ascii="Consolas" w:hAnsi="Consolas"/>
+          <w:color w:val="960000"/>
+          <w:sz w:val="20"/>
+        </w:rPr>
+        <w:t>.apk</w:t>
+      </w:r>
+      <w:r>
+        <w:rPr>
+          <w:b w:val="0"/>
+          <w:color w:val="960000"/>
+          <w:sz w:val="20"/>
+        </w:rPr>
+        <w:t xml:space="preserve"> lleva </w:t>
+      </w:r>
+      <w:r>
+        <w:rPr>
+          <w:rFonts w:ascii="Consolas" w:hAnsi="Consolas"/>
+          <w:color w:val="960000"/>
+          <w:sz w:val="20"/>
+        </w:rPr>
+        <w:t>SIN_BANCO</w:t>
+      </w:r>
+      <w:r>
+        <w:rPr>
+          <w:b w:val="0"/>
+          <w:color w:val="960000"/>
+          <w:sz w:val="20"/>
+        </w:rPr>
+        <w:t xml:space="preserve"> y hay que leerlo: </w:t>
+      </w:r>
+      <w:r>
+        <w:rPr>
+          <w:b/>
+          <w:color w:val="960000"/>
+          <w:sz w:val="20"/>
+        </w:rPr>
+        <w:t>un manual corregido no es un permiso.</w:t>
       </w:r>
     </w:p>
     <w:p>
@@ -252,11 +1184,19 @@
         <w:br/>
         <w:t>│ 👷 MODO OPERARIO (POR DEFECTO):                                          │</w:t>
         <w:br/>
-        <w:t>│   • Botonera táctil de campo de 4 botones grandes (estilo mando de relé)│</w:t>
+        <w:t>│   • Botonera tactil de campo de 4 botones grandes                       │</w:t>
         <w:br/>
-        <w:t>│   • 1 toque: 🟢 Automático | ✋ Dar Paso | 🟡 Ámbar | 🛑 Rojo Total      │</w:t>
+        <w:t>│     (31/08: NO es una "replica del mando" - es LA superficie de mando)  │</w:t>
         <w:br/>
-        <w:t>│   • Cero contraseñas ni formularios complejos para el operario de obra.  │</w:t>
+        <w:t>│   • 1 toque: 🟢 Automatico | ✋ Dar Paso | 🟡 Ambar | 🛑 Caida segura     │</w:t>
+        <w:br/>
+        <w:t>│     OJO: la caida segura NO es el mismo comando en las dos puntas.      │</w:t>
+        <w:br/>
+        <w:t>│          Maestro -&gt; CMD:FORZAR_ROJO      (rojo total)                   │</w:t>
+        <w:br/>
+        <w:t>│          Esclavo -&gt; CMD:AMBAR_EMERGENCIA (ambar). FORZAR_ROJO da $ERR.  │</w:t>
+        <w:br/>
+        <w:t>│   • Cero contrasenas ni formularios complejos para el operario de obra.  │</w:t>
         <w:br/>
         <w:t>├──────────────────────────────────────────────────────────────────────────┤</w:t>
         <w:br/>
@@ -418,7 +1358,104 @@
           <w:b w:val="0"/>
           <w:sz w:val="21"/>
         </w:rPr>
-        <w:t>) para comunicación por sockets RFCOMM SPP nativos con módulos HC-05 y JDY-31.</w:t>
+        <w:t xml:space="preserve">) para comunicación por sockets RFCOMM SPP nativos con ~~módulos HC-05 y JDY-31~~ </w:t>
+      </w:r>
+      <w:r>
+        <w:rPr>
+          <w:b/>
+          <w:sz w:val="21"/>
+        </w:rPr>
+        <w:t>el módulo de expansión `ESP32-WROOM-32` clásico</w:t>
+      </w:r>
+      <w:r>
+        <w:rPr>
+          <w:b w:val="0"/>
+          <w:sz w:val="21"/>
+        </w:rPr>
+        <w:t xml:space="preserve"> (</w:t>
+      </w:r>
+      <w:r>
+        <w:rPr>
+          <w:rFonts w:ascii="Consolas" w:hAnsi="Consolas"/>
+          <w:sz w:val="21"/>
+        </w:rPr>
+        <w:t>BR/EDR</w:t>
+      </w:r>
+      <w:r>
+        <w:rPr>
+          <w:b w:val="0"/>
+          <w:sz w:val="21"/>
+        </w:rPr>
+        <w:t xml:space="preserve">, perfil SPP, UUID </w:t>
+      </w:r>
+      <w:r>
+        <w:rPr>
+          <w:rFonts w:ascii="Consolas" w:hAnsi="Consolas"/>
+          <w:sz w:val="21"/>
+        </w:rPr>
+        <w:t>00001101-0000-1000-8000-00805F9B34FB</w:t>
+      </w:r>
+      <w:r>
+        <w:rPr>
+          <w:b w:val="0"/>
+          <w:sz w:val="21"/>
+        </w:rPr>
+        <w:t>).</w:t>
+      </w:r>
+    </w:p>
+    <w:p>
+      <w:pPr>
+        <w:spacing w:after="160"/>
+        <w:ind w:left="360"/>
+        <w:shd w:val="clear" w:fill="FFF4E5"/>
+      </w:pPr>
+      <w:r>
+        <w:rPr>
+          <w:b w:val="0"/>
+          <w:color w:val="960000"/>
+          <w:sz w:val="20"/>
+        </w:rPr>
+        <w:t xml:space="preserve">🛑 </w:t>
+      </w:r>
+      <w:r>
+        <w:rPr>
+          <w:b/>
+          <w:color w:val="960000"/>
+          <w:sz w:val="20"/>
+        </w:rPr>
+        <w:t>Corregido el 31/08: el `JDY-31` es BLE y está PROHIBIDO POR NOMBRE</w:t>
+      </w:r>
+      <w:r>
+        <w:rPr>
+          <w:b w:val="0"/>
+          <w:color w:val="960000"/>
+          <w:sz w:val="20"/>
+        </w:rPr>
+        <w:t xml:space="preserve"> en </w:t>
+      </w:r>
+      <w:r>
+        <w:rPr>
+          <w:rFonts w:ascii="Consolas" w:hAnsi="Consolas"/>
+          <w:color w:val="960000"/>
+          <w:sz w:val="20"/>
+        </w:rPr>
+        <w:t>04_Manuales/MANUAL_CONFIGURACION_BLUETOOTH.md §1</w:t>
+      </w:r>
+      <w:r>
+        <w:rPr>
+          <w:b w:val="0"/>
+          <w:color w:val="960000"/>
+          <w:sz w:val="20"/>
+        </w:rPr>
+        <w:t xml:space="preserve">. Aparecía aquí como módulo soportado, en contradicción directa con la decisión congelada de *SPP, no BLE*. </w:t>
+      </w:r>
+      <w:r>
+        <w:rPr>
+          <w:b/>
+          <w:color w:val="960000"/>
+          <w:sz w:val="20"/>
+        </w:rPr>
+        <w:t>No se compra ni se prueba con un `JDY-31`.</w:t>
       </w:r>
     </w:p>
     <w:p>
@@ -477,17 +1514,38 @@
       </w:pPr>
       <w:r>
         <w:rPr>
+          <w:b w:val="0"/>
+          <w:sz w:val="21"/>
+        </w:rPr>
+        <w:t>~~</w:t>
+      </w:r>
+      <w:r>
+        <w:rPr>
           <w:b/>
           <w:sz w:val="21"/>
         </w:rPr>
-        <w:t>29 Pruebas Unitarias TDD (100% PASS):</w:t>
+        <w:t>29 Pruebas Unitarias TDD (100% PASS)</w:t>
       </w:r>
       <w:r>
         <w:rPr>
           <w:b w:val="0"/>
           <w:sz w:val="21"/>
         </w:rPr>
-        <w:t xml:space="preserve"> Validan checksum XOR NMEA, parseo de </w:t>
+        <w:t xml:space="preserve">~~ </w:t>
+      </w:r>
+      <w:r>
+        <w:rPr>
+          <w:b/>
+          <w:sz w:val="21"/>
+        </w:rPr>
+        <w:t>Pruebas unitarias TDD:</w:t>
+      </w:r>
+      <w:r>
+        <w:rPr>
+          <w:b w:val="0"/>
+          <w:sz w:val="21"/>
+        </w:rPr>
+        <w:t xml:space="preserve"> validan checksum XOR NMEA, parseo de </w:t>
       </w:r>
       <w:r>
         <w:rPr>
@@ -530,6 +1588,229 @@
           <w:sz w:val="21"/>
         </w:rPr>
         <w:t>, generación segura de comandos con PIN, rangos de tiempos de ciclo, lógica Courier RTC y CRUD de cruces.</w:t>
+      </w:r>
+    </w:p>
+    <w:p>
+      <w:pPr>
+        <w:spacing w:after="160"/>
+        <w:ind w:left="360"/>
+        <w:shd w:val="clear" w:fill="FFF4E5"/>
+      </w:pPr>
+      <w:r>
+        <w:rPr>
+          <w:b w:val="0"/>
+          <w:color w:val="960000"/>
+          <w:sz w:val="20"/>
+        </w:rPr>
+        <w:t xml:space="preserve">⚠️ </w:t>
+      </w:r>
+      <w:r>
+        <w:rPr>
+          <w:b/>
+          <w:color w:val="960000"/>
+          <w:sz w:val="20"/>
+        </w:rPr>
+        <w:t>La cifra se retira a propósito, no se actualiza.</w:t>
+      </w:r>
+      <w:r>
+        <w:rPr>
+          <w:b w:val="0"/>
+          <w:color w:val="960000"/>
+          <w:sz w:val="20"/>
+        </w:rPr>
+        <w:t xml:space="preserve"> Las cuentas de la app se mueven cada vez que se añade un caso, y </w:t>
+      </w:r>
+      <w:r>
+        <w:rPr>
+          <w:b/>
+          <w:color w:val="960000"/>
+          <w:sz w:val="20"/>
+        </w:rPr>
+        <w:t>una cifra escrita a mano en un manual envejece en silencio</w:t>
+      </w:r>
+      <w:r>
+        <w:rPr>
+          <w:b w:val="0"/>
+          <w:color w:val="960000"/>
+          <w:sz w:val="20"/>
+        </w:rPr>
+        <w:t xml:space="preserve">. La app tiene hoy </w:t>
+      </w:r>
+      <w:r>
+        <w:rPr>
+          <w:b/>
+          <w:color w:val="960000"/>
+          <w:sz w:val="20"/>
+        </w:rPr>
+        <w:t>cuatro instrumentos</w:t>
+      </w:r>
+      <w:r>
+        <w:rPr>
+          <w:b w:val="0"/>
+          <w:color w:val="960000"/>
+          <w:sz w:val="20"/>
+        </w:rPr>
+        <w:t xml:space="preserve"> en la compuerta —simulador de app y Bluetooth, test funcional, test unitarios y la app ejecutada en DOM—, y </w:t>
+      </w:r>
+      <w:r>
+        <w:rPr>
+          <w:b/>
+          <w:color w:val="960000"/>
+          <w:sz w:val="20"/>
+        </w:rPr>
+        <w:t>sus números vigentes se leen del acta</w:t>
+      </w:r>
+      <w:r>
+        <w:rPr>
+          <w:b w:val="0"/>
+          <w:color w:val="960000"/>
+          <w:sz w:val="20"/>
+        </w:rPr>
+        <w:t xml:space="preserve">: </w:t>
+      </w:r>
+      <w:r>
+        <w:rPr>
+          <w:rFonts w:ascii="Consolas" w:hAnsi="Consolas"/>
+          <w:color w:val="960000"/>
+          <w:sz w:val="20"/>
+        </w:rPr>
+        <w:t>evidencia/&lt;fecha&gt;_compuerta.txt</w:t>
+      </w:r>
+      <w:r>
+        <w:rPr>
+          <w:b w:val="0"/>
+          <w:color w:val="960000"/>
+          <w:sz w:val="20"/>
+        </w:rPr>
+        <w:t xml:space="preserve">, la más reciente. Nunca de aquí. 🔴 </w:t>
+      </w:r>
+      <w:r>
+        <w:rPr>
+          <w:b/>
+          <w:color w:val="960000"/>
+          <w:sz w:val="20"/>
+        </w:rPr>
+        <w:t>Y hay que leer el acta entera, no el número.</w:t>
+      </w:r>
+      <w:r>
+        <w:rPr>
+          <w:b w:val="0"/>
+          <w:color w:val="960000"/>
+          <w:sz w:val="20"/>
+        </w:rPr>
+        <w:t xml:space="preserve"> Un </w:t>
+      </w:r>
+      <w:r>
+        <w:rPr>
+          <w:rFonts w:ascii="Consolas" w:hAnsi="Consolas"/>
+          <w:color w:val="960000"/>
+          <w:sz w:val="20"/>
+        </w:rPr>
+        <w:t>x/y</w:t>
+      </w:r>
+      <w:r>
+        <w:rPr>
+          <w:b w:val="0"/>
+          <w:color w:val="960000"/>
+          <w:sz w:val="20"/>
+        </w:rPr>
+        <w:t xml:space="preserve"> con </w:t>
+      </w:r>
+      <w:r>
+        <w:rPr>
+          <w:rFonts w:ascii="Consolas" w:hAnsi="Consolas"/>
+          <w:color w:val="960000"/>
+          <w:sz w:val="20"/>
+        </w:rPr>
+        <w:t>x != y</w:t>
+      </w:r>
+      <w:r>
+        <w:rPr>
+          <w:b w:val="0"/>
+          <w:color w:val="960000"/>
+          <w:sz w:val="20"/>
+        </w:rPr>
+        <w:t xml:space="preserve"> significa que hay comprobaciones que no cumplen, salga con el código que salga; y un </w:t>
+      </w:r>
+      <w:r>
+        <w:rPr>
+          <w:rFonts w:ascii="Consolas" w:hAnsi="Consolas"/>
+          <w:color w:val="960000"/>
+          <w:sz w:val="20"/>
+        </w:rPr>
+        <w:t>ABORTADO</w:t>
+      </w:r>
+      <w:r>
+        <w:rPr>
+          <w:b w:val="0"/>
+          <w:color w:val="960000"/>
+          <w:sz w:val="20"/>
+        </w:rPr>
+        <w:t xml:space="preserve"> </w:t>
+      </w:r>
+      <w:r>
+        <w:rPr>
+          <w:b/>
+          <w:color w:val="960000"/>
+          <w:sz w:val="20"/>
+        </w:rPr>
+        <w:t>no dice nada del firmware</w:t>
+      </w:r>
+      <w:r>
+        <w:rPr>
+          <w:b w:val="0"/>
+          <w:color w:val="960000"/>
+          <w:sz w:val="20"/>
+        </w:rPr>
+        <w:t xml:space="preserve"> — no es un aprobado. Los dos instrumentos que ejercen la app ya estuvieron simultáneamente en </w:t>
+      </w:r>
+      <w:r>
+        <w:rPr>
+          <w:rFonts w:ascii="Consolas" w:hAnsi="Consolas"/>
+          <w:color w:val="960000"/>
+          <w:sz w:val="20"/>
+        </w:rPr>
+        <w:t>ABORTADO</w:t>
+      </w:r>
+      <w:r>
+        <w:rPr>
+          <w:b w:val="0"/>
+          <w:color w:val="960000"/>
+          <w:sz w:val="20"/>
+        </w:rPr>
+        <w:t xml:space="preserve"> una vez, y detrás entraron cuatro defectos, entre ellos </w:t>
+      </w:r>
+      <w:r>
+        <w:rPr>
+          <w:b/>
+          <w:color w:val="960000"/>
+          <w:sz w:val="20"/>
+        </w:rPr>
+        <w:t>una app que dejó de oír al equipo y pintaba un estado inventado</w:t>
+      </w:r>
+      <w:r>
+        <w:rPr>
+          <w:b w:val="0"/>
+          <w:color w:val="960000"/>
+          <w:sz w:val="20"/>
+        </w:rPr>
+        <w:t xml:space="preserve"> y </w:t>
+      </w:r>
+      <w:r>
+        <w:rPr>
+          <w:b/>
+          <w:color w:val="960000"/>
+          <w:sz w:val="20"/>
+        </w:rPr>
+        <w:t>una barrera de PIN que la propia app abría</w:t>
+      </w:r>
+      <w:r>
+        <w:rPr>
+          <w:b w:val="0"/>
+          <w:color w:val="960000"/>
+          <w:sz w:val="20"/>
+        </w:rPr>
+        <w:t>.</w:t>
       </w:r>
     </w:p>
     <w:p>
@@ -1079,7 +2360,206 @@
           <w:b w:val="0"/>
           <w:sz w:val="21"/>
         </w:rPr>
-        <w:t>La App suma automáticamente los segundos de traslado transcurridos (\Delta t) y programa el reloj DS3231 del Esclavo con la hora compensada, logrando sincronismo total sin radio.</w:t>
+        <w:t>La App suma automáticamente los segundos de traslado transcurridos (\Delta t) y programa el reloj del Esclavo con la hora compensada, logrando sincronismo total sin radio.</w:t>
+      </w:r>
+    </w:p>
+    <w:p>
+      <w:pPr>
+        <w:spacing w:after="160"/>
+        <w:ind w:left="360"/>
+        <w:shd w:val="clear" w:fill="FFF4E5"/>
+      </w:pPr>
+      <w:r>
+        <w:rPr>
+          <w:b w:val="0"/>
+          <w:color w:val="960000"/>
+          <w:sz w:val="20"/>
+        </w:rPr>
+        <w:t xml:space="preserve">⚠️ </w:t>
+      </w:r>
+      <w:r>
+        <w:rPr>
+          <w:b/>
+          <w:color w:val="960000"/>
+          <w:sz w:val="20"/>
+        </w:rPr>
+        <w:t>31/08 — dos precisiones que este apartado daba por sentadas:</w:t>
+      </w:r>
+      <w:r>
+        <w:rPr>
+          <w:b w:val="0"/>
+          <w:color w:val="960000"/>
+          <w:sz w:val="20"/>
+        </w:rPr>
+        <w:t xml:space="preserve"> 1. ~~*«el reloj </w:t>
+      </w:r>
+      <w:r>
+        <w:rPr>
+          <w:rFonts w:ascii="Consolas" w:hAnsi="Consolas"/>
+          <w:color w:val="960000"/>
+          <w:sz w:val="20"/>
+        </w:rPr>
+        <w:t>DS3231</w:t>
+      </w:r>
+      <w:r>
+        <w:rPr>
+          <w:b w:val="0"/>
+          <w:color w:val="960000"/>
+          <w:sz w:val="20"/>
+        </w:rPr>
+        <w:t xml:space="preserve"> del Esclavo»*~~ → el </w:t>
+      </w:r>
+      <w:r>
+        <w:rPr>
+          <w:rFonts w:ascii="Consolas" w:hAnsi="Consolas"/>
+          <w:color w:val="960000"/>
+          <w:sz w:val="20"/>
+        </w:rPr>
+        <w:t>SET_RTC</w:t>
+      </w:r>
+      <w:r>
+        <w:rPr>
+          <w:b w:val="0"/>
+          <w:color w:val="960000"/>
+          <w:sz w:val="20"/>
+        </w:rPr>
+        <w:t xml:space="preserve"> del Esclavo escribe </w:t>
+      </w:r>
+      <w:r>
+        <w:rPr>
+          <w:b/>
+          <w:color w:val="960000"/>
+          <w:sz w:val="20"/>
+        </w:rPr>
+        <w:t>el RTC del STM32</w:t>
+      </w:r>
+      <w:r>
+        <w:rPr>
+          <w:b w:val="0"/>
+          <w:color w:val="960000"/>
+          <w:sz w:val="20"/>
+        </w:rPr>
+        <w:t xml:space="preserve"> (</w:t>
+      </w:r>
+      <w:r>
+        <w:rPr>
+          <w:rFonts w:ascii="Consolas" w:hAnsi="Consolas"/>
+          <w:color w:val="960000"/>
+          <w:sz w:val="20"/>
+        </w:rPr>
+        <w:t>Esclavo/src/bluetooth.cpp:215</w:t>
+      </w:r>
+      <w:r>
+        <w:rPr>
+          <w:b w:val="0"/>
+          <w:color w:val="960000"/>
+          <w:sz w:val="20"/>
+        </w:rPr>
+        <w:t xml:space="preserve">). El </w:t>
+      </w:r>
+      <w:r>
+        <w:rPr>
+          <w:rFonts w:ascii="Consolas" w:hAnsi="Consolas"/>
+          <w:color w:val="960000"/>
+          <w:sz w:val="20"/>
+        </w:rPr>
+        <w:t>DS3231</w:t>
+      </w:r>
+      <w:r>
+        <w:rPr>
+          <w:b w:val="0"/>
+          <w:color w:val="960000"/>
+          <w:sz w:val="20"/>
+        </w:rPr>
+        <w:t xml:space="preserve"> con pila propia vive </w:t>
+      </w:r>
+      <w:r>
+        <w:rPr>
+          <w:b/>
+          <w:color w:val="960000"/>
+          <w:sz w:val="20"/>
+        </w:rPr>
+        <w:t>en el módulo de expansión ESP32 del `J17`</w:t>
+      </w:r>
+      <w:r>
+        <w:rPr>
+          <w:b w:val="0"/>
+          <w:color w:val="960000"/>
+          <w:sz w:val="20"/>
+        </w:rPr>
+        <w:t xml:space="preserve">, no colgado del STM32: son dos relojes distintos y no se piden igual. 2. </w:t>
+      </w:r>
+      <w:r>
+        <w:rPr>
+          <w:b/>
+          <w:color w:val="960000"/>
+          <w:sz w:val="20"/>
+        </w:rPr>
+        <w:t>El paso 3 puede fallar y hay que mirarlo.</w:t>
+      </w:r>
+      <w:r>
+        <w:rPr>
+          <w:b w:val="0"/>
+          <w:color w:val="960000"/>
+          <w:sz w:val="20"/>
+        </w:rPr>
+        <w:t xml:space="preserve"> Si el Esclavo contesta </w:t>
+      </w:r>
+      <w:r>
+        <w:rPr>
+          <w:rFonts w:ascii="Consolas" w:hAnsi="Consolas"/>
+          <w:color w:val="960000"/>
+          <w:sz w:val="20"/>
+        </w:rPr>
+        <w:t>$ERR,CMD:SET_RTC,DESC:SIN_CRISTAL</w:t>
+      </w:r>
+      <w:r>
+        <w:rPr>
+          <w:b w:val="0"/>
+          <w:color w:val="960000"/>
+          <w:sz w:val="20"/>
+        </w:rPr>
+        <w:t xml:space="preserve">, </w:t>
+      </w:r>
+      <w:r>
+        <w:rPr>
+          <w:b/>
+          <w:color w:val="960000"/>
+          <w:sz w:val="20"/>
+        </w:rPr>
+        <w:t>la hora NO quedó inyectada</w:t>
+      </w:r>
+      <w:r>
+        <w:rPr>
+          <w:b w:val="0"/>
+          <w:color w:val="960000"/>
+          <w:sz w:val="20"/>
+        </w:rPr>
+        <w:t xml:space="preserve"> y el viaje no ha servido de nada. Ver </w:t>
+      </w:r>
+      <w:r>
+        <w:rPr>
+          <w:rFonts w:ascii="Consolas" w:hAnsi="Consolas"/>
+          <w:color w:val="960000"/>
+          <w:sz w:val="20"/>
+        </w:rPr>
+        <w:t>§5.3</w:t>
+      </w:r>
+      <w:r>
+        <w:rPr>
+          <w:b w:val="0"/>
+          <w:color w:val="960000"/>
+          <w:sz w:val="20"/>
+        </w:rPr>
+        <w:t xml:space="preserve">. </w:t>
+      </w:r>
+      <w:r>
+        <w:rPr>
+          <w:b/>
+          <w:color w:val="960000"/>
+          <w:sz w:val="20"/>
+        </w:rPr>
+        <w:t>No se da el Courier por hecho sin leer la respuesta.</w:t>
       </w:r>
     </w:p>
     <w:p>
@@ -1097,7 +2577,7 @@
           <w:color w:val="003366"/>
           <w:sz w:val="26"/>
         </w:rPr>
-        <w:t>5. 📡 COMANDOS Y PROTOCOLO NMEA</w:t>
+        <w:t>5. 📡 COMANDOS Y PROTOCOLO — 🔴 REESCRITA EL 31/08: ERAN 5 DE 17</w:t>
       </w:r>
     </w:p>
     <w:p>
@@ -1109,21 +2589,136 @@
           <w:b w:val="0"/>
           <w:sz w:val="21"/>
         </w:rPr>
-        <w:t xml:space="preserve">Todos los comandos emitidos hacia el firmware STM32 viajan en formato NMEA estándar con delimitador </w:t>
+        <w:t xml:space="preserve">Los comandos hacia el firmware viajan como línea ASCII terminada en </w:t>
       </w:r>
       <w:r>
         <w:rPr>
           <w:rFonts w:ascii="Consolas" w:hAnsi="Consolas"/>
           <w:sz w:val="21"/>
         </w:rPr>
-        <w:t>$</w:t>
+        <w:t>\r\n</w:t>
       </w:r>
       <w:r>
         <w:rPr>
           <w:b w:val="0"/>
           <w:sz w:val="21"/>
         </w:rPr>
-        <w:t xml:space="preserve"> y checksum XOR de 2 caracteres:</w:t>
+        <w:t>, con checksum XOR estilo</w:t>
+      </w:r>
+    </w:p>
+    <w:p>
+      <w:pPr>
+        <w:spacing w:after="120"/>
+      </w:pPr>
+      <w:r>
+        <w:rPr>
+          <w:b w:val="0"/>
+          <w:sz w:val="21"/>
+        </w:rPr>
+        <w:t xml:space="preserve">NMEA. </w:t>
+      </w:r>
+      <w:r>
+        <w:rPr>
+          <w:b/>
+          <w:sz w:val="21"/>
+        </w:rPr>
+        <w:t>La forma es `CMD:PIN:1234:&lt;ACCION&gt;` — con dos puntos</w:t>
+      </w:r>
+      <w:r>
+        <w:rPr>
+          <w:b w:val="0"/>
+          <w:sz w:val="21"/>
+        </w:rPr>
+        <w:t>, que es como la parsean las dos puntas</w:t>
+      </w:r>
+    </w:p>
+    <w:p>
+      <w:pPr>
+        <w:spacing w:after="120"/>
+      </w:pPr>
+      <w:r>
+        <w:rPr>
+          <w:b w:val="0"/>
+          <w:sz w:val="21"/>
+        </w:rPr>
+        <w:t>(</w:t>
+      </w:r>
+      <w:r>
+        <w:rPr>
+          <w:rFonts w:ascii="Consolas" w:hAnsi="Consolas"/>
+          <w:sz w:val="21"/>
+        </w:rPr>
+        <w:t>strncmp(cmd, "CMD:PIN:1234:", 13)</w:t>
+      </w:r>
+      <w:r>
+        <w:rPr>
+          <w:b w:val="0"/>
+          <w:sz w:val="21"/>
+        </w:rPr>
+        <w:t>).</w:t>
+      </w:r>
+    </w:p>
+    <w:p>
+      <w:pPr>
+        <w:spacing w:after="160"/>
+        <w:ind w:left="360"/>
+        <w:shd w:val="clear" w:fill="FFF4E5"/>
+      </w:pPr>
+      <w:r>
+        <w:rPr>
+          <w:b w:val="0"/>
+          <w:color w:val="960000"/>
+          <w:sz w:val="20"/>
+        </w:rPr>
+        <w:t xml:space="preserve">⚠️ </w:t>
+      </w:r>
+      <w:r>
+        <w:rPr>
+          <w:b/>
+          <w:color w:val="960000"/>
+          <w:sz w:val="20"/>
+        </w:rPr>
+        <w:t>La lista anterior documentaba CINCO comandos.</w:t>
+      </w:r>
+      <w:r>
+        <w:rPr>
+          <w:b w:val="0"/>
+          <w:color w:val="960000"/>
+          <w:sz w:val="20"/>
+        </w:rPr>
+        <w:t xml:space="preserve"> El Maestro despacha </w:t>
+      </w:r>
+      <w:r>
+        <w:rPr>
+          <w:b/>
+          <w:color w:val="960000"/>
+          <w:sz w:val="20"/>
+        </w:rPr>
+        <w:t>17 formas de trama</w:t>
+      </w:r>
+      <w:r>
+        <w:rPr>
+          <w:b w:val="0"/>
+          <w:color w:val="960000"/>
+          <w:sz w:val="20"/>
+        </w:rPr>
+        <w:t xml:space="preserve"> (15 acciones distintas más dos alias sin PIN), y el Esclavo tiene </w:t>
+      </w:r>
+      <w:r>
+        <w:rPr>
+          <w:b/>
+          <w:color w:val="960000"/>
+          <w:sz w:val="20"/>
+        </w:rPr>
+        <w:t>su propio juego, que no es el mismo</w:t>
+      </w:r>
+      <w:r>
+        <w:rPr>
+          <w:b w:val="0"/>
+          <w:color w:val="960000"/>
+          <w:sz w:val="20"/>
+        </w:rPr>
+        <w:t>. Se conserva tachada y debajo va la censada.</w:t>
       </w:r>
     </w:p>
     <w:p>
@@ -1137,15 +2732,2024 @@
           <w:rFonts w:ascii="Consolas" w:hAnsi="Consolas"/>
           <w:sz w:val="18"/>
         </w:rPr>
-        <w:t>$CMD,PIN,1234,SET_MODO,AUTO*2E\r\n</w:t>
+        <w:t xml:space="preserve">   (SUPERADO 31/08 - cinco comandos, y con la sintaxis de comas)</w:t>
         <w:br/>
-        <w:t>$CMD,PIN,1234,SET_MODO,AMBAR*1B\r\n</w:t>
+        <w:t xml:space="preserve">   $CMD,PIN,1234,SET_MODO,AUTO*2E\r\n</w:t>
         <w:br/>
-        <w:t>$CMD,PIN,1234,FORZAR_ROJO*3A\r\n</w:t>
+        <w:t xml:space="preserve">   $CMD,PIN,1234,SET_MODO,AMBAR*1B\r\n</w:t>
         <w:br/>
-        <w:t>$CMD,PIN,1234,SET_TIEMPOS,2,2,15*5C\r\n</w:t>
+        <w:t xml:space="preserve">   $CMD,PIN,1234,FORZAR_ROJO*3A\r\n</w:t>
         <w:br/>
-        <w:t>$CMD,PIN,1234,SET_RTC,18:27:00*41\r\n</w:t>
+        <w:t xml:space="preserve">   $CMD,PIN,1234,SET_TIEMPOS,2,2,15*5C\r\n</w:t>
+        <w:br/>
+        <w:t xml:space="preserve">   $CMD,PIN,1234,SET_RTC,18:27:00*41\r\n</w:t>
+      </w:r>
+    </w:p>
+    <w:p>
+      <w:pPr>
+        <w:spacing w:before="200" w:after="120"/>
+      </w:pPr>
+      <w:r>
+        <w:rPr>
+          <w:b/>
+          <w:color w:val="003366"/>
+          <w:sz w:val="23"/>
+        </w:rPr>
+        <w:t xml:space="preserve">5.1 Lo que despacha el </w:t>
+      </w:r>
+      <w:r>
+        <w:rPr>
+          <w:b/>
+          <w:color w:val="003366"/>
+          <w:sz w:val="23"/>
+        </w:rPr>
+        <w:t>MAESTRO</w:t>
+      </w:r>
+      <w:r>
+        <w:rPr>
+          <w:b/>
+          <w:color w:val="003366"/>
+          <w:sz w:val="23"/>
+        </w:rPr>
+        <w:t xml:space="preserve"> — censado sobre </w:t>
+      </w:r>
+      <w:r>
+        <w:rPr>
+          <w:rFonts w:ascii="Consolas" w:hAnsi="Consolas"/>
+          <w:color w:val="003366"/>
+          <w:sz w:val="23"/>
+        </w:rPr>
+        <w:t>Maestro/src/bluetooth.cpp</w:t>
+      </w:r>
+      <w:r>
+        <w:rPr>
+          <w:b/>
+          <w:color w:val="003366"/>
+          <w:sz w:val="23"/>
+        </w:rPr>
+        <w:t xml:space="preserve"> el 31/08</w:t>
+      </w:r>
+    </w:p>
+    <w:tbl>
+      <w:tblPr>
+        <w:tblStyle w:val="TableGrid"/>
+        <w:tblW w:type="auto" w:w="0"/>
+        <w:tblLook w:firstColumn="1" w:firstRow="1" w:lastColumn="0" w:lastRow="0" w:noHBand="0" w:noVBand="1" w:val="04A0"/>
+      </w:tblPr>
+      <w:tblGrid>
+        <w:gridCol w:w="3120"/>
+        <w:gridCol w:w="3120"/>
+        <w:gridCol w:w="3120"/>
+      </w:tblGrid>
+      <w:tr>
+        <w:tc>
+          <w:tcPr>
+            <w:tcW w:type="dxa" w:w="3120"/>
+            <w:shd w:val="clear" w:fill="DCE6F1"/>
+          </w:tcPr>
+          <w:p>
+            <w:r/>
+            <w:r>
+              <w:rPr>
+                <w:b/>
+                <w:sz w:val="19"/>
+              </w:rPr>
+              <w:t>Trama</w:t>
+            </w:r>
+          </w:p>
+        </w:tc>
+        <w:tc>
+          <w:tcPr>
+            <w:tcW w:type="dxa" w:w="3120"/>
+            <w:shd w:val="clear" w:fill="DCE6F1"/>
+          </w:tcPr>
+          <w:p>
+            <w:r/>
+            <w:r>
+              <w:rPr>
+                <w:b/>
+                <w:sz w:val="19"/>
+              </w:rPr>
+              <w:t>Línea</w:t>
+            </w:r>
+          </w:p>
+        </w:tc>
+        <w:tc>
+          <w:tcPr>
+            <w:tcW w:type="dxa" w:w="3120"/>
+            <w:shd w:val="clear" w:fill="DCE6F1"/>
+          </w:tcPr>
+          <w:p>
+            <w:r/>
+            <w:r>
+              <w:rPr>
+                <w:b/>
+                <w:sz w:val="19"/>
+              </w:rPr>
+              <w:t>Notas</w:t>
+            </w:r>
+          </w:p>
+        </w:tc>
+      </w:tr>
+      <w:tr>
+        <w:tc>
+          <w:tcPr>
+            <w:tcW w:type="dxa" w:w="3120"/>
+          </w:tcPr>
+          <w:p>
+            <w:r/>
+            <w:r>
+              <w:rPr>
+                <w:rFonts w:ascii="Consolas" w:hAnsi="Consolas"/>
+                <w:sz w:val="19"/>
+              </w:rPr>
+              <w:t>CMD:FORZAR_ROJO</w:t>
+            </w:r>
+          </w:p>
+        </w:tc>
+        <w:tc>
+          <w:tcPr>
+            <w:tcW w:type="dxa" w:w="3120"/>
+          </w:tcPr>
+          <w:p>
+            <w:r/>
+            <w:r>
+              <w:rPr>
+                <w:rFonts w:ascii="Consolas" w:hAnsi="Consolas"/>
+                <w:sz w:val="19"/>
+              </w:rPr>
+              <w:t>:145</w:t>
+            </w:r>
+          </w:p>
+        </w:tc>
+        <w:tc>
+          <w:tcPr>
+            <w:tcW w:type="dxa" w:w="3120"/>
+          </w:tcPr>
+          <w:p>
+            <w:r/>
+            <w:r>
+              <w:rPr>
+                <w:b/>
+                <w:sz w:val="19"/>
+              </w:rPr>
+              <w:t>Sin PIN</w:t>
+            </w:r>
+            <w:r>
+              <w:rPr>
+                <w:b w:val="0"/>
+                <w:sz w:val="19"/>
+              </w:rPr>
+              <w:t>, a propósito. Rojo total</w:t>
+            </w:r>
+          </w:p>
+        </w:tc>
+      </w:tr>
+      <w:tr>
+        <w:tc>
+          <w:tcPr>
+            <w:tcW w:type="dxa" w:w="3120"/>
+          </w:tcPr>
+          <w:p>
+            <w:r/>
+            <w:r>
+              <w:rPr>
+                <w:rFonts w:ascii="Consolas" w:hAnsi="Consolas"/>
+                <w:sz w:val="19"/>
+              </w:rPr>
+              <w:t>CMD:SET_MODO:MENU</w:t>
+            </w:r>
+          </w:p>
+        </w:tc>
+        <w:tc>
+          <w:tcPr>
+            <w:tcW w:type="dxa" w:w="3120"/>
+          </w:tcPr>
+          <w:p>
+            <w:r/>
+            <w:r>
+              <w:rPr>
+                <w:rFonts w:ascii="Consolas" w:hAnsi="Consolas"/>
+                <w:sz w:val="19"/>
+              </w:rPr>
+              <w:t>:168</w:t>
+            </w:r>
+          </w:p>
+        </w:tc>
+        <w:tc>
+          <w:tcPr>
+            <w:tcW w:type="dxa" w:w="3120"/>
+          </w:tcPr>
+          <w:p>
+            <w:r/>
+            <w:r>
+              <w:rPr>
+                <w:b/>
+                <w:sz w:val="19"/>
+              </w:rPr>
+              <w:t>Sin PIN</w:t>
+            </w:r>
+            <w:r>
+              <w:rPr>
+                <w:b w:val="0"/>
+                <w:sz w:val="19"/>
+              </w:rPr>
+              <w:t xml:space="preserve"> (alias). No abre paso</w:t>
+            </w:r>
+          </w:p>
+        </w:tc>
+      </w:tr>
+      <w:tr>
+        <w:tc>
+          <w:tcPr>
+            <w:tcW w:type="dxa" w:w="3120"/>
+          </w:tcPr>
+          <w:p>
+            <w:r/>
+            <w:r>
+              <w:rPr>
+                <w:rFonts w:ascii="Consolas" w:hAnsi="Consolas"/>
+                <w:sz w:val="19"/>
+              </w:rPr>
+              <w:t>CMD:SET_MODO:ALCANCE</w:t>
+            </w:r>
+          </w:p>
+        </w:tc>
+        <w:tc>
+          <w:tcPr>
+            <w:tcW w:type="dxa" w:w="3120"/>
+          </w:tcPr>
+          <w:p>
+            <w:r/>
+            <w:r>
+              <w:rPr>
+                <w:rFonts w:ascii="Consolas" w:hAnsi="Consolas"/>
+                <w:sz w:val="19"/>
+              </w:rPr>
+              <w:t>:168</w:t>
+            </w:r>
+          </w:p>
+        </w:tc>
+        <w:tc>
+          <w:tcPr>
+            <w:tcW w:type="dxa" w:w="3120"/>
+          </w:tcPr>
+          <w:p>
+            <w:r/>
+            <w:r>
+              <w:rPr>
+                <w:b/>
+                <w:sz w:val="19"/>
+              </w:rPr>
+              <w:t>Sin PIN</w:t>
+            </w:r>
+            <w:r>
+              <w:rPr>
+                <w:b w:val="0"/>
+                <w:sz w:val="19"/>
+              </w:rPr>
+              <w:t xml:space="preserve"> (alias)</w:t>
+            </w:r>
+          </w:p>
+        </w:tc>
+      </w:tr>
+      <w:tr>
+        <w:tc>
+          <w:tcPr>
+            <w:tcW w:type="dxa" w:w="3120"/>
+          </w:tcPr>
+          <w:p>
+            <w:r/>
+            <w:r>
+              <w:rPr>
+                <w:rFonts w:ascii="Consolas" w:hAnsi="Consolas"/>
+                <w:sz w:val="19"/>
+              </w:rPr>
+              <w:t>CMD:PIN:1234:SET_MODO:AUTO</w:t>
+            </w:r>
+          </w:p>
+        </w:tc>
+        <w:tc>
+          <w:tcPr>
+            <w:tcW w:type="dxa" w:w="3120"/>
+          </w:tcPr>
+          <w:p>
+            <w:r/>
+            <w:r>
+              <w:rPr>
+                <w:rFonts w:ascii="Consolas" w:hAnsi="Consolas"/>
+                <w:sz w:val="19"/>
+              </w:rPr>
+              <w:t>:177</w:t>
+            </w:r>
+          </w:p>
+        </w:tc>
+        <w:tc>
+          <w:tcPr>
+            <w:tcW w:type="dxa" w:w="3120"/>
+          </w:tcPr>
+          <w:p>
+            <w:r/>
+          </w:p>
+        </w:tc>
+      </w:tr>
+      <w:tr>
+        <w:tc>
+          <w:tcPr>
+            <w:tcW w:type="dxa" w:w="3120"/>
+          </w:tcPr>
+          <w:p>
+            <w:r/>
+            <w:r>
+              <w:rPr>
+                <w:rFonts w:ascii="Consolas" w:hAnsi="Consolas"/>
+                <w:sz w:val="19"/>
+              </w:rPr>
+              <w:t>CMD:PIN:1234:SET_MODO:MANUAL</w:t>
+            </w:r>
+          </w:p>
+        </w:tc>
+        <w:tc>
+          <w:tcPr>
+            <w:tcW w:type="dxa" w:w="3120"/>
+          </w:tcPr>
+          <w:p>
+            <w:r/>
+            <w:r>
+              <w:rPr>
+                <w:rFonts w:ascii="Consolas" w:hAnsi="Consolas"/>
+                <w:sz w:val="19"/>
+              </w:rPr>
+              <w:t>:182</w:t>
+            </w:r>
+          </w:p>
+        </w:tc>
+        <w:tc>
+          <w:tcPr>
+            <w:tcW w:type="dxa" w:w="3120"/>
+          </w:tcPr>
+          <w:p>
+            <w:r/>
+          </w:p>
+        </w:tc>
+      </w:tr>
+      <w:tr>
+        <w:tc>
+          <w:tcPr>
+            <w:tcW w:type="dxa" w:w="3120"/>
+          </w:tcPr>
+          <w:p>
+            <w:r/>
+            <w:r>
+              <w:rPr>
+                <w:rFonts w:ascii="Consolas" w:hAnsi="Consolas"/>
+                <w:sz w:val="19"/>
+              </w:rPr>
+              <w:t>CMD:PIN:1234:SET_MODO:AMBAR</w:t>
+            </w:r>
+          </w:p>
+        </w:tc>
+        <w:tc>
+          <w:tcPr>
+            <w:tcW w:type="dxa" w:w="3120"/>
+          </w:tcPr>
+          <w:p>
+            <w:r/>
+            <w:r>
+              <w:rPr>
+                <w:rFonts w:ascii="Consolas" w:hAnsi="Consolas"/>
+                <w:sz w:val="19"/>
+              </w:rPr>
+              <w:t>:187</w:t>
+            </w:r>
+          </w:p>
+        </w:tc>
+        <w:tc>
+          <w:tcPr>
+            <w:tcW w:type="dxa" w:w="3120"/>
+          </w:tcPr>
+          <w:p>
+            <w:r/>
+          </w:p>
+        </w:tc>
+      </w:tr>
+      <w:tr>
+        <w:tc>
+          <w:tcPr>
+            <w:tcW w:type="dxa" w:w="3120"/>
+          </w:tcPr>
+          <w:p>
+            <w:r/>
+            <w:r>
+              <w:rPr>
+                <w:rFonts w:ascii="Consolas" w:hAnsi="Consolas"/>
+                <w:sz w:val="19"/>
+              </w:rPr>
+              <w:t>CMD:PIN:1234:SET_MODO:MENU</w:t>
+            </w:r>
+          </w:p>
+        </w:tc>
+        <w:tc>
+          <w:tcPr>
+            <w:tcW w:type="dxa" w:w="3120"/>
+          </w:tcPr>
+          <w:p>
+            <w:r/>
+            <w:r>
+              <w:rPr>
+                <w:rFonts w:ascii="Consolas" w:hAnsi="Consolas"/>
+                <w:sz w:val="19"/>
+              </w:rPr>
+              <w:t>:191</w:t>
+            </w:r>
+          </w:p>
+        </w:tc>
+        <w:tc>
+          <w:tcPr>
+            <w:tcW w:type="dxa" w:w="3120"/>
+          </w:tcPr>
+          <w:p>
+            <w:r/>
+            <w:r>
+              <w:rPr>
+                <w:b w:val="0"/>
+                <w:sz w:val="19"/>
+              </w:rPr>
+              <w:t>🆕 **sustituye al botón *Cancelar*** retirado</w:t>
+            </w:r>
+          </w:p>
+        </w:tc>
+      </w:tr>
+      <w:tr>
+        <w:tc>
+          <w:tcPr>
+            <w:tcW w:type="dxa" w:w="3120"/>
+          </w:tcPr>
+          <w:p>
+            <w:r/>
+            <w:r>
+              <w:rPr>
+                <w:rFonts w:ascii="Consolas" w:hAnsi="Consolas"/>
+                <w:sz w:val="19"/>
+              </w:rPr>
+              <w:t>CMD:PIN:1234:SET_MODO:ALCANCE</w:t>
+            </w:r>
+          </w:p>
+        </w:tc>
+        <w:tc>
+          <w:tcPr>
+            <w:tcW w:type="dxa" w:w="3120"/>
+          </w:tcPr>
+          <w:p>
+            <w:r/>
+            <w:r>
+              <w:rPr>
+                <w:rFonts w:ascii="Consolas" w:hAnsi="Consolas"/>
+                <w:sz w:val="19"/>
+              </w:rPr>
+              <w:t>:212</w:t>
+            </w:r>
+          </w:p>
+        </w:tc>
+        <w:tc>
+          <w:tcPr>
+            <w:tcW w:type="dxa" w:w="3120"/>
+          </w:tcPr>
+          <w:p>
+            <w:r/>
+            <w:r>
+              <w:rPr>
+                <w:b w:val="0"/>
+                <w:sz w:val="19"/>
+              </w:rPr>
+              <w:t>🆕</w:t>
+            </w:r>
+          </w:p>
+        </w:tc>
+      </w:tr>
+      <w:tr>
+        <w:tc>
+          <w:tcPr>
+            <w:tcW w:type="dxa" w:w="3120"/>
+          </w:tcPr>
+          <w:p>
+            <w:r/>
+            <w:r>
+              <w:rPr>
+                <w:rFonts w:ascii="Consolas" w:hAnsi="Consolas"/>
+                <w:sz w:val="19"/>
+              </w:rPr>
+              <w:t>CMD:PIN:1234:SET_MODO:INTELIGENTE</w:t>
+            </w:r>
+          </w:p>
+        </w:tc>
+        <w:tc>
+          <w:tcPr>
+            <w:tcW w:type="dxa" w:w="3120"/>
+          </w:tcPr>
+          <w:p>
+            <w:r/>
+            <w:r>
+              <w:rPr>
+                <w:rFonts w:ascii="Consolas" w:hAnsi="Consolas"/>
+                <w:sz w:val="19"/>
+              </w:rPr>
+              <w:t>:223</w:t>
+            </w:r>
+          </w:p>
+        </w:tc>
+        <w:tc>
+          <w:tcPr>
+            <w:tcW w:type="dxa" w:w="3120"/>
+          </w:tcPr>
+          <w:p>
+            <w:r/>
+            <w:r>
+              <w:rPr>
+                <w:b w:val="0"/>
+                <w:sz w:val="19"/>
+              </w:rPr>
+              <w:t>🆕 modo de cámaras</w:t>
+            </w:r>
+          </w:p>
+        </w:tc>
+      </w:tr>
+      <w:tr>
+        <w:tc>
+          <w:tcPr>
+            <w:tcW w:type="dxa" w:w="3120"/>
+          </w:tcPr>
+          <w:p>
+            <w:r/>
+            <w:r>
+              <w:rPr>
+                <w:rFonts w:ascii="Consolas" w:hAnsi="Consolas"/>
+                <w:sz w:val="19"/>
+              </w:rPr>
+              <w:t>CMD:PIN:1234:SET_MODO:DEGRADADO</w:t>
+            </w:r>
+          </w:p>
+        </w:tc>
+        <w:tc>
+          <w:tcPr>
+            <w:tcW w:type="dxa" w:w="3120"/>
+          </w:tcPr>
+          <w:p>
+            <w:r/>
+            <w:r>
+              <w:rPr>
+                <w:rFonts w:ascii="Consolas" w:hAnsi="Consolas"/>
+                <w:sz w:val="19"/>
+              </w:rPr>
+              <w:t>:234</w:t>
+            </w:r>
+          </w:p>
+        </w:tc>
+        <w:tc>
+          <w:tcPr>
+            <w:tcW w:type="dxa" w:w="3120"/>
+          </w:tcPr>
+          <w:p>
+            <w:r/>
+            <w:r>
+              <w:rPr>
+                <w:b w:val="0"/>
+                <w:sz w:val="19"/>
+              </w:rPr>
+              <w:t xml:space="preserve">🆕 </w:t>
+            </w:r>
+            <w:r>
+              <w:rPr>
+                <w:b/>
+                <w:sz w:val="19"/>
+              </w:rPr>
+              <w:t>contesta el motivo concreto del rechazo</w:t>
+            </w:r>
+          </w:p>
+        </w:tc>
+      </w:tr>
+      <w:tr>
+        <w:tc>
+          <w:tcPr>
+            <w:tcW w:type="dxa" w:w="3120"/>
+          </w:tcPr>
+          <w:p>
+            <w:r/>
+            <w:r>
+              <w:rPr>
+                <w:rFonts w:ascii="Consolas" w:hAnsi="Consolas"/>
+                <w:sz w:val="19"/>
+              </w:rPr>
+              <w:t>CMD:PIN:1234:FORZAR_ROJO</w:t>
+            </w:r>
+          </w:p>
+        </w:tc>
+        <w:tc>
+          <w:tcPr>
+            <w:tcW w:type="dxa" w:w="3120"/>
+          </w:tcPr>
+          <w:p>
+            <w:r/>
+            <w:r>
+              <w:rPr>
+                <w:rFonts w:ascii="Consolas" w:hAnsi="Consolas"/>
+                <w:sz w:val="19"/>
+              </w:rPr>
+              <w:t>:253</w:t>
+            </w:r>
+          </w:p>
+        </w:tc>
+        <w:tc>
+          <w:tcPr>
+            <w:tcW w:type="dxa" w:w="3120"/>
+          </w:tcPr>
+          <w:p>
+            <w:r/>
+            <w:r>
+              <w:rPr>
+                <w:b w:val="0"/>
+                <w:sz w:val="19"/>
+              </w:rPr>
+              <w:t>Igual que la forma sin PIN</w:t>
+            </w:r>
+          </w:p>
+        </w:tc>
+      </w:tr>
+      <w:tr>
+        <w:tc>
+          <w:tcPr>
+            <w:tcW w:type="dxa" w:w="3120"/>
+          </w:tcPr>
+          <w:p>
+            <w:r/>
+            <w:r>
+              <w:rPr>
+                <w:rFonts w:ascii="Consolas" w:hAnsi="Consolas"/>
+                <w:sz w:val="19"/>
+              </w:rPr>
+              <w:t>CMD:PIN:1234:MANUAL:CAMBIAR_TURNO</w:t>
+            </w:r>
+          </w:p>
+        </w:tc>
+        <w:tc>
+          <w:tcPr>
+            <w:tcW w:type="dxa" w:w="3120"/>
+          </w:tcPr>
+          <w:p>
+            <w:r/>
+            <w:r>
+              <w:rPr>
+                <w:rFonts w:ascii="Consolas" w:hAnsi="Consolas"/>
+                <w:sz w:val="19"/>
+              </w:rPr>
+              <w:t>:257</w:t>
+            </w:r>
+          </w:p>
+        </w:tc>
+        <w:tc>
+          <w:tcPr>
+            <w:tcW w:type="dxa" w:w="3120"/>
+          </w:tcPr>
+          <w:p>
+            <w:r/>
+          </w:p>
+        </w:tc>
+      </w:tr>
+      <w:tr>
+        <w:tc>
+          <w:tcPr>
+            <w:tcW w:type="dxa" w:w="3120"/>
+          </w:tcPr>
+          <w:p>
+            <w:r/>
+            <w:r>
+              <w:rPr>
+                <w:rFonts w:ascii="Consolas" w:hAnsi="Consolas"/>
+                <w:sz w:val="19"/>
+              </w:rPr>
+              <w:t>CMD:PIN:1234:TEST_LEDS</w:t>
+            </w:r>
+          </w:p>
+        </w:tc>
+        <w:tc>
+          <w:tcPr>
+            <w:tcW w:type="dxa" w:w="3120"/>
+          </w:tcPr>
+          <w:p>
+            <w:r/>
+            <w:r>
+              <w:rPr>
+                <w:rFonts w:ascii="Consolas" w:hAnsi="Consolas"/>
+                <w:sz w:val="19"/>
+              </w:rPr>
+              <w:t>:271</w:t>
+            </w:r>
+          </w:p>
+        </w:tc>
+        <w:tc>
+          <w:tcPr>
+            <w:tcW w:type="dxa" w:w="3120"/>
+          </w:tcPr>
+          <w:p>
+            <w:r/>
+          </w:p>
+        </w:tc>
+      </w:tr>
+      <w:tr>
+        <w:tc>
+          <w:tcPr>
+            <w:tcW w:type="dxa" w:w="3120"/>
+          </w:tcPr>
+          <w:p>
+            <w:r/>
+            <w:r>
+              <w:rPr>
+                <w:rFonts w:ascii="Consolas" w:hAnsi="Consolas"/>
+                <w:sz w:val="19"/>
+              </w:rPr>
+              <w:t>CMD:PIN:1234:SET_TIEMPOS:v,r,d</w:t>
+            </w:r>
+          </w:p>
+        </w:tc>
+        <w:tc>
+          <w:tcPr>
+            <w:tcW w:type="dxa" w:w="3120"/>
+          </w:tcPr>
+          <w:p>
+            <w:r/>
+            <w:r>
+              <w:rPr>
+                <w:rFonts w:ascii="Consolas" w:hAnsi="Consolas"/>
+                <w:sz w:val="19"/>
+              </w:rPr>
+              <w:t>:275</w:t>
+            </w:r>
+          </w:p>
+        </w:tc>
+        <w:tc>
+          <w:tcPr>
+            <w:tcW w:type="dxa" w:w="3120"/>
+          </w:tcPr>
+          <w:p>
+            <w:r/>
+            <w:r>
+              <w:rPr>
+                <w:b w:val="0"/>
+                <w:sz w:val="19"/>
+              </w:rPr>
+              <w:t xml:space="preserve">Un </w:t>
+            </w:r>
+            <w:r>
+              <w:rPr>
+                <w:rFonts w:ascii="Consolas" w:hAnsi="Consolas"/>
+                <w:sz w:val="19"/>
+              </w:rPr>
+              <w:t>$ERR</w:t>
+            </w:r>
+            <w:r>
+              <w:rPr>
+                <w:b w:val="0"/>
+                <w:sz w:val="19"/>
+              </w:rPr>
+              <w:t xml:space="preserve"> por motivo: </w:t>
+            </w:r>
+            <w:r>
+              <w:rPr>
+                <w:rFonts w:ascii="Consolas" w:hAnsi="Consolas"/>
+                <w:sz w:val="19"/>
+              </w:rPr>
+              <w:t>FORMATO_INVALIDO</w:t>
+            </w:r>
+            <w:r>
+              <w:rPr>
+                <w:b w:val="0"/>
+                <w:sz w:val="19"/>
+              </w:rPr>
+              <w:t xml:space="preserve">, </w:t>
+            </w:r>
+            <w:r>
+              <w:rPr>
+                <w:rFonts w:ascii="Consolas" w:hAnsi="Consolas"/>
+                <w:sz w:val="19"/>
+              </w:rPr>
+              <w:t>EN_MARCHA_PARE_EL_MODO</w:t>
+            </w:r>
+            <w:r>
+              <w:rPr>
+                <w:b w:val="0"/>
+                <w:sz w:val="19"/>
+              </w:rPr>
+              <w:t xml:space="preserve">, </w:t>
+            </w:r>
+            <w:r>
+              <w:rPr>
+                <w:rFonts w:ascii="Consolas" w:hAnsi="Consolas"/>
+                <w:sz w:val="19"/>
+              </w:rPr>
+              <w:t>RANGO</w:t>
+            </w:r>
+          </w:p>
+        </w:tc>
+      </w:tr>
+      <w:tr>
+        <w:tc>
+          <w:tcPr>
+            <w:tcW w:type="dxa" w:w="3120"/>
+          </w:tcPr>
+          <w:p>
+            <w:r/>
+            <w:r>
+              <w:rPr>
+                <w:rFonts w:ascii="Consolas" w:hAnsi="Consolas"/>
+                <w:sz w:val="19"/>
+              </w:rPr>
+              <w:t>CMD:PIN:1234:SET_RTC:YYYY-MM-DD,HH:MM:SS</w:t>
+            </w:r>
+          </w:p>
+        </w:tc>
+        <w:tc>
+          <w:tcPr>
+            <w:tcW w:type="dxa" w:w="3120"/>
+          </w:tcPr>
+          <w:p>
+            <w:r/>
+            <w:r>
+              <w:rPr>
+                <w:rFonts w:ascii="Consolas" w:hAnsi="Consolas"/>
+                <w:sz w:val="19"/>
+              </w:rPr>
+              <w:t>:295</w:t>
+            </w:r>
+          </w:p>
+        </w:tc>
+        <w:tc>
+          <w:tcPr>
+            <w:tcW w:type="dxa" w:w="3120"/>
+          </w:tcPr>
+          <w:p>
+            <w:r/>
+            <w:r>
+              <w:rPr>
+                <w:b/>
+                <w:sz w:val="19"/>
+              </w:rPr>
+              <w:t>Cinco ramas</w:t>
+            </w:r>
+            <w:r>
+              <w:rPr>
+                <w:b w:val="0"/>
+                <w:sz w:val="19"/>
+              </w:rPr>
+              <w:t xml:space="preserve"> — ver 5.3</w:t>
+            </w:r>
+          </w:p>
+        </w:tc>
+      </w:tr>
+      <w:tr>
+        <w:tc>
+          <w:tcPr>
+            <w:tcW w:type="dxa" w:w="3120"/>
+          </w:tcPr>
+          <w:p>
+            <w:r/>
+            <w:r>
+              <w:rPr>
+                <w:rFonts w:ascii="Consolas" w:hAnsi="Consolas"/>
+                <w:sz w:val="19"/>
+              </w:rPr>
+              <w:t>CMD:PIN:1234:REINICIAR_RELOJ</w:t>
+            </w:r>
+          </w:p>
+        </w:tc>
+        <w:tc>
+          <w:tcPr>
+            <w:tcW w:type="dxa" w:w="3120"/>
+          </w:tcPr>
+          <w:p>
+            <w:r/>
+            <w:r>
+              <w:rPr>
+                <w:rFonts w:ascii="Consolas" w:hAnsi="Consolas"/>
+                <w:sz w:val="19"/>
+              </w:rPr>
+              <w:t>:330</w:t>
+            </w:r>
+          </w:p>
+        </w:tc>
+        <w:tc>
+          <w:tcPr>
+            <w:tcW w:type="dxa" w:w="3120"/>
+          </w:tcPr>
+          <w:p>
+            <w:r/>
+            <w:r>
+              <w:rPr>
+                <w:b w:val="0"/>
+                <w:sz w:val="19"/>
+              </w:rPr>
+              <w:t>🆕 diagnóstico del cristal</w:t>
+            </w:r>
+          </w:p>
+        </w:tc>
+      </w:tr>
+      <w:tr>
+        <w:tc>
+          <w:tcPr>
+            <w:tcW w:type="dxa" w:w="3120"/>
+          </w:tcPr>
+          <w:p>
+            <w:r/>
+            <w:r>
+              <w:rPr>
+                <w:rFonts w:ascii="Consolas" w:hAnsi="Consolas"/>
+                <w:sz w:val="19"/>
+              </w:rPr>
+              <w:t>CMD:PIN:1234:DEMANDA</w:t>
+            </w:r>
+          </w:p>
+        </w:tc>
+        <w:tc>
+          <w:tcPr>
+            <w:tcW w:type="dxa" w:w="3120"/>
+          </w:tcPr>
+          <w:p>
+            <w:r/>
+            <w:r>
+              <w:rPr>
+                <w:rFonts w:ascii="Consolas" w:hAnsi="Consolas"/>
+                <w:sz w:val="19"/>
+              </w:rPr>
+              <w:t>:345</w:t>
+            </w:r>
+          </w:p>
+        </w:tc>
+        <w:tc>
+          <w:tcPr>
+            <w:tcW w:type="dxa" w:w="3120"/>
+          </w:tcPr>
+          <w:p>
+            <w:r/>
+            <w:r>
+              <w:rPr>
+                <w:b w:val="0"/>
+                <w:sz w:val="19"/>
+              </w:rPr>
+              <w:t>🆕 solo en Modo Inteligente</w:t>
+            </w:r>
+          </w:p>
+        </w:tc>
+      </w:tr>
+    </w:tbl>
+    <w:p>
+      <w:pPr>
+        <w:spacing w:after="120"/>
+      </w:pPr>
+    </w:p>
+    <w:p>
+      <w:pPr>
+        <w:spacing w:after="120"/>
+      </w:pPr>
+      <w:r>
+        <w:rPr>
+          <w:b w:val="0"/>
+          <w:sz w:val="21"/>
+        </w:rPr>
+        <w:t xml:space="preserve">Cualquier otra cosa: </w:t>
+      </w:r>
+      <w:r>
+        <w:rPr>
+          <w:rFonts w:ascii="Consolas" w:hAnsi="Consolas"/>
+          <w:sz w:val="21"/>
+        </w:rPr>
+        <w:t>$ERR,CMD:DESCONOCIDO,DESC:COMANDO_NO_SOPORTADO</w:t>
+      </w:r>
+      <w:r>
+        <w:rPr>
+          <w:b w:val="0"/>
+          <w:sz w:val="21"/>
+        </w:rPr>
+        <w:t xml:space="preserve"> (</w:t>
+      </w:r>
+      <w:r>
+        <w:rPr>
+          <w:rFonts w:ascii="Consolas" w:hAnsi="Consolas"/>
+          <w:sz w:val="21"/>
+        </w:rPr>
+        <w:t>:363</w:t>
+      </w:r>
+      <w:r>
+        <w:rPr>
+          <w:b w:val="0"/>
+          <w:sz w:val="21"/>
+        </w:rPr>
+        <w:t>).</w:t>
+      </w:r>
+    </w:p>
+    <w:p>
+      <w:pPr>
+        <w:spacing w:after="160"/>
+        <w:ind w:left="360"/>
+        <w:shd w:val="clear" w:fill="FFF4E5"/>
+      </w:pPr>
+      <w:r>
+        <w:rPr>
+          <w:b/>
+          <w:color w:val="960000"/>
+          <w:sz w:val="20"/>
+        </w:rPr>
+        <w:t>Los marcados 🆕 son los que la app tiene que exponer y este manual no mencionaba.</w:t>
+      </w:r>
+      <w:r>
+        <w:rPr>
+          <w:b w:val="0"/>
+          <w:color w:val="960000"/>
+          <w:sz w:val="20"/>
+        </w:rPr>
+        <w:t xml:space="preserve"> Un comando del firmware sin interfaz en la app es un modo al que ya no se puede llegar: la LCD se retiró y *Aceptar* está mudo.</w:t>
+      </w:r>
+    </w:p>
+    <w:p>
+      <w:pPr>
+        <w:spacing w:before="200" w:after="120"/>
+      </w:pPr>
+      <w:r>
+        <w:rPr>
+          <w:b/>
+          <w:color w:val="003366"/>
+          <w:sz w:val="23"/>
+        </w:rPr>
+        <w:t xml:space="preserve">5.2 🛑 Lo que despacha el </w:t>
+      </w:r>
+      <w:r>
+        <w:rPr>
+          <w:b/>
+          <w:color w:val="003366"/>
+          <w:sz w:val="23"/>
+        </w:rPr>
+        <w:t>ESCLAVO</w:t>
+      </w:r>
+      <w:r>
+        <w:rPr>
+          <w:b/>
+          <w:color w:val="003366"/>
+          <w:sz w:val="23"/>
+        </w:rPr>
+        <w:t xml:space="preserve"> — y NO es lo mismo</w:t>
+      </w:r>
+    </w:p>
+    <w:tbl>
+      <w:tblPr>
+        <w:tblStyle w:val="TableGrid"/>
+        <w:tblW w:type="auto" w:w="0"/>
+        <w:tblLook w:firstColumn="1" w:firstRow="1" w:lastColumn="0" w:lastRow="0" w:noHBand="0" w:noVBand="1" w:val="04A0"/>
+      </w:tblPr>
+      <w:tblGrid>
+        <w:gridCol w:w="3120"/>
+        <w:gridCol w:w="3120"/>
+        <w:gridCol w:w="3120"/>
+      </w:tblGrid>
+      <w:tr>
+        <w:tc>
+          <w:tcPr>
+            <w:tcW w:type="dxa" w:w="3120"/>
+            <w:shd w:val="clear" w:fill="DCE6F1"/>
+          </w:tcPr>
+          <w:p>
+            <w:r/>
+            <w:r>
+              <w:rPr>
+                <w:b/>
+                <w:sz w:val="19"/>
+              </w:rPr>
+              <w:t>Trama</w:t>
+            </w:r>
+          </w:p>
+        </w:tc>
+        <w:tc>
+          <w:tcPr>
+            <w:tcW w:type="dxa" w:w="3120"/>
+            <w:shd w:val="clear" w:fill="DCE6F1"/>
+          </w:tcPr>
+          <w:p>
+            <w:r/>
+            <w:r>
+              <w:rPr>
+                <w:b/>
+                <w:sz w:val="19"/>
+              </w:rPr>
+              <w:t>Línea</w:t>
+            </w:r>
+          </w:p>
+        </w:tc>
+        <w:tc>
+          <w:tcPr>
+            <w:tcW w:type="dxa" w:w="3120"/>
+            <w:shd w:val="clear" w:fill="DCE6F1"/>
+          </w:tcPr>
+          <w:p>
+            <w:r/>
+            <w:r>
+              <w:rPr>
+                <w:b/>
+                <w:sz w:val="19"/>
+              </w:rPr>
+              <w:t>Qué hace</w:t>
+            </w:r>
+          </w:p>
+        </w:tc>
+      </w:tr>
+      <w:tr>
+        <w:tc>
+          <w:tcPr>
+            <w:tcW w:type="dxa" w:w="3120"/>
+          </w:tcPr>
+          <w:p>
+            <w:r/>
+            <w:r>
+              <w:rPr>
+                <w:rFonts w:ascii="Consolas" w:hAnsi="Consolas"/>
+                <w:sz w:val="19"/>
+              </w:rPr>
+              <w:t>CMD:AMBAR_EMERGENCIA</w:t>
+            </w:r>
+          </w:p>
+        </w:tc>
+        <w:tc>
+          <w:tcPr>
+            <w:tcW w:type="dxa" w:w="3120"/>
+          </w:tcPr>
+          <w:p>
+            <w:r/>
+            <w:r>
+              <w:rPr>
+                <w:rFonts w:ascii="Consolas" w:hAnsi="Consolas"/>
+                <w:sz w:val="19"/>
+              </w:rPr>
+              <w:t>:130</w:t>
+            </w:r>
+          </w:p>
+        </w:tc>
+        <w:tc>
+          <w:tcPr>
+            <w:tcW w:type="dxa" w:w="3120"/>
+          </w:tcPr>
+          <w:p>
+            <w:r/>
+            <w:r>
+              <w:rPr>
+                <w:b/>
+                <w:sz w:val="19"/>
+              </w:rPr>
+              <w:t>Sin PIN.</w:t>
+            </w:r>
+            <w:r>
+              <w:rPr>
+                <w:b w:val="0"/>
+                <w:sz w:val="19"/>
+              </w:rPr>
+              <w:t xml:space="preserve"> Ámbar intermitente + latch que </w:t>
+            </w:r>
+            <w:r>
+              <w:rPr>
+                <w:b/>
+                <w:sz w:val="19"/>
+              </w:rPr>
+              <w:t>veta las órdenes de radio</w:t>
+            </w:r>
+          </w:p>
+        </w:tc>
+      </w:tr>
+      <w:tr>
+        <w:tc>
+          <w:tcPr>
+            <w:tcW w:type="dxa" w:w="3120"/>
+          </w:tcPr>
+          <w:p>
+            <w:r/>
+            <w:r>
+              <w:rPr>
+                <w:rFonts w:ascii="Consolas" w:hAnsi="Consolas"/>
+                <w:sz w:val="19"/>
+              </w:rPr>
+              <w:t>CMD:PIN:1234:AMBAR_EMERGENCIA</w:t>
+            </w:r>
+          </w:p>
+        </w:tc>
+        <w:tc>
+          <w:tcPr>
+            <w:tcW w:type="dxa" w:w="3120"/>
+          </w:tcPr>
+          <w:p>
+            <w:r/>
+            <w:r>
+              <w:rPr>
+                <w:rFonts w:ascii="Consolas" w:hAnsi="Consolas"/>
+                <w:sz w:val="19"/>
+              </w:rPr>
+              <w:t>:171</w:t>
+            </w:r>
+          </w:p>
+        </w:tc>
+        <w:tc>
+          <w:tcPr>
+            <w:tcW w:type="dxa" w:w="3120"/>
+          </w:tcPr>
+          <w:p>
+            <w:r/>
+            <w:r>
+              <w:rPr>
+                <w:b w:val="0"/>
+                <w:sz w:val="19"/>
+              </w:rPr>
+              <w:t>Lo mismo, con PIN</w:t>
+            </w:r>
+          </w:p>
+        </w:tc>
+      </w:tr>
+      <w:tr>
+        <w:tc>
+          <w:tcPr>
+            <w:tcW w:type="dxa" w:w="3120"/>
+          </w:tcPr>
+          <w:p>
+            <w:r/>
+            <w:r>
+              <w:rPr>
+                <w:rFonts w:ascii="Consolas" w:hAnsi="Consolas"/>
+                <w:sz w:val="19"/>
+              </w:rPr>
+              <w:t>CMD:PIN:1234:SOLICITAR_PASO</w:t>
+            </w:r>
+          </w:p>
+        </w:tc>
+        <w:tc>
+          <w:tcPr>
+            <w:tcW w:type="dxa" w:w="3120"/>
+          </w:tcPr>
+          <w:p>
+            <w:r/>
+            <w:r>
+              <w:rPr>
+                <w:rFonts w:ascii="Consolas" w:hAnsi="Consolas"/>
+                <w:sz w:val="19"/>
+              </w:rPr>
+              <w:t>:184</w:t>
+            </w:r>
+          </w:p>
+        </w:tc>
+        <w:tc>
+          <w:tcPr>
+            <w:tcW w:type="dxa" w:w="3120"/>
+          </w:tcPr>
+          <w:p>
+            <w:r/>
+            <w:r>
+              <w:rPr>
+                <w:b/>
+                <w:sz w:val="19"/>
+              </w:rPr>
+              <w:t>Pide</w:t>
+            </w:r>
+            <w:r>
+              <w:rPr>
+                <w:b w:val="0"/>
+                <w:sz w:val="19"/>
+              </w:rPr>
+              <w:t xml:space="preserve">, no ordena. </w:t>
+            </w:r>
+            <w:r>
+              <w:rPr>
+                <w:rFonts w:ascii="Consolas" w:hAnsi="Consolas"/>
+                <w:sz w:val="19"/>
+              </w:rPr>
+              <w:t>PEDIDO_AL_MAESTRO</w:t>
+            </w:r>
+            <w:r>
+              <w:rPr>
+                <w:b w:val="0"/>
+                <w:sz w:val="19"/>
+              </w:rPr>
+              <w:t xml:space="preserve"> / </w:t>
+            </w:r>
+            <w:r>
+              <w:rPr>
+                <w:rFonts w:ascii="Consolas" w:hAnsi="Consolas"/>
+                <w:sz w:val="19"/>
+              </w:rPr>
+              <w:t>$ERR,…,DESC:REPITA_EN_UNOS_SEGUNDOS</w:t>
+            </w:r>
+          </w:p>
+        </w:tc>
+      </w:tr>
+      <w:tr>
+        <w:tc>
+          <w:tcPr>
+            <w:tcW w:type="dxa" w:w="3120"/>
+          </w:tcPr>
+          <w:p>
+            <w:r/>
+            <w:r>
+              <w:rPr>
+                <w:rFonts w:ascii="Consolas" w:hAnsi="Consolas"/>
+                <w:sz w:val="19"/>
+              </w:rPr>
+              <w:t>CMD:PIN:1234:SET_RTC:…</w:t>
+            </w:r>
+          </w:p>
+        </w:tc>
+        <w:tc>
+          <w:tcPr>
+            <w:tcW w:type="dxa" w:w="3120"/>
+          </w:tcPr>
+          <w:p>
+            <w:r/>
+            <w:r>
+              <w:rPr>
+                <w:rFonts w:ascii="Consolas" w:hAnsi="Consolas"/>
+                <w:sz w:val="19"/>
+              </w:rPr>
+              <w:t>:215</w:t>
+            </w:r>
+          </w:p>
+        </w:tc>
+        <w:tc>
+          <w:tcPr>
+            <w:tcW w:type="dxa" w:w="3120"/>
+          </w:tcPr>
+          <w:p>
+            <w:r/>
+            <w:r>
+              <w:rPr>
+                <w:rFonts w:ascii="Consolas" w:hAnsi="Consolas"/>
+                <w:sz w:val="19"/>
+              </w:rPr>
+              <w:t>OK</w:t>
+            </w:r>
+            <w:r>
+              <w:rPr>
+                <w:b w:val="0"/>
+                <w:sz w:val="19"/>
+              </w:rPr>
+              <w:t xml:space="preserve"> / </w:t>
+            </w:r>
+            <w:r>
+              <w:rPr>
+                <w:rFonts w:ascii="Consolas" w:hAnsi="Consolas"/>
+                <w:sz w:val="19"/>
+              </w:rPr>
+              <w:t>SIN_CRISTAL</w:t>
+            </w:r>
+            <w:r>
+              <w:rPr>
+                <w:b w:val="0"/>
+                <w:sz w:val="19"/>
+              </w:rPr>
+              <w:t xml:space="preserve"> / </w:t>
+            </w:r>
+            <w:r>
+              <w:rPr>
+                <w:rFonts w:ascii="Consolas" w:hAnsi="Consolas"/>
+                <w:sz w:val="19"/>
+              </w:rPr>
+              <w:t>FORMATO_INVALIDO</w:t>
+            </w:r>
+          </w:p>
+        </w:tc>
+      </w:tr>
+      <w:tr>
+        <w:tc>
+          <w:tcPr>
+            <w:tcW w:type="dxa" w:w="3120"/>
+          </w:tcPr>
+          <w:p>
+            <w:r/>
+            <w:r>
+              <w:rPr>
+                <w:b w:val="0"/>
+                <w:sz w:val="19"/>
+              </w:rPr>
+              <w:t>~~</w:t>
+            </w:r>
+            <w:r>
+              <w:rPr>
+                <w:rFonts w:ascii="Consolas" w:hAnsi="Consolas"/>
+                <w:sz w:val="19"/>
+              </w:rPr>
+              <w:t>CMD:FORZAR_ROJO</w:t>
+            </w:r>
+            <w:r>
+              <w:rPr>
+                <w:b w:val="0"/>
+                <w:sz w:val="19"/>
+              </w:rPr>
+              <w:t>~~</w:t>
+            </w:r>
+          </w:p>
+        </w:tc>
+        <w:tc>
+          <w:tcPr>
+            <w:tcW w:type="dxa" w:w="3120"/>
+          </w:tcPr>
+          <w:p>
+            <w:r/>
+            <w:r>
+              <w:rPr>
+                <w:rFonts w:ascii="Consolas" w:hAnsi="Consolas"/>
+                <w:sz w:val="19"/>
+              </w:rPr>
+              <w:t>:157</w:t>
+            </w:r>
+          </w:p>
+        </w:tc>
+        <w:tc>
+          <w:tcPr>
+            <w:tcW w:type="dxa" w:w="3120"/>
+          </w:tcPr>
+          <w:p>
+            <w:r/>
+            <w:r>
+              <w:rPr>
+                <w:b w:val="0"/>
+                <w:sz w:val="19"/>
+              </w:rPr>
+              <w:t xml:space="preserve">🛑 </w:t>
+            </w:r>
+            <w:r>
+              <w:rPr>
+                <w:rFonts w:ascii="Consolas" w:hAnsi="Consolas"/>
+                <w:sz w:val="19"/>
+              </w:rPr>
+              <w:t>$ERR,…,DESC:RENOMBRADO_USE_AMBAR_EMERGENCIA</w:t>
+            </w:r>
+          </w:p>
+        </w:tc>
+      </w:tr>
+      <w:tr>
+        <w:tc>
+          <w:tcPr>
+            <w:tcW w:type="dxa" w:w="3120"/>
+          </w:tcPr>
+          <w:p>
+            <w:r/>
+            <w:r>
+              <w:rPr>
+                <w:b w:val="0"/>
+                <w:sz w:val="19"/>
+              </w:rPr>
+              <w:t>~~</w:t>
+            </w:r>
+            <w:r>
+              <w:rPr>
+                <w:rFonts w:ascii="Consolas" w:hAnsi="Consolas"/>
+                <w:sz w:val="19"/>
+              </w:rPr>
+              <w:t>CMD:PIN:1234:FORZAR_ROJO</w:t>
+            </w:r>
+            <w:r>
+              <w:rPr>
+                <w:b w:val="0"/>
+                <w:sz w:val="19"/>
+              </w:rPr>
+              <w:t>~~</w:t>
+            </w:r>
+          </w:p>
+        </w:tc>
+        <w:tc>
+          <w:tcPr>
+            <w:tcW w:type="dxa" w:w="3120"/>
+          </w:tcPr>
+          <w:p>
+            <w:r/>
+            <w:r>
+              <w:rPr>
+                <w:rFonts w:ascii="Consolas" w:hAnsi="Consolas"/>
+                <w:sz w:val="19"/>
+              </w:rPr>
+              <w:t>:176</w:t>
+            </w:r>
+          </w:p>
+        </w:tc>
+        <w:tc>
+          <w:tcPr>
+            <w:tcW w:type="dxa" w:w="3120"/>
+          </w:tcPr>
+          <w:p>
+            <w:r/>
+            <w:r>
+              <w:rPr>
+                <w:b w:val="0"/>
+                <w:sz w:val="19"/>
+              </w:rPr>
+              <w:t xml:space="preserve">🛑 mismo </w:t>
+            </w:r>
+            <w:r>
+              <w:rPr>
+                <w:rFonts w:ascii="Consolas" w:hAnsi="Consolas"/>
+                <w:sz w:val="19"/>
+              </w:rPr>
+              <w:t>$ERR</w:t>
+            </w:r>
+            <w:r>
+              <w:rPr>
+                <w:b w:val="0"/>
+                <w:sz w:val="19"/>
+              </w:rPr>
+              <w:t xml:space="preserve">. </w:t>
+            </w:r>
+            <w:r>
+              <w:rPr>
+                <w:b/>
+                <w:sz w:val="19"/>
+              </w:rPr>
+              <w:t>Las dos formas</w:t>
+            </w:r>
+          </w:p>
+        </w:tc>
+      </w:tr>
+      <w:tr>
+        <w:tc>
+          <w:tcPr>
+            <w:tcW w:type="dxa" w:w="3120"/>
+          </w:tcPr>
+          <w:p>
+            <w:r/>
+            <w:r>
+              <w:rPr>
+                <w:b w:val="0"/>
+                <w:sz w:val="19"/>
+              </w:rPr>
+              <w:t>~~</w:t>
+            </w:r>
+            <w:r>
+              <w:rPr>
+                <w:rFonts w:ascii="Consolas" w:hAnsi="Consolas"/>
+                <w:sz w:val="19"/>
+              </w:rPr>
+              <w:t>CMD:PIN:1234:TEST_LEDS</w:t>
+            </w:r>
+            <w:r>
+              <w:rPr>
+                <w:b w:val="0"/>
+                <w:sz w:val="19"/>
+              </w:rPr>
+              <w:t>~~</w:t>
+            </w:r>
+          </w:p>
+        </w:tc>
+        <w:tc>
+          <w:tcPr>
+            <w:tcW w:type="dxa" w:w="3120"/>
+          </w:tcPr>
+          <w:p>
+            <w:r/>
+            <w:r>
+              <w:rPr>
+                <w:rFonts w:ascii="Consolas" w:hAnsi="Consolas"/>
+                <w:sz w:val="19"/>
+              </w:rPr>
+              <w:t>:202</w:t>
+            </w:r>
+          </w:p>
+        </w:tc>
+        <w:tc>
+          <w:tcPr>
+            <w:tcW w:type="dxa" w:w="3120"/>
+          </w:tcPr>
+          <w:p>
+            <w:r/>
+            <w:r>
+              <w:rPr>
+                <w:b w:val="0"/>
+                <w:sz w:val="19"/>
+              </w:rPr>
+              <w:t xml:space="preserve">🛑 </w:t>
+            </w:r>
+            <w:r>
+              <w:rPr>
+                <w:rFonts w:ascii="Consolas" w:hAnsi="Consolas"/>
+                <w:sz w:val="19"/>
+              </w:rPr>
+              <w:t>$ERR,…,DESC:NO_EN_SERVICIO_USE_EL_MAESTRO</w:t>
+            </w:r>
+          </w:p>
+        </w:tc>
+      </w:tr>
+    </w:tbl>
+    <w:p>
+      <w:pPr>
+        <w:spacing w:after="120"/>
+      </w:pPr>
+    </w:p>
+    <w:p>
+      <w:pPr>
+        <w:spacing w:after="160"/>
+        <w:ind w:left="360"/>
+        <w:shd w:val="clear" w:fill="FFF4E5"/>
+      </w:pPr>
+      <w:r>
+        <w:rPr>
+          <w:b w:val="0"/>
+          <w:color w:val="960000"/>
+          <w:sz w:val="20"/>
+        </w:rPr>
+        <w:t xml:space="preserve">🛑 EL BOTÓN DE PÁNICO NO ES EL MISMO EN LAS DOS PUNTAS Si la app manda </w:t>
+      </w:r>
+      <w:r>
+        <w:rPr>
+          <w:rFonts w:ascii="Consolas" w:hAnsi="Consolas"/>
+          <w:color w:val="960000"/>
+          <w:sz w:val="20"/>
+        </w:rPr>
+        <w:t>FORZAR_ROJO</w:t>
+      </w:r>
+      <w:r>
+        <w:rPr>
+          <w:b w:val="0"/>
+          <w:color w:val="960000"/>
+          <w:sz w:val="20"/>
+        </w:rPr>
+        <w:t xml:space="preserve"> al Esclavo, </w:t>
+      </w:r>
+      <w:r>
+        <w:rPr>
+          <w:b/>
+          <w:color w:val="960000"/>
+          <w:sz w:val="20"/>
+        </w:rPr>
+        <w:t>el equipo contesta `$ERR` y no hace nada</w:t>
+      </w:r>
+      <w:r>
+        <w:rPr>
+          <w:b w:val="0"/>
+          <w:color w:val="960000"/>
+          <w:sz w:val="20"/>
+        </w:rPr>
+        <w:t xml:space="preserve">. El operario ve un botón rojo grande, lo pulsa </w:t>
+      </w:r>
+      <w:r>
+        <w:rPr>
+          <w:b/>
+          <w:color w:val="960000"/>
+          <w:sz w:val="20"/>
+        </w:rPr>
+        <w:t>y el cruce sigue igual</w:t>
+      </w:r>
+      <w:r>
+        <w:rPr>
+          <w:b w:val="0"/>
+          <w:color w:val="960000"/>
+          <w:sz w:val="20"/>
+        </w:rPr>
+        <w:t xml:space="preserve">. En el Esclavo el comando es </w:t>
+      </w:r>
+      <w:r>
+        <w:rPr>
+          <w:b/>
+          <w:color w:val="960000"/>
+          <w:sz w:val="20"/>
+        </w:rPr>
+        <w:t>`CMD:AMBAR_EMERGENCIA`</w:t>
+      </w:r>
+      <w:r>
+        <w:rPr>
+          <w:b w:val="0"/>
+          <w:color w:val="960000"/>
+          <w:sz w:val="20"/>
+        </w:rPr>
+        <w:t xml:space="preserve"> (también sin PIN), y lo que hace es </w:t>
+      </w:r>
+      <w:r>
+        <w:rPr>
+          <w:b/>
+          <w:color w:val="960000"/>
+          <w:sz w:val="20"/>
+        </w:rPr>
+        <w:t>ámbar</w:t>
+      </w:r>
+      <w:r>
+        <w:rPr>
+          <w:b w:val="0"/>
+          <w:color w:val="960000"/>
+          <w:sz w:val="20"/>
+        </w:rPr>
+        <w:t xml:space="preserve">, no rojo. </w:t>
+      </w:r>
+      <w:r>
+        <w:rPr>
+          <w:b/>
+          <w:color w:val="960000"/>
+          <w:sz w:val="20"/>
+        </w:rPr>
+        <w:t>La app tiene que mandar uno u otro según el nodo conectado, y decir en pantalla cuál va a hacer.</w:t>
+      </w:r>
+      <w:r>
+        <w:rPr>
+          <w:b w:val="0"/>
+          <w:color w:val="960000"/>
+          <w:sz w:val="20"/>
+        </w:rPr>
+        <w:t xml:space="preserve"> El firmware rechaza el nombre viejo </w:t>
+      </w:r>
+      <w:r>
+        <w:rPr>
+          <w:b/>
+          <w:color w:val="960000"/>
+          <w:sz w:val="20"/>
+        </w:rPr>
+        <w:t>enseñando el bueno</w:t>
+      </w:r>
+      <w:r>
+        <w:rPr>
+          <w:b w:val="0"/>
+          <w:color w:val="960000"/>
+          <w:sz w:val="20"/>
+        </w:rPr>
+        <w:t xml:space="preserve"> precisamente porque quien lo manda es una app o un manual anteriores al cambio.</w:t>
+      </w:r>
+    </w:p>
+    <w:p>
+      <w:pPr>
+        <w:spacing w:before="200" w:after="120"/>
+      </w:pPr>
+      <w:r>
+        <w:rPr>
+          <w:b/>
+          <w:color w:val="003366"/>
+          <w:sz w:val="23"/>
+        </w:rPr>
+        <w:t xml:space="preserve">5.3 </w:t>
+      </w:r>
+      <w:r>
+        <w:rPr>
+          <w:rFonts w:ascii="Consolas" w:hAnsi="Consolas"/>
+          <w:color w:val="003366"/>
+          <w:sz w:val="23"/>
+        </w:rPr>
+        <w:t>SET_RTC</w:t>
+      </w:r>
+      <w:r>
+        <w:rPr>
+          <w:b/>
+          <w:color w:val="003366"/>
+          <w:sz w:val="23"/>
+        </w:rPr>
+        <w:t xml:space="preserve"> tiene cinco ramas, y la app debe distinguirlas</w:t>
+      </w:r>
+    </w:p>
+    <w:tbl>
+      <w:tblPr>
+        <w:tblStyle w:val="TableGrid"/>
+        <w:tblW w:type="auto" w:w="0"/>
+        <w:tblLook w:firstColumn="1" w:firstRow="1" w:lastColumn="0" w:lastRow="0" w:noHBand="0" w:noVBand="1" w:val="04A0"/>
+      </w:tblPr>
+      <w:tblGrid>
+        <w:gridCol w:w="4680"/>
+        <w:gridCol w:w="4680"/>
+      </w:tblGrid>
+      <w:tr>
+        <w:tc>
+          <w:tcPr>
+            <w:tcW w:type="dxa" w:w="4680"/>
+            <w:shd w:val="clear" w:fill="DCE6F1"/>
+          </w:tcPr>
+          <w:p>
+            <w:r/>
+            <w:r>
+              <w:rPr>
+                <w:b/>
+                <w:sz w:val="19"/>
+              </w:rPr>
+              <w:t>Respuesta</w:t>
+            </w:r>
+          </w:p>
+        </w:tc>
+        <w:tc>
+          <w:tcPr>
+            <w:tcW w:type="dxa" w:w="4680"/>
+            <w:shd w:val="clear" w:fill="DCE6F1"/>
+          </w:tcPr>
+          <w:p>
+            <w:r/>
+            <w:r>
+              <w:rPr>
+                <w:b/>
+                <w:sz w:val="19"/>
+              </w:rPr>
+              <w:t>Qué mostrar al técnico</w:t>
+            </w:r>
+          </w:p>
+        </w:tc>
+      </w:tr>
+      <w:tr>
+        <w:tc>
+          <w:tcPr>
+            <w:tcW w:type="dxa" w:w="4680"/>
+          </w:tcPr>
+          <w:p>
+            <w:r/>
+            <w:r>
+              <w:rPr>
+                <w:rFonts w:ascii="Consolas" w:hAnsi="Consolas"/>
+                <w:sz w:val="19"/>
+              </w:rPr>
+              <w:t>$ACK,CMD:SET_RTC,RESULT:OK</w:t>
+            </w:r>
+          </w:p>
+        </w:tc>
+        <w:tc>
+          <w:tcPr>
+            <w:tcW w:type="dxa" w:w="4680"/>
+          </w:tcPr>
+          <w:p>
+            <w:r/>
+            <w:r>
+              <w:rPr>
+                <w:b w:val="0"/>
+                <w:sz w:val="19"/>
+              </w:rPr>
+              <w:t>Hora puesta y propagada al Esclavo</w:t>
+            </w:r>
+          </w:p>
+        </w:tc>
+      </w:tr>
+      <w:tr>
+        <w:tc>
+          <w:tcPr>
+            <w:tcW w:type="dxa" w:w="4680"/>
+          </w:tcPr>
+          <w:p>
+            <w:r/>
+            <w:r>
+              <w:rPr>
+                <w:rFonts w:ascii="Consolas" w:hAnsi="Consolas"/>
+                <w:sz w:val="19"/>
+              </w:rPr>
+              <w:t>$ACK,CMD:SET_RTC,RESULT:HORA_PUESTA_SIN_PROPAGAR</w:t>
+            </w:r>
+          </w:p>
+        </w:tc>
+        <w:tc>
+          <w:tcPr>
+            <w:tcW w:type="dxa" w:w="4680"/>
+          </w:tcPr>
+          <w:p>
+            <w:r/>
+            <w:r>
+              <w:rPr>
+                <w:b/>
+                <w:sz w:val="19"/>
+              </w:rPr>
+              <w:t>Puesta aquí, NO viajó al otro poste</w:t>
+            </w:r>
+          </w:p>
+        </w:tc>
+      </w:tr>
+      <w:tr>
+        <w:tc>
+          <w:tcPr>
+            <w:tcW w:type="dxa" w:w="4680"/>
+          </w:tcPr>
+          <w:p>
+            <w:r/>
+            <w:r>
+              <w:rPr>
+                <w:rFonts w:ascii="Consolas" w:hAnsi="Consolas"/>
+                <w:sz w:val="19"/>
+              </w:rPr>
+              <w:t>$ERR,CMD:SET_RTC,DESC:SIN_CRISTAL_VEA_CONSULTA_RELOJ</w:t>
+            </w:r>
+          </w:p>
+        </w:tc>
+        <w:tc>
+          <w:tcPr>
+            <w:tcW w:type="dxa" w:w="4680"/>
+          </w:tcPr>
+          <w:p>
+            <w:r/>
+            <w:r>
+              <w:rPr>
+                <w:b w:val="0"/>
+                <w:sz w:val="19"/>
+              </w:rPr>
+              <w:t xml:space="preserve">🛑 </w:t>
+            </w:r>
+            <w:r>
+              <w:rPr>
+                <w:b/>
+                <w:sz w:val="19"/>
+              </w:rPr>
+              <w:t>La hora NO quedó puesta</w:t>
+            </w:r>
+          </w:p>
+        </w:tc>
+      </w:tr>
+      <w:tr>
+        <w:tc>
+          <w:tcPr>
+            <w:tcW w:type="dxa" w:w="4680"/>
+          </w:tcPr>
+          <w:p>
+            <w:r/>
+            <w:r>
+              <w:rPr>
+                <w:rFonts w:ascii="Consolas" w:hAnsi="Consolas"/>
+                <w:sz w:val="19"/>
+              </w:rPr>
+              <w:t>$ERR,CMD:SET_RTC,DESC:FORMATO_INVALIDO</w:t>
+            </w:r>
+          </w:p>
+        </w:tc>
+        <w:tc>
+          <w:tcPr>
+            <w:tcW w:type="dxa" w:w="4680"/>
+          </w:tcPr>
+          <w:p>
+            <w:r/>
+            <w:r>
+              <w:rPr>
+                <w:b w:val="0"/>
+                <w:sz w:val="19"/>
+              </w:rPr>
+              <w:t>Trama ilegible o cifras fuera de rango</w:t>
+            </w:r>
+          </w:p>
+        </w:tc>
+      </w:tr>
+    </w:tbl>
+    <w:p>
+      <w:pPr>
+        <w:spacing w:after="120"/>
+      </w:pPr>
+    </w:p>
+    <w:p>
+      <w:pPr>
+        <w:spacing w:after="160"/>
+        <w:ind w:left="360"/>
+        <w:shd w:val="clear" w:fill="FFF4E5"/>
+      </w:pPr>
+      <w:r>
+        <w:rPr>
+          <w:b/>
+          <w:color w:val="960000"/>
+          <w:sz w:val="20"/>
+        </w:rPr>
+        <w:t>Tratar las cuatro como «enviado» es el defecto que este comando ya tuvo:</w:t>
+      </w:r>
+      <w:r>
+        <w:rPr>
+          <w:b w:val="0"/>
+          <w:color w:val="960000"/>
+          <w:sz w:val="20"/>
+        </w:rPr>
+        <w:t xml:space="preserve"> contestaba </w:t>
+      </w:r>
+      <w:r>
+        <w:rPr>
+          <w:rFonts w:ascii="Consolas" w:hAnsi="Consolas"/>
+          <w:color w:val="960000"/>
+          <w:sz w:val="20"/>
+        </w:rPr>
+        <w:t>RESULT:OK</w:t>
+      </w:r>
+      <w:r>
+        <w:rPr>
+          <w:b w:val="0"/>
+          <w:color w:val="960000"/>
+          <w:sz w:val="20"/>
+        </w:rPr>
+        <w:t xml:space="preserve"> sin mirar ninguna de las dos llamadas, y con el cristal </w:t>
+      </w:r>
+      <w:r>
+        <w:rPr>
+          <w:rFonts w:ascii="Consolas" w:hAnsi="Consolas"/>
+          <w:color w:val="960000"/>
+          <w:sz w:val="20"/>
+        </w:rPr>
+        <w:t>Y2</w:t>
+      </w:r>
+      <w:r>
+        <w:rPr>
+          <w:b w:val="0"/>
+          <w:color w:val="960000"/>
+          <w:sz w:val="20"/>
+        </w:rPr>
+        <w:t xml:space="preserve"> muerto el técnico se iba del poste creyendo que había dejado el reloj puesto. </w:t>
+      </w:r>
+      <w:r>
+        <w:rPr>
+          <w:b/>
+          <w:color w:val="960000"/>
+          <w:sz w:val="20"/>
+        </w:rPr>
+        <w:t>Un `$ACK` que no depende de lo que devolvió la llamada es una mentira con formato de éxito</w:t>
+      </w:r>
+      <w:r>
+        <w:rPr>
+          <w:b w:val="0"/>
+          <w:color w:val="960000"/>
+          <w:sz w:val="20"/>
+        </w:rPr>
+        <w:t xml:space="preserve"> — y una app que no lee la diferencia la reintroduce en la pantalla.</w:t>
       </w:r>
     </w:p>
     <w:p>
@@ -1164,6 +4768,165 @@
           <w:sz w:val="26"/>
         </w:rPr>
         <w:t>6. 📊 EVIDENCIA DE PANTALLAS (GALERÍA V9.0)</w:t>
+      </w:r>
+    </w:p>
+    <w:p>
+      <w:pPr>
+        <w:spacing w:after="160"/>
+        <w:ind w:left="360"/>
+        <w:shd w:val="clear" w:fill="FFF4E5"/>
+      </w:pPr>
+      <w:r>
+        <w:rPr>
+          <w:b w:val="0"/>
+          <w:color w:val="960000"/>
+          <w:sz w:val="20"/>
+        </w:rPr>
+        <w:t xml:space="preserve">⚠️ </w:t>
+      </w:r>
+      <w:r>
+        <w:rPr>
+          <w:b/>
+          <w:color w:val="960000"/>
+          <w:sz w:val="20"/>
+        </w:rPr>
+        <w:t>Una captura a un solo ancho no es una prueba de interfaz.</w:t>
+      </w:r>
+      <w:r>
+        <w:rPr>
+          <w:b w:val="0"/>
+          <w:color w:val="960000"/>
+          <w:sz w:val="20"/>
+        </w:rPr>
+        <w:t xml:space="preserve"> Las de </w:t>
+      </w:r>
+      <w:r>
+        <w:rPr>
+          <w:rFonts w:ascii="Consolas" w:hAnsi="Consolas"/>
+          <w:color w:val="960000"/>
+          <w:sz w:val="20"/>
+        </w:rPr>
+        <w:t>evidencia/</w:t>
+      </w:r>
+      <w:r>
+        <w:rPr>
+          <w:b w:val="0"/>
+          <w:color w:val="960000"/>
+          <w:sz w:val="20"/>
+        </w:rPr>
+        <w:t xml:space="preserve"> se hicieron a </w:t>
+      </w:r>
+      <w:r>
+        <w:rPr>
+          <w:b/>
+          <w:color w:val="960000"/>
+          <w:sz w:val="20"/>
+        </w:rPr>
+        <w:t>412 px</w:t>
+      </w:r>
+      <w:r>
+        <w:rPr>
+          <w:b w:val="0"/>
+          <w:color w:val="960000"/>
+          <w:sz w:val="20"/>
+        </w:rPr>
+        <w:t xml:space="preserve">, y el corte del botón de la derecha </w:t>
+      </w:r>
+      <w:r>
+        <w:rPr>
+          <w:b/>
+          <w:color w:val="960000"/>
+          <w:sz w:val="20"/>
+        </w:rPr>
+        <w:t>solo aparece por debajo</w:t>
+      </w:r>
+      <w:r>
+        <w:rPr>
+          <w:b w:val="0"/>
+          <w:color w:val="960000"/>
+          <w:sz w:val="20"/>
+        </w:rPr>
+        <w:t xml:space="preserve">: 11 px a 390, </w:t>
+      </w:r>
+      <w:r>
+        <w:rPr>
+          <w:b/>
+          <w:color w:val="960000"/>
+          <w:sz w:val="20"/>
+        </w:rPr>
+        <w:t>41 px a 360</w:t>
+      </w:r>
+      <w:r>
+        <w:rPr>
+          <w:b w:val="0"/>
+          <w:color w:val="960000"/>
+          <w:sz w:val="20"/>
+        </w:rPr>
+        <w:t xml:space="preserve"> y </w:t>
+      </w:r>
+      <w:r>
+        <w:rPr>
+          <w:b/>
+          <w:color w:val="960000"/>
+          <w:sz w:val="20"/>
+        </w:rPr>
+        <w:t>81 px a 320</w:t>
+      </w:r>
+      <w:r>
+        <w:rPr>
+          <w:b w:val="0"/>
+          <w:color w:val="960000"/>
+          <w:sz w:val="20"/>
+        </w:rPr>
+        <w:t xml:space="preserve">. Un </w:t>
+      </w:r>
+      <w:r>
+        <w:rPr>
+          <w:rFonts w:ascii="Consolas" w:hAnsi="Consolas"/>
+          <w:color w:val="960000"/>
+          <w:sz w:val="20"/>
+        </w:rPr>
+        <w:t>.png</w:t>
+      </w:r>
+      <w:r>
+        <w:rPr>
+          <w:b w:val="0"/>
+          <w:color w:val="960000"/>
+          <w:sz w:val="20"/>
+        </w:rPr>
+        <w:t xml:space="preserve"> demuestra que a </w:t>
+      </w:r>
+      <w:r>
+        <w:rPr>
+          <w:b/>
+          <w:color w:val="960000"/>
+          <w:sz w:val="20"/>
+        </w:rPr>
+        <w:t>ese</w:t>
+      </w:r>
+      <w:r>
+        <w:rPr>
+          <w:b w:val="0"/>
+          <w:color w:val="960000"/>
+          <w:sz w:val="20"/>
+        </w:rPr>
+        <w:t xml:space="preserve"> ancho se veía bien, y nada más. Al medir una pantalla nueva se miden </w:t>
+      </w:r>
+      <w:r>
+        <w:rPr>
+          <w:b/>
+          <w:color w:val="960000"/>
+          <w:sz w:val="20"/>
+        </w:rPr>
+        <w:t>los cuatro anchos</w:t>
+      </w:r>
+      <w:r>
+        <w:rPr>
+          <w:b w:val="0"/>
+          <w:color w:val="960000"/>
+          <w:sz w:val="20"/>
+        </w:rPr>
+        <w:t>.</w:t>
       </w:r>
     </w:p>
     <w:tbl>
@@ -1269,7 +5032,21 @@
                 <w:b w:val="0"/>
                 <w:sz w:val="19"/>
               </w:rPr>
-              <w:t>Botonera táctica de 4 botones y réplica 3D de semáforos</w:t>
+              <w:t xml:space="preserve">Botonera táctil de 4 botones y réplica 3D de semáforos. ~~*«réplica del mando de relés»*~~ → </w:t>
+            </w:r>
+            <w:r>
+              <w:rPr>
+                <w:b/>
+                <w:sz w:val="19"/>
+              </w:rPr>
+              <w:t>31/08: es la superficie de mando principal</w:t>
+            </w:r>
+            <w:r>
+              <w:rPr>
+                <w:b w:val="0"/>
+                <w:sz w:val="19"/>
+              </w:rPr>
+              <w:t>, no una réplica de nada</w:t>
             </w:r>
           </w:p>
         </w:tc>

--- a/05_Funcional/14_Manual_App_Movil_IOT_VIAL.docx
+++ b/05_Funcional/14_Manual_App_Movil_IOT_VIAL.docx
@@ -148,7 +148,56 @@
           <w:b w:val="0"/>
           <w:sz w:val="21"/>
         </w:rPr>
-        <w:t xml:space="preserve"> 31 de agosto de 2026</w:t>
+        <w:t xml:space="preserve"> 4 de septiembre de 2026 — </w:t>
+      </w:r>
+      <w:r>
+        <w:rPr>
+          <w:b/>
+          <w:sz w:val="21"/>
+        </w:rPr>
+        <w:t>banco real del 3–4/09: `N-122`, la app nunca abría el socket Bluetooth</w:t>
+      </w:r>
+      <w:r>
+        <w:rPr>
+          <w:b w:val="0"/>
+          <w:sz w:val="21"/>
+        </w:rPr>
+        <w:t xml:space="preserve">, y </w:t>
+      </w:r>
+      <w:r>
+        <w:rPr>
+          <w:b/>
+          <w:sz w:val="21"/>
+        </w:rPr>
+        <w:t>`N-124`, la lista de equipos llevaba `MAC` escritas a mano</w:t>
+      </w:r>
+      <w:r>
+        <w:rPr>
+          <w:b w:val="0"/>
+          <w:sz w:val="21"/>
+        </w:rPr>
+        <w:t xml:space="preserve">. Los dos arreglados, y </w:t>
+      </w:r>
+      <w:r>
+        <w:rPr>
+          <w:b/>
+          <w:sz w:val="21"/>
+        </w:rPr>
+        <w:t>obligan a APK nueva</w:t>
+      </w:r>
+      <w:r>
+        <w:rPr>
+          <w:b w:val="0"/>
+          <w:sz w:val="21"/>
+        </w:rPr>
+        <w:t xml:space="preserve">. Ver la cabecera y </w:t>
+      </w:r>
+      <w:r>
+        <w:rPr>
+          <w:rFonts w:ascii="Consolas" w:hAnsi="Consolas"/>
+          <w:sz w:val="21"/>
+        </w:rPr>
+        <w:t>§4.bis</w:t>
       </w:r>
     </w:p>
     <w:p>
@@ -197,10 +246,296 @@
       </w:r>
       <w:r>
         <w:rPr>
+          <w:b/>
+          <w:sz w:val="21"/>
+        </w:rPr>
+        <w:t>la APK del 04/09 que acompaña a este paquete</w:t>
+      </w:r>
+      <w:r>
+        <w:rPr>
+          <w:b w:val="0"/>
+          <w:sz w:val="21"/>
+        </w:rPr>
+        <w:t xml:space="preserve"> — su nombre exacto y su </w:t>
+      </w:r>
+      <w:r>
+        <w:rPr>
           <w:rFonts w:ascii="Consolas" w:hAnsi="Consolas"/>
           <w:sz w:val="21"/>
         </w:rPr>
-        <w:t>05_Funcional/IOT_VIAL_Semaforos_2026-08-28_a8e1ceb_SIN_BANCO.apk</w:t>
+        <w:t>md5</w:t>
+      </w:r>
+      <w:r>
+        <w:rPr>
+          <w:b w:val="0"/>
+          <w:sz w:val="21"/>
+        </w:rPr>
+        <w:t xml:space="preserve"> estan en </w:t>
+      </w:r>
+      <w:r>
+        <w:rPr>
+          <w:rFonts w:ascii="Consolas" w:hAnsi="Consolas"/>
+          <w:sz w:val="21"/>
+        </w:rPr>
+        <w:t>LEEME_PRIMERO.md</w:t>
+      </w:r>
+      <w:r>
+        <w:rPr>
+          <w:b w:val="0"/>
+          <w:sz w:val="21"/>
+        </w:rPr>
+        <w:t xml:space="preserve">, en la raíz del </w:t>
+      </w:r>
+      <w:r>
+        <w:rPr>
+          <w:rFonts w:ascii="Consolas" w:hAnsi="Consolas"/>
+          <w:sz w:val="21"/>
+        </w:rPr>
+        <w:t>.zip</w:t>
+      </w:r>
+      <w:r>
+        <w:rPr>
+          <w:b w:val="0"/>
+          <w:sz w:val="21"/>
+        </w:rPr>
+        <w:t>, que es el único sitio donde no caducan</w:t>
+      </w:r>
+    </w:p>
+    <w:p>
+      <w:pPr>
+        <w:spacing w:after="120"/>
+      </w:pPr>
+      <w:r>
+        <w:rPr>
+          <w:b w:val="0"/>
+          <w:sz w:val="21"/>
+        </w:rPr>
+        <w:t>&amp;nbsp;&amp;nbsp;&amp;nbsp;&amp;nbsp; — el nombre lo puede llevar cualquier fichero; el hash no</w:t>
+      </w:r>
+    </w:p>
+    <w:p>
+      <w:pPr>
+        <w:spacing w:after="120"/>
+      </w:pPr>
+      <w:r>
+        <w:rPr>
+          <w:b w:val="0"/>
+          <w:sz w:val="21"/>
+        </w:rPr>
+        <w:t>&amp;nbsp;&amp;nbsp;&amp;nbsp;&amp;nbsp;🛑 ~~</w:t>
+      </w:r>
+      <w:r>
+        <w:rPr>
+          <w:rFonts w:ascii="Consolas" w:hAnsi="Consolas"/>
+          <w:sz w:val="21"/>
+        </w:rPr>
+        <w:t>IOT_VIAL_Semaforos_2026-09-02_617bd00_SIN_BANCO.apk</w:t>
+      </w:r>
+      <w:r>
+        <w:rPr>
+          <w:b w:val="0"/>
+          <w:sz w:val="21"/>
+        </w:rPr>
+        <w:t xml:space="preserve">~~ — </w:t>
+      </w:r>
+      <w:r>
+        <w:rPr>
+          <w:b/>
+          <w:sz w:val="21"/>
+        </w:rPr>
+        <w:t>y todas las anteriores: NO CONECTAN</w:t>
+      </w:r>
+      <w:r>
+        <w:rPr>
+          <w:b w:val="0"/>
+          <w:sz w:val="21"/>
+        </w:rPr>
+        <w:t xml:space="preserve"> (</w:t>
+      </w:r>
+      <w:r>
+        <w:rPr>
+          <w:rFonts w:ascii="Consolas" w:hAnsi="Consolas"/>
+          <w:sz w:val="21"/>
+        </w:rPr>
+        <w:t>N-122</w:t>
+      </w:r>
+      <w:r>
+        <w:rPr>
+          <w:b w:val="0"/>
+          <w:sz w:val="21"/>
+        </w:rPr>
+        <w:t xml:space="preserve">, ver cabecera). No es que les falten funciones: </w:t>
+      </w:r>
+      <w:r>
+        <w:rPr>
+          <w:b/>
+          <w:sz w:val="21"/>
+        </w:rPr>
+        <w:t>no abren el socket</w:t>
+      </w:r>
+    </w:p>
+    <w:p>
+      <w:pPr>
+        <w:spacing w:after="120"/>
+      </w:pPr>
+      <w:r>
+        <w:rPr>
+          <w:b w:val="0"/>
+          <w:sz w:val="21"/>
+        </w:rPr>
+        <w:t xml:space="preserve">&amp;nbsp;&amp;nbsp;&amp;nbsp;&amp;nbsp;✏️ *Corregido el 04/09: esta línea citaba </w:t>
+      </w:r>
+      <w:r>
+        <w:rPr>
+          <w:rFonts w:ascii="Consolas" w:hAnsi="Consolas"/>
+          <w:sz w:val="21"/>
+        </w:rPr>
+        <w:t>…_2026-09-02_285b18d_…</w:t>
+      </w:r>
+      <w:r>
+        <w:rPr>
+          <w:b w:val="0"/>
+          <w:sz w:val="21"/>
+        </w:rPr>
+        <w:t xml:space="preserve">, </w:t>
+      </w:r>
+      <w:r>
+        <w:rPr>
+          <w:b/>
+          <w:sz w:val="21"/>
+        </w:rPr>
+        <w:t>un hash que no existe en ninguna parte</w:t>
+      </w:r>
+      <w:r>
+        <w:rPr>
+          <w:b w:val="0"/>
+          <w:sz w:val="21"/>
+        </w:rPr>
+        <w:t xml:space="preserve">. La APK del 02/09 que sí está en disco es la </w:t>
+      </w:r>
+      <w:r>
+        <w:rPr>
+          <w:rFonts w:ascii="Consolas" w:hAnsi="Consolas"/>
+          <w:sz w:val="21"/>
+        </w:rPr>
+        <w:t>617bd00</w:t>
+      </w:r>
+      <w:r>
+        <w:rPr>
+          <w:b w:val="0"/>
+          <w:sz w:val="21"/>
+        </w:rPr>
+        <w:t>. Se anota en vez de sustituirse en silencio: una cifra inventada que desaparece sin dejar rastro vuelve a escribirse.*</w:t>
+      </w:r>
+    </w:p>
+    <w:p>
+      <w:pPr>
+        <w:spacing w:after="120"/>
+      </w:pPr>
+      <w:r>
+        <w:rPr>
+          <w:b/>
+          <w:sz w:val="21"/>
+        </w:rPr>
+        <w:t>Pestañas:</w:t>
+      </w:r>
+      <w:r>
+        <w:rPr>
+          <w:b w:val="0"/>
+          <w:sz w:val="21"/>
+        </w:rPr>
+        <w:t xml:space="preserve"> </w:t>
+      </w:r>
+      <w:r>
+        <w:rPr>
+          <w:b/>
+          <w:sz w:val="21"/>
+        </w:rPr>
+        <w:t>2 visibles al operario</w:t>
+      </w:r>
+      <w:r>
+        <w:rPr>
+          <w:b w:val="0"/>
+          <w:sz w:val="21"/>
+        </w:rPr>
+        <w:t xml:space="preserve"> (</w:t>
+      </w:r>
+      <w:r>
+        <w:rPr>
+          <w:rFonts w:ascii="Consolas" w:hAnsi="Consolas"/>
+          <w:sz w:val="21"/>
+        </w:rPr>
+        <w:t>Tráfico</w:t>
+      </w:r>
+      <w:r>
+        <w:rPr>
+          <w:b w:val="0"/>
+          <w:sz w:val="21"/>
+        </w:rPr>
+        <w:t xml:space="preserve">, </w:t>
+      </w:r>
+      <w:r>
+        <w:rPr>
+          <w:rFonts w:ascii="Consolas" w:hAnsi="Consolas"/>
+          <w:sz w:val="21"/>
+        </w:rPr>
+        <w:t>Eventos</w:t>
+      </w:r>
+      <w:r>
+        <w:rPr>
+          <w:b w:val="0"/>
+          <w:sz w:val="21"/>
+        </w:rPr>
+        <w:t xml:space="preserve">) y </w:t>
+      </w:r>
+      <w:r>
+        <w:rPr>
+          <w:b/>
+          <w:sz w:val="21"/>
+        </w:rPr>
+        <w:t>5 en modo técnico</w:t>
+      </w:r>
+      <w:r>
+        <w:rPr>
+          <w:b w:val="0"/>
+          <w:sz w:val="21"/>
+        </w:rPr>
+        <w:t xml:space="preserve"> — se añaden </w:t>
+      </w:r>
+      <w:r>
+        <w:rPr>
+          <w:rFonts w:ascii="Consolas" w:hAnsi="Consolas"/>
+          <w:sz w:val="21"/>
+        </w:rPr>
+        <w:t>Tiempos</w:t>
+      </w:r>
+      <w:r>
+        <w:rPr>
+          <w:b w:val="0"/>
+          <w:sz w:val="21"/>
+        </w:rPr>
+        <w:t xml:space="preserve">, </w:t>
+      </w:r>
+      <w:r>
+        <w:rPr>
+          <w:rFonts w:ascii="Consolas" w:hAnsi="Consolas"/>
+          <w:sz w:val="21"/>
+        </w:rPr>
+        <w:t>Técnico</w:t>
+      </w:r>
+      <w:r>
+        <w:rPr>
+          <w:b w:val="0"/>
+          <w:sz w:val="21"/>
+        </w:rPr>
+        <w:t xml:space="preserve"> y </w:t>
+      </w:r>
+      <w:r>
+        <w:rPr>
+          <w:rFonts w:ascii="Consolas" w:hAnsi="Consolas"/>
+          <w:sz w:val="21"/>
+        </w:rPr>
+        <w:t>Tramas</w:t>
       </w:r>
     </w:p>
     <w:p>
@@ -220,6 +555,810 @@
           <w:color w:val="960000"/>
           <w:sz w:val="20"/>
         </w:rPr>
+        <w:t xml:space="preserve">🛑 BANCO DEL 3–4/09/2026 — </w:t>
+      </w:r>
+      <w:r>
+        <w:rPr>
+          <w:b/>
+          <w:color w:val="960000"/>
+          <w:sz w:val="20"/>
+        </w:rPr>
+        <w:t>`N-122`: LA APP NUNCA ABRÍA EL SOCKET BLUETOOTH</w:t>
+      </w:r>
+      <w:r>
+        <w:rPr>
+          <w:b w:val="0"/>
+          <w:color w:val="960000"/>
+          <w:sz w:val="20"/>
+        </w:rPr>
+        <w:t xml:space="preserve"> </w:t>
+      </w:r>
+      <w:r>
+        <w:rPr>
+          <w:b/>
+          <w:color w:val="960000"/>
+          <w:sz w:val="20"/>
+        </w:rPr>
+        <w:t>Es el hallazgo que hay que leer antes que cualquier otra cosa de este manual, porque invalida todas las APK anteriores al 04/09.</w:t>
+      </w:r>
+      <w:r>
+        <w:rPr>
+          <w:b w:val="0"/>
+          <w:color w:val="960000"/>
+          <w:sz w:val="20"/>
+        </w:rPr>
+        <w:t xml:space="preserve"> ## Qué pasaba Al pulsar una fila de la lista de equipos, la app </w:t>
+      </w:r>
+      <w:r>
+        <w:rPr>
+          <w:b/>
+          <w:color w:val="960000"/>
+          <w:sz w:val="20"/>
+        </w:rPr>
+        <w:t>ponía `state.connected = true`</w:t>
+      </w:r>
+      <w:r>
+        <w:rPr>
+          <w:b w:val="0"/>
+          <w:color w:val="960000"/>
+          <w:sz w:val="20"/>
+        </w:rPr>
+        <w:t xml:space="preserve">, guardaba la </w:t>
+      </w:r>
+      <w:r>
+        <w:rPr>
+          <w:rFonts w:ascii="Consolas" w:hAnsi="Consolas"/>
+          <w:color w:val="960000"/>
+          <w:sz w:val="20"/>
+        </w:rPr>
+        <w:t>MAC</w:t>
+      </w:r>
+      <w:r>
+        <w:rPr>
+          <w:b w:val="0"/>
+          <w:color w:val="960000"/>
+          <w:sz w:val="20"/>
+        </w:rPr>
+        <w:t xml:space="preserve"> y llamaba a </w:t>
+      </w:r>
+      <w:r>
+        <w:rPr>
+          <w:rFonts w:ascii="Consolas" w:hAnsi="Consolas"/>
+          <w:color w:val="960000"/>
+          <w:sz w:val="20"/>
+        </w:rPr>
+        <w:t>subscribe()</w:t>
+      </w:r>
+      <w:r>
+        <w:rPr>
+          <w:b w:val="0"/>
+          <w:color w:val="960000"/>
+          <w:sz w:val="20"/>
+        </w:rPr>
+        <w:t xml:space="preserve"> — </w:t>
+      </w:r>
+      <w:r>
+        <w:rPr>
+          <w:b/>
+          <w:color w:val="960000"/>
+          <w:sz w:val="20"/>
+        </w:rPr>
+        <w:t>sin haber llamado NUNCA a `connect()`</w:t>
+      </w:r>
+      <w:r>
+        <w:rPr>
+          <w:b w:val="0"/>
+          <w:color w:val="960000"/>
+          <w:sz w:val="20"/>
+        </w:rPr>
+        <w:t xml:space="preserve">. Sin esa llamada </w:t>
+      </w:r>
+      <w:r>
+        <w:rPr>
+          <w:b/>
+          <w:color w:val="960000"/>
+          <w:sz w:val="20"/>
+        </w:rPr>
+        <w:t>no hay socket</w:t>
+      </w:r>
+      <w:r>
+        <w:rPr>
+          <w:b w:val="0"/>
+          <w:color w:val="960000"/>
+          <w:sz w:val="20"/>
+        </w:rPr>
+        <w:t xml:space="preserve">: la suscripción no engancha en ningún sitio y </w:t>
+      </w:r>
+      <w:r>
+        <w:rPr>
+          <w:b/>
+          <w:color w:val="960000"/>
+          <w:sz w:val="20"/>
+        </w:rPr>
+        <w:t>los comandos se van al vacío</w:t>
+      </w:r>
+      <w:r>
+        <w:rPr>
+          <w:b w:val="0"/>
+          <w:color w:val="960000"/>
+          <w:sz w:val="20"/>
+        </w:rPr>
+        <w:t xml:space="preserve">. </w:t>
+      </w:r>
+      <w:r>
+        <w:rPr>
+          <w:b/>
+          <w:color w:val="960000"/>
+          <w:sz w:val="20"/>
+        </w:rPr>
+        <w:t>La app se pintaba «Enlazado» por haber pulsado una fila.</w:t>
+      </w:r>
+      <w:r>
+        <w:rPr>
+          <w:b w:val="0"/>
+          <w:color w:val="960000"/>
+          <w:sz w:val="20"/>
+        </w:rPr>
+        <w:t xml:space="preserve"> No por haber conectado. ## Cómo se veía en el poste, que es lo que costó el banco El rótulo decía </w:t>
+      </w:r>
+      <w:r>
+        <w:rPr>
+          <w:b/>
+          <w:color w:val="960000"/>
+          <w:sz w:val="20"/>
+        </w:rPr>
+        <w:t>Enlazado</w:t>
+      </w:r>
+      <w:r>
+        <w:rPr>
+          <w:b w:val="0"/>
+          <w:color w:val="960000"/>
+          <w:sz w:val="20"/>
+        </w:rPr>
+        <w:t xml:space="preserve">, el equipo estaba bien, el módulo estaba bien, y </w:t>
+      </w:r>
+      <w:r>
+        <w:rPr>
+          <w:b/>
+          <w:color w:val="960000"/>
+          <w:sz w:val="20"/>
+        </w:rPr>
+        <w:t>no llegaba ni una trama</w:t>
+      </w:r>
+      <w:r>
+        <w:rPr>
+          <w:b w:val="0"/>
+          <w:color w:val="960000"/>
+          <w:sz w:val="20"/>
+        </w:rPr>
+        <w:t xml:space="preserve">. Se buscó la avería en el sitio equivocado —radio, cable, módulo, alimentación— porque la app afirmaba lo único que era falso. Es la interfaz que </w:t>
+      </w:r>
+      <w:r>
+        <w:rPr>
+          <w:b/>
+          <w:color w:val="960000"/>
+          <w:sz w:val="20"/>
+        </w:rPr>
+        <w:t>inventa el dato que no tiene</w:t>
+      </w:r>
+      <w:r>
+        <w:rPr>
+          <w:b w:val="0"/>
+          <w:color w:val="960000"/>
+          <w:sz w:val="20"/>
+        </w:rPr>
+        <w:t xml:space="preserve">, otra vez: el estado de enlace no se dedujo del enlace, se dedujo de un toque en la pantalla. ## ✅ Arreglado — y el arreglo va DENTRO de la APK Ahora se llama a </w:t>
+      </w:r>
+      <w:r>
+        <w:rPr>
+          <w:b/>
+          <w:color w:val="960000"/>
+          <w:sz w:val="20"/>
+        </w:rPr>
+        <w:t>`connect(mac)`</w:t>
+      </w:r>
+      <w:r>
+        <w:rPr>
+          <w:b w:val="0"/>
+          <w:color w:val="960000"/>
+          <w:sz w:val="20"/>
+        </w:rPr>
+        <w:t xml:space="preserve">, y </w:t>
+      </w:r>
+      <w:r>
+        <w:rPr>
+          <w:b/>
+          <w:color w:val="960000"/>
+          <w:sz w:val="20"/>
+        </w:rPr>
+        <w:t>`state.connected` sólo se pone a `true` en su callback de éxito</w:t>
+      </w:r>
+      <w:r>
+        <w:rPr>
+          <w:b w:val="0"/>
+          <w:color w:val="960000"/>
+          <w:sz w:val="20"/>
+        </w:rPr>
+        <w:t xml:space="preserve">; si la conexión falla, </w:t>
+      </w:r>
+      <w:r>
+        <w:rPr>
+          <w:b/>
+          <w:color w:val="960000"/>
+          <w:sz w:val="20"/>
+        </w:rPr>
+        <w:t>se dice, y el estado se queda en falso</w:t>
+      </w:r>
+      <w:r>
+        <w:rPr>
+          <w:b w:val="0"/>
+          <w:color w:val="960000"/>
+          <w:sz w:val="20"/>
+        </w:rPr>
+        <w:t xml:space="preserve">. 🛑 </w:t>
+      </w:r>
+      <w:r>
+        <w:rPr>
+          <w:b/>
+          <w:color w:val="960000"/>
+          <w:sz w:val="20"/>
+        </w:rPr>
+        <w:t>HAY QUE INSTALAR LA APK NUEVA:</w:t>
+      </w:r>
+      <w:r>
+        <w:rPr>
+          <w:b w:val="0"/>
+          <w:color w:val="960000"/>
+          <w:sz w:val="20"/>
+        </w:rPr>
+        <w:t xml:space="preserve"> </w:t>
+      </w:r>
+      <w:r>
+        <w:rPr>
+          <w:b/>
+          <w:color w:val="960000"/>
+          <w:sz w:val="20"/>
+        </w:rPr>
+        <w:t>la APK del 04/09 que acompaña a este paquete</w:t>
+      </w:r>
+      <w:r>
+        <w:rPr>
+          <w:b w:val="0"/>
+          <w:color w:val="960000"/>
+          <w:sz w:val="20"/>
+        </w:rPr>
+        <w:t xml:space="preserve"> — su nombre exacto y su </w:t>
+      </w:r>
+      <w:r>
+        <w:rPr>
+          <w:rFonts w:ascii="Consolas" w:hAnsi="Consolas"/>
+          <w:color w:val="960000"/>
+          <w:sz w:val="20"/>
+        </w:rPr>
+        <w:t>md5</w:t>
+      </w:r>
+      <w:r>
+        <w:rPr>
+          <w:b w:val="0"/>
+          <w:color w:val="960000"/>
+          <w:sz w:val="20"/>
+        </w:rPr>
+        <w:t xml:space="preserve"> estan en </w:t>
+      </w:r>
+      <w:r>
+        <w:rPr>
+          <w:rFonts w:ascii="Consolas" w:hAnsi="Consolas"/>
+          <w:color w:val="960000"/>
+          <w:sz w:val="20"/>
+        </w:rPr>
+        <w:t>LEEME_PRIMERO.md</w:t>
+      </w:r>
+      <w:r>
+        <w:rPr>
+          <w:b w:val="0"/>
+          <w:color w:val="960000"/>
+          <w:sz w:val="20"/>
+        </w:rPr>
+        <w:t xml:space="preserve">, en la raíz del </w:t>
+      </w:r>
+      <w:r>
+        <w:rPr>
+          <w:rFonts w:ascii="Consolas" w:hAnsi="Consolas"/>
+          <w:color w:val="960000"/>
+          <w:sz w:val="20"/>
+        </w:rPr>
+        <w:t>.zip</w:t>
+      </w:r>
+      <w:r>
+        <w:rPr>
+          <w:b w:val="0"/>
+          <w:color w:val="960000"/>
+          <w:sz w:val="20"/>
+        </w:rPr>
+        <w:t xml:space="preserve">, que es el único sitio donde no caducan. </w:t>
+      </w:r>
+      <w:r>
+        <w:rPr>
+          <w:b/>
+          <w:color w:val="960000"/>
+          <w:sz w:val="20"/>
+        </w:rPr>
+        <w:t>Es la única APK del 04/09 que existe en `05_Funcional/`.</w:t>
+      </w:r>
+      <w:r>
+        <w:rPr>
+          <w:b w:val="0"/>
+          <w:color w:val="960000"/>
+          <w:sz w:val="20"/>
+        </w:rPr>
+        <w:t xml:space="preserve"> Con la APK anterior la app </w:t>
+      </w:r>
+      <w:r>
+        <w:rPr>
+          <w:b/>
+          <w:color w:val="960000"/>
+          <w:sz w:val="20"/>
+        </w:rPr>
+        <w:t>NO conecta por bien que funcione el módulo</w:t>
+      </w:r>
+      <w:r>
+        <w:rPr>
+          <w:b w:val="0"/>
+          <w:color w:val="960000"/>
+          <w:sz w:val="20"/>
+        </w:rPr>
+        <w:t xml:space="preserve"> — actualizar el firmware del equipo o cambiar el </w:t>
+      </w:r>
+      <w:r>
+        <w:rPr>
+          <w:rFonts w:ascii="Consolas" w:hAnsi="Consolas"/>
+          <w:color w:val="960000"/>
+          <w:sz w:val="20"/>
+        </w:rPr>
+        <w:t>ESP32</w:t>
+      </w:r>
+      <w:r>
+        <w:rPr>
+          <w:b w:val="0"/>
+          <w:color w:val="960000"/>
+          <w:sz w:val="20"/>
+        </w:rPr>
+        <w:t xml:space="preserve"> no arregla nada, porque el defecto está en el teléfono. </w:t>
+      </w:r>
+      <w:r>
+        <w:rPr>
+          <w:b/>
+          <w:color w:val="960000"/>
+          <w:sz w:val="20"/>
+        </w:rPr>
+        <w:t>Cómo comprobar que la de hoy sí conectó, sin fiarse del rótulo:</w:t>
+      </w:r>
+      <w:r>
+        <w:rPr>
+          <w:b w:val="0"/>
+          <w:color w:val="960000"/>
+          <w:sz w:val="20"/>
+        </w:rPr>
+        <w:t xml:space="preserve"> una app enlazada de verdad recibe </w:t>
+      </w:r>
+      <w:r>
+        <w:rPr>
+          <w:b/>
+          <w:color w:val="960000"/>
+          <w:sz w:val="20"/>
+        </w:rPr>
+        <w:t>`$STATUS` cada 2 segundos</w:t>
+      </w:r>
+      <w:r>
+        <w:rPr>
+          <w:b w:val="0"/>
+          <w:color w:val="960000"/>
+          <w:sz w:val="20"/>
+        </w:rPr>
+        <w:t xml:space="preserve"> *(~~cada segundo~~ — la cadencia del STM32 bajo a 2000 ms el 04/09, en las dos puntas)*. Si dice enlazado y la pestaña </w:t>
+      </w:r>
+      <w:r>
+        <w:rPr>
+          <w:rFonts w:ascii="Consolas" w:hAnsi="Consolas"/>
+          <w:color w:val="960000"/>
+          <w:sz w:val="20"/>
+        </w:rPr>
+        <w:t>Tramas</w:t>
+      </w:r>
+      <w:r>
+        <w:rPr>
+          <w:b w:val="0"/>
+          <w:color w:val="960000"/>
+          <w:sz w:val="20"/>
+        </w:rPr>
+        <w:t xml:space="preserve"> no se mueve, no está enlazada. ## 🔵 Y esa misma APK trae </w:t>
+      </w:r>
+      <w:r>
+        <w:rPr>
+          <w:rFonts w:ascii="Consolas" w:hAnsi="Consolas"/>
+          <w:color w:val="960000"/>
+          <w:sz w:val="20"/>
+        </w:rPr>
+        <w:t>N-124</w:t>
+      </w:r>
+      <w:r>
+        <w:rPr>
+          <w:b w:val="0"/>
+          <w:color w:val="960000"/>
+          <w:sz w:val="20"/>
+        </w:rPr>
+        <w:t xml:space="preserve">: la lista de equipos ya NO tiene </w:t>
+      </w:r>
+      <w:r>
+        <w:rPr>
+          <w:rFonts w:ascii="Consolas" w:hAnsi="Consolas"/>
+          <w:color w:val="960000"/>
+          <w:sz w:val="20"/>
+        </w:rPr>
+        <w:t>MAC</w:t>
+      </w:r>
+      <w:r>
+        <w:rPr>
+          <w:b w:val="0"/>
+          <w:color w:val="960000"/>
+          <w:sz w:val="20"/>
+        </w:rPr>
+        <w:t xml:space="preserve"> escritas a mano Antes la app llevaba un par de direcciones </w:t>
+      </w:r>
+      <w:r>
+        <w:rPr>
+          <w:rFonts w:ascii="Consolas" w:hAnsi="Consolas"/>
+          <w:color w:val="960000"/>
+          <w:sz w:val="20"/>
+        </w:rPr>
+        <w:t>MAC</w:t>
+      </w:r>
+      <w:r>
+        <w:rPr>
+          <w:b w:val="0"/>
+          <w:color w:val="960000"/>
+          <w:sz w:val="20"/>
+        </w:rPr>
+        <w:t xml:space="preserve"> </w:t>
+      </w:r>
+      <w:r>
+        <w:rPr>
+          <w:b/>
+          <w:color w:val="960000"/>
+          <w:sz w:val="20"/>
+        </w:rPr>
+        <w:t>fijas dentro del código</w:t>
+      </w:r>
+      <w:r>
+        <w:rPr>
+          <w:b w:val="0"/>
+          <w:color w:val="960000"/>
+          <w:sz w:val="20"/>
+        </w:rPr>
+        <w:t xml:space="preserve">, así que la lista enseñaba equipos que podían no estar delante y </w:t>
+      </w:r>
+      <w:r>
+        <w:rPr>
+          <w:b/>
+          <w:color w:val="960000"/>
+          <w:sz w:val="20"/>
+        </w:rPr>
+        <w:t>no enseñaba el que sí lo estaba</w:t>
+      </w:r>
+      <w:r>
+        <w:rPr>
+          <w:b w:val="0"/>
+          <w:color w:val="960000"/>
+          <w:sz w:val="20"/>
+        </w:rPr>
+        <w:t xml:space="preserve">. Hoy </w:t>
+      </w:r>
+      <w:r>
+        <w:rPr>
+          <w:b/>
+          <w:color w:val="960000"/>
+          <w:sz w:val="20"/>
+        </w:rPr>
+        <w:t>la lista sale del escaneo real del teléfono</w:t>
+      </w:r>
+      <w:r>
+        <w:rPr>
+          <w:b w:val="0"/>
+          <w:color w:val="960000"/>
+          <w:sz w:val="20"/>
+        </w:rPr>
+        <w:t xml:space="preserve">: si Android no conoce el módulo, no aparece. </w:t>
+      </w:r>
+      <w:r>
+        <w:rPr>
+          <w:b/>
+          <w:color w:val="960000"/>
+          <w:sz w:val="20"/>
+        </w:rPr>
+        <w:t>Eso cambia el orden de lo que hace el técnico, y hay que decirlo entero:</w:t>
+      </w:r>
+      <w:r>
+        <w:rPr>
+          <w:b w:val="0"/>
+          <w:color w:val="960000"/>
+          <w:sz w:val="20"/>
+        </w:rPr>
+        <w:t xml:space="preserve"> 1. </w:t>
+      </w:r>
+      <w:r>
+        <w:rPr>
+          <w:b/>
+          <w:color w:val="960000"/>
+          <w:sz w:val="20"/>
+        </w:rPr>
+        <w:t>EMPAREJAR el `ESP32` en Ajustes de Android</w:t>
+      </w:r>
+      <w:r>
+        <w:rPr>
+          <w:b w:val="0"/>
+          <w:color w:val="960000"/>
+          <w:sz w:val="20"/>
+        </w:rPr>
+        <w:t xml:space="preserve"> (Bluetooth → </w:t>
+      </w:r>
+      <w:r>
+        <w:rPr>
+          <w:rFonts w:ascii="Consolas" w:hAnsi="Consolas"/>
+          <w:color w:val="960000"/>
+          <w:sz w:val="20"/>
+        </w:rPr>
+        <w:t>SEM-SIN-MATRICULA</w:t>
+      </w:r>
+      <w:r>
+        <w:rPr>
+          <w:b w:val="0"/>
+          <w:color w:val="960000"/>
+          <w:sz w:val="20"/>
+        </w:rPr>
+        <w:t xml:space="preserve">, ver </w:t>
+      </w:r>
+      <w:r>
+        <w:rPr>
+          <w:rFonts w:ascii="Consolas" w:hAnsi="Consolas"/>
+          <w:color w:val="960000"/>
+          <w:sz w:val="20"/>
+        </w:rPr>
+        <w:t>§4.bis.1</w:t>
+      </w:r>
+      <w:r>
+        <w:rPr>
+          <w:b w:val="0"/>
+          <w:color w:val="960000"/>
+          <w:sz w:val="20"/>
+        </w:rPr>
+        <w:t xml:space="preserve">). Empareja </w:t>
+      </w:r>
+      <w:r>
+        <w:rPr>
+          <w:b/>
+          <w:color w:val="960000"/>
+          <w:sz w:val="20"/>
+        </w:rPr>
+        <w:t>sin PIN</w:t>
+      </w:r>
+      <w:r>
+        <w:rPr>
+          <w:b w:val="0"/>
+          <w:color w:val="960000"/>
+          <w:sz w:val="20"/>
+        </w:rPr>
+        <w:t xml:space="preserve">, «Just Works» — </w:t>
+      </w:r>
+      <w:r>
+        <w:rPr>
+          <w:rFonts w:ascii="Consolas" w:hAnsi="Consolas"/>
+          <w:color w:val="960000"/>
+          <w:sz w:val="20"/>
+        </w:rPr>
+        <w:t>§4.bis.2</w:t>
+      </w:r>
+      <w:r>
+        <w:rPr>
+          <w:b w:val="0"/>
+          <w:color w:val="960000"/>
+          <w:sz w:val="20"/>
+        </w:rPr>
+        <w:t xml:space="preserve">. 2. </w:t>
+      </w:r>
+      <w:r>
+        <w:rPr>
+          <w:b/>
+          <w:color w:val="960000"/>
+          <w:sz w:val="20"/>
+        </w:rPr>
+        <w:t>Abrir la app y pulsar «Buscar Módulos Bluetooth».</w:t>
+      </w:r>
+      <w:r>
+        <w:rPr>
+          <w:b w:val="0"/>
+          <w:color w:val="960000"/>
+          <w:sz w:val="20"/>
+        </w:rPr>
+        <w:t xml:space="preserve"> Sólo entonces sale el equipo en la lista. 🛑 </w:t>
+      </w:r>
+      <w:r>
+        <w:rPr>
+          <w:b/>
+          <w:color w:val="960000"/>
+          <w:sz w:val="20"/>
+        </w:rPr>
+        <w:t>Saltarse el paso 1 deja la lista vacía</w:t>
+      </w:r>
+      <w:r>
+        <w:rPr>
+          <w:b w:val="0"/>
+          <w:color w:val="960000"/>
+          <w:sz w:val="20"/>
+        </w:rPr>
+        <w:t xml:space="preserve"> — y eso </w:t>
+      </w:r>
+      <w:r>
+        <w:rPr>
+          <w:b/>
+          <w:color w:val="960000"/>
+          <w:sz w:val="20"/>
+        </w:rPr>
+        <w:t>no</w:t>
+      </w:r>
+      <w:r>
+        <w:rPr>
+          <w:b w:val="0"/>
+          <w:color w:val="960000"/>
+          <w:sz w:val="20"/>
+        </w:rPr>
+        <w:t xml:space="preserve"> es un módulo muerto ni una APK mala. ## ⚠️ Y el resultado del banco, para que no se lea esto como un cierre </w:t>
+      </w:r>
+      <w:r>
+        <w:rPr>
+          <w:b/>
+          <w:color w:val="960000"/>
+          <w:sz w:val="20"/>
+        </w:rPr>
+        <w:t>La cabecera del informe de banco</w:t>
+      </w:r>
+      <w:r>
+        <w:rPr>
+          <w:b w:val="0"/>
+          <w:color w:val="960000"/>
+          <w:sz w:val="20"/>
+        </w:rPr>
+        <w:t xml:space="preserve"> dice </w:t>
+      </w:r>
+      <w:r>
+        <w:rPr>
+          <w:b/>
+          <w:color w:val="960000"/>
+          <w:sz w:val="20"/>
+        </w:rPr>
+        <w:t>24 ejercidos · 4 bloqueados por el enlace Bluetooth</w:t>
+      </w:r>
+      <w:r>
+        <w:rPr>
+          <w:b w:val="0"/>
+          <w:color w:val="960000"/>
+          <w:sz w:val="20"/>
+        </w:rPr>
+        <w:t xml:space="preserve"> —o sea, por esto— </w:t>
+      </w:r>
+      <w:r>
+        <w:rPr>
+          <w:b/>
+          <w:color w:val="960000"/>
+          <w:sz w:val="20"/>
+        </w:rPr>
+        <w:t>· 1 abortado por un incidente de seguridad</w:t>
+      </w:r>
+      <w:r>
+        <w:rPr>
+          <w:b w:val="0"/>
+          <w:color w:val="960000"/>
+          <w:sz w:val="20"/>
+        </w:rPr>
+        <w:t xml:space="preserve">, sobre 29 pasos. </w:t>
+      </w:r>
+      <w:r>
+        <w:rPr>
+          <w:b/>
+          <w:color w:val="960000"/>
+          <w:sz w:val="20"/>
+        </w:rPr>
+        <w:t>Se cita como la cifra de la cabecera, no como un hecho: la enumeración del propio informe no cuadra con ella</w:t>
+      </w:r>
+      <w:r>
+        <w:rPr>
+          <w:b w:val="0"/>
+          <w:color w:val="960000"/>
+          <w:sz w:val="20"/>
+        </w:rPr>
+        <w:t xml:space="preserve"> —sus tres cajones nombran 22 identificadores y siete pasos no caen en ninguno—. La discrepancia está desglosada en </w:t>
+      </w:r>
+      <w:r>
+        <w:rPr>
+          <w:rFonts w:ascii="Consolas" w:hAnsi="Consolas"/>
+          <w:color w:val="960000"/>
+          <w:sz w:val="20"/>
+        </w:rPr>
+        <w:t>12_Cobertura_de_Pruebas_y_Huecos.md</w:t>
+      </w:r>
+      <w:r>
+        <w:rPr>
+          <w:b w:val="0"/>
+          <w:color w:val="960000"/>
+          <w:sz w:val="20"/>
+        </w:rPr>
+        <w:t xml:space="preserve">, que por eso </w:t>
+      </w:r>
+      <w:r>
+        <w:rPr>
+          <w:b/>
+          <w:color w:val="960000"/>
+          <w:sz w:val="20"/>
+        </w:rPr>
+        <w:t>no publica ningún total</w:t>
+      </w:r>
+      <w:r>
+        <w:rPr>
+          <w:b w:val="0"/>
+          <w:color w:val="960000"/>
+          <w:sz w:val="20"/>
+        </w:rPr>
+        <w:t xml:space="preserve">; aquí tampoco se publica uno reconciliado, porque </w:t>
+      </w:r>
+      <w:r>
+        <w:rPr>
+          <w:b/>
+          <w:color w:val="960000"/>
+          <w:sz w:val="20"/>
+        </w:rPr>
+        <w:t>eso lo decide quien ejecutó la sesión</w:t>
+      </w:r>
+      <w:r>
+        <w:rPr>
+          <w:b w:val="0"/>
+          <w:color w:val="960000"/>
+          <w:sz w:val="20"/>
+        </w:rPr>
+        <w:t xml:space="preserve">. Lo que no depende de la cuenta: como el equipo nunca llegó a operar por falta de app, </w:t>
+      </w:r>
+      <w:r>
+        <w:rPr>
+          <w:b/>
+          <w:color w:val="960000"/>
+          <w:sz w:val="20"/>
+        </w:rPr>
+        <w:t>la regresión del Modo Automático (`N-42`) no se confirmó ni se descartó</w:t>
+      </w:r>
+      <w:r>
+        <w:rPr>
+          <w:b w:val="0"/>
+          <w:color w:val="960000"/>
+          <w:sz w:val="20"/>
+        </w:rPr>
+        <w:t>. Un paso bloqueado no dice nada del firmware.</w:t>
+      </w:r>
+    </w:p>
+    <w:p>
+      <w:pPr>
+        <w:spacing w:after="80"/>
+      </w:pPr>
+    </w:p>
+    <w:p>
+      <w:pPr>
+        <w:spacing w:after="160"/>
+        <w:ind w:left="360"/>
+        <w:shd w:val="clear" w:fill="FFF4E5"/>
+      </w:pPr>
+      <w:r>
+        <w:rPr>
+          <w:b w:val="0"/>
+          <w:color w:val="960000"/>
+          <w:sz w:val="20"/>
+        </w:rPr>
         <w:t xml:space="preserve">🔴 REVISIÓN DEL 31/08/2026 — TRES CORRECCIONES, Y UNA CAMBIA EL PAPEL DE LA APP ## 1. 🛑 El </w:t>
       </w:r>
       <w:r>
@@ -700,7 +1839,7 @@
           <w:color w:val="960000"/>
           <w:sz w:val="20"/>
         </w:rPr>
-        <w:t xml:space="preserve"> | </w:t>
+        <w:t xml:space="preserve"> | &gt; 🟠 </w:t>
       </w:r>
       <w:r>
         <w:rPr>
@@ -708,6 +1847,454 @@
           <w:color w:val="960000"/>
           <w:sz w:val="20"/>
         </w:rPr>
+        <w:t>AL DÍA EL 04/09 (`N-118`) — y son dos medidas del mismo día que dicen cosas distintas:</w:t>
+      </w:r>
+      <w:r>
+        <w:rPr>
+          <w:b w:val="0"/>
+          <w:color w:val="960000"/>
+          <w:sz w:val="20"/>
+        </w:rPr>
+        <w:t xml:space="preserve"> &gt; &gt; * </w:t>
+      </w:r>
+      <w:r>
+        <w:rPr>
+          <w:b/>
+          <w:color w:val="960000"/>
+          <w:sz w:val="20"/>
+        </w:rPr>
+        <w:t>En banco (3–4/09) el mando ni siquiera era el último recurso.</w:t>
+      </w:r>
+      <w:r>
+        <w:rPr>
+          <w:b w:val="0"/>
+          <w:color w:val="960000"/>
+          <w:sz w:val="20"/>
+        </w:rPr>
+        <w:t xml:space="preserve"> Con la lectura antigua &gt;   —</w:t>
+      </w:r>
+      <w:r>
+        <w:rPr>
+          <w:rFonts w:ascii="Consolas" w:hAnsi="Consolas"/>
+          <w:color w:val="960000"/>
+          <w:sz w:val="20"/>
+        </w:rPr>
+        <w:t>INPUT_PULLUP</w:t>
+      </w:r>
+      <w:r>
+        <w:rPr>
+          <w:b w:val="0"/>
+          <w:color w:val="960000"/>
+          <w:sz w:val="20"/>
+        </w:rPr>
+        <w:t xml:space="preserve"> y </w:t>
+      </w:r>
+      <w:r>
+        <w:rPr>
+          <w:rFonts w:ascii="Consolas" w:hAnsi="Consolas"/>
+          <w:color w:val="960000"/>
+          <w:sz w:val="20"/>
+        </w:rPr>
+        <w:t>== LOW</w:t>
+      </w:r>
+      <w:r>
+        <w:rPr>
+          <w:b w:val="0"/>
+          <w:color w:val="960000"/>
+          <w:sz w:val="20"/>
+        </w:rPr>
+        <w:t xml:space="preserve">—, las </w:t>
+      </w:r>
+      <w:r>
+        <w:rPr>
+          <w:rFonts w:ascii="Consolas" w:hAnsi="Consolas"/>
+          <w:color w:val="960000"/>
+          <w:sz w:val="20"/>
+        </w:rPr>
+        <w:t>R65</w:t>
+      </w:r>
+      <w:r>
+        <w:rPr>
+          <w:b w:val="0"/>
+          <w:color w:val="960000"/>
+          <w:sz w:val="20"/>
+        </w:rPr>
+        <w:t>/</w:t>
+      </w:r>
+      <w:r>
+        <w:rPr>
+          <w:rFonts w:ascii="Consolas" w:hAnsi="Consolas"/>
+          <w:color w:val="960000"/>
+          <w:sz w:val="20"/>
+        </w:rPr>
+        <w:t>R66</w:t>
+      </w:r>
+      <w:r>
+        <w:rPr>
+          <w:b w:val="0"/>
+          <w:color w:val="960000"/>
+          <w:sz w:val="20"/>
+        </w:rPr>
+        <w:t xml:space="preserve"> (10 kΩ a masa) dejan </w:t>
+      </w:r>
+      <w:r>
+        <w:rPr>
+          <w:rFonts w:ascii="Consolas" w:hAnsi="Consolas"/>
+          <w:color w:val="960000"/>
+          <w:sz w:val="20"/>
+        </w:rPr>
+        <w:t>PB9</w:t>
+      </w:r>
+      <w:r>
+        <w:rPr>
+          <w:b w:val="0"/>
+          <w:color w:val="960000"/>
+          <w:sz w:val="20"/>
+        </w:rPr>
+        <w:t>/</w:t>
+      </w:r>
+      <w:r>
+        <w:rPr>
+          <w:rFonts w:ascii="Consolas" w:hAnsi="Consolas"/>
+          <w:color w:val="960000"/>
+          <w:sz w:val="20"/>
+        </w:rPr>
+        <w:t>PB13</w:t>
+      </w:r>
+      <w:r>
+        <w:rPr>
+          <w:b w:val="0"/>
+          <w:color w:val="960000"/>
+          <w:sz w:val="20"/>
+        </w:rPr>
+        <w:t xml:space="preserve"> en </w:t>
+      </w:r>
+      <w:r>
+        <w:rPr>
+          <w:b/>
+          <w:color w:val="960000"/>
+          <w:sz w:val="20"/>
+        </w:rPr>
+        <w:t>0,6 V, &gt;   BAJO permanente</w:t>
+      </w:r>
+      <w:r>
+        <w:rPr>
+          <w:b w:val="0"/>
+          <w:color w:val="960000"/>
+          <w:sz w:val="20"/>
+        </w:rPr>
+        <w:t xml:space="preserve">: </w:t>
+      </w:r>
+      <w:r>
+        <w:rPr>
+          <w:b/>
+          <w:color w:val="960000"/>
+          <w:sz w:val="20"/>
+        </w:rPr>
+        <w:t>no hay flanco y ninguna de las tres secuencias es alcanzable</w:t>
+      </w:r>
+      <w:r>
+        <w:rPr>
+          <w:b w:val="0"/>
+          <w:color w:val="960000"/>
+          <w:sz w:val="20"/>
+        </w:rPr>
+        <w:t xml:space="preserve">. &gt; * </w:t>
+      </w:r>
+      <w:r>
+        <w:rPr>
+          <w:b/>
+          <w:color w:val="960000"/>
+          <w:sz w:val="20"/>
+        </w:rPr>
+        <w:t>En el fuente, ese mismo día, ya está corregido en LAS DOS PUNTAS:</w:t>
+      </w:r>
+      <w:r>
+        <w:rPr>
+          <w:b w:val="0"/>
+          <w:color w:val="960000"/>
+          <w:sz w:val="20"/>
+        </w:rPr>
+        <w:t xml:space="preserve"> </w:t>
+      </w:r>
+      <w:r>
+        <w:rPr>
+          <w:rFonts w:ascii="Consolas" w:hAnsi="Consolas"/>
+          <w:color w:val="960000"/>
+          <w:sz w:val="20"/>
+        </w:rPr>
+        <w:t>pinMode(BOTON1/BOTON2, &gt;   INPUT)</w:t>
+      </w:r>
+      <w:r>
+        <w:rPr>
+          <w:b w:val="0"/>
+          <w:color w:val="960000"/>
+          <w:sz w:val="20"/>
+        </w:rPr>
+        <w:t xml:space="preserve"> pelado y </w:t>
+      </w:r>
+      <w:r>
+        <w:rPr>
+          <w:rFonts w:ascii="Consolas" w:hAnsi="Consolas"/>
+          <w:color w:val="960000"/>
+          <w:sz w:val="20"/>
+        </w:rPr>
+        <w:t>digitalRead(...) == HIGH</w:t>
+      </w:r>
+      <w:r>
+        <w:rPr>
+          <w:b w:val="0"/>
+          <w:color w:val="960000"/>
+          <w:sz w:val="20"/>
+        </w:rPr>
+        <w:t xml:space="preserve"> —</w:t>
+      </w:r>
+      <w:r>
+        <w:rPr>
+          <w:b/>
+          <w:color w:val="960000"/>
+          <w:sz w:val="20"/>
+        </w:rPr>
+        <w:t>activo en ALTO</w:t>
+      </w:r>
+      <w:r>
+        <w:rPr>
+          <w:b w:val="0"/>
+          <w:color w:val="960000"/>
+          <w:sz w:val="20"/>
+        </w:rPr>
+        <w:t>, como las cámaras— &gt;   (</w:t>
+      </w:r>
+      <w:r>
+        <w:rPr>
+          <w:rFonts w:ascii="Consolas" w:hAnsi="Consolas"/>
+          <w:color w:val="960000"/>
+          <w:sz w:val="20"/>
+        </w:rPr>
+        <w:t>Maestro/src/botones.cpp:160-161</w:t>
+      </w:r>
+      <w:r>
+        <w:rPr>
+          <w:b w:val="0"/>
+          <w:color w:val="960000"/>
+          <w:sz w:val="20"/>
+        </w:rPr>
+        <w:t xml:space="preserve"> y </w:t>
+      </w:r>
+      <w:r>
+        <w:rPr>
+          <w:rFonts w:ascii="Consolas" w:hAnsi="Consolas"/>
+          <w:color w:val="960000"/>
+          <w:sz w:val="20"/>
+        </w:rPr>
+        <w:t>:223</w:t>
+      </w:r>
+      <w:r>
+        <w:rPr>
+          <w:b w:val="0"/>
+          <w:color w:val="960000"/>
+          <w:sz w:val="20"/>
+        </w:rPr>
+        <w:t xml:space="preserve">, </w:t>
+      </w:r>
+      <w:r>
+        <w:rPr>
+          <w:rFonts w:ascii="Consolas" w:hAnsi="Consolas"/>
+          <w:color w:val="960000"/>
+          <w:sz w:val="20"/>
+        </w:rPr>
+        <w:t>Esclavo/src/botones.cpp:178-179</w:t>
+      </w:r>
+      <w:r>
+        <w:rPr>
+          <w:b w:val="0"/>
+          <w:color w:val="960000"/>
+          <w:sz w:val="20"/>
+        </w:rPr>
+        <w:t xml:space="preserve"> y </w:t>
+      </w:r>
+      <w:r>
+        <w:rPr>
+          <w:rFonts w:ascii="Consolas" w:hAnsi="Consolas"/>
+          <w:color w:val="960000"/>
+          <w:sz w:val="20"/>
+        </w:rPr>
+        <w:t>:232</w:t>
+      </w:r>
+      <w:r>
+        <w:rPr>
+          <w:b w:val="0"/>
+          <w:color w:val="960000"/>
+          <w:sz w:val="20"/>
+        </w:rPr>
+        <w:t xml:space="preserve">). Se &gt;   acciona </w:t>
+      </w:r>
+      <w:r>
+        <w:rPr>
+          <w:b/>
+          <w:color w:val="960000"/>
+          <w:sz w:val="20"/>
+        </w:rPr>
+        <w:t>cerrando contra los 3,3 V del pin de al lado</w:t>
+      </w:r>
+      <w:r>
+        <w:rPr>
+          <w:b w:val="0"/>
+          <w:color w:val="960000"/>
+          <w:sz w:val="20"/>
+        </w:rPr>
+        <w:t xml:space="preserve"> (</w:t>
+      </w:r>
+      <w:r>
+        <w:rPr>
+          <w:rFonts w:ascii="Consolas" w:hAnsi="Consolas"/>
+          <w:color w:val="960000"/>
+          <w:sz w:val="20"/>
+        </w:rPr>
+        <w:t>J16</w:t>
+      </w:r>
+      <w:r>
+        <w:rPr>
+          <w:b w:val="0"/>
+          <w:color w:val="960000"/>
+          <w:sz w:val="20"/>
+        </w:rPr>
+        <w:t xml:space="preserve"> p5-p4 canal </w:t>
+      </w:r>
+      <w:r>
+        <w:rPr>
+          <w:rFonts w:ascii="Consolas" w:hAnsi="Consolas"/>
+          <w:color w:val="960000"/>
+          <w:sz w:val="20"/>
+        </w:rPr>
+        <w:t>A</w:t>
+      </w:r>
+      <w:r>
+        <w:rPr>
+          <w:b w:val="0"/>
+          <w:color w:val="960000"/>
+          <w:sz w:val="20"/>
+        </w:rPr>
+        <w:t xml:space="preserve">, p8-p7 canal &gt;   </w:t>
+      </w:r>
+      <w:r>
+        <w:rPr>
+          <w:rFonts w:ascii="Consolas" w:hAnsi="Consolas"/>
+          <w:color w:val="960000"/>
+          <w:sz w:val="20"/>
+        </w:rPr>
+        <w:t>B</w:t>
+      </w:r>
+      <w:r>
+        <w:rPr>
+          <w:b w:val="0"/>
+          <w:color w:val="960000"/>
+          <w:sz w:val="20"/>
+        </w:rPr>
+        <w:t xml:space="preserve">), </w:t>
+      </w:r>
+      <w:r>
+        <w:rPr>
+          <w:b/>
+          <w:color w:val="960000"/>
+          <w:sz w:val="20"/>
+        </w:rPr>
+        <w:t>no</w:t>
+      </w:r>
+      <w:r>
+        <w:rPr>
+          <w:b w:val="0"/>
+          <w:color w:val="960000"/>
+          <w:sz w:val="20"/>
+        </w:rPr>
+        <w:t xml:space="preserve"> con un cable a masa. Y el receptor a comprar deja de ser decisión abierta: es &gt;   </w:t>
+      </w:r>
+      <w:r>
+        <w:rPr>
+          <w:b/>
+          <w:color w:val="960000"/>
+          <w:sz w:val="20"/>
+        </w:rPr>
+        <w:t>NORMALMENTE ABIERTO (`NO`)</w:t>
+      </w:r>
+      <w:r>
+        <w:rPr>
+          <w:b w:val="0"/>
+          <w:color w:val="960000"/>
+          <w:sz w:val="20"/>
+        </w:rPr>
+        <w:t xml:space="preserve">. &gt; &gt; ⚠️ </w:t>
+      </w:r>
+      <w:r>
+        <w:rPr>
+          <w:b/>
+          <w:color w:val="960000"/>
+          <w:sz w:val="20"/>
+        </w:rPr>
+        <w:t>Pero el arreglo NO se ha cargado ni ejercido en tarjeta.</w:t>
+      </w:r>
+      <w:r>
+        <w:rPr>
+          <w:b w:val="0"/>
+          <w:color w:val="960000"/>
+          <w:sz w:val="20"/>
+        </w:rPr>
+        <w:t xml:space="preserve"> Mientras no se ejerza, para &gt; planificar hay que contar con que </w:t>
+      </w:r>
+      <w:r>
+        <w:rPr>
+          <w:b/>
+          <w:color w:val="960000"/>
+          <w:sz w:val="20"/>
+        </w:rPr>
+        <w:t>la app es la única vía de mando comprobada</w:t>
+      </w:r>
+      <w:r>
+        <w:rPr>
+          <w:b w:val="0"/>
+          <w:color w:val="960000"/>
+          <w:sz w:val="20"/>
+        </w:rPr>
+        <w:t xml:space="preserve"> y que </w:t>
+      </w:r>
+      <w:r>
+        <w:rPr>
+          <w:b/>
+          <w:color w:val="960000"/>
+          <w:sz w:val="20"/>
+        </w:rPr>
+        <w:t>no hay &gt; una segunda vía que recoja lo que la app no pueda hacer</w:t>
+      </w:r>
+      <w:r>
+        <w:rPr>
+          <w:b w:val="0"/>
+          <w:color w:val="960000"/>
+          <w:sz w:val="20"/>
+        </w:rPr>
+        <w:t xml:space="preserve"> — que es lo que da peso a cada defecto &gt; de esta app. Ver </w:t>
+      </w:r>
+      <w:r>
+        <w:rPr>
+          <w:rFonts w:ascii="Consolas" w:hAnsi="Consolas"/>
+          <w:color w:val="960000"/>
+          <w:sz w:val="20"/>
+        </w:rPr>
+        <w:t>1_Manual_Usuario.md</w:t>
+      </w:r>
+      <w:r>
+        <w:rPr>
+          <w:b w:val="0"/>
+          <w:color w:val="960000"/>
+          <w:sz w:val="20"/>
+        </w:rPr>
+        <w:t xml:space="preserve"> §7 y §9. </w:t>
+      </w:r>
+      <w:r>
+        <w:rPr>
+          <w:b/>
+          <w:color w:val="960000"/>
+          <w:sz w:val="20"/>
+        </w:rPr>
         <w:t>Por qué:</w:t>
       </w:r>
       <w:r>
@@ -1020,7 +2607,279 @@
           <w:color w:val="960000"/>
           <w:sz w:val="20"/>
         </w:rPr>
-        <w:t xml:space="preserve"> Ver la sección corregida más abajo. ## ⚠️ Y lo que no cambia: </w:t>
+        <w:t xml:space="preserve"> Ver la sección corregida más abajo. ## 🟢 4. CAMBIOS DEL 04/09 QUE AFECTAN A LO QUE LA APP OFRECE </w:t>
+      </w:r>
+      <w:r>
+        <w:rPr>
+          <w:b/>
+          <w:color w:val="960000"/>
+          <w:sz w:val="20"/>
+        </w:rPr>
+        <w:t>Los tres están verificados en el fuente y ninguno se ha ejercido en tarjeta.</w:t>
+      </w:r>
+      <w:r>
+        <w:rPr>
+          <w:b w:val="0"/>
+          <w:color w:val="960000"/>
+          <w:sz w:val="20"/>
+        </w:rPr>
+        <w:t xml:space="preserve"> 1. </w:t>
+      </w:r>
+      <w:r>
+        <w:rPr>
+          <w:b/>
+          <w:color w:val="960000"/>
+          <w:sz w:val="20"/>
+        </w:rPr>
+        <w:t>El ciclo mínimo sube de 1 a 3 minutos</w:t>
+      </w:r>
+      <w:r>
+        <w:rPr>
+          <w:b w:val="0"/>
+          <w:color w:val="960000"/>
+          <w:sz w:val="20"/>
+        </w:rPr>
+        <w:t xml:space="preserve"> — verde </w:t>
+      </w:r>
+      <w:r>
+        <w:rPr>
+          <w:b/>
+          <w:color w:val="960000"/>
+          <w:sz w:val="20"/>
+        </w:rPr>
+        <w:t>3–15 min</w:t>
+      </w:r>
+      <w:r>
+        <w:rPr>
+          <w:b w:val="0"/>
+          <w:color w:val="960000"/>
+          <w:sz w:val="20"/>
+        </w:rPr>
+        <w:t xml:space="preserve">, rojo </w:t>
+      </w:r>
+      <w:r>
+        <w:rPr>
+          <w:b/>
+          <w:color w:val="960000"/>
+          <w:sz w:val="20"/>
+        </w:rPr>
+        <w:t>3–15 min</w:t>
+      </w:r>
+      <w:r>
+        <w:rPr>
+          <w:b w:val="0"/>
+          <w:color w:val="960000"/>
+          <w:sz w:val="20"/>
+        </w:rPr>
+        <w:t xml:space="preserve">, despeje 10–90 s. </w:t>
+      </w:r>
+      <w:r>
+        <w:rPr>
+          <w:b/>
+          <w:color w:val="960000"/>
+          <w:sz w:val="20"/>
+        </w:rPr>
+        <w:t>Donde este manual dijera «1-15», estaba obsoleto.</w:t>
+      </w:r>
+      <w:r>
+        <w:rPr>
+          <w:b w:val="0"/>
+          <w:color w:val="960000"/>
+          <w:sz w:val="20"/>
+        </w:rPr>
+        <w:t xml:space="preserve"> La guarda de verdad está en el firmware; la app valida lo mismo por comodidad. Ver </w:t>
+      </w:r>
+      <w:r>
+        <w:rPr>
+          <w:rFonts w:ascii="Consolas" w:hAnsi="Consolas"/>
+          <w:color w:val="960000"/>
+          <w:sz w:val="20"/>
+        </w:rPr>
+        <w:t>§5.5.1</w:t>
+      </w:r>
+      <w:r>
+        <w:rPr>
+          <w:b w:val="0"/>
+          <w:color w:val="960000"/>
+          <w:sz w:val="20"/>
+        </w:rPr>
+        <w:t xml:space="preserve">. 2. </w:t>
+      </w:r>
+      <w:r>
+        <w:rPr>
+          <w:b/>
+          <w:color w:val="960000"/>
+          <w:sz w:val="20"/>
+        </w:rPr>
+        <w:t>DECISIÓN: el cruce se opera desde el MAESTRO.</w:t>
+      </w:r>
+      <w:r>
+        <w:rPr>
+          <w:b w:val="0"/>
+          <w:color w:val="960000"/>
+          <w:sz w:val="20"/>
+        </w:rPr>
+        <w:t xml:space="preserve"> La app ya lo enruta y avisa a qué punta va cada orden. Ver </w:t>
+      </w:r>
+      <w:r>
+        <w:rPr>
+          <w:rFonts w:ascii="Consolas" w:hAnsi="Consolas"/>
+          <w:color w:val="960000"/>
+          <w:sz w:val="20"/>
+        </w:rPr>
+        <w:t>§5.5.2</w:t>
+      </w:r>
+      <w:r>
+        <w:rPr>
+          <w:b w:val="0"/>
+          <w:color w:val="960000"/>
+          <w:sz w:val="20"/>
+        </w:rPr>
+        <w:t xml:space="preserve">. 3. </w:t>
+      </w:r>
+      <w:r>
+        <w:rPr>
+          <w:b/>
+          <w:color w:val="960000"/>
+          <w:sz w:val="20"/>
+        </w:rPr>
+        <w:t>`N-130`: el `PEDIDO_AL_MAESTRO` ya no es la última palabra.</w:t>
+      </w:r>
+      <w:r>
+        <w:rPr>
+          <w:b w:val="0"/>
+          <w:color w:val="960000"/>
+          <w:sz w:val="20"/>
+        </w:rPr>
+        <w:t xml:space="preserve"> Fuera del Modo Inteligente el Maestro rechaza la demanda y llega el evento </w:t>
+      </w:r>
+      <w:r>
+        <w:rPr>
+          <w:rFonts w:ascii="Consolas" w:hAnsi="Consolas"/>
+          <w:color w:val="960000"/>
+          <w:sz w:val="20"/>
+        </w:rPr>
+        <w:t>MAESTRO / DEMANDA_NO_ATENDIDA_MODO_ACTUAL</w:t>
+      </w:r>
+      <w:r>
+        <w:rPr>
+          <w:b w:val="0"/>
+          <w:color w:val="960000"/>
+          <w:sz w:val="20"/>
+        </w:rPr>
+        <w:t xml:space="preserve">. </w:t>
+      </w:r>
+      <w:r>
+        <w:rPr>
+          <w:b/>
+          <w:color w:val="960000"/>
+          <w:sz w:val="20"/>
+        </w:rPr>
+        <w:t>Es comportamiento normal.</w:t>
+      </w:r>
+      <w:r>
+        <w:rPr>
+          <w:b w:val="0"/>
+          <w:color w:val="960000"/>
+          <w:sz w:val="20"/>
+        </w:rPr>
+        <w:t xml:space="preserve"> Ver </w:t>
+      </w:r>
+      <w:r>
+        <w:rPr>
+          <w:rFonts w:ascii="Consolas" w:hAnsi="Consolas"/>
+          <w:color w:val="960000"/>
+          <w:sz w:val="20"/>
+        </w:rPr>
+        <w:t>§5.5.3</w:t>
+      </w:r>
+      <w:r>
+        <w:rPr>
+          <w:b w:val="0"/>
+          <w:color w:val="960000"/>
+          <w:sz w:val="20"/>
+        </w:rPr>
+        <w:t xml:space="preserve">. </w:t>
+      </w:r>
+      <w:r>
+        <w:rPr>
+          <w:b/>
+          <w:color w:val="960000"/>
+          <w:sz w:val="20"/>
+        </w:rPr>
+        <w:t>Y una cuarta, que no es de comportamiento sino de identificación:</w:t>
+      </w:r>
+      <w:r>
+        <w:rPr>
+          <w:b w:val="0"/>
+          <w:color w:val="960000"/>
+          <w:sz w:val="20"/>
+        </w:rPr>
+        <w:t xml:space="preserve"> el módulo se auto-rotula </w:t>
+      </w:r>
+      <w:r>
+        <w:rPr>
+          <w:rFonts w:ascii="Consolas" w:hAnsi="Consolas"/>
+          <w:color w:val="960000"/>
+          <w:sz w:val="20"/>
+        </w:rPr>
+        <w:t>SEM-&lt;serie&gt;-M</w:t>
+      </w:r>
+      <w:r>
+        <w:rPr>
+          <w:b w:val="0"/>
+          <w:color w:val="960000"/>
+          <w:sz w:val="20"/>
+        </w:rPr>
+        <w:t xml:space="preserve"> / </w:t>
+      </w:r>
+      <w:r>
+        <w:rPr>
+          <w:rFonts w:ascii="Consolas" w:hAnsi="Consolas"/>
+          <w:color w:val="960000"/>
+          <w:sz w:val="20"/>
+        </w:rPr>
+        <w:t>SEM-&lt;serie&gt;-E</w:t>
+      </w:r>
+      <w:r>
+        <w:rPr>
+          <w:b w:val="0"/>
+          <w:color w:val="960000"/>
+          <w:sz w:val="20"/>
+        </w:rPr>
+        <w:t xml:space="preserve">, </w:t>
+      </w:r>
+      <w:r>
+        <w:rPr>
+          <w:b/>
+          <w:color w:val="960000"/>
+          <w:sz w:val="20"/>
+        </w:rPr>
+        <w:t>pero un módulo recién puesto anuncia `SEM-SIN-MATRICULA` y los dos postes se llaman igual hasta que se les da una vuelta de energía.</w:t>
+      </w:r>
+      <w:r>
+        <w:rPr>
+          <w:b w:val="0"/>
+          <w:color w:val="960000"/>
+          <w:sz w:val="20"/>
+        </w:rPr>
+        <w:t xml:space="preserve"> Con la decisión 2 encima, saber a qué poste se conecta uno deja de ser un detalle. Ver </w:t>
+      </w:r>
+      <w:r>
+        <w:rPr>
+          <w:rFonts w:ascii="Consolas" w:hAnsi="Consolas"/>
+          <w:color w:val="960000"/>
+          <w:sz w:val="20"/>
+        </w:rPr>
+        <w:t>§4.bis.1</w:t>
+      </w:r>
+      <w:r>
+        <w:rPr>
+          <w:b w:val="0"/>
+          <w:color w:val="960000"/>
+          <w:sz w:val="20"/>
+        </w:rPr>
+        <w:t xml:space="preserve">. ## ⚠️ Y lo que no cambia: </w:t>
       </w:r>
       <w:r>
         <w:rPr>
@@ -1184,17 +3043,35 @@
         <w:br/>
         <w:t>│ 👷 MODO OPERARIO (POR DEFECTO):                                          │</w:t>
         <w:br/>
-        <w:t>│   • Botonera tactil de campo de 4 botones grandes                       │</w:t>
+        <w:t>│   • Botonera tactil de campo - CENSADA EL 04/09 sobre index.html         │</w:t>
         <w:br/>
-        <w:t>│     (31/08: NO es una "replica del mando" - es LA superficie de mando)  │</w:t>
+        <w:t>│     (31/08: NO es una "replica del mando" - es LA superficie de mando)   │</w:t>
         <w:br/>
-        <w:t>│   • 1 toque: 🟢 Automatico | ✋ Dar Paso | 🟡 Ambar | 🛑 Caida segura     │</w:t>
+        <w:t>│   • Rotulos LITERALES, y no son cuatro:                                  │</w:t>
         <w:br/>
-        <w:t>│     OJO: la caida segura NO es el mismo comando en las dos puntas.      │</w:t>
+        <w:t>│       AUTOMATICO . DAR PASO . AMBAR . ROJO TOTAL .                       │</w:t>
         <w:br/>
-        <w:t>│          Maestro -&gt; CMD:FORZAR_ROJO      (rojo total)                   │</w:t>
+        <w:t>│       AMBAR EMERGENCIA . RETIRAR AMBAR . VOLVER AL MENU                  │</w:t>
         <w:br/>
-        <w:t>│          Esclavo -&gt; CMD:AMBAR_EMERGENCIA (ambar). FORZAR_ROJO da $ERR.  │</w:t>
+        <w:t>│     Los TRES de emergencia se ensenan segun la punta (app.js:1494-1506)  │</w:t>
+        <w:br/>
+        <w:t>│       ROJO TOTAL        se oculta con un ESCLAVO delante                 │</w:t>
+        <w:br/>
+        <w:t>│       AMBAR EMERGENCIA  se oculta con un MAESTRO delante                 │</w:t>
+        <w:br/>
+        <w:t>│       RETIRAR AMBAR     SOLO aparece con un ESCLAVO delante              │</w:t>
+        <w:br/>
+        <w:t>│     Sin punta identificada salen los DOS primeros, con su aviso.         │</w:t>
+        <w:br/>
+        <w:t>│     OJO: la parada de emergencia NO es el mismo comando en las dos       │</w:t>
+        <w:br/>
+        <w:t>│          puntas, y por eso NO comparten rotulo:                          │</w:t>
+        <w:br/>
+        <w:t>│          Maestro -&gt; ROJO TOTAL        = CMD:FORZAR_ROJO      (rojo)      │</w:t>
+        <w:br/>
+        <w:t>│          Esclavo -&gt; AMBAR EMERGENCIA  = CMD:AMBAR_EMERGENCIA (ambar,     │</w:t>
+        <w:br/>
+        <w:t>│                     talanquera ABIERTA). FORZAR_ROJO da $ERR alli.       │</w:t>
         <w:br/>
         <w:t>│   • Cero contrasenas ni formularios complejos para el operario de obra.  │</w:t>
         <w:br/>
@@ -1202,7 +3079,9 @@
         <w:br/>
         <w:t>│ 🛡️ MODO TÉCNICO / ADMINISTRADOR (PIN '1234'):                           │</w:t>
         <w:br/>
-        <w:t>│   • Ajustes de tiempos de ciclo (Verde 1-15m, Rojo 1-15m, Despeje 10-90s)│</w:t>
+        <w:t>│   • Tiempos de ciclo: Verde 3-15m, Rojo 3-15m, Despeje 10-90s            │</w:t>
+        <w:br/>
+        <w:t>│     (04/09: el minimo sube de 1 a 3 min. DECISION VIAL, ver 5.5)         │</w:t>
         <w:br/>
         <w:t>│   • Asistente Courier RTC con compensación automática de viaje.          │</w:t>
         <w:br/>
@@ -1810,7 +3689,199 @@
           <w:color w:val="960000"/>
           <w:sz w:val="20"/>
         </w:rPr>
-        <w:t>.</w:t>
+        <w:t xml:space="preserve">. 🔴 </w:t>
+      </w:r>
+      <w:r>
+        <w:rPr>
+          <w:b/>
+          <w:color w:val="960000"/>
+          <w:sz w:val="20"/>
+        </w:rPr>
+        <w:t>Y `N-122` añade el caso peor, que hay que tener delante al leer cualquier cifra de esta página: los instrumentos estaban en VERDE mientras la app no abría el socket.</w:t>
+      </w:r>
+      <w:r>
+        <w:rPr>
+          <w:b w:val="0"/>
+          <w:color w:val="960000"/>
+          <w:sz w:val="20"/>
+        </w:rPr>
+        <w:t xml:space="preserve"> El censo de funciones sin llamador llevaba </w:t>
+      </w:r>
+      <w:r>
+        <w:rPr>
+          <w:rFonts w:ascii="Consolas" w:hAnsi="Consolas"/>
+          <w:color w:val="960000"/>
+          <w:sz w:val="20"/>
+        </w:rPr>
+        <w:t>BluetoothDriver</w:t>
+      </w:r>
+      <w:r>
+        <w:rPr>
+          <w:b w:val="0"/>
+          <w:color w:val="960000"/>
+          <w:sz w:val="20"/>
+        </w:rPr>
+        <w:t xml:space="preserve"> en su lista de excepciones con un motivo escrito —*«</w:t>
+      </w:r>
+      <w:r>
+        <w:rPr>
+          <w:rFonts w:ascii="Consolas" w:hAnsi="Consolas"/>
+          <w:color w:val="960000"/>
+          <w:sz w:val="20"/>
+        </w:rPr>
+        <w:t>app.js</w:t>
+      </w:r>
+      <w:r>
+        <w:rPr>
+          <w:b w:val="0"/>
+          <w:color w:val="960000"/>
+          <w:sz w:val="20"/>
+        </w:rPr>
+        <w:t xml:space="preserve"> habla por </w:t>
+      </w:r>
+      <w:r>
+        <w:rPr>
+          <w:rFonts w:ascii="Consolas" w:hAnsi="Consolas"/>
+          <w:color w:val="960000"/>
+          <w:sz w:val="20"/>
+        </w:rPr>
+        <w:t>window.bluetoothSerial</w:t>
+      </w:r>
+      <w:r>
+        <w:rPr>
+          <w:b w:val="0"/>
+          <w:color w:val="960000"/>
+          <w:sz w:val="20"/>
+        </w:rPr>
+        <w:t xml:space="preserve">, sin pasar por aquí»*—, y ese motivo era </w:t>
+      </w:r>
+      <w:r>
+        <w:rPr>
+          <w:b/>
+          <w:color w:val="960000"/>
+          <w:sz w:val="20"/>
+        </w:rPr>
+        <w:t>medio cierto</w:t>
+      </w:r>
+      <w:r>
+        <w:rPr>
+          <w:b w:val="0"/>
+          <w:color w:val="960000"/>
+          <w:sz w:val="20"/>
+        </w:rPr>
+        <w:t xml:space="preserve">: la app usa </w:t>
+      </w:r>
+      <w:r>
+        <w:rPr>
+          <w:rFonts w:ascii="Consolas" w:hAnsi="Consolas"/>
+          <w:color w:val="960000"/>
+          <w:sz w:val="20"/>
+        </w:rPr>
+        <w:t>write</w:t>
+      </w:r>
+      <w:r>
+        <w:rPr>
+          <w:b w:val="0"/>
+          <w:color w:val="960000"/>
+          <w:sz w:val="20"/>
+        </w:rPr>
+        <w:t xml:space="preserve">, </w:t>
+      </w:r>
+      <w:r>
+        <w:rPr>
+          <w:rFonts w:ascii="Consolas" w:hAnsi="Consolas"/>
+          <w:color w:val="960000"/>
+          <w:sz w:val="20"/>
+        </w:rPr>
+        <w:t>subscribe</w:t>
+      </w:r>
+      <w:r>
+        <w:rPr>
+          <w:b w:val="0"/>
+          <w:color w:val="960000"/>
+          <w:sz w:val="20"/>
+        </w:rPr>
+        <w:t xml:space="preserve"> y </w:t>
+      </w:r>
+      <w:r>
+        <w:rPr>
+          <w:rFonts w:ascii="Consolas" w:hAnsi="Consolas"/>
+          <w:color w:val="960000"/>
+          <w:sz w:val="20"/>
+        </w:rPr>
+        <w:t>list</w:t>
+      </w:r>
+      <w:r>
+        <w:rPr>
+          <w:b w:val="0"/>
+          <w:color w:val="960000"/>
+          <w:sz w:val="20"/>
+        </w:rPr>
+        <w:t xml:space="preserve">… </w:t>
+      </w:r>
+      <w:r>
+        <w:rPr>
+          <w:b/>
+          <w:color w:val="960000"/>
+          <w:sz w:val="20"/>
+        </w:rPr>
+        <w:t>y no usa `connect`</w:t>
+      </w:r>
+      <w:r>
+        <w:rPr>
+          <w:b w:val="0"/>
+          <w:color w:val="960000"/>
+          <w:sz w:val="20"/>
+        </w:rPr>
+        <w:t xml:space="preserve">, que es justo la que hace funcionar a las otras tres. </w:t>
+      </w:r>
+      <w:r>
+        <w:rPr>
+          <w:b/>
+          <w:color w:val="960000"/>
+          <w:sz w:val="20"/>
+        </w:rPr>
+        <w:t>Ningún test podía verlo, porque la excepción decía que no había nada que mirar.</w:t>
+      </w:r>
+      <w:r>
+        <w:rPr>
+          <w:b w:val="0"/>
+          <w:color w:val="960000"/>
+          <w:sz w:val="20"/>
+        </w:rPr>
+        <w:t xml:space="preserve"> </w:t>
+      </w:r>
+      <w:r>
+        <w:rPr>
+          <w:b/>
+          <w:color w:val="960000"/>
+          <w:sz w:val="20"/>
+        </w:rPr>
+        <w:t>Una cifra verde de esta app no demuestra que la app hable con el equipo.</w:t>
+      </w:r>
+      <w:r>
+        <w:rPr>
+          <w:b w:val="0"/>
+          <w:color w:val="960000"/>
+          <w:sz w:val="20"/>
+        </w:rPr>
+        <w:t xml:space="preserve"> Eso sólo lo demuestra una trama recibida, en la pestaña </w:t>
+      </w:r>
+      <w:r>
+        <w:rPr>
+          <w:rFonts w:ascii="Consolas" w:hAnsi="Consolas"/>
+          <w:color w:val="960000"/>
+          <w:sz w:val="20"/>
+        </w:rPr>
+        <w:t>Tramas</w:t>
+      </w:r>
+      <w:r>
+        <w:rPr>
+          <w:b w:val="0"/>
+          <w:color w:val="960000"/>
+          <w:sz w:val="20"/>
+        </w:rPr>
+        <w:t>, con el equipo delante.</w:t>
       </w:r>
     </w:p>
     <w:p>
@@ -2162,14 +4233,169 @@
           <w:rFonts w:ascii="Consolas" w:hAnsi="Consolas"/>
           <w:sz w:val="21"/>
         </w:rPr>
-        <w:t>05_Funcional/IOT_VIAL_Semaforos_2026-08-28_a8e1ceb_SIN_BANCO.apk</w:t>
+        <w:t>05_Funcional/</w:t>
       </w:r>
       <w:r>
         <w:rPr>
           <w:b w:val="0"/>
           <w:sz w:val="21"/>
         </w:rPr>
-        <w:t xml:space="preserve"> en ~20 segundos.*</w:t>
+        <w:t xml:space="preserve"> en ~20 segundos.* </w:t>
+      </w:r>
+      <w:r>
+        <w:rPr>
+          <w:b/>
+          <w:sz w:val="21"/>
+        </w:rPr>
+        <w:t>El nombre lleva fecha y hash del árbol</w:t>
+      </w:r>
+      <w:r>
+        <w:rPr>
+          <w:b w:val="0"/>
+          <w:sz w:val="21"/>
+        </w:rPr>
+        <w:t xml:space="preserve"> — el vigente es</w:t>
+      </w:r>
+    </w:p>
+    <w:p>
+      <w:pPr>
+        <w:spacing w:after="120"/>
+      </w:pPr>
+      <w:r>
+        <w:rPr>
+          <w:b/>
+          <w:sz w:val="21"/>
+        </w:rPr>
+        <w:t>la APK del 04/09 que acompaña a este paquete</w:t>
+      </w:r>
+      <w:r>
+        <w:rPr>
+          <w:b w:val="0"/>
+          <w:sz w:val="21"/>
+        </w:rPr>
+        <w:t xml:space="preserve"> — su nombre exacto y su </w:t>
+      </w:r>
+      <w:r>
+        <w:rPr>
+          <w:rFonts w:ascii="Consolas" w:hAnsi="Consolas"/>
+          <w:sz w:val="21"/>
+        </w:rPr>
+        <w:t>md5</w:t>
+      </w:r>
+      <w:r>
+        <w:rPr>
+          <w:b w:val="0"/>
+          <w:sz w:val="21"/>
+        </w:rPr>
+        <w:t xml:space="preserve"> estan en </w:t>
+      </w:r>
+      <w:r>
+        <w:rPr>
+          <w:rFonts w:ascii="Consolas" w:hAnsi="Consolas"/>
+          <w:sz w:val="21"/>
+        </w:rPr>
+        <w:t>LEEME_PRIMERO.md</w:t>
+      </w:r>
+      <w:r>
+        <w:rPr>
+          <w:b w:val="0"/>
+          <w:sz w:val="21"/>
+        </w:rPr>
+        <w:t xml:space="preserve">, en la raíz del </w:t>
+      </w:r>
+      <w:r>
+        <w:rPr>
+          <w:rFonts w:ascii="Consolas" w:hAnsi="Consolas"/>
+          <w:sz w:val="21"/>
+        </w:rPr>
+        <w:t>.zip</w:t>
+      </w:r>
+      <w:r>
+        <w:rPr>
+          <w:b w:val="0"/>
+          <w:sz w:val="21"/>
+        </w:rPr>
+        <w:t>, que es el único sitio donde no caducan;</w:t>
+      </w:r>
+    </w:p>
+    <w:p>
+      <w:pPr>
+        <w:spacing w:after="120"/>
+      </w:pPr>
+      <w:r>
+        <w:rPr>
+          <w:b w:val="0"/>
+          <w:sz w:val="21"/>
+        </w:rPr>
+        <w:t>~~</w:t>
+      </w:r>
+      <w:r>
+        <w:rPr>
+          <w:rFonts w:ascii="Consolas" w:hAnsi="Consolas"/>
+          <w:sz w:val="21"/>
+        </w:rPr>
+        <w:t>…_2026-09-02_617bd00_…</w:t>
+      </w:r>
+      <w:r>
+        <w:rPr>
+          <w:b w:val="0"/>
+          <w:sz w:val="21"/>
+        </w:rPr>
+        <w:t>~~ y ~~</w:t>
+      </w:r>
+      <w:r>
+        <w:rPr>
+          <w:rFonts w:ascii="Consolas" w:hAnsi="Consolas"/>
+          <w:sz w:val="21"/>
+        </w:rPr>
+        <w:t>…_2026-08-28_a8e1ceb_…</w:t>
+      </w:r>
+      <w:r>
+        <w:rPr>
+          <w:b w:val="0"/>
+          <w:sz w:val="21"/>
+        </w:rPr>
+        <w:t xml:space="preserve">~~ </w:t>
+      </w:r>
+      <w:r>
+        <w:rPr>
+          <w:b/>
+          <w:sz w:val="21"/>
+        </w:rPr>
+        <w:t>no conectan</w:t>
+      </w:r>
+      <w:r>
+        <w:rPr>
+          <w:b w:val="0"/>
+          <w:sz w:val="21"/>
+        </w:rPr>
+        <w:t xml:space="preserve"> (</w:t>
+      </w:r>
+      <w:r>
+        <w:rPr>
+          <w:rFonts w:ascii="Consolas" w:hAnsi="Consolas"/>
+          <w:sz w:val="21"/>
+        </w:rPr>
+        <w:t>N-122</w:t>
+      </w:r>
+      <w:r>
+        <w:rPr>
+          <w:b w:val="0"/>
+          <w:sz w:val="21"/>
+        </w:rPr>
+        <w:t>, ver</w:t>
+      </w:r>
+    </w:p>
+    <w:p>
+      <w:pPr>
+        <w:spacing w:after="120"/>
+      </w:pPr>
+      <w:r>
+        <w:rPr>
+          <w:b w:val="0"/>
+          <w:sz w:val="21"/>
+        </w:rPr>
+        <w:t>cabecera).</w:t>
       </w:r>
     </w:p>
     <w:p>
@@ -2560,6 +4786,1326 @@
           <w:sz w:val="20"/>
         </w:rPr>
         <w:t>No se da el Courier por hecho sin leer la respuesta.</w:t>
+      </w:r>
+    </w:p>
+    <w:p>
+      <w:pPr>
+        <w:spacing w:after="80"/>
+      </w:pPr>
+    </w:p>
+    <w:p>
+      <w:pPr>
+        <w:spacing w:before="280" w:after="120"/>
+      </w:pPr>
+      <w:r>
+        <w:rPr>
+          <w:b/>
+          <w:color w:val="003366"/>
+          <w:sz w:val="26"/>
+        </w:rPr>
+        <w:t>4.bis 🔵 EL ENLACE BLUETOOTH — LO QUE NO ESTABA ESCRITO Y COSTÓ EL BANCO DEL 3–4/09</w:t>
+      </w:r>
+    </w:p>
+    <w:p>
+      <w:pPr>
+        <w:spacing w:after="120"/>
+      </w:pPr>
+      <w:r>
+        <w:rPr>
+          <w:b w:val="0"/>
+          <w:sz w:val="21"/>
+        </w:rPr>
+        <w:t>**Los tres puntos de abajo no son teoría: son las tres cosas por las que el técnico se quedó sin</w:t>
+      </w:r>
+    </w:p>
+    <w:p>
+      <w:pPr>
+        <w:spacing w:after="120"/>
+      </w:pPr>
+      <w:r>
+        <w:rPr>
+          <w:b w:val="0"/>
+          <w:sz w:val="21"/>
+        </w:rPr>
+        <w:t>hablar con el equipo teniéndolo delante y encendido.**</w:t>
+      </w:r>
+    </w:p>
+    <w:p>
+      <w:pPr>
+        <w:spacing w:after="160"/>
+        <w:ind w:left="360"/>
+        <w:shd w:val="clear" w:fill="FFF4E5"/>
+      </w:pPr>
+      <w:r>
+        <w:rPr>
+          <w:b w:val="0"/>
+          <w:color w:val="960000"/>
+          <w:sz w:val="20"/>
+        </w:rPr>
+        <w:t xml:space="preserve">🔵 </w:t>
+      </w:r>
+      <w:r>
+        <w:rPr>
+          <w:b/>
+          <w:color w:val="960000"/>
+          <w:sz w:val="20"/>
+        </w:rPr>
+        <w:t>Y antes de los tres, el paso que `N-124` volvió obligatorio:</w:t>
+      </w:r>
+      <w:r>
+        <w:rPr>
+          <w:b w:val="0"/>
+          <w:color w:val="960000"/>
+          <w:sz w:val="20"/>
+        </w:rPr>
+        <w:t xml:space="preserve"> la lista de equipos de la app </w:t>
+      </w:r>
+      <w:r>
+        <w:rPr>
+          <w:b/>
+          <w:color w:val="960000"/>
+          <w:sz w:val="20"/>
+        </w:rPr>
+        <w:t>sale del escaneo real</w:t>
+      </w:r>
+      <w:r>
+        <w:rPr>
+          <w:b w:val="0"/>
+          <w:color w:val="960000"/>
+          <w:sz w:val="20"/>
+        </w:rPr>
+        <w:t xml:space="preserve">, ya no de </w:t>
+      </w:r>
+      <w:r>
+        <w:rPr>
+          <w:rFonts w:ascii="Consolas" w:hAnsi="Consolas"/>
+          <w:color w:val="960000"/>
+          <w:sz w:val="20"/>
+        </w:rPr>
+        <w:t>MAC</w:t>
+      </w:r>
+      <w:r>
+        <w:rPr>
+          <w:b w:val="0"/>
+          <w:color w:val="960000"/>
+          <w:sz w:val="20"/>
+        </w:rPr>
+        <w:t xml:space="preserve"> escritas a mano, así que hay que </w:t>
+      </w:r>
+      <w:r>
+        <w:rPr>
+          <w:b/>
+          <w:color w:val="960000"/>
+          <w:sz w:val="20"/>
+        </w:rPr>
+        <w:t>emparejar el `ESP32` en Ajustes de Android PRIMERO</w:t>
+      </w:r>
+      <w:r>
+        <w:rPr>
+          <w:b w:val="0"/>
+          <w:color w:val="960000"/>
+          <w:sz w:val="20"/>
+        </w:rPr>
+        <w:t xml:space="preserve"> y </w:t>
+      </w:r>
+      <w:r>
+        <w:rPr>
+          <w:b/>
+          <w:color w:val="960000"/>
+          <w:sz w:val="20"/>
+        </w:rPr>
+        <w:t>después</w:t>
+      </w:r>
+      <w:r>
+        <w:rPr>
+          <w:b w:val="0"/>
+          <w:color w:val="960000"/>
+          <w:sz w:val="20"/>
+        </w:rPr>
+        <w:t xml:space="preserve"> pulsar </w:t>
+      </w:r>
+      <w:r>
+        <w:rPr>
+          <w:b/>
+          <w:color w:val="960000"/>
+          <w:sz w:val="20"/>
+        </w:rPr>
+        <w:t>«Buscar Módulos Bluetooth»</w:t>
+      </w:r>
+      <w:r>
+        <w:rPr>
+          <w:b w:val="0"/>
+          <w:color w:val="960000"/>
+          <w:sz w:val="20"/>
+        </w:rPr>
+        <w:t xml:space="preserve"> en la app. Sin ese orden la lista sale vacía. Ver la cabecera.</w:t>
+      </w:r>
+    </w:p>
+    <w:p>
+      <w:pPr>
+        <w:spacing w:before="200" w:after="120"/>
+      </w:pPr>
+      <w:r>
+        <w:rPr>
+          <w:b/>
+          <w:color w:val="003366"/>
+          <w:sz w:val="23"/>
+        </w:rPr>
+        <w:t>4.bis.1 🛑 Cómo se distingue un poste del otro en la lista — y cuándo NO se distinguen</w:t>
+      </w:r>
+    </w:p>
+    <w:p>
+      <w:pPr>
+        <w:spacing w:after="120"/>
+      </w:pPr>
+      <w:r>
+        <w:rPr>
+          <w:b/>
+          <w:sz w:val="21"/>
+        </w:rPr>
+        <w:t>El módulo se AUTO-ROTULA, y la letra final dice qué poste es.</w:t>
+      </w:r>
+      <w:r>
+        <w:rPr>
+          <w:b w:val="0"/>
+          <w:sz w:val="21"/>
+        </w:rPr>
+        <w:t xml:space="preserve"> No es una opción de compilación:</w:t>
+      </w:r>
+    </w:p>
+    <w:p>
+      <w:pPr>
+        <w:spacing w:after="120"/>
+      </w:pPr>
+      <w:r>
+        <w:rPr>
+          <w:b w:val="0"/>
+          <w:sz w:val="21"/>
+        </w:rPr>
+        <w:t xml:space="preserve">el mismo binario sirve a las dos puntas y **el nombre lo aprende del campo </w:t>
+      </w:r>
+      <w:r>
+        <w:rPr>
+          <w:rFonts w:ascii="Consolas" w:hAnsi="Consolas"/>
+          <w:sz w:val="21"/>
+        </w:rPr>
+        <w:t>NODE:</w:t>
+      </w:r>
+      <w:r>
+        <w:rPr>
+          <w:b w:val="0"/>
+          <w:sz w:val="21"/>
+        </w:rPr>
+        <w:t xml:space="preserve"> de la trama</w:t>
+      </w:r>
+    </w:p>
+    <w:p>
+      <w:pPr>
+        <w:spacing w:after="120"/>
+      </w:pPr>
+      <w:r>
+        <w:rPr>
+          <w:rFonts w:ascii="Consolas" w:hAnsi="Consolas"/>
+          <w:sz w:val="21"/>
+        </w:rPr>
+        <w:t>$STATUS</w:t>
+      </w:r>
+      <w:r>
+        <w:rPr>
+          <w:b/>
+          <w:sz w:val="21"/>
+        </w:rPr>
+        <w:t xml:space="preserve"> que emite la tarjeta. </w:t>
+      </w:r>
+      <w:r>
+        <w:rPr>
+          <w:b w:val="0"/>
+          <w:sz w:val="21"/>
+        </w:rPr>
+        <w:t>MEDIDO en</w:t>
+      </w:r>
+    </w:p>
+    <w:p>
+      <w:pPr>
+        <w:spacing w:after="120"/>
+      </w:pPr>
+      <w:r>
+        <w:rPr>
+          <w:rFonts w:ascii="Consolas" w:hAnsi="Consolas"/>
+          <w:sz w:val="21"/>
+        </w:rPr>
+        <w:t>01_Firmware/ESP32_Expansion/src/transporte_app.cpp:80-114</w:t>
+      </w:r>
+      <w:r>
+        <w:rPr>
+          <w:b w:val="0"/>
+          <w:sz w:val="21"/>
+        </w:rPr>
+        <w:t xml:space="preserve">** y </w:t>
+      </w:r>
+      <w:r>
+        <w:rPr>
+          <w:rFonts w:ascii="Consolas" w:hAnsi="Consolas"/>
+          <w:sz w:val="21"/>
+        </w:rPr>
+        <w:t>include/contrato.h:258-259</w:t>
+      </w:r>
+      <w:r>
+        <w:rPr>
+          <w:b w:val="0"/>
+          <w:sz w:val="21"/>
+        </w:rPr>
+        <w:t>:</w:t>
+      </w:r>
+    </w:p>
+    <w:tbl>
+      <w:tblPr>
+        <w:tblStyle w:val="TableGrid"/>
+        <w:tblW w:type="auto" w:w="0"/>
+        <w:tblLook w:firstColumn="1" w:firstRow="1" w:lastColumn="0" w:lastRow="0" w:noHBand="0" w:noVBand="1" w:val="04A0"/>
+      </w:tblPr>
+      <w:tblGrid>
+        <w:gridCol w:w="4680"/>
+        <w:gridCol w:w="4680"/>
+      </w:tblGrid>
+      <w:tr>
+        <w:tc>
+          <w:tcPr>
+            <w:tcW w:type="dxa" w:w="4680"/>
+            <w:shd w:val="clear" w:fill="DCE6F1"/>
+          </w:tcPr>
+          <w:p>
+            <w:r/>
+            <w:r>
+              <w:rPr>
+                <w:b/>
+                <w:sz w:val="19"/>
+              </w:rPr>
+              <w:t>lo que sale en la lista de Android</w:t>
+            </w:r>
+          </w:p>
+        </w:tc>
+        <w:tc>
+          <w:tcPr>
+            <w:tcW w:type="dxa" w:w="4680"/>
+            <w:shd w:val="clear" w:fill="DCE6F1"/>
+          </w:tcPr>
+          <w:p>
+            <w:r/>
+            <w:r>
+              <w:rPr>
+                <w:b/>
+                <w:sz w:val="19"/>
+              </w:rPr>
+              <w:t>qué es</w:t>
+            </w:r>
+          </w:p>
+        </w:tc>
+      </w:tr>
+      <w:tr>
+        <w:tc>
+          <w:tcPr>
+            <w:tcW w:type="dxa" w:w="4680"/>
+          </w:tcPr>
+          <w:p>
+            <w:r/>
+            <w:r>
+              <w:rPr>
+                <w:b/>
+                <w:sz w:val="19"/>
+              </w:rPr>
+              <w:t>`SEM-&lt;serie&gt;-M`</w:t>
+            </w:r>
+          </w:p>
+        </w:tc>
+        <w:tc>
+          <w:tcPr>
+            <w:tcW w:type="dxa" w:w="4680"/>
+          </w:tcPr>
+          <w:p>
+            <w:r/>
+            <w:r>
+              <w:rPr>
+                <w:b w:val="0"/>
+                <w:sz w:val="19"/>
+              </w:rPr>
+              <w:t xml:space="preserve">el poste </w:t>
+            </w:r>
+            <w:r>
+              <w:rPr>
+                <w:b/>
+                <w:sz w:val="19"/>
+              </w:rPr>
+              <w:t>MAESTRO</w:t>
+            </w:r>
+          </w:p>
+        </w:tc>
+      </w:tr>
+      <w:tr>
+        <w:tc>
+          <w:tcPr>
+            <w:tcW w:type="dxa" w:w="4680"/>
+          </w:tcPr>
+          <w:p>
+            <w:r/>
+            <w:r>
+              <w:rPr>
+                <w:b/>
+                <w:sz w:val="19"/>
+              </w:rPr>
+              <w:t>`SEM-&lt;serie&gt;-E`</w:t>
+            </w:r>
+          </w:p>
+        </w:tc>
+        <w:tc>
+          <w:tcPr>
+            <w:tcW w:type="dxa" w:w="4680"/>
+          </w:tcPr>
+          <w:p>
+            <w:r/>
+            <w:r>
+              <w:rPr>
+                <w:b w:val="0"/>
+                <w:sz w:val="19"/>
+              </w:rPr>
+              <w:t xml:space="preserve">el poste </w:t>
+            </w:r>
+            <w:r>
+              <w:rPr>
+                <w:b/>
+                <w:sz w:val="19"/>
+              </w:rPr>
+              <w:t>ESCLAVO</w:t>
+            </w:r>
+          </w:p>
+        </w:tc>
+      </w:tr>
+      <w:tr>
+        <w:tc>
+          <w:tcPr>
+            <w:tcW w:type="dxa" w:w="4680"/>
+          </w:tcPr>
+          <w:p>
+            <w:r/>
+            <w:r>
+              <w:rPr>
+                <w:b/>
+                <w:sz w:val="19"/>
+              </w:rPr>
+              <w:t>`SEM-SIN-MATRICULA`</w:t>
+            </w:r>
+          </w:p>
+        </w:tc>
+        <w:tc>
+          <w:tcPr>
+            <w:tcW w:type="dxa" w:w="4680"/>
+          </w:tcPr>
+          <w:p>
+            <w:r/>
+            <w:r>
+              <w:rPr>
+                <w:b w:val="0"/>
+                <w:sz w:val="19"/>
+              </w:rPr>
+              <w:t xml:space="preserve">el módulo </w:t>
+            </w:r>
+            <w:r>
+              <w:rPr>
+                <w:b/>
+                <w:sz w:val="19"/>
+              </w:rPr>
+              <w:t>todavía no ha aprendido</w:t>
+            </w:r>
+            <w:r>
+              <w:rPr>
+                <w:b w:val="0"/>
+                <w:sz w:val="19"/>
+              </w:rPr>
+              <w:t xml:space="preserve"> de qué poste cuelga</w:t>
+            </w:r>
+          </w:p>
+        </w:tc>
+      </w:tr>
+    </w:tbl>
+    <w:p>
+      <w:pPr>
+        <w:spacing w:after="120"/>
+      </w:pPr>
+    </w:p>
+    <w:p>
+      <w:pPr>
+        <w:spacing w:after="160"/>
+        <w:ind w:left="360"/>
+        <w:shd w:val="clear" w:fill="FFF4E5"/>
+      </w:pPr>
+      <w:r>
+        <w:rPr>
+          <w:b w:val="0"/>
+          <w:color w:val="960000"/>
+          <w:sz w:val="20"/>
+        </w:rPr>
+        <w:t xml:space="preserve">🔵 </w:t>
+      </w:r>
+      <w:r>
+        <w:rPr>
+          <w:b/>
+          <w:color w:val="960000"/>
+          <w:sz w:val="20"/>
+        </w:rPr>
+        <w:t>Desde la decisión del 04/09 —el cruce se opera desde el Maestro, `§5.5.2`— esa letra final deja de ser un detalle y pasa a ser lo primero que hay que mirar antes de mandar una orden.</w:t>
+      </w:r>
+    </w:p>
+    <w:p>
+      <w:pPr>
+        <w:spacing w:after="160"/>
+        <w:ind w:left="360"/>
+        <w:shd w:val="clear" w:fill="FFF4E5"/>
+      </w:pPr>
+      <w:r>
+        <w:rPr>
+          <w:b w:val="0"/>
+          <w:color w:val="960000"/>
+          <w:sz w:val="20"/>
+        </w:rPr>
+        <w:t xml:space="preserve">🛑 </w:t>
+      </w:r>
+      <w:r>
+        <w:rPr>
+          <w:b/>
+          <w:color w:val="960000"/>
+          <w:sz w:val="20"/>
+        </w:rPr>
+        <w:t>Y AQUÍ ESTÁ EL CASO QUE HAY QUE SABER EN OBRA: UN MÓDULO RECIÉN PUESTO ANUNCIA `SEM-SIN-MATRICULA`, Y LOS DOS POSTES SE LLAMAN IGUAL HASTA QUE SE LES DA UNA VUELTA DE ENERGÍA.</w:t>
+      </w:r>
+      <w:r>
+        <w:rPr>
+          <w:b w:val="0"/>
+          <w:color w:val="960000"/>
+          <w:sz w:val="20"/>
+        </w:rPr>
+        <w:t xml:space="preserve"> </w:t>
+      </w:r>
+      <w:r>
+        <w:rPr>
+          <w:b/>
+          <w:color w:val="960000"/>
+          <w:sz w:val="20"/>
+        </w:rPr>
+        <w:t>El rótulo aprendido se guarda para la SIGUIENTE arrancada, y es deliberado</w:t>
+      </w:r>
+      <w:r>
+        <w:rPr>
+          <w:b w:val="0"/>
+          <w:color w:val="960000"/>
+          <w:sz w:val="20"/>
+        </w:rPr>
+        <w:t xml:space="preserve"> (</w:t>
+      </w:r>
+      <w:r>
+        <w:rPr>
+          <w:rFonts w:ascii="Consolas" w:hAnsi="Consolas"/>
+          <w:color w:val="960000"/>
+          <w:sz w:val="20"/>
+        </w:rPr>
+        <w:t>transporte_app.cpp:109-113</w:t>
+      </w:r>
+      <w:r>
+        <w:rPr>
+          <w:b w:val="0"/>
+          <w:color w:val="960000"/>
+          <w:sz w:val="20"/>
+        </w:rPr>
+        <w:t xml:space="preserve">): renombrar el perfil SPP en caliente obliga a cerrarlo y reabrirlo, o sea </w:t>
+      </w:r>
+      <w:r>
+        <w:rPr>
+          <w:b/>
+          <w:color w:val="960000"/>
+          <w:sz w:val="20"/>
+        </w:rPr>
+        <w:t>a tirar la sesión del operario que en ese momento puede estar dando una orden al cruce</w:t>
+      </w:r>
+      <w:r>
+        <w:rPr>
+          <w:b w:val="0"/>
+          <w:color w:val="960000"/>
+          <w:sz w:val="20"/>
+        </w:rPr>
+        <w:t xml:space="preserve">. </w:t>
+      </w:r>
+      <w:r>
+        <w:rPr>
+          <w:b/>
+          <w:color w:val="960000"/>
+          <w:sz w:val="20"/>
+        </w:rPr>
+        <w:t>Con dos módulos nuevos en el mismo frente de obra los dos salen iguales en la lista, y el técnico se conecta a ciegas.</w:t>
+      </w:r>
+      <w:r>
+        <w:rPr>
+          <w:b w:val="0"/>
+          <w:color w:val="960000"/>
+          <w:sz w:val="20"/>
+        </w:rPr>
+        <w:t xml:space="preserve"> Lo que hay que hacer, y va en la puesta en marcha: 1. Con el módulo montado y la tarjeta encendida, </w:t>
+      </w:r>
+      <w:r>
+        <w:rPr>
+          <w:b/>
+          <w:color w:val="960000"/>
+          <w:sz w:val="20"/>
+        </w:rPr>
+        <w:t>déjelo un minuto</w:t>
+      </w:r>
+      <w:r>
+        <w:rPr>
+          <w:b w:val="0"/>
+          <w:color w:val="960000"/>
+          <w:sz w:val="20"/>
+        </w:rPr>
+        <w:t xml:space="preserve">: le basta con recibir un </w:t>
+      </w:r>
+      <w:r>
+        <w:rPr>
+          <w:rFonts w:ascii="Consolas" w:hAnsi="Consolas"/>
+          <w:color w:val="960000"/>
+          <w:sz w:val="20"/>
+        </w:rPr>
+        <w:t>$STATUS</w:t>
+      </w:r>
+      <w:r>
+        <w:rPr>
+          <w:b w:val="0"/>
+          <w:color w:val="960000"/>
+          <w:sz w:val="20"/>
+        </w:rPr>
+        <w:t xml:space="preserve"> —salen cada 2 s— para aprender su matrícula y guardarla. 2. </w:t>
+      </w:r>
+      <w:r>
+        <w:rPr>
+          <w:b/>
+          <w:color w:val="960000"/>
+          <w:sz w:val="20"/>
+        </w:rPr>
+        <w:t>Déle una vuelta de energía al módulo.</w:t>
+      </w:r>
+      <w:r>
+        <w:rPr>
+          <w:b w:val="0"/>
+          <w:color w:val="960000"/>
+          <w:sz w:val="20"/>
+        </w:rPr>
+        <w:t xml:space="preserve"> En el arranque siguiente ya sale con su </w:t>
+      </w:r>
+      <w:r>
+        <w:rPr>
+          <w:rFonts w:ascii="Consolas" w:hAnsi="Consolas"/>
+          <w:color w:val="960000"/>
+          <w:sz w:val="20"/>
+        </w:rPr>
+        <w:t>-M</w:t>
+      </w:r>
+      <w:r>
+        <w:rPr>
+          <w:b w:val="0"/>
+          <w:color w:val="960000"/>
+          <w:sz w:val="20"/>
+        </w:rPr>
+        <w:t xml:space="preserve"> o su </w:t>
+      </w:r>
+      <w:r>
+        <w:rPr>
+          <w:rFonts w:ascii="Consolas" w:hAnsi="Consolas"/>
+          <w:color w:val="960000"/>
+          <w:sz w:val="20"/>
+        </w:rPr>
+        <w:t>-E</w:t>
+      </w:r>
+      <w:r>
+        <w:rPr>
+          <w:b w:val="0"/>
+          <w:color w:val="960000"/>
+          <w:sz w:val="20"/>
+        </w:rPr>
+        <w:t xml:space="preserve">. 3. </w:t>
+      </w:r>
+      <w:r>
+        <w:rPr>
+          <w:b/>
+          <w:color w:val="960000"/>
+          <w:sz w:val="20"/>
+        </w:rPr>
+        <w:t>No cambie el módulo</w:t>
+      </w:r>
+      <w:r>
+        <w:rPr>
+          <w:b w:val="0"/>
+          <w:color w:val="960000"/>
+          <w:sz w:val="20"/>
+        </w:rPr>
+        <w:t xml:space="preserve"> por anunciarse </w:t>
+      </w:r>
+      <w:r>
+        <w:rPr>
+          <w:rFonts w:ascii="Consolas" w:hAnsi="Consolas"/>
+          <w:color w:val="960000"/>
+          <w:sz w:val="20"/>
+        </w:rPr>
+        <w:t>SEM-SIN-MATRICULA</w:t>
+      </w:r>
+      <w:r>
+        <w:rPr>
+          <w:b w:val="0"/>
+          <w:color w:val="960000"/>
+          <w:sz w:val="20"/>
+        </w:rPr>
+        <w:t xml:space="preserve">, y </w:t>
+      </w:r>
+      <w:r>
+        <w:rPr>
+          <w:b/>
+          <w:color w:val="960000"/>
+          <w:sz w:val="20"/>
+        </w:rPr>
+        <w:t>no lo busque como `IOT_VIAL`</w:t>
+      </w:r>
+      <w:r>
+        <w:rPr>
+          <w:b w:val="0"/>
+          <w:color w:val="960000"/>
+          <w:sz w:val="20"/>
+        </w:rPr>
+        <w:t xml:space="preserve"> ni por el nombre del cruce: no se llama así.</w:t>
+      </w:r>
+    </w:p>
+    <w:p>
+      <w:pPr>
+        <w:pStyle w:val="ListBullet"/>
+        <w:spacing w:after="60"/>
+        <w:ind w:left="360"/>
+      </w:pPr>
+      <w:r>
+        <w:rPr>
+          <w:b w:val="0"/>
+          <w:sz w:val="21"/>
+        </w:rPr>
+        <w:t xml:space="preserve">Si el técnico busca </w:t>
+      </w:r>
+      <w:r>
+        <w:rPr>
+          <w:b/>
+          <w:sz w:val="21"/>
+        </w:rPr>
+        <w:t>`IOT_VIAL`</w:t>
+      </w:r>
+      <w:r>
+        <w:rPr>
+          <w:b w:val="0"/>
+          <w:sz w:val="21"/>
+        </w:rPr>
+        <w:t xml:space="preserve">, o </w:t>
+      </w:r>
+      <w:r>
+        <w:rPr>
+          <w:b/>
+          <w:sz w:val="21"/>
+        </w:rPr>
+        <w:t>el nombre del cruce</w:t>
+      </w:r>
+      <w:r>
+        <w:rPr>
+          <w:b w:val="0"/>
+          <w:sz w:val="21"/>
+        </w:rPr>
+        <w:t xml:space="preserve">, </w:t>
+      </w:r>
+      <w:r>
+        <w:rPr>
+          <w:b/>
+          <w:sz w:val="21"/>
+        </w:rPr>
+        <w:t>no lo encuentra</w:t>
+      </w:r>
+      <w:r>
+        <w:rPr>
+          <w:b w:val="0"/>
+          <w:sz w:val="21"/>
+        </w:rPr>
+        <w:t xml:space="preserve"> — y lo razonable</w:t>
+      </w:r>
+    </w:p>
+    <w:p>
+      <w:pPr>
+        <w:spacing w:after="120"/>
+      </w:pPr>
+      <w:r>
+        <w:rPr>
+          <w:b w:val="0"/>
+          <w:sz w:val="21"/>
+        </w:rPr>
+        <w:t>es concluir que el módulo está muerto. No lo está.</w:t>
+      </w:r>
+    </w:p>
+    <w:p>
+      <w:pPr>
+        <w:pStyle w:val="ListBullet"/>
+        <w:spacing w:after="60"/>
+        <w:ind w:left="360"/>
+      </w:pPr>
+      <w:r>
+        <w:rPr>
+          <w:b/>
+          <w:sz w:val="21"/>
+        </w:rPr>
+        <w:t>No se renombra en caliente.</w:t>
+      </w:r>
+      <w:r>
+        <w:rPr>
+          <w:b w:val="0"/>
+          <w:sz w:val="21"/>
+        </w:rPr>
+        <w:t xml:space="preserve"> Aunque la serie entre durante la sesión, **el nombre bueno aparece</w:t>
+      </w:r>
+    </w:p>
+    <w:p>
+      <w:pPr>
+        <w:spacing w:after="120"/>
+      </w:pPr>
+      <w:r>
+        <w:rPr>
+          <w:b w:val="0"/>
+          <w:sz w:val="21"/>
+        </w:rPr>
+        <w:t>en el arranque siguiente**, no antes.</w:t>
+      </w:r>
+    </w:p>
+    <w:p>
+      <w:pPr>
+        <w:spacing w:after="160"/>
+        <w:ind w:left="360"/>
+        <w:shd w:val="clear" w:fill="FFF4E5"/>
+      </w:pPr>
+      <w:r>
+        <w:rPr>
+          <w:b w:val="0"/>
+          <w:color w:val="960000"/>
+          <w:sz w:val="20"/>
+        </w:rPr>
+        <w:t xml:space="preserve">⚠️ </w:t>
+      </w:r>
+      <w:r>
+        <w:rPr>
+          <w:b/>
+          <w:color w:val="960000"/>
+          <w:sz w:val="20"/>
+        </w:rPr>
+        <w:t>Consecuencia para la app y para quien la usa:</w:t>
+      </w:r>
+      <w:r>
+        <w:rPr>
+          <w:b w:val="0"/>
+          <w:color w:val="960000"/>
+          <w:sz w:val="20"/>
+        </w:rPr>
+        <w:t xml:space="preserve"> un </w:t>
+      </w:r>
+      <w:r>
+        <w:rPr>
+          <w:rFonts w:ascii="Consolas" w:hAnsi="Consolas"/>
+          <w:color w:val="960000"/>
+          <w:sz w:val="20"/>
+        </w:rPr>
+        <w:t>SEM-SIN-MATRICULA</w:t>
+      </w:r>
+      <w:r>
+        <w:rPr>
+          <w:b w:val="0"/>
+          <w:color w:val="960000"/>
+          <w:sz w:val="20"/>
+        </w:rPr>
+        <w:t xml:space="preserve"> en la lista </w:t>
+      </w:r>
+      <w:r>
+        <w:rPr>
+          <w:b/>
+          <w:color w:val="960000"/>
+          <w:sz w:val="20"/>
+        </w:rPr>
+        <w:t>no significa «equipo sin configurar»</w:t>
+      </w:r>
+      <w:r>
+        <w:rPr>
+          <w:b w:val="0"/>
+          <w:color w:val="960000"/>
+          <w:sz w:val="20"/>
+        </w:rPr>
+        <w:t xml:space="preserve">; puede ser un equipo con su serie ya puesta que todavía no se ha reiniciado. La matrícula que vale es la del campo </w:t>
+      </w:r>
+      <w:r>
+        <w:rPr>
+          <w:rFonts w:ascii="Consolas" w:hAnsi="Consolas"/>
+          <w:color w:val="960000"/>
+          <w:sz w:val="20"/>
+        </w:rPr>
+        <w:t>SERIE:</w:t>
+      </w:r>
+      <w:r>
+        <w:rPr>
+          <w:b w:val="0"/>
+          <w:color w:val="960000"/>
+          <w:sz w:val="20"/>
+        </w:rPr>
+        <w:t xml:space="preserve"> de la trama </w:t>
+      </w:r>
+      <w:r>
+        <w:rPr>
+          <w:rFonts w:ascii="Consolas" w:hAnsi="Consolas"/>
+          <w:color w:val="960000"/>
+          <w:sz w:val="20"/>
+        </w:rPr>
+        <w:t>$STATUS</w:t>
+      </w:r>
+      <w:r>
+        <w:rPr>
+          <w:b w:val="0"/>
+          <w:color w:val="960000"/>
+          <w:sz w:val="20"/>
+        </w:rPr>
+        <w:t xml:space="preserve">, no la del nombre Bluetooth. </w:t>
+      </w:r>
+      <w:r>
+        <w:rPr>
+          <w:b/>
+          <w:color w:val="960000"/>
+          <w:sz w:val="20"/>
+        </w:rPr>
+        <w:t>La app ya lo dice en su propia pantalla de Bluetooth</w:t>
+      </w:r>
+      <w:r>
+        <w:rPr>
+          <w:b w:val="0"/>
+          <w:color w:val="960000"/>
+          <w:sz w:val="20"/>
+        </w:rPr>
+        <w:t xml:space="preserve"> (</w:t>
+      </w:r>
+      <w:r>
+        <w:rPr>
+          <w:rFonts w:ascii="Consolas" w:hAnsi="Consolas"/>
+          <w:color w:val="960000"/>
+          <w:sz w:val="20"/>
+        </w:rPr>
+        <w:t>index.html:639-640</w:t>
+      </w:r>
+      <w:r>
+        <w:rPr>
+          <w:b w:val="0"/>
+          <w:color w:val="960000"/>
+          <w:sz w:val="20"/>
+        </w:rPr>
+        <w:t>).</w:t>
+      </w:r>
+    </w:p>
+    <w:p>
+      <w:pPr>
+        <w:spacing w:before="200" w:after="120"/>
+      </w:pPr>
+      <w:r>
+        <w:rPr>
+          <w:b/>
+          <w:color w:val="003366"/>
+          <w:sz w:val="23"/>
+        </w:rPr>
+        <w:t>4.bis.2 ⚠️ El emparejamiento es «Just Works»: SIN PIN del sistema operativo</w:t>
+      </w:r>
+    </w:p>
+    <w:p>
+      <w:pPr>
+        <w:spacing w:after="120"/>
+      </w:pPr>
+      <w:r>
+        <w:rPr>
+          <w:b/>
+          <w:sz w:val="21"/>
+        </w:rPr>
+        <w:t>El `ESP32` empareja sin pedir PIN.</w:t>
+      </w:r>
+      <w:r>
+        <w:rPr>
+          <w:b w:val="0"/>
+          <w:sz w:val="21"/>
+        </w:rPr>
+        <w:t xml:space="preserve"> Android enlaza directamente.</w:t>
+      </w:r>
+    </w:p>
+    <w:p>
+      <w:pPr>
+        <w:spacing w:after="160"/>
+        <w:ind w:left="360"/>
+        <w:shd w:val="clear" w:fill="FFF4E5"/>
+      </w:pPr>
+      <w:r>
+        <w:rPr>
+          <w:b w:val="0"/>
+          <w:color w:val="960000"/>
+          <w:sz w:val="20"/>
+        </w:rPr>
+        <w:t xml:space="preserve">🔴 </w:t>
+      </w:r>
+      <w:r>
+        <w:rPr>
+          <w:b/>
+          <w:color w:val="960000"/>
+          <w:sz w:val="20"/>
+        </w:rPr>
+        <w:t>Y aquí está la confusión que se dio en banco, que hay que dejar escrita: el `1234` NO es el PIN de emparejamiento.</w:t>
+      </w:r>
+      <w:r>
+        <w:rPr>
+          <w:b w:val="0"/>
+          <w:color w:val="960000"/>
+          <w:sz w:val="20"/>
+        </w:rPr>
+        <w:t xml:space="preserve"> Es un </w:t>
+      </w:r>
+      <w:r>
+        <w:rPr>
+          <w:b/>
+          <w:color w:val="960000"/>
+          <w:sz w:val="20"/>
+        </w:rPr>
+        <w:t>PIN de comando dentro de la app</w:t>
+      </w:r>
+      <w:r>
+        <w:rPr>
+          <w:b w:val="0"/>
+          <w:color w:val="960000"/>
+          <w:sz w:val="20"/>
+        </w:rPr>
+        <w:t xml:space="preserve"> —el que viaja en la trama </w:t>
+      </w:r>
+      <w:r>
+        <w:rPr>
+          <w:rFonts w:ascii="Consolas" w:hAnsi="Consolas"/>
+          <w:color w:val="960000"/>
+          <w:sz w:val="20"/>
+        </w:rPr>
+        <w:t>CMD:PIN:1234:…</w:t>
+      </w:r>
+      <w:r>
+        <w:rPr>
+          <w:b w:val="0"/>
+          <w:color w:val="960000"/>
+          <w:sz w:val="20"/>
+        </w:rPr>
+        <w:t xml:space="preserve"> (</w:t>
+      </w:r>
+      <w:r>
+        <w:rPr>
+          <w:rFonts w:ascii="Consolas" w:hAnsi="Consolas"/>
+          <w:color w:val="960000"/>
+          <w:sz w:val="20"/>
+        </w:rPr>
+        <w:t>§5</w:t>
+      </w:r>
+      <w:r>
+        <w:rPr>
+          <w:b w:val="0"/>
+          <w:color w:val="960000"/>
+          <w:sz w:val="20"/>
+        </w:rPr>
+        <w:t xml:space="preserve">)— y no lo ve el sistema operativo. Teclearlo en el diálogo de emparejamiento de Android no hace nada, porque ese diálogo </w:t>
+      </w:r>
+      <w:r>
+        <w:rPr>
+          <w:b/>
+          <w:color w:val="960000"/>
+          <w:sz w:val="20"/>
+        </w:rPr>
+        <w:t>no debería aparecer</w:t>
+      </w:r>
+      <w:r>
+        <w:rPr>
+          <w:b w:val="0"/>
+          <w:color w:val="960000"/>
+          <w:sz w:val="20"/>
+        </w:rPr>
+        <w:t xml:space="preserve">. </w:t>
+      </w:r>
+      <w:r>
+        <w:rPr>
+          <w:b/>
+          <w:color w:val="960000"/>
+          <w:sz w:val="20"/>
+        </w:rPr>
+        <w:t>Si el teléfono pide un PIN de emparejamiento, no está hablando con este módulo.</w:t>
+      </w:r>
+    </w:p>
+    <w:p>
+      <w:pPr>
+        <w:spacing w:before="200" w:after="120"/>
+      </w:pPr>
+      <w:r>
+        <w:rPr>
+          <w:b/>
+          <w:color w:val="003366"/>
+          <w:sz w:val="23"/>
+        </w:rPr>
+        <w:t xml:space="preserve">4.bis.3 🛑 El PIN de la app NO CADUCA NUNCA — </w:t>
+      </w:r>
+      <w:r>
+        <w:rPr>
+          <w:rFonts w:ascii="Consolas" w:hAnsi="Consolas"/>
+          <w:color w:val="003366"/>
+          <w:sz w:val="23"/>
+        </w:rPr>
+        <w:t>AB-9</w:t>
+      </w:r>
+      <w:r>
+        <w:rPr>
+          <w:b/>
+          <w:color w:val="003366"/>
+          <w:sz w:val="23"/>
+        </w:rPr>
+        <w:t>, ABIERTO</w:t>
+      </w:r>
+    </w:p>
+    <w:p>
+      <w:pPr>
+        <w:spacing w:after="120"/>
+      </w:pPr>
+      <w:r>
+        <w:rPr>
+          <w:b/>
+          <w:sz w:val="21"/>
+        </w:rPr>
+        <w:t>Se teclea una vez y el teléfono queda autorizado hasta que se cierra la app.</w:t>
+      </w:r>
+      <w:r>
+        <w:rPr>
+          <w:b w:val="0"/>
+          <w:sz w:val="21"/>
+        </w:rPr>
+        <w:t xml:space="preserve"> No hay expiración</w:t>
+      </w:r>
+    </w:p>
+    <w:p>
+      <w:pPr>
+        <w:spacing w:after="120"/>
+      </w:pPr>
+      <w:r>
+        <w:rPr>
+          <w:b w:val="0"/>
+          <w:sz w:val="21"/>
+        </w:rPr>
+        <w:t>por tiempo, ni bloqueo por inactividad, ni cierre al cambiar de nodo.</w:t>
+      </w:r>
+    </w:p>
+    <w:p>
+      <w:pPr>
+        <w:spacing w:after="160"/>
+        <w:ind w:left="360"/>
+        <w:shd w:val="clear" w:fill="FFF4E5"/>
+      </w:pPr>
+      <w:r>
+        <w:rPr>
+          <w:b w:val="0"/>
+          <w:color w:val="960000"/>
+          <w:sz w:val="20"/>
+        </w:rPr>
+        <w:t xml:space="preserve">🔴 </w:t>
+      </w:r>
+      <w:r>
+        <w:rPr>
+          <w:b/>
+          <w:color w:val="960000"/>
+          <w:sz w:val="20"/>
+        </w:rPr>
+        <w:t>Lo que eso significa:</w:t>
+      </w:r>
+      <w:r>
+        <w:rPr>
+          <w:b w:val="0"/>
+          <w:color w:val="960000"/>
+          <w:sz w:val="20"/>
+        </w:rPr>
+        <w:t xml:space="preserve"> si alguien </w:t>
+      </w:r>
+      <w:r>
+        <w:rPr>
+          <w:b/>
+          <w:color w:val="960000"/>
+          <w:sz w:val="20"/>
+        </w:rPr>
+        <w:t>guarda el teléfono desbloqueado en el bolsillo</w:t>
+      </w:r>
+      <w:r>
+        <w:rPr>
+          <w:b w:val="0"/>
+          <w:color w:val="960000"/>
+          <w:sz w:val="20"/>
+        </w:rPr>
+        <w:t xml:space="preserve">, el siguiente que lo coja </w:t>
+      </w:r>
+      <w:r>
+        <w:rPr>
+          <w:b/>
+          <w:color w:val="960000"/>
+          <w:sz w:val="20"/>
+        </w:rPr>
+        <w:t>manda sobre el cruce sin teclear nada</w:t>
+      </w:r>
+      <w:r>
+        <w:rPr>
+          <w:b w:val="0"/>
+          <w:color w:val="960000"/>
+          <w:sz w:val="20"/>
+        </w:rPr>
+        <w:t>. Y con la app como superficie de mando principal —y, mientras el arreglo del mando de relés no se ejerza en tarjeta (</w:t>
+      </w:r>
+      <w:r>
+        <w:rPr>
+          <w:rFonts w:ascii="Consolas" w:hAnsi="Consolas"/>
+          <w:color w:val="960000"/>
+          <w:sz w:val="20"/>
+        </w:rPr>
+        <w:t>N-118</w:t>
+      </w:r>
+      <w:r>
+        <w:rPr>
+          <w:b w:val="0"/>
+          <w:color w:val="960000"/>
+          <w:sz w:val="20"/>
+        </w:rPr>
+        <w:t xml:space="preserve">), como </w:t>
+      </w:r>
+      <w:r>
+        <w:rPr>
+          <w:b/>
+          <w:color w:val="960000"/>
+          <w:sz w:val="20"/>
+        </w:rPr>
+        <w:t>única vía comprobada</w:t>
+      </w:r>
+      <w:r>
+        <w:rPr>
+          <w:b w:val="0"/>
+          <w:color w:val="960000"/>
+          <w:sz w:val="20"/>
+        </w:rPr>
+        <w:t xml:space="preserve">—, eso es todo el mando del equipo. ⚠️ </w:t>
+      </w:r>
+      <w:r>
+        <w:rPr>
+          <w:b/>
+          <w:color w:val="960000"/>
+          <w:sz w:val="20"/>
+        </w:rPr>
+        <w:t>Se escribe como riesgo conocido, NO como algo resuelto.</w:t>
+      </w:r>
+      <w:r>
+        <w:rPr>
+          <w:b w:val="0"/>
+          <w:color w:val="960000"/>
+          <w:sz w:val="20"/>
+        </w:rPr>
+        <w:t xml:space="preserve"> </w:t>
+      </w:r>
+      <w:r>
+        <w:rPr>
+          <w:rFonts w:ascii="Consolas" w:hAnsi="Consolas"/>
+          <w:color w:val="960000"/>
+          <w:sz w:val="20"/>
+        </w:rPr>
+        <w:t>§5.4.3</w:t>
+      </w:r>
+      <w:r>
+        <w:rPr>
+          <w:b w:val="0"/>
+          <w:color w:val="960000"/>
+          <w:sz w:val="20"/>
+        </w:rPr>
+        <w:t xml:space="preserve"> cuenta lo que sí se arregló —que el PIN ya no se puede armar con el teclado cerrado—, y eso </w:t>
+      </w:r>
+      <w:r>
+        <w:rPr>
+          <w:b/>
+          <w:color w:val="960000"/>
+          <w:sz w:val="20"/>
+        </w:rPr>
+        <w:t>no es esto</w:t>
+      </w:r>
+      <w:r>
+        <w:rPr>
+          <w:b w:val="0"/>
+          <w:color w:val="960000"/>
+          <w:sz w:val="20"/>
+        </w:rPr>
+        <w:t xml:space="preserve">: aquello garantiza que </w:t>
+      </w:r>
+      <w:r>
+        <w:rPr>
+          <w:b/>
+          <w:color w:val="960000"/>
+          <w:sz w:val="20"/>
+        </w:rPr>
+        <w:t>alguien tecleó</w:t>
+      </w:r>
+      <w:r>
+        <w:rPr>
+          <w:b w:val="0"/>
+          <w:color w:val="960000"/>
+          <w:sz w:val="20"/>
+        </w:rPr>
+        <w:t xml:space="preserve"> cuatro dígitos; esto es </w:t>
+      </w:r>
+      <w:r>
+        <w:rPr>
+          <w:b/>
+          <w:color w:val="960000"/>
+          <w:sz w:val="20"/>
+        </w:rPr>
+        <w:t>cuánto dura</w:t>
+      </w:r>
+      <w:r>
+        <w:rPr>
+          <w:b w:val="0"/>
+          <w:color w:val="960000"/>
+          <w:sz w:val="20"/>
+        </w:rPr>
+        <w:t xml:space="preserve"> ese permiso después. </w:t>
+      </w:r>
+      <w:r>
+        <w:rPr>
+          <w:b/>
+          <w:color w:val="960000"/>
+          <w:sz w:val="20"/>
+        </w:rPr>
+        <w:t>Cuánto debe durar una sesión autorizada es decisión del responsable</w:t>
+      </w:r>
+      <w:r>
+        <w:rPr>
+          <w:b w:val="0"/>
+          <w:color w:val="960000"/>
+          <w:sz w:val="20"/>
+        </w:rPr>
+        <w:t xml:space="preserve">, porque el coste va en los dos sentidos: una sesión que caduca demasiado pronto obliga a teclear el PIN delante de un cruce parado, y ese fue exactamente el argumento que hizo que no caducara. Mientras siga así, </w:t>
+      </w:r>
+      <w:r>
+        <w:rPr>
+          <w:b/>
+          <w:color w:val="960000"/>
+          <w:sz w:val="20"/>
+        </w:rPr>
+        <w:t>la única barrera real es quién tiene el teléfono</w:t>
+      </w:r>
+      <w:r>
+        <w:rPr>
+          <w:b w:val="0"/>
+          <w:color w:val="960000"/>
+          <w:sz w:val="20"/>
+        </w:rPr>
+        <w:t>.</w:t>
       </w:r>
     </w:p>
     <w:p>
@@ -2771,15 +6317,7 @@
           <w:color w:val="003366"/>
           <w:sz w:val="23"/>
         </w:rPr>
-        <w:t xml:space="preserve"> — censado sobre </w:t>
-      </w:r>
-      <w:r>
-        <w:rPr>
-          <w:rFonts w:ascii="Consolas" w:hAnsi="Consolas"/>
-          <w:color w:val="003366"/>
-          <w:sz w:val="23"/>
-        </w:rPr>
-        <w:t>Maestro/src/bluetooth.cpp</w:t>
+        <w:t xml:space="preserve"> — censado el 31/08, </w:t>
       </w:r>
       <w:r>
         <w:rPr>
@@ -2787,7 +6325,54 @@
           <w:color w:val="003366"/>
           <w:sz w:val="23"/>
         </w:rPr>
-        <w:t xml:space="preserve"> el 31/08</w:t>
+        <w:t>RE-MEDIDO EL 04/09</w:t>
+      </w:r>
+    </w:p>
+    <w:p>
+      <w:pPr>
+        <w:spacing w:after="160"/>
+        <w:ind w:left="360"/>
+        <w:shd w:val="clear" w:fill="FFF4E5"/>
+      </w:pPr>
+      <w:r>
+        <w:rPr>
+          <w:b w:val="0"/>
+          <w:color w:val="960000"/>
+          <w:sz w:val="20"/>
+        </w:rPr>
+        <w:t xml:space="preserve">✏️ </w:t>
+      </w:r>
+      <w:r>
+        <w:rPr>
+          <w:b/>
+          <w:color w:val="960000"/>
+          <w:sz w:val="20"/>
+        </w:rPr>
+        <w:t>Las líneas de esta tabla y de la 5.2 se re-midieron el 04/09.</w:t>
+      </w:r>
+      <w:r>
+        <w:rPr>
+          <w:b w:val="0"/>
+          <w:color w:val="960000"/>
+          <w:sz w:val="20"/>
+        </w:rPr>
+        <w:t xml:space="preserve"> Las del censo de agosto ya no valían: el fichero creció y los despachadores bajaron unas 270 líneas. </w:t>
+      </w:r>
+      <w:r>
+        <w:rPr>
+          <w:b/>
+          <w:color w:val="960000"/>
+          <w:sz w:val="20"/>
+        </w:rPr>
+        <w:t>Un número de línea en un manual caduca solo</w:t>
+      </w:r>
+      <w:r>
+        <w:rPr>
+          <w:b w:val="0"/>
+          <w:color w:val="960000"/>
+          <w:sz w:val="20"/>
+        </w:rPr>
+        <w:t>, así que se citan con la fecha de la medida.</w:t>
       </w:r>
     </w:p>
     <w:tbl>
@@ -2863,6 +6448,95 @@
                 <w:rFonts w:ascii="Consolas" w:hAnsi="Consolas"/>
                 <w:sz w:val="19"/>
               </w:rPr>
+              <w:t>$LATIDO</w:t>
+            </w:r>
+          </w:p>
+        </w:tc>
+        <w:tc>
+          <w:tcPr>
+            <w:tcW w:type="dxa" w:w="3120"/>
+          </w:tcPr>
+          <w:p>
+            <w:r/>
+            <w:r>
+              <w:rPr>
+                <w:rFonts w:ascii="Consolas" w:hAnsi="Consolas"/>
+                <w:sz w:val="19"/>
+              </w:rPr>
+              <w:t>:399</w:t>
+            </w:r>
+          </w:p>
+        </w:tc>
+        <w:tc>
+          <w:tcPr>
+            <w:tcW w:type="dxa" w:w="3120"/>
+          </w:tcPr>
+          <w:p>
+            <w:r/>
+            <w:r>
+              <w:rPr>
+                <w:b w:val="0"/>
+                <w:sz w:val="19"/>
+              </w:rPr>
+              <w:t xml:space="preserve">🆕 </w:t>
+            </w:r>
+            <w:r>
+              <w:rPr>
+                <w:b/>
+                <w:sz w:val="19"/>
+              </w:rPr>
+              <w:t>04/09.</w:t>
+            </w:r>
+            <w:r>
+              <w:rPr>
+                <w:b w:val="0"/>
+                <w:sz w:val="19"/>
+              </w:rPr>
+              <w:t xml:space="preserve"> No es una orden: es la línea que el puente emite para que el troceador cierre un silencio. </w:t>
+            </w:r>
+            <w:r>
+              <w:rPr>
+                <w:b/>
+                <w:sz w:val="19"/>
+              </w:rPr>
+              <w:t>El equipo NO contesta nada, a propósito</w:t>
+            </w:r>
+            <w:r>
+              <w:rPr>
+                <w:b w:val="0"/>
+                <w:sz w:val="19"/>
+              </w:rPr>
+              <w:t xml:space="preserve"> — sin esta rama caía en la guarda de PIN y devolvía un </w:t>
+            </w:r>
+            <w:r>
+              <w:rPr>
+                <w:rFonts w:ascii="Consolas" w:hAnsi="Consolas"/>
+                <w:sz w:val="19"/>
+              </w:rPr>
+              <w:t>AUTH_FAILED</w:t>
+            </w:r>
+            <w:r>
+              <w:rPr>
+                <w:b w:val="0"/>
+                <w:sz w:val="19"/>
+              </w:rPr>
+              <w:t xml:space="preserve"> cada dos segundos</w:t>
+            </w:r>
+          </w:p>
+        </w:tc>
+      </w:tr>
+      <w:tr>
+        <w:tc>
+          <w:tcPr>
+            <w:tcW w:type="dxa" w:w="3120"/>
+          </w:tcPr>
+          <w:p>
+            <w:r/>
+            <w:r>
+              <w:rPr>
+                <w:rFonts w:ascii="Consolas" w:hAnsi="Consolas"/>
+                <w:sz w:val="19"/>
+              </w:rPr>
               <w:t>CMD:FORZAR_ROJO</w:t>
             </w:r>
           </w:p>
@@ -2878,7 +6552,7 @@
                 <w:rFonts w:ascii="Consolas" w:hAnsi="Consolas"/>
                 <w:sz w:val="19"/>
               </w:rPr>
-              <w:t>:145</w:t>
+              <w:t>:412</w:t>
             </w:r>
           </w:p>
         </w:tc>
@@ -2932,7 +6606,7 @@
                 <w:rFonts w:ascii="Consolas" w:hAnsi="Consolas"/>
                 <w:sz w:val="19"/>
               </w:rPr>
-              <w:t>:168</w:t>
+              <w:t>:436</w:t>
             </w:r>
           </w:p>
         </w:tc>
@@ -2986,7 +6660,7 @@
                 <w:rFonts w:ascii="Consolas" w:hAnsi="Consolas"/>
                 <w:sz w:val="19"/>
               </w:rPr>
-              <w:t>:168</w:t>
+              <w:t>:437</w:t>
             </w:r>
           </w:p>
         </w:tc>
@@ -3040,7 +6714,7 @@
                 <w:rFonts w:ascii="Consolas" w:hAnsi="Consolas"/>
                 <w:sz w:val="19"/>
               </w:rPr>
-              <w:t>:177</w:t>
+              <w:t>:444</w:t>
             </w:r>
           </w:p>
         </w:tc>
@@ -3050,6 +6724,20 @@
           </w:tcPr>
           <w:p>
             <w:r/>
+            <w:r>
+              <w:rPr>
+                <w:b w:val="0"/>
+                <w:sz w:val="19"/>
+              </w:rPr>
+              <w:t xml:space="preserve">⚠️ ver el aviso de §5.5: </w:t>
+            </w:r>
+            <w:r>
+              <w:rPr>
+                <w:b/>
+                <w:sz w:val="19"/>
+              </w:rPr>
+              <w:t>reinicia los tiempos a 1/1/15</w:t>
+            </w:r>
           </w:p>
         </w:tc>
       </w:tr>
@@ -3080,7 +6768,7 @@
                 <w:rFonts w:ascii="Consolas" w:hAnsi="Consolas"/>
                 <w:sz w:val="19"/>
               </w:rPr>
-              <w:t>:182</w:t>
+              <w:t>:449</w:t>
             </w:r>
           </w:p>
         </w:tc>
@@ -3120,7 +6808,7 @@
                 <w:rFonts w:ascii="Consolas" w:hAnsi="Consolas"/>
                 <w:sz w:val="19"/>
               </w:rPr>
-              <w:t>:187</w:t>
+              <w:t>:454</w:t>
             </w:r>
           </w:p>
         </w:tc>
@@ -3130,6 +6818,27 @@
           </w:tcPr>
           <w:p>
             <w:r/>
+            <w:r>
+              <w:rPr>
+                <w:b/>
+                <w:sz w:val="19"/>
+              </w:rPr>
+              <w:t>Es un MODO, no el latch de emergencia.</w:t>
+            </w:r>
+            <w:r>
+              <w:rPr>
+                <w:b w:val="0"/>
+                <w:sz w:val="19"/>
+              </w:rPr>
+              <w:t xml:space="preserve"> El Maestro no tiene </w:t>
+            </w:r>
+            <w:r>
+              <w:rPr>
+                <w:rFonts w:ascii="Consolas" w:hAnsi="Consolas"/>
+                <w:sz w:val="19"/>
+              </w:rPr>
+              <w:t>AMBAR_EMERGENCIA</w:t>
+            </w:r>
           </w:p>
         </w:tc>
       </w:tr>
@@ -3160,7 +6869,7 @@
                 <w:rFonts w:ascii="Consolas" w:hAnsi="Consolas"/>
                 <w:sz w:val="19"/>
               </w:rPr>
-              <w:t>:191</w:t>
+              <w:t>:458</w:t>
             </w:r>
           </w:p>
         </w:tc>
@@ -3175,7 +6884,7 @@
                 <w:b w:val="0"/>
                 <w:sz w:val="19"/>
               </w:rPr>
-              <w:t>🆕 **sustituye al botón *Cancelar*** retirado</w:t>
+              <w:t>**sustituye al botón *Cancelar*** retirado. En Degradado sale por todo-rojo</w:t>
             </w:r>
           </w:p>
         </w:tc>
@@ -3207,7 +6916,7 @@
                 <w:rFonts w:ascii="Consolas" w:hAnsi="Consolas"/>
                 <w:sz w:val="19"/>
               </w:rPr>
-              <w:t>:212</w:t>
+              <w:t>:479</w:t>
             </w:r>
           </w:p>
         </w:tc>
@@ -3217,13 +6926,6 @@
           </w:tcPr>
           <w:p>
             <w:r/>
-            <w:r>
-              <w:rPr>
-                <w:b w:val="0"/>
-                <w:sz w:val="19"/>
-              </w:rPr>
-              <w:t>🆕</w:t>
-            </w:r>
           </w:p>
         </w:tc>
       </w:tr>
@@ -3254,7 +6956,7 @@
                 <w:rFonts w:ascii="Consolas" w:hAnsi="Consolas"/>
                 <w:sz w:val="19"/>
               </w:rPr>
-              <w:t>:223</w:t>
+              <w:t>:490</w:t>
             </w:r>
           </w:p>
         </w:tc>
@@ -3269,7 +6971,7 @@
                 <w:b w:val="0"/>
                 <w:sz w:val="19"/>
               </w:rPr>
-              <w:t>🆕 modo de cámaras</w:t>
+              <w:t>modo de cámaras</w:t>
             </w:r>
           </w:p>
         </w:tc>
@@ -3301,7 +7003,7 @@
                 <w:rFonts w:ascii="Consolas" w:hAnsi="Consolas"/>
                 <w:sz w:val="19"/>
               </w:rPr>
-              <w:t>:234</w:t>
+              <w:t>:501</w:t>
             </w:r>
           </w:p>
         </w:tc>
@@ -3311,13 +7013,6 @@
           </w:tcPr>
           <w:p>
             <w:r/>
-            <w:r>
-              <w:rPr>
-                <w:b w:val="0"/>
-                <w:sz w:val="19"/>
-              </w:rPr>
-              <w:t xml:space="preserve">🆕 </w:t>
-            </w:r>
             <w:r>
               <w:rPr>
                 <w:b/>
@@ -3355,7 +7050,7 @@
                 <w:rFonts w:ascii="Consolas" w:hAnsi="Consolas"/>
                 <w:sz w:val="19"/>
               </w:rPr>
-              <w:t>:253</w:t>
+              <w:t>:520</w:t>
             </w:r>
           </w:p>
         </w:tc>
@@ -3402,7 +7097,7 @@
                 <w:rFonts w:ascii="Consolas" w:hAnsi="Consolas"/>
                 <w:sz w:val="19"/>
               </w:rPr>
-              <w:t>:257</w:t>
+              <w:t>:524</w:t>
             </w:r>
           </w:p>
         </w:tc>
@@ -3412,6 +7107,20 @@
           </w:tcPr>
           <w:p>
             <w:r/>
+            <w:r>
+              <w:rPr>
+                <w:rFonts w:ascii="Consolas" w:hAnsi="Consolas"/>
+                <w:sz w:val="19"/>
+              </w:rPr>
+              <w:t>$ERR,…,DESC:EN_TRANSICION_REINTENTE</w:t>
+            </w:r>
+            <w:r>
+              <w:rPr>
+                <w:b w:val="0"/>
+                <w:sz w:val="19"/>
+              </w:rPr>
+              <w:t xml:space="preserve"> si no está en reposo</w:t>
+            </w:r>
           </w:p>
         </w:tc>
       </w:tr>
@@ -3442,7 +7151,7 @@
                 <w:rFonts w:ascii="Consolas" w:hAnsi="Consolas"/>
                 <w:sz w:val="19"/>
               </w:rPr>
-              <w:t>:271</w:t>
+              <w:t>:538</w:t>
             </w:r>
           </w:p>
         </w:tc>
@@ -3482,7 +7191,7 @@
                 <w:rFonts w:ascii="Consolas" w:hAnsi="Consolas"/>
                 <w:sz w:val="19"/>
               </w:rPr>
-              <w:t>:275</w:t>
+              <w:t>:542</w:t>
             </w:r>
           </w:p>
         </w:tc>
@@ -3548,6 +7257,20 @@
               </w:rPr>
               <w:t>RANGO</w:t>
             </w:r>
+            <w:r>
+              <w:rPr>
+                <w:b w:val="0"/>
+                <w:sz w:val="19"/>
+              </w:rPr>
+              <w:t xml:space="preserve">. </w:t>
+            </w:r>
+            <w:r>
+              <w:rPr>
+                <w:b/>
+                <w:sz w:val="19"/>
+              </w:rPr>
+              <w:t>Rangos nuevos del 04/09 en §5.5</w:t>
+            </w:r>
           </w:p>
         </w:tc>
       </w:tr>
@@ -3578,7 +7301,7 @@
                 <w:rFonts w:ascii="Consolas" w:hAnsi="Consolas"/>
                 <w:sz w:val="19"/>
               </w:rPr>
-              <w:t>:295</w:t>
+              <w:t>:578</w:t>
             </w:r>
           </w:p>
         </w:tc>
@@ -3632,7 +7355,7 @@
                 <w:rFonts w:ascii="Consolas" w:hAnsi="Consolas"/>
                 <w:sz w:val="19"/>
               </w:rPr>
-              <w:t>:330</w:t>
+              <w:t>:625</w:t>
             </w:r>
           </w:p>
         </w:tc>
@@ -3647,7 +7370,7 @@
                 <w:b w:val="0"/>
                 <w:sz w:val="19"/>
               </w:rPr>
-              <w:t>🆕 diagnóstico del cristal</w:t>
+              <w:t>diagnóstico del cristal</w:t>
             </w:r>
           </w:p>
         </w:tc>
@@ -3679,7 +7402,7 @@
                 <w:rFonts w:ascii="Consolas" w:hAnsi="Consolas"/>
                 <w:sz w:val="19"/>
               </w:rPr>
-              <w:t>:345</w:t>
+              <w:t>:645</w:t>
             </w:r>
           </w:p>
         </w:tc>
@@ -3691,10 +7414,24 @@
             <w:r/>
             <w:r>
               <w:rPr>
+                <w:b/>
+                <w:sz w:val="19"/>
+              </w:rPr>
+              <w:t>sólo en Modo Inteligente</w:t>
+            </w:r>
+            <w:r>
+              <w:rPr>
                 <w:b w:val="0"/>
                 <w:sz w:val="19"/>
               </w:rPr>
-              <w:t>🆕 solo en Modo Inteligente</w:t>
+              <w:t xml:space="preserve">: fuera de él, </w:t>
+            </w:r>
+            <w:r>
+              <w:rPr>
+                <w:rFonts w:ascii="Consolas" w:hAnsi="Consolas"/>
+                <w:sz w:val="19"/>
+              </w:rPr>
+              <w:t>$ERR,…,DESC:SOLO_EN_MODO_INTELIGENTE</w:t>
             </w:r>
           </w:p>
         </w:tc>
@@ -3735,7 +7472,7 @@
           <w:rFonts w:ascii="Consolas" w:hAnsi="Consolas"/>
           <w:sz w:val="21"/>
         </w:rPr>
-        <w:t>:363</w:t>
+        <w:t>:663</w:t>
       </w:r>
       <w:r>
         <w:rPr>
@@ -3795,6 +7532,18 @@
           <w:sz w:val="23"/>
         </w:rPr>
         <w:t xml:space="preserve"> — y NO es lo mismo</w:t>
+      </w:r>
+    </w:p>
+    <w:p>
+      <w:pPr>
+        <w:spacing w:after="120"/>
+      </w:pPr>
+      <w:r>
+        <w:rPr>
+          <w:b/>
+          <w:sz w:val="21"/>
+        </w:rPr>
+        <w:t>Censado el 31/08, RE-MEDIDO EL 04/09.</w:t>
       </w:r>
     </w:p>
     <w:tbl>
@@ -3870,6 +7619,81 @@
                 <w:rFonts w:ascii="Consolas" w:hAnsi="Consolas"/>
                 <w:sz w:val="19"/>
               </w:rPr>
+              <w:t>$LATIDO</w:t>
+            </w:r>
+          </w:p>
+        </w:tc>
+        <w:tc>
+          <w:tcPr>
+            <w:tcW w:type="dxa" w:w="3120"/>
+          </w:tcPr>
+          <w:p>
+            <w:r/>
+            <w:r>
+              <w:rPr>
+                <w:rFonts w:ascii="Consolas" w:hAnsi="Consolas"/>
+                <w:sz w:val="19"/>
+              </w:rPr>
+              <w:t>:340</w:t>
+            </w:r>
+          </w:p>
+        </w:tc>
+        <w:tc>
+          <w:tcPr>
+            <w:tcW w:type="dxa" w:w="3120"/>
+          </w:tcPr>
+          <w:p>
+            <w:r/>
+            <w:r>
+              <w:rPr>
+                <w:b w:val="0"/>
+                <w:sz w:val="19"/>
+              </w:rPr>
+              <w:t xml:space="preserve">🆕 </w:t>
+            </w:r>
+            <w:r>
+              <w:rPr>
+                <w:b/>
+                <w:sz w:val="19"/>
+              </w:rPr>
+              <w:t>04/09.</w:t>
+            </w:r>
+            <w:r>
+              <w:rPr>
+                <w:b w:val="0"/>
+                <w:sz w:val="19"/>
+              </w:rPr>
+              <w:t xml:space="preserve"> Igual que en el Maestro: </w:t>
+            </w:r>
+            <w:r>
+              <w:rPr>
+                <w:b/>
+                <w:sz w:val="19"/>
+              </w:rPr>
+              <w:t>no se contesta</w:t>
+            </w:r>
+            <w:r>
+              <w:rPr>
+                <w:b w:val="0"/>
+                <w:sz w:val="19"/>
+              </w:rPr>
+              <w:t>, sólo cierra un silencio</w:t>
+            </w:r>
+          </w:p>
+        </w:tc>
+      </w:tr>
+      <w:tr>
+        <w:tc>
+          <w:tcPr>
+            <w:tcW w:type="dxa" w:w="3120"/>
+          </w:tcPr>
+          <w:p>
+            <w:r/>
+            <w:r>
+              <w:rPr>
+                <w:rFonts w:ascii="Consolas" w:hAnsi="Consolas"/>
+                <w:sz w:val="19"/>
+              </w:rPr>
               <w:t>CMD:AMBAR_EMERGENCIA</w:t>
             </w:r>
           </w:p>
@@ -3885,7 +7709,7 @@
                 <w:rFonts w:ascii="Consolas" w:hAnsi="Consolas"/>
                 <w:sz w:val="19"/>
               </w:rPr>
-              <w:t>:130</w:t>
+              <w:t>:381</w:t>
             </w:r>
           </w:p>
         </w:tc>
@@ -3946,7 +7770,7 @@
                 <w:rFonts w:ascii="Consolas" w:hAnsi="Consolas"/>
                 <w:sz w:val="19"/>
               </w:rPr>
-              <w:t>:171</w:t>
+              <w:t>:468</w:t>
             </w:r>
           </w:p>
         </w:tc>
@@ -3961,7 +7785,166 @@
                 <w:b w:val="0"/>
                 <w:sz w:val="19"/>
               </w:rPr>
-              <w:t>Lo mismo, con PIN</w:t>
+              <w:t xml:space="preserve">Lo mismo, con PIN. </w:t>
+            </w:r>
+            <w:r>
+              <w:rPr>
+                <w:b/>
+                <w:sz w:val="19"/>
+              </w:rPr>
+              <w:t>El mismo bloque letra por letra</w:t>
+            </w:r>
+            <w:r>
+              <w:rPr>
+                <w:b w:val="0"/>
+                <w:sz w:val="19"/>
+              </w:rPr>
+              <w:t xml:space="preserve"> — lo vigilan </w:t>
+            </w:r>
+            <w:r>
+              <w:rPr>
+                <w:rFonts w:ascii="Consolas" w:hAnsi="Consolas"/>
+                <w:sz w:val="19"/>
+              </w:rPr>
+              <w:t>esclavo_07</w:t>
+            </w:r>
+            <w:r>
+              <w:rPr>
+                <w:b w:val="0"/>
+                <w:sz w:val="19"/>
+              </w:rPr>
+              <w:t xml:space="preserve"> y </w:t>
+            </w:r>
+            <w:r>
+              <w:rPr>
+                <w:rFonts w:ascii="Consolas" w:hAnsi="Consolas"/>
+                <w:sz w:val="19"/>
+              </w:rPr>
+              <w:t>esclavo_08</w:t>
+            </w:r>
+          </w:p>
+        </w:tc>
+      </w:tr>
+      <w:tr>
+        <w:tc>
+          <w:tcPr>
+            <w:tcW w:type="dxa" w:w="3120"/>
+          </w:tcPr>
+          <w:p>
+            <w:r/>
+            <w:r>
+              <w:rPr>
+                <w:rFonts w:ascii="Consolas" w:hAnsi="Consolas"/>
+                <w:sz w:val="19"/>
+              </w:rPr>
+              <w:t>CMD:PIN:1234:CANCELAR_AMBAR</w:t>
+            </w:r>
+          </w:p>
+        </w:tc>
+        <w:tc>
+          <w:tcPr>
+            <w:tcW w:type="dxa" w:w="3120"/>
+          </w:tcPr>
+          <w:p>
+            <w:r/>
+            <w:r>
+              <w:rPr>
+                <w:rFonts w:ascii="Consolas" w:hAnsi="Consolas"/>
+                <w:sz w:val="19"/>
+              </w:rPr>
+              <w:t>:491</w:t>
+            </w:r>
+          </w:p>
+        </w:tc>
+        <w:tc>
+          <w:tcPr>
+            <w:tcW w:type="dxa" w:w="3120"/>
+          </w:tcPr>
+          <w:p>
+            <w:r/>
+            <w:r>
+              <w:rPr>
+                <w:b w:val="0"/>
+                <w:sz w:val="19"/>
+              </w:rPr>
+              <w:t xml:space="preserve">🆕 </w:t>
+            </w:r>
+            <w:r>
+              <w:rPr>
+                <w:b/>
+                <w:sz w:val="19"/>
+              </w:rPr>
+              <w:t>faltaba en este manual.</w:t>
+            </w:r>
+            <w:r>
+              <w:rPr>
+                <w:b w:val="0"/>
+                <w:sz w:val="19"/>
+              </w:rPr>
+              <w:t xml:space="preserve"> </w:t>
+            </w:r>
+            <w:r>
+              <w:rPr>
+                <w:b/>
+                <w:sz w:val="19"/>
+              </w:rPr>
+              <w:t>Retira</w:t>
+            </w:r>
+            <w:r>
+              <w:rPr>
+                <w:b w:val="0"/>
+                <w:sz w:val="19"/>
+              </w:rPr>
+              <w:t xml:space="preserve"> el latch, </w:t>
+            </w:r>
+            <w:r>
+              <w:rPr>
+                <w:b/>
+                <w:sz w:val="19"/>
+              </w:rPr>
+              <w:t>con PIN</w:t>
+            </w:r>
+            <w:r>
+              <w:rPr>
+                <w:b w:val="0"/>
+                <w:sz w:val="19"/>
+              </w:rPr>
+              <w:t xml:space="preserve">. </w:t>
+            </w:r>
+            <w:r>
+              <w:rPr>
+                <w:rFonts w:ascii="Consolas" w:hAnsi="Consolas"/>
+                <w:sz w:val="19"/>
+              </w:rPr>
+              <w:t>RETIRADO</w:t>
+            </w:r>
+            <w:r>
+              <w:rPr>
+                <w:b w:val="0"/>
+                <w:sz w:val="19"/>
+              </w:rPr>
+              <w:t xml:space="preserve"> · </w:t>
+            </w:r>
+            <w:r>
+              <w:rPr>
+                <w:rFonts w:ascii="Consolas" w:hAnsi="Consolas"/>
+                <w:sz w:val="19"/>
+              </w:rPr>
+              <w:t>RETIRADO_QUEDA_MANDO</w:t>
+            </w:r>
+            <w:r>
+              <w:rPr>
+                <w:b w:val="0"/>
+                <w:sz w:val="19"/>
+              </w:rPr>
+              <w:t xml:space="preserve"> · </w:t>
+            </w:r>
+            <w:r>
+              <w:rPr>
+                <w:rFonts w:ascii="Consolas" w:hAnsi="Consolas"/>
+                <w:sz w:val="19"/>
+              </w:rPr>
+              <w:t>$ERR,…,DESC:NO_HAY_AMBAR_VIGENTE</w:t>
             </w:r>
           </w:p>
         </w:tc>
@@ -3993,7 +7976,7 @@
                 <w:rFonts w:ascii="Consolas" w:hAnsi="Consolas"/>
                 <w:sz w:val="19"/>
               </w:rPr>
-              <w:t>:184</w:t>
+              <w:t>:532</w:t>
             </w:r>
           </w:p>
         </w:tc>
@@ -4038,6 +8021,20 @@
               </w:rPr>
               <w:t>$ERR,…,DESC:REPITA_EN_UNOS_SEGUNDOS</w:t>
             </w:r>
+            <w:r>
+              <w:rPr>
+                <w:b w:val="0"/>
+                <w:sz w:val="19"/>
+              </w:rPr>
+              <w:t xml:space="preserve">. </w:t>
+            </w:r>
+            <w:r>
+              <w:rPr>
+                <w:b/>
+                <w:sz w:val="19"/>
+              </w:rPr>
+              <w:t>Y el `PEDIDO_AL_MAESTRO` se puede desmentir después — `N-130`, abajo</w:t>
+            </w:r>
           </w:p>
         </w:tc>
       </w:tr>
@@ -4068,7 +8065,7 @@
                 <w:rFonts w:ascii="Consolas" w:hAnsi="Consolas"/>
                 <w:sz w:val="19"/>
               </w:rPr>
-              <w:t>:215</w:t>
+              <w:t>:563</w:t>
             </w:r>
           </w:p>
         </w:tc>
@@ -4157,7 +8154,7 @@
                 <w:rFonts w:ascii="Consolas" w:hAnsi="Consolas"/>
                 <w:sz w:val="19"/>
               </w:rPr>
-              <w:t>:157</w:t>
+              <w:t>:448</w:t>
             </w:r>
           </w:p>
         </w:tc>
@@ -4225,7 +8222,7 @@
                 <w:rFonts w:ascii="Consolas" w:hAnsi="Consolas"/>
                 <w:sz w:val="19"/>
               </w:rPr>
-              <w:t>:176</w:t>
+              <w:t>:524</w:t>
             </w:r>
           </w:p>
         </w:tc>
@@ -4307,7 +8304,7 @@
                 <w:rFonts w:ascii="Consolas" w:hAnsi="Consolas"/>
                 <w:sz w:val="19"/>
               </w:rPr>
-              <w:t>:202</w:t>
+              <w:t>:550</w:t>
             </w:r>
           </w:p>
         </w:tc>
@@ -4339,6 +8336,141 @@
       <w:pPr>
         <w:spacing w:after="120"/>
       </w:pPr>
+    </w:p>
+    <w:p>
+      <w:pPr>
+        <w:spacing w:after="120"/>
+      </w:pPr>
+      <w:r>
+        <w:rPr>
+          <w:b w:val="0"/>
+          <w:sz w:val="21"/>
+        </w:rPr>
+        <w:t xml:space="preserve">Cualquier otra cosa: </w:t>
+      </w:r>
+      <w:r>
+        <w:rPr>
+          <w:rFonts w:ascii="Consolas" w:hAnsi="Consolas"/>
+          <w:sz w:val="21"/>
+        </w:rPr>
+        <w:t>$ERR,CMD:DESCONOCIDO,DESC:COMANDO_NO_SOPORTADO_EN_ESCLAVO</w:t>
+      </w:r>
+      <w:r>
+        <w:rPr>
+          <w:b w:val="0"/>
+          <w:sz w:val="21"/>
+        </w:rPr>
+        <w:t xml:space="preserve"> (</w:t>
+      </w:r>
+      <w:r>
+        <w:rPr>
+          <w:rFonts w:ascii="Consolas" w:hAnsi="Consolas"/>
+          <w:sz w:val="21"/>
+        </w:rPr>
+        <w:t>:622</w:t>
+      </w:r>
+      <w:r>
+        <w:rPr>
+          <w:b w:val="0"/>
+          <w:sz w:val="21"/>
+        </w:rPr>
+        <w:t>).</w:t>
+      </w:r>
+    </w:p>
+    <w:p>
+      <w:pPr>
+        <w:spacing w:after="160"/>
+        <w:ind w:left="360"/>
+        <w:shd w:val="clear" w:fill="FFF4E5"/>
+      </w:pPr>
+      <w:r>
+        <w:rPr>
+          <w:b w:val="0"/>
+          <w:color w:val="960000"/>
+          <w:sz w:val="20"/>
+        </w:rPr>
+        <w:t xml:space="preserve">✏️ </w:t>
+      </w:r>
+      <w:r>
+        <w:rPr>
+          <w:b/>
+          <w:color w:val="960000"/>
+          <w:sz w:val="20"/>
+        </w:rPr>
+        <w:t>`CANCELAR_AMBAR` llevaba desde el 31/08 en el firmware (`R-3`) y NO estaba en esta tabla.</w:t>
+      </w:r>
+      <w:r>
+        <w:rPr>
+          <w:b w:val="0"/>
+          <w:color w:val="960000"/>
+          <w:sz w:val="20"/>
+        </w:rPr>
+        <w:t xml:space="preserve"> La app sí tiene su botón —</w:t>
+      </w:r>
+      <w:r>
+        <w:rPr>
+          <w:b/>
+          <w:color w:val="960000"/>
+          <w:sz w:val="20"/>
+        </w:rPr>
+        <w:t>«RETIRAR ÁMBAR»</w:t>
+      </w:r>
+      <w:r>
+        <w:rPr>
+          <w:b w:val="0"/>
+          <w:color w:val="960000"/>
+          <w:sz w:val="20"/>
+        </w:rPr>
+        <w:t xml:space="preserve">, que sólo aparece con un Esclavo delante—, así que el manual describía menos comandos de los que el técnico tiene en la pantalla. </w:t>
+      </w:r>
+      <w:r>
+        <w:rPr>
+          <w:b/>
+          <w:color w:val="960000"/>
+          <w:sz w:val="20"/>
+        </w:rPr>
+        <w:t>Pide PIN al revés que el de poner ámbar, y el motivo está en el firmware:</w:t>
+      </w:r>
+      <w:r>
+        <w:rPr>
+          <w:b w:val="0"/>
+          <w:color w:val="960000"/>
+          <w:sz w:val="20"/>
+        </w:rPr>
+        <w:t xml:space="preserve"> pedir ámbar es la acción </w:t>
+      </w:r>
+      <w:r>
+        <w:rPr>
+          <w:b/>
+          <w:color w:val="960000"/>
+          <w:sz w:val="20"/>
+        </w:rPr>
+        <w:t>segura</w:t>
+      </w:r>
+      <w:r>
+        <w:rPr>
+          <w:b w:val="0"/>
+          <w:color w:val="960000"/>
+          <w:sz w:val="20"/>
+        </w:rPr>
+        <w:t xml:space="preserve">; quitarlo devuelve el cruce a dar verdes, o sea </w:t>
+      </w:r>
+      <w:r>
+        <w:rPr>
+          <w:b/>
+          <w:color w:val="960000"/>
+          <w:sz w:val="20"/>
+        </w:rPr>
+        <w:t>abre paso</w:t>
+      </w:r>
+      <w:r>
+        <w:rPr>
+          <w:b w:val="0"/>
+          <w:color w:val="960000"/>
+          <w:sz w:val="20"/>
+        </w:rPr>
+        <w:t>, que es justo lo que el PIN custodia.</w:t>
+      </w:r>
     </w:p>
     <w:p>
       <w:pPr>
@@ -4767,6 +8899,2743 @@
           <w:color w:val="003366"/>
           <w:sz w:val="26"/>
         </w:rPr>
+        <w:t>5.4 🆕 LO QUE LA APP HACE DESDE EL 01/09 Y ANTES NO — tres cosas que se notan en campo</w:t>
+      </w:r>
+    </w:p>
+    <w:p>
+      <w:pPr>
+        <w:spacing w:before="200" w:after="120"/>
+      </w:pPr>
+      <w:r>
+        <w:rPr>
+          <w:b/>
+          <w:color w:val="003366"/>
+          <w:sz w:val="23"/>
+        </w:rPr>
+        <w:t xml:space="preserve">5.4.1 La app </w:t>
+      </w:r>
+      <w:r>
+        <w:rPr>
+          <w:b/>
+          <w:color w:val="003366"/>
+          <w:sz w:val="23"/>
+        </w:rPr>
+        <w:t>comprueba el checksum y descarta lo corrompido</w:t>
+      </w:r>
+    </w:p>
+    <w:p>
+      <w:pPr>
+        <w:spacing w:after="120"/>
+      </w:pPr>
+      <w:r>
+        <w:rPr>
+          <w:b w:val="0"/>
+          <w:sz w:val="21"/>
+        </w:rPr>
+        <w:t xml:space="preserve">Antes cortaba la trama por el </w:t>
+      </w:r>
+      <w:r>
+        <w:rPr>
+          <w:rFonts w:ascii="Consolas" w:hAnsi="Consolas"/>
+          <w:sz w:val="21"/>
+        </w:rPr>
+        <w:t>*</w:t>
+      </w:r>
+      <w:r>
+        <w:rPr>
+          <w:b w:val="0"/>
+          <w:sz w:val="21"/>
+        </w:rPr>
+        <w:t xml:space="preserve"> y </w:t>
+      </w:r>
+      <w:r>
+        <w:rPr>
+          <w:b/>
+          <w:sz w:val="21"/>
+        </w:rPr>
+        <w:t>tiraba el checksum sin mirarlo</w:t>
+      </w:r>
+      <w:r>
+        <w:rPr>
+          <w:b w:val="0"/>
+          <w:sz w:val="21"/>
+        </w:rPr>
+        <w:t>: una trama corrompida en el</w:t>
+      </w:r>
+    </w:p>
+    <w:p>
+      <w:pPr>
+        <w:spacing w:after="120"/>
+      </w:pPr>
+      <w:r>
+        <w:rPr>
+          <w:b w:val="0"/>
+          <w:sz w:val="21"/>
+        </w:rPr>
+        <w:t xml:space="preserve">aire se pintaba como si fuera buena. Hoy lo calcula, lo compara y, si no cuadra, </w:t>
+      </w:r>
+      <w:r>
+        <w:rPr>
+          <w:b/>
+          <w:sz w:val="21"/>
+        </w:rPr>
+        <w:t>no pinta nada</w:t>
+      </w:r>
+    </w:p>
+    <w:p>
+      <w:pPr>
+        <w:spacing w:after="120"/>
+      </w:pPr>
+      <w:r>
+        <w:rPr>
+          <w:b w:val="0"/>
+          <w:sz w:val="21"/>
+        </w:rPr>
+        <w:t>(</w:t>
+      </w:r>
+      <w:r>
+        <w:rPr>
+          <w:rFonts w:ascii="Consolas" w:hAnsi="Consolas"/>
+          <w:sz w:val="21"/>
+        </w:rPr>
+        <w:t>js/nmea_parser.js:23-29</w:t>
+      </w:r>
+      <w:r>
+        <w:rPr>
+          <w:b w:val="0"/>
+          <w:sz w:val="21"/>
+        </w:rPr>
+        <w:t xml:space="preserve"> lo calcula, </w:t>
+      </w:r>
+      <w:r>
+        <w:rPr>
+          <w:rFonts w:ascii="Consolas" w:hAnsi="Consolas"/>
+          <w:sz w:val="21"/>
+        </w:rPr>
+        <w:t>:71-81</w:t>
+      </w:r>
+      <w:r>
+        <w:rPr>
+          <w:b w:val="0"/>
+          <w:sz w:val="21"/>
+        </w:rPr>
+        <w:t xml:space="preserve"> lo compara; </w:t>
+      </w:r>
+      <w:r>
+        <w:rPr>
+          <w:rFonts w:ascii="Consolas" w:hAnsi="Consolas"/>
+          <w:sz w:val="21"/>
+        </w:rPr>
+        <w:t>app.js:1820-1826</w:t>
+      </w:r>
+      <w:r>
+        <w:rPr>
+          <w:b w:val="0"/>
+          <w:sz w:val="21"/>
+        </w:rPr>
+        <w:t xml:space="preserve"> la descarta).</w:t>
+      </w:r>
+    </w:p>
+    <w:p>
+      <w:pPr>
+        <w:spacing w:after="120"/>
+      </w:pPr>
+      <w:r>
+        <w:rPr>
+          <w:b w:val="0"/>
+          <w:sz w:val="21"/>
+        </w:rPr>
+        <w:t xml:space="preserve">También descarta lo que </w:t>
+      </w:r>
+      <w:r>
+        <w:rPr>
+          <w:b/>
+          <w:sz w:val="21"/>
+        </w:rPr>
+        <w:t>no tiene forma</w:t>
+      </w:r>
+      <w:r>
+        <w:rPr>
+          <w:b w:val="0"/>
+          <w:sz w:val="21"/>
+        </w:rPr>
+        <w:t xml:space="preserve"> de trama —sin </w:t>
+      </w:r>
+      <w:r>
+        <w:rPr>
+          <w:rFonts w:ascii="Consolas" w:hAnsi="Consolas"/>
+          <w:sz w:val="21"/>
+        </w:rPr>
+        <w:t>$</w:t>
+      </w:r>
+      <w:r>
+        <w:rPr>
+          <w:b w:val="0"/>
+          <w:sz w:val="21"/>
+        </w:rPr>
+        <w:t xml:space="preserve"> o sin </w:t>
+      </w:r>
+      <w:r>
+        <w:rPr>
+          <w:rFonts w:ascii="Consolas" w:hAnsi="Consolas"/>
+          <w:sz w:val="21"/>
+        </w:rPr>
+        <w:t>*</w:t>
+      </w:r>
+      <w:r>
+        <w:rPr>
+          <w:b w:val="0"/>
+          <w:sz w:val="21"/>
+        </w:rPr>
+        <w:t>— y las cabeceras que no</w:t>
+      </w:r>
+    </w:p>
+    <w:p>
+      <w:pPr>
+        <w:spacing w:after="120"/>
+      </w:pPr>
+      <w:r>
+        <w:rPr>
+          <w:b w:val="0"/>
+          <w:sz w:val="21"/>
+        </w:rPr>
+        <w:t xml:space="preserve">conoce. Las que sí lee son cinco: </w:t>
+      </w:r>
+      <w:r>
+        <w:rPr>
+          <w:rFonts w:ascii="Consolas" w:hAnsi="Consolas"/>
+          <w:sz w:val="21"/>
+        </w:rPr>
+        <w:t>STATUS</w:t>
+      </w:r>
+      <w:r>
+        <w:rPr>
+          <w:b w:val="0"/>
+          <w:sz w:val="21"/>
+        </w:rPr>
+        <w:t xml:space="preserve">, </w:t>
+      </w:r>
+      <w:r>
+        <w:rPr>
+          <w:rFonts w:ascii="Consolas" w:hAnsi="Consolas"/>
+          <w:sz w:val="21"/>
+        </w:rPr>
+        <w:t>ALARM</w:t>
+      </w:r>
+      <w:r>
+        <w:rPr>
+          <w:b w:val="0"/>
+          <w:sz w:val="21"/>
+        </w:rPr>
+        <w:t xml:space="preserve">, </w:t>
+      </w:r>
+      <w:r>
+        <w:rPr>
+          <w:rFonts w:ascii="Consolas" w:hAnsi="Consolas"/>
+          <w:sz w:val="21"/>
+        </w:rPr>
+        <w:t>ACK</w:t>
+      </w:r>
+      <w:r>
+        <w:rPr>
+          <w:b w:val="0"/>
+          <w:sz w:val="21"/>
+        </w:rPr>
+        <w:t xml:space="preserve">, </w:t>
+      </w:r>
+      <w:r>
+        <w:rPr>
+          <w:rFonts w:ascii="Consolas" w:hAnsi="Consolas"/>
+          <w:sz w:val="21"/>
+        </w:rPr>
+        <w:t>EVENT</w:t>
+      </w:r>
+      <w:r>
+        <w:rPr>
+          <w:b w:val="0"/>
+          <w:sz w:val="21"/>
+        </w:rPr>
+        <w:t xml:space="preserve"> y </w:t>
+      </w:r>
+      <w:r>
+        <w:rPr>
+          <w:rFonts w:ascii="Consolas" w:hAnsi="Consolas"/>
+          <w:sz w:val="21"/>
+        </w:rPr>
+        <w:t>$ERR</w:t>
+      </w:r>
+      <w:r>
+        <w:rPr>
+          <w:b w:val="0"/>
+          <w:sz w:val="21"/>
+        </w:rPr>
+        <w:t>.</w:t>
+      </w:r>
+    </w:p>
+    <w:p>
+      <w:pPr>
+        <w:spacing w:after="160"/>
+        <w:ind w:left="360"/>
+        <w:shd w:val="clear" w:fill="FFF4E5"/>
+      </w:pPr>
+      <w:r>
+        <w:rPr>
+          <w:b w:val="0"/>
+          <w:color w:val="960000"/>
+          <w:sz w:val="20"/>
+        </w:rPr>
+        <w:t xml:space="preserve">🔴 </w:t>
+      </w:r>
+      <w:r>
+        <w:rPr>
+          <w:b/>
+          <w:color w:val="960000"/>
+          <w:sz w:val="20"/>
+        </w:rPr>
+        <w:t>Consecuencia práctica, y es la que hay que saber en el poste: una pantalla que se queda quieta ya no significa «el equipo no contesta».</w:t>
+      </w:r>
+      <w:r>
+        <w:rPr>
+          <w:b w:val="0"/>
+          <w:color w:val="960000"/>
+          <w:sz w:val="20"/>
+        </w:rPr>
+        <w:t xml:space="preserve"> Puede significar </w:t>
+      </w:r>
+      <w:r>
+        <w:rPr>
+          <w:b/>
+          <w:color w:val="960000"/>
+          <w:sz w:val="20"/>
+        </w:rPr>
+        <w:t>«contesta y llega roto»</w:t>
+      </w:r>
+      <w:r>
+        <w:rPr>
+          <w:b w:val="0"/>
+          <w:color w:val="960000"/>
+          <w:sz w:val="20"/>
+        </w:rPr>
+        <w:t xml:space="preserve"> — radio con ruido, cable flojo, un </w:t>
+      </w:r>
+      <w:r>
+        <w:rPr>
+          <w:rFonts w:ascii="Consolas" w:hAnsi="Consolas"/>
+          <w:color w:val="960000"/>
+          <w:sz w:val="20"/>
+        </w:rPr>
+        <w:t>J17</w:t>
+      </w:r>
+      <w:r>
+        <w:rPr>
+          <w:b w:val="0"/>
+          <w:color w:val="960000"/>
+          <w:sz w:val="20"/>
+        </w:rPr>
+        <w:t xml:space="preserve"> mal enchufado—. Los dos casos se ven distintos en la pestaña </w:t>
+      </w:r>
+      <w:r>
+        <w:rPr>
+          <w:rFonts w:ascii="Consolas" w:hAnsi="Consolas"/>
+          <w:color w:val="960000"/>
+          <w:sz w:val="20"/>
+        </w:rPr>
+        <w:t>Tramas</w:t>
+      </w:r>
+      <w:r>
+        <w:rPr>
+          <w:b w:val="0"/>
+          <w:color w:val="960000"/>
+          <w:sz w:val="20"/>
+        </w:rPr>
+        <w:t xml:space="preserve">, y </w:t>
+      </w:r>
+      <w:r>
+        <w:rPr>
+          <w:b/>
+          <w:color w:val="960000"/>
+          <w:sz w:val="20"/>
+        </w:rPr>
+        <w:t>son averías diferentes</w:t>
+      </w:r>
+      <w:r>
+        <w:rPr>
+          <w:b w:val="0"/>
+          <w:color w:val="960000"/>
+          <w:sz w:val="20"/>
+        </w:rPr>
+        <w:t>. No cambie el equipo antes de mirarla.</w:t>
+      </w:r>
+    </w:p>
+    <w:p>
+      <w:pPr>
+        <w:spacing w:before="200" w:after="120"/>
+      </w:pPr>
+      <w:r>
+        <w:rPr>
+          <w:b/>
+          <w:color w:val="003366"/>
+          <w:sz w:val="23"/>
+        </w:rPr>
+        <w:t xml:space="preserve">5.4.2 La pestaña </w:t>
+      </w:r>
+      <w:r>
+        <w:rPr>
+          <w:b/>
+          <w:color w:val="003366"/>
+          <w:sz w:val="23"/>
+        </w:rPr>
+        <w:t>`Tramas`</w:t>
+      </w:r>
+      <w:r>
+        <w:rPr>
+          <w:b/>
+          <w:color w:val="003366"/>
+          <w:sz w:val="23"/>
+        </w:rPr>
+        <w:t xml:space="preserve"> — las tramas en crudo, tal como llegan</w:t>
+      </w:r>
+    </w:p>
+    <w:p>
+      <w:pPr>
+        <w:spacing w:after="120"/>
+      </w:pPr>
+      <w:r>
+        <w:rPr>
+          <w:b w:val="0"/>
+          <w:sz w:val="21"/>
+        </w:rPr>
+        <w:t xml:space="preserve">Es la quinta pestaña, con icono 🧪, y </w:t>
+      </w:r>
+      <w:r>
+        <w:rPr>
+          <w:b/>
+          <w:sz w:val="21"/>
+        </w:rPr>
+        <w:t>solo se ve en modo TÉCNICO</w:t>
+      </w:r>
+      <w:r>
+        <w:rPr>
+          <w:b w:val="0"/>
+          <w:sz w:val="21"/>
+        </w:rPr>
+        <w:t>: se llega tocando el botón de</w:t>
+      </w:r>
+    </w:p>
+    <w:p>
+      <w:pPr>
+        <w:spacing w:after="120"/>
+      </w:pPr>
+      <w:r>
+        <w:rPr>
+          <w:b w:val="0"/>
+          <w:sz w:val="21"/>
+        </w:rPr>
+        <w:t xml:space="preserve">rol, tecleando el PIN, y luego </w:t>
+      </w:r>
+      <w:r>
+        <w:rPr>
+          <w:rFonts w:ascii="Consolas" w:hAnsi="Consolas"/>
+          <w:sz w:val="21"/>
+        </w:rPr>
+        <w:t>Tramas</w:t>
+      </w:r>
+      <w:r>
+        <w:rPr>
+          <w:b w:val="0"/>
+          <w:sz w:val="21"/>
+        </w:rPr>
+        <w:t>.</w:t>
+      </w:r>
+    </w:p>
+    <w:p>
+      <w:pPr>
+        <w:spacing w:after="120"/>
+      </w:pPr>
+      <w:r>
+        <w:rPr>
+          <w:b w:val="0"/>
+          <w:sz w:val="21"/>
+        </w:rPr>
+        <w:t xml:space="preserve">Muestra cada línea recibida </w:t>
+      </w:r>
+      <w:r>
+        <w:rPr>
+          <w:b/>
+          <w:sz w:val="21"/>
+        </w:rPr>
+        <w:t>tal cual</w:t>
+      </w:r>
+      <w:r>
+        <w:rPr>
+          <w:b w:val="0"/>
+          <w:sz w:val="21"/>
+        </w:rPr>
+        <w:t>, marcando las rechazadas con su motivo, más los contadores,</w:t>
+      </w:r>
+    </w:p>
+    <w:p>
+      <w:pPr>
+        <w:spacing w:after="120"/>
+      </w:pPr>
+      <w:r>
+        <w:rPr>
+          <w:b w:val="0"/>
+          <w:sz w:val="21"/>
+        </w:rPr>
+        <w:t xml:space="preserve">un filtro *Sólo rechazadas* y la posibilidad de </w:t>
+      </w:r>
+      <w:r>
+        <w:rPr>
+          <w:b/>
+          <w:sz w:val="21"/>
+        </w:rPr>
+        <w:t>guardar el registro en un fichero</w:t>
+      </w:r>
+      <w:r>
+        <w:rPr>
+          <w:b w:val="0"/>
+          <w:sz w:val="21"/>
+        </w:rPr>
+        <w:t xml:space="preserve"> o copiarlo.</w:t>
+      </w:r>
+    </w:p>
+    <w:p>
+      <w:pPr>
+        <w:spacing w:after="160"/>
+        <w:ind w:left="360"/>
+        <w:shd w:val="clear" w:fill="FFF4E5"/>
+      </w:pPr>
+      <w:r>
+        <w:rPr>
+          <w:b w:val="0"/>
+          <w:color w:val="960000"/>
+          <w:sz w:val="20"/>
+        </w:rPr>
+        <w:t xml:space="preserve">💡 </w:t>
+      </w:r>
+      <w:r>
+        <w:rPr>
+          <w:b/>
+          <w:color w:val="960000"/>
+          <w:sz w:val="20"/>
+        </w:rPr>
+        <w:t>Es el instrumento que hay que abrir cuando algo no cuadra</w:t>
+      </w:r>
+      <w:r>
+        <w:rPr>
+          <w:b w:val="0"/>
+          <w:color w:val="960000"/>
+          <w:sz w:val="20"/>
+        </w:rPr>
+        <w:t xml:space="preserve">, y también donde se leen los </w:t>
+      </w:r>
+      <w:r>
+        <w:rPr>
+          <w:rFonts w:ascii="Consolas" w:hAnsi="Consolas"/>
+          <w:color w:val="960000"/>
+          <w:sz w:val="20"/>
+        </w:rPr>
+        <w:t>$EVENT</w:t>
+      </w:r>
+      <w:r>
+        <w:rPr>
+          <w:b w:val="0"/>
+          <w:color w:val="960000"/>
+          <w:sz w:val="20"/>
+        </w:rPr>
+        <w:t xml:space="preserve"> en bruto — el </w:t>
+      </w:r>
+      <w:r>
+        <w:rPr>
+          <w:rFonts w:ascii="Consolas" w:hAnsi="Consolas"/>
+          <w:color w:val="960000"/>
+          <w:sz w:val="20"/>
+        </w:rPr>
+        <w:t>ORIGEN:RELOJ</w:t>
+      </w:r>
+      <w:r>
+        <w:rPr>
+          <w:b w:val="0"/>
+          <w:color w:val="960000"/>
+          <w:sz w:val="20"/>
+        </w:rPr>
+        <w:t xml:space="preserve"> con los bits del reloj, entre ellos.</w:t>
+      </w:r>
+    </w:p>
+    <w:p>
+      <w:pPr>
+        <w:spacing w:before="200" w:after="120"/>
+      </w:pPr>
+      <w:r>
+        <w:rPr>
+          <w:b/>
+          <w:color w:val="003366"/>
+          <w:sz w:val="23"/>
+        </w:rPr>
+        <w:t xml:space="preserve">5.4.3 El </w:t>
+      </w:r>
+      <w:r>
+        <w:rPr>
+          <w:b/>
+          <w:color w:val="003366"/>
+          <w:sz w:val="23"/>
+        </w:rPr>
+        <w:t>PIN ya no se puede armar con el teclado cerrado</w:t>
+      </w:r>
+    </w:p>
+    <w:p>
+      <w:pPr>
+        <w:spacing w:after="120"/>
+      </w:pPr>
+      <w:r>
+        <w:rPr>
+          <w:b w:val="0"/>
+          <w:sz w:val="21"/>
+        </w:rPr>
+        <w:t>Los botones del teclado siguen existiendo en la página aunque el modal esté oculto, así que</w:t>
+      </w:r>
+    </w:p>
+    <w:p>
+      <w:pPr>
+        <w:spacing w:after="120"/>
+      </w:pPr>
+      <w:r>
+        <w:rPr>
+          <w:b w:val="0"/>
+          <w:sz w:val="21"/>
+        </w:rPr>
+        <w:t>cualquier cosa que disparara una pulsación sobre ellos **autorizaba la sesión sin que la barrera se</w:t>
+      </w:r>
+    </w:p>
+    <w:p>
+      <w:pPr>
+        <w:spacing w:after="120"/>
+      </w:pPr>
+      <w:r>
+        <w:rPr>
+          <w:b w:val="0"/>
+          <w:sz w:val="21"/>
+        </w:rPr>
+        <w:t>hubiera abierto nunca**. Hoy los cuatro caminos que tocan el PIN comprueban primero que el teclado</w:t>
+      </w:r>
+    </w:p>
+    <w:p>
+      <w:pPr>
+        <w:spacing w:after="120"/>
+      </w:pPr>
+      <w:r>
+        <w:rPr>
+          <w:b w:val="0"/>
+          <w:sz w:val="21"/>
+        </w:rPr>
+        <w:t>esté delante del operario (</w:t>
+      </w:r>
+      <w:r>
+        <w:rPr>
+          <w:rFonts w:ascii="Consolas" w:hAnsi="Consolas"/>
+          <w:sz w:val="21"/>
+        </w:rPr>
+        <w:t>app.js:2554-2556</w:t>
+      </w:r>
+      <w:r>
+        <w:rPr>
+          <w:b w:val="0"/>
+          <w:sz w:val="21"/>
+        </w:rPr>
+        <w:t xml:space="preserve">, aplicado en </w:t>
+      </w:r>
+      <w:r>
+        <w:rPr>
+          <w:rFonts w:ascii="Consolas" w:hAnsi="Consolas"/>
+          <w:sz w:val="21"/>
+        </w:rPr>
+        <w:t>:2561</w:t>
+      </w:r>
+      <w:r>
+        <w:rPr>
+          <w:b w:val="0"/>
+          <w:sz w:val="21"/>
+        </w:rPr>
+        <w:t xml:space="preserve">, </w:t>
+      </w:r>
+      <w:r>
+        <w:rPr>
+          <w:rFonts w:ascii="Consolas" w:hAnsi="Consolas"/>
+          <w:sz w:val="21"/>
+        </w:rPr>
+        <w:t>:2574</w:t>
+      </w:r>
+      <w:r>
+        <w:rPr>
+          <w:b w:val="0"/>
+          <w:sz w:val="21"/>
+        </w:rPr>
+        <w:t xml:space="preserve">, </w:t>
+      </w:r>
+      <w:r>
+        <w:rPr>
+          <w:rFonts w:ascii="Consolas" w:hAnsi="Consolas"/>
+          <w:sz w:val="21"/>
+        </w:rPr>
+        <w:t>:2582</w:t>
+      </w:r>
+      <w:r>
+        <w:rPr>
+          <w:b w:val="0"/>
+          <w:sz w:val="21"/>
+        </w:rPr>
+        <w:t xml:space="preserve"> y </w:t>
+      </w:r>
+      <w:r>
+        <w:rPr>
+          <w:rFonts w:ascii="Consolas" w:hAnsi="Consolas"/>
+          <w:sz w:val="21"/>
+        </w:rPr>
+        <w:t>:2592</w:t>
+      </w:r>
+      <w:r>
+        <w:rPr>
+          <w:b w:val="0"/>
+          <w:sz w:val="21"/>
+        </w:rPr>
+        <w:t>), y</w:t>
+      </w:r>
+    </w:p>
+    <w:p>
+      <w:pPr>
+        <w:spacing w:after="120"/>
+      </w:pPr>
+      <w:r>
+        <w:rPr>
+          <w:b/>
+          <w:sz w:val="21"/>
+        </w:rPr>
+        <w:t>cerrar el teclado cancela de verdad</w:t>
+      </w:r>
+      <w:r>
+        <w:rPr>
+          <w:b w:val="0"/>
+          <w:sz w:val="21"/>
+        </w:rPr>
+        <w:t>: borra los dígitos y la acción pendiente.</w:t>
+      </w:r>
+    </w:p>
+    <w:p>
+      <w:pPr>
+        <w:spacing w:after="160"/>
+        <w:ind w:left="360"/>
+        <w:shd w:val="clear" w:fill="FFF4E5"/>
+      </w:pPr>
+      <w:r>
+        <w:rPr>
+          <w:b w:val="0"/>
+          <w:color w:val="960000"/>
+          <w:sz w:val="20"/>
+        </w:rPr>
+        <w:t xml:space="preserve">⚠️ </w:t>
+      </w:r>
+      <w:r>
+        <w:rPr>
+          <w:b/>
+          <w:color w:val="960000"/>
+          <w:sz w:val="20"/>
+        </w:rPr>
+        <w:t>Esto no lo nota el operario, y por eso se escribe.</w:t>
+      </w:r>
+      <w:r>
+        <w:rPr>
+          <w:b w:val="0"/>
+          <w:color w:val="960000"/>
+          <w:sz w:val="20"/>
+        </w:rPr>
+        <w:t xml:space="preserve"> Lo que cambia es que un modo técnico abierto </w:t>
+      </w:r>
+      <w:r>
+        <w:rPr>
+          <w:b/>
+          <w:color w:val="960000"/>
+          <w:sz w:val="20"/>
+        </w:rPr>
+        <w:t>significa que alguien tecleó cuatro dígitos</w:t>
+      </w:r>
+      <w:r>
+        <w:rPr>
+          <w:b w:val="0"/>
+          <w:color w:val="960000"/>
+          <w:sz w:val="20"/>
+        </w:rPr>
+        <w:t xml:space="preserve">, que es lo que el PIN existía para garantizar. 🛑 </w:t>
+      </w:r>
+      <w:r>
+        <w:rPr>
+          <w:b/>
+          <w:color w:val="960000"/>
+          <w:sz w:val="20"/>
+        </w:rPr>
+        <w:t>Y lo que este arreglo NO cubre, para que no se lea como si la barrera estuviera cerrada: ese permiso NO CADUCA (`AB-9`, abierto).</w:t>
+      </w:r>
+      <w:r>
+        <w:rPr>
+          <w:b w:val="0"/>
+          <w:color w:val="960000"/>
+          <w:sz w:val="20"/>
+        </w:rPr>
+        <w:t xml:space="preserve"> Garantizar que alguien tecleó el PIN </w:t>
+      </w:r>
+      <w:r>
+        <w:rPr>
+          <w:b/>
+          <w:color w:val="960000"/>
+          <w:sz w:val="20"/>
+        </w:rPr>
+        <w:t>no es lo mismo que</w:t>
+      </w:r>
+      <w:r>
+        <w:rPr>
+          <w:b w:val="0"/>
+          <w:color w:val="960000"/>
+          <w:sz w:val="20"/>
+        </w:rPr>
+        <w:t xml:space="preserve"> garantizar que quien manda ahora es quien lo tecleó. Ver </w:t>
+      </w:r>
+      <w:r>
+        <w:rPr>
+          <w:rFonts w:ascii="Consolas" w:hAnsi="Consolas"/>
+          <w:color w:val="960000"/>
+          <w:sz w:val="20"/>
+        </w:rPr>
+        <w:t>§4.bis.3</w:t>
+      </w:r>
+      <w:r>
+        <w:rPr>
+          <w:b w:val="0"/>
+          <w:color w:val="960000"/>
+          <w:sz w:val="20"/>
+        </w:rPr>
+        <w:t>.</w:t>
+      </w:r>
+    </w:p>
+    <w:p>
+      <w:pPr>
+        <w:spacing w:before="200" w:after="120"/>
+      </w:pPr>
+      <w:r>
+        <w:rPr>
+          <w:b/>
+          <w:color w:val="003366"/>
+          <w:sz w:val="23"/>
+        </w:rPr>
+        <w:t xml:space="preserve">5.4.4 El puente </w:t>
+      </w:r>
+      <w:r>
+        <w:rPr>
+          <w:b/>
+          <w:color w:val="003366"/>
+          <w:sz w:val="23"/>
+        </w:rPr>
+        <w:t>dice por qué arrancó</w:t>
+      </w:r>
+      <w:r>
+        <w:rPr>
+          <w:b/>
+          <w:color w:val="003366"/>
+          <w:sz w:val="23"/>
+        </w:rPr>
+        <w:t xml:space="preserve"> al reconectar</w:t>
+      </w:r>
+    </w:p>
+    <w:p>
+      <w:pPr>
+        <w:spacing w:after="120"/>
+      </w:pPr>
+      <w:r>
+        <w:rPr>
+          <w:b w:val="0"/>
+          <w:sz w:val="21"/>
+        </w:rPr>
+        <w:t xml:space="preserve">Cuando el teléfono se empareja con el ESP32, el puente manda </w:t>
+      </w:r>
+      <w:r>
+        <w:rPr>
+          <w:b/>
+          <w:sz w:val="21"/>
+        </w:rPr>
+        <w:t>una</w:t>
+      </w:r>
+      <w:r>
+        <w:rPr>
+          <w:b w:val="0"/>
+          <w:sz w:val="21"/>
+        </w:rPr>
+        <w:t xml:space="preserve"> trama contando su último</w:t>
+      </w:r>
+    </w:p>
+    <w:p>
+      <w:pPr>
+        <w:spacing w:after="120"/>
+      </w:pPr>
+      <w:r>
+        <w:rPr>
+          <w:b w:val="0"/>
+          <w:sz w:val="21"/>
+        </w:rPr>
+        <w:t>reinicio. Vuelve a mandarla en cada reconexión:</w:t>
+      </w:r>
+    </w:p>
+    <w:p>
+      <w:pPr>
+        <w:spacing w:after="200"/>
+        <w:ind w:left="288"/>
+        <w:shd w:val="clear" w:fill="F4F4F4"/>
+      </w:pPr>
+      <w:r>
+        <w:rPr>
+          <w:rFonts w:ascii="Consolas" w:hAnsi="Consolas"/>
+          <w:sz w:val="18"/>
+        </w:rPr>
+        <w:t xml:space="preserve">   $EVENT,NODE:PUENTE,EVT:ARRANQUE,CAUSA:PERRO_DE_TAREAS,ARRANQUES:3,PERRO:ARMADO,WDT_MS:2000*XX</w:t>
+      </w:r>
+    </w:p>
+    <w:tbl>
+      <w:tblPr>
+        <w:tblStyle w:val="TableGrid"/>
+        <w:tblW w:type="auto" w:w="0"/>
+        <w:tblLook w:firstColumn="1" w:firstRow="1" w:lastColumn="0" w:lastRow="0" w:noHBand="0" w:noVBand="1" w:val="04A0"/>
+      </w:tblPr>
+      <w:tblGrid>
+        <w:gridCol w:w="4680"/>
+        <w:gridCol w:w="4680"/>
+      </w:tblGrid>
+      <w:tr>
+        <w:tc>
+          <w:tcPr>
+            <w:tcW w:type="dxa" w:w="4680"/>
+            <w:shd w:val="clear" w:fill="DCE6F1"/>
+          </w:tcPr>
+          <w:p>
+            <w:r/>
+            <w:r>
+              <w:rPr>
+                <w:b/>
+                <w:sz w:val="19"/>
+              </w:rPr>
+              <w:t>campo</w:t>
+            </w:r>
+          </w:p>
+        </w:tc>
+        <w:tc>
+          <w:tcPr>
+            <w:tcW w:type="dxa" w:w="4680"/>
+            <w:shd w:val="clear" w:fill="DCE6F1"/>
+          </w:tcPr>
+          <w:p>
+            <w:r/>
+            <w:r>
+              <w:rPr>
+                <w:b/>
+                <w:sz w:val="19"/>
+              </w:rPr>
+              <w:t>qué dice</w:t>
+            </w:r>
+          </w:p>
+        </w:tc>
+      </w:tr>
+      <w:tr>
+        <w:tc>
+          <w:tcPr>
+            <w:tcW w:type="dxa" w:w="4680"/>
+          </w:tcPr>
+          <w:p>
+            <w:r/>
+            <w:r>
+              <w:rPr>
+                <w:rFonts w:ascii="Consolas" w:hAnsi="Consolas"/>
+                <w:sz w:val="19"/>
+              </w:rPr>
+              <w:t>CAUSA:</w:t>
+            </w:r>
+          </w:p>
+        </w:tc>
+        <w:tc>
+          <w:tcPr>
+            <w:tcW w:type="dxa" w:w="4680"/>
+          </w:tcPr>
+          <w:p>
+            <w:r/>
+            <w:r>
+              <w:rPr>
+                <w:b w:val="0"/>
+                <w:sz w:val="19"/>
+              </w:rPr>
+              <w:t xml:space="preserve">por qué se reinició. </w:t>
+            </w:r>
+            <w:r>
+              <w:rPr>
+                <w:rFonts w:ascii="Consolas" w:hAnsi="Consolas"/>
+                <w:sz w:val="19"/>
+              </w:rPr>
+              <w:t>SUBIDA_DE_TENSION</w:t>
+            </w:r>
+            <w:r>
+              <w:rPr>
+                <w:b w:val="0"/>
+                <w:sz w:val="19"/>
+              </w:rPr>
+              <w:t xml:space="preserve"> es un encendido normal; </w:t>
+            </w:r>
+            <w:r>
+              <w:rPr>
+                <w:b/>
+                <w:sz w:val="19"/>
+              </w:rPr>
+              <w:t>`PERRO_DE_TAREAS`, `EXCEPCION_O_PANICO` o `TENSION_BAJA` no lo son</w:t>
+            </w:r>
+          </w:p>
+        </w:tc>
+      </w:tr>
+      <w:tr>
+        <w:tc>
+          <w:tcPr>
+            <w:tcW w:type="dxa" w:w="4680"/>
+          </w:tcPr>
+          <w:p>
+            <w:r/>
+            <w:r>
+              <w:rPr>
+                <w:rFonts w:ascii="Consolas" w:hAnsi="Consolas"/>
+                <w:sz w:val="19"/>
+              </w:rPr>
+              <w:t>ARRANQUES:</w:t>
+            </w:r>
+          </w:p>
+        </w:tc>
+        <w:tc>
+          <w:tcPr>
+            <w:tcW w:type="dxa" w:w="4680"/>
+          </w:tcPr>
+          <w:p>
+            <w:r/>
+            <w:r>
+              <w:rPr>
+                <w:b w:val="0"/>
+                <w:sz w:val="19"/>
+              </w:rPr>
+              <w:t xml:space="preserve">cuántas veces ha arrancado </w:t>
+            </w:r>
+            <w:r>
+              <w:rPr>
+                <w:b/>
+                <w:sz w:val="19"/>
+              </w:rPr>
+              <w:t>desde la última subida de tensión</w:t>
+            </w:r>
+            <w:r>
+              <w:rPr>
+                <w:b w:val="0"/>
+                <w:sz w:val="19"/>
+              </w:rPr>
+              <w:t>, no desde siempre</w:t>
+            </w:r>
+          </w:p>
+        </w:tc>
+      </w:tr>
+      <w:tr>
+        <w:tc>
+          <w:tcPr>
+            <w:tcW w:type="dxa" w:w="4680"/>
+          </w:tcPr>
+          <w:p>
+            <w:r/>
+            <w:r>
+              <w:rPr>
+                <w:rFonts w:ascii="Consolas" w:hAnsi="Consolas"/>
+                <w:sz w:val="19"/>
+              </w:rPr>
+              <w:t>PERRO:</w:t>
+            </w:r>
+          </w:p>
+        </w:tc>
+        <w:tc>
+          <w:tcPr>
+            <w:tcW w:type="dxa" w:w="4680"/>
+          </w:tcPr>
+          <w:p>
+            <w:r/>
+            <w:r>
+              <w:rPr>
+                <w:rFonts w:ascii="Consolas" w:hAnsi="Consolas"/>
+                <w:sz w:val="19"/>
+              </w:rPr>
+              <w:t>ARMADO</w:t>
+            </w:r>
+            <w:r>
+              <w:rPr>
+                <w:b w:val="0"/>
+                <w:sz w:val="19"/>
+              </w:rPr>
+              <w:t xml:space="preserve"> si el watchdog está vigilando; </w:t>
+            </w:r>
+            <w:r>
+              <w:rPr>
+                <w:b/>
+                <w:sz w:val="19"/>
+              </w:rPr>
+              <w:t>`SIN_ARMAR` es un problema</w:t>
+            </w:r>
+          </w:p>
+        </w:tc>
+      </w:tr>
+    </w:tbl>
+    <w:p>
+      <w:pPr>
+        <w:spacing w:after="120"/>
+      </w:pPr>
+    </w:p>
+    <w:p>
+      <w:pPr>
+        <w:spacing w:after="120"/>
+      </w:pPr>
+      <w:r>
+        <w:rPr>
+          <w:b w:val="0"/>
+          <w:sz w:val="21"/>
+        </w:rPr>
+        <w:t xml:space="preserve">*(Medido en </w:t>
+      </w:r>
+      <w:r>
+        <w:rPr>
+          <w:rFonts w:ascii="Consolas" w:hAnsi="Consolas"/>
+          <w:sz w:val="21"/>
+        </w:rPr>
+        <w:t>01_Firmware/ESP32_Expansion/src/vigilante.cpp:90-91</w:t>
+      </w:r>
+      <w:r>
+        <w:rPr>
+          <w:b w:val="0"/>
+          <w:sz w:val="21"/>
+        </w:rPr>
+        <w:t xml:space="preserve"> el formato, </w:t>
+      </w:r>
+      <w:r>
+        <w:rPr>
+          <w:rFonts w:ascii="Consolas" w:hAnsi="Consolas"/>
+          <w:sz w:val="21"/>
+        </w:rPr>
+        <w:t>:103-118</w:t>
+      </w:r>
+      <w:r>
+        <w:rPr>
+          <w:b w:val="0"/>
+          <w:sz w:val="21"/>
+        </w:rPr>
+        <w:t xml:space="preserve"> las once</w:t>
+      </w:r>
+    </w:p>
+    <w:p>
+      <w:pPr>
+        <w:spacing w:after="120"/>
+      </w:pPr>
+      <w:r>
+        <w:rPr>
+          <w:b w:val="0"/>
+          <w:sz w:val="21"/>
+        </w:rPr>
+        <w:t xml:space="preserve">causas posibles, </w:t>
+      </w:r>
+      <w:r>
+        <w:rPr>
+          <w:rFonts w:ascii="Consolas" w:hAnsi="Consolas"/>
+          <w:sz w:val="21"/>
+        </w:rPr>
+        <w:t>:170-174</w:t>
+      </w:r>
+      <w:r>
+        <w:rPr>
+          <w:b w:val="0"/>
+          <w:sz w:val="21"/>
+        </w:rPr>
+        <w:t xml:space="preserve"> el rearme por reconexión.)*</w:t>
+      </w:r>
+    </w:p>
+    <w:p>
+      <w:pPr>
+        <w:spacing w:after="160"/>
+        <w:ind w:left="360"/>
+        <w:shd w:val="clear" w:fill="FFF4E5"/>
+      </w:pPr>
+      <w:r>
+        <w:rPr>
+          <w:b w:val="0"/>
+          <w:color w:val="960000"/>
+          <w:sz w:val="20"/>
+        </w:rPr>
+        <w:t xml:space="preserve">🔴 </w:t>
+      </w:r>
+      <w:r>
+        <w:rPr>
+          <w:b/>
+          <w:color w:val="960000"/>
+          <w:sz w:val="20"/>
+        </w:rPr>
+        <w:t>`ARRANQUES:` subiendo entre visitas es el síntoma que ningún otro instrumento da.</w:t>
+      </w:r>
+      <w:r>
+        <w:rPr>
+          <w:b w:val="0"/>
+          <w:color w:val="960000"/>
+          <w:sz w:val="20"/>
+        </w:rPr>
+        <w:t xml:space="preserve"> Un puente que se reinicia solo cada pocos minutos </w:t>
+      </w:r>
+      <w:r>
+        <w:rPr>
+          <w:b/>
+          <w:color w:val="960000"/>
+          <w:sz w:val="20"/>
+        </w:rPr>
+        <w:t>parece un enlace intermitente</w:t>
+      </w:r>
+      <w:r>
+        <w:rPr>
+          <w:b w:val="0"/>
+          <w:color w:val="960000"/>
+          <w:sz w:val="20"/>
+        </w:rPr>
+        <w:t xml:space="preserve">, y se acaba cambiando la radio o el cable. Este campo dice que el problema es el módulo. ⚠️ </w:t>
+      </w:r>
+      <w:r>
+        <w:rPr>
+          <w:b/>
+          <w:color w:val="960000"/>
+          <w:sz w:val="20"/>
+        </w:rPr>
+        <w:t>La app no le da pantalla propia: sale como un evento más.</w:t>
+      </w:r>
+      <w:r>
+        <w:rPr>
+          <w:b w:val="0"/>
+          <w:color w:val="960000"/>
+          <w:sz w:val="20"/>
+        </w:rPr>
+        <w:t xml:space="preserve"> Se lee en </w:t>
+      </w:r>
+      <w:r>
+        <w:rPr>
+          <w:rFonts w:ascii="Consolas" w:hAnsi="Consolas"/>
+          <w:color w:val="960000"/>
+          <w:sz w:val="20"/>
+        </w:rPr>
+        <w:t>Eventos</w:t>
+      </w:r>
+      <w:r>
+        <w:rPr>
+          <w:b w:val="0"/>
+          <w:color w:val="960000"/>
+          <w:sz w:val="20"/>
+        </w:rPr>
+        <w:t xml:space="preserve"> o en </w:t>
+      </w:r>
+      <w:r>
+        <w:rPr>
+          <w:rFonts w:ascii="Consolas" w:hAnsi="Consolas"/>
+          <w:color w:val="960000"/>
+          <w:sz w:val="20"/>
+        </w:rPr>
+        <w:t>Tramas</w:t>
+      </w:r>
+      <w:r>
+        <w:rPr>
+          <w:b w:val="0"/>
+          <w:color w:val="960000"/>
+          <w:sz w:val="20"/>
+        </w:rPr>
+        <w:t>.</w:t>
+      </w:r>
+    </w:p>
+    <w:p>
+      <w:pPr>
+        <w:spacing w:after="80"/>
+      </w:pPr>
+    </w:p>
+    <w:p>
+      <w:pPr>
+        <w:spacing w:before="280" w:after="120"/>
+      </w:pPr>
+      <w:r>
+        <w:rPr>
+          <w:b/>
+          <w:color w:val="003366"/>
+          <w:sz w:val="26"/>
+        </w:rPr>
+        <w:t>5.5 🟢 LO QUE CAMBIÓ EL 04/09 — TRES COSAS QUE LA APP TIENE QUE REFLEJAR</w:t>
+      </w:r>
+    </w:p>
+    <w:p>
+      <w:pPr>
+        <w:spacing w:before="200" w:after="120"/>
+      </w:pPr>
+      <w:r>
+        <w:rPr>
+          <w:b/>
+          <w:color w:val="003366"/>
+          <w:sz w:val="23"/>
+        </w:rPr>
+        <w:t>5.5.1 🔴 El ciclo mínimo sube de 1 a 3 minutos, y la guarda de verdad NO es la app</w:t>
+      </w:r>
+    </w:p>
+    <w:p>
+      <w:pPr>
+        <w:spacing w:after="120"/>
+      </w:pPr>
+      <w:r>
+        <w:rPr>
+          <w:b/>
+          <w:sz w:val="21"/>
+        </w:rPr>
+        <w:t>Rangos vigentes, MEDIDOS en `Maestro/src/modo_automatico.cpp:51-53`:</w:t>
+      </w:r>
+    </w:p>
+    <w:tbl>
+      <w:tblPr>
+        <w:tblStyle w:val="TableGrid"/>
+        <w:tblW w:type="auto" w:w="0"/>
+        <w:tblLook w:firstColumn="1" w:firstRow="1" w:lastColumn="0" w:lastRow="0" w:noHBand="0" w:noVBand="1" w:val="04A0"/>
+      </w:tblPr>
+      <w:tblGrid>
+        <w:gridCol w:w="3120"/>
+        <w:gridCol w:w="3120"/>
+        <w:gridCol w:w="3120"/>
+      </w:tblGrid>
+      <w:tr>
+        <w:tc>
+          <w:tcPr>
+            <w:tcW w:type="dxa" w:w="3120"/>
+            <w:shd w:val="clear" w:fill="DCE6F1"/>
+          </w:tcPr>
+          <w:p>
+            <w:r/>
+          </w:p>
+        </w:tc>
+        <w:tc>
+          <w:tcPr>
+            <w:tcW w:type="dxa" w:w="3120"/>
+            <w:shd w:val="clear" w:fill="DCE6F1"/>
+          </w:tcPr>
+          <w:p>
+            <w:r/>
+            <w:r>
+              <w:rPr>
+                <w:b/>
+                <w:sz w:val="19"/>
+              </w:rPr>
+              <w:t>mínimo</w:t>
+            </w:r>
+          </w:p>
+        </w:tc>
+        <w:tc>
+          <w:tcPr>
+            <w:tcW w:type="dxa" w:w="3120"/>
+            <w:shd w:val="clear" w:fill="DCE6F1"/>
+          </w:tcPr>
+          <w:p>
+            <w:r/>
+            <w:r>
+              <w:rPr>
+                <w:b/>
+                <w:sz w:val="19"/>
+              </w:rPr>
+              <w:t>máximo</w:t>
+            </w:r>
+          </w:p>
+        </w:tc>
+      </w:tr>
+      <w:tr>
+        <w:tc>
+          <w:tcPr>
+            <w:tcW w:type="dxa" w:w="3120"/>
+          </w:tcPr>
+          <w:p>
+            <w:r/>
+            <w:r>
+              <w:rPr>
+                <w:b w:val="0"/>
+                <w:sz w:val="19"/>
+              </w:rPr>
+              <w:t>Verde</w:t>
+            </w:r>
+          </w:p>
+        </w:tc>
+        <w:tc>
+          <w:tcPr>
+            <w:tcW w:type="dxa" w:w="3120"/>
+          </w:tcPr>
+          <w:p>
+            <w:r/>
+            <w:r>
+              <w:rPr>
+                <w:b/>
+                <w:sz w:val="19"/>
+              </w:rPr>
+              <w:t>3 min</w:t>
+            </w:r>
+            <w:r>
+              <w:rPr>
+                <w:b w:val="0"/>
+                <w:sz w:val="19"/>
+              </w:rPr>
+              <w:t xml:space="preserve"> *(era 1)*</w:t>
+            </w:r>
+          </w:p>
+        </w:tc>
+        <w:tc>
+          <w:tcPr>
+            <w:tcW w:type="dxa" w:w="3120"/>
+          </w:tcPr>
+          <w:p>
+            <w:r/>
+            <w:r>
+              <w:rPr>
+                <w:b w:val="0"/>
+                <w:sz w:val="19"/>
+              </w:rPr>
+              <w:t>15 min</w:t>
+            </w:r>
+          </w:p>
+        </w:tc>
+      </w:tr>
+      <w:tr>
+        <w:tc>
+          <w:tcPr>
+            <w:tcW w:type="dxa" w:w="3120"/>
+          </w:tcPr>
+          <w:p>
+            <w:r/>
+            <w:r>
+              <w:rPr>
+                <w:b w:val="0"/>
+                <w:sz w:val="19"/>
+              </w:rPr>
+              <w:t>Rojo</w:t>
+            </w:r>
+          </w:p>
+        </w:tc>
+        <w:tc>
+          <w:tcPr>
+            <w:tcW w:type="dxa" w:w="3120"/>
+          </w:tcPr>
+          <w:p>
+            <w:r/>
+            <w:r>
+              <w:rPr>
+                <w:b/>
+                <w:sz w:val="19"/>
+              </w:rPr>
+              <w:t>3 min</w:t>
+            </w:r>
+            <w:r>
+              <w:rPr>
+                <w:b w:val="0"/>
+                <w:sz w:val="19"/>
+              </w:rPr>
+              <w:t xml:space="preserve"> *(era 1)*</w:t>
+            </w:r>
+          </w:p>
+        </w:tc>
+        <w:tc>
+          <w:tcPr>
+            <w:tcW w:type="dxa" w:w="3120"/>
+          </w:tcPr>
+          <w:p>
+            <w:r/>
+            <w:r>
+              <w:rPr>
+                <w:b w:val="0"/>
+                <w:sz w:val="19"/>
+              </w:rPr>
+              <w:t>15 min</w:t>
+            </w:r>
+          </w:p>
+        </w:tc>
+      </w:tr>
+      <w:tr>
+        <w:tc>
+          <w:tcPr>
+            <w:tcW w:type="dxa" w:w="3120"/>
+          </w:tcPr>
+          <w:p>
+            <w:r/>
+            <w:r>
+              <w:rPr>
+                <w:b w:val="0"/>
+                <w:sz w:val="19"/>
+              </w:rPr>
+              <w:t>Despeje (todo-rojo)</w:t>
+            </w:r>
+          </w:p>
+        </w:tc>
+        <w:tc>
+          <w:tcPr>
+            <w:tcW w:type="dxa" w:w="3120"/>
+          </w:tcPr>
+          <w:p>
+            <w:r/>
+            <w:r>
+              <w:rPr>
+                <w:b w:val="0"/>
+                <w:sz w:val="19"/>
+              </w:rPr>
+              <w:t>10 s</w:t>
+            </w:r>
+          </w:p>
+        </w:tc>
+        <w:tc>
+          <w:tcPr>
+            <w:tcW w:type="dxa" w:w="3120"/>
+          </w:tcPr>
+          <w:p>
+            <w:r/>
+            <w:r>
+              <w:rPr>
+                <w:b w:val="0"/>
+                <w:sz w:val="19"/>
+              </w:rPr>
+              <w:t>90 s</w:t>
+            </w:r>
+          </w:p>
+        </w:tc>
+      </w:tr>
+    </w:tbl>
+    <w:p>
+      <w:pPr>
+        <w:spacing w:after="120"/>
+      </w:pPr>
+    </w:p>
+    <w:p>
+      <w:pPr>
+        <w:spacing w:after="120"/>
+      </w:pPr>
+      <w:r>
+        <w:rPr>
+          <w:b w:val="0"/>
+          <w:sz w:val="21"/>
+        </w:rPr>
+        <w:t>**El motivo es una decisión vial del responsable, literal: «tres minutos es la mínima distancia de</w:t>
+      </w:r>
+    </w:p>
+    <w:p>
+      <w:pPr>
+        <w:spacing w:after="120"/>
+      </w:pPr>
+      <w:r>
+        <w:rPr>
+          <w:b w:val="0"/>
+          <w:sz w:val="21"/>
+        </w:rPr>
+        <w:t>seguridad».** En un paso alternado de un solo carril un camión pesado tarda entre 5 y 8 s sólo en</w:t>
+      </w:r>
+    </w:p>
+    <w:p>
+      <w:pPr>
+        <w:spacing w:after="120"/>
+      </w:pPr>
+      <w:r>
+        <w:rPr>
+          <w:b w:val="0"/>
+          <w:sz w:val="21"/>
+        </w:rPr>
+        <w:t>reaccionar y arrancar; con un verde de 60 s pasan tres o cuatro vehículos antes de cortar a ámbar, y</w:t>
+      </w:r>
+    </w:p>
+    <w:p>
+      <w:pPr>
+        <w:spacing w:after="120"/>
+      </w:pPr>
+      <w:r>
+        <w:rPr>
+          <w:b w:val="0"/>
+          <w:sz w:val="21"/>
+        </w:rPr>
+        <w:t>lo que sale de ahí no es una cola: es un conductor convencido de que el semáforo está averiado.</w:t>
+      </w:r>
+    </w:p>
+    <w:p>
+      <w:pPr>
+        <w:spacing w:after="160"/>
+        <w:ind w:left="360"/>
+        <w:shd w:val="clear" w:fill="FFF4E5"/>
+      </w:pPr>
+      <w:r>
+        <w:rPr>
+          <w:b w:val="0"/>
+          <w:color w:val="960000"/>
+          <w:sz w:val="20"/>
+        </w:rPr>
+        <w:t xml:space="preserve">🔵 </w:t>
+      </w:r>
+      <w:r>
+        <w:rPr>
+          <w:b/>
+          <w:color w:val="960000"/>
+          <w:sz w:val="20"/>
+        </w:rPr>
+        <w:t>La app valida lo mismo —`app.js:2500`, `enRango(verde, 3, 15)`— pero eso es COMODIDAD, no la barrera.</w:t>
+      </w:r>
+      <w:r>
+        <w:rPr>
+          <w:b w:val="0"/>
+          <w:color w:val="960000"/>
+          <w:sz w:val="20"/>
+        </w:rPr>
+        <w:t xml:space="preserve"> La barrera vive en el firmware y rechaza con </w:t>
+      </w:r>
+      <w:r>
+        <w:rPr>
+          <w:rFonts w:ascii="Consolas" w:hAnsi="Consolas"/>
+          <w:color w:val="960000"/>
+          <w:sz w:val="20"/>
+        </w:rPr>
+        <w:t>$ERR,CMD:SET_TIEMPOS,DESC:RANGO</w:t>
+      </w:r>
+      <w:r>
+        <w:rPr>
+          <w:b w:val="0"/>
+          <w:color w:val="960000"/>
+          <w:sz w:val="20"/>
+        </w:rPr>
+        <w:t xml:space="preserve">. </w:t>
+      </w:r>
+      <w:r>
+        <w:rPr>
+          <w:b/>
+          <w:color w:val="960000"/>
+          <w:sz w:val="20"/>
+        </w:rPr>
+        <w:t>Y es la única que vale:</w:t>
+      </w:r>
+      <w:r>
+        <w:rPr>
+          <w:b w:val="0"/>
+          <w:color w:val="960000"/>
+          <w:sz w:val="20"/>
+        </w:rPr>
+        <w:t xml:space="preserve"> la app no es la única que habla por </w:t>
+      </w:r>
+      <w:r>
+        <w:rPr>
+          <w:rFonts w:ascii="Consolas" w:hAnsi="Consolas"/>
+          <w:color w:val="960000"/>
+          <w:sz w:val="20"/>
+        </w:rPr>
+        <w:t>J17</w:t>
+      </w:r>
+      <w:r>
+        <w:rPr>
+          <w:b w:val="0"/>
+          <w:color w:val="960000"/>
+          <w:sz w:val="20"/>
+        </w:rPr>
+        <w:t xml:space="preserve">, y </w:t>
+      </w:r>
+      <w:r>
+        <w:rPr>
+          <w:b/>
+          <w:color w:val="960000"/>
+          <w:sz w:val="20"/>
+        </w:rPr>
+        <w:t>una APK vieja de las que sobreviven en los teléfonos puede mandar `SET_TIEMPOS` con un minuto</w:t>
+      </w:r>
+      <w:r>
+        <w:rPr>
+          <w:b w:val="0"/>
+          <w:color w:val="960000"/>
+          <w:sz w:val="20"/>
+        </w:rPr>
+        <w:t xml:space="preserve">. Una guarda que sólo vive en la interfaz es de cortesía. </w:t>
+      </w:r>
+      <w:r>
+        <w:rPr>
+          <w:b/>
+          <w:color w:val="960000"/>
+          <w:sz w:val="20"/>
+        </w:rPr>
+        <w:t>Para quien mantiene la app, la regla que sale de aquí:</w:t>
+      </w:r>
+      <w:r>
+        <w:rPr>
+          <w:b w:val="0"/>
+          <w:color w:val="960000"/>
+          <w:sz w:val="20"/>
+        </w:rPr>
+        <w:t xml:space="preserve"> el rango de la app se valida contra el </w:t>
+      </w:r>
+      <w:r>
+        <w:rPr>
+          <w:rFonts w:ascii="Consolas" w:hAnsi="Consolas"/>
+          <w:color w:val="960000"/>
+          <w:sz w:val="20"/>
+        </w:rPr>
+        <w:t>.cpp</w:t>
+      </w:r>
+      <w:r>
+        <w:rPr>
+          <w:b w:val="0"/>
+          <w:color w:val="960000"/>
+          <w:sz w:val="20"/>
+        </w:rPr>
+        <w:t xml:space="preserve">, y </w:t>
+      </w:r>
+      <w:r>
+        <w:rPr>
+          <w:b/>
+          <w:color w:val="960000"/>
+          <w:sz w:val="20"/>
+        </w:rPr>
+        <w:t>si algún día divergen, el que manda es el firmware</w:t>
+      </w:r>
+      <w:r>
+        <w:rPr>
+          <w:b w:val="0"/>
+          <w:color w:val="960000"/>
+          <w:sz w:val="20"/>
+        </w:rPr>
+        <w:t>. Ofrecer un valor que el equipo va a rechazar es el defecto que este proyecto ya conoce con otro nombre.</w:t>
+      </w:r>
+    </w:p>
+    <w:p>
+      <w:pPr>
+        <w:spacing w:after="160"/>
+        <w:ind w:left="360"/>
+        <w:shd w:val="clear" w:fill="FFF4E5"/>
+      </w:pPr>
+      <w:r>
+        <w:rPr>
+          <w:b w:val="0"/>
+          <w:color w:val="960000"/>
+          <w:sz w:val="20"/>
+        </w:rPr>
+        <w:t xml:space="preserve">🛑 </w:t>
+      </w:r>
+      <w:r>
+        <w:rPr>
+          <w:b/>
+          <w:color w:val="960000"/>
+          <w:sz w:val="20"/>
+        </w:rPr>
+        <w:t>Y un aviso ABIERTO, medido el 04/09 y SIN DIAGNOSTICAR, que afecta a lo que la app enseña:</w:t>
+      </w:r>
+      <w:r>
+        <w:rPr>
+          <w:b w:val="0"/>
+          <w:color w:val="960000"/>
+          <w:sz w:val="20"/>
+        </w:rPr>
+        <w:t xml:space="preserve"> los valores por defecto del modo siguen siendo </w:t>
+      </w:r>
+      <w:r>
+        <w:rPr>
+          <w:b/>
+          <w:color w:val="960000"/>
+          <w:sz w:val="20"/>
+        </w:rPr>
+        <w:t>1 min / 1 min / 15 s</w:t>
+      </w:r>
+      <w:r>
+        <w:rPr>
+          <w:b w:val="0"/>
+          <w:color w:val="960000"/>
+          <w:sz w:val="20"/>
+        </w:rPr>
+        <w:t xml:space="preserve"> (</w:t>
+      </w:r>
+      <w:r>
+        <w:rPr>
+          <w:rFonts w:ascii="Consolas" w:hAnsi="Consolas"/>
+          <w:color w:val="960000"/>
+          <w:sz w:val="20"/>
+        </w:rPr>
+        <w:t>modo_automatico.cpp:13</w:t>
+      </w:r>
+      <w:r>
+        <w:rPr>
+          <w:b w:val="0"/>
+          <w:color w:val="960000"/>
+          <w:sz w:val="20"/>
+        </w:rPr>
+        <w:t xml:space="preserve"> y </w:t>
+      </w:r>
+      <w:r>
+        <w:rPr>
+          <w:rFonts w:ascii="Consolas" w:hAnsi="Consolas"/>
+          <w:color w:val="960000"/>
+          <w:sz w:val="20"/>
+        </w:rPr>
+        <w:t>:94</w:t>
+      </w:r>
+      <w:r>
+        <w:rPr>
+          <w:b w:val="0"/>
+          <w:color w:val="960000"/>
+          <w:sz w:val="20"/>
+        </w:rPr>
+        <w:t xml:space="preserve">) y </w:t>
+      </w:r>
+      <w:r>
+        <w:rPr>
+          <w:b/>
+          <w:color w:val="960000"/>
+          <w:sz w:val="20"/>
+        </w:rPr>
+        <w:t>no pasan por la guarda</w:t>
+      </w:r>
+      <w:r>
+        <w:rPr>
+          <w:b w:val="0"/>
+          <w:color w:val="960000"/>
+          <w:sz w:val="20"/>
+        </w:rPr>
+        <w:t xml:space="preserve"> —</w:t>
+      </w:r>
+      <w:r>
+        <w:rPr>
+          <w:rFonts w:ascii="Consolas" w:hAnsi="Consolas"/>
+          <w:color w:val="960000"/>
+          <w:sz w:val="20"/>
+        </w:rPr>
+        <w:t>modoAutomatico_fijarTiempos()</w:t>
+      </w:r>
+      <w:r>
+        <w:rPr>
+          <w:b w:val="0"/>
+          <w:color w:val="960000"/>
+          <w:sz w:val="20"/>
+        </w:rPr>
+        <w:t xml:space="preserve"> sólo se ejerce desde </w:t>
+      </w:r>
+      <w:r>
+        <w:rPr>
+          <w:rFonts w:ascii="Consolas" w:hAnsi="Consolas"/>
+          <w:color w:val="960000"/>
+          <w:sz w:val="20"/>
+        </w:rPr>
+        <w:t>SET_TIEMPOS</w:t>
+      </w:r>
+      <w:r>
+        <w:rPr>
+          <w:b w:val="0"/>
+          <w:color w:val="960000"/>
+          <w:sz w:val="20"/>
+        </w:rPr>
+        <w:t xml:space="preserve">—. </w:t>
+      </w:r>
+      <w:r>
+        <w:rPr>
+          <w:b/>
+          <w:color w:val="960000"/>
+          <w:sz w:val="20"/>
+        </w:rPr>
+        <w:t>`SET_MODO:AUTO` llama a `modoAutomatico_setup()`, que reescribe los tres valores a `1, 1, 15`</w:t>
+      </w:r>
+      <w:r>
+        <w:rPr>
+          <w:b w:val="0"/>
+          <w:color w:val="960000"/>
+          <w:sz w:val="20"/>
+        </w:rPr>
+        <w:t xml:space="preserve">: unos tiempos aceptados con </w:t>
+      </w:r>
+      <w:r>
+        <w:rPr>
+          <w:rFonts w:ascii="Consolas" w:hAnsi="Consolas"/>
+          <w:color w:val="960000"/>
+          <w:sz w:val="20"/>
+        </w:rPr>
+        <w:t>$ACK</w:t>
+      </w:r>
+      <w:r>
+        <w:rPr>
+          <w:b w:val="0"/>
+          <w:color w:val="960000"/>
+          <w:sz w:val="20"/>
+        </w:rPr>
+        <w:t xml:space="preserve"> </w:t>
+      </w:r>
+      <w:r>
+        <w:rPr>
+          <w:b/>
+          <w:color w:val="960000"/>
+          <w:sz w:val="20"/>
+        </w:rPr>
+        <w:t>se pierden al arrancar el modo</w:t>
+      </w:r>
+      <w:r>
+        <w:rPr>
+          <w:b w:val="0"/>
+          <w:color w:val="960000"/>
+          <w:sz w:val="20"/>
+        </w:rPr>
+        <w:t xml:space="preserve">. *No se propone aquí un arreglo, y la app no debe fingir uno: mientras esto siga así, lo que la pantalla muestre después de un </w:t>
+      </w:r>
+      <w:r>
+        <w:rPr>
+          <w:rFonts w:ascii="Consolas" w:hAnsi="Consolas"/>
+          <w:color w:val="960000"/>
+          <w:sz w:val="20"/>
+        </w:rPr>
+        <w:t>SET_MODO:AUTO</w:t>
+      </w:r>
+      <w:r>
+        <w:rPr>
+          <w:b w:val="0"/>
+          <w:color w:val="960000"/>
+          <w:sz w:val="20"/>
+        </w:rPr>
+        <w:t xml:space="preserve"> puede no ser lo que el equipo está usando.*</w:t>
+      </w:r>
+    </w:p>
+    <w:p>
+      <w:pPr>
+        <w:spacing w:before="200" w:after="120"/>
+      </w:pPr>
+      <w:r>
+        <w:rPr>
+          <w:b/>
+          <w:color w:val="003366"/>
+          <w:sz w:val="23"/>
+        </w:rPr>
+        <w:t>5.5.2 🟢 DECISIÓN: el cruce se opera desde el MAESTRO</w:t>
+      </w:r>
+    </w:p>
+    <w:p>
+      <w:pPr>
+        <w:spacing w:after="120"/>
+      </w:pPr>
+      <w:r>
+        <w:rPr>
+          <w:b/>
+          <w:sz w:val="21"/>
+        </w:rPr>
+        <w:t>No se va a hacer transparente el mando desde el Esclavo.</w:t>
+      </w:r>
+      <w:r>
+        <w:rPr>
+          <w:b w:val="0"/>
+          <w:sz w:val="21"/>
+        </w:rPr>
+        <w:t xml:space="preserve"> La asimetría de </w:t>
+      </w:r>
+      <w:r>
+        <w:rPr>
+          <w:rFonts w:ascii="Consolas" w:hAnsi="Consolas"/>
+          <w:sz w:val="21"/>
+        </w:rPr>
+        <w:t>§5.1</w:t>
+      </w:r>
+      <w:r>
+        <w:rPr>
+          <w:b w:val="0"/>
+          <w:sz w:val="21"/>
+        </w:rPr>
+        <w:t xml:space="preserve"> y </w:t>
+      </w:r>
+      <w:r>
+        <w:rPr>
+          <w:rFonts w:ascii="Consolas" w:hAnsi="Consolas"/>
+          <w:sz w:val="21"/>
+        </w:rPr>
+        <w:t>§5.2</w:t>
+      </w:r>
+      <w:r>
+        <w:rPr>
+          <w:b w:val="0"/>
+          <w:sz w:val="21"/>
+        </w:rPr>
+        <w:t xml:space="preserve"> deja de</w:t>
+      </w:r>
+    </w:p>
+    <w:p>
+      <w:pPr>
+        <w:spacing w:after="120"/>
+      </w:pPr>
+      <w:r>
+        <w:rPr>
+          <w:b w:val="0"/>
+          <w:sz w:val="21"/>
+        </w:rPr>
+        <w:t xml:space="preserve">ser una limitación pendiente y pasa a ser </w:t>
+      </w:r>
+      <w:r>
+        <w:rPr>
+          <w:b/>
+          <w:sz w:val="21"/>
+        </w:rPr>
+        <w:t>cómo se opera este equipo</w:t>
+      </w:r>
+      <w:r>
+        <w:rPr>
+          <w:b w:val="0"/>
+          <w:sz w:val="21"/>
+        </w:rPr>
+        <w:t>.</w:t>
+      </w:r>
+    </w:p>
+    <w:tbl>
+      <w:tblPr>
+        <w:tblStyle w:val="TableGrid"/>
+        <w:tblW w:type="auto" w:w="0"/>
+        <w:tblLook w:firstColumn="1" w:firstRow="1" w:lastColumn="0" w:lastRow="0" w:noHBand="0" w:noVBand="1" w:val="04A0"/>
+      </w:tblPr>
+      <w:tblGrid>
+        <w:gridCol w:w="4680"/>
+        <w:gridCol w:w="4680"/>
+      </w:tblGrid>
+      <w:tr>
+        <w:tc>
+          <w:tcPr>
+            <w:tcW w:type="dxa" w:w="4680"/>
+            <w:shd w:val="clear" w:fill="DCE6F1"/>
+          </w:tcPr>
+          <w:p>
+            <w:r/>
+            <w:r>
+              <w:rPr>
+                <w:b/>
+                <w:sz w:val="19"/>
+              </w:rPr>
+              <w:t xml:space="preserve">desde el </w:t>
+            </w:r>
+            <w:r>
+              <w:rPr>
+                <w:b/>
+                <w:sz w:val="19"/>
+              </w:rPr>
+              <w:t>MAESTRO</w:t>
+            </w:r>
+          </w:p>
+        </w:tc>
+        <w:tc>
+          <w:tcPr>
+            <w:tcW w:type="dxa" w:w="4680"/>
+            <w:shd w:val="clear" w:fill="DCE6F1"/>
+          </w:tcPr>
+          <w:p>
+            <w:r/>
+            <w:r>
+              <w:rPr>
+                <w:b/>
+                <w:sz w:val="19"/>
+              </w:rPr>
+              <w:t xml:space="preserve">desde el </w:t>
+            </w:r>
+            <w:r>
+              <w:rPr>
+                <w:b/>
+                <w:sz w:val="19"/>
+              </w:rPr>
+              <w:t>ESCLAVO</w:t>
+            </w:r>
+          </w:p>
+        </w:tc>
+      </w:tr>
+      <w:tr>
+        <w:tc>
+          <w:tcPr>
+            <w:tcW w:type="dxa" w:w="4680"/>
+          </w:tcPr>
+          <w:p>
+            <w:r/>
+            <w:r>
+              <w:rPr>
+                <w:b w:val="0"/>
+                <w:sz w:val="19"/>
+              </w:rPr>
+              <w:t xml:space="preserve">cambiar de modo · dar paso · ajustar tiempos · </w:t>
+            </w:r>
+            <w:r>
+              <w:rPr>
+                <w:rFonts w:ascii="Consolas" w:hAnsi="Consolas"/>
+                <w:sz w:val="19"/>
+              </w:rPr>
+              <w:t>TEST_LEDS</w:t>
+            </w:r>
+            <w:r>
+              <w:rPr>
+                <w:b w:val="0"/>
+                <w:sz w:val="19"/>
+              </w:rPr>
+              <w:t xml:space="preserve"> · rojo total</w:t>
+            </w:r>
+          </w:p>
+        </w:tc>
+        <w:tc>
+          <w:tcPr>
+            <w:tcW w:type="dxa" w:w="4680"/>
+          </w:tcPr>
+          <w:p>
+            <w:r/>
+            <w:r>
+              <w:rPr>
+                <w:b/>
+                <w:sz w:val="19"/>
+              </w:rPr>
+              <w:t>sólo</w:t>
+            </w:r>
+            <w:r>
+              <w:rPr>
+                <w:b w:val="0"/>
+                <w:sz w:val="19"/>
+              </w:rPr>
+              <w:t xml:space="preserve"> </w:t>
+            </w:r>
+            <w:r>
+              <w:rPr>
+                <w:rFonts w:ascii="Consolas" w:hAnsi="Consolas"/>
+                <w:sz w:val="19"/>
+              </w:rPr>
+              <w:t>SOLICITAR_PASO</w:t>
+            </w:r>
+            <w:r>
+              <w:rPr>
+                <w:b w:val="0"/>
+                <w:sz w:val="19"/>
+              </w:rPr>
+              <w:t xml:space="preserve">, </w:t>
+            </w:r>
+            <w:r>
+              <w:rPr>
+                <w:rFonts w:ascii="Consolas" w:hAnsi="Consolas"/>
+                <w:sz w:val="19"/>
+              </w:rPr>
+              <w:t>AMBAR_EMERGENCIA</w:t>
+            </w:r>
+            <w:r>
+              <w:rPr>
+                <w:b w:val="0"/>
+                <w:sz w:val="19"/>
+              </w:rPr>
+              <w:t xml:space="preserve">, </w:t>
+            </w:r>
+            <w:r>
+              <w:rPr>
+                <w:rFonts w:ascii="Consolas" w:hAnsi="Consolas"/>
+                <w:sz w:val="19"/>
+              </w:rPr>
+              <w:t>CANCELAR_AMBAR</w:t>
+            </w:r>
+            <w:r>
+              <w:rPr>
+                <w:b w:val="0"/>
+                <w:sz w:val="19"/>
+              </w:rPr>
+              <w:t xml:space="preserve"> y </w:t>
+            </w:r>
+            <w:r>
+              <w:rPr>
+                <w:rFonts w:ascii="Consolas" w:hAnsi="Consolas"/>
+                <w:sz w:val="19"/>
+              </w:rPr>
+              <w:t>SET_RTC</w:t>
+            </w:r>
+          </w:p>
+        </w:tc>
+      </w:tr>
+    </w:tbl>
+    <w:p>
+      <w:pPr>
+        <w:spacing w:after="120"/>
+      </w:pPr>
+    </w:p>
+    <w:p>
+      <w:pPr>
+        <w:spacing w:after="120"/>
+      </w:pPr>
+      <w:r>
+        <w:rPr>
+          <w:b/>
+          <w:sz w:val="21"/>
+        </w:rPr>
+        <w:t>La app ya lo enruta y no hace falta tocarla:</w:t>
+      </w:r>
+      <w:r>
+        <w:rPr>
+          <w:b w:val="0"/>
+          <w:sz w:val="21"/>
+        </w:rPr>
+        <w:t xml:space="preserve"> </w:t>
+      </w:r>
+      <w:r>
+        <w:rPr>
+          <w:rFonts w:ascii="Consolas" w:hAnsi="Consolas"/>
+          <w:sz w:val="21"/>
+        </w:rPr>
+        <w:t>SOLO_MAESTRO</w:t>
+      </w:r>
+      <w:r>
+        <w:rPr>
+          <w:b w:val="0"/>
+          <w:sz w:val="21"/>
+        </w:rPr>
+        <w:t xml:space="preserve"> y </w:t>
+      </w:r>
+      <w:r>
+        <w:rPr>
+          <w:rFonts w:ascii="Consolas" w:hAnsi="Consolas"/>
+          <w:sz w:val="21"/>
+        </w:rPr>
+        <w:t>SOLO_ESCLAVO</w:t>
+      </w:r>
+      <w:r>
+        <w:rPr>
+          <w:b w:val="0"/>
+          <w:sz w:val="21"/>
+        </w:rPr>
+        <w:t xml:space="preserve"> en </w:t>
+      </w:r>
+      <w:r>
+        <w:rPr>
+          <w:rFonts w:ascii="Consolas" w:hAnsi="Consolas"/>
+          <w:sz w:val="21"/>
+        </w:rPr>
+        <w:t>app.js:2051-2057</w:t>
+      </w:r>
+      <w:r>
+        <w:rPr>
+          <w:b w:val="0"/>
+          <w:sz w:val="21"/>
+        </w:rPr>
+        <w:t>,</w:t>
+      </w:r>
+    </w:p>
+    <w:p>
+      <w:pPr>
+        <w:spacing w:after="120"/>
+      </w:pPr>
+      <w:r>
+        <w:rPr>
+          <w:b w:val="0"/>
+          <w:sz w:val="21"/>
+        </w:rPr>
+        <w:t xml:space="preserve">y </w:t>
+      </w:r>
+      <w:r>
+        <w:rPr>
+          <w:rFonts w:ascii="Consolas" w:hAnsi="Consolas"/>
+          <w:sz w:val="21"/>
+        </w:rPr>
+        <w:t>puntaCorrecta()</w:t>
+      </w:r>
+      <w:r>
+        <w:rPr>
+          <w:b w:val="0"/>
+          <w:sz w:val="21"/>
+        </w:rPr>
+        <w:t xml:space="preserve"> en </w:t>
+      </w:r>
+      <w:r>
+        <w:rPr>
+          <w:rFonts w:ascii="Consolas" w:hAnsi="Consolas"/>
+          <w:sz w:val="21"/>
+        </w:rPr>
+        <w:t>:2078</w:t>
+      </w:r>
+      <w:r>
+        <w:rPr>
+          <w:b w:val="0"/>
+          <w:sz w:val="21"/>
+        </w:rPr>
+        <w:t xml:space="preserve"> avisa a qué punta va la orden en vez de mandarla al vacío.</w:t>
+      </w:r>
+    </w:p>
+    <w:p>
+      <w:pPr>
+        <w:spacing w:after="160"/>
+        <w:ind w:left="360"/>
+        <w:shd w:val="clear" w:fill="FFF4E5"/>
+      </w:pPr>
+      <w:r>
+        <w:rPr>
+          <w:b w:val="0"/>
+          <w:color w:val="960000"/>
+          <w:sz w:val="20"/>
+        </w:rPr>
+        <w:t xml:space="preserve">⚠️ </w:t>
+      </w:r>
+      <w:r>
+        <w:rPr>
+          <w:b/>
+          <w:color w:val="960000"/>
+          <w:sz w:val="20"/>
+        </w:rPr>
+        <w:t>Lo que la app NO puede hacer por el operario: llevarle al otro poste.</w:t>
+      </w:r>
+      <w:r>
+        <w:rPr>
+          <w:b w:val="0"/>
+          <w:color w:val="960000"/>
+          <w:sz w:val="20"/>
+        </w:rPr>
+        <w:t xml:space="preserve"> El Bluetooth alcanza el equipo que tiene delante. Si hace falta cambiar el modo estando en el Poste 2, hay que desplazarse. </w:t>
+      </w:r>
+      <w:r>
+        <w:rPr>
+          <w:b/>
+          <w:color w:val="960000"/>
+          <w:sz w:val="20"/>
+        </w:rPr>
+        <w:t>Por eso `§4.bis.1` deja de ser un detalle de lista: hay que saber a qué poste se está conectando.</w:t>
+      </w:r>
+    </w:p>
+    <w:p>
+      <w:pPr>
+        <w:spacing w:before="200" w:after="120"/>
+      </w:pPr>
+      <w:r>
+        <w:rPr>
+          <w:b/>
+          <w:color w:val="003366"/>
+          <w:sz w:val="23"/>
+        </w:rPr>
+        <w:t xml:space="preserve">5.5.3 🟢 </w:t>
+      </w:r>
+      <w:r>
+        <w:rPr>
+          <w:rFonts w:ascii="Consolas" w:hAnsi="Consolas"/>
+          <w:color w:val="003366"/>
+          <w:sz w:val="23"/>
+        </w:rPr>
+        <w:t>N-130</w:t>
+      </w:r>
+      <w:r>
+        <w:rPr>
+          <w:b/>
+          <w:color w:val="003366"/>
+          <w:sz w:val="23"/>
+        </w:rPr>
+        <w:t xml:space="preserve"> — el equipo ya no dice que sí a lo que no va a hacer</w:t>
+      </w:r>
+    </w:p>
+    <w:p>
+      <w:pPr>
+        <w:spacing w:after="120"/>
+      </w:pPr>
+      <w:r>
+        <w:rPr>
+          <w:b/>
+          <w:sz w:val="21"/>
+        </w:rPr>
+        <w:t>Es comportamiento normal, no una avería.</w:t>
+      </w:r>
+      <w:r>
+        <w:rPr>
+          <w:b w:val="0"/>
+          <w:sz w:val="21"/>
+        </w:rPr>
+        <w:t xml:space="preserve"> Si se pulsa </w:t>
+      </w:r>
+      <w:r>
+        <w:rPr>
+          <w:b/>
+          <w:sz w:val="21"/>
+        </w:rPr>
+        <w:t>«Solicitar Paso» desde el ESCLAVO</w:t>
+      </w:r>
+      <w:r>
+        <w:rPr>
+          <w:b w:val="0"/>
+          <w:sz w:val="21"/>
+        </w:rPr>
+        <w:t xml:space="preserve"> y el</w:t>
+      </w:r>
+    </w:p>
+    <w:p>
+      <w:pPr>
+        <w:spacing w:after="120"/>
+      </w:pPr>
+      <w:r>
+        <w:rPr>
+          <w:b w:val="0"/>
+          <w:sz w:val="21"/>
+        </w:rPr>
+        <w:t xml:space="preserve">cruce </w:t>
+      </w:r>
+      <w:r>
+        <w:rPr>
+          <w:b/>
+          <w:sz w:val="21"/>
+        </w:rPr>
+        <w:t>no está en Modo Inteligente</w:t>
+      </w:r>
+      <w:r>
+        <w:rPr>
+          <w:b w:val="0"/>
+          <w:sz w:val="21"/>
+        </w:rPr>
+        <w:t>, el Maestro rechaza la demanda y el Esclavo lo publica como</w:t>
+      </w:r>
+    </w:p>
+    <w:p>
+      <w:pPr>
+        <w:spacing w:after="120"/>
+      </w:pPr>
+      <w:r>
+        <w:rPr>
+          <w:b w:val="0"/>
+          <w:sz w:val="21"/>
+        </w:rPr>
+        <w:t>evento:</w:t>
+      </w:r>
+    </w:p>
+    <w:p>
+      <w:pPr>
+        <w:spacing w:after="200"/>
+        <w:ind w:left="288"/>
+        <w:shd w:val="clear" w:fill="F4F4F4"/>
+      </w:pPr>
+      <w:r>
+        <w:rPr>
+          <w:rFonts w:ascii="Consolas" w:hAnsi="Consolas"/>
+          <w:sz w:val="18"/>
+        </w:rPr>
+        <w:t xml:space="preserve">   MAESTRO / DEMANDA_NO_ATENDIDA_MODO_ACTUAL</w:t>
+      </w:r>
+    </w:p>
+    <w:p>
+      <w:pPr>
+        <w:spacing w:after="120"/>
+      </w:pPr>
+      <w:r>
+        <w:rPr>
+          <w:b/>
+          <w:sz w:val="21"/>
+        </w:rPr>
+        <w:t>Por qué llega como EVENTO y no como `$ERR`:</w:t>
+      </w:r>
+      <w:r>
+        <w:rPr>
+          <w:b w:val="0"/>
+          <w:sz w:val="21"/>
+        </w:rPr>
+        <w:t xml:space="preserve"> el Esclavo contesta a la app </w:t>
+      </w:r>
+      <w:r>
+        <w:rPr>
+          <w:b/>
+          <w:sz w:val="21"/>
+        </w:rPr>
+        <w:t>antes</w:t>
+      </w:r>
+      <w:r>
+        <w:rPr>
+          <w:b w:val="0"/>
+          <w:sz w:val="21"/>
+        </w:rPr>
+        <w:t xml:space="preserve"> de saber la</w:t>
+      </w:r>
+    </w:p>
+    <w:p>
+      <w:pPr>
+        <w:spacing w:after="120"/>
+      </w:pPr>
+      <w:r>
+        <w:rPr>
+          <w:b w:val="0"/>
+          <w:sz w:val="21"/>
+        </w:rPr>
+        <w:t>respuesta del Maestro —no puede esperar: bloquear su bucle por una radio de 2,4 kbps es peor—, así</w:t>
+      </w:r>
+    </w:p>
+    <w:p>
+      <w:pPr>
+        <w:spacing w:after="120"/>
+      </w:pPr>
+      <w:r>
+        <w:rPr>
+          <w:b w:val="0"/>
+          <w:sz w:val="21"/>
+        </w:rPr>
+        <w:t xml:space="preserve">que </w:t>
+      </w:r>
+      <w:r>
+        <w:rPr>
+          <w:b/>
+          <w:sz w:val="21"/>
+        </w:rPr>
+        <w:t>el primer acuse sigue siendo `ACK,CMD:SOLICITAR_PASO,RESULT:PEDIDO_AL_MAESTRO`</w:t>
+      </w:r>
+      <w:r>
+        <w:rPr>
+          <w:b w:val="0"/>
+          <w:sz w:val="21"/>
+        </w:rPr>
+        <w:t xml:space="preserve">. Un </w:t>
+      </w:r>
+      <w:r>
+        <w:rPr>
+          <w:rFonts w:ascii="Consolas" w:hAnsi="Consolas"/>
+          <w:sz w:val="21"/>
+        </w:rPr>
+        <w:t>ERR</w:t>
+      </w:r>
+    </w:p>
+    <w:p>
+      <w:pPr>
+        <w:spacing w:after="120"/>
+      </w:pPr>
+      <w:r>
+        <w:rPr>
+          <w:b w:val="0"/>
+          <w:sz w:val="21"/>
+        </w:rPr>
+        <w:t>tardío habría que casarlo con una orden contestada hace cientos de milisegundos, y con dos</w:t>
+      </w:r>
+    </w:p>
+    <w:p>
+      <w:pPr>
+        <w:spacing w:after="120"/>
+      </w:pPr>
+      <w:r>
+        <w:rPr>
+          <w:b w:val="0"/>
+          <w:sz w:val="21"/>
+        </w:rPr>
+        <w:t>pulsaciones seguidas la app no sabría a cuál corresponde. **Un evento fechado en la bitácora sí se</w:t>
+      </w:r>
+    </w:p>
+    <w:p>
+      <w:pPr>
+        <w:spacing w:after="120"/>
+      </w:pPr>
+      <w:r>
+        <w:rPr>
+          <w:b w:val="0"/>
+          <w:sz w:val="21"/>
+        </w:rPr>
+        <w:t>lee.**</w:t>
+      </w:r>
+    </w:p>
+    <w:p>
+      <w:pPr>
+        <w:spacing w:after="120"/>
+      </w:pPr>
+      <w:r>
+        <w:rPr>
+          <w:b/>
+          <w:sz w:val="21"/>
+        </w:rPr>
+        <w:t>MEDIDO:</w:t>
+      </w:r>
+      <w:r>
+        <w:rPr>
+          <w:b w:val="0"/>
+          <w:sz w:val="21"/>
+        </w:rPr>
+        <w:t xml:space="preserve"> </w:t>
+      </w:r>
+      <w:r>
+        <w:rPr>
+          <w:rFonts w:ascii="Consolas" w:hAnsi="Consolas"/>
+          <w:sz w:val="21"/>
+        </w:rPr>
+        <w:t>Maestro/src/coordinador.cpp:636-641</w:t>
+      </w:r>
+      <w:r>
+        <w:rPr>
+          <w:b w:val="0"/>
+          <w:sz w:val="21"/>
+        </w:rPr>
+        <w:t xml:space="preserve"> (decide con </w:t>
+      </w:r>
+      <w:r>
+        <w:rPr>
+          <w:rFonts w:ascii="Consolas" w:hAnsi="Consolas"/>
+          <w:sz w:val="21"/>
+        </w:rPr>
+        <w:t>modoActual_get() == MODO_INTELIGENTE</w:t>
+      </w:r>
+    </w:p>
+    <w:p>
+      <w:pPr>
+        <w:spacing w:after="120"/>
+      </w:pPr>
+      <w:r>
+        <w:rPr>
+          <w:b w:val="0"/>
+          <w:sz w:val="21"/>
+        </w:rPr>
+        <w:t xml:space="preserve">y manda </w:t>
+      </w:r>
+      <w:r>
+        <w:rPr>
+          <w:rFonts w:ascii="Consolas" w:hAnsi="Consolas"/>
+          <w:sz w:val="21"/>
+        </w:rPr>
+        <w:t>DEMANDA_ACEPTADA</w:t>
+      </w:r>
+      <w:r>
+        <w:rPr>
+          <w:b w:val="0"/>
+          <w:sz w:val="21"/>
+        </w:rPr>
+        <w:t xml:space="preserve"> / </w:t>
+      </w:r>
+      <w:r>
+        <w:rPr>
+          <w:rFonts w:ascii="Consolas" w:hAnsi="Consolas"/>
+          <w:sz w:val="21"/>
+        </w:rPr>
+        <w:t>DEMANDA_RECHAZADA</w:t>
+      </w:r>
+      <w:r>
+        <w:rPr>
+          <w:b w:val="0"/>
+          <w:sz w:val="21"/>
+        </w:rPr>
+        <w:t xml:space="preserve">) y </w:t>
+      </w:r>
+      <w:r>
+        <w:rPr>
+          <w:rFonts w:ascii="Consolas" w:hAnsi="Consolas"/>
+          <w:sz w:val="21"/>
+        </w:rPr>
+        <w:t>Esclavo/src/main.cpp:541-543</w:t>
+      </w:r>
+      <w:r>
+        <w:rPr>
+          <w:b w:val="0"/>
+          <w:sz w:val="21"/>
+        </w:rPr>
+        <w:t xml:space="preserve"> (lo convierte en</w:t>
+      </w:r>
+    </w:p>
+    <w:p>
+      <w:pPr>
+        <w:spacing w:after="120"/>
+      </w:pPr>
+      <w:r>
+        <w:rPr>
+          <w:b w:val="0"/>
+          <w:sz w:val="21"/>
+        </w:rPr>
+        <w:t xml:space="preserve">el evento). </w:t>
+      </w:r>
+      <w:r>
+        <w:rPr>
+          <w:b/>
+          <w:sz w:val="21"/>
+        </w:rPr>
+        <w:t>Antes esa rama estaba vacía: la app decía «pedido al Maestro» y no pasaba nada.</w:t>
+      </w:r>
+    </w:p>
+    <w:p>
+      <w:pPr>
+        <w:spacing w:after="160"/>
+        <w:ind w:left="360"/>
+        <w:shd w:val="clear" w:fill="FFF4E5"/>
+      </w:pPr>
+      <w:r>
+        <w:rPr>
+          <w:b w:val="0"/>
+          <w:color w:val="960000"/>
+          <w:sz w:val="20"/>
+        </w:rPr>
+        <w:t xml:space="preserve">⚠️ </w:t>
+      </w:r>
+      <w:r>
+        <w:rPr>
+          <w:b/>
+          <w:color w:val="960000"/>
+          <w:sz w:val="20"/>
+        </w:rPr>
+        <w:t>Para quien lea la app en campo: el `PEDIDO_AL_MAESTRO` ya no es la última palabra.</w:t>
+      </w:r>
+      <w:r>
+        <w:rPr>
+          <w:b w:val="0"/>
+          <w:color w:val="960000"/>
+          <w:sz w:val="20"/>
+        </w:rPr>
+        <w:t xml:space="preserve"> Hay que mirar </w:t>
+      </w:r>
+      <w:r>
+        <w:rPr>
+          <w:rFonts w:ascii="Consolas" w:hAnsi="Consolas"/>
+          <w:color w:val="960000"/>
+          <w:sz w:val="20"/>
+        </w:rPr>
+        <w:t>Eventos</w:t>
+      </w:r>
+      <w:r>
+        <w:rPr>
+          <w:b w:val="0"/>
+          <w:color w:val="960000"/>
+          <w:sz w:val="20"/>
+        </w:rPr>
+        <w:t xml:space="preserve"> unos segundos después. Si sale </w:t>
+      </w:r>
+      <w:r>
+        <w:rPr>
+          <w:rFonts w:ascii="Consolas" w:hAnsi="Consolas"/>
+          <w:color w:val="960000"/>
+          <w:sz w:val="20"/>
+        </w:rPr>
+        <w:t>DEMANDA_NO_ATENDIDA_MODO_ACTUAL</w:t>
+      </w:r>
+      <w:r>
+        <w:rPr>
+          <w:b w:val="0"/>
+          <w:color w:val="960000"/>
+          <w:sz w:val="20"/>
+        </w:rPr>
+        <w:t xml:space="preserve">, </w:t>
+      </w:r>
+      <w:r>
+        <w:rPr>
+          <w:b/>
+          <w:color w:val="960000"/>
+          <w:sz w:val="20"/>
+        </w:rPr>
+        <w:t>no es un fallo del enlace ni del Esclavo</w:t>
+      </w:r>
+      <w:r>
+        <w:rPr>
+          <w:b w:val="0"/>
+          <w:color w:val="960000"/>
+          <w:sz w:val="20"/>
+        </w:rPr>
+        <w:t xml:space="preserve">: es que el cruce no está en Modo Inteligente, y ese modo se pone </w:t>
+      </w:r>
+      <w:r>
+        <w:rPr>
+          <w:b/>
+          <w:color w:val="960000"/>
+          <w:sz w:val="20"/>
+        </w:rPr>
+        <w:t>desde el Maestro</w:t>
+      </w:r>
+      <w:r>
+        <w:rPr>
+          <w:b w:val="0"/>
+          <w:color w:val="960000"/>
+          <w:sz w:val="20"/>
+        </w:rPr>
+        <w:t>.</w:t>
+      </w:r>
+    </w:p>
+    <w:p>
+      <w:pPr>
+        <w:spacing w:after="80"/>
+      </w:pPr>
+    </w:p>
+    <w:p>
+      <w:pPr>
+        <w:spacing w:before="280" w:after="120"/>
+      </w:pPr>
+      <w:r>
+        <w:rPr>
+          <w:b/>
+          <w:color w:val="003366"/>
+          <w:sz w:val="26"/>
+        </w:rPr>
         <w:t>6. 📊 EVIDENCIA DE PANTALLAS (GALERÍA V9.0)</w:t>
       </w:r>
     </w:p>
@@ -5032,7 +11901,7 @@
                 <w:b w:val="0"/>
                 <w:sz w:val="19"/>
               </w:rPr>
-              <w:t xml:space="preserve">Botonera táctil de 4 botones y réplica 3D de semáforos. ~~*«réplica del mando de relés»*~~ → </w:t>
+              <w:t xml:space="preserve">Botonera táctil y réplica 3D de semáforos. ~~*«réplica del mando de relés»*~~ → </w:t>
             </w:r>
             <w:r>
               <w:rPr>
@@ -5046,7 +11915,14 @@
                 <w:b w:val="0"/>
                 <w:sz w:val="19"/>
               </w:rPr>
-              <w:t>, no una réplica de nada</w:t>
+              <w:t xml:space="preserve">, no una réplica de nada. ⚠️ </w:t>
+            </w:r>
+            <w:r>
+              <w:rPr>
+                <w:b/>
+                <w:sz w:val="19"/>
+              </w:rPr>
+              <w:t>04/09: la captura enseña ~~4~~ botones y la botonera de hoy tiene SIETE rótulos, tres de ellos condicionados a la punta (§1). La captura está caducada, no la botonera</w:t>
             </w:r>
           </w:p>
         </w:tc>

--- a/05_Funcional/14_Manual_App_Movil_IOT_VIAL.docx
+++ b/05_Funcional/14_Manual_App_Movil_IOT_VIAL.docx
@@ -2952,6 +2952,626 @@
           <w:sz w:val="20"/>
         </w:rPr>
         <w:t>un manual corregido no es un permiso.</w:t>
+      </w:r>
+    </w:p>
+    <w:p>
+      <w:pPr>
+        <w:spacing w:after="80"/>
+      </w:pPr>
+    </w:p>
+    <w:p>
+      <w:pPr>
+        <w:spacing w:after="160"/>
+        <w:ind w:left="360"/>
+        <w:shd w:val="clear" w:fill="FFF4E5"/>
+      </w:pPr>
+      <w:r>
+        <w:rPr>
+          <w:b w:val="0"/>
+          <w:color w:val="960000"/>
+          <w:sz w:val="20"/>
+        </w:rPr>
+        <w:t xml:space="preserve">🟢 04/09/2026, MÁS TARDE EL MISMO DÍA — LA APP CAMBIÓ DE BARRERA </w:t>
+      </w:r>
+      <w:r>
+        <w:rPr>
+          <w:b/>
+          <w:color w:val="960000"/>
+          <w:sz w:val="20"/>
+        </w:rPr>
+        <w:t>Es el cambio que más se nota en la mano del operario, y va aquí arriba porque quien baje directamente a un procedimiento de más abajo lo va a encontrar describiendo un teclado que ya no aparece.</w:t>
+      </w:r>
+      <w:r>
+        <w:rPr>
+          <w:b w:val="0"/>
+          <w:color w:val="960000"/>
+          <w:sz w:val="20"/>
+        </w:rPr>
+        <w:t xml:space="preserve"> Todo lo de esta caja está </w:t>
+      </w:r>
+      <w:r>
+        <w:rPr>
+          <w:b/>
+          <w:color w:val="960000"/>
+          <w:sz w:val="20"/>
+        </w:rPr>
+        <w:t>MEDIDO en el fuente de la app</w:t>
+      </w:r>
+      <w:r>
+        <w:rPr>
+          <w:b w:val="0"/>
+          <w:color w:val="960000"/>
+          <w:sz w:val="20"/>
+        </w:rPr>
+        <w:t xml:space="preserve"> y </w:t>
+      </w:r>
+      <w:r>
+        <w:rPr>
+          <w:b/>
+          <w:color w:val="960000"/>
+          <w:sz w:val="20"/>
+        </w:rPr>
+        <w:t>nada se ha ejercido con un equipo delante</w:t>
+      </w:r>
+      <w:r>
+        <w:rPr>
+          <w:b w:val="0"/>
+          <w:color w:val="960000"/>
+          <w:sz w:val="20"/>
+        </w:rPr>
+        <w:t xml:space="preserve">. | # | qué cambia | dónde está contado | |---|---|---| | </w:t>
+      </w:r>
+      <w:r>
+        <w:rPr>
+          <w:b/>
+          <w:color w:val="960000"/>
+          <w:sz w:val="20"/>
+        </w:rPr>
+        <w:t>1</w:t>
+      </w:r>
+      <w:r>
+        <w:rPr>
+          <w:b w:val="0"/>
+          <w:color w:val="960000"/>
+          <w:sz w:val="20"/>
+        </w:rPr>
+        <w:t xml:space="preserve"> | 🔴 </w:t>
+      </w:r>
+      <w:r>
+        <w:rPr>
+          <w:b/>
+          <w:color w:val="960000"/>
+          <w:sz w:val="20"/>
+        </w:rPr>
+        <w:t>El operario ya NO teclea el PIN para dar paso ni para arrancar el ciclo.</w:t>
+      </w:r>
+      <w:r>
+        <w:rPr>
+          <w:b w:val="0"/>
+          <w:color w:val="960000"/>
+          <w:sz w:val="20"/>
+        </w:rPr>
+        <w:t xml:space="preserve"> En su lugar la app le pregunta </w:t>
+      </w:r>
+      <w:r>
+        <w:rPr>
+          <w:b/>
+          <w:color w:val="960000"/>
+          <w:sz w:val="20"/>
+        </w:rPr>
+        <w:t>si ha mirado el tramo</w:t>
+      </w:r>
+      <w:r>
+        <w:rPr>
+          <w:b w:val="0"/>
+          <w:color w:val="960000"/>
+          <w:sz w:val="20"/>
+        </w:rPr>
+        <w:t xml:space="preserve"> | </w:t>
+      </w:r>
+      <w:r>
+        <w:rPr>
+          <w:b/>
+          <w:color w:val="960000"/>
+          <w:sz w:val="20"/>
+        </w:rPr>
+        <w:t>§4.bis.4</w:t>
+      </w:r>
+      <w:r>
+        <w:rPr>
+          <w:b w:val="0"/>
+          <w:color w:val="960000"/>
+          <w:sz w:val="20"/>
+        </w:rPr>
+        <w:t xml:space="preserve">, nueva | | </w:t>
+      </w:r>
+      <w:r>
+        <w:rPr>
+          <w:b/>
+          <w:color w:val="960000"/>
+          <w:sz w:val="20"/>
+        </w:rPr>
+        <w:t>2</w:t>
+      </w:r>
+      <w:r>
+        <w:rPr>
+          <w:b w:val="0"/>
+          <w:color w:val="960000"/>
+          <w:sz w:val="20"/>
+        </w:rPr>
+        <w:t xml:space="preserve"> | ✅ </w:t>
+      </w:r>
+      <w:r>
+        <w:rPr>
+          <w:b/>
+          <w:color w:val="960000"/>
+          <w:sz w:val="20"/>
+        </w:rPr>
+        <w:t>NUNCA se pregunta para PARAR</w:t>
+      </w:r>
+      <w:r>
+        <w:rPr>
+          <w:b w:val="0"/>
+          <w:color w:val="960000"/>
+          <w:sz w:val="20"/>
+        </w:rPr>
+        <w:t xml:space="preserve"> —rojo total, ámbar—. Es la dirección segura | </w:t>
+      </w:r>
+      <w:r>
+        <w:rPr>
+          <w:b/>
+          <w:color w:val="960000"/>
+          <w:sz w:val="20"/>
+        </w:rPr>
+        <w:t>§4.bis.4</w:t>
+      </w:r>
+      <w:r>
+        <w:rPr>
+          <w:b w:val="0"/>
+          <w:color w:val="960000"/>
+          <w:sz w:val="20"/>
+        </w:rPr>
+        <w:t xml:space="preserve"> | | </w:t>
+      </w:r>
+      <w:r>
+        <w:rPr>
+          <w:b/>
+          <w:color w:val="960000"/>
+          <w:sz w:val="20"/>
+        </w:rPr>
+        <w:t>3</w:t>
+      </w:r>
+      <w:r>
+        <w:rPr>
+          <w:b w:val="0"/>
+          <w:color w:val="960000"/>
+          <w:sz w:val="20"/>
+        </w:rPr>
+        <w:t xml:space="preserve"> | 🟢 </w:t>
+      </w:r>
+      <w:r>
+        <w:rPr>
+          <w:b/>
+          <w:color w:val="960000"/>
+          <w:sz w:val="20"/>
+        </w:rPr>
+        <w:t>El PIN CADUCA</w:t>
+      </w:r>
+      <w:r>
+        <w:rPr>
+          <w:b w:val="0"/>
+          <w:color w:val="960000"/>
+          <w:sz w:val="20"/>
+        </w:rPr>
+        <w:t xml:space="preserve">: 60 s de gracia al guardarse el teléfono, y 5 min sin mandar órdenes. Cierra </w:t>
+      </w:r>
+      <w:r>
+        <w:rPr>
+          <w:rFonts w:ascii="Consolas" w:hAnsi="Consolas"/>
+          <w:color w:val="960000"/>
+          <w:sz w:val="20"/>
+        </w:rPr>
+        <w:t>AB-9</w:t>
+      </w:r>
+      <w:r>
+        <w:rPr>
+          <w:b w:val="0"/>
+          <w:color w:val="960000"/>
+          <w:sz w:val="20"/>
+        </w:rPr>
+        <w:t xml:space="preserve"> | </w:t>
+      </w:r>
+      <w:r>
+        <w:rPr>
+          <w:b/>
+          <w:color w:val="960000"/>
+          <w:sz w:val="20"/>
+        </w:rPr>
+        <w:t>§4.bis.3</w:t>
+      </w:r>
+      <w:r>
+        <w:rPr>
+          <w:b w:val="0"/>
+          <w:color w:val="960000"/>
+          <w:sz w:val="20"/>
+        </w:rPr>
+        <w:t xml:space="preserve">, reescrita | | </w:t>
+      </w:r>
+      <w:r>
+        <w:rPr>
+          <w:b/>
+          <w:color w:val="960000"/>
+          <w:sz w:val="20"/>
+        </w:rPr>
+        <w:t>4</w:t>
+      </w:r>
+      <w:r>
+        <w:rPr>
+          <w:b w:val="0"/>
+          <w:color w:val="960000"/>
+          <w:sz w:val="20"/>
+        </w:rPr>
+        <w:t xml:space="preserve"> | 🆕 </w:t>
+      </w:r>
+      <w:r>
+        <w:rPr>
+          <w:b/>
+          <w:color w:val="960000"/>
+          <w:sz w:val="20"/>
+        </w:rPr>
+        <w:t>Hay un DIARIO DE ÓRDENES</w:t>
+      </w:r>
+      <w:r>
+        <w:rPr>
+          <w:b w:val="0"/>
+          <w:color w:val="960000"/>
+          <w:sz w:val="20"/>
+        </w:rPr>
+        <w:t xml:space="preserve">, aparte de la cinta de tramas. </w:t>
+      </w:r>
+      <w:r>
+        <w:rPr>
+          <w:b/>
+          <w:color w:val="960000"/>
+          <w:sz w:val="20"/>
+        </w:rPr>
+        <w:t>Es lo que hay que exportar y mandar cuando algo falle</w:t>
+      </w:r>
+      <w:r>
+        <w:rPr>
+          <w:b w:val="0"/>
+          <w:color w:val="960000"/>
+          <w:sz w:val="20"/>
+        </w:rPr>
+        <w:t xml:space="preserve"> | </w:t>
+      </w:r>
+      <w:r>
+        <w:rPr>
+          <w:b/>
+          <w:color w:val="960000"/>
+          <w:sz w:val="20"/>
+        </w:rPr>
+        <w:t>§5.4.2.bis</w:t>
+      </w:r>
+      <w:r>
+        <w:rPr>
+          <w:b w:val="0"/>
+          <w:color w:val="960000"/>
+          <w:sz w:val="20"/>
+        </w:rPr>
+        <w:t xml:space="preserve">, nueva | | </w:t>
+      </w:r>
+      <w:r>
+        <w:rPr>
+          <w:b/>
+          <w:color w:val="960000"/>
+          <w:sz w:val="20"/>
+        </w:rPr>
+        <w:t>5</w:t>
+      </w:r>
+      <w:r>
+        <w:rPr>
+          <w:b w:val="0"/>
+          <w:color w:val="960000"/>
+          <w:sz w:val="20"/>
+        </w:rPr>
+        <w:t xml:space="preserve"> | 🆕 </w:t>
+      </w:r>
+      <w:r>
+        <w:rPr>
+          <w:b/>
+          <w:color w:val="960000"/>
+          <w:sz w:val="20"/>
+        </w:rPr>
+        <w:t>Los rechazos del equipo se traducen</w:t>
+      </w:r>
+      <w:r>
+        <w:rPr>
+          <w:b w:val="0"/>
+          <w:color w:val="960000"/>
+          <w:sz w:val="20"/>
+        </w:rPr>
+        <w:t xml:space="preserve"> y dicen qué hacer en el poste — </w:t>
+      </w:r>
+      <w:r>
+        <w:rPr>
+          <w:b/>
+          <w:color w:val="960000"/>
+          <w:sz w:val="20"/>
+        </w:rPr>
+        <w:t>22 + 1 = 23</w:t>
+      </w:r>
+      <w:r>
+        <w:rPr>
+          <w:b w:val="0"/>
+          <w:color w:val="960000"/>
+          <w:sz w:val="20"/>
+        </w:rPr>
+        <w:t xml:space="preserve"> motivos | </w:t>
+      </w:r>
+      <w:r>
+        <w:rPr>
+          <w:b/>
+          <w:color w:val="960000"/>
+          <w:sz w:val="20"/>
+        </w:rPr>
+        <w:t>§5.4.2.ter</w:t>
+      </w:r>
+      <w:r>
+        <w:rPr>
+          <w:b w:val="0"/>
+          <w:color w:val="960000"/>
+          <w:sz w:val="20"/>
+        </w:rPr>
+        <w:t xml:space="preserve">, nueva | | </w:t>
+      </w:r>
+      <w:r>
+        <w:rPr>
+          <w:b/>
+          <w:color w:val="960000"/>
+          <w:sz w:val="20"/>
+        </w:rPr>
+        <w:t>6</w:t>
+      </w:r>
+      <w:r>
+        <w:rPr>
+          <w:b w:val="0"/>
+          <w:color w:val="960000"/>
+          <w:sz w:val="20"/>
+        </w:rPr>
+        <w:t xml:space="preserve"> | 🟢 </w:t>
+      </w:r>
+      <w:r>
+        <w:rPr>
+          <w:b/>
+          <w:color w:val="960000"/>
+          <w:sz w:val="20"/>
+        </w:rPr>
+        <w:t>Los tiempos del ciclo ya no se pierden</w:t>
+      </w:r>
+      <w:r>
+        <w:rPr>
+          <w:b w:val="0"/>
+          <w:color w:val="960000"/>
+          <w:sz w:val="20"/>
+        </w:rPr>
+        <w:t xml:space="preserve"> al entrar en Automático ni al cortar la luz (</w:t>
+      </w:r>
+      <w:r>
+        <w:rPr>
+          <w:rFonts w:ascii="Consolas" w:hAnsi="Consolas"/>
+          <w:color w:val="960000"/>
+          <w:sz w:val="20"/>
+        </w:rPr>
+        <w:t>N-133</w:t>
+      </w:r>
+      <w:r>
+        <w:rPr>
+          <w:b w:val="0"/>
+          <w:color w:val="960000"/>
+          <w:sz w:val="20"/>
+        </w:rPr>
+        <w:t xml:space="preserve">), </w:t>
+      </w:r>
+      <w:r>
+        <w:rPr>
+          <w:b/>
+          <w:color w:val="960000"/>
+          <w:sz w:val="20"/>
+        </w:rPr>
+        <w:t>y en Automático no se pueden cambiar</w:t>
+      </w:r>
+      <w:r>
+        <w:rPr>
+          <w:b w:val="0"/>
+          <w:color w:val="960000"/>
+          <w:sz w:val="20"/>
+        </w:rPr>
+        <w:t xml:space="preserve"> (</w:t>
+      </w:r>
+      <w:r>
+        <w:rPr>
+          <w:rFonts w:ascii="Consolas" w:hAnsi="Consolas"/>
+          <w:color w:val="960000"/>
+          <w:sz w:val="20"/>
+        </w:rPr>
+        <w:t>N-42</w:t>
+      </w:r>
+      <w:r>
+        <w:rPr>
+          <w:b w:val="0"/>
+          <w:color w:val="960000"/>
+          <w:sz w:val="20"/>
+        </w:rPr>
+        <w:t>/</w:t>
+      </w:r>
+      <w:r>
+        <w:rPr>
+          <w:rFonts w:ascii="Consolas" w:hAnsi="Consolas"/>
+          <w:color w:val="960000"/>
+          <w:sz w:val="20"/>
+        </w:rPr>
+        <w:t>N-135</w:t>
+      </w:r>
+      <w:r>
+        <w:rPr>
+          <w:b w:val="0"/>
+          <w:color w:val="960000"/>
+          <w:sz w:val="20"/>
+        </w:rPr>
+        <w:t xml:space="preserve">) | </w:t>
+      </w:r>
+      <w:r>
+        <w:rPr>
+          <w:b/>
+          <w:color w:val="960000"/>
+          <w:sz w:val="20"/>
+        </w:rPr>
+        <w:t>§5.5.1</w:t>
+      </w:r>
+      <w:r>
+        <w:rPr>
+          <w:b w:val="0"/>
+          <w:color w:val="960000"/>
+          <w:sz w:val="20"/>
+        </w:rPr>
+        <w:t xml:space="preserve">, corregida | ## 🔴 El porqué del nº 1, que es lo único que hay que recordar de esta caja &gt; </w:t>
+      </w:r>
+      <w:r>
+        <w:rPr>
+          <w:b/>
+          <w:color w:val="960000"/>
+          <w:sz w:val="20"/>
+        </w:rPr>
+        <w:t>El equipo no sabe si quedan vehículos en el tramo, y el operario sí. Un PIN demuestra QUIÉN &gt; ERES; no demuestra que hayas MIRADO.</w:t>
+      </w:r>
+      <w:r>
+        <w:rPr>
+          <w:b w:val="0"/>
+          <w:color w:val="960000"/>
+          <w:sz w:val="20"/>
+        </w:rPr>
+        <w:t xml:space="preserve"> Cuatro dígitos delante de un cruce parado no protegen a nadie del riesgo real de esa orden —que alguien siga dentro del tramo—, y </w:t>
+      </w:r>
+      <w:r>
+        <w:rPr>
+          <w:b/>
+          <w:color w:val="960000"/>
+          <w:sz w:val="20"/>
+        </w:rPr>
+        <w:t>enseñan a teclear deprisa</w:t>
+      </w:r>
+      <w:r>
+        <w:rPr>
+          <w:b w:val="0"/>
+          <w:color w:val="960000"/>
+          <w:sz w:val="20"/>
+        </w:rPr>
+        <w:t xml:space="preserve">. La pregunta que sí protege es la que no se puede contestar sin levantar la vista. ## ⚠️ Y lo que esta caja NO dice * </w:t>
+      </w:r>
+      <w:r>
+        <w:rPr>
+          <w:b/>
+          <w:color w:val="960000"/>
+          <w:sz w:val="20"/>
+        </w:rPr>
+        <w:t>El PIN no ha desaparecido de la trama.</w:t>
+      </w:r>
+      <w:r>
+        <w:rPr>
+          <w:b w:val="0"/>
+          <w:color w:val="960000"/>
+          <w:sz w:val="20"/>
+        </w:rPr>
+        <w:t xml:space="preserve"> Sigue viajando y el firmware lo sigue exigiendo donde siempre; lo que cambió es </w:t>
+      </w:r>
+      <w:r>
+        <w:rPr>
+          <w:b/>
+          <w:color w:val="960000"/>
+          <w:sz w:val="20"/>
+        </w:rPr>
+        <w:t>a quién se le pregunta en la pantalla</w:t>
+      </w:r>
+      <w:r>
+        <w:rPr>
+          <w:b w:val="0"/>
+          <w:color w:val="960000"/>
+          <w:sz w:val="20"/>
+        </w:rPr>
+        <w:t xml:space="preserve">. * </w:t>
+      </w:r>
+      <w:r>
+        <w:rPr>
+          <w:b/>
+          <w:color w:val="960000"/>
+          <w:sz w:val="20"/>
+        </w:rPr>
+        <w:t>`SET_MODO:AMBAR`, `CANCELAR_AMBAR`, `SET_MODO:DEGRADADO` y `TEST_LEDS` SIGUEN pidiendo PIN.</w:t>
+      </w:r>
+      <w:r>
+        <w:rPr>
+          <w:b w:val="0"/>
+          <w:color w:val="960000"/>
+          <w:sz w:val="20"/>
+        </w:rPr>
+        <w:t xml:space="preserve"> La tabla completa de qué pide qué está en </w:t>
+      </w:r>
+      <w:r>
+        <w:rPr>
+          <w:b/>
+          <w:color w:val="960000"/>
+          <w:sz w:val="20"/>
+        </w:rPr>
+        <w:t>§4.bis.4</w:t>
+      </w:r>
+      <w:r>
+        <w:rPr>
+          <w:b w:val="0"/>
+          <w:color w:val="960000"/>
+          <w:sz w:val="20"/>
+        </w:rPr>
+        <w:t xml:space="preserve">. * 🛑 </w:t>
+      </w:r>
+      <w:r>
+        <w:rPr>
+          <w:b/>
+          <w:color w:val="960000"/>
+          <w:sz w:val="20"/>
+        </w:rPr>
+        <w:t>El error `FORMATO_INVALIDO` del Courier RTC SIGUE SIN DIAGNOSTICAR.</w:t>
+      </w:r>
+      <w:r>
+        <w:rPr>
+          <w:b w:val="0"/>
+          <w:color w:val="960000"/>
+          <w:sz w:val="20"/>
+        </w:rPr>
+        <w:t xml:space="preserve"> Que la app ahora lo traduzca a lenguaje de obra </w:t>
+      </w:r>
+      <w:r>
+        <w:rPr>
+          <w:b/>
+          <w:color w:val="960000"/>
+          <w:sz w:val="20"/>
+        </w:rPr>
+        <w:t>no lo explica ni lo repara</w:t>
+      </w:r>
+      <w:r>
+        <w:rPr>
+          <w:b w:val="0"/>
+          <w:color w:val="960000"/>
+          <w:sz w:val="20"/>
+        </w:rPr>
+        <w:t xml:space="preserve">: sólo hace legible el síntoma. </w:t>
+      </w:r>
+      <w:r>
+        <w:rPr>
+          <w:b/>
+          <w:color w:val="960000"/>
+          <w:sz w:val="20"/>
+        </w:rPr>
+        <w:t>No hay causa escrita en ninguna parte, y aquí no se propone ninguna.</w:t>
       </w:r>
     </w:p>
     <w:p>
@@ -3074,6 +3694,10 @@
         <w:t>│                     talanquera ABIERTA). FORZAR_ROJO da $ERR alli.       │</w:t>
         <w:br/>
         <w:t>│   • Cero contrasenas ni formularios complejos para el operario de obra.  │</w:t>
+        <w:br/>
+        <w:t>│     04/09: y ahora tampoco PIN para DAR PASO ni para arrancar el ciclo   │</w:t>
+        <w:br/>
+        <w:t>│     -en su lugar, la confirmacion de via de 4.bis.4-. Ver la nota abajo. │</w:t>
         <w:br/>
         <w:t>├──────────────────────────────────────────────────────────────────────────┤</w:t>
         <w:br/>
@@ -5851,7 +6475,7 @@
           <w:color w:val="003366"/>
           <w:sz w:val="23"/>
         </w:rPr>
-        <w:t xml:space="preserve">4.bis.3 🛑 El PIN de la app NO CADUCA NUNCA — </w:t>
+        <w:t xml:space="preserve">4.bis.3 ✅ ~~🛑 El PIN de la app NO CADUCA NUNCA — </w:t>
       </w:r>
       <w:r>
         <w:rPr>
@@ -5867,38 +6491,15 @@
           <w:color w:val="003366"/>
           <w:sz w:val="23"/>
         </w:rPr>
-        <w:t>, ABIERTO</w:t>
-      </w:r>
-    </w:p>
-    <w:p>
-      <w:pPr>
-        <w:spacing w:after="120"/>
-      </w:pPr>
-      <w:r>
-        <w:rPr>
-          <w:b/>
-          <w:sz w:val="21"/>
-        </w:rPr>
-        <w:t>Se teclea una vez y el teléfono queda autorizado hasta que se cierra la app.</w:t>
-      </w:r>
-      <w:r>
-        <w:rPr>
-          <w:b w:val="0"/>
-          <w:sz w:val="21"/>
-        </w:rPr>
-        <w:t xml:space="preserve"> No hay expiración</w:t>
-      </w:r>
-    </w:p>
-    <w:p>
-      <w:pPr>
-        <w:spacing w:after="120"/>
-      </w:pPr>
-      <w:r>
-        <w:rPr>
-          <w:b w:val="0"/>
-          <w:sz w:val="21"/>
-        </w:rPr>
-        <w:t>por tiempo, ni bloqueo por inactividad, ni cierre al cambiar de nodo.</w:t>
+        <w:t xml:space="preserve">, ABIERTO~~ → </w:t>
+      </w:r>
+      <w:r>
+        <w:rPr>
+          <w:b/>
+          <w:color w:val="003366"/>
+          <w:sz w:val="23"/>
+        </w:rPr>
+        <w:t>AHORA CADUCA (04/09)</w:t>
       </w:r>
     </w:p>
     <w:p>
@@ -5913,6 +6514,515 @@
           <w:color w:val="960000"/>
           <w:sz w:val="20"/>
         </w:rPr>
+        <w:t xml:space="preserve">🛑 </w:t>
+      </w:r>
+      <w:r>
+        <w:rPr>
+          <w:b/>
+          <w:color w:val="960000"/>
+          <w:sz w:val="20"/>
+        </w:rPr>
+        <w:t>LO QUE ESTE APARTADO DECÍA HASTA EL 04/09, conservado tachado porque una barrera que aparece sin dejar rastro de que faltaba se vuelve a quitar:</w:t>
+      </w:r>
+      <w:r>
+        <w:rPr>
+          <w:b w:val="0"/>
+          <w:color w:val="960000"/>
+          <w:sz w:val="20"/>
+        </w:rPr>
+        <w:t xml:space="preserve"> ~~</w:t>
+      </w:r>
+      <w:r>
+        <w:rPr>
+          <w:b/>
+          <w:color w:val="960000"/>
+          <w:sz w:val="20"/>
+        </w:rPr>
+        <w:t>Se teclea una vez y el teléfono queda autorizado hasta que se cierra la app.</w:t>
+      </w:r>
+      <w:r>
+        <w:rPr>
+          <w:b w:val="0"/>
+          <w:color w:val="960000"/>
+          <w:sz w:val="20"/>
+        </w:rPr>
+        <w:t xml:space="preserve"> No hay expiración por tiempo, ni bloqueo por inactividad, ni cierre al cambiar de nodo. Si alguien guarda el teléfono desbloqueado en el bolsillo, el siguiente que lo coja manda sobre el cruce sin teclear nada.~~</w:t>
+      </w:r>
+    </w:p>
+    <w:p>
+      <w:pPr>
+        <w:spacing w:after="120"/>
+      </w:pPr>
+      <w:r>
+        <w:rPr>
+          <w:b w:val="0"/>
+          <w:sz w:val="21"/>
+        </w:rPr>
+        <w:t>**Hoy el permiso caduca por DOS caminos, y el técnico lo va a notar. MEDIDO en</w:t>
+      </w:r>
+    </w:p>
+    <w:p>
+      <w:pPr>
+        <w:spacing w:after="120"/>
+      </w:pPr>
+      <w:r>
+        <w:rPr>
+          <w:rFonts w:ascii="Consolas" w:hAnsi="Consolas"/>
+          <w:sz w:val="21"/>
+        </w:rPr>
+        <w:t>App_Semaforo/www/app.js:1709-1710</w:t>
+      </w:r>
+      <w:r>
+        <w:rPr>
+          <w:b w:val="0"/>
+          <w:sz w:val="21"/>
+        </w:rPr>
+        <w:t>:**</w:t>
+      </w:r>
+    </w:p>
+    <w:p>
+      <w:pPr>
+        <w:spacing w:after="200"/>
+        <w:ind w:left="288"/>
+        <w:shd w:val="clear" w:fill="F4F4F4"/>
+      </w:pPr>
+      <w:r>
+        <w:rPr>
+          <w:rFonts w:ascii="Consolas" w:hAnsi="Consolas"/>
+          <w:sz w:val="18"/>
+        </w:rPr>
+        <w:t xml:space="preserve">   const PIN_GRACIA_FONDO_MS = 60 * 1000;        // 60 s</w:t>
+        <w:br/>
+        <w:t xml:space="preserve">   const PIN_INACTIVIDAD_MS  = 5 * 60 * 1000;    // 5 min</w:t>
+      </w:r>
+    </w:p>
+    <w:tbl>
+      <w:tblPr>
+        <w:tblStyle w:val="TableGrid"/>
+        <w:tblW w:type="auto" w:w="0"/>
+        <w:tblLook w:firstColumn="1" w:firstRow="1" w:lastColumn="0" w:lastRow="0" w:noHBand="0" w:noVBand="1" w:val="04A0"/>
+      </w:tblPr>
+      <w:tblGrid>
+        <w:gridCol w:w="3120"/>
+        <w:gridCol w:w="3120"/>
+        <w:gridCol w:w="3120"/>
+      </w:tblGrid>
+      <w:tr>
+        <w:tc>
+          <w:tcPr>
+            <w:tcW w:type="dxa" w:w="3120"/>
+            <w:shd w:val="clear" w:fill="DCE6F1"/>
+          </w:tcPr>
+          <w:p>
+            <w:r/>
+            <w:r>
+              <w:rPr>
+                <w:b/>
+                <w:sz w:val="19"/>
+              </w:rPr>
+              <w:t>se cierra la sesión cuando…</w:t>
+            </w:r>
+          </w:p>
+        </w:tc>
+        <w:tc>
+          <w:tcPr>
+            <w:tcW w:type="dxa" w:w="3120"/>
+            <w:shd w:val="clear" w:fill="DCE6F1"/>
+          </w:tcPr>
+          <w:p>
+            <w:r/>
+            <w:r>
+              <w:rPr>
+                <w:b/>
+                <w:sz w:val="19"/>
+              </w:rPr>
+              <w:t>el plazo</w:t>
+            </w:r>
+          </w:p>
+        </w:tc>
+        <w:tc>
+          <w:tcPr>
+            <w:tcW w:type="dxa" w:w="3120"/>
+            <w:shd w:val="clear" w:fill="DCE6F1"/>
+          </w:tcPr>
+          <w:p>
+            <w:r/>
+            <w:r>
+              <w:rPr>
+                <w:b/>
+                <w:sz w:val="19"/>
+              </w:rPr>
+              <w:t>dónde</w:t>
+            </w:r>
+          </w:p>
+        </w:tc>
+      </w:tr>
+      <w:tr>
+        <w:tc>
+          <w:tcPr>
+            <w:tcW w:type="dxa" w:w="3120"/>
+          </w:tcPr>
+          <w:p>
+            <w:r/>
+            <w:r>
+              <w:rPr>
+                <w:b/>
+                <w:sz w:val="19"/>
+              </w:rPr>
+              <w:t>la app se va al fondo</w:t>
+            </w:r>
+            <w:r>
+              <w:rPr>
+                <w:b w:val="0"/>
+                <w:sz w:val="19"/>
+              </w:rPr>
+              <w:t xml:space="preserve"> —se guarda el teléfono, se cambia de aplicación, se contesta una llamada— </w:t>
+            </w:r>
+            <w:r>
+              <w:rPr>
+                <w:b/>
+                <w:sz w:val="19"/>
+              </w:rPr>
+              <w:t>y tarda en volver más de 60 s</w:t>
+            </w:r>
+          </w:p>
+        </w:tc>
+        <w:tc>
+          <w:tcPr>
+            <w:tcW w:type="dxa" w:w="3120"/>
+          </w:tcPr>
+          <w:p>
+            <w:r/>
+            <w:r>
+              <w:rPr>
+                <w:b/>
+                <w:sz w:val="19"/>
+              </w:rPr>
+              <w:t>60 s de gracia</w:t>
+            </w:r>
+          </w:p>
+        </w:tc>
+        <w:tc>
+          <w:tcPr>
+            <w:tcW w:type="dxa" w:w="3120"/>
+          </w:tcPr>
+          <w:p>
+            <w:r/>
+            <w:r>
+              <w:rPr>
+                <w:rFonts w:ascii="Consolas" w:hAnsi="Consolas"/>
+                <w:sz w:val="19"/>
+              </w:rPr>
+              <w:t>app.js:1742-1753</w:t>
+            </w:r>
+          </w:p>
+        </w:tc>
+      </w:tr>
+      <w:tr>
+        <w:tc>
+          <w:tcPr>
+            <w:tcW w:type="dxa" w:w="3120"/>
+          </w:tcPr>
+          <w:p>
+            <w:r/>
+            <w:r>
+              <w:rPr>
+                <w:b/>
+                <w:sz w:val="19"/>
+              </w:rPr>
+              <w:t>pasan 5 minutos sin mandar ni una orden</w:t>
+            </w:r>
+            <w:r>
+              <w:rPr>
+                <w:b w:val="0"/>
+                <w:sz w:val="19"/>
+              </w:rPr>
+              <w:t>, con la app delante</w:t>
+            </w:r>
+          </w:p>
+        </w:tc>
+        <w:tc>
+          <w:tcPr>
+            <w:tcW w:type="dxa" w:w="3120"/>
+          </w:tcPr>
+          <w:p>
+            <w:r/>
+            <w:r>
+              <w:rPr>
+                <w:b/>
+                <w:sz w:val="19"/>
+              </w:rPr>
+              <w:t>5 min</w:t>
+            </w:r>
+          </w:p>
+        </w:tc>
+        <w:tc>
+          <w:tcPr>
+            <w:tcW w:type="dxa" w:w="3120"/>
+          </w:tcPr>
+          <w:p>
+            <w:r/>
+            <w:r>
+              <w:rPr>
+                <w:rFonts w:ascii="Consolas" w:hAnsi="Consolas"/>
+                <w:sz w:val="19"/>
+              </w:rPr>
+              <w:t>app.js:1765-1774</w:t>
+            </w:r>
+            <w:r>
+              <w:rPr>
+                <w:b w:val="0"/>
+                <w:sz w:val="19"/>
+              </w:rPr>
+              <w:t xml:space="preserve">, vigilado cada 10 s desde </w:t>
+            </w:r>
+            <w:r>
+              <w:rPr>
+                <w:rFonts w:ascii="Consolas" w:hAnsi="Consolas"/>
+                <w:sz w:val="19"/>
+              </w:rPr>
+              <w:t>:3948</w:t>
+            </w:r>
+          </w:p>
+        </w:tc>
+      </w:tr>
+    </w:tbl>
+    <w:p>
+      <w:pPr>
+        <w:spacing w:after="120"/>
+      </w:pPr>
+    </w:p>
+    <w:p>
+      <w:pPr>
+        <w:spacing w:after="120"/>
+      </w:pPr>
+      <w:r>
+        <w:rPr>
+          <w:b/>
+          <w:sz w:val="21"/>
+        </w:rPr>
+        <w:t>Los 60 s de gracia son la mitad que hace esto usable, y por eso van escritos:</w:t>
+      </w:r>
+      <w:r>
+        <w:rPr>
+          <w:b w:val="0"/>
+          <w:sz w:val="21"/>
+        </w:rPr>
+        <w:t xml:space="preserve"> mirar un mensaje o</w:t>
+      </w:r>
+    </w:p>
+    <w:p>
+      <w:pPr>
+        <w:spacing w:after="120"/>
+      </w:pPr>
+      <w:r>
+        <w:rPr>
+          <w:b w:val="0"/>
+          <w:sz w:val="21"/>
+        </w:rPr>
+        <w:t xml:space="preserve">consultar una foto del plano </w:t>
+      </w:r>
+      <w:r>
+        <w:rPr>
+          <w:b/>
+          <w:sz w:val="21"/>
+        </w:rPr>
+        <w:t>no</w:t>
+      </w:r>
+      <w:r>
+        <w:rPr>
+          <w:b w:val="0"/>
+          <w:sz w:val="21"/>
+        </w:rPr>
+        <w:t xml:space="preserve"> cierra la sesión; guardarse el teléfono, sí. Y *«sin mandar</w:t>
+      </w:r>
+    </w:p>
+    <w:p>
+      <w:pPr>
+        <w:spacing w:after="120"/>
+      </w:pPr>
+      <w:r>
+        <w:rPr>
+          <w:b w:val="0"/>
+          <w:sz w:val="21"/>
+        </w:rPr>
+        <w:t>ninguna orden»* significa exactamente eso —</w:t>
+      </w:r>
+      <w:r>
+        <w:rPr>
+          <w:b/>
+          <w:sz w:val="21"/>
+        </w:rPr>
+        <w:t>haber enviado</w:t>
+      </w:r>
+      <w:r>
+        <w:rPr>
+          <w:b w:val="0"/>
+          <w:sz w:val="21"/>
+        </w:rPr>
+        <w:t>, no haber tocado la pantalla</w:t>
+      </w:r>
+    </w:p>
+    <w:p>
+      <w:pPr>
+        <w:spacing w:after="120"/>
+      </w:pPr>
+      <w:r>
+        <w:rPr>
+          <w:b w:val="0"/>
+          <w:sz w:val="21"/>
+        </w:rPr>
+        <w:t>(</w:t>
+      </w:r>
+      <w:r>
+        <w:rPr>
+          <w:rFonts w:ascii="Consolas" w:hAnsi="Consolas"/>
+          <w:sz w:val="21"/>
+        </w:rPr>
+        <w:t>app.js:388-389</w:t>
+      </w:r>
+      <w:r>
+        <w:rPr>
+          <w:b w:val="0"/>
+          <w:sz w:val="21"/>
+        </w:rPr>
+        <w:t xml:space="preserve">)—: leer telemetría durante cinco minutos </w:t>
+      </w:r>
+      <w:r>
+        <w:rPr>
+          <w:b/>
+          <w:sz w:val="21"/>
+        </w:rPr>
+        <w:t>no</w:t>
+      </w:r>
+      <w:r>
+        <w:rPr>
+          <w:b w:val="0"/>
+          <w:sz w:val="21"/>
+        </w:rPr>
+        <w:t xml:space="preserve"> mantiene abierta la autorización.</w:t>
+      </w:r>
+    </w:p>
+    <w:p>
+      <w:pPr>
+        <w:spacing w:after="120"/>
+      </w:pPr>
+      <w:r>
+        <w:rPr>
+          <w:b/>
+          <w:sz w:val="21"/>
+        </w:rPr>
+        <w:t>Al caducar, la app baja el rol de `TÉCNICO` a `OPERARIO`</w:t>
+      </w:r>
+      <w:r>
+        <w:rPr>
+          <w:b w:val="0"/>
+          <w:sz w:val="21"/>
+        </w:rPr>
+        <w:t xml:space="preserve"> y descarta también la confirmación de</w:t>
+      </w:r>
+    </w:p>
+    <w:p>
+      <w:pPr>
+        <w:spacing w:after="120"/>
+      </w:pPr>
+      <w:r>
+        <w:rPr>
+          <w:b w:val="0"/>
+          <w:sz w:val="21"/>
+        </w:rPr>
+        <w:t>vía que hubiera pendiente (</w:t>
+      </w:r>
+      <w:r>
+        <w:rPr>
+          <w:rFonts w:ascii="Consolas" w:hAnsi="Consolas"/>
+          <w:sz w:val="21"/>
+        </w:rPr>
+        <w:t>app.js:1716-1736</w:t>
+      </w:r>
+      <w:r>
+        <w:rPr>
+          <w:b w:val="0"/>
+          <w:sz w:val="21"/>
+        </w:rPr>
+        <w:t>). No es un aviso: es que hay que volver a teclear.</w:t>
+      </w:r>
+    </w:p>
+    <w:p>
+      <w:pPr>
+        <w:spacing w:after="160"/>
+        <w:ind w:left="360"/>
+        <w:shd w:val="clear" w:fill="FFF4E5"/>
+      </w:pPr>
+      <w:r>
+        <w:rPr>
+          <w:b w:val="0"/>
+          <w:color w:val="960000"/>
+          <w:sz w:val="20"/>
+        </w:rPr>
+        <w:t xml:space="preserve">⚠️ </w:t>
+      </w:r>
+      <w:r>
+        <w:rPr>
+          <w:b/>
+          <w:color w:val="960000"/>
+          <w:sz w:val="20"/>
+        </w:rPr>
+        <w:t>Y lo que hay que decirle al técnico para que no lo lea como una avería:</w:t>
+      </w:r>
+      <w:r>
+        <w:rPr>
+          <w:b w:val="0"/>
+          <w:color w:val="960000"/>
+          <w:sz w:val="20"/>
+        </w:rPr>
+        <w:t xml:space="preserve"> si vuelve al teléfono y la pestaña </w:t>
+      </w:r>
+      <w:r>
+        <w:rPr>
+          <w:rFonts w:ascii="Consolas" w:hAnsi="Consolas"/>
+          <w:color w:val="960000"/>
+          <w:sz w:val="20"/>
+        </w:rPr>
+        <w:t>Técnico</w:t>
+      </w:r>
+      <w:r>
+        <w:rPr>
+          <w:b w:val="0"/>
+          <w:color w:val="960000"/>
+          <w:sz w:val="20"/>
+        </w:rPr>
+        <w:t xml:space="preserve"> ya no está, </w:t>
+      </w:r>
+      <w:r>
+        <w:rPr>
+          <w:b/>
+          <w:color w:val="960000"/>
+          <w:sz w:val="20"/>
+        </w:rPr>
+        <w:t>no se ha desconectado el Bluetooth ni se ha caído el equipo</w:t>
+      </w:r>
+      <w:r>
+        <w:rPr>
+          <w:b w:val="0"/>
+          <w:color w:val="960000"/>
+          <w:sz w:val="20"/>
+        </w:rPr>
+        <w:t>. El enlace sigue; lo que caducó es el permiso. Se vuelve a entrar con los mismos cuatro dígitos.</w:t>
+      </w:r>
+    </w:p>
+    <w:p>
+      <w:pPr>
+        <w:spacing w:after="160"/>
+        <w:ind w:left="360"/>
+        <w:shd w:val="clear" w:fill="FFF4E5"/>
+      </w:pPr>
+      <w:r>
+        <w:rPr>
+          <w:b w:val="0"/>
+          <w:color w:val="960000"/>
+          <w:sz w:val="20"/>
+        </w:rPr>
         <w:t xml:space="preserve">🔴 </w:t>
       </w:r>
       <w:r>
@@ -5921,47 +7031,31 @@
           <w:color w:val="960000"/>
           <w:sz w:val="20"/>
         </w:rPr>
-        <w:t>Lo que eso significa:</w:t>
-      </w:r>
-      <w:r>
-        <w:rPr>
-          <w:b w:val="0"/>
-          <w:color w:val="960000"/>
-          <w:sz w:val="20"/>
-        </w:rPr>
-        <w:t xml:space="preserve"> si alguien </w:t>
-      </w:r>
-      <w:r>
-        <w:rPr>
-          <w:b/>
-          <w:color w:val="960000"/>
-          <w:sz w:val="20"/>
-        </w:rPr>
-        <w:t>guarda el teléfono desbloqueado en el bolsillo</w:t>
-      </w:r>
-      <w:r>
-        <w:rPr>
-          <w:b w:val="0"/>
-          <w:color w:val="960000"/>
-          <w:sz w:val="20"/>
-        </w:rPr>
-        <w:t xml:space="preserve">, el siguiente que lo coja </w:t>
-      </w:r>
-      <w:r>
-        <w:rPr>
-          <w:b/>
-          <w:color w:val="960000"/>
-          <w:sz w:val="20"/>
-        </w:rPr>
-        <w:t>manda sobre el cruce sin teclear nada</w:t>
-      </w:r>
-      <w:r>
-        <w:rPr>
-          <w:b w:val="0"/>
-          <w:color w:val="960000"/>
-          <w:sz w:val="20"/>
-        </w:rPr>
-        <w:t>. Y con la app como superficie de mando principal —y, mientras el arreglo del mando de relés no se ejerza en tarjeta (</w:t>
+        <w:t>LO QUE NO ESTÁ VERIFICADO, Y ES PRECISAMENTE LO QUE ESTA BARRERA PROMETE — clasificado `SIN VERIFICAR`, no `MEDIDO`.</w:t>
+      </w:r>
+      <w:r>
+        <w:rPr>
+          <w:b w:val="0"/>
+          <w:color w:val="960000"/>
+          <w:sz w:val="20"/>
+        </w:rPr>
+        <w:t xml:space="preserve"> Los dos caminos cuelgan de </w:t>
+      </w:r>
+      <w:r>
+        <w:rPr>
+          <w:b/>
+          <w:color w:val="960000"/>
+          <w:sz w:val="20"/>
+        </w:rPr>
+        <w:t>sucesos del navegador</w:t>
+      </w:r>
+      <w:r>
+        <w:rPr>
+          <w:b w:val="0"/>
+          <w:color w:val="960000"/>
+          <w:sz w:val="20"/>
+        </w:rPr>
+        <w:t xml:space="preserve">: </w:t>
       </w:r>
       <w:r>
         <w:rPr>
@@ -5969,47 +7063,15 @@
           <w:color w:val="960000"/>
           <w:sz w:val="20"/>
         </w:rPr>
-        <w:t>N-118</w:t>
-      </w:r>
-      <w:r>
-        <w:rPr>
-          <w:b w:val="0"/>
-          <w:color w:val="960000"/>
-          <w:sz w:val="20"/>
-        </w:rPr>
-        <w:t xml:space="preserve">), como </w:t>
-      </w:r>
-      <w:r>
-        <w:rPr>
-          <w:b/>
-          <w:color w:val="960000"/>
-          <w:sz w:val="20"/>
-        </w:rPr>
-        <w:t>única vía comprobada</w:t>
-      </w:r>
-      <w:r>
-        <w:rPr>
-          <w:b w:val="0"/>
-          <w:color w:val="960000"/>
-          <w:sz w:val="20"/>
-        </w:rPr>
-        <w:t xml:space="preserve">—, eso es todo el mando del equipo. ⚠️ </w:t>
-      </w:r>
-      <w:r>
-        <w:rPr>
-          <w:b/>
-          <w:color w:val="960000"/>
-          <w:sz w:val="20"/>
-        </w:rPr>
-        <w:t>Se escribe como riesgo conocido, NO como algo resuelto.</w:t>
-      </w:r>
-      <w:r>
-        <w:rPr>
-          <w:b w:val="0"/>
-          <w:color w:val="960000"/>
-          <w:sz w:val="20"/>
-        </w:rPr>
-        <w:t xml:space="preserve"> </w:t>
+        <w:t>visibilitychange</w:t>
+      </w:r>
+      <w:r>
+        <w:rPr>
+          <w:b w:val="0"/>
+          <w:color w:val="960000"/>
+          <w:sz w:val="20"/>
+        </w:rPr>
+        <w:t xml:space="preserve">, </w:t>
       </w:r>
       <w:r>
         <w:rPr>
@@ -6017,95 +7079,1684 @@
           <w:color w:val="960000"/>
           <w:sz w:val="20"/>
         </w:rPr>
-        <w:t>§5.4.3</w:t>
-      </w:r>
-      <w:r>
-        <w:rPr>
-          <w:b w:val="0"/>
-          <w:color w:val="960000"/>
-          <w:sz w:val="20"/>
-        </w:rPr>
-        <w:t xml:space="preserve"> cuenta lo que sí se arregló —que el PIN ya no se puede armar con el teclado cerrado—, y eso </w:t>
-      </w:r>
-      <w:r>
-        <w:rPr>
-          <w:b/>
-          <w:color w:val="960000"/>
-          <w:sz w:val="20"/>
-        </w:rPr>
-        <w:t>no es esto</w:t>
-      </w:r>
-      <w:r>
-        <w:rPr>
-          <w:b w:val="0"/>
-          <w:color w:val="960000"/>
-          <w:sz w:val="20"/>
-        </w:rPr>
-        <w:t xml:space="preserve">: aquello garantiza que </w:t>
-      </w:r>
-      <w:r>
-        <w:rPr>
-          <w:b/>
-          <w:color w:val="960000"/>
-          <w:sz w:val="20"/>
-        </w:rPr>
-        <w:t>alguien tecleó</w:t>
-      </w:r>
-      <w:r>
-        <w:rPr>
-          <w:b w:val="0"/>
-          <w:color w:val="960000"/>
-          <w:sz w:val="20"/>
-        </w:rPr>
-        <w:t xml:space="preserve"> cuatro dígitos; esto es </w:t>
-      </w:r>
-      <w:r>
-        <w:rPr>
-          <w:b/>
-          <w:color w:val="960000"/>
-          <w:sz w:val="20"/>
-        </w:rPr>
-        <w:t>cuánto dura</w:t>
-      </w:r>
-      <w:r>
-        <w:rPr>
-          <w:b w:val="0"/>
-          <w:color w:val="960000"/>
-          <w:sz w:val="20"/>
-        </w:rPr>
-        <w:t xml:space="preserve"> ese permiso después. </w:t>
-      </w:r>
-      <w:r>
-        <w:rPr>
-          <w:b/>
-          <w:color w:val="960000"/>
-          <w:sz w:val="20"/>
-        </w:rPr>
-        <w:t>Cuánto debe durar una sesión autorizada es decisión del responsable</w:t>
-      </w:r>
-      <w:r>
-        <w:rPr>
-          <w:b w:val="0"/>
-          <w:color w:val="960000"/>
-          <w:sz w:val="20"/>
-        </w:rPr>
-        <w:t xml:space="preserve">, porque el coste va en los dos sentidos: una sesión que caduca demasiado pronto obliga a teclear el PIN delante de un cruce parado, y ese fue exactamente el argumento que hizo que no caducara. Mientras siga así, </w:t>
-      </w:r>
-      <w:r>
-        <w:rPr>
-          <w:b/>
-          <w:color w:val="960000"/>
-          <w:sz w:val="20"/>
-        </w:rPr>
-        <w:t>la única barrera real es quién tiene el teléfono</w:t>
-      </w:r>
-      <w:r>
-        <w:rPr>
-          <w:b w:val="0"/>
-          <w:color w:val="960000"/>
-          <w:sz w:val="20"/>
-        </w:rPr>
-        <w:t>.</w:t>
+        <w:t>pagehide</w:t>
+      </w:r>
+      <w:r>
+        <w:rPr>
+          <w:b w:val="0"/>
+          <w:color w:val="960000"/>
+          <w:sz w:val="20"/>
+        </w:rPr>
+        <w:t xml:space="preserve"> y </w:t>
+      </w:r>
+      <w:r>
+        <w:rPr>
+          <w:rFonts w:ascii="Consolas" w:hAnsi="Consolas"/>
+          <w:color w:val="960000"/>
+          <w:sz w:val="20"/>
+        </w:rPr>
+        <w:t>pageshow</w:t>
+      </w:r>
+      <w:r>
+        <w:rPr>
+          <w:b w:val="0"/>
+          <w:color w:val="960000"/>
+          <w:sz w:val="20"/>
+        </w:rPr>
+        <w:t xml:space="preserve"> (</w:t>
+      </w:r>
+      <w:r>
+        <w:rPr>
+          <w:rFonts w:ascii="Consolas" w:hAnsi="Consolas"/>
+          <w:color w:val="960000"/>
+          <w:sz w:val="20"/>
+        </w:rPr>
+        <w:t>app.js:1755-1763</w:t>
+      </w:r>
+      <w:r>
+        <w:rPr>
+          <w:b w:val="0"/>
+          <w:color w:val="960000"/>
+          <w:sz w:val="20"/>
+        </w:rPr>
+        <w:t xml:space="preserve">). </w:t>
+      </w:r>
+      <w:r>
+        <w:rPr>
+          <w:b/>
+          <w:color w:val="960000"/>
+          <w:sz w:val="20"/>
+        </w:rPr>
+        <w:t>No hay un solo `pause` ni `resume` de Cordova</w:t>
+      </w:r>
+      <w:r>
+        <w:rPr>
+          <w:b w:val="0"/>
+          <w:color w:val="960000"/>
+          <w:sz w:val="20"/>
+        </w:rPr>
+        <w:t xml:space="preserve">, que es el par que un WebView empaquetado emite con seguridad — </w:t>
+      </w:r>
+      <w:r>
+        <w:rPr>
+          <w:rFonts w:ascii="Consolas" w:hAnsi="Consolas"/>
+          <w:color w:val="960000"/>
+          <w:sz w:val="20"/>
+        </w:rPr>
+        <w:t>grep</w:t>
+      </w:r>
+      <w:r>
+        <w:rPr>
+          <w:b w:val="0"/>
+          <w:color w:val="960000"/>
+          <w:sz w:val="20"/>
+        </w:rPr>
+        <w:t xml:space="preserve"> de </w:t>
+      </w:r>
+      <w:r>
+        <w:rPr>
+          <w:rFonts w:ascii="Consolas" w:hAnsi="Consolas"/>
+          <w:color w:val="960000"/>
+          <w:sz w:val="20"/>
+        </w:rPr>
+        <w:t>'pause'</w:t>
+      </w:r>
+      <w:r>
+        <w:rPr>
+          <w:b w:val="0"/>
+          <w:color w:val="960000"/>
+          <w:sz w:val="20"/>
+        </w:rPr>
+        <w:t xml:space="preserve">, </w:t>
+      </w:r>
+      <w:r>
+        <w:rPr>
+          <w:rFonts w:ascii="Consolas" w:hAnsi="Consolas"/>
+          <w:color w:val="960000"/>
+          <w:sz w:val="20"/>
+        </w:rPr>
+        <w:t>'resume'</w:t>
+      </w:r>
+      <w:r>
+        <w:rPr>
+          <w:b w:val="0"/>
+          <w:color w:val="960000"/>
+          <w:sz w:val="20"/>
+        </w:rPr>
+        <w:t xml:space="preserve"> y </w:t>
+      </w:r>
+      <w:r>
+        <w:rPr>
+          <w:rFonts w:ascii="Consolas" w:hAnsi="Consolas"/>
+          <w:color w:val="960000"/>
+          <w:sz w:val="20"/>
+        </w:rPr>
+        <w:t>blur</w:t>
+      </w:r>
+      <w:r>
+        <w:rPr>
+          <w:b w:val="0"/>
+          <w:color w:val="960000"/>
+          <w:sz w:val="20"/>
+        </w:rPr>
+        <w:t xml:space="preserve"> sobre </w:t>
+      </w:r>
+      <w:r>
+        <w:rPr>
+          <w:rFonts w:ascii="Consolas" w:hAnsi="Consolas"/>
+          <w:color w:val="960000"/>
+          <w:sz w:val="20"/>
+        </w:rPr>
+        <w:t>app.js</w:t>
+      </w:r>
+      <w:r>
+        <w:rPr>
+          <w:b w:val="0"/>
+          <w:color w:val="960000"/>
+          <w:sz w:val="20"/>
+        </w:rPr>
+        <w:t xml:space="preserve"> da </w:t>
+      </w:r>
+      <w:r>
+        <w:rPr>
+          <w:b/>
+          <w:color w:val="960000"/>
+          <w:sz w:val="20"/>
+        </w:rPr>
+        <w:t>cero</w:t>
+      </w:r>
+      <w:r>
+        <w:rPr>
+          <w:b w:val="0"/>
+          <w:color w:val="960000"/>
+          <w:sz w:val="20"/>
+        </w:rPr>
+        <w:t xml:space="preserve">. </w:t>
+      </w:r>
+      <w:r>
+        <w:rPr>
+          <w:b/>
+          <w:color w:val="960000"/>
+          <w:sz w:val="20"/>
+        </w:rPr>
+        <w:t>En un navegador de escritorio eso funciona y se ha ejercido. En la APK, sobre un teléfono real, con la pantalla apagada y el móvil en el bolsillo, NADIE LO HA VISTO CADUCAR.</w:t>
+      </w:r>
+      <w:r>
+        <w:rPr>
+          <w:b w:val="0"/>
+          <w:color w:val="960000"/>
+          <w:sz w:val="20"/>
+        </w:rPr>
+        <w:t xml:space="preserve"> El escenario que esta barrera existe para cubrir es </w:t>
+      </w:r>
+      <w:r>
+        <w:rPr>
+          <w:b/>
+          <w:color w:val="960000"/>
+          <w:sz w:val="20"/>
+        </w:rPr>
+        <w:t>exactamente</w:t>
+      </w:r>
+      <w:r>
+        <w:rPr>
+          <w:b w:val="0"/>
+          <w:color w:val="960000"/>
+          <w:sz w:val="20"/>
+        </w:rPr>
+        <w:t xml:space="preserve"> ese, y es el único que no se ha probado. </w:t>
+      </w:r>
+      <w:r>
+        <w:rPr>
+          <w:b/>
+          <w:color w:val="960000"/>
+          <w:sz w:val="20"/>
+        </w:rPr>
+        <w:t>Hasta que alguien lo cronometre con el teléfono en la mano, la única barrera demostrada sigue siendo quién tiene el teléfono.</w:t>
+      </w:r>
+      <w:r>
+        <w:rPr>
+          <w:b w:val="0"/>
+          <w:color w:val="960000"/>
+          <w:sz w:val="20"/>
+        </w:rPr>
+        <w:t xml:space="preserve"> *(Es la forma de </w:t>
+      </w:r>
+      <w:r>
+        <w:rPr>
+          <w:rFonts w:ascii="Consolas" w:hAnsi="Consolas"/>
+          <w:color w:val="960000"/>
+          <w:sz w:val="20"/>
+        </w:rPr>
+        <w:t>CLAUDE.md</w:t>
+      </w:r>
+      <w:r>
+        <w:rPr>
+          <w:b w:val="0"/>
+          <w:color w:val="960000"/>
+          <w:sz w:val="20"/>
+        </w:rPr>
+        <w:t xml:space="preserve"> §2.ter: la caducidad está </w:t>
+      </w:r>
+      <w:r>
+        <w:rPr>
+          <w:b/>
+          <w:color w:val="960000"/>
+          <w:sz w:val="20"/>
+        </w:rPr>
+        <w:t>declarada</w:t>
+      </w:r>
+      <w:r>
+        <w:rPr>
+          <w:b w:val="0"/>
+          <w:color w:val="960000"/>
+          <w:sz w:val="20"/>
+        </w:rPr>
+        <w:t xml:space="preserve"> y no está </w:t>
+      </w:r>
+      <w:r>
+        <w:rPr>
+          <w:b/>
+          <w:color w:val="960000"/>
+          <w:sz w:val="20"/>
+        </w:rPr>
+        <w:t>ejercida</w:t>
+      </w:r>
+      <w:r>
+        <w:rPr>
+          <w:b w:val="0"/>
+          <w:color w:val="960000"/>
+          <w:sz w:val="20"/>
+        </w:rPr>
+        <w:t xml:space="preserve"> en el medio donde tiene que valer.)*</w:t>
+      </w:r>
+    </w:p>
+    <w:p>
+      <w:pPr>
+        <w:spacing w:before="200" w:after="120"/>
+      </w:pPr>
+      <w:r>
+        <w:rPr>
+          <w:b/>
+          <w:color w:val="003366"/>
+          <w:sz w:val="23"/>
+        </w:rPr>
+        <w:t>4.bis.4 🟢 NUEVO EL 04/09 — PARA ABRIR PASO, LA APP YA NO PIDE EL PIN: PREGUNTA SI HA MIRADO EL TRAMO</w:t>
+      </w:r>
+    </w:p>
+    <w:p>
+      <w:pPr>
+        <w:spacing w:after="160"/>
+        <w:ind w:left="360"/>
+        <w:shd w:val="clear" w:fill="FFF4E5"/>
+      </w:pPr>
+      <w:r>
+        <w:rPr>
+          <w:b/>
+          <w:color w:val="960000"/>
+          <w:sz w:val="20"/>
+        </w:rPr>
+        <w:t>Es el cambio que más se nota en la mano del operario, y el motivo hay que leerlo entero porque no es una comodidad: el equipo no sabe si quedan vehículos en el tramo, y el operario sí. Un PIN demuestra QUIÉN ERES; no demuestra que hayas mirado.</w:t>
+      </w:r>
+    </w:p>
+    <w:p>
+      <w:pPr>
+        <w:spacing w:after="120"/>
+      </w:pPr>
+      <w:r>
+        <w:rPr>
+          <w:b/>
+          <w:sz w:val="21"/>
+        </w:rPr>
+        <w:t>Las dos órdenes que ABREN paso ya no piden cuatro dígitos. Piden una confirmación de vía.</w:t>
+      </w:r>
+    </w:p>
+    <w:p>
+      <w:pPr>
+        <w:spacing w:after="120"/>
+      </w:pPr>
+      <w:r>
+        <w:rPr>
+          <w:b/>
+          <w:sz w:val="21"/>
+        </w:rPr>
+        <w:t>MEDIDO</w:t>
+      </w:r>
+      <w:r>
+        <w:rPr>
+          <w:b w:val="0"/>
+          <w:sz w:val="21"/>
+        </w:rPr>
+        <w:t xml:space="preserve"> en </w:t>
+      </w:r>
+      <w:r>
+        <w:rPr>
+          <w:rFonts w:ascii="Consolas" w:hAnsi="Consolas"/>
+          <w:sz w:val="21"/>
+        </w:rPr>
+        <w:t>App_Semaforo/www/app.js:1941</w:t>
+      </w:r>
+      <w:r>
+        <w:rPr>
+          <w:b w:val="0"/>
+          <w:sz w:val="21"/>
+        </w:rPr>
+        <w:t xml:space="preserve"> y </w:t>
+      </w:r>
+      <w:r>
+        <w:rPr>
+          <w:rFonts w:ascii="Consolas" w:hAnsi="Consolas"/>
+          <w:sz w:val="21"/>
+        </w:rPr>
+        <w:t>:1954</w:t>
+      </w:r>
+      <w:r>
+        <w:rPr>
+          <w:b w:val="0"/>
+          <w:sz w:val="21"/>
+        </w:rPr>
+        <w:t xml:space="preserve"> — y ninguna de las dos llama ya a</w:t>
+      </w:r>
+    </w:p>
+    <w:p>
+      <w:pPr>
+        <w:spacing w:after="120"/>
+      </w:pPr>
+      <w:r>
+        <w:rPr>
+          <w:rFonts w:ascii="Consolas" w:hAnsi="Consolas"/>
+          <w:sz w:val="21"/>
+        </w:rPr>
+        <w:t>pedirPin()</w:t>
+      </w:r>
+      <w:r>
+        <w:rPr>
+          <w:b w:val="0"/>
+          <w:sz w:val="21"/>
+        </w:rPr>
+        <w:t>:</w:t>
+      </w:r>
+    </w:p>
+    <w:tbl>
+      <w:tblPr>
+        <w:tblStyle w:val="TableGrid"/>
+        <w:tblW w:type="auto" w:w="0"/>
+        <w:tblLook w:firstColumn="1" w:firstRow="1" w:lastColumn="0" w:lastRow="0" w:noHBand="0" w:noVBand="1" w:val="04A0"/>
+      </w:tblPr>
+      <w:tblGrid>
+        <w:gridCol w:w="3120"/>
+        <w:gridCol w:w="3120"/>
+        <w:gridCol w:w="3120"/>
+      </w:tblGrid>
+      <w:tr>
+        <w:tc>
+          <w:tcPr>
+            <w:tcW w:type="dxa" w:w="3120"/>
+            <w:shd w:val="clear" w:fill="DCE6F1"/>
+          </w:tcPr>
+          <w:p>
+            <w:r/>
+            <w:r>
+              <w:rPr>
+                <w:b/>
+                <w:sz w:val="19"/>
+              </w:rPr>
+              <w:t>botón</w:t>
+            </w:r>
+          </w:p>
+        </w:tc>
+        <w:tc>
+          <w:tcPr>
+            <w:tcW w:type="dxa" w:w="3120"/>
+            <w:shd w:val="clear" w:fill="DCE6F1"/>
+          </w:tcPr>
+          <w:p>
+            <w:r/>
+            <w:r>
+              <w:rPr>
+                <w:b/>
+                <w:sz w:val="19"/>
+              </w:rPr>
+              <w:t>orden</w:t>
+            </w:r>
+          </w:p>
+        </w:tc>
+        <w:tc>
+          <w:tcPr>
+            <w:tcW w:type="dxa" w:w="3120"/>
+            <w:shd w:val="clear" w:fill="DCE6F1"/>
+          </w:tcPr>
+          <w:p>
+            <w:r/>
+            <w:r>
+              <w:rPr>
+                <w:b/>
+                <w:sz w:val="19"/>
+              </w:rPr>
+              <w:t>qué pregunta hoy</w:t>
+            </w:r>
+          </w:p>
+        </w:tc>
+      </w:tr>
+      <w:tr>
+        <w:tc>
+          <w:tcPr>
+            <w:tcW w:type="dxa" w:w="3120"/>
+          </w:tcPr>
+          <w:p>
+            <w:r/>
+            <w:r>
+              <w:rPr>
+                <w:b/>
+                <w:sz w:val="19"/>
+              </w:rPr>
+              <w:t>DAR PASO</w:t>
+            </w:r>
+          </w:p>
+        </w:tc>
+        <w:tc>
+          <w:tcPr>
+            <w:tcW w:type="dxa" w:w="3120"/>
+          </w:tcPr>
+          <w:p>
+            <w:r/>
+            <w:r>
+              <w:rPr>
+                <w:rFonts w:ascii="Consolas" w:hAnsi="Consolas"/>
+                <w:sz w:val="19"/>
+              </w:rPr>
+              <w:t>MANUAL:CAMBIAR_TURNO</w:t>
+            </w:r>
+          </w:p>
+        </w:tc>
+        <w:tc>
+          <w:tcPr>
+            <w:tcW w:type="dxa" w:w="3120"/>
+          </w:tcPr>
+          <w:p>
+            <w:r/>
+            <w:r>
+              <w:rPr>
+                <w:b w:val="0"/>
+                <w:sz w:val="19"/>
+              </w:rPr>
+              <w:t>*«DAR PASO: el sentido que ahora tiene verde va a quedar en rojo y el otro va a arrancar. Mire el tramo entero antes de aceptar.»*</w:t>
+            </w:r>
+          </w:p>
+        </w:tc>
+      </w:tr>
+      <w:tr>
+        <w:tc>
+          <w:tcPr>
+            <w:tcW w:type="dxa" w:w="3120"/>
+          </w:tcPr>
+          <w:p>
+            <w:r/>
+            <w:r>
+              <w:rPr>
+                <w:b/>
+                <w:sz w:val="19"/>
+              </w:rPr>
+              <w:t>AUTOMÁTICO</w:t>
+            </w:r>
+          </w:p>
+        </w:tc>
+        <w:tc>
+          <w:tcPr>
+            <w:tcW w:type="dxa" w:w="3120"/>
+          </w:tcPr>
+          <w:p>
+            <w:r/>
+            <w:r>
+              <w:rPr>
+                <w:rFonts w:ascii="Consolas" w:hAnsi="Consolas"/>
+                <w:sz w:val="19"/>
+              </w:rPr>
+              <w:t>SET_MODO:AUTO</w:t>
+            </w:r>
+          </w:p>
+        </w:tc>
+        <w:tc>
+          <w:tcPr>
+            <w:tcW w:type="dxa" w:w="3120"/>
+          </w:tcPr>
+          <w:p>
+            <w:r/>
+            <w:r>
+              <w:rPr>
+                <w:b w:val="0"/>
+                <w:sz w:val="19"/>
+              </w:rPr>
+              <w:t>*«AUTOMATICO: el equipo va a empezar a dar verdes solo, sin volver a preguntar. Mire el tramo entero antes de aceptar.»*</w:t>
+            </w:r>
+          </w:p>
+        </w:tc>
+      </w:tr>
+    </w:tbl>
+    <w:p>
+      <w:pPr>
+        <w:spacing w:after="120"/>
+      </w:pPr>
+    </w:p>
+    <w:p>
+      <w:pPr>
+        <w:spacing w:after="120"/>
+      </w:pPr>
+      <w:r>
+        <w:rPr>
+          <w:b/>
+          <w:sz w:val="21"/>
+        </w:rPr>
+        <w:t>La pregunta que encabeza el diálogo es «¿No quedan vehículos en el tramo?»</w:t>
+      </w:r>
+      <w:r>
+        <w:rPr>
+          <w:b w:val="0"/>
+          <w:sz w:val="21"/>
+        </w:rPr>
+        <w:t>, y debajo lleva la</w:t>
+      </w:r>
+    </w:p>
+    <w:p>
+      <w:pPr>
+        <w:spacing w:after="120"/>
+      </w:pPr>
+      <w:r>
+        <w:rPr>
+          <w:b w:val="0"/>
+          <w:sz w:val="21"/>
+        </w:rPr>
+        <w:t>lista de lo que hay que mirar —</w:t>
+      </w:r>
+      <w:r>
+        <w:rPr>
+          <w:b/>
+          <w:sz w:val="21"/>
+        </w:rPr>
+        <w:t>el tramo entero hasta la otra punta</w:t>
+      </w:r>
+      <w:r>
+        <w:rPr>
+          <w:b w:val="0"/>
+          <w:sz w:val="21"/>
+        </w:rPr>
+        <w:t>, curvas y cambios de rasante,</w:t>
+      </w:r>
+    </w:p>
+    <w:p>
+      <w:pPr>
+        <w:spacing w:after="120"/>
+      </w:pPr>
+      <w:r>
+        <w:rPr>
+          <w:b w:val="0"/>
+          <w:sz w:val="21"/>
+        </w:rPr>
+        <w:t>vehículos parados o lentos, maquinaria, y gente trabajando o cruzando la calzada—. Los dos botones</w:t>
+      </w:r>
+    </w:p>
+    <w:p>
+      <w:pPr>
+        <w:spacing w:after="120"/>
+      </w:pPr>
+      <w:r>
+        <w:rPr>
+          <w:b w:val="0"/>
+          <w:sz w:val="21"/>
+        </w:rPr>
+        <w:t xml:space="preserve">son </w:t>
+      </w:r>
+      <w:r>
+        <w:rPr>
+          <w:b/>
+          <w:sz w:val="21"/>
+        </w:rPr>
+        <w:t>«Todavía no»</w:t>
+      </w:r>
+      <w:r>
+        <w:rPr>
+          <w:b w:val="0"/>
+          <w:sz w:val="21"/>
+        </w:rPr>
+        <w:t xml:space="preserve"> y </w:t>
+      </w:r>
+      <w:r>
+        <w:rPr>
+          <w:b/>
+          <w:sz w:val="21"/>
+        </w:rPr>
+        <w:t>«He mirado: el tramo está libre»</w:t>
+      </w:r>
+      <w:r>
+        <w:rPr>
+          <w:b w:val="0"/>
+          <w:sz w:val="21"/>
+        </w:rPr>
+        <w:t xml:space="preserve"> (</w:t>
+      </w:r>
+      <w:r>
+        <w:rPr>
+          <w:rFonts w:ascii="Consolas" w:hAnsi="Consolas"/>
+          <w:sz w:val="21"/>
+        </w:rPr>
+        <w:t>index.html:788-806</w:t>
+      </w:r>
+      <w:r>
+        <w:rPr>
+          <w:b w:val="0"/>
+          <w:sz w:val="21"/>
+        </w:rPr>
+        <w:t>).</w:t>
+      </w:r>
+    </w:p>
+    <w:p>
+      <w:pPr>
+        <w:spacing w:before="200" w:after="120"/>
+      </w:pPr>
+      <w:r>
+        <w:rPr>
+          <w:b/>
+          <w:color w:val="003366"/>
+          <w:sz w:val="21"/>
+        </w:rPr>
+        <w:t>Las tres reglas de cuándo aparece, y ninguna es evidente</w:t>
+      </w:r>
+    </w:p>
+    <w:p>
+      <w:pPr>
+        <w:pStyle w:val="ListNumber"/>
+        <w:spacing w:after="60"/>
+      </w:pPr>
+      <w:r>
+        <w:rPr>
+          <w:b w:val="0"/>
+          <w:sz w:val="21"/>
+        </w:rPr>
+        <w:t xml:space="preserve">🛑 </w:t>
+      </w:r>
+      <w:r>
+        <w:rPr>
+          <w:b/>
+          <w:sz w:val="21"/>
+        </w:rPr>
+        <w:t>NUNCA se pregunta para PARAR.</w:t>
+      </w:r>
+      <w:r>
+        <w:rPr>
+          <w:b w:val="0"/>
+          <w:sz w:val="21"/>
+        </w:rPr>
+        <w:t xml:space="preserve"> Poner rojo total, poner ámbar y volver al menú **no</w:t>
+      </w:r>
+    </w:p>
+    <w:p>
+      <w:pPr>
+        <w:spacing w:after="120"/>
+      </w:pPr>
+      <w:r>
+        <w:rPr>
+          <w:b w:val="0"/>
+          <w:sz w:val="21"/>
+        </w:rPr>
+        <w:t>preguntan nada**. Está escrito en el propio fuente (</w:t>
+      </w:r>
+      <w:r>
+        <w:rPr>
+          <w:rFonts w:ascii="Consolas" w:hAnsi="Consolas"/>
+          <w:sz w:val="21"/>
+        </w:rPr>
+        <w:t>app.js:1796-1800</w:t>
+      </w:r>
+      <w:r>
+        <w:rPr>
+          <w:b w:val="0"/>
+          <w:sz w:val="21"/>
+        </w:rPr>
+        <w:t>) y el motivo es el que</w:t>
+      </w:r>
+    </w:p>
+    <w:p>
+      <w:pPr>
+        <w:spacing w:after="120"/>
+      </w:pPr>
+      <w:r>
+        <w:rPr>
+          <w:b w:val="0"/>
+          <w:sz w:val="21"/>
+        </w:rPr>
+        <w:t xml:space="preserve">importa: </w:t>
+      </w:r>
+      <w:r>
+        <w:rPr>
+          <w:b/>
+          <w:sz w:val="21"/>
+        </w:rPr>
+        <w:t>preguntar para parar enseña a decir que sí sin leer</w:t>
+      </w:r>
+      <w:r>
+        <w:rPr>
+          <w:b w:val="0"/>
+          <w:sz w:val="21"/>
+        </w:rPr>
+        <w:t>, y el día que la pregunta llegue</w:t>
+      </w:r>
+    </w:p>
+    <w:p>
+      <w:pPr>
+        <w:spacing w:after="120"/>
+      </w:pPr>
+      <w:r>
+        <w:rPr>
+          <w:b w:val="0"/>
+          <w:sz w:val="21"/>
+        </w:rPr>
+        <w:t>en serio ya nadie la lee. Es además el mismo criterio que el firmware usa para el PIN —</w:t>
+      </w:r>
+    </w:p>
+    <w:p>
+      <w:pPr>
+        <w:spacing w:after="120"/>
+      </w:pPr>
+      <w:r>
+        <w:rPr>
+          <w:rFonts w:ascii="Consolas" w:hAnsi="Consolas"/>
+          <w:sz w:val="21"/>
+        </w:rPr>
+        <w:t>FORZAR_ROJO</w:t>
+      </w:r>
+      <w:r>
+        <w:rPr>
+          <w:b w:val="0"/>
+          <w:sz w:val="21"/>
+        </w:rPr>
+        <w:t xml:space="preserve"> y </w:t>
+      </w:r>
+      <w:r>
+        <w:rPr>
+          <w:rFonts w:ascii="Consolas" w:hAnsi="Consolas"/>
+          <w:sz w:val="21"/>
+        </w:rPr>
+        <w:t>AMBAR_EMERGENCIA</w:t>
+      </w:r>
+      <w:r>
+        <w:rPr>
+          <w:b w:val="0"/>
+          <w:sz w:val="21"/>
+        </w:rPr>
+        <w:t xml:space="preserve"> están en la lista </w:t>
+      </w:r>
+      <w:r>
+        <w:rPr>
+          <w:b/>
+          <w:sz w:val="21"/>
+        </w:rPr>
+        <w:t>sin PIN</w:t>
+      </w:r>
+      <w:r>
+        <w:rPr>
+          <w:b w:val="0"/>
+          <w:sz w:val="21"/>
+        </w:rPr>
+        <w:t xml:space="preserve"> a propósito (</w:t>
+      </w:r>
+      <w:r>
+        <w:rPr>
+          <w:rFonts w:ascii="Consolas" w:hAnsi="Consolas"/>
+          <w:sz w:val="21"/>
+        </w:rPr>
+        <w:t>app.js:281</w:t>
+      </w:r>
+      <w:r>
+        <w:rPr>
+          <w:b w:val="0"/>
+          <w:sz w:val="21"/>
+        </w:rPr>
+        <w:t>).</w:t>
+      </w:r>
+    </w:p>
+    <w:p>
+      <w:pPr>
+        <w:pStyle w:val="ListNumber"/>
+        <w:spacing w:after="60"/>
+      </w:pPr>
+      <w:r>
+        <w:rPr>
+          <w:b w:val="0"/>
+          <w:sz w:val="21"/>
+        </w:rPr>
+        <w:t xml:space="preserve">⚠️ </w:t>
+      </w:r>
+      <w:r>
+        <w:rPr>
+          <w:b/>
+          <w:sz w:val="21"/>
+        </w:rPr>
+        <w:t>Se pregunta AUNQUE EL PIN YA ESTÉ PUESTO.</w:t>
+      </w:r>
+      <w:r>
+        <w:rPr>
+          <w:b w:val="0"/>
+          <w:sz w:val="21"/>
+        </w:rPr>
+        <w:t xml:space="preserve"> No son dos llaves de la misma puerta, y el</w:t>
+      </w:r>
+    </w:p>
+    <w:p>
+      <w:pPr>
+        <w:spacing w:after="120"/>
+      </w:pPr>
+      <w:r>
+        <w:rPr>
+          <w:b w:val="0"/>
+          <w:sz w:val="21"/>
+        </w:rPr>
+        <w:t>fuente lo dice con estas palabras (</w:t>
+      </w:r>
+      <w:r>
+        <w:rPr>
+          <w:rFonts w:ascii="Consolas" w:hAnsi="Consolas"/>
+          <w:sz w:val="21"/>
+        </w:rPr>
+        <w:t>app.js:1807-1809</w:t>
+      </w:r>
+      <w:r>
+        <w:rPr>
+          <w:b w:val="0"/>
+          <w:sz w:val="21"/>
+        </w:rPr>
+        <w:t>): *«el técnico que tecleó su clave hace</w:t>
+      </w:r>
+    </w:p>
+    <w:p>
+      <w:pPr>
+        <w:spacing w:after="120"/>
+      </w:pPr>
+      <w:r>
+        <w:rPr>
+          <w:b w:val="0"/>
+          <w:sz w:val="21"/>
+        </w:rPr>
+        <w:t xml:space="preserve">diez minutos tampoco ha mirado el tramo»*. Un técnico en modo </w:t>
+      </w:r>
+      <w:r>
+        <w:rPr>
+          <w:rFonts w:ascii="Consolas" w:hAnsi="Consolas"/>
+          <w:sz w:val="21"/>
+        </w:rPr>
+        <w:t>TÉCNICO</w:t>
+      </w:r>
+      <w:r>
+        <w:rPr>
+          <w:b w:val="0"/>
+          <w:sz w:val="21"/>
+        </w:rPr>
+        <w:t xml:space="preserve"> verá la pregunta igual.</w:t>
+      </w:r>
+    </w:p>
+    <w:p>
+      <w:pPr>
+        <w:pStyle w:val="ListNumber"/>
+        <w:spacing w:after="60"/>
+      </w:pPr>
+      <w:r>
+        <w:rPr>
+          <w:b w:val="0"/>
+          <w:sz w:val="21"/>
+        </w:rPr>
+        <w:t xml:space="preserve">⏱️ </w:t>
+      </w:r>
+      <w:r>
+        <w:rPr>
+          <w:b/>
+          <w:sz w:val="21"/>
+        </w:rPr>
+        <w:t>El «he mirado» CADUCA a los 30 s, y también en cuanto cambian las luces</w:t>
+      </w:r>
+    </w:p>
+    <w:p>
+      <w:pPr>
+        <w:spacing w:after="120"/>
+      </w:pPr>
+      <w:r>
+        <w:rPr>
+          <w:b w:val="0"/>
+          <w:sz w:val="21"/>
+        </w:rPr>
+        <w:t>(</w:t>
+      </w:r>
+      <w:r>
+        <w:rPr>
+          <w:rFonts w:ascii="Consolas" w:hAnsi="Consolas"/>
+          <w:sz w:val="21"/>
+        </w:rPr>
+        <w:t>VIA_VIGENCIA_MS = 30 * 1000</w:t>
+      </w:r>
+      <w:r>
+        <w:rPr>
+          <w:b w:val="0"/>
+          <w:sz w:val="21"/>
+        </w:rPr>
+        <w:t xml:space="preserve">, </w:t>
+      </w:r>
+      <w:r>
+        <w:rPr>
+          <w:rFonts w:ascii="Consolas" w:hAnsi="Consolas"/>
+          <w:sz w:val="21"/>
+        </w:rPr>
+        <w:t>app.js:1810</w:t>
+      </w:r>
+      <w:r>
+        <w:rPr>
+          <w:b w:val="0"/>
+          <w:sz w:val="21"/>
+        </w:rPr>
+        <w:t xml:space="preserve"> y </w:t>
+      </w:r>
+      <w:r>
+        <w:rPr>
+          <w:rFonts w:ascii="Consolas" w:hAnsi="Consolas"/>
+          <w:sz w:val="21"/>
+        </w:rPr>
+        <w:t>:1843-1849</w:t>
+      </w:r>
+      <w:r>
+        <w:rPr>
+          <w:b w:val="0"/>
+          <w:sz w:val="21"/>
+        </w:rPr>
+        <w:t>). Confirmar la vía y luego</w:t>
+      </w:r>
+    </w:p>
+    <w:p>
+      <w:pPr>
+        <w:spacing w:after="120"/>
+      </w:pPr>
+      <w:r>
+        <w:rPr>
+          <w:b w:val="0"/>
+          <w:sz w:val="21"/>
+        </w:rPr>
+        <w:t xml:space="preserve">entretenerse dos minutos </w:t>
+      </w:r>
+      <w:r>
+        <w:rPr>
+          <w:b/>
+          <w:sz w:val="21"/>
+        </w:rPr>
+        <w:t>no vale</w:t>
+      </w:r>
+      <w:r>
+        <w:rPr>
+          <w:b w:val="0"/>
+          <w:sz w:val="21"/>
+        </w:rPr>
+        <w:t>: hay que volver a mirar. Y si el cruce cambió de fase entre</w:t>
+      </w:r>
+    </w:p>
+    <w:p>
+      <w:pPr>
+        <w:spacing w:after="120"/>
+      </w:pPr>
+      <w:r>
+        <w:rPr>
+          <w:b w:val="0"/>
+          <w:sz w:val="21"/>
+        </w:rPr>
+        <w:t xml:space="preserve">el «he mirado» y la orden, </w:t>
+      </w:r>
+      <w:r>
+        <w:rPr>
+          <w:b/>
+          <w:sz w:val="21"/>
+        </w:rPr>
+        <w:t>el vale se cae solo</w:t>
+      </w:r>
+      <w:r>
+        <w:rPr>
+          <w:b w:val="0"/>
+          <w:sz w:val="21"/>
+        </w:rPr>
+        <w:t>, porque el tramo que se miró ya no es el tramo</w:t>
+      </w:r>
+    </w:p>
+    <w:p>
+      <w:pPr>
+        <w:spacing w:after="120"/>
+      </w:pPr>
+      <w:r>
+        <w:rPr>
+          <w:b w:val="0"/>
+          <w:sz w:val="21"/>
+        </w:rPr>
+        <w:t>que se va a abrir.</w:t>
+      </w:r>
+    </w:p>
+    <w:p>
+      <w:pPr>
+        <w:spacing w:before="200" w:after="120"/>
+      </w:pPr>
+      <w:r>
+        <w:rPr>
+          <w:b/>
+          <w:color w:val="003366"/>
+          <w:sz w:val="21"/>
+        </w:rPr>
+        <w:t>Qué sigue pidiendo PIN — que NO es «nada»</w:t>
+      </w:r>
+    </w:p>
+    <w:p>
+      <w:pPr>
+        <w:spacing w:after="120"/>
+      </w:pPr>
+      <w:r>
+        <w:rPr>
+          <w:b/>
+          <w:sz w:val="21"/>
+        </w:rPr>
+        <w:t>La confirmación de vía NO ha sustituido al PIN en todas partes.</w:t>
+      </w:r>
+      <w:r>
+        <w:rPr>
+          <w:b w:val="0"/>
+          <w:sz w:val="21"/>
+        </w:rPr>
+        <w:t xml:space="preserve"> Censado el 04/09 sobre</w:t>
+      </w:r>
+    </w:p>
+    <w:p>
+      <w:pPr>
+        <w:spacing w:after="120"/>
+      </w:pPr>
+      <w:r>
+        <w:rPr>
+          <w:rFonts w:ascii="Consolas" w:hAnsi="Consolas"/>
+          <w:sz w:val="21"/>
+        </w:rPr>
+        <w:t>app.js</w:t>
+      </w:r>
+      <w:r>
+        <w:rPr>
+          <w:b w:val="0"/>
+          <w:sz w:val="21"/>
+        </w:rPr>
+        <w:t>:</w:t>
+      </w:r>
+    </w:p>
+    <w:tbl>
+      <w:tblPr>
+        <w:tblStyle w:val="TableGrid"/>
+        <w:tblW w:type="auto" w:w="0"/>
+        <w:tblLook w:firstColumn="1" w:firstRow="1" w:lastColumn="0" w:lastRow="0" w:noHBand="0" w:noVBand="1" w:val="04A0"/>
+      </w:tblPr>
+      <w:tblGrid>
+        <w:gridCol w:w="3120"/>
+        <w:gridCol w:w="3120"/>
+        <w:gridCol w:w="3120"/>
+      </w:tblGrid>
+      <w:tr>
+        <w:tc>
+          <w:tcPr>
+            <w:tcW w:type="dxa" w:w="3120"/>
+            <w:shd w:val="clear" w:fill="DCE6F1"/>
+          </w:tcPr>
+          <w:p>
+            <w:r/>
+            <w:r>
+              <w:rPr>
+                <w:b/>
+                <w:sz w:val="19"/>
+              </w:rPr>
+              <w:t>orden</w:t>
+            </w:r>
+          </w:p>
+        </w:tc>
+        <w:tc>
+          <w:tcPr>
+            <w:tcW w:type="dxa" w:w="3120"/>
+            <w:shd w:val="clear" w:fill="DCE6F1"/>
+          </w:tcPr>
+          <w:p>
+            <w:r/>
+            <w:r>
+              <w:rPr>
+                <w:b/>
+                <w:sz w:val="19"/>
+              </w:rPr>
+              <w:t>¿pide PIN?</w:t>
+            </w:r>
+          </w:p>
+        </w:tc>
+        <w:tc>
+          <w:tcPr>
+            <w:tcW w:type="dxa" w:w="3120"/>
+            <w:shd w:val="clear" w:fill="DCE6F1"/>
+          </w:tcPr>
+          <w:p>
+            <w:r/>
+            <w:r>
+              <w:rPr>
+                <w:b/>
+                <w:sz w:val="19"/>
+              </w:rPr>
+              <w:t>¿pregunta por el tramo?</w:t>
+            </w:r>
+          </w:p>
+        </w:tc>
+      </w:tr>
+      <w:tr>
+        <w:tc>
+          <w:tcPr>
+            <w:tcW w:type="dxa" w:w="3120"/>
+          </w:tcPr>
+          <w:p>
+            <w:r/>
+            <w:r>
+              <w:rPr>
+                <w:rFonts w:ascii="Consolas" w:hAnsi="Consolas"/>
+                <w:sz w:val="19"/>
+              </w:rPr>
+              <w:t>MANUAL:CAMBIAR_TURNO</w:t>
+            </w:r>
+            <w:r>
+              <w:rPr>
+                <w:b w:val="0"/>
+                <w:sz w:val="19"/>
+              </w:rPr>
+              <w:t xml:space="preserve"> (</w:t>
+            </w:r>
+            <w:r>
+              <w:rPr>
+                <w:b/>
+                <w:sz w:val="19"/>
+              </w:rPr>
+              <w:t>DAR PASO</w:t>
+            </w:r>
+            <w:r>
+              <w:rPr>
+                <w:b w:val="0"/>
+                <w:sz w:val="19"/>
+              </w:rPr>
+              <w:t xml:space="preserve">) · </w:t>
+            </w:r>
+            <w:r>
+              <w:rPr>
+                <w:rFonts w:ascii="Consolas" w:hAnsi="Consolas"/>
+                <w:sz w:val="19"/>
+              </w:rPr>
+              <w:t>SET_MODO:AUTO</w:t>
+            </w:r>
+          </w:p>
+        </w:tc>
+        <w:tc>
+          <w:tcPr>
+            <w:tcW w:type="dxa" w:w="3120"/>
+          </w:tcPr>
+          <w:p>
+            <w:r/>
+            <w:r>
+              <w:rPr>
+                <w:b w:val="0"/>
+                <w:sz w:val="19"/>
+              </w:rPr>
+              <w:t>❌ no</w:t>
+            </w:r>
+          </w:p>
+        </w:tc>
+        <w:tc>
+          <w:tcPr>
+            <w:tcW w:type="dxa" w:w="3120"/>
+          </w:tcPr>
+          <w:p>
+            <w:r/>
+            <w:r>
+              <w:rPr>
+                <w:b w:val="0"/>
+                <w:sz w:val="19"/>
+              </w:rPr>
+              <w:t xml:space="preserve">✅ </w:t>
+            </w:r>
+            <w:r>
+              <w:rPr>
+                <w:b/>
+                <w:sz w:val="19"/>
+              </w:rPr>
+              <w:t>sí</w:t>
+            </w:r>
+          </w:p>
+        </w:tc>
+      </w:tr>
+      <w:tr>
+        <w:tc>
+          <w:tcPr>
+            <w:tcW w:type="dxa" w:w="3120"/>
+          </w:tcPr>
+          <w:p>
+            <w:r/>
+            <w:r>
+              <w:rPr>
+                <w:rFonts w:ascii="Consolas" w:hAnsi="Consolas"/>
+                <w:sz w:val="19"/>
+              </w:rPr>
+              <w:t>FORZAR_ROJO</w:t>
+            </w:r>
+            <w:r>
+              <w:rPr>
+                <w:b w:val="0"/>
+                <w:sz w:val="19"/>
+              </w:rPr>
+              <w:t xml:space="preserve"> (</w:t>
+            </w:r>
+            <w:r>
+              <w:rPr>
+                <w:b/>
+                <w:sz w:val="19"/>
+              </w:rPr>
+              <w:t>ROJO TOTAL</w:t>
+            </w:r>
+            <w:r>
+              <w:rPr>
+                <w:b w:val="0"/>
+                <w:sz w:val="19"/>
+              </w:rPr>
+              <w:t xml:space="preserve">) · </w:t>
+            </w:r>
+            <w:r>
+              <w:rPr>
+                <w:rFonts w:ascii="Consolas" w:hAnsi="Consolas"/>
+                <w:sz w:val="19"/>
+              </w:rPr>
+              <w:t>AMBAR_EMERGENCIA</w:t>
+            </w:r>
+            <w:r>
+              <w:rPr>
+                <w:b w:val="0"/>
+                <w:sz w:val="19"/>
+              </w:rPr>
+              <w:t xml:space="preserve"> · </w:t>
+            </w:r>
+            <w:r>
+              <w:rPr>
+                <w:rFonts w:ascii="Consolas" w:hAnsi="Consolas"/>
+                <w:sz w:val="19"/>
+              </w:rPr>
+              <w:t>SET_MODO:MENU</w:t>
+            </w:r>
+            <w:r>
+              <w:rPr>
+                <w:b w:val="0"/>
+                <w:sz w:val="19"/>
+              </w:rPr>
+              <w:t xml:space="preserve"> · </w:t>
+            </w:r>
+            <w:r>
+              <w:rPr>
+                <w:rFonts w:ascii="Consolas" w:hAnsi="Consolas"/>
+                <w:sz w:val="19"/>
+              </w:rPr>
+              <w:t>SET_MODO:ALCANCE</w:t>
+            </w:r>
+          </w:p>
+        </w:tc>
+        <w:tc>
+          <w:tcPr>
+            <w:tcW w:type="dxa" w:w="3120"/>
+          </w:tcPr>
+          <w:p>
+            <w:r/>
+            <w:r>
+              <w:rPr>
+                <w:b w:val="0"/>
+                <w:sz w:val="19"/>
+              </w:rPr>
+              <w:t xml:space="preserve">❌ no *(lista </w:t>
+            </w:r>
+            <w:r>
+              <w:rPr>
+                <w:rFonts w:ascii="Consolas" w:hAnsi="Consolas"/>
+                <w:sz w:val="19"/>
+              </w:rPr>
+              <w:t>SIN_PIN</w:t>
+            </w:r>
+            <w:r>
+              <w:rPr>
+                <w:b w:val="0"/>
+                <w:sz w:val="19"/>
+              </w:rPr>
+              <w:t xml:space="preserve">, </w:t>
+            </w:r>
+            <w:r>
+              <w:rPr>
+                <w:rFonts w:ascii="Consolas" w:hAnsi="Consolas"/>
+                <w:sz w:val="19"/>
+              </w:rPr>
+              <w:t>app.js:281</w:t>
+            </w:r>
+            <w:r>
+              <w:rPr>
+                <w:b w:val="0"/>
+                <w:sz w:val="19"/>
+              </w:rPr>
+              <w:t>)*</w:t>
+            </w:r>
+          </w:p>
+        </w:tc>
+        <w:tc>
+          <w:tcPr>
+            <w:tcW w:type="dxa" w:w="3120"/>
+          </w:tcPr>
+          <w:p>
+            <w:r/>
+            <w:r>
+              <w:rPr>
+                <w:b w:val="0"/>
+                <w:sz w:val="19"/>
+              </w:rPr>
+              <w:t xml:space="preserve">❌ no — </w:t>
+            </w:r>
+            <w:r>
+              <w:rPr>
+                <w:b/>
+                <w:sz w:val="19"/>
+              </w:rPr>
+              <w:t>es la dirección segura</w:t>
+            </w:r>
+          </w:p>
+        </w:tc>
+      </w:tr>
+      <w:tr>
+        <w:tc>
+          <w:tcPr>
+            <w:tcW w:type="dxa" w:w="3120"/>
+          </w:tcPr>
+          <w:p>
+            <w:r/>
+            <w:r>
+              <w:rPr>
+                <w:rFonts w:ascii="Consolas" w:hAnsi="Consolas"/>
+                <w:sz w:val="19"/>
+              </w:rPr>
+              <w:t>SET_MODO:AMBAR</w:t>
+            </w:r>
+            <w:r>
+              <w:rPr>
+                <w:b w:val="0"/>
+                <w:sz w:val="19"/>
+              </w:rPr>
+              <w:t xml:space="preserve"> (</w:t>
+            </w:r>
+            <w:r>
+              <w:rPr>
+                <w:rFonts w:ascii="Consolas" w:hAnsi="Consolas"/>
+                <w:sz w:val="19"/>
+              </w:rPr>
+              <w:t>:1964</w:t>
+            </w:r>
+            <w:r>
+              <w:rPr>
+                <w:b w:val="0"/>
+                <w:sz w:val="19"/>
+              </w:rPr>
+              <w:t xml:space="preserve">) · </w:t>
+            </w:r>
+            <w:r>
+              <w:rPr>
+                <w:rFonts w:ascii="Consolas" w:hAnsi="Consolas"/>
+                <w:sz w:val="19"/>
+              </w:rPr>
+              <w:t>CANCELAR_AMBAR</w:t>
+            </w:r>
+            <w:r>
+              <w:rPr>
+                <w:b w:val="0"/>
+                <w:sz w:val="19"/>
+              </w:rPr>
+              <w:t xml:space="preserve"> (</w:t>
+            </w:r>
+            <w:r>
+              <w:rPr>
+                <w:rFonts w:ascii="Consolas" w:hAnsi="Consolas"/>
+                <w:sz w:val="19"/>
+              </w:rPr>
+              <w:t>:2036</w:t>
+            </w:r>
+            <w:r>
+              <w:rPr>
+                <w:b w:val="0"/>
+                <w:sz w:val="19"/>
+              </w:rPr>
+              <w:t xml:space="preserve">) · </w:t>
+            </w:r>
+            <w:r>
+              <w:rPr>
+                <w:rFonts w:ascii="Consolas" w:hAnsi="Consolas"/>
+                <w:sz w:val="19"/>
+              </w:rPr>
+              <w:t>SET_MODO:DEGRADADO</w:t>
+            </w:r>
+            <w:r>
+              <w:rPr>
+                <w:b w:val="0"/>
+                <w:sz w:val="19"/>
+              </w:rPr>
+              <w:t xml:space="preserve"> (</w:t>
+            </w:r>
+            <w:r>
+              <w:rPr>
+                <w:rFonts w:ascii="Consolas" w:hAnsi="Consolas"/>
+                <w:sz w:val="19"/>
+              </w:rPr>
+              <w:t>:2221</w:t>
+            </w:r>
+            <w:r>
+              <w:rPr>
+                <w:b w:val="0"/>
+                <w:sz w:val="19"/>
+              </w:rPr>
+              <w:t xml:space="preserve">) · </w:t>
+            </w:r>
+            <w:r>
+              <w:rPr>
+                <w:rFonts w:ascii="Consolas" w:hAnsi="Consolas"/>
+                <w:sz w:val="19"/>
+              </w:rPr>
+              <w:t>TEST_LEDS</w:t>
+            </w:r>
+            <w:r>
+              <w:rPr>
+                <w:b w:val="0"/>
+                <w:sz w:val="19"/>
+              </w:rPr>
+              <w:t xml:space="preserve"> (</w:t>
+            </w:r>
+            <w:r>
+              <w:rPr>
+                <w:rFonts w:ascii="Consolas" w:hAnsi="Consolas"/>
+                <w:sz w:val="19"/>
+              </w:rPr>
+              <w:t>:3547</w:t>
+            </w:r>
+            <w:r>
+              <w:rPr>
+                <w:b w:val="0"/>
+                <w:sz w:val="19"/>
+              </w:rPr>
+              <w:t>) · todos los botones de la pestaña Técnico (</w:t>
+            </w:r>
+            <w:r>
+              <w:rPr>
+                <w:rFonts w:ascii="Consolas" w:hAnsi="Consolas"/>
+                <w:sz w:val="19"/>
+              </w:rPr>
+              <w:t>:3022</w:t>
+            </w:r>
+            <w:r>
+              <w:rPr>
+                <w:b w:val="0"/>
+                <w:sz w:val="19"/>
+              </w:rPr>
+              <w:t>)</w:t>
+            </w:r>
+          </w:p>
+        </w:tc>
+        <w:tc>
+          <w:tcPr>
+            <w:tcW w:type="dxa" w:w="3120"/>
+          </w:tcPr>
+          <w:p>
+            <w:r/>
+            <w:r>
+              <w:rPr>
+                <w:b w:val="0"/>
+                <w:sz w:val="19"/>
+              </w:rPr>
+              <w:t xml:space="preserve">✅ </w:t>
+            </w:r>
+            <w:r>
+              <w:rPr>
+                <w:b/>
+                <w:sz w:val="19"/>
+              </w:rPr>
+              <w:t>sí</w:t>
+            </w:r>
+          </w:p>
+        </w:tc>
+        <w:tc>
+          <w:tcPr>
+            <w:tcW w:type="dxa" w:w="3120"/>
+          </w:tcPr>
+          <w:p>
+            <w:r/>
+            <w:r>
+              <w:rPr>
+                <w:b w:val="0"/>
+                <w:sz w:val="19"/>
+              </w:rPr>
+              <w:t>❌ no</w:t>
+            </w:r>
+          </w:p>
+        </w:tc>
+      </w:tr>
+    </w:tbl>
+    <w:p>
+      <w:pPr>
+        <w:spacing w:after="120"/>
+      </w:pPr>
+    </w:p>
+    <w:p>
+      <w:pPr>
+        <w:spacing w:after="160"/>
+        <w:ind w:left="360"/>
+        <w:shd w:val="clear" w:fill="FFF4E5"/>
+      </w:pPr>
+      <w:r>
+        <w:rPr>
+          <w:b w:val="0"/>
+          <w:color w:val="960000"/>
+          <w:sz w:val="20"/>
+        </w:rPr>
+        <w:t xml:space="preserve">🔵 </w:t>
+      </w:r>
+      <w:r>
+        <w:rPr>
+          <w:b/>
+          <w:color w:val="960000"/>
+          <w:sz w:val="20"/>
+        </w:rPr>
+        <w:t>`CANCELAR_AMBAR` es el caso que parece contradictorio y no lo es:</w:t>
+      </w:r>
+      <w:r>
+        <w:rPr>
+          <w:b w:val="0"/>
+          <w:color w:val="960000"/>
+          <w:sz w:val="20"/>
+        </w:rPr>
+        <w:t xml:space="preserve"> *retirar* el ámbar pide PIN mientras *ponerlo* no lo pide. Devolver el cruce a dar verdes </w:t>
+      </w:r>
+      <w:r>
+        <w:rPr>
+          <w:b/>
+          <w:color w:val="960000"/>
+          <w:sz w:val="20"/>
+        </w:rPr>
+        <w:t>abre paso</w:t>
+      </w:r>
+      <w:r>
+        <w:rPr>
+          <w:b w:val="0"/>
+          <w:color w:val="960000"/>
+          <w:sz w:val="20"/>
+        </w:rPr>
+        <w:t>, y eso es justamente lo que el PIN custodia (</w:t>
+      </w:r>
+      <w:r>
+        <w:rPr>
+          <w:rFonts w:ascii="Consolas" w:hAnsi="Consolas"/>
+          <w:color w:val="960000"/>
+          <w:sz w:val="20"/>
+        </w:rPr>
+        <w:t>app.js:2025</w:t>
+      </w:r>
+      <w:r>
+        <w:rPr>
+          <w:b w:val="0"/>
+          <w:color w:val="960000"/>
+          <w:sz w:val="20"/>
+        </w:rPr>
+        <w:t>).</w:t>
+      </w:r>
+    </w:p>
+    <w:p>
+      <w:pPr>
+        <w:spacing w:after="160"/>
+        <w:ind w:left="360"/>
+        <w:shd w:val="clear" w:fill="FFF4E5"/>
+      </w:pPr>
+      <w:r>
+        <w:rPr>
+          <w:b w:val="0"/>
+          <w:color w:val="960000"/>
+          <w:sz w:val="20"/>
+        </w:rPr>
+        <w:t xml:space="preserve">⚠️ </w:t>
+      </w:r>
+      <w:r>
+        <w:rPr>
+          <w:b/>
+          <w:color w:val="960000"/>
+          <w:sz w:val="20"/>
+        </w:rPr>
+        <w:t>Y una precisión sobre el cable, para que nadie concluya de más: el PIN NO ha desaparecido de la trama.</w:t>
+      </w:r>
+      <w:r>
+        <w:rPr>
+          <w:b w:val="0"/>
+          <w:color w:val="960000"/>
+          <w:sz w:val="20"/>
+        </w:rPr>
+        <w:t xml:space="preserve"> La app sigue construyendo </w:t>
+      </w:r>
+      <w:r>
+        <w:rPr>
+          <w:rFonts w:ascii="Consolas" w:hAnsi="Consolas"/>
+          <w:color w:val="960000"/>
+          <w:sz w:val="20"/>
+        </w:rPr>
+        <w:t>CMD:PIN:1234:…</w:t>
+      </w:r>
+      <w:r>
+        <w:rPr>
+          <w:b w:val="0"/>
+          <w:color w:val="960000"/>
+          <w:sz w:val="20"/>
+        </w:rPr>
+        <w:t xml:space="preserve"> (</w:t>
+      </w:r>
+      <w:r>
+        <w:rPr>
+          <w:rFonts w:ascii="Consolas" w:hAnsi="Consolas"/>
+          <w:color w:val="960000"/>
+          <w:sz w:val="20"/>
+        </w:rPr>
+        <w:t>app.js:342-350</w:t>
+      </w:r>
+      <w:r>
+        <w:rPr>
+          <w:b w:val="0"/>
+          <w:color w:val="960000"/>
+          <w:sz w:val="20"/>
+        </w:rPr>
+        <w:t xml:space="preserve">) y el firmware sigue exigiéndolo donde siempre. </w:t>
+      </w:r>
+      <w:r>
+        <w:rPr>
+          <w:b/>
+          <w:color w:val="960000"/>
+          <w:sz w:val="20"/>
+        </w:rPr>
+        <w:t>Lo que cambió es a quién se le pregunta en la pantalla, no lo que viaja por `J17`.</w:t>
+      </w:r>
+      <w:r>
+        <w:rPr>
+          <w:b w:val="0"/>
+          <w:color w:val="960000"/>
+          <w:sz w:val="20"/>
+        </w:rPr>
+        <w:t xml:space="preserve"> Un </w:t>
+      </w:r>
+      <w:r>
+        <w:rPr>
+          <w:rFonts w:ascii="Consolas" w:hAnsi="Consolas"/>
+          <w:color w:val="960000"/>
+          <w:sz w:val="20"/>
+        </w:rPr>
+        <w:t>CMD:PIN:</w:t>
+      </w:r>
+      <w:r>
+        <w:rPr>
+          <w:b w:val="0"/>
+          <w:color w:val="960000"/>
+          <w:sz w:val="20"/>
+        </w:rPr>
+        <w:t xml:space="preserve"> interceptado en el aire vale hoy lo mismo que ayer.</w:t>
       </w:r>
     </w:p>
     <w:p>
@@ -6729,7 +9380,7 @@
                 <w:b w:val="0"/>
                 <w:sz w:val="19"/>
               </w:rPr>
-              <w:t xml:space="preserve">⚠️ ver el aviso de §5.5: </w:t>
+              <w:t xml:space="preserve">~~⚠️ </w:t>
             </w:r>
             <w:r>
               <w:rPr>
@@ -6737,6 +9388,55 @@
                 <w:sz w:val="19"/>
               </w:rPr>
               <w:t>reinicia los tiempos a 1/1/15</w:t>
+            </w:r>
+            <w:r>
+              <w:rPr>
+                <w:b w:val="0"/>
+                <w:sz w:val="19"/>
+              </w:rPr>
+              <w:t xml:space="preserve">~~ → 🟢 </w:t>
+            </w:r>
+            <w:r>
+              <w:rPr>
+                <w:b/>
+                <w:sz w:val="19"/>
+              </w:rPr>
+              <w:t>04/09: YA NO.</w:t>
+            </w:r>
+            <w:r>
+              <w:rPr>
+                <w:b w:val="0"/>
+                <w:sz w:val="19"/>
+              </w:rPr>
+              <w:t xml:space="preserve"> Respeta los tiempos guardados y los recupera del respaldo (</w:t>
+            </w:r>
+            <w:r>
+              <w:rPr>
+                <w:rFonts w:ascii="Consolas" w:hAnsi="Consolas"/>
+                <w:sz w:val="19"/>
+              </w:rPr>
+              <w:t>N-133</w:t>
+            </w:r>
+            <w:r>
+              <w:rPr>
+                <w:b w:val="0"/>
+                <w:sz w:val="19"/>
+              </w:rPr>
+              <w:t xml:space="preserve"> + </w:t>
+            </w:r>
+            <w:r>
+              <w:rPr>
+                <w:rFonts w:ascii="Consolas" w:hAnsi="Consolas"/>
+                <w:sz w:val="19"/>
+              </w:rPr>
+              <w:t>N-42</w:t>
+            </w:r>
+            <w:r>
+              <w:rPr>
+                <w:b w:val="0"/>
+                <w:sz w:val="19"/>
+              </w:rPr>
+              <w:t>). Ver §5.5.1</w:t>
             </w:r>
           </w:p>
         </w:tc>
@@ -7740,6 +10440,69 @@
               </w:rPr>
               <w:t>veta las órdenes de radio</w:t>
             </w:r>
+            <w:r>
+              <w:rPr>
+                <w:b w:val="0"/>
+                <w:sz w:val="19"/>
+              </w:rPr>
+              <w:t xml:space="preserve">. 🟢 </w:t>
+            </w:r>
+            <w:r>
+              <w:rPr>
+                <w:b/>
+                <w:sz w:val="19"/>
+              </w:rPr>
+              <w:t>04/09 (`N-106`): y si el Degradado gobierna la luz, SALE de él por el todo-rojo</w:t>
+            </w:r>
+            <w:r>
+              <w:rPr>
+                <w:b w:val="0"/>
+                <w:sz w:val="19"/>
+              </w:rPr>
+              <w:t xml:space="preserve"> — el </w:t>
+            </w:r>
+            <w:r>
+              <w:rPr>
+                <w:rFonts w:ascii="Consolas" w:hAnsi="Consolas"/>
+                <w:sz w:val="19"/>
+              </w:rPr>
+              <w:t>RESULT</w:t>
+            </w:r>
+            <w:r>
+              <w:rPr>
+                <w:b w:val="0"/>
+                <w:sz w:val="19"/>
+              </w:rPr>
+              <w:t xml:space="preserve"> ya no es </w:t>
+            </w:r>
+            <w:r>
+              <w:rPr>
+                <w:rFonts w:ascii="Consolas" w:hAnsi="Consolas"/>
+                <w:sz w:val="19"/>
+              </w:rPr>
+              <w:t>OK</w:t>
+            </w:r>
+            <w:r>
+              <w:rPr>
+                <w:b w:val="0"/>
+                <w:sz w:val="19"/>
+              </w:rPr>
+              <w:t xml:space="preserve"> siempre, son </w:t>
+            </w:r>
+            <w:r>
+              <w:rPr>
+                <w:b/>
+                <w:sz w:val="19"/>
+              </w:rPr>
+              <w:t>cinco</w:t>
+            </w:r>
+            <w:r>
+              <w:rPr>
+                <w:b w:val="0"/>
+                <w:sz w:val="19"/>
+              </w:rPr>
+              <w:t>. Ver abajo</w:t>
+            </w:r>
           </w:p>
         </w:tc>
       </w:tr>
@@ -8886,6 +11649,181 @@
     </w:p>
     <w:p>
       <w:pPr>
+        <w:spacing w:after="160"/>
+        <w:ind w:left="360"/>
+        <w:shd w:val="clear" w:fill="FFF4E5"/>
+      </w:pPr>
+      <w:r>
+        <w:rPr>
+          <w:b w:val="0"/>
+          <w:color w:val="960000"/>
+          <w:sz w:val="20"/>
+        </w:rPr>
+        <w:t xml:space="preserve">✏️ </w:t>
+      </w:r>
+      <w:r>
+        <w:rPr>
+          <w:b/>
+          <w:color w:val="960000"/>
+          <w:sz w:val="20"/>
+        </w:rPr>
+        <w:t>DISCREPANCIA MEDIDA EL 04/09, y se publica en vez de taparse: el título de este apartado dice CINCO ramas y la tabla enseña CUATRO</w:t>
+      </w:r>
+      <w:r>
+        <w:rPr>
+          <w:b w:val="0"/>
+          <w:color w:val="960000"/>
+          <w:sz w:val="20"/>
+        </w:rPr>
+        <w:t xml:space="preserve"> —y el párrafo de debajo dice *«las cuatro»*—. </w:t>
+      </w:r>
+      <w:r>
+        <w:rPr>
+          <w:b/>
+          <w:color w:val="960000"/>
+          <w:sz w:val="20"/>
+        </w:rPr>
+        <w:t>No se arregla aquí escribiendo una quinta fila a mano</w:t>
+      </w:r>
+      <w:r>
+        <w:rPr>
+          <w:b w:val="0"/>
+          <w:color w:val="960000"/>
+          <w:sz w:val="20"/>
+        </w:rPr>
+        <w:t xml:space="preserve">: inventar la que falta es exactamente lo que este repositorio castiga. </w:t>
+      </w:r>
+      <w:r>
+        <w:rPr>
+          <w:b/>
+          <w:color w:val="960000"/>
+          <w:sz w:val="20"/>
+        </w:rPr>
+        <w:t>La lista buena sale de censar el despachador</w:t>
+      </w:r>
+      <w:r>
+        <w:rPr>
+          <w:b w:val="0"/>
+          <w:color w:val="960000"/>
+          <w:sz w:val="20"/>
+        </w:rPr>
+        <w:t xml:space="preserve"> (</w:t>
+      </w:r>
+      <w:r>
+        <w:rPr>
+          <w:rFonts w:ascii="Consolas" w:hAnsi="Consolas"/>
+          <w:color w:val="960000"/>
+          <w:sz w:val="20"/>
+        </w:rPr>
+        <w:t>Maestro/src/bluetooth.cpp</w:t>
+      </w:r>
+      <w:r>
+        <w:rPr>
+          <w:b w:val="0"/>
+          <w:color w:val="960000"/>
+          <w:sz w:val="20"/>
+        </w:rPr>
+        <w:t xml:space="preserve">, rama </w:t>
+      </w:r>
+      <w:r>
+        <w:rPr>
+          <w:rFonts w:ascii="Consolas" w:hAnsi="Consolas"/>
+          <w:color w:val="960000"/>
+          <w:sz w:val="20"/>
+        </w:rPr>
+        <w:t>SET_RTC</w:t>
+      </w:r>
+      <w:r>
+        <w:rPr>
+          <w:b w:val="0"/>
+          <w:color w:val="960000"/>
+          <w:sz w:val="20"/>
+        </w:rPr>
+        <w:t xml:space="preserve"> desde </w:t>
+      </w:r>
+      <w:r>
+        <w:rPr>
+          <w:rFonts w:ascii="Consolas" w:hAnsi="Consolas"/>
+          <w:color w:val="960000"/>
+          <w:sz w:val="20"/>
+        </w:rPr>
+        <w:t>:578</w:t>
+      </w:r>
+      <w:r>
+        <w:rPr>
+          <w:b w:val="0"/>
+          <w:color w:val="960000"/>
+          <w:sz w:val="20"/>
+        </w:rPr>
+        <w:t xml:space="preserve">), y ese censo no se ha hecho en esta pasada. </w:t>
+      </w:r>
+      <w:r>
+        <w:rPr>
+          <w:b/>
+          <w:color w:val="960000"/>
+          <w:sz w:val="20"/>
+        </w:rPr>
+        <w:t>Mientras tanto, la regla de campo no depende de la cuenta: lea el `RESULT:` o el `DESC:` que llegue, y si no lo reconoce, la app se lo enseña en crudo</w:t>
+      </w:r>
+      <w:r>
+        <w:rPr>
+          <w:b w:val="0"/>
+          <w:color w:val="960000"/>
+          <w:sz w:val="20"/>
+        </w:rPr>
+        <w:t xml:space="preserve"> marcado como *«motivo sin traducir»* (§5.4.2.ter). </w:t>
+      </w:r>
+      <w:r>
+        <w:rPr>
+          <w:b/>
+          <w:color w:val="960000"/>
+          <w:sz w:val="20"/>
+        </w:rPr>
+        <w:t>Lo que no vale es tratar cualquiera de ellas como «enviado».</w:t>
+      </w:r>
+      <w:r>
+        <w:rPr>
+          <w:b w:val="0"/>
+          <w:color w:val="960000"/>
+          <w:sz w:val="20"/>
+        </w:rPr>
+        <w:t xml:space="preserve"> 🛑 </w:t>
+      </w:r>
+      <w:r>
+        <w:rPr>
+          <w:b/>
+          <w:color w:val="960000"/>
+          <w:sz w:val="20"/>
+        </w:rPr>
+        <w:t>Y de las que sí están medidas, una sigue SIN DIAGNOSTICAR: `FORMATO_INVALIDO`.</w:t>
+      </w:r>
+      <w:r>
+        <w:rPr>
+          <w:b w:val="0"/>
+          <w:color w:val="960000"/>
+          <w:sz w:val="20"/>
+        </w:rPr>
+        <w:t xml:space="preserve"> Aparece en el Courier RTC, la app ya lo traduce, y </w:t>
+      </w:r>
+      <w:r>
+        <w:rPr>
+          <w:b/>
+          <w:color w:val="960000"/>
+          <w:sz w:val="20"/>
+        </w:rPr>
+        <w:t>nadie sabe por qué se produce</w:t>
+      </w:r>
+      <w:r>
+        <w:rPr>
+          <w:b w:val="0"/>
+          <w:color w:val="960000"/>
+          <w:sz w:val="20"/>
+        </w:rPr>
+        <w:t>. Traducir un síntoma no es repararlo, y aquí no se propone ninguna causa.</w:t>
+      </w:r>
+    </w:p>
+    <w:p>
+      <w:pPr>
         <w:spacing w:after="80"/>
       </w:pPr>
     </w:p>
@@ -9460,7 +12398,87 @@
           <w:color w:val="960000"/>
           <w:sz w:val="20"/>
         </w:rPr>
-        <w:t xml:space="preserve"> con los bits del reloj, entre ellos.</w:t>
+        <w:t xml:space="preserve"> con los bits del reloj, entre ellos. 🔴 </w:t>
+      </w:r>
+      <w:r>
+        <w:rPr>
+          <w:b/>
+          <w:color w:val="960000"/>
+          <w:sz w:val="20"/>
+        </w:rPr>
+        <w:t>PERO NO ES LO QUE HAY QUE MANDAR CUANDO ALGO FALLE.</w:t>
+      </w:r>
+      <w:r>
+        <w:rPr>
+          <w:b w:val="0"/>
+          <w:color w:val="960000"/>
+          <w:sz w:val="20"/>
+        </w:rPr>
+        <w:t xml:space="preserve"> La cinta es </w:t>
+      </w:r>
+      <w:r>
+        <w:rPr>
+          <w:b/>
+          <w:color w:val="960000"/>
+          <w:sz w:val="20"/>
+        </w:rPr>
+        <w:t>el cable</w:t>
+      </w:r>
+      <w:r>
+        <w:rPr>
+          <w:b w:val="0"/>
+          <w:color w:val="960000"/>
+          <w:sz w:val="20"/>
+        </w:rPr>
+        <w:t xml:space="preserve">: trae lo que pasó por él, en orden y sin interpretar, </w:t>
+      </w:r>
+      <w:r>
+        <w:rPr>
+          <w:b/>
+          <w:color w:val="960000"/>
+          <w:sz w:val="20"/>
+        </w:rPr>
+        <w:t>y nada más</w:t>
+      </w:r>
+      <w:r>
+        <w:rPr>
+          <w:b w:val="0"/>
+          <w:color w:val="960000"/>
+          <w:sz w:val="20"/>
+        </w:rPr>
+        <w:t xml:space="preserve">. Una orden que la app frenó antes de escribir un byte </w:t>
+      </w:r>
+      <w:r>
+        <w:rPr>
+          <w:b/>
+          <w:color w:val="960000"/>
+          <w:sz w:val="20"/>
+        </w:rPr>
+        <w:t>no aparece aquí</w:t>
+      </w:r>
+      <w:r>
+        <w:rPr>
+          <w:b w:val="0"/>
+          <w:color w:val="960000"/>
+          <w:sz w:val="20"/>
+        </w:rPr>
+        <w:t xml:space="preserve">, porque por el cable no pasó. Para reportar una avería se exporta </w:t>
+      </w:r>
+      <w:r>
+        <w:rPr>
+          <w:b/>
+          <w:color w:val="960000"/>
+          <w:sz w:val="20"/>
+        </w:rPr>
+        <w:t>el Diario</w:t>
+      </w:r>
+      <w:r>
+        <w:rPr>
+          <w:b w:val="0"/>
+          <w:color w:val="960000"/>
+          <w:sz w:val="20"/>
+        </w:rPr>
+        <w:t>, que es lo que cuenta abajo.</w:t>
       </w:r>
     </w:p>
     <w:p>
@@ -9473,7 +12491,7 @@
           <w:color w:val="003366"/>
           <w:sz w:val="23"/>
         </w:rPr>
-        <w:t xml:space="preserve">5.4.3 El </w:t>
+        <w:t xml:space="preserve">5.4.2.bis 🆕 EL </w:t>
       </w:r>
       <w:r>
         <w:rPr>
@@ -9481,7 +12499,15 @@
           <w:color w:val="003366"/>
           <w:sz w:val="23"/>
         </w:rPr>
-        <w:t>PIN ya no se puede armar con el teclado cerrado</w:t>
+        <w:t>DIARIO DE ÓRDENES</w:t>
+      </w:r>
+      <w:r>
+        <w:rPr>
+          <w:b/>
+          <w:color w:val="003366"/>
+          <w:sz w:val="23"/>
+        </w:rPr>
+        <w:t xml:space="preserve"> — y es LO QUE HAY QUE MANDAR CUANDO ALGO FALLE</w:t>
       </w:r>
     </w:p>
     <w:p>
@@ -9490,10 +12516,17 @@
       </w:pPr>
       <w:r>
         <w:rPr>
-          <w:b w:val="0"/>
-          <w:sz w:val="21"/>
-        </w:rPr>
-        <w:t>Los botones del teclado siguen existiendo en la página aunque el modal esté oculto, así que</w:t>
+          <w:b/>
+          <w:sz w:val="21"/>
+        </w:rPr>
+        <w:t>Es un registro nuevo del 04/09, distinto de la cinta y con otra pregunta detrás.</w:t>
+      </w:r>
+      <w:r>
+        <w:rPr>
+          <w:b w:val="0"/>
+          <w:sz w:val="21"/>
+        </w:rPr>
+        <w:t xml:space="preserve"> La cinta</w:t>
       </w:r>
     </w:p>
     <w:p>
@@ -9505,7 +12538,21 @@
           <w:b w:val="0"/>
           <w:sz w:val="21"/>
         </w:rPr>
-        <w:t>cualquier cosa que disparara una pulsación sobre ellos **autorizaba la sesión sin que la barrera se</w:t>
+        <w:t xml:space="preserve">contesta *«¿qué salió exactamente por el cable?»*; el Diario contesta </w:t>
+      </w:r>
+      <w:r>
+        <w:rPr>
+          <w:b/>
+          <w:sz w:val="21"/>
+        </w:rPr>
+        <w:t>«¿y qué pasó?»</w:t>
+      </w:r>
+      <w:r>
+        <w:rPr>
+          <w:b w:val="0"/>
+          <w:sz w:val="21"/>
+        </w:rPr>
+        <w:t>. Están los</w:t>
       </w:r>
     </w:p>
     <w:p>
@@ -9517,7 +12564,35 @@
           <w:b w:val="0"/>
           <w:sz w:val="21"/>
         </w:rPr>
-        <w:t>hubiera abierto nunca**. Hoy los cuatro caminos que tocan el PIN comprueban primero que el teclado</w:t>
+        <w:t xml:space="preserve">dos porque </w:t>
+      </w:r>
+      <w:r>
+        <w:rPr>
+          <w:b/>
+          <w:sz w:val="21"/>
+        </w:rPr>
+        <w:t>ninguno de los dos responde a la otra pregunta</w:t>
+      </w:r>
+      <w:r>
+        <w:rPr>
+          <w:b w:val="0"/>
+          <w:sz w:val="21"/>
+        </w:rPr>
+        <w:t xml:space="preserve"> (</w:t>
+      </w:r>
+      <w:r>
+        <w:rPr>
+          <w:rFonts w:ascii="Consolas" w:hAnsi="Consolas"/>
+          <w:sz w:val="21"/>
+        </w:rPr>
+        <w:t>App_Semaforo/www/js/depuracion.js:3-9</w:t>
+      </w:r>
+      <w:r>
+        <w:rPr>
+          <w:b w:val="0"/>
+          <w:sz w:val="21"/>
+        </w:rPr>
+        <w:t>).</w:t>
       </w:r>
     </w:p>
     <w:p>
@@ -9526,80 +12601,17 @@
       </w:pPr>
       <w:r>
         <w:rPr>
-          <w:b w:val="0"/>
-          <w:sz w:val="21"/>
-        </w:rPr>
-        <w:t>esté delante del operario (</w:t>
-      </w:r>
-      <w:r>
-        <w:rPr>
-          <w:rFonts w:ascii="Consolas" w:hAnsi="Consolas"/>
-          <w:sz w:val="21"/>
-        </w:rPr>
-        <w:t>app.js:2554-2556</w:t>
-      </w:r>
-      <w:r>
-        <w:rPr>
-          <w:b w:val="0"/>
-          <w:sz w:val="21"/>
-        </w:rPr>
-        <w:t xml:space="preserve">, aplicado en </w:t>
-      </w:r>
-      <w:r>
-        <w:rPr>
-          <w:rFonts w:ascii="Consolas" w:hAnsi="Consolas"/>
-          <w:sz w:val="21"/>
-        </w:rPr>
-        <w:t>:2561</w:t>
-      </w:r>
-      <w:r>
-        <w:rPr>
-          <w:b w:val="0"/>
-          <w:sz w:val="21"/>
-        </w:rPr>
-        <w:t xml:space="preserve">, </w:t>
-      </w:r>
-      <w:r>
-        <w:rPr>
-          <w:rFonts w:ascii="Consolas" w:hAnsi="Consolas"/>
-          <w:sz w:val="21"/>
-        </w:rPr>
-        <w:t>:2574</w:t>
-      </w:r>
-      <w:r>
-        <w:rPr>
-          <w:b w:val="0"/>
-          <w:sz w:val="21"/>
-        </w:rPr>
-        <w:t xml:space="preserve">, </w:t>
-      </w:r>
-      <w:r>
-        <w:rPr>
-          <w:rFonts w:ascii="Consolas" w:hAnsi="Consolas"/>
-          <w:sz w:val="21"/>
-        </w:rPr>
-        <w:t>:2582</w:t>
-      </w:r>
-      <w:r>
-        <w:rPr>
-          <w:b w:val="0"/>
-          <w:sz w:val="21"/>
-        </w:rPr>
-        <w:t xml:space="preserve"> y </w:t>
-      </w:r>
-      <w:r>
-        <w:rPr>
-          <w:rFonts w:ascii="Consolas" w:hAnsi="Consolas"/>
-          <w:sz w:val="21"/>
-        </w:rPr>
-        <w:t>:2592</w:t>
-      </w:r>
-      <w:r>
-        <w:rPr>
-          <w:b w:val="0"/>
-          <w:sz w:val="21"/>
-        </w:rPr>
-        <w:t>), y</w:t>
+          <w:b/>
+          <w:sz w:val="21"/>
+        </w:rPr>
+        <w:t>Una línea por ORDEN, con su terna `orden / respuesta / efecto`</w:t>
+      </w:r>
+      <w:r>
+        <w:rPr>
+          <w:b w:val="0"/>
+          <w:sz w:val="21"/>
+        </w:rPr>
+        <w:t xml:space="preserve"> — formato literal del fuente</w:t>
       </w:r>
     </w:p>
     <w:p>
@@ -9608,18 +12620,540 @@
       </w:pPr>
       <w:r>
         <w:rPr>
-          <w:b/>
-          <w:sz w:val="21"/>
-        </w:rPr>
-        <w:t>cerrar el teclado cancela de verdad</w:t>
-      </w:r>
-      <w:r>
-        <w:rPr>
-          <w:b w:val="0"/>
-          <w:sz w:val="21"/>
-        </w:rPr>
-        <w:t>: borra los dígitos y la acción pendiente.</w:t>
-      </w:r>
+          <w:b w:val="0"/>
+          <w:sz w:val="21"/>
+        </w:rPr>
+        <w:t>(</w:t>
+      </w:r>
+      <w:r>
+        <w:rPr>
+          <w:rFonts w:ascii="Consolas" w:hAnsi="Consolas"/>
+          <w:sz w:val="21"/>
+        </w:rPr>
+        <w:t>depuracion.js:398-400</w:t>
+      </w:r>
+      <w:r>
+        <w:rPr>
+          <w:b w:val="0"/>
+          <w:sz w:val="21"/>
+        </w:rPr>
+        <w:t>):</w:t>
+      </w:r>
+    </w:p>
+    <w:p>
+      <w:pPr>
+        <w:spacing w:after="200"/>
+        <w:ind w:left="288"/>
+        <w:shd w:val="clear" w:fill="F4F4F4"/>
+      </w:pPr>
+      <w:r>
+        <w:rPr>
+          <w:rFonts w:ascii="Consolas" w:hAnsi="Consolas"/>
+          <w:sz w:val="18"/>
+        </w:rPr>
+        <w:t xml:space="preserve">   18:14:26  ORDEN      CMD:PIN:****:SET_MODO:AUTO</w:t>
+        <w:br/>
+        <w:t xml:space="preserve">   18:14:26  RESPUESTA  $ACK,CMD:SET_MODO:AUTO,RESULT:OK   (+0,3 s)</w:t>
+        <w:br/>
+        <w:t xml:space="preserve">             EFECTO     NO CAMBIO NADA: MODO siguio en AUTO y ESTADO en R1_R2</w:t>
+      </w:r>
+    </w:p>
+    <w:p>
+      <w:pPr>
+        <w:spacing w:after="120"/>
+      </w:pPr>
+      <w:r>
+        <w:rPr>
+          <w:b/>
+          <w:sz w:val="21"/>
+        </w:rPr>
+        <w:t>El `EFECTO` es la columna que ningún otro instrumento tenía</w:t>
+      </w:r>
+      <w:r>
+        <w:rPr>
+          <w:b w:val="0"/>
+          <w:sz w:val="21"/>
+        </w:rPr>
+        <w:t>, y es la que caza el defecto que</w:t>
+      </w:r>
+    </w:p>
+    <w:p>
+      <w:pPr>
+        <w:spacing w:after="120"/>
+      </w:pPr>
+      <w:r>
+        <w:rPr>
+          <w:b w:val="0"/>
+          <w:sz w:val="21"/>
+        </w:rPr>
+        <w:t xml:space="preserve">este proyecto persigue por nombre: </w:t>
+      </w:r>
+      <w:r>
+        <w:rPr>
+          <w:b/>
+          <w:sz w:val="21"/>
+        </w:rPr>
+        <w:t>un `$ACK` que dice `OK` y no mueve nada.</w:t>
+      </w:r>
+      <w:r>
+        <w:rPr>
+          <w:b w:val="0"/>
+          <w:sz w:val="21"/>
+        </w:rPr>
+        <w:t xml:space="preserve"> El Diario compara el</w:t>
+      </w:r>
+    </w:p>
+    <w:p>
+      <w:pPr>
+        <w:spacing w:after="120"/>
+      </w:pPr>
+      <w:r>
+        <w:rPr>
+          <w:rFonts w:ascii="Consolas" w:hAnsi="Consolas"/>
+          <w:sz w:val="21"/>
+        </w:rPr>
+        <w:t>MODO</w:t>
+      </w:r>
+      <w:r>
+        <w:rPr>
+          <w:b w:val="0"/>
+          <w:sz w:val="21"/>
+        </w:rPr>
+        <w:t xml:space="preserve"> y el </w:t>
+      </w:r>
+      <w:r>
+        <w:rPr>
+          <w:rFonts w:ascii="Consolas" w:hAnsi="Consolas"/>
+          <w:sz w:val="21"/>
+        </w:rPr>
+        <w:t>ESTADO</w:t>
+      </w:r>
+      <w:r>
+        <w:rPr>
+          <w:b w:val="0"/>
+          <w:sz w:val="21"/>
+        </w:rPr>
+        <w:t xml:space="preserve"> de los </w:t>
+      </w:r>
+      <w:r>
+        <w:rPr>
+          <w:rFonts w:ascii="Consolas" w:hAnsi="Consolas"/>
+          <w:sz w:val="21"/>
+        </w:rPr>
+        <w:t>$STATUS</w:t>
+      </w:r>
+      <w:r>
+        <w:rPr>
+          <w:b w:val="0"/>
+          <w:sz w:val="21"/>
+        </w:rPr>
+        <w:t xml:space="preserve"> de antes y de después (</w:t>
+      </w:r>
+      <w:r>
+        <w:rPr>
+          <w:rFonts w:ascii="Consolas" w:hAnsi="Consolas"/>
+          <w:sz w:val="21"/>
+        </w:rPr>
+        <w:t>CAMPOS_EFECTO</w:t>
+      </w:r>
+      <w:r>
+        <w:rPr>
+          <w:b w:val="0"/>
+          <w:sz w:val="21"/>
+        </w:rPr>
+        <w:t xml:space="preserve">, </w:t>
+      </w:r>
+      <w:r>
+        <w:rPr>
+          <w:rFonts w:ascii="Consolas" w:hAnsi="Consolas"/>
+          <w:sz w:val="21"/>
+        </w:rPr>
+        <w:t>depuracion.js:485</w:t>
+      </w:r>
+      <w:r>
+        <w:rPr>
+          <w:b w:val="0"/>
+          <w:sz w:val="21"/>
+        </w:rPr>
+        <w:t>) y</w:t>
+      </w:r>
+    </w:p>
+    <w:p>
+      <w:pPr>
+        <w:spacing w:after="120"/>
+      </w:pPr>
+      <w:r>
+        <w:rPr>
+          <w:b w:val="0"/>
+          <w:sz w:val="21"/>
+        </w:rPr>
+        <w:t xml:space="preserve">lo escribe en la misma línea. Un </w:t>
+      </w:r>
+      <w:r>
+        <w:rPr>
+          <w:rFonts w:ascii="Consolas" w:hAnsi="Consolas"/>
+          <w:sz w:val="21"/>
+        </w:rPr>
+        <w:t>RESULT:OK</w:t>
+      </w:r>
+      <w:r>
+        <w:rPr>
+          <w:b w:val="0"/>
+          <w:sz w:val="21"/>
+        </w:rPr>
+        <w:t xml:space="preserve"> con un *«NO CAMBIÓ NADA»* al lado es un hallazgo, no</w:t>
+      </w:r>
+    </w:p>
+    <w:p>
+      <w:pPr>
+        <w:spacing w:after="120"/>
+      </w:pPr>
+      <w:r>
+        <w:rPr>
+          <w:b w:val="0"/>
+          <w:sz w:val="21"/>
+        </w:rPr>
+        <w:t>una anécdota.</w:t>
+      </w:r>
+    </w:p>
+    <w:tbl>
+      <w:tblPr>
+        <w:tblStyle w:val="TableGrid"/>
+        <w:tblW w:type="auto" w:w="0"/>
+        <w:tblLook w:firstColumn="1" w:firstRow="1" w:lastColumn="0" w:lastRow="0" w:noHBand="0" w:noVBand="1" w:val="04A0"/>
+      </w:tblPr>
+      <w:tblGrid>
+        <w:gridCol w:w="3120"/>
+        <w:gridCol w:w="3120"/>
+        <w:gridCol w:w="3120"/>
+      </w:tblGrid>
+      <w:tr>
+        <w:tc>
+          <w:tcPr>
+            <w:tcW w:type="dxa" w:w="3120"/>
+            <w:shd w:val="clear" w:fill="DCE6F1"/>
+          </w:tcPr>
+          <w:p>
+            <w:r/>
+            <w:r>
+              <w:rPr>
+                <w:b/>
+                <w:sz w:val="19"/>
+              </w:rPr>
+              <w:t>dato</w:t>
+            </w:r>
+          </w:p>
+        </w:tc>
+        <w:tc>
+          <w:tcPr>
+            <w:tcW w:type="dxa" w:w="3120"/>
+            <w:shd w:val="clear" w:fill="DCE6F1"/>
+          </w:tcPr>
+          <w:p>
+            <w:r/>
+            <w:r>
+              <w:rPr>
+                <w:b/>
+                <w:sz w:val="19"/>
+              </w:rPr>
+              <w:t>valor</w:t>
+            </w:r>
+          </w:p>
+        </w:tc>
+        <w:tc>
+          <w:tcPr>
+            <w:tcW w:type="dxa" w:w="3120"/>
+            <w:shd w:val="clear" w:fill="DCE6F1"/>
+          </w:tcPr>
+          <w:p>
+            <w:r/>
+            <w:r>
+              <w:rPr>
+                <w:b/>
+                <w:sz w:val="19"/>
+              </w:rPr>
+              <w:t>dónde</w:t>
+            </w:r>
+          </w:p>
+        </w:tc>
+      </w:tr>
+      <w:tr>
+        <w:tc>
+          <w:tcPr>
+            <w:tcW w:type="dxa" w:w="3120"/>
+          </w:tcPr>
+          <w:p>
+            <w:r/>
+            <w:r>
+              <w:rPr>
+                <w:b w:val="0"/>
+                <w:sz w:val="19"/>
+              </w:rPr>
+              <w:t>Órdenes que guarda</w:t>
+            </w:r>
+          </w:p>
+        </w:tc>
+        <w:tc>
+          <w:tcPr>
+            <w:tcW w:type="dxa" w:w="3120"/>
+          </w:tcPr>
+          <w:p>
+            <w:r/>
+            <w:r>
+              <w:rPr>
+                <w:b/>
+                <w:sz w:val="19"/>
+              </w:rPr>
+              <w:t>120</w:t>
+            </w:r>
+          </w:p>
+        </w:tc>
+        <w:tc>
+          <w:tcPr>
+            <w:tcW w:type="dxa" w:w="3120"/>
+          </w:tcPr>
+          <w:p>
+            <w:r/>
+            <w:r>
+              <w:rPr>
+                <w:rFonts w:ascii="Consolas" w:hAnsi="Consolas"/>
+                <w:sz w:val="19"/>
+              </w:rPr>
+              <w:t>TOPE</w:t>
+            </w:r>
+            <w:r>
+              <w:rPr>
+                <w:b w:val="0"/>
+                <w:sz w:val="19"/>
+              </w:rPr>
+              <w:t xml:space="preserve">, </w:t>
+            </w:r>
+            <w:r>
+              <w:rPr>
+                <w:rFonts w:ascii="Consolas" w:hAnsi="Consolas"/>
+                <w:sz w:val="19"/>
+              </w:rPr>
+              <w:t>depuracion.js:453</w:t>
+            </w:r>
+          </w:p>
+        </w:tc>
+      </w:tr>
+      <w:tr>
+        <w:tc>
+          <w:tcPr>
+            <w:tcW w:type="dxa" w:w="3120"/>
+          </w:tcPr>
+          <w:p>
+            <w:r/>
+            <w:r>
+              <w:rPr>
+                <w:b w:val="0"/>
+                <w:sz w:val="19"/>
+              </w:rPr>
+              <w:t>Espera para casar la respuesta</w:t>
+            </w:r>
+          </w:p>
+        </w:tc>
+        <w:tc>
+          <w:tcPr>
+            <w:tcW w:type="dxa" w:w="3120"/>
+          </w:tcPr>
+          <w:p>
+            <w:r/>
+            <w:r>
+              <w:rPr>
+                <w:b/>
+                <w:sz w:val="19"/>
+              </w:rPr>
+              <w:t>5 s</w:t>
+            </w:r>
+          </w:p>
+        </w:tc>
+        <w:tc>
+          <w:tcPr>
+            <w:tcW w:type="dxa" w:w="3120"/>
+          </w:tcPr>
+          <w:p>
+            <w:r/>
+            <w:r>
+              <w:rPr>
+                <w:rFonts w:ascii="Consolas" w:hAnsi="Consolas"/>
+                <w:sz w:val="19"/>
+              </w:rPr>
+              <w:t>VENTANA_RESPUESTA_MS</w:t>
+            </w:r>
+            <w:r>
+              <w:rPr>
+                <w:b w:val="0"/>
+                <w:sz w:val="19"/>
+              </w:rPr>
+              <w:t xml:space="preserve">, </w:t>
+            </w:r>
+            <w:r>
+              <w:rPr>
+                <w:rFonts w:ascii="Consolas" w:hAnsi="Consolas"/>
+                <w:sz w:val="19"/>
+              </w:rPr>
+              <w:t>:460</w:t>
+            </w:r>
+          </w:p>
+        </w:tc>
+      </w:tr>
+      <w:tr>
+        <w:tc>
+          <w:tcPr>
+            <w:tcW w:type="dxa" w:w="3120"/>
+          </w:tcPr>
+          <w:p>
+            <w:r/>
+            <w:r>
+              <w:rPr>
+                <w:b w:val="0"/>
+                <w:sz w:val="19"/>
+              </w:rPr>
+              <w:t>Espera para casar el efecto</w:t>
+            </w:r>
+          </w:p>
+        </w:tc>
+        <w:tc>
+          <w:tcPr>
+            <w:tcW w:type="dxa" w:w="3120"/>
+          </w:tcPr>
+          <w:p>
+            <w:r/>
+            <w:r>
+              <w:rPr>
+                <w:b/>
+                <w:sz w:val="19"/>
+              </w:rPr>
+              <w:t>95 s</w:t>
+            </w:r>
+          </w:p>
+        </w:tc>
+        <w:tc>
+          <w:tcPr>
+            <w:tcW w:type="dxa" w:w="3120"/>
+          </w:tcPr>
+          <w:p>
+            <w:r/>
+            <w:r>
+              <w:rPr>
+                <w:rFonts w:ascii="Consolas" w:hAnsi="Consolas"/>
+                <w:sz w:val="19"/>
+              </w:rPr>
+              <w:t>VENTANA_EFECTO_MS</w:t>
+            </w:r>
+            <w:r>
+              <w:rPr>
+                <w:b w:val="0"/>
+                <w:sz w:val="19"/>
+              </w:rPr>
+              <w:t xml:space="preserve">, </w:t>
+            </w:r>
+            <w:r>
+              <w:rPr>
+                <w:rFonts w:ascii="Consolas" w:hAnsi="Consolas"/>
+                <w:sz w:val="19"/>
+              </w:rPr>
+              <w:t>:472</w:t>
+            </w:r>
+          </w:p>
+        </w:tc>
+      </w:tr>
+      <w:tr>
+        <w:tc>
+          <w:tcPr>
+            <w:tcW w:type="dxa" w:w="3120"/>
+          </w:tcPr>
+          <w:p>
+            <w:r/>
+            <w:r>
+              <w:rPr>
+                <w:b w:val="0"/>
+                <w:sz w:val="19"/>
+              </w:rPr>
+              <w:t>¿Sobrevive a cerrar la app?</w:t>
+            </w:r>
+          </w:p>
+        </w:tc>
+        <w:tc>
+          <w:tcPr>
+            <w:tcW w:type="dxa" w:w="3120"/>
+          </w:tcPr>
+          <w:p>
+            <w:r/>
+            <w:r>
+              <w:rPr>
+                <w:b w:val="0"/>
+                <w:sz w:val="19"/>
+              </w:rPr>
+              <w:t xml:space="preserve">🛑 </w:t>
+            </w:r>
+            <w:r>
+              <w:rPr>
+                <w:b/>
+                <w:sz w:val="19"/>
+              </w:rPr>
+              <w:t>NO</w:t>
+            </w:r>
+            <w:r>
+              <w:rPr>
+                <w:b w:val="0"/>
+                <w:sz w:val="19"/>
+              </w:rPr>
+              <w:t xml:space="preserve"> — </w:t>
+            </w:r>
+            <w:r>
+              <w:rPr>
+                <w:rFonts w:ascii="Consolas" w:hAnsi="Consolas"/>
+                <w:sz w:val="19"/>
+              </w:rPr>
+              <w:t>PERSISTE: false</w:t>
+            </w:r>
+            <w:r>
+              <w:rPr>
+                <w:b w:val="0"/>
+                <w:sz w:val="19"/>
+              </w:rPr>
+              <w:t xml:space="preserve"> (</w:t>
+            </w:r>
+            <w:r>
+              <w:rPr>
+                <w:rFonts w:ascii="Consolas" w:hAnsi="Consolas"/>
+                <w:sz w:val="19"/>
+              </w:rPr>
+              <w:t>:519</w:t>
+            </w:r>
+            <w:r>
+              <w:rPr>
+                <w:b w:val="0"/>
+                <w:sz w:val="19"/>
+              </w:rPr>
+              <w:t>)</w:t>
+            </w:r>
+          </w:p>
+        </w:tc>
+        <w:tc>
+          <w:tcPr>
+            <w:tcW w:type="dxa" w:w="3120"/>
+          </w:tcPr>
+          <w:p>
+            <w:r/>
+            <w:r>
+              <w:rPr>
+                <w:b w:val="0"/>
+                <w:sz w:val="19"/>
+              </w:rPr>
+              <w:t>vive en memoria</w:t>
+            </w:r>
+          </w:p>
+        </w:tc>
+      </w:tr>
+    </w:tbl>
+    <w:p>
+      <w:pPr>
+        <w:spacing w:after="120"/>
+      </w:pPr>
     </w:p>
     <w:p>
       <w:pPr>
@@ -9633,6 +13167,1444 @@
           <w:color w:val="960000"/>
           <w:sz w:val="20"/>
         </w:rPr>
+        <w:t xml:space="preserve">🛑 </w:t>
+      </w:r>
+      <w:r>
+        <w:rPr>
+          <w:b/>
+          <w:color w:val="960000"/>
+          <w:sz w:val="20"/>
+        </w:rPr>
+        <w:t>Y eso último manda sobre el procedimiento: el Diario NO SE GUARDA SOLO.</w:t>
+      </w:r>
+      <w:r>
+        <w:rPr>
+          <w:b w:val="0"/>
+          <w:color w:val="960000"/>
+          <w:sz w:val="20"/>
+        </w:rPr>
+        <w:t xml:space="preserve"> Si se cierra la app —o caduca la sesión y alguien la reinicia— </w:t>
+      </w:r>
+      <w:r>
+        <w:rPr>
+          <w:b/>
+          <w:color w:val="960000"/>
+          <w:sz w:val="20"/>
+        </w:rPr>
+        <w:t>se pierde</w:t>
+      </w:r>
+      <w:r>
+        <w:rPr>
+          <w:b w:val="0"/>
+          <w:color w:val="960000"/>
+          <w:sz w:val="20"/>
+        </w:rPr>
+        <w:t xml:space="preserve">. </w:t>
+      </w:r>
+      <w:r>
+        <w:rPr>
+          <w:b/>
+          <w:color w:val="960000"/>
+          <w:sz w:val="20"/>
+        </w:rPr>
+        <w:t>Se exporta ANTES de irse del poste</w:t>
+      </w:r>
+      <w:r>
+        <w:rPr>
+          <w:b w:val="0"/>
+          <w:color w:val="960000"/>
+          <w:sz w:val="20"/>
+        </w:rPr>
+        <w:t>, no al llegar a la oficina.</w:t>
+      </w:r>
+    </w:p>
+    <w:p>
+      <w:pPr>
+        <w:spacing w:before="200" w:after="120"/>
+      </w:pPr>
+      <w:r>
+        <w:rPr>
+          <w:b/>
+          <w:color w:val="003366"/>
+          <w:sz w:val="21"/>
+        </w:rPr>
+        <w:t>El procedimiento de reporte, en tres pasos</w:t>
+      </w:r>
+    </w:p>
+    <w:p>
+      <w:pPr>
+        <w:pStyle w:val="ListNumber"/>
+        <w:spacing w:after="60"/>
+      </w:pPr>
+      <w:r>
+        <w:rPr>
+          <w:b/>
+          <w:sz w:val="21"/>
+        </w:rPr>
+        <w:t>En cuanto algo no cuadre, NO cierre la app.</w:t>
+      </w:r>
+      <w:r>
+        <w:rPr>
+          <w:b w:val="0"/>
+          <w:sz w:val="21"/>
+        </w:rPr>
+        <w:t xml:space="preserve"> Vaya a modo Técnico → pestaña </w:t>
+      </w:r>
+      <w:r>
+        <w:rPr>
+          <w:rFonts w:ascii="Consolas" w:hAnsi="Consolas"/>
+          <w:sz w:val="21"/>
+        </w:rPr>
+        <w:t>Tramas</w:t>
+      </w:r>
+      <w:r>
+        <w:rPr>
+          <w:b w:val="0"/>
+          <w:sz w:val="21"/>
+        </w:rPr>
+        <w:t>.</w:t>
+      </w:r>
+    </w:p>
+    <w:p>
+      <w:pPr>
+        <w:pStyle w:val="ListNumber"/>
+        <w:spacing w:after="60"/>
+      </w:pPr>
+      <w:r>
+        <w:rPr>
+          <w:b/>
+          <w:sz w:val="21"/>
+        </w:rPr>
+        <w:t>Exporte el Diario</w:t>
+      </w:r>
+      <w:r>
+        <w:rPr>
+          <w:b w:val="0"/>
+          <w:sz w:val="21"/>
+        </w:rPr>
+        <w:t xml:space="preserve"> con su botón. Sale un fichero de texto llamado</w:t>
+      </w:r>
+    </w:p>
+    <w:p>
+      <w:pPr>
+        <w:spacing w:after="120"/>
+      </w:pPr>
+      <w:r>
+        <w:rPr>
+          <w:b/>
+          <w:sz w:val="21"/>
+        </w:rPr>
+        <w:t>`Ordenes_&lt;cruce&gt;_AAAA-MM-DD.txt`</w:t>
+      </w:r>
+      <w:r>
+        <w:rPr>
+          <w:b w:val="0"/>
+          <w:sz w:val="21"/>
+        </w:rPr>
+        <w:t xml:space="preserve"> (</w:t>
+      </w:r>
+      <w:r>
+        <w:rPr>
+          <w:rFonts w:ascii="Consolas" w:hAnsi="Consolas"/>
+          <w:sz w:val="21"/>
+        </w:rPr>
+        <w:t>app.js:1372-1397</w:t>
+      </w:r>
+      <w:r>
+        <w:rPr>
+          <w:b w:val="0"/>
+          <w:sz w:val="21"/>
+        </w:rPr>
+        <w:t>). Si no se puede guardar fichero, el</w:t>
+      </w:r>
+    </w:p>
+    <w:p>
+      <w:pPr>
+        <w:spacing w:after="120"/>
+      </w:pPr>
+      <w:r>
+        <w:rPr>
+          <w:b w:val="0"/>
+          <w:sz w:val="21"/>
+        </w:rPr>
+        <w:t>otro botón lo copia al portapapeles.</w:t>
+      </w:r>
+    </w:p>
+    <w:p>
+      <w:pPr>
+        <w:pStyle w:val="ListNumber"/>
+        <w:spacing w:after="60"/>
+      </w:pPr>
+      <w:r>
+        <w:rPr>
+          <w:b/>
+          <w:sz w:val="21"/>
+        </w:rPr>
+        <w:t>Adjunte también la cinta</w:t>
+      </w:r>
+      <w:r>
+        <w:rPr>
+          <w:b w:val="0"/>
+          <w:sz w:val="21"/>
+        </w:rPr>
+        <w:t xml:space="preserve"> si el problema huele a enlace —ruido, tramas rotas, silencios—:</w:t>
+      </w:r>
+    </w:p>
+    <w:p>
+      <w:pPr>
+        <w:spacing w:after="120"/>
+      </w:pPr>
+      <w:r>
+        <w:rPr>
+          <w:b w:val="0"/>
+          <w:sz w:val="21"/>
+        </w:rPr>
+        <w:t xml:space="preserve">sale como </w:t>
+      </w:r>
+      <w:r>
+        <w:rPr>
+          <w:b/>
+          <w:sz w:val="21"/>
+        </w:rPr>
+        <w:t>`Tramas_&lt;cruce&gt;_AAAA-MM-DD.txt`</w:t>
+      </w:r>
+      <w:r>
+        <w:rPr>
+          <w:b w:val="0"/>
+          <w:sz w:val="21"/>
+        </w:rPr>
+        <w:t xml:space="preserve"> (</w:t>
+      </w:r>
+      <w:r>
+        <w:rPr>
+          <w:rFonts w:ascii="Consolas" w:hAnsi="Consolas"/>
+          <w:sz w:val="21"/>
+        </w:rPr>
+        <w:t>app.js:1141-1172</w:t>
+      </w:r>
+      <w:r>
+        <w:rPr>
+          <w:b w:val="0"/>
+          <w:sz w:val="21"/>
+        </w:rPr>
+        <w:t>). **Son dos ficheros distintos</w:t>
+      </w:r>
+    </w:p>
+    <w:p>
+      <w:pPr>
+        <w:spacing w:after="120"/>
+      </w:pPr>
+      <w:r>
+        <w:rPr>
+          <w:b w:val="0"/>
+          <w:sz w:val="21"/>
+        </w:rPr>
+        <w:t>y no se sustituyen.**</w:t>
+      </w:r>
+    </w:p>
+    <w:p>
+      <w:pPr>
+        <w:spacing w:after="160"/>
+        <w:ind w:left="360"/>
+        <w:shd w:val="clear" w:fill="FFF4E5"/>
+      </w:pPr>
+      <w:r>
+        <w:rPr>
+          <w:b w:val="0"/>
+          <w:color w:val="960000"/>
+          <w:sz w:val="20"/>
+        </w:rPr>
+        <w:t xml:space="preserve">✅ </w:t>
+      </w:r>
+      <w:r>
+        <w:rPr>
+          <w:b/>
+          <w:color w:val="960000"/>
+          <w:sz w:val="20"/>
+        </w:rPr>
+        <w:t>El PIN sale TAPADO con asteriscos en los dos ficheros</w:t>
+      </w:r>
+      <w:r>
+        <w:rPr>
+          <w:b w:val="0"/>
+          <w:color w:val="960000"/>
+          <w:sz w:val="20"/>
+        </w:rPr>
+        <w:t>, y el propio encabezado del Diario lo dice: *«El PIN sale tapado con asteriscos; al equipo se le manda entero»* (</w:t>
+      </w:r>
+      <w:r>
+        <w:rPr>
+          <w:rFonts w:ascii="Consolas" w:hAnsi="Consolas"/>
+          <w:color w:val="960000"/>
+          <w:sz w:val="20"/>
+        </w:rPr>
+        <w:t>depuracion.js:903</w:t>
+      </w:r>
+      <w:r>
+        <w:rPr>
+          <w:b w:val="0"/>
+          <w:color w:val="960000"/>
+          <w:sz w:val="20"/>
+        </w:rPr>
+        <w:t xml:space="preserve">). El tapado está aplicado </w:t>
+      </w:r>
+      <w:r>
+        <w:rPr>
+          <w:b/>
+          <w:color w:val="960000"/>
+          <w:sz w:val="20"/>
+        </w:rPr>
+        <w:t>por separado en cada registro</w:t>
+      </w:r>
+      <w:r>
+        <w:rPr>
+          <w:b w:val="0"/>
+          <w:color w:val="960000"/>
+          <w:sz w:val="20"/>
+        </w:rPr>
+        <w:t xml:space="preserve"> —</w:t>
+      </w:r>
+      <w:r>
+        <w:rPr>
+          <w:rFonts w:ascii="Consolas" w:hAnsi="Consolas"/>
+          <w:color w:val="960000"/>
+          <w:sz w:val="20"/>
+        </w:rPr>
+        <w:t>depuracion.js:595-598</w:t>
+      </w:r>
+      <w:r>
+        <w:rPr>
+          <w:b w:val="0"/>
+          <w:color w:val="960000"/>
+          <w:sz w:val="20"/>
+        </w:rPr>
+        <w:t xml:space="preserve"> y </w:t>
+      </w:r>
+      <w:r>
+        <w:rPr>
+          <w:rFonts w:ascii="Consolas" w:hAnsi="Consolas"/>
+          <w:color w:val="960000"/>
+          <w:sz w:val="20"/>
+        </w:rPr>
+        <w:t>:666</w:t>
+      </w:r>
+      <w:r>
+        <w:rPr>
+          <w:b w:val="0"/>
+          <w:color w:val="960000"/>
+          <w:sz w:val="20"/>
+        </w:rPr>
+        <w:t xml:space="preserve"> en el Diario, </w:t>
+      </w:r>
+      <w:r>
+        <w:rPr>
+          <w:rFonts w:ascii="Consolas" w:hAnsi="Consolas"/>
+          <w:color w:val="960000"/>
+          <w:sz w:val="20"/>
+        </w:rPr>
+        <w:t>:223</w:t>
+      </w:r>
+      <w:r>
+        <w:rPr>
+          <w:b w:val="0"/>
+          <w:color w:val="960000"/>
+          <w:sz w:val="20"/>
+        </w:rPr>
+        <w:t xml:space="preserve"> en la cinta— con este comentario al lado, que explica por qué no basta con hacerlo una vez: *«los dos registros se exportan por separado y una barrera que cubre uno deja el otro abierto»*. </w:t>
+      </w:r>
+      <w:r>
+        <w:rPr>
+          <w:b/>
+          <w:color w:val="960000"/>
+          <w:sz w:val="20"/>
+        </w:rPr>
+        <w:t>Un Diario exportado se puede mandar por correo sin repasarlo a mano.</w:t>
+      </w:r>
+    </w:p>
+    <w:p>
+      <w:pPr>
+        <w:spacing w:after="160"/>
+        <w:ind w:left="360"/>
+        <w:shd w:val="clear" w:fill="FFF4E5"/>
+      </w:pPr>
+      <w:r>
+        <w:rPr>
+          <w:b w:val="0"/>
+          <w:color w:val="960000"/>
+          <w:sz w:val="20"/>
+        </w:rPr>
+        <w:t xml:space="preserve">🔵 </w:t>
+      </w:r>
+      <w:r>
+        <w:rPr>
+          <w:b/>
+          <w:color w:val="960000"/>
+          <w:sz w:val="20"/>
+        </w:rPr>
+        <w:t>Y la diferencia que hace útil al Diario en el caso peor:</w:t>
+      </w:r>
+      <w:r>
+        <w:rPr>
+          <w:b w:val="0"/>
+          <w:color w:val="960000"/>
+          <w:sz w:val="20"/>
+        </w:rPr>
+        <w:t xml:space="preserve"> una orden que la app </w:t>
+      </w:r>
+      <w:r>
+        <w:rPr>
+          <w:b/>
+          <w:color w:val="960000"/>
+          <w:sz w:val="20"/>
+        </w:rPr>
+        <w:t>bloqueó</w:t>
+      </w:r>
+      <w:r>
+        <w:rPr>
+          <w:b w:val="0"/>
+          <w:color w:val="960000"/>
+          <w:sz w:val="20"/>
+        </w:rPr>
+        <w:t xml:space="preserve"> —sin PIN, sin confirmar la vía, o dirigida a la punta equivocada— </w:t>
+      </w:r>
+      <w:r>
+        <w:rPr>
+          <w:b/>
+          <w:color w:val="960000"/>
+          <w:sz w:val="20"/>
+        </w:rPr>
+        <w:t>sí entra en el Diario</w:t>
+      </w:r>
+      <w:r>
+        <w:rPr>
+          <w:b w:val="0"/>
+          <w:color w:val="960000"/>
+          <w:sz w:val="20"/>
+        </w:rPr>
+        <w:t xml:space="preserve">, con su motivo, y </w:t>
+      </w:r>
+      <w:r>
+        <w:rPr>
+          <w:b/>
+          <w:color w:val="960000"/>
+          <w:sz w:val="20"/>
+        </w:rPr>
+        <w:t>no</w:t>
+      </w:r>
+      <w:r>
+        <w:rPr>
+          <w:b w:val="0"/>
+          <w:color w:val="960000"/>
+          <w:sz w:val="20"/>
+        </w:rPr>
+        <w:t xml:space="preserve"> entra en la cinta (</w:t>
+      </w:r>
+      <w:r>
+        <w:rPr>
+          <w:rFonts w:ascii="Consolas" w:hAnsi="Consolas"/>
+          <w:color w:val="960000"/>
+          <w:sz w:val="20"/>
+        </w:rPr>
+        <w:t>app.js:334-338</w:t>
+      </w:r>
+      <w:r>
+        <w:rPr>
+          <w:b w:val="0"/>
+          <w:color w:val="960000"/>
+          <w:sz w:val="20"/>
+        </w:rPr>
+        <w:t xml:space="preserve">). Es decir: el Diario enseña </w:t>
+      </w:r>
+      <w:r>
+        <w:rPr>
+          <w:b/>
+          <w:color w:val="960000"/>
+          <w:sz w:val="20"/>
+        </w:rPr>
+        <w:t>las órdenes que el operario creyó dar y no salieron</w:t>
+      </w:r>
+      <w:r>
+        <w:rPr>
+          <w:b w:val="0"/>
+          <w:color w:val="960000"/>
+          <w:sz w:val="20"/>
+        </w:rPr>
+        <w:t>, que es exactamente lo que nadie podía ver antes.</w:t>
+      </w:r>
+    </w:p>
+    <w:p>
+      <w:pPr>
+        <w:spacing w:before="200" w:after="120"/>
+      </w:pPr>
+      <w:r>
+        <w:rPr>
+          <w:b/>
+          <w:color w:val="003366"/>
+          <w:sz w:val="23"/>
+        </w:rPr>
+        <w:t>5.4.2.ter 🆕 LOS RECHAZOS DEL EQUIPO YA SE TRADUCEN — y dicen qué hacer en el poste</w:t>
+      </w:r>
+    </w:p>
+    <w:p>
+      <w:pPr>
+        <w:spacing w:after="120"/>
+      </w:pPr>
+      <w:r>
+        <w:rPr>
+          <w:b w:val="0"/>
+          <w:sz w:val="21"/>
+        </w:rPr>
+        <w:t xml:space="preserve">Antes, un </w:t>
+      </w:r>
+      <w:r>
+        <w:rPr>
+          <w:rFonts w:ascii="Consolas" w:hAnsi="Consolas"/>
+          <w:sz w:val="21"/>
+        </w:rPr>
+        <w:t>$ERR,CMD:SET_RTC,DESC:SIN_CRISTAL</w:t>
+      </w:r>
+      <w:r>
+        <w:rPr>
+          <w:b w:val="0"/>
+          <w:sz w:val="21"/>
+        </w:rPr>
+        <w:t xml:space="preserve"> llegaba a la pantalla tal cual. Hoy la app lo traduce</w:t>
+      </w:r>
+    </w:p>
+    <w:p>
+      <w:pPr>
+        <w:spacing w:after="120"/>
+      </w:pPr>
+      <w:r>
+        <w:rPr>
+          <w:b w:val="0"/>
+          <w:sz w:val="21"/>
+        </w:rPr>
+        <w:t xml:space="preserve">a lenguaje de obra y </w:t>
+      </w:r>
+      <w:r>
+        <w:rPr>
+          <w:b/>
+          <w:sz w:val="21"/>
+        </w:rPr>
+        <w:t>dice qué hacer</w:t>
+      </w:r>
+      <w:r>
+        <w:rPr>
+          <w:b w:val="0"/>
+          <w:sz w:val="21"/>
+        </w:rPr>
+        <w:t>.</w:t>
+      </w:r>
+    </w:p>
+    <w:p>
+      <w:pPr>
+        <w:spacing w:after="120"/>
+      </w:pPr>
+      <w:r>
+        <w:rPr>
+          <w:b/>
+          <w:sz w:val="21"/>
+        </w:rPr>
+        <w:t>CENSADO EL 04/09, y la cuenta se publica desglosada porque no es un solo número:</w:t>
+      </w:r>
+    </w:p>
+    <w:tbl>
+      <w:tblPr>
+        <w:tblStyle w:val="TableGrid"/>
+        <w:tblW w:type="auto" w:w="0"/>
+        <w:tblLook w:firstColumn="1" w:firstRow="1" w:lastColumn="0" w:lastRow="0" w:noHBand="0" w:noVBand="1" w:val="04A0"/>
+      </w:tblPr>
+      <w:tblGrid>
+        <w:gridCol w:w="2340"/>
+        <w:gridCol w:w="2340"/>
+        <w:gridCol w:w="2340"/>
+        <w:gridCol w:w="2340"/>
+      </w:tblGrid>
+      <w:tr>
+        <w:tc>
+          <w:tcPr>
+            <w:tcW w:type="dxa" w:w="2340"/>
+            <w:shd w:val="clear" w:fill="DCE6F1"/>
+          </w:tcPr>
+          <w:p>
+            <w:r/>
+            <w:r>
+              <w:rPr>
+                <w:b/>
+                <w:sz w:val="19"/>
+              </w:rPr>
+              <w:t>tabla</w:t>
+            </w:r>
+          </w:p>
+        </w:tc>
+        <w:tc>
+          <w:tcPr>
+            <w:tcW w:type="dxa" w:w="2340"/>
+            <w:shd w:val="clear" w:fill="DCE6F1"/>
+          </w:tcPr>
+          <w:p>
+            <w:r/>
+            <w:r>
+              <w:rPr>
+                <w:b/>
+                <w:sz w:val="19"/>
+              </w:rPr>
+              <w:t>entradas</w:t>
+            </w:r>
+          </w:p>
+        </w:tc>
+        <w:tc>
+          <w:tcPr>
+            <w:tcW w:type="dxa" w:w="2340"/>
+            <w:shd w:val="clear" w:fill="DCE6F1"/>
+          </w:tcPr>
+          <w:p>
+            <w:r/>
+            <w:r>
+              <w:rPr>
+                <w:b/>
+                <w:sz w:val="19"/>
+              </w:rPr>
+              <w:t>qué traduce</w:t>
+            </w:r>
+          </w:p>
+        </w:tc>
+        <w:tc>
+          <w:tcPr>
+            <w:tcW w:type="dxa" w:w="2340"/>
+            <w:shd w:val="clear" w:fill="DCE6F1"/>
+          </w:tcPr>
+          <w:p>
+            <w:r/>
+            <w:r>
+              <w:rPr>
+                <w:b/>
+                <w:sz w:val="19"/>
+              </w:rPr>
+              <w:t>dónde</w:t>
+            </w:r>
+          </w:p>
+        </w:tc>
+      </w:tr>
+      <w:tr>
+        <w:tc>
+          <w:tcPr>
+            <w:tcW w:type="dxa" w:w="2340"/>
+          </w:tcPr>
+          <w:p>
+            <w:r/>
+            <w:r>
+              <w:rPr>
+                <w:rFonts w:ascii="Consolas" w:hAnsi="Consolas"/>
+                <w:sz w:val="19"/>
+              </w:rPr>
+              <w:t>ERR_MOTIVO</w:t>
+            </w:r>
+          </w:p>
+        </w:tc>
+        <w:tc>
+          <w:tcPr>
+            <w:tcW w:type="dxa" w:w="2340"/>
+          </w:tcPr>
+          <w:p>
+            <w:r/>
+            <w:r>
+              <w:rPr>
+                <w:b/>
+                <w:sz w:val="19"/>
+              </w:rPr>
+              <w:t>22</w:t>
+            </w:r>
+          </w:p>
+        </w:tc>
+        <w:tc>
+          <w:tcPr>
+            <w:tcW w:type="dxa" w:w="2340"/>
+          </w:tcPr>
+          <w:p>
+            <w:r/>
+            <w:r>
+              <w:rPr>
+                <w:b w:val="0"/>
+                <w:sz w:val="19"/>
+              </w:rPr>
+              <w:t xml:space="preserve">el </w:t>
+            </w:r>
+            <w:r>
+              <w:rPr>
+                <w:rFonts w:ascii="Consolas" w:hAnsi="Consolas"/>
+                <w:sz w:val="19"/>
+              </w:rPr>
+              <w:t>DESC:</w:t>
+            </w:r>
+            <w:r>
+              <w:rPr>
+                <w:b w:val="0"/>
+                <w:sz w:val="19"/>
+              </w:rPr>
+              <w:t xml:space="preserve"> del rechazo</w:t>
+            </w:r>
+          </w:p>
+        </w:tc>
+        <w:tc>
+          <w:tcPr>
+            <w:tcW w:type="dxa" w:w="2340"/>
+          </w:tcPr>
+          <w:p>
+            <w:r/>
+            <w:r>
+              <w:rPr>
+                <w:rFonts w:ascii="Consolas" w:hAnsi="Consolas"/>
+                <w:sz w:val="19"/>
+              </w:rPr>
+              <w:t>app.js:2459-2638</w:t>
+            </w:r>
+          </w:p>
+        </w:tc>
+      </w:tr>
+      <w:tr>
+        <w:tc>
+          <w:tcPr>
+            <w:tcW w:type="dxa" w:w="2340"/>
+          </w:tcPr>
+          <w:p>
+            <w:r/>
+            <w:r>
+              <w:rPr>
+                <w:rFonts w:ascii="Consolas" w:hAnsi="Consolas"/>
+                <w:sz w:val="19"/>
+              </w:rPr>
+              <w:t>ERR_TEXTO</w:t>
+            </w:r>
+          </w:p>
+        </w:tc>
+        <w:tc>
+          <w:tcPr>
+            <w:tcW w:type="dxa" w:w="2340"/>
+          </w:tcPr>
+          <w:p>
+            <w:r/>
+            <w:r>
+              <w:rPr>
+                <w:b/>
+                <w:sz w:val="19"/>
+              </w:rPr>
+              <w:t>1</w:t>
+            </w:r>
+            <w:r>
+              <w:rPr>
+                <w:b w:val="0"/>
+                <w:sz w:val="19"/>
+              </w:rPr>
+              <w:t xml:space="preserve"> — `CANCELAR_AMBAR\</w:t>
+            </w:r>
+          </w:p>
+        </w:tc>
+        <w:tc>
+          <w:tcPr>
+            <w:tcW w:type="dxa" w:w="2340"/>
+          </w:tcPr>
+          <w:p>
+            <w:r/>
+            <w:r>
+              <w:rPr>
+                <w:b w:val="0"/>
+                <w:sz w:val="19"/>
+              </w:rPr>
+              <w:t>NO_HAY_AMBAR_VIGENTE`</w:t>
+            </w:r>
+          </w:p>
+        </w:tc>
+        <w:tc>
+          <w:tcPr>
+            <w:tcW w:type="dxa" w:w="2340"/>
+          </w:tcPr>
+          <w:p>
+            <w:r/>
+            <w:r>
+              <w:rPr>
+                <w:b w:val="0"/>
+                <w:sz w:val="19"/>
+              </w:rPr>
+              <w:t>pares `CMD\</w:t>
+            </w:r>
+          </w:p>
+        </w:tc>
+      </w:tr>
+      <w:tr>
+        <w:tc>
+          <w:tcPr>
+            <w:tcW w:type="dxa" w:w="2340"/>
+          </w:tcPr>
+          <w:p>
+            <w:r/>
+          </w:p>
+        </w:tc>
+        <w:tc>
+          <w:tcPr>
+            <w:tcW w:type="dxa" w:w="2340"/>
+          </w:tcPr>
+          <w:p>
+            <w:r/>
+            <w:r>
+              <w:rPr>
+                <w:b/>
+                <w:sz w:val="19"/>
+              </w:rPr>
+              <w:t>23 en total</w:t>
+            </w:r>
+          </w:p>
+        </w:tc>
+        <w:tc>
+          <w:tcPr>
+            <w:tcW w:type="dxa" w:w="2340"/>
+          </w:tcPr>
+          <w:p>
+            <w:r/>
+          </w:p>
+        </w:tc>
+        <w:tc>
+          <w:tcPr>
+            <w:tcW w:type="dxa" w:w="2340"/>
+          </w:tcPr>
+          <w:p>
+            <w:r/>
+            <w:r>
+              <w:rPr>
+                <w:b w:val="0"/>
+                <w:sz w:val="19"/>
+              </w:rPr>
+              <w:t xml:space="preserve">resueltas por </w:t>
+            </w:r>
+            <w:r>
+              <w:rPr>
+                <w:rFonts w:ascii="Consolas" w:hAnsi="Consolas"/>
+                <w:sz w:val="19"/>
+              </w:rPr>
+              <w:t>_traducirRechazo()</w:t>
+            </w:r>
+            <w:r>
+              <w:rPr>
+                <w:b w:val="0"/>
+                <w:sz w:val="19"/>
+              </w:rPr>
+              <w:t xml:space="preserve">, </w:t>
+            </w:r>
+            <w:r>
+              <w:rPr>
+                <w:rFonts w:ascii="Consolas" w:hAnsi="Consolas"/>
+                <w:sz w:val="19"/>
+              </w:rPr>
+              <w:t>:2652-2657</w:t>
+            </w:r>
+          </w:p>
+        </w:tc>
+      </w:tr>
+    </w:tbl>
+    <w:p>
+      <w:pPr>
+        <w:spacing w:after="120"/>
+      </w:pPr>
+    </w:p>
+    <w:p>
+      <w:pPr>
+        <w:spacing w:after="160"/>
+        <w:ind w:left="360"/>
+        <w:shd w:val="clear" w:fill="FFF4E5"/>
+      </w:pPr>
+      <w:r>
+        <w:rPr>
+          <w:b w:val="0"/>
+          <w:color w:val="960000"/>
+          <w:sz w:val="20"/>
+        </w:rPr>
+        <w:t xml:space="preserve">✏️ </w:t>
+      </w:r>
+      <w:r>
+        <w:rPr>
+          <w:b/>
+          <w:color w:val="960000"/>
+          <w:sz w:val="20"/>
+        </w:rPr>
+        <w:t>El «23» se desglosa a propósito, y esta nota es el motivo.</w:t>
+      </w:r>
+      <w:r>
+        <w:rPr>
+          <w:b w:val="0"/>
+          <w:color w:val="960000"/>
+          <w:sz w:val="20"/>
+        </w:rPr>
+        <w:t xml:space="preserve"> Al medirlo aparecieron </w:t>
+      </w:r>
+      <w:r>
+        <w:rPr>
+          <w:b/>
+          <w:color w:val="960000"/>
+          <w:sz w:val="20"/>
+        </w:rPr>
+        <w:t>tres</w:t>
+      </w:r>
+      <w:r>
+        <w:rPr>
+          <w:b w:val="0"/>
+          <w:color w:val="960000"/>
+          <w:sz w:val="20"/>
+        </w:rPr>
+        <w:t xml:space="preserve"> números distintos que se parecen: las </w:t>
+      </w:r>
+      <w:r>
+        <w:rPr>
+          <w:b/>
+          <w:color w:val="960000"/>
+          <w:sz w:val="20"/>
+        </w:rPr>
+        <w:t>22</w:t>
+      </w:r>
+      <w:r>
+        <w:rPr>
+          <w:b w:val="0"/>
+          <w:color w:val="960000"/>
+          <w:sz w:val="20"/>
+        </w:rPr>
+        <w:t xml:space="preserve"> entradas de </w:t>
+      </w:r>
+      <w:r>
+        <w:rPr>
+          <w:rFonts w:ascii="Consolas" w:hAnsi="Consolas"/>
+          <w:color w:val="960000"/>
+          <w:sz w:val="20"/>
+        </w:rPr>
+        <w:t>ERR_MOTIVO</w:t>
+      </w:r>
+      <w:r>
+        <w:rPr>
+          <w:b w:val="0"/>
+          <w:color w:val="960000"/>
+          <w:sz w:val="20"/>
+        </w:rPr>
+        <w:t xml:space="preserve">, las </w:t>
+      </w:r>
+      <w:r>
+        <w:rPr>
+          <w:b/>
+          <w:color w:val="960000"/>
+          <w:sz w:val="20"/>
+        </w:rPr>
+        <w:t>23</w:t>
+      </w:r>
+      <w:r>
+        <w:rPr>
+          <w:b w:val="0"/>
+          <w:color w:val="960000"/>
+          <w:sz w:val="20"/>
+        </w:rPr>
+        <w:t xml:space="preserve"> de las dos tablas juntas, y un </w:t>
+      </w:r>
+      <w:r>
+        <w:rPr>
+          <w:b/>
+          <w:color w:val="960000"/>
+          <w:sz w:val="20"/>
+        </w:rPr>
+        <w:t>23</w:t>
+      </w:r>
+      <w:r>
+        <w:rPr>
+          <w:b w:val="0"/>
+          <w:color w:val="960000"/>
+          <w:sz w:val="20"/>
+        </w:rPr>
+        <w:t xml:space="preserve"> que aparece en un comentario del propio </w:t>
+      </w:r>
+      <w:r>
+        <w:rPr>
+          <w:rFonts w:ascii="Consolas" w:hAnsi="Consolas"/>
+          <w:color w:val="960000"/>
+          <w:sz w:val="20"/>
+        </w:rPr>
+        <w:t>app.js:2430</w:t>
+      </w:r>
+      <w:r>
+        <w:rPr>
+          <w:b w:val="0"/>
+          <w:color w:val="960000"/>
+          <w:sz w:val="20"/>
+        </w:rPr>
+        <w:t xml:space="preserve"> refiriéndose a otra cosa —los literales </w:t>
+      </w:r>
+      <w:r>
+        <w:rPr>
+          <w:rFonts w:ascii="Consolas" w:hAnsi="Consolas"/>
+          <w:color w:val="960000"/>
+          <w:sz w:val="20"/>
+        </w:rPr>
+        <w:t>DESC:</w:t>
+      </w:r>
+      <w:r>
+        <w:rPr>
+          <w:b w:val="0"/>
+          <w:color w:val="960000"/>
+          <w:sz w:val="20"/>
+        </w:rPr>
+        <w:t xml:space="preserve"> que existen </w:t>
+      </w:r>
+      <w:r>
+        <w:rPr>
+          <w:b/>
+          <w:color w:val="960000"/>
+          <w:sz w:val="20"/>
+        </w:rPr>
+        <w:t>en el firmware</w:t>
+      </w:r>
+      <w:r>
+        <w:rPr>
+          <w:b w:val="0"/>
+          <w:color w:val="960000"/>
+          <w:sz w:val="20"/>
+        </w:rPr>
+        <w:t xml:space="preserve">—. </w:t>
+      </w:r>
+      <w:r>
+        <w:rPr>
+          <w:b/>
+          <w:color w:val="960000"/>
+          <w:sz w:val="20"/>
+        </w:rPr>
+        <w:t>Los tres son ciertos y ninguno es el otro.</w:t>
+      </w:r>
+      <w:r>
+        <w:rPr>
+          <w:b w:val="0"/>
+          <w:color w:val="960000"/>
+          <w:sz w:val="20"/>
+        </w:rPr>
+        <w:t xml:space="preserve"> Publicar «23 motivos» a secas habría sido correcto por casualidad.</w:t>
+      </w:r>
+    </w:p>
+    <w:p>
+      <w:pPr>
+        <w:spacing w:after="120"/>
+      </w:pPr>
+      <w:r>
+        <w:rPr>
+          <w:b/>
+          <w:sz w:val="21"/>
+        </w:rPr>
+        <w:t>Los seis del reloj son un grupo aparte</w:t>
+      </w:r>
+      <w:r>
+        <w:rPr>
+          <w:b w:val="0"/>
+          <w:sz w:val="21"/>
+        </w:rPr>
+        <w:t xml:space="preserve"> —</w:t>
+      </w:r>
+      <w:r>
+        <w:rPr>
+          <w:rFonts w:ascii="Consolas" w:hAnsi="Consolas"/>
+          <w:sz w:val="21"/>
+        </w:rPr>
+        <w:t>SIN_RELOJ_NO_RESPONDE</w:t>
+      </w:r>
+      <w:r>
+        <w:rPr>
+          <w:b w:val="0"/>
+          <w:sz w:val="21"/>
+        </w:rPr>
+        <w:t xml:space="preserve">, </w:t>
+      </w:r>
+      <w:r>
+        <w:rPr>
+          <w:rFonts w:ascii="Consolas" w:hAnsi="Consolas"/>
+          <w:sz w:val="21"/>
+        </w:rPr>
+        <w:t>ESCRITURA_FALLIDA</w:t>
+      </w:r>
+      <w:r>
+        <w:rPr>
+          <w:b w:val="0"/>
+          <w:sz w:val="21"/>
+        </w:rPr>
+        <w:t>,</w:t>
+      </w:r>
+    </w:p>
+    <w:p>
+      <w:pPr>
+        <w:spacing w:after="120"/>
+      </w:pPr>
+      <w:r>
+        <w:rPr>
+          <w:rFonts w:ascii="Consolas" w:hAnsi="Consolas"/>
+          <w:sz w:val="21"/>
+        </w:rPr>
+        <w:t>NO_QUEDO_PUESTA</w:t>
+      </w:r>
+      <w:r>
+        <w:rPr>
+          <w:b w:val="0"/>
+          <w:sz w:val="21"/>
+        </w:rPr>
+        <w:t xml:space="preserve">, </w:t>
+      </w:r>
+      <w:r>
+        <w:rPr>
+          <w:rFonts w:ascii="Consolas" w:hAnsi="Consolas"/>
+          <w:sz w:val="21"/>
+        </w:rPr>
+        <w:t>OSCILADOR_PARADO_CAMBIE_PILA</w:t>
+      </w:r>
+      <w:r>
+        <w:rPr>
+          <w:b w:val="0"/>
+          <w:sz w:val="21"/>
+        </w:rPr>
+        <w:t xml:space="preserve">, </w:t>
+      </w:r>
+      <w:r>
+        <w:rPr>
+          <w:rFonts w:ascii="Consolas" w:hAnsi="Consolas"/>
+          <w:sz w:val="21"/>
+        </w:rPr>
+        <w:t>MOTIVO_NO_CONTEMPLADO</w:t>
+      </w:r>
+      <w:r>
+        <w:rPr>
+          <w:b w:val="0"/>
+          <w:sz w:val="21"/>
+        </w:rPr>
+        <w:t xml:space="preserve"> y</w:t>
+      </w:r>
+    </w:p>
+    <w:p>
+      <w:pPr>
+        <w:spacing w:after="120"/>
+      </w:pPr>
+      <w:r>
+        <w:rPr>
+          <w:rFonts w:ascii="Consolas" w:hAnsi="Consolas"/>
+          <w:sz w:val="21"/>
+        </w:rPr>
+        <w:t>SIGUE_PARADO_VEA_CONSULTA_RELOJ</w:t>
+      </w:r>
+      <w:r>
+        <w:rPr>
+          <w:b w:val="0"/>
+          <w:sz w:val="21"/>
+        </w:rPr>
+        <w:t>— y ahí hay que leer el aviso de la cabecera de este manual: **el</w:t>
+      </w:r>
+    </w:p>
+    <w:p>
+      <w:pPr>
+        <w:spacing w:after="120"/>
+      </w:pPr>
+      <w:r>
+        <w:rPr>
+          <w:b w:val="0"/>
+          <w:sz w:val="21"/>
+        </w:rPr>
+        <w:t xml:space="preserve">error </w:t>
+      </w:r>
+      <w:r>
+        <w:rPr>
+          <w:rFonts w:ascii="Consolas" w:hAnsi="Consolas"/>
+          <w:sz w:val="21"/>
+        </w:rPr>
+        <w:t>FORMATO_INVALIDO</w:t>
+      </w:r>
+      <w:r>
+        <w:rPr>
+          <w:b w:val="0"/>
+          <w:sz w:val="21"/>
+        </w:rPr>
+        <w:t xml:space="preserve"> del Courier RTC sigue SIN DIAGNOSTICAR.** Que la app ahora lo traduzca</w:t>
+      </w:r>
+    </w:p>
+    <w:p>
+      <w:pPr>
+        <w:spacing w:after="120"/>
+      </w:pPr>
+      <w:r>
+        <w:rPr>
+          <w:b/>
+          <w:sz w:val="21"/>
+        </w:rPr>
+        <w:t>no lo arregla ni lo explica</w:t>
+      </w:r>
+      <w:r>
+        <w:rPr>
+          <w:b w:val="0"/>
+          <w:sz w:val="21"/>
+        </w:rPr>
+        <w:t>: sólo hace legible el síntoma.</w:t>
+      </w:r>
+    </w:p>
+    <w:p>
+      <w:pPr>
+        <w:spacing w:after="160"/>
+        <w:ind w:left="360"/>
+        <w:shd w:val="clear" w:fill="FFF4E5"/>
+      </w:pPr>
+      <w:r>
+        <w:rPr>
+          <w:b w:val="0"/>
+          <w:color w:val="960000"/>
+          <w:sz w:val="20"/>
+        </w:rPr>
+        <w:t xml:space="preserve">✅ </w:t>
+      </w:r>
+      <w:r>
+        <w:rPr>
+          <w:b/>
+          <w:color w:val="960000"/>
+          <w:sz w:val="20"/>
+        </w:rPr>
+        <w:t>Y lo que la app hace con un motivo que NO conoce está bien hecho y hay que saberlo:</w:t>
+      </w:r>
+      <w:r>
+        <w:rPr>
+          <w:b w:val="0"/>
+          <w:color w:val="960000"/>
+          <w:sz w:val="20"/>
+        </w:rPr>
+        <w:t xml:space="preserve"> lo enseña </w:t>
+      </w:r>
+      <w:r>
+        <w:rPr>
+          <w:b/>
+          <w:color w:val="960000"/>
+          <w:sz w:val="20"/>
+        </w:rPr>
+        <w:t>en crudo</w:t>
+      </w:r>
+      <w:r>
+        <w:rPr>
+          <w:b w:val="0"/>
+          <w:color w:val="960000"/>
+          <w:sz w:val="20"/>
+        </w:rPr>
+        <w:t>, marcado con *«motivo sin traducir en esta versión de la app»* (</w:t>
+      </w:r>
+      <w:r>
+        <w:rPr>
+          <w:rFonts w:ascii="Consolas" w:hAnsi="Consolas"/>
+          <w:color w:val="960000"/>
+          <w:sz w:val="20"/>
+        </w:rPr>
+        <w:t>app.js:2935</w:t>
+      </w:r>
+      <w:r>
+        <w:rPr>
+          <w:b w:val="0"/>
+          <w:color w:val="960000"/>
+          <w:sz w:val="20"/>
+        </w:rPr>
+        <w:t xml:space="preserve">). </w:t>
+      </w:r>
+      <w:r>
+        <w:rPr>
+          <w:b/>
+          <w:color w:val="960000"/>
+          <w:sz w:val="20"/>
+        </w:rPr>
+        <w:t>No lo esconde y no se inventa una explicación.</w:t>
+      </w:r>
+      <w:r>
+        <w:rPr>
+          <w:b w:val="0"/>
+          <w:color w:val="960000"/>
+          <w:sz w:val="20"/>
+        </w:rPr>
+        <w:t xml:space="preserve"> Si ve esa marca, el motivo real está en la pestaña </w:t>
+      </w:r>
+      <w:r>
+        <w:rPr>
+          <w:rFonts w:ascii="Consolas" w:hAnsi="Consolas"/>
+          <w:color w:val="960000"/>
+          <w:sz w:val="20"/>
+        </w:rPr>
+        <w:t>Tramas</w:t>
+      </w:r>
+      <w:r>
+        <w:rPr>
+          <w:b w:val="0"/>
+          <w:color w:val="960000"/>
+          <w:sz w:val="20"/>
+        </w:rPr>
+        <w:t xml:space="preserve"> y hay que reportarlo tal cual: significa que el firmware ha crecido por delante de esta APK.</w:t>
+      </w:r>
+    </w:p>
+    <w:p>
+      <w:pPr>
+        <w:spacing w:before="200" w:after="120"/>
+      </w:pPr>
+      <w:r>
+        <w:rPr>
+          <w:b/>
+          <w:color w:val="003366"/>
+          <w:sz w:val="23"/>
+        </w:rPr>
+        <w:t xml:space="preserve">5.4.3 El </w:t>
+      </w:r>
+      <w:r>
+        <w:rPr>
+          <w:b/>
+          <w:color w:val="003366"/>
+          <w:sz w:val="23"/>
+        </w:rPr>
+        <w:t>PIN ya no se puede armar con el teclado cerrado</w:t>
+      </w:r>
+    </w:p>
+    <w:p>
+      <w:pPr>
+        <w:spacing w:after="120"/>
+      </w:pPr>
+      <w:r>
+        <w:rPr>
+          <w:b w:val="0"/>
+          <w:sz w:val="21"/>
+        </w:rPr>
+        <w:t>Los botones del teclado siguen existiendo en la página aunque el modal esté oculto, así que</w:t>
+      </w:r>
+    </w:p>
+    <w:p>
+      <w:pPr>
+        <w:spacing w:after="120"/>
+      </w:pPr>
+      <w:r>
+        <w:rPr>
+          <w:b w:val="0"/>
+          <w:sz w:val="21"/>
+        </w:rPr>
+        <w:t>cualquier cosa que disparara una pulsación sobre ellos **autorizaba la sesión sin que la barrera se</w:t>
+      </w:r>
+    </w:p>
+    <w:p>
+      <w:pPr>
+        <w:spacing w:after="120"/>
+      </w:pPr>
+      <w:r>
+        <w:rPr>
+          <w:b w:val="0"/>
+          <w:sz w:val="21"/>
+        </w:rPr>
+        <w:t>hubiera abierto nunca**. Hoy los cuatro caminos que tocan el PIN comprueban primero que el teclado</w:t>
+      </w:r>
+    </w:p>
+    <w:p>
+      <w:pPr>
+        <w:spacing w:after="120"/>
+      </w:pPr>
+      <w:r>
+        <w:rPr>
+          <w:b w:val="0"/>
+          <w:sz w:val="21"/>
+        </w:rPr>
+        <w:t>esté delante del operario (</w:t>
+      </w:r>
+      <w:r>
+        <w:rPr>
+          <w:rFonts w:ascii="Consolas" w:hAnsi="Consolas"/>
+          <w:sz w:val="21"/>
+        </w:rPr>
+        <w:t>app.js:2554-2556</w:t>
+      </w:r>
+      <w:r>
+        <w:rPr>
+          <w:b w:val="0"/>
+          <w:sz w:val="21"/>
+        </w:rPr>
+        <w:t xml:space="preserve">, aplicado en </w:t>
+      </w:r>
+      <w:r>
+        <w:rPr>
+          <w:rFonts w:ascii="Consolas" w:hAnsi="Consolas"/>
+          <w:sz w:val="21"/>
+        </w:rPr>
+        <w:t>:2561</w:t>
+      </w:r>
+      <w:r>
+        <w:rPr>
+          <w:b w:val="0"/>
+          <w:sz w:val="21"/>
+        </w:rPr>
+        <w:t xml:space="preserve">, </w:t>
+      </w:r>
+      <w:r>
+        <w:rPr>
+          <w:rFonts w:ascii="Consolas" w:hAnsi="Consolas"/>
+          <w:sz w:val="21"/>
+        </w:rPr>
+        <w:t>:2574</w:t>
+      </w:r>
+      <w:r>
+        <w:rPr>
+          <w:b w:val="0"/>
+          <w:sz w:val="21"/>
+        </w:rPr>
+        <w:t xml:space="preserve">, </w:t>
+      </w:r>
+      <w:r>
+        <w:rPr>
+          <w:rFonts w:ascii="Consolas" w:hAnsi="Consolas"/>
+          <w:sz w:val="21"/>
+        </w:rPr>
+        <w:t>:2582</w:t>
+      </w:r>
+      <w:r>
+        <w:rPr>
+          <w:b w:val="0"/>
+          <w:sz w:val="21"/>
+        </w:rPr>
+        <w:t xml:space="preserve"> y </w:t>
+      </w:r>
+      <w:r>
+        <w:rPr>
+          <w:rFonts w:ascii="Consolas" w:hAnsi="Consolas"/>
+          <w:sz w:val="21"/>
+        </w:rPr>
+        <w:t>:2592</w:t>
+      </w:r>
+      <w:r>
+        <w:rPr>
+          <w:b w:val="0"/>
+          <w:sz w:val="21"/>
+        </w:rPr>
+        <w:t>), y</w:t>
+      </w:r>
+    </w:p>
+    <w:p>
+      <w:pPr>
+        <w:spacing w:after="120"/>
+      </w:pPr>
+      <w:r>
+        <w:rPr>
+          <w:b/>
+          <w:sz w:val="21"/>
+        </w:rPr>
+        <w:t>cerrar el teclado cancela de verdad</w:t>
+      </w:r>
+      <w:r>
+        <w:rPr>
+          <w:b w:val="0"/>
+          <w:sz w:val="21"/>
+        </w:rPr>
+        <w:t>: borra los dígitos y la acción pendiente.</w:t>
+      </w:r>
+    </w:p>
+    <w:p>
+      <w:pPr>
+        <w:spacing w:after="160"/>
+        <w:ind w:left="360"/>
+        <w:shd w:val="clear" w:fill="FFF4E5"/>
+      </w:pPr>
+      <w:r>
+        <w:rPr>
+          <w:b w:val="0"/>
+          <w:color w:val="960000"/>
+          <w:sz w:val="20"/>
+        </w:rPr>
         <w:t xml:space="preserve">⚠️ </w:t>
       </w:r>
       <w:r>
@@ -9665,39 +14637,23 @@
           <w:color w:val="960000"/>
           <w:sz w:val="20"/>
         </w:rPr>
-        <w:t xml:space="preserve">, que es lo que el PIN existía para garantizar. 🛑 </w:t>
-      </w:r>
-      <w:r>
-        <w:rPr>
-          <w:b/>
-          <w:color w:val="960000"/>
-          <w:sz w:val="20"/>
-        </w:rPr>
-        <w:t>Y lo que este arreglo NO cubre, para que no se lea como si la barrera estuviera cerrada: ese permiso NO CADUCA (`AB-9`, abierto).</w:t>
-      </w:r>
-      <w:r>
-        <w:rPr>
-          <w:b w:val="0"/>
-          <w:color w:val="960000"/>
-          <w:sz w:val="20"/>
-        </w:rPr>
-        <w:t xml:space="preserve"> Garantizar que alguien tecleó el PIN </w:t>
-      </w:r>
-      <w:r>
-        <w:rPr>
-          <w:b/>
-          <w:color w:val="960000"/>
-          <w:sz w:val="20"/>
-        </w:rPr>
-        <w:t>no es lo mismo que</w:t>
-      </w:r>
-      <w:r>
-        <w:rPr>
-          <w:b w:val="0"/>
-          <w:color w:val="960000"/>
-          <w:sz w:val="20"/>
-        </w:rPr>
-        <w:t xml:space="preserve"> garantizar que quien manda ahora es quien lo tecleó. Ver </w:t>
+        <w:t xml:space="preserve">, que es lo que el PIN existía para garantizar. ✅ </w:t>
+      </w:r>
+      <w:r>
+        <w:rPr>
+          <w:b/>
+          <w:color w:val="960000"/>
+          <w:sz w:val="20"/>
+        </w:rPr>
+        <w:t>AL DÍA EL 04/09.</w:t>
+      </w:r>
+      <w:r>
+        <w:rPr>
+          <w:b w:val="0"/>
+          <w:color w:val="960000"/>
+          <w:sz w:val="20"/>
+        </w:rPr>
+        <w:t xml:space="preserve"> ~~*«lo que este arreglo NO cubre: ese permiso NO CADUCA (</w:t>
       </w:r>
       <w:r>
         <w:rPr>
@@ -9705,6 +14661,70 @@
           <w:color w:val="960000"/>
           <w:sz w:val="20"/>
         </w:rPr>
+        <w:t>AB-9</w:t>
+      </w:r>
+      <w:r>
+        <w:rPr>
+          <w:b w:val="0"/>
+          <w:color w:val="960000"/>
+          <w:sz w:val="20"/>
+        </w:rPr>
+        <w:t xml:space="preserve">, abierto)»*~~ → </w:t>
+      </w:r>
+      <w:r>
+        <w:rPr>
+          <w:b/>
+          <w:color w:val="960000"/>
+          <w:sz w:val="20"/>
+        </w:rPr>
+        <w:t>`AB-9` está cerrado en el fuente</w:t>
+      </w:r>
+      <w:r>
+        <w:rPr>
+          <w:b w:val="0"/>
+          <w:color w:val="960000"/>
+          <w:sz w:val="20"/>
+        </w:rPr>
+        <w:t xml:space="preserve">: el permiso caduca a los </w:t>
+      </w:r>
+      <w:r>
+        <w:rPr>
+          <w:b/>
+          <w:color w:val="960000"/>
+          <w:sz w:val="20"/>
+        </w:rPr>
+        <w:t>60 s</w:t>
+      </w:r>
+      <w:r>
+        <w:rPr>
+          <w:b w:val="0"/>
+          <w:color w:val="960000"/>
+          <w:sz w:val="20"/>
+        </w:rPr>
+        <w:t xml:space="preserve"> de guardarse el teléfono y a los </w:t>
+      </w:r>
+      <w:r>
+        <w:rPr>
+          <w:b/>
+          <w:color w:val="960000"/>
+          <w:sz w:val="20"/>
+        </w:rPr>
+        <w:t>5 min</w:t>
+      </w:r>
+      <w:r>
+        <w:rPr>
+          <w:b w:val="0"/>
+          <w:color w:val="960000"/>
+          <w:sz w:val="20"/>
+        </w:rPr>
+        <w:t xml:space="preserve"> sin mandar órdenes. Ver </w:t>
+      </w:r>
+      <w:r>
+        <w:rPr>
+          <w:rFonts w:ascii="Consolas" w:hAnsi="Consolas"/>
+          <w:color w:val="960000"/>
+          <w:sz w:val="20"/>
+        </w:rPr>
         <w:t>§4.bis.3</w:t>
       </w:r>
       <w:r>
@@ -9713,7 +14733,103 @@
           <w:color w:val="960000"/>
           <w:sz w:val="20"/>
         </w:rPr>
-        <w:t>.</w:t>
+        <w:t xml:space="preserve">, </w:t>
+      </w:r>
+      <w:r>
+        <w:rPr>
+          <w:b/>
+          <w:color w:val="960000"/>
+          <w:sz w:val="20"/>
+        </w:rPr>
+        <w:t>incluido su aviso `SIN VERIFICAR`</w:t>
+      </w:r>
+      <w:r>
+        <w:rPr>
+          <w:b w:val="0"/>
+          <w:color w:val="960000"/>
+          <w:sz w:val="20"/>
+        </w:rPr>
+        <w:t xml:space="preserve">: la caducidad por segundo plano cuelga de sucesos del navegador y </w:t>
+      </w:r>
+      <w:r>
+        <w:rPr>
+          <w:b/>
+          <w:color w:val="960000"/>
+          <w:sz w:val="20"/>
+        </w:rPr>
+        <w:t>nadie la ha visto disparar en la APK, con la pantalla apagada</w:t>
+      </w:r>
+      <w:r>
+        <w:rPr>
+          <w:b w:val="0"/>
+          <w:color w:val="960000"/>
+          <w:sz w:val="20"/>
+        </w:rPr>
+        <w:t xml:space="preserve">, que es el escenario para el que existe. </w:t>
+      </w:r>
+      <w:r>
+        <w:rPr>
+          <w:b/>
+          <w:color w:val="960000"/>
+          <w:sz w:val="20"/>
+        </w:rPr>
+        <w:t>Las dos mitades siguen siendo distintas y las dos hacen falta:</w:t>
+      </w:r>
+      <w:r>
+        <w:rPr>
+          <w:b w:val="0"/>
+          <w:color w:val="960000"/>
+          <w:sz w:val="20"/>
+        </w:rPr>
+        <w:t xml:space="preserve"> este apartado garantiza que </w:t>
+      </w:r>
+      <w:r>
+        <w:rPr>
+          <w:b/>
+          <w:color w:val="960000"/>
+          <w:sz w:val="20"/>
+        </w:rPr>
+        <w:t>alguien tecleó</w:t>
+      </w:r>
+      <w:r>
+        <w:rPr>
+          <w:b w:val="0"/>
+          <w:color w:val="960000"/>
+          <w:sz w:val="20"/>
+        </w:rPr>
+        <w:t xml:space="preserve"> cuatro dígitos; </w:t>
+      </w:r>
+      <w:r>
+        <w:rPr>
+          <w:rFonts w:ascii="Consolas" w:hAnsi="Consolas"/>
+          <w:color w:val="960000"/>
+          <w:sz w:val="20"/>
+        </w:rPr>
+        <w:t>§4.bis.3</w:t>
+      </w:r>
+      <w:r>
+        <w:rPr>
+          <w:b w:val="0"/>
+          <w:color w:val="960000"/>
+          <w:sz w:val="20"/>
+        </w:rPr>
+        <w:t xml:space="preserve"> es </w:t>
+      </w:r>
+      <w:r>
+        <w:rPr>
+          <w:b/>
+          <w:color w:val="960000"/>
+          <w:sz w:val="20"/>
+        </w:rPr>
+        <w:t>cuánto dura</w:t>
+      </w:r>
+      <w:r>
+        <w:rPr>
+          <w:b w:val="0"/>
+          <w:color w:val="960000"/>
+          <w:sz w:val="20"/>
+        </w:rPr>
+        <w:t xml:space="preserve"> ese permiso después.</w:t>
       </w:r>
     </w:p>
     <w:p>
@@ -10614,31 +15730,175 @@
           <w:color w:val="960000"/>
           <w:sz w:val="20"/>
         </w:rPr>
-        <w:t xml:space="preserve">🛑 </w:t>
-      </w:r>
-      <w:r>
-        <w:rPr>
-          <w:b/>
-          <w:color w:val="960000"/>
-          <w:sz w:val="20"/>
-        </w:rPr>
-        <w:t>Y un aviso ABIERTO, medido el 04/09 y SIN DIAGNOSTICAR, que afecta a lo que la app enseña:</w:t>
-      </w:r>
-      <w:r>
-        <w:rPr>
-          <w:b w:val="0"/>
-          <w:color w:val="960000"/>
-          <w:sz w:val="20"/>
-        </w:rPr>
-        <w:t xml:space="preserve"> los valores por defecto del modo siguen siendo </w:t>
-      </w:r>
-      <w:r>
-        <w:rPr>
-          <w:b/>
-          <w:color w:val="960000"/>
-          <w:sz w:val="20"/>
-        </w:rPr>
-        <w:t>1 min / 1 min / 15 s</w:t>
+        <w:t xml:space="preserve">🟢 </w:t>
+      </w:r>
+      <w:r>
+        <w:rPr>
+          <w:b/>
+          <w:color w:val="960000"/>
+          <w:sz w:val="20"/>
+        </w:rPr>
+        <w:t>CERRADO EL 04/09 POR LA TARDE (`N-133` + `N-42`). Este aviso estaba ABIERTO y ya no lo está:</w:t>
+      </w:r>
+      <w:r>
+        <w:rPr>
+          <w:b w:val="0"/>
+          <w:color w:val="960000"/>
+          <w:sz w:val="20"/>
+        </w:rPr>
+        <w:t xml:space="preserve"> ~~*«los valores por defecto del modo siguen siendo 1 min / 1 min / 15 s (</w:t>
+      </w:r>
+      <w:r>
+        <w:rPr>
+          <w:rFonts w:ascii="Consolas" w:hAnsi="Consolas"/>
+          <w:color w:val="960000"/>
+          <w:sz w:val="20"/>
+        </w:rPr>
+        <w:t>modo_automatico.cpp:13</w:t>
+      </w:r>
+      <w:r>
+        <w:rPr>
+          <w:b w:val="0"/>
+          <w:color w:val="960000"/>
+          <w:sz w:val="20"/>
+        </w:rPr>
+        <w:t xml:space="preserve"> y </w:t>
+      </w:r>
+      <w:r>
+        <w:rPr>
+          <w:rFonts w:ascii="Consolas" w:hAnsi="Consolas"/>
+          <w:color w:val="960000"/>
+          <w:sz w:val="20"/>
+        </w:rPr>
+        <w:t>:94</w:t>
+      </w:r>
+      <w:r>
+        <w:rPr>
+          <w:b w:val="0"/>
+          <w:color w:val="960000"/>
+          <w:sz w:val="20"/>
+        </w:rPr>
+        <w:t xml:space="preserve">) y no pasan por la guarda. </w:t>
+      </w:r>
+      <w:r>
+        <w:rPr>
+          <w:rFonts w:ascii="Consolas" w:hAnsi="Consolas"/>
+          <w:color w:val="960000"/>
+          <w:sz w:val="20"/>
+        </w:rPr>
+        <w:t>SET_MODO:AUTO</w:t>
+      </w:r>
+      <w:r>
+        <w:rPr>
+          <w:b w:val="0"/>
+          <w:color w:val="960000"/>
+          <w:sz w:val="20"/>
+        </w:rPr>
+        <w:t xml:space="preserve"> llama a </w:t>
+      </w:r>
+      <w:r>
+        <w:rPr>
+          <w:rFonts w:ascii="Consolas" w:hAnsi="Consolas"/>
+          <w:color w:val="960000"/>
+          <w:sz w:val="20"/>
+        </w:rPr>
+        <w:t>modoAutomatico_setup()</w:t>
+      </w:r>
+      <w:r>
+        <w:rPr>
+          <w:b w:val="0"/>
+          <w:color w:val="960000"/>
+          <w:sz w:val="20"/>
+        </w:rPr>
+        <w:t xml:space="preserve">, que reescribe los tres valores a </w:t>
+      </w:r>
+      <w:r>
+        <w:rPr>
+          <w:rFonts w:ascii="Consolas" w:hAnsi="Consolas"/>
+          <w:color w:val="960000"/>
+          <w:sz w:val="20"/>
+        </w:rPr>
+        <w:t>1, 1, 15</w:t>
+      </w:r>
+      <w:r>
+        <w:rPr>
+          <w:b w:val="0"/>
+          <w:color w:val="960000"/>
+          <w:sz w:val="20"/>
+        </w:rPr>
+        <w:t xml:space="preserve">: unos tiempos aceptados con </w:t>
+      </w:r>
+      <w:r>
+        <w:rPr>
+          <w:rFonts w:ascii="Consolas" w:hAnsi="Consolas"/>
+          <w:color w:val="960000"/>
+          <w:sz w:val="20"/>
+        </w:rPr>
+        <w:t>$ACK</w:t>
+      </w:r>
+      <w:r>
+        <w:rPr>
+          <w:b w:val="0"/>
+          <w:color w:val="960000"/>
+          <w:sz w:val="20"/>
+        </w:rPr>
+        <w:t xml:space="preserve"> se pierden al arrancar el modo»*~~ → 🛑 </w:t>
+      </w:r>
+      <w:r>
+        <w:rPr>
+          <w:b/>
+          <w:color w:val="960000"/>
+          <w:sz w:val="20"/>
+        </w:rPr>
+        <w:t>CADUCADO.</w:t>
+      </w:r>
+      <w:r>
+        <w:rPr>
+          <w:b w:val="0"/>
+          <w:color w:val="960000"/>
+          <w:sz w:val="20"/>
+        </w:rPr>
+        <w:t xml:space="preserve"> </w:t>
+      </w:r>
+      <w:r>
+        <w:rPr>
+          <w:b/>
+          <w:color w:val="960000"/>
+          <w:sz w:val="20"/>
+        </w:rPr>
+        <w:t>MEDIDO hoy en `Maestro/src/modo_automatico.cpp`, y son tres cambios, no uno:</w:t>
+      </w:r>
+      <w:r>
+        <w:rPr>
+          <w:b w:val="0"/>
+          <w:color w:val="960000"/>
+          <w:sz w:val="20"/>
+        </w:rPr>
+        <w:t xml:space="preserve"> 1. </w:t>
+      </w:r>
+      <w:r>
+        <w:rPr>
+          <w:b/>
+          <w:color w:val="960000"/>
+          <w:sz w:val="20"/>
+        </w:rPr>
+        <w:t>Los valores por defecto ya no son `1,1,15`: son los propios mínimos</w:t>
+      </w:r>
+      <w:r>
+        <w:rPr>
+          <w:b w:val="0"/>
+          <w:color w:val="960000"/>
+          <w:sz w:val="20"/>
+        </w:rPr>
+        <w:t xml:space="preserve"> — </w:t>
+      </w:r>
+      <w:r>
+        <w:rPr>
+          <w:rFonts w:ascii="Consolas" w:hAnsi="Consolas"/>
+          <w:color w:val="960000"/>
+          <w:sz w:val="20"/>
+        </w:rPr>
+        <w:t>static int minRojo = ROJO_MIN_MIN, minVerde = VERDE_MIN_MIN, segEstatico = DESPEJE_SEG_MIN;</w:t>
       </w:r>
       <w:r>
         <w:rPr>
@@ -10654,15 +15914,31 @@
           <w:color w:val="960000"/>
           <w:sz w:val="20"/>
         </w:rPr>
-        <w:t>modo_automatico.cpp:13</w:t>
-      </w:r>
-      <w:r>
-        <w:rPr>
-          <w:b w:val="0"/>
-          <w:color w:val="960000"/>
-          <w:sz w:val="20"/>
-        </w:rPr>
-        <w:t xml:space="preserve"> y </w:t>
+        <w:t>:53-54</w:t>
+      </w:r>
+      <w:r>
+        <w:rPr>
+          <w:b w:val="0"/>
+          <w:color w:val="960000"/>
+          <w:sz w:val="20"/>
+        </w:rPr>
+        <w:t xml:space="preserve">), o sea </w:t>
+      </w:r>
+      <w:r>
+        <w:rPr>
+          <w:b/>
+          <w:color w:val="960000"/>
+          <w:sz w:val="20"/>
+        </w:rPr>
+        <w:t>3 min / 3 min / 10 s</w:t>
+      </w:r>
+      <w:r>
+        <w:rPr>
+          <w:b w:val="0"/>
+          <w:color w:val="960000"/>
+          <w:sz w:val="20"/>
+        </w:rPr>
+        <w:t xml:space="preserve">. El </w:t>
       </w:r>
       <w:r>
         <w:rPr>
@@ -10670,31 +15946,15 @@
           <w:color w:val="960000"/>
           <w:sz w:val="20"/>
         </w:rPr>
-        <w:t>:94</w:t>
-      </w:r>
-      <w:r>
-        <w:rPr>
-          <w:b w:val="0"/>
-          <w:color w:val="960000"/>
-          <w:sz w:val="20"/>
-        </w:rPr>
-        <w:t xml:space="preserve">) y </w:t>
-      </w:r>
-      <w:r>
-        <w:rPr>
-          <w:b/>
-          <w:color w:val="960000"/>
-          <w:sz w:val="20"/>
-        </w:rPr>
-        <w:t>no pasan por la guarda</w:t>
-      </w:r>
-      <w:r>
-        <w:rPr>
-          <w:b w:val="0"/>
-          <w:color w:val="960000"/>
-          <w:sz w:val="20"/>
-        </w:rPr>
-        <w:t xml:space="preserve"> —</w:t>
+        <w:t>1, 1, 15</w:t>
+      </w:r>
+      <w:r>
+        <w:rPr>
+          <w:b w:val="0"/>
+          <w:color w:val="960000"/>
+          <w:sz w:val="20"/>
+        </w:rPr>
+        <w:t xml:space="preserve"> sobrevive sólo en el comentario que lo tacha (</w:t>
       </w:r>
       <w:r>
         <w:rPr>
@@ -10702,6 +15962,102 @@
           <w:color w:val="960000"/>
           <w:sz w:val="20"/>
         </w:rPr>
+        <w:t>:44</w:t>
+      </w:r>
+      <w:r>
+        <w:rPr>
+          <w:b w:val="0"/>
+          <w:color w:val="960000"/>
+          <w:sz w:val="20"/>
+        </w:rPr>
+        <w:t xml:space="preserve">). 2. </w:t>
+      </w:r>
+      <w:r>
+        <w:rPr>
+          <w:b/>
+          <w:color w:val="960000"/>
+          <w:sz w:val="20"/>
+        </w:rPr>
+        <w:t>`modoAutomatico_setup()` YA NO PISA LOS TIEMPOS.</w:t>
+      </w:r>
+      <w:r>
+        <w:rPr>
+          <w:b w:val="0"/>
+          <w:color w:val="960000"/>
+          <w:sz w:val="20"/>
+        </w:rPr>
+        <w:t xml:space="preserve"> En su lugar llama a </w:t>
+      </w:r>
+      <w:r>
+        <w:rPr>
+          <w:rFonts w:ascii="Consolas" w:hAnsi="Consolas"/>
+          <w:color w:val="960000"/>
+          <w:sz w:val="20"/>
+        </w:rPr>
+        <w:t>recuperarTiemposGuardados()</w:t>
+      </w:r>
+      <w:r>
+        <w:rPr>
+          <w:b w:val="0"/>
+          <w:color w:val="960000"/>
+          <w:sz w:val="20"/>
+        </w:rPr>
+        <w:t xml:space="preserve"> (</w:t>
+      </w:r>
+      <w:r>
+        <w:rPr>
+          <w:rFonts w:ascii="Consolas" w:hAnsi="Consolas"/>
+          <w:color w:val="960000"/>
+          <w:sz w:val="20"/>
+        </w:rPr>
+        <w:t>:181</w:t>
+      </w:r>
+      <w:r>
+        <w:rPr>
+          <w:b w:val="0"/>
+          <w:color w:val="960000"/>
+          <w:sz w:val="20"/>
+        </w:rPr>
+        <w:t xml:space="preserve">) y respeta lo que haya. 3. </w:t>
+      </w:r>
+      <w:r>
+        <w:rPr>
+          <w:b/>
+          <w:color w:val="960000"/>
+          <w:sz w:val="20"/>
+        </w:rPr>
+        <w:t>Y ahora sobreviven al corte de energía</w:t>
+      </w:r>
+      <w:r>
+        <w:rPr>
+          <w:b w:val="0"/>
+          <w:color w:val="960000"/>
+          <w:sz w:val="20"/>
+        </w:rPr>
+        <w:t xml:space="preserve"> (</w:t>
+      </w:r>
+      <w:r>
+        <w:rPr>
+          <w:rFonts w:ascii="Consolas" w:hAnsi="Consolas"/>
+          <w:color w:val="960000"/>
+          <w:sz w:val="20"/>
+        </w:rPr>
+        <w:t>N-133</w:t>
+      </w:r>
+      <w:r>
+        <w:rPr>
+          <w:b w:val="0"/>
+          <w:color w:val="960000"/>
+          <w:sz w:val="20"/>
+        </w:rPr>
+        <w:t xml:space="preserve">): </w:t>
+      </w:r>
+      <w:r>
+        <w:rPr>
+          <w:rFonts w:ascii="Consolas" w:hAnsi="Consolas"/>
+          <w:color w:val="960000"/>
+          <w:sz w:val="20"/>
+        </w:rPr>
         <w:t>modoAutomatico_fijarTiempos()</w:t>
       </w:r>
       <w:r>
@@ -10710,7 +16066,7 @@
           <w:color w:val="960000"/>
           <w:sz w:val="20"/>
         </w:rPr>
-        <w:t xml:space="preserve"> sólo se ejerce desde </w:t>
+        <w:t xml:space="preserve"> los escribe en el respaldo con pila (</w:t>
       </w:r>
       <w:r>
         <w:rPr>
@@ -10718,31 +16074,31 @@
           <w:color w:val="960000"/>
           <w:sz w:val="20"/>
         </w:rPr>
-        <w:t>SET_TIEMPOS</w:t>
-      </w:r>
-      <w:r>
-        <w:rPr>
-          <w:b w:val="0"/>
-          <w:color w:val="960000"/>
-          <w:sz w:val="20"/>
-        </w:rPr>
-        <w:t xml:space="preserve">—. </w:t>
-      </w:r>
-      <w:r>
-        <w:rPr>
-          <w:b/>
-          <w:color w:val="960000"/>
-          <w:sz w:val="20"/>
-        </w:rPr>
-        <w:t>`SET_MODO:AUTO` llama a `modoAutomatico_setup()`, que reescribe los tres valores a `1, 1, 15`</w:t>
-      </w:r>
-      <w:r>
-        <w:rPr>
-          <w:b w:val="0"/>
-          <w:color w:val="960000"/>
-          <w:sz w:val="20"/>
-        </w:rPr>
-        <w:t xml:space="preserve">: unos tiempos aceptados con </w:t>
+        <w:t>:141</w:t>
+      </w:r>
+      <w:r>
+        <w:rPr>
+          <w:b w:val="0"/>
+          <w:color w:val="960000"/>
+          <w:sz w:val="20"/>
+        </w:rPr>
+        <w:t xml:space="preserve">) y el arranque los relee, </w:t>
+      </w:r>
+      <w:r>
+        <w:rPr>
+          <w:b/>
+          <w:color w:val="960000"/>
+          <w:sz w:val="20"/>
+        </w:rPr>
+        <w:t>revalidando el rango aunque el checksum apruebe</w:t>
+      </w:r>
+      <w:r>
+        <w:rPr>
+          <w:b w:val="0"/>
+          <w:color w:val="960000"/>
+          <w:sz w:val="20"/>
+        </w:rPr>
+        <w:t xml:space="preserve"> (</w:t>
       </w:r>
       <w:r>
         <w:rPr>
@@ -10750,7 +16106,275 @@
           <w:color w:val="960000"/>
           <w:sz w:val="20"/>
         </w:rPr>
-        <w:t>$ACK</w:t>
+        <w:t>:110-117</w:t>
+      </w:r>
+      <w:r>
+        <w:rPr>
+          <w:b w:val="0"/>
+          <w:color w:val="960000"/>
+          <w:sz w:val="20"/>
+        </w:rPr>
+        <w:t xml:space="preserve">) — porque un equipo actualizado puede traer guardado un ciclo de 1 minuto perfectamente íntegro, escrito cuando 1 era legal. </w:t>
+      </w:r>
+      <w:r>
+        <w:rPr>
+          <w:b/>
+          <w:color w:val="960000"/>
+          <w:sz w:val="20"/>
+        </w:rPr>
+        <w:t>Un dato íntegro no es un dato válido.</w:t>
+      </w:r>
+      <w:r>
+        <w:rPr>
+          <w:b w:val="0"/>
+          <w:color w:val="960000"/>
+          <w:sz w:val="20"/>
+        </w:rPr>
+        <w:t xml:space="preserve"> ✅ </w:t>
+      </w:r>
+      <w:r>
+        <w:rPr>
+          <w:b/>
+          <w:color w:val="960000"/>
+          <w:sz w:val="20"/>
+        </w:rPr>
+        <w:t>Consecuencia para la app: lo que la pantalla muestre después de un `SET_MODO:AUTO` ya SÍ es lo que el equipo está usando.</w:t>
+      </w:r>
+      <w:r>
+        <w:rPr>
+          <w:b w:val="0"/>
+          <w:color w:val="960000"/>
+          <w:sz w:val="20"/>
+        </w:rPr>
+        <w:t xml:space="preserve"> La app no tiene que fingir nada ni advertir de nada aquí. ⚠️ </w:t>
+      </w:r>
+      <w:r>
+        <w:rPr>
+          <w:b/>
+          <w:color w:val="960000"/>
+          <w:sz w:val="20"/>
+        </w:rPr>
+        <w:t>Sigue siendo MEDIDO sobre fichero. Nadie lo ha cargado en una tarjeta.</w:t>
+      </w:r>
+    </w:p>
+    <w:p>
+      <w:pPr>
+        <w:spacing w:before="200" w:after="120"/>
+      </w:pPr>
+      <w:r>
+        <w:rPr>
+          <w:b/>
+          <w:color w:val="003366"/>
+          <w:sz w:val="21"/>
+        </w:rPr>
+        <w:t>🛑 Y una consecuencia operativa NUEVA que el técnico va a encontrarse: en Automático NO se pueden cambiar los tiempos</w:t>
+      </w:r>
+    </w:p>
+    <w:p>
+      <w:pPr>
+        <w:spacing w:after="120"/>
+      </w:pPr>
+      <w:r>
+        <w:rPr>
+          <w:b/>
+          <w:sz w:val="21"/>
+        </w:rPr>
+        <w:t>Hay que salir del modo, poner los tiempos, y volver a entrar.</w:t>
+      </w:r>
+      <w:r>
+        <w:rPr>
+          <w:b w:val="0"/>
+          <w:sz w:val="21"/>
+        </w:rPr>
+        <w:t xml:space="preserve"> El equipo contesta</w:t>
+      </w:r>
+    </w:p>
+    <w:p>
+      <w:pPr>
+        <w:spacing w:after="120"/>
+      </w:pPr>
+      <w:r>
+        <w:rPr>
+          <w:rFonts w:ascii="Consolas" w:hAnsi="Consolas"/>
+          <w:sz w:val="21"/>
+        </w:rPr>
+        <w:t>$ERR,CMD:SET_TIEMPOS,DESC:EN_MARCHA_PARE_EL_MODO</w:t>
+      </w:r>
+      <w:r>
+        <w:rPr>
+          <w:b w:val="0"/>
+          <w:sz w:val="21"/>
+        </w:rPr>
+        <w:t xml:space="preserve"> (</w:t>
+      </w:r>
+      <w:r>
+        <w:rPr>
+          <w:rFonts w:ascii="Consolas" w:hAnsi="Consolas"/>
+          <w:sz w:val="21"/>
+        </w:rPr>
+        <w:t>Maestro/src/bluetooth.cpp:568-570</w:t>
+      </w:r>
+      <w:r>
+        <w:rPr>
+          <w:b w:val="0"/>
+          <w:sz w:val="21"/>
+        </w:rPr>
+        <w:t>), y hay una</w:t>
+      </w:r>
+    </w:p>
+    <w:p>
+      <w:pPr>
+        <w:spacing w:after="120"/>
+      </w:pPr>
+      <w:r>
+        <w:rPr>
+          <w:b/>
+          <w:sz w:val="21"/>
+        </w:rPr>
+        <w:t>segunda guarda dentro del propio `modoAutomatico_fijarTiempos()`</w:t>
+      </w:r>
+      <w:r>
+        <w:rPr>
+          <w:b w:val="0"/>
+          <w:sz w:val="21"/>
+        </w:rPr>
+        <w:t xml:space="preserve"> (</w:t>
+      </w:r>
+      <w:r>
+        <w:rPr>
+          <w:rFonts w:ascii="Consolas" w:hAnsi="Consolas"/>
+          <w:sz w:val="21"/>
+        </w:rPr>
+        <w:t>modo_automatico.cpp:129</w:t>
+      </w:r>
+      <w:r>
+        <w:rPr>
+          <w:b w:val="0"/>
+          <w:sz w:val="21"/>
+        </w:rPr>
+        <w:t>)</w:t>
+      </w:r>
+    </w:p>
+    <w:p>
+      <w:pPr>
+        <w:spacing w:after="120"/>
+      </w:pPr>
+      <w:r>
+        <w:rPr>
+          <w:b w:val="0"/>
+          <w:sz w:val="21"/>
+        </w:rPr>
+        <w:t>para el que llegue por otro camino.</w:t>
+      </w:r>
+    </w:p>
+    <w:p>
+      <w:pPr>
+        <w:spacing w:after="120"/>
+      </w:pPr>
+      <w:r>
+        <w:rPr>
+          <w:b/>
+          <w:sz w:val="21"/>
+        </w:rPr>
+        <w:t>No es capricho, y el motivo va escrito porque es vial:</w:t>
+      </w:r>
+      <w:r>
+        <w:rPr>
+          <w:b w:val="0"/>
+          <w:sz w:val="21"/>
+        </w:rPr>
+        <w:t xml:space="preserve"> la duración se recalcula en cada vuelta a</w:t>
+      </w:r>
+    </w:p>
+    <w:p>
+      <w:pPr>
+        <w:spacing w:after="120"/>
+      </w:pPr>
+      <w:r>
+        <w:rPr>
+          <w:b w:val="0"/>
+          <w:sz w:val="21"/>
+        </w:rPr>
+        <w:t>partir de esas variables, así que **bajar un tiempo a mitad de fase acortaría la fase EN CURSO — y</w:t>
+      </w:r>
+    </w:p>
+    <w:p>
+      <w:pPr>
+        <w:spacing w:after="120"/>
+      </w:pPr>
+      <w:r>
+        <w:rPr>
+          <w:b w:val="0"/>
+          <w:sz w:val="21"/>
+        </w:rPr>
+        <w:t>una de esas fases es el todo-rojo de despeje**. Recortar un despeje ya empezado es abrir el otro</w:t>
+      </w:r>
+    </w:p>
+    <w:p>
+      <w:pPr>
+        <w:spacing w:after="120"/>
+      </w:pPr>
+      <w:r>
+        <w:rPr>
+          <w:b w:val="0"/>
+          <w:sz w:val="21"/>
+        </w:rPr>
+        <w:t>sentido sobre un tramo que todavía no está vacío.</w:t>
+      </w:r>
+    </w:p>
+    <w:p>
+      <w:pPr>
+        <w:spacing w:after="160"/>
+        <w:ind w:left="360"/>
+        <w:shd w:val="clear" w:fill="FFF4E5"/>
+      </w:pPr>
+      <w:r>
+        <w:rPr>
+          <w:b w:val="0"/>
+          <w:color w:val="960000"/>
+          <w:sz w:val="20"/>
+        </w:rPr>
+        <w:t xml:space="preserve">⚠️ </w:t>
+      </w:r>
+      <w:r>
+        <w:rPr>
+          <w:b/>
+          <w:color w:val="960000"/>
+          <w:sz w:val="20"/>
+        </w:rPr>
+        <w:t>Y un detalle que la app enseña mal y hay que conocer al leer la pantalla:</w:t>
+      </w:r>
+      <w:r>
+        <w:rPr>
+          <w:b w:val="0"/>
+          <w:color w:val="960000"/>
+          <w:sz w:val="20"/>
+        </w:rPr>
+        <w:t xml:space="preserve"> la segunda guarda —la de dentro del setter— devuelve </w:t>
+      </w:r>
+      <w:r>
+        <w:rPr>
+          <w:rFonts w:ascii="Consolas" w:hAnsi="Consolas"/>
+          <w:color w:val="960000"/>
+          <w:sz w:val="20"/>
+        </w:rPr>
+        <w:t>false</w:t>
+      </w:r>
+      <w:r>
+        <w:rPr>
+          <w:b w:val="0"/>
+          <w:color w:val="960000"/>
+          <w:sz w:val="20"/>
+        </w:rPr>
+        <w:t xml:space="preserve">, y el despachador traduce </w:t>
+      </w:r>
+      <w:r>
+        <w:rPr>
+          <w:b/>
+          <w:color w:val="960000"/>
+          <w:sz w:val="20"/>
+        </w:rPr>
+        <w:t>todo</w:t>
       </w:r>
       <w:r>
         <w:rPr>
@@ -10762,35 +16386,330 @@
       </w:r>
       <w:r>
         <w:rPr>
-          <w:b/>
-          <w:color w:val="960000"/>
-          <w:sz w:val="20"/>
-        </w:rPr>
-        <w:t>se pierden al arrancar el modo</w:t>
-      </w:r>
-      <w:r>
-        <w:rPr>
-          <w:b w:val="0"/>
-          <w:color w:val="960000"/>
-          <w:sz w:val="20"/>
-        </w:rPr>
-        <w:t xml:space="preserve">. *No se propone aquí un arreglo, y la app no debe fingir uno: mientras esto siga así, lo que la pantalla muestre después de un </w:t>
-      </w:r>
-      <w:r>
-        <w:rPr>
           <w:rFonts w:ascii="Consolas" w:hAnsi="Consolas"/>
           <w:color w:val="960000"/>
           <w:sz w:val="20"/>
         </w:rPr>
-        <w:t>SET_MODO:AUTO</w:t>
-      </w:r>
-      <w:r>
-        <w:rPr>
-          <w:b w:val="0"/>
-          <w:color w:val="960000"/>
-          <w:sz w:val="20"/>
-        </w:rPr>
-        <w:t xml:space="preserve"> puede no ser lo que el equipo está usando.*</w:t>
+        <w:t>false</w:t>
+      </w:r>
+      <w:r>
+        <w:rPr>
+          <w:b w:val="0"/>
+          <w:color w:val="960000"/>
+          <w:sz w:val="20"/>
+        </w:rPr>
+        <w:t xml:space="preserve"> a </w:t>
+      </w:r>
+      <w:r>
+        <w:rPr>
+          <w:rFonts w:ascii="Consolas" w:hAnsi="Consolas"/>
+          <w:color w:val="960000"/>
+          <w:sz w:val="20"/>
+        </w:rPr>
+        <w:t>DESC:RANGO</w:t>
+      </w:r>
+      <w:r>
+        <w:rPr>
+          <w:b w:val="0"/>
+          <w:color w:val="960000"/>
+          <w:sz w:val="20"/>
+        </w:rPr>
+        <w:t xml:space="preserve">. </w:t>
+      </w:r>
+      <w:r>
+        <w:rPr>
+          <w:b/>
+          <w:color w:val="960000"/>
+          <w:sz w:val="20"/>
+        </w:rPr>
+        <w:t>Un rechazo por «el modo está en marcha» que llegue por ese camino se pinta como si fuera un rango fuera de límites.</w:t>
+      </w:r>
+      <w:r>
+        <w:rPr>
+          <w:b w:val="0"/>
+          <w:color w:val="960000"/>
+          <w:sz w:val="20"/>
+        </w:rPr>
+        <w:t xml:space="preserve"> Si el técnico ve </w:t>
+      </w:r>
+      <w:r>
+        <w:rPr>
+          <w:rFonts w:ascii="Consolas" w:hAnsi="Consolas"/>
+          <w:color w:val="960000"/>
+          <w:sz w:val="20"/>
+        </w:rPr>
+        <w:t>RANGO</w:t>
+      </w:r>
+      <w:r>
+        <w:rPr>
+          <w:b w:val="0"/>
+          <w:color w:val="960000"/>
+          <w:sz w:val="20"/>
+        </w:rPr>
+        <w:t xml:space="preserve"> con unos tiempos que sabe correctos, </w:t>
+      </w:r>
+      <w:r>
+        <w:rPr>
+          <w:b/>
+          <w:color w:val="960000"/>
+          <w:sz w:val="20"/>
+        </w:rPr>
+        <w:t>lo primero que hay que comprobar es si el Modo Automático está corriendo.</w:t>
+      </w:r>
+    </w:p>
+    <w:p>
+      <w:pPr>
+        <w:spacing w:after="160"/>
+        <w:ind w:left="360"/>
+        <w:shd w:val="clear" w:fill="FFF4E5"/>
+      </w:pPr>
+      <w:r>
+        <w:rPr>
+          <w:b w:val="0"/>
+          <w:color w:val="960000"/>
+          <w:sz w:val="20"/>
+        </w:rPr>
+        <w:t xml:space="preserve">🔵 </w:t>
+      </w:r>
+      <w:r>
+        <w:rPr>
+          <w:b/>
+          <w:color w:val="960000"/>
+          <w:sz w:val="20"/>
+        </w:rPr>
+        <w:t>De dónde salía todo esto, porque es la parte reutilizable (`N-135`, horas después de `N-42`):</w:t>
+      </w:r>
+      <w:r>
+        <w:rPr>
+          <w:b w:val="0"/>
+          <w:color w:val="960000"/>
+          <w:sz w:val="20"/>
+        </w:rPr>
+        <w:t xml:space="preserve"> al retirar el asistente quedó un </w:t>
+      </w:r>
+      <w:r>
+        <w:rPr>
+          <w:rFonts w:ascii="Consolas" w:hAnsi="Consolas"/>
+          <w:color w:val="960000"/>
+          <w:sz w:val="20"/>
+        </w:rPr>
+        <w:t>enum FaseAuto { CORRIENDO; }</w:t>
+      </w:r>
+      <w:r>
+        <w:rPr>
+          <w:b w:val="0"/>
+          <w:color w:val="960000"/>
+          <w:sz w:val="20"/>
+        </w:rPr>
+        <w:t xml:space="preserve"> de </w:t>
+      </w:r>
+      <w:r>
+        <w:rPr>
+          <w:b/>
+          <w:color w:val="960000"/>
+          <w:sz w:val="20"/>
+        </w:rPr>
+        <w:t>un solo valor</w:t>
+      </w:r>
+      <w:r>
+        <w:rPr>
+          <w:b w:val="0"/>
+          <w:color w:val="960000"/>
+          <w:sz w:val="20"/>
+        </w:rPr>
+        <w:t xml:space="preserve">, y </w:t>
+      </w:r>
+      <w:r>
+        <w:rPr>
+          <w:rFonts w:ascii="Consolas" w:hAnsi="Consolas"/>
+          <w:color w:val="960000"/>
+          <w:sz w:val="20"/>
+        </w:rPr>
+        <w:t>modoAutomatico_enMarcha()</w:t>
+      </w:r>
+      <w:r>
+        <w:rPr>
+          <w:b w:val="0"/>
+          <w:color w:val="960000"/>
+          <w:sz w:val="20"/>
+        </w:rPr>
+        <w:t xml:space="preserve"> lo comparaba. Una comparación con un único enumerador es </w:t>
+      </w:r>
+      <w:r>
+        <w:rPr>
+          <w:b/>
+          <w:color w:val="960000"/>
+          <w:sz w:val="20"/>
+        </w:rPr>
+        <w:t>cierta siempre</w:t>
+      </w:r>
+      <w:r>
+        <w:rPr>
+          <w:b w:val="0"/>
+          <w:color w:val="960000"/>
+          <w:sz w:val="20"/>
+        </w:rPr>
+        <w:t xml:space="preserve"> —el compilador la reduce a </w:t>
+      </w:r>
+      <w:r>
+        <w:rPr>
+          <w:rFonts w:ascii="Consolas" w:hAnsi="Consolas"/>
+          <w:color w:val="960000"/>
+          <w:sz w:val="20"/>
+        </w:rPr>
+        <w:t>movs r0, #1</w:t>
+      </w:r>
+      <w:r>
+        <w:rPr>
+          <w:b w:val="0"/>
+          <w:color w:val="960000"/>
+          <w:sz w:val="20"/>
+        </w:rPr>
+        <w:t xml:space="preserve">—, así que el equipo contestaba </w:t>
+      </w:r>
+      <w:r>
+        <w:rPr>
+          <w:rFonts w:ascii="Consolas" w:hAnsi="Consolas"/>
+          <w:color w:val="960000"/>
+          <w:sz w:val="20"/>
+        </w:rPr>
+        <w:t>EN_MARCHA_PARE_EL_MODO</w:t>
+      </w:r>
+      <w:r>
+        <w:rPr>
+          <w:b w:val="0"/>
+          <w:color w:val="960000"/>
+          <w:sz w:val="20"/>
+        </w:rPr>
+        <w:t xml:space="preserve"> </w:t>
+      </w:r>
+      <w:r>
+        <w:rPr>
+          <w:b/>
+          <w:color w:val="960000"/>
+          <w:sz w:val="20"/>
+        </w:rPr>
+        <w:t>a todo y para siempre</w:t>
+      </w:r>
+      <w:r>
+        <w:rPr>
+          <w:b w:val="0"/>
+          <w:color w:val="960000"/>
+          <w:sz w:val="20"/>
+        </w:rPr>
+        <w:t xml:space="preserve">, en todos los modos, desde antes del </w:t>
+      </w:r>
+      <w:r>
+        <w:rPr>
+          <w:rFonts w:ascii="Consolas" w:hAnsi="Consolas"/>
+          <w:color w:val="960000"/>
+          <w:sz w:val="20"/>
+        </w:rPr>
+        <w:t>setup()</w:t>
+      </w:r>
+      <w:r>
+        <w:rPr>
+          <w:b w:val="0"/>
+          <w:color w:val="960000"/>
+          <w:sz w:val="20"/>
+        </w:rPr>
+        <w:t xml:space="preserve">. Y como ese setter es el </w:t>
+      </w:r>
+      <w:r>
+        <w:rPr>
+          <w:b/>
+          <w:color w:val="960000"/>
+          <w:sz w:val="20"/>
+        </w:rPr>
+        <w:t>único</w:t>
+      </w:r>
+      <w:r>
+        <w:rPr>
+          <w:b w:val="0"/>
+          <w:color w:val="960000"/>
+          <w:sz w:val="20"/>
+        </w:rPr>
+        <w:t xml:space="preserve"> llamador de </w:t>
+      </w:r>
+      <w:r>
+        <w:rPr>
+          <w:rFonts w:ascii="Consolas" w:hAnsi="Consolas"/>
+          <w:color w:val="960000"/>
+          <w:sz w:val="20"/>
+        </w:rPr>
+        <w:t>respaldo_guardarTiemposCiclo()</w:t>
+      </w:r>
+      <w:r>
+        <w:rPr>
+          <w:b w:val="0"/>
+          <w:color w:val="960000"/>
+          <w:sz w:val="20"/>
+        </w:rPr>
+        <w:t xml:space="preserve">, </w:t>
+      </w:r>
+      <w:r>
+        <w:rPr>
+          <w:rFonts w:ascii="Consolas" w:hAnsi="Consolas"/>
+          <w:color w:val="960000"/>
+          <w:sz w:val="20"/>
+        </w:rPr>
+        <w:t>N-133</w:t>
+      </w:r>
+      <w:r>
+        <w:rPr>
+          <w:b w:val="0"/>
+          <w:color w:val="960000"/>
+          <w:sz w:val="20"/>
+        </w:rPr>
+        <w:t xml:space="preserve"> se había quedado </w:t>
+      </w:r>
+      <w:r>
+        <w:rPr>
+          <w:b/>
+          <w:color w:val="960000"/>
+          <w:sz w:val="20"/>
+        </w:rPr>
+        <w:t>con camino de lectura y sin camino de escritura</w:t>
+      </w:r>
+      <w:r>
+        <w:rPr>
+          <w:b w:val="0"/>
+          <w:color w:val="960000"/>
+          <w:sz w:val="20"/>
+        </w:rPr>
+        <w:t xml:space="preserve">. Hoy es </w:t>
+      </w:r>
+      <w:r>
+        <w:rPr>
+          <w:rFonts w:ascii="Consolas" w:hAnsi="Consolas"/>
+          <w:color w:val="960000"/>
+          <w:sz w:val="20"/>
+        </w:rPr>
+        <w:t>return modoActual_get() == MODO_AUTOMATICO;</w:t>
+      </w:r>
+      <w:r>
+        <w:rPr>
+          <w:b w:val="0"/>
+          <w:color w:val="960000"/>
+          <w:sz w:val="20"/>
+        </w:rPr>
+        <w:t xml:space="preserve"> (</w:t>
+      </w:r>
+      <w:r>
+        <w:rPr>
+          <w:rFonts w:ascii="Consolas" w:hAnsi="Consolas"/>
+          <w:color w:val="960000"/>
+          <w:sz w:val="20"/>
+        </w:rPr>
+        <w:t>:97</w:t>
+      </w:r>
+      <w:r>
+        <w:rPr>
+          <w:b w:val="0"/>
+          <w:color w:val="960000"/>
+          <w:sz w:val="20"/>
+        </w:rPr>
+        <w:t>), que sí puede dar las dos respuestas.</w:t>
       </w:r>
     </w:p>
     <w:p>

--- a/05_Funcional/14_Manual_App_Movil_IOT_VIAL.docx
+++ b/05_Funcional/14_Manual_App_Movil_IOT_VIAL.docx
@@ -51,7 +51,7 @@
           <w:b w:val="0"/>
           <w:sz w:val="21"/>
         </w:rPr>
-        <w:t xml:space="preserve"> </w:t>
+        <w:t xml:space="preserve"> ~~</w:t>
       </w:r>
       <w:r>
         <w:rPr>
@@ -59,6 +59,55 @@
           <w:sz w:val="21"/>
         </w:rPr>
         <w:t>feat/n69-ajustes-tiempos</w:t>
+      </w:r>
+      <w:r>
+        <w:rPr>
+          <w:b w:val="0"/>
+          <w:sz w:val="21"/>
+        </w:rPr>
+        <w:t xml:space="preserve">~~ → </w:t>
+      </w:r>
+      <w:r>
+        <w:rPr>
+          <w:b/>
+          <w:sz w:val="21"/>
+        </w:rPr>
+        <w:t>`main-nuevo`</w:t>
+      </w:r>
+      <w:r>
+        <w:rPr>
+          <w:b w:val="0"/>
+          <w:sz w:val="21"/>
+        </w:rPr>
+        <w:t xml:space="preserve"> *(07/09: la rama vieja sigue existiendo y </w:t>
+      </w:r>
+      <w:r>
+        <w:rPr>
+          <w:b/>
+          <w:sz w:val="21"/>
+        </w:rPr>
+        <w:t>no</w:t>
+      </w:r>
+      <w:r>
+        <w:rPr>
+          <w:b w:val="0"/>
+          <w:sz w:val="21"/>
+        </w:rPr>
+        <w:t xml:space="preserve"> es donde vive el trabajo. </w:t>
+      </w:r>
+      <w:r>
+        <w:rPr>
+          <w:rFonts w:ascii="Consolas" w:hAnsi="Consolas"/>
+          <w:sz w:val="21"/>
+        </w:rPr>
+        <w:t>git branch -a</w:t>
+      </w:r>
+      <w:r>
+        <w:rPr>
+          <w:b w:val="0"/>
+          <w:sz w:val="21"/>
+        </w:rPr>
+        <w:t xml:space="preserve"> lo dice; este renglón llevaba días apuntando a un sitio parado)*</w:t>
       </w:r>
     </w:p>
     <w:p>
@@ -148,83 +197,209 @@
           <w:b w:val="0"/>
           <w:sz w:val="21"/>
         </w:rPr>
-        <w:t xml:space="preserve"> 5 de septiembre de 2026 — </w:t>
-      </w:r>
-      <w:r>
-        <w:rPr>
-          <w:b/>
-          <w:sz w:val="21"/>
-        </w:rPr>
-        <w:t>la app cambió 223 líneas esa noche</w:t>
-      </w:r>
-      <w:r>
-        <w:rPr>
-          <w:b w:val="0"/>
-          <w:sz w:val="21"/>
-        </w:rPr>
-        <w:t xml:space="preserve">: tarjeta de </w:t>
-      </w:r>
-      <w:r>
-        <w:rPr>
-          <w:b/>
-          <w:sz w:val="21"/>
-        </w:rPr>
-        <w:t>CÁMARAS</w:t>
-      </w:r>
-      <w:r>
-        <w:rPr>
-          <w:b w:val="0"/>
-          <w:sz w:val="21"/>
-        </w:rPr>
-        <w:t xml:space="preserve">, </w:t>
-      </w:r>
-      <w:r>
-        <w:rPr>
-          <w:b/>
-          <w:sz w:val="21"/>
-        </w:rPr>
-        <w:t>Modo Degradado del Poste 2</w:t>
-      </w:r>
-      <w:r>
-        <w:rPr>
-          <w:b w:val="0"/>
-          <w:sz w:val="21"/>
-        </w:rPr>
-        <w:t xml:space="preserve">, el </w:t>
-      </w:r>
-      <w:r>
-        <w:rPr>
-          <w:b/>
-          <w:sz w:val="21"/>
-        </w:rPr>
-        <w:t>modo real del Poste 2</w:t>
-      </w:r>
-      <w:r>
-        <w:rPr>
-          <w:b w:val="0"/>
-          <w:sz w:val="21"/>
-        </w:rPr>
-        <w:t xml:space="preserve"> y la </w:t>
-      </w:r>
-      <w:r>
-        <w:rPr>
-          <w:b/>
-          <w:sz w:val="21"/>
-        </w:rPr>
-        <w:t>consulta de reloj</w:t>
-      </w:r>
-      <w:r>
-        <w:rPr>
-          <w:b w:val="0"/>
-          <w:sz w:val="21"/>
-        </w:rPr>
-        <w:t xml:space="preserve">. Ver la caja </w:t>
+        <w:t xml:space="preserve"> 7 de septiembre de 2026 — </w:t>
+      </w:r>
+      <w:r>
+        <w:rPr>
+          <w:b/>
+          <w:sz w:val="21"/>
+        </w:rPr>
+        <w:t>repaso contra `DECISIONES.md` y contra el fuente de hoy. NO cambió la app: cambió lo que este manual no decía.</w:t>
+      </w:r>
+      <w:r>
+        <w:rPr>
+          <w:b w:val="0"/>
+          <w:sz w:val="21"/>
+        </w:rPr>
+        <w:t xml:space="preserve"> Cuatro cosas nuevas: el aviso </w:t>
+      </w:r>
+      <w:r>
+        <w:rPr>
+          <w:b/>
+          <w:sz w:val="21"/>
+        </w:rPr>
+        <w:t>`D-16`</w:t>
+      </w:r>
+      <w:r>
+        <w:rPr>
+          <w:b w:val="0"/>
+          <w:sz w:val="21"/>
+        </w:rPr>
+        <w:t xml:space="preserve"> de cabecera *(sin teléfono no hay forma de operar el equipo)*, </w:t>
+      </w:r>
+      <w:r>
+        <w:rPr>
+          <w:b/>
+          <w:sz w:val="21"/>
+        </w:rPr>
+        <w:t>`D-11`</w:t>
+      </w:r>
+      <w:r>
+        <w:rPr>
+          <w:b w:val="0"/>
+          <w:sz w:val="21"/>
+        </w:rPr>
+        <w:t xml:space="preserve"> en </w:t>
       </w:r>
       <w:r>
         <w:rPr>
           <w:rFonts w:ascii="Consolas" w:hAnsi="Consolas"/>
           <w:sz w:val="21"/>
         </w:rPr>
+        <w:t>§5.5.1</w:t>
+      </w:r>
+      <w:r>
+        <w:rPr>
+          <w:b w:val="0"/>
+          <w:sz w:val="21"/>
+        </w:rPr>
+        <w:t xml:space="preserve"> *(aplicar tiempos NO arranca el ciclo)*, lo que la columna del Poste 2 </w:t>
+      </w:r>
+      <w:r>
+        <w:rPr>
+          <w:b/>
+          <w:sz w:val="21"/>
+        </w:rPr>
+        <w:t>no puede decir nunca</w:t>
+      </w:r>
+      <w:r>
+        <w:rPr>
+          <w:b w:val="0"/>
+          <w:sz w:val="21"/>
+        </w:rPr>
+        <w:t xml:space="preserve"> (</w:t>
+      </w:r>
+      <w:r>
+        <w:rPr>
+          <w:rFonts w:ascii="Consolas" w:hAnsi="Consolas"/>
+          <w:sz w:val="21"/>
+        </w:rPr>
+        <w:t>§1.ter.3</w:t>
+      </w:r>
+      <w:r>
+        <w:rPr>
+          <w:b w:val="0"/>
+          <w:sz w:val="21"/>
+        </w:rPr>
+        <w:t xml:space="preserve">) y el plazo de 48 h </w:t>
+      </w:r>
+      <w:r>
+        <w:rPr>
+          <w:b/>
+          <w:sz w:val="21"/>
+        </w:rPr>
+        <w:t>que se quedó sin lector</w:t>
+      </w:r>
+      <w:r>
+        <w:rPr>
+          <w:b w:val="0"/>
+          <w:sz w:val="21"/>
+        </w:rPr>
+        <w:t xml:space="preserve"> (</w:t>
+      </w:r>
+      <w:r>
+        <w:rPr>
+          <w:rFonts w:ascii="Consolas" w:hAnsi="Consolas"/>
+          <w:sz w:val="21"/>
+        </w:rPr>
+        <w:t>§5.6.7</w:t>
+      </w:r>
+      <w:r>
+        <w:rPr>
+          <w:b w:val="0"/>
+          <w:sz w:val="21"/>
+        </w:rPr>
+        <w:t xml:space="preserve">). 🟢 </w:t>
+      </w:r>
+      <w:r>
+        <w:rPr>
+          <w:b/>
+          <w:sz w:val="21"/>
+        </w:rPr>
+        <w:t>Los `grep` que apuntan al FIRMWARE se re-corrieron todos el 07/09 y todos siguen dando lo que dice el texto</w:t>
+      </w:r>
+      <w:r>
+        <w:rPr>
+          <w:b w:val="0"/>
+          <w:sz w:val="21"/>
+        </w:rPr>
+        <w:t xml:space="preserve"> —el firmware se movió estos dos días (último commit sobre </w:t>
+      </w:r>
+      <w:r>
+        <w:rPr>
+          <w:rFonts w:ascii="Consolas" w:hAnsi="Consolas"/>
+          <w:sz w:val="21"/>
+        </w:rPr>
+        <w:t>bluetooth.cpp</w:t>
+      </w:r>
+      <w:r>
+        <w:rPr>
+          <w:b w:val="0"/>
+          <w:sz w:val="21"/>
+        </w:rPr>
+        <w:t xml:space="preserve">: </w:t>
+      </w:r>
+      <w:r>
+        <w:rPr>
+          <w:rFonts w:ascii="Consolas" w:hAnsi="Consolas"/>
+          <w:sz w:val="21"/>
+        </w:rPr>
+        <w:t>4b2841b</w:t>
+      </w:r>
+      <w:r>
+        <w:rPr>
+          <w:b w:val="0"/>
+          <w:sz w:val="21"/>
+        </w:rPr>
+        <w:t xml:space="preserve">, 07/09)—. 🟡 </w:t>
+      </w:r>
+      <w:r>
+        <w:rPr>
+          <w:b/>
+          <w:sz w:val="21"/>
+        </w:rPr>
+        <w:t>Los que apuntan a la APP no se re-corrieron uno a uno, y se dice</w:t>
+      </w:r>
+      <w:r>
+        <w:rPr>
+          <w:b w:val="0"/>
+          <w:sz w:val="21"/>
+        </w:rPr>
+        <w:t xml:space="preserve">: </w:t>
+      </w:r>
+      <w:r>
+        <w:rPr>
+          <w:rFonts w:ascii="Consolas" w:hAnsi="Consolas"/>
+          <w:sz w:val="21"/>
+        </w:rPr>
+        <w:t>app.js</w:t>
+      </w:r>
+      <w:r>
+        <w:rPr>
+          <w:b w:val="0"/>
+          <w:sz w:val="21"/>
+        </w:rPr>
+        <w:t xml:space="preserve"> e </w:t>
+      </w:r>
+      <w:r>
+        <w:rPr>
+          <w:rFonts w:ascii="Consolas" w:hAnsi="Consolas"/>
+          <w:sz w:val="21"/>
+        </w:rPr>
+        <w:t>index.html</w:t>
+      </w:r>
+      <w:r>
+        <w:rPr>
+          <w:b w:val="0"/>
+          <w:sz w:val="21"/>
+        </w:rPr>
+        <w:t xml:space="preserve"> no se tocan desde el </w:t>
+      </w:r>
+      <w:r>
+        <w:rPr>
+          <w:b/>
+          <w:sz w:val="21"/>
+        </w:rPr>
         <w:t>05/09</w:t>
       </w:r>
       <w:r>
@@ -232,42 +407,49 @@
           <w:b w:val="0"/>
           <w:sz w:val="21"/>
         </w:rPr>
-        <w:t xml:space="preserve"> de la cabecera, y </w:t>
+        <w:t xml:space="preserve"> (</w:t>
       </w:r>
       <w:r>
         <w:rPr>
           <w:rFonts w:ascii="Consolas" w:hAnsi="Consolas"/>
           <w:sz w:val="21"/>
         </w:rPr>
-        <w:t>§1.ter</w:t>
-      </w:r>
-      <w:r>
-        <w:rPr>
-          <w:b w:val="0"/>
-          <w:sz w:val="21"/>
-        </w:rPr>
-        <w:t xml:space="preserve">, </w:t>
+        <w:t>15e8cf3</w:t>
+      </w:r>
+      <w:r>
+        <w:rPr>
+          <w:b w:val="0"/>
+          <w:sz w:val="21"/>
+        </w:rPr>
+        <w:t xml:space="preserve"> y </w:t>
       </w:r>
       <w:r>
         <w:rPr>
           <w:rFonts w:ascii="Consolas" w:hAnsi="Consolas"/>
           <w:sz w:val="21"/>
         </w:rPr>
-        <w:t>§5.6</w:t>
-      </w:r>
-      <w:r>
-        <w:rPr>
-          <w:b w:val="0"/>
-          <w:sz w:val="21"/>
-        </w:rPr>
-        <w:t xml:space="preserve"> y </w:t>
-      </w:r>
-      <w:r>
-        <w:rPr>
-          <w:rFonts w:ascii="Consolas" w:hAnsi="Consolas"/>
-          <w:sz w:val="21"/>
-        </w:rPr>
-        <w:t>§5.7</w:t>
+        <w:t>7586c46</w:t>
+      </w:r>
+      <w:r>
+        <w:rPr>
+          <w:b w:val="0"/>
+          <w:sz w:val="21"/>
+        </w:rPr>
+        <w:t xml:space="preserve">), y las tres copias siguen midiendo </w:t>
+      </w:r>
+      <w:r>
+        <w:rPr>
+          <w:b/>
+          <w:sz w:val="21"/>
+        </w:rPr>
+        <w:t>317.993 B</w:t>
+      </w:r>
+      <w:r>
+        <w:rPr>
+          <w:b w:val="0"/>
+          <w:sz w:val="21"/>
+        </w:rPr>
+        <w:t xml:space="preserve"> idénticos. *Que el fichero no haya cambiado es un argumento, no una comprobación de cada cita: quien necesite una concreta, la corre*</w:t>
       </w:r>
     </w:p>
     <w:p>
@@ -279,63 +461,133 @@
           <w:b/>
           <w:sz w:val="21"/>
         </w:rPr>
-        <w:t>Revisión anterior:</w:t>
-      </w:r>
-      <w:r>
-        <w:rPr>
-          <w:b w:val="0"/>
-          <w:sz w:val="21"/>
-        </w:rPr>
-        <w:t xml:space="preserve"> 4 de septiembre de 2026 — </w:t>
-      </w:r>
-      <w:r>
-        <w:rPr>
-          <w:b/>
-          <w:sz w:val="21"/>
-        </w:rPr>
-        <w:t>banco real del 3–4/09: `N-122`, la app nunca abría el socket Bluetooth</w:t>
-      </w:r>
-      <w:r>
-        <w:rPr>
-          <w:b w:val="0"/>
-          <w:sz w:val="21"/>
-        </w:rPr>
-        <w:t xml:space="preserve">, y </w:t>
-      </w:r>
-      <w:r>
-        <w:rPr>
-          <w:b/>
-          <w:sz w:val="21"/>
-        </w:rPr>
-        <w:t>`N-124`, la lista de equipos llevaba `MAC` escritas a mano</w:t>
-      </w:r>
-      <w:r>
-        <w:rPr>
-          <w:b w:val="0"/>
-          <w:sz w:val="21"/>
-        </w:rPr>
-        <w:t xml:space="preserve">. Los dos arreglados, y </w:t>
-      </w:r>
-      <w:r>
-        <w:rPr>
-          <w:b/>
-          <w:sz w:val="21"/>
-        </w:rPr>
-        <w:t>obligan a APK nueva</w:t>
-      </w:r>
-      <w:r>
-        <w:rPr>
-          <w:b w:val="0"/>
-          <w:sz w:val="21"/>
-        </w:rPr>
-        <w:t xml:space="preserve">. Ver la cabecera y </w:t>
+        <w:t>Revisión previa:</w:t>
+      </w:r>
+      <w:r>
+        <w:rPr>
+          <w:b w:val="0"/>
+          <w:sz w:val="21"/>
+        </w:rPr>
+        <w:t xml:space="preserve"> 5 de septiembre de 2026 — </w:t>
+      </w:r>
+      <w:r>
+        <w:rPr>
+          <w:b/>
+          <w:sz w:val="21"/>
+        </w:rPr>
+        <w:t>la app cambió 223 líneas esa noche</w:t>
+      </w:r>
+      <w:r>
+        <w:rPr>
+          <w:b w:val="0"/>
+          <w:sz w:val="21"/>
+        </w:rPr>
+        <w:t xml:space="preserve">: tarjeta de </w:t>
+      </w:r>
+      <w:r>
+        <w:rPr>
+          <w:b/>
+          <w:sz w:val="21"/>
+        </w:rPr>
+        <w:t>CÁMARAS</w:t>
+      </w:r>
+      <w:r>
+        <w:rPr>
+          <w:b w:val="0"/>
+          <w:sz w:val="21"/>
+        </w:rPr>
+        <w:t xml:space="preserve">, </w:t>
+      </w:r>
+      <w:r>
+        <w:rPr>
+          <w:b/>
+          <w:sz w:val="21"/>
+        </w:rPr>
+        <w:t>Modo Degradado del Poste 2</w:t>
+      </w:r>
+      <w:r>
+        <w:rPr>
+          <w:b w:val="0"/>
+          <w:sz w:val="21"/>
+        </w:rPr>
+        <w:t xml:space="preserve">, el </w:t>
+      </w:r>
+      <w:r>
+        <w:rPr>
+          <w:b/>
+          <w:sz w:val="21"/>
+        </w:rPr>
+        <w:t>modo real del Poste 2</w:t>
+      </w:r>
+      <w:r>
+        <w:rPr>
+          <w:b w:val="0"/>
+          <w:sz w:val="21"/>
+        </w:rPr>
+        <w:t xml:space="preserve"> y la </w:t>
+      </w:r>
+      <w:r>
+        <w:rPr>
+          <w:b/>
+          <w:sz w:val="21"/>
+        </w:rPr>
+        <w:t>consulta de reloj</w:t>
+      </w:r>
+      <w:r>
+        <w:rPr>
+          <w:b w:val="0"/>
+          <w:sz w:val="21"/>
+        </w:rPr>
+        <w:t xml:space="preserve">. Ver la caja </w:t>
       </w:r>
       <w:r>
         <w:rPr>
           <w:rFonts w:ascii="Consolas" w:hAnsi="Consolas"/>
           <w:sz w:val="21"/>
         </w:rPr>
-        <w:t>§4.bis</w:t>
+        <w:t>05/09</w:t>
+      </w:r>
+      <w:r>
+        <w:rPr>
+          <w:b w:val="0"/>
+          <w:sz w:val="21"/>
+        </w:rPr>
+        <w:t xml:space="preserve"> de la cabecera, y </w:t>
+      </w:r>
+      <w:r>
+        <w:rPr>
+          <w:rFonts w:ascii="Consolas" w:hAnsi="Consolas"/>
+          <w:sz w:val="21"/>
+        </w:rPr>
+        <w:t>§1.ter</w:t>
+      </w:r>
+      <w:r>
+        <w:rPr>
+          <w:b w:val="0"/>
+          <w:sz w:val="21"/>
+        </w:rPr>
+        <w:t xml:space="preserve">, </w:t>
+      </w:r>
+      <w:r>
+        <w:rPr>
+          <w:rFonts w:ascii="Consolas" w:hAnsi="Consolas"/>
+          <w:sz w:val="21"/>
+        </w:rPr>
+        <w:t>§5.6</w:t>
+      </w:r>
+      <w:r>
+        <w:rPr>
+          <w:b w:val="0"/>
+          <w:sz w:val="21"/>
+        </w:rPr>
+        <w:t xml:space="preserve"> y </w:t>
+      </w:r>
+      <w:r>
+        <w:rPr>
+          <w:rFonts w:ascii="Consolas" w:hAnsi="Consolas"/>
+          <w:sz w:val="21"/>
+        </w:rPr>
+        <w:t>§5.7</w:t>
       </w:r>
     </w:p>
     <w:p>
@@ -347,21 +599,63 @@
           <w:b/>
           <w:sz w:val="21"/>
         </w:rPr>
-        <w:t>Versión de Firmware Compatible:</w:t>
-      </w:r>
-      <w:r>
-        <w:rPr>
-          <w:b w:val="0"/>
-          <w:sz w:val="21"/>
-        </w:rPr>
-        <w:t xml:space="preserve"> V8.9 / V9.0 Definitiva — ⚠️ </w:t>
-      </w:r>
-      <w:r>
-        <w:rPr>
-          <w:b/>
-          <w:sz w:val="21"/>
-        </w:rPr>
-        <w:t>en campo corre la V8.4</w:t>
+        <w:t>Revisión anterior:</w:t>
+      </w:r>
+      <w:r>
+        <w:rPr>
+          <w:b w:val="0"/>
+          <w:sz w:val="21"/>
+        </w:rPr>
+        <w:t xml:space="preserve"> 4 de septiembre de 2026 — </w:t>
+      </w:r>
+      <w:r>
+        <w:rPr>
+          <w:b/>
+          <w:sz w:val="21"/>
+        </w:rPr>
+        <w:t>banco real del 3–4/09: `N-122`, la app nunca abría el socket Bluetooth</w:t>
+      </w:r>
+      <w:r>
+        <w:rPr>
+          <w:b w:val="0"/>
+          <w:sz w:val="21"/>
+        </w:rPr>
+        <w:t xml:space="preserve">, y </w:t>
+      </w:r>
+      <w:r>
+        <w:rPr>
+          <w:b/>
+          <w:sz w:val="21"/>
+        </w:rPr>
+        <w:t>`N-124`, la lista de equipos llevaba `MAC` escritas a mano</w:t>
+      </w:r>
+      <w:r>
+        <w:rPr>
+          <w:b w:val="0"/>
+          <w:sz w:val="21"/>
+        </w:rPr>
+        <w:t xml:space="preserve">. Los dos arreglados, y </w:t>
+      </w:r>
+      <w:r>
+        <w:rPr>
+          <w:b/>
+          <w:sz w:val="21"/>
+        </w:rPr>
+        <w:t>obligan a APK nueva</w:t>
+      </w:r>
+      <w:r>
+        <w:rPr>
+          <w:b w:val="0"/>
+          <w:sz w:val="21"/>
+        </w:rPr>
+        <w:t xml:space="preserve">. Ver la cabecera y </w:t>
+      </w:r>
+      <w:r>
+        <w:rPr>
+          <w:rFonts w:ascii="Consolas" w:hAnsi="Consolas"/>
+          <w:sz w:val="21"/>
+        </w:rPr>
+        <w:t>§4.bis</w:t>
       </w:r>
     </w:p>
     <w:p>
@@ -373,98 +667,21 @@
           <w:b/>
           <w:sz w:val="21"/>
         </w:rPr>
-        <w:t>Archivo APK Compilado:</w:t>
-      </w:r>
-      <w:r>
-        <w:rPr>
-          <w:b w:val="0"/>
-          <w:sz w:val="21"/>
-        </w:rPr>
-        <w:t xml:space="preserve"> </w:t>
-      </w:r>
-      <w:r>
-        <w:rPr>
-          <w:b/>
-          <w:sz w:val="21"/>
-        </w:rPr>
-        <w:t>la APK del 05/09 que acompaña a este paquete</w:t>
-      </w:r>
-      <w:r>
-        <w:rPr>
-          <w:b w:val="0"/>
-          <w:sz w:val="21"/>
-        </w:rPr>
-        <w:t xml:space="preserve"> — ~~la del 04/09~~ </w:t>
-      </w:r>
-      <w:r>
-        <w:rPr>
-          <w:b/>
-          <w:sz w:val="21"/>
-        </w:rPr>
-        <w:t>queda obsoleta</w:t>
-      </w:r>
-      <w:r>
-        <w:rPr>
-          <w:b w:val="0"/>
-          <w:sz w:val="21"/>
-        </w:rPr>
-        <w:t xml:space="preserve">: no trae ninguna de las cuatro cosas de la caja </w:t>
-      </w:r>
-      <w:r>
-        <w:rPr>
-          <w:rFonts w:ascii="Consolas" w:hAnsi="Consolas"/>
-          <w:sz w:val="21"/>
-        </w:rPr>
-        <w:t>05/09</w:t>
-      </w:r>
-      <w:r>
-        <w:rPr>
-          <w:b w:val="0"/>
-          <w:sz w:val="21"/>
-        </w:rPr>
-        <w:t xml:space="preserve"> — su nombre exacto y su </w:t>
-      </w:r>
-      <w:r>
-        <w:rPr>
-          <w:rFonts w:ascii="Consolas" w:hAnsi="Consolas"/>
-          <w:sz w:val="21"/>
-        </w:rPr>
-        <w:t>md5</w:t>
-      </w:r>
-      <w:r>
-        <w:rPr>
-          <w:b w:val="0"/>
-          <w:sz w:val="21"/>
-        </w:rPr>
-        <w:t xml:space="preserve"> estan en </w:t>
-      </w:r>
-      <w:r>
-        <w:rPr>
-          <w:rFonts w:ascii="Consolas" w:hAnsi="Consolas"/>
-          <w:sz w:val="21"/>
-        </w:rPr>
-        <w:t>LEEME_PRIMERO.md</w:t>
-      </w:r>
-      <w:r>
-        <w:rPr>
-          <w:b w:val="0"/>
-          <w:sz w:val="21"/>
-        </w:rPr>
-        <w:t xml:space="preserve">, en la raíz del </w:t>
-      </w:r>
-      <w:r>
-        <w:rPr>
-          <w:rFonts w:ascii="Consolas" w:hAnsi="Consolas"/>
-          <w:sz w:val="21"/>
-        </w:rPr>
-        <w:t>.zip</w:t>
-      </w:r>
-      <w:r>
-        <w:rPr>
-          <w:b w:val="0"/>
-          <w:sz w:val="21"/>
-        </w:rPr>
-        <w:t>, que es el único sitio donde no caducan</w:t>
+        <w:t>Versión de Firmware Compatible:</w:t>
+      </w:r>
+      <w:r>
+        <w:rPr>
+          <w:b w:val="0"/>
+          <w:sz w:val="21"/>
+        </w:rPr>
+        <w:t xml:space="preserve"> V8.9 / V9.0 Definitiva — ⚠️ </w:t>
+      </w:r>
+      <w:r>
+        <w:rPr>
+          <w:b/>
+          <w:sz w:val="21"/>
+        </w:rPr>
+        <w:t>en campo corre la V8.4</w:t>
       </w:r>
     </w:p>
     <w:p>
@@ -473,10 +690,101 @@
       </w:pPr>
       <w:r>
         <w:rPr>
-          <w:b w:val="0"/>
-          <w:sz w:val="21"/>
-        </w:rPr>
-        <w:t>&amp;nbsp;&amp;nbsp;&amp;nbsp;&amp;nbsp; — el nombre lo puede llevar cualquier fichero; el hash no</w:t>
+          <w:b/>
+          <w:sz w:val="21"/>
+        </w:rPr>
+        <w:t>Archivo APK Compilado:</w:t>
+      </w:r>
+      <w:r>
+        <w:rPr>
+          <w:b w:val="0"/>
+          <w:sz w:val="21"/>
+        </w:rPr>
+        <w:t xml:space="preserve"> </w:t>
+      </w:r>
+      <w:r>
+        <w:rPr>
+          <w:b/>
+          <w:sz w:val="21"/>
+        </w:rPr>
+        <w:t>la APK del 05/09 que acompaña a este paquete</w:t>
+      </w:r>
+      <w:r>
+        <w:rPr>
+          <w:b w:val="0"/>
+          <w:sz w:val="21"/>
+        </w:rPr>
+        <w:t xml:space="preserve"> — ~~la del 04/09~~ </w:t>
+      </w:r>
+      <w:r>
+        <w:rPr>
+          <w:b/>
+          <w:sz w:val="21"/>
+        </w:rPr>
+        <w:t>queda obsoleta</w:t>
+      </w:r>
+      <w:r>
+        <w:rPr>
+          <w:b w:val="0"/>
+          <w:sz w:val="21"/>
+        </w:rPr>
+        <w:t xml:space="preserve">: no trae ninguna de las cuatro cosas de la caja </w:t>
+      </w:r>
+      <w:r>
+        <w:rPr>
+          <w:rFonts w:ascii="Consolas" w:hAnsi="Consolas"/>
+          <w:sz w:val="21"/>
+        </w:rPr>
+        <w:t>05/09</w:t>
+      </w:r>
+      <w:r>
+        <w:rPr>
+          <w:b w:val="0"/>
+          <w:sz w:val="21"/>
+        </w:rPr>
+        <w:t xml:space="preserve"> — su nombre exacto y su </w:t>
+      </w:r>
+      <w:r>
+        <w:rPr>
+          <w:rFonts w:ascii="Consolas" w:hAnsi="Consolas"/>
+          <w:sz w:val="21"/>
+        </w:rPr>
+        <w:t>md5</w:t>
+      </w:r>
+      <w:r>
+        <w:rPr>
+          <w:b w:val="0"/>
+          <w:sz w:val="21"/>
+        </w:rPr>
+        <w:t xml:space="preserve"> estan en </w:t>
+      </w:r>
+      <w:r>
+        <w:rPr>
+          <w:rFonts w:ascii="Consolas" w:hAnsi="Consolas"/>
+          <w:sz w:val="21"/>
+        </w:rPr>
+        <w:t>LEEME_PRIMERO.md</w:t>
+      </w:r>
+      <w:r>
+        <w:rPr>
+          <w:b w:val="0"/>
+          <w:sz w:val="21"/>
+        </w:rPr>
+        <w:t xml:space="preserve">, en la raíz del </w:t>
+      </w:r>
+      <w:r>
+        <w:rPr>
+          <w:rFonts w:ascii="Consolas" w:hAnsi="Consolas"/>
+          <w:sz w:val="21"/>
+        </w:rPr>
+        <w:t>.zip</w:t>
+      </w:r>
+      <w:r>
+        <w:rPr>
+          <w:b w:val="0"/>
+          <w:sz w:val="21"/>
+        </w:rPr>
+        <w:t>, que es el único sitio donde no caducan</w:t>
       </w:r>
     </w:p>
     <w:p>
@@ -488,56 +796,7 @@
           <w:b w:val="0"/>
           <w:sz w:val="21"/>
         </w:rPr>
-        <w:t>&amp;nbsp;&amp;nbsp;&amp;nbsp;&amp;nbsp;🛑 ~~</w:t>
-      </w:r>
-      <w:r>
-        <w:rPr>
-          <w:rFonts w:ascii="Consolas" w:hAnsi="Consolas"/>
-          <w:sz w:val="21"/>
-        </w:rPr>
-        <w:t>IOT_VIAL_Semaforos_2026-09-02_617bd00_SIN_BANCO.apk</w:t>
-      </w:r>
-      <w:r>
-        <w:rPr>
-          <w:b w:val="0"/>
-          <w:sz w:val="21"/>
-        </w:rPr>
-        <w:t xml:space="preserve">~~ — </w:t>
-      </w:r>
-      <w:r>
-        <w:rPr>
-          <w:b/>
-          <w:sz w:val="21"/>
-        </w:rPr>
-        <w:t>y todas las anteriores: NO CONECTAN</w:t>
-      </w:r>
-      <w:r>
-        <w:rPr>
-          <w:b w:val="0"/>
-          <w:sz w:val="21"/>
-        </w:rPr>
-        <w:t xml:space="preserve"> (</w:t>
-      </w:r>
-      <w:r>
-        <w:rPr>
-          <w:rFonts w:ascii="Consolas" w:hAnsi="Consolas"/>
-          <w:sz w:val="21"/>
-        </w:rPr>
-        <w:t>N-122</w:t>
-      </w:r>
-      <w:r>
-        <w:rPr>
-          <w:b w:val="0"/>
-          <w:sz w:val="21"/>
-        </w:rPr>
-        <w:t xml:space="preserve">, ver cabecera). No es que les falten funciones: </w:t>
-      </w:r>
-      <w:r>
-        <w:rPr>
-          <w:b/>
-          <w:sz w:val="21"/>
-        </w:rPr>
-        <w:t>no abren el socket</w:t>
+        <w:t>&amp;nbsp;&amp;nbsp;&amp;nbsp;&amp;nbsp; — el nombre lo puede llevar cualquier fichero; el hash no</w:t>
       </w:r>
     </w:p>
     <w:p>
@@ -549,49 +808,56 @@
           <w:b w:val="0"/>
           <w:sz w:val="21"/>
         </w:rPr>
-        <w:t xml:space="preserve">&amp;nbsp;&amp;nbsp;&amp;nbsp;&amp;nbsp;✏️ *Corregido el 04/09: esta línea citaba </w:t>
+        <w:t>&amp;nbsp;&amp;nbsp;&amp;nbsp;&amp;nbsp;🛑 ~~</w:t>
       </w:r>
       <w:r>
         <w:rPr>
           <w:rFonts w:ascii="Consolas" w:hAnsi="Consolas"/>
           <w:sz w:val="21"/>
         </w:rPr>
-        <w:t>…_2026-09-02_285b18d_…</w:t>
-      </w:r>
-      <w:r>
-        <w:rPr>
-          <w:b w:val="0"/>
-          <w:sz w:val="21"/>
-        </w:rPr>
-        <w:t xml:space="preserve">, </w:t>
-      </w:r>
-      <w:r>
-        <w:rPr>
-          <w:b/>
-          <w:sz w:val="21"/>
-        </w:rPr>
-        <w:t>un hash que no existe en ninguna parte</w:t>
-      </w:r>
-      <w:r>
-        <w:rPr>
-          <w:b w:val="0"/>
-          <w:sz w:val="21"/>
-        </w:rPr>
-        <w:t xml:space="preserve">. La APK del 02/09 que sí está en disco es la </w:t>
+        <w:t>IOT_VIAL_Semaforos_2026-09-02_617bd00_SIN_BANCO.apk</w:t>
+      </w:r>
+      <w:r>
+        <w:rPr>
+          <w:b w:val="0"/>
+          <w:sz w:val="21"/>
+        </w:rPr>
+        <w:t xml:space="preserve">~~ — </w:t>
+      </w:r>
+      <w:r>
+        <w:rPr>
+          <w:b/>
+          <w:sz w:val="21"/>
+        </w:rPr>
+        <w:t>y todas las anteriores: NO CONECTAN</w:t>
+      </w:r>
+      <w:r>
+        <w:rPr>
+          <w:b w:val="0"/>
+          <w:sz w:val="21"/>
+        </w:rPr>
+        <w:t xml:space="preserve"> (</w:t>
       </w:r>
       <w:r>
         <w:rPr>
           <w:rFonts w:ascii="Consolas" w:hAnsi="Consolas"/>
           <w:sz w:val="21"/>
         </w:rPr>
-        <w:t>617bd00</w:t>
-      </w:r>
-      <w:r>
-        <w:rPr>
-          <w:b w:val="0"/>
-          <w:sz w:val="21"/>
-        </w:rPr>
-        <w:t>. Se anota en vez de sustituirse en silencio: una cifra inventada que desaparece sin dejar rastro vuelve a escribirse.*</w:t>
+        <w:t>N-122</w:t>
+      </w:r>
+      <w:r>
+        <w:rPr>
+          <w:b w:val="0"/>
+          <w:sz w:val="21"/>
+        </w:rPr>
+        <w:t xml:space="preserve">, ver cabecera). No es que les falten funciones: </w:t>
+      </w:r>
+      <w:r>
+        <w:rPr>
+          <w:b/>
+          <w:sz w:val="21"/>
+        </w:rPr>
+        <w:t>no abren el socket</w:t>
       </w:r>
     </w:p>
     <w:p>
@@ -600,6 +866,60 @@
       </w:pPr>
       <w:r>
         <w:rPr>
+          <w:b w:val="0"/>
+          <w:sz w:val="21"/>
+        </w:rPr>
+        <w:t xml:space="preserve">&amp;nbsp;&amp;nbsp;&amp;nbsp;&amp;nbsp;✏️ *Corregido el 04/09: esta línea citaba </w:t>
+      </w:r>
+      <w:r>
+        <w:rPr>
+          <w:rFonts w:ascii="Consolas" w:hAnsi="Consolas"/>
+          <w:sz w:val="21"/>
+        </w:rPr>
+        <w:t>…_2026-09-02_285b18d_…</w:t>
+      </w:r>
+      <w:r>
+        <w:rPr>
+          <w:b w:val="0"/>
+          <w:sz w:val="21"/>
+        </w:rPr>
+        <w:t xml:space="preserve">, </w:t>
+      </w:r>
+      <w:r>
+        <w:rPr>
+          <w:b/>
+          <w:sz w:val="21"/>
+        </w:rPr>
+        <w:t>un hash que no existe en ninguna parte</w:t>
+      </w:r>
+      <w:r>
+        <w:rPr>
+          <w:b w:val="0"/>
+          <w:sz w:val="21"/>
+        </w:rPr>
+        <w:t xml:space="preserve">. La APK del 02/09 que sí está en disco es la </w:t>
+      </w:r>
+      <w:r>
+        <w:rPr>
+          <w:rFonts w:ascii="Consolas" w:hAnsi="Consolas"/>
+          <w:sz w:val="21"/>
+        </w:rPr>
+        <w:t>617bd00</w:t>
+      </w:r>
+      <w:r>
+        <w:rPr>
+          <w:b w:val="0"/>
+          <w:sz w:val="21"/>
+        </w:rPr>
+        <w:t>. Se anota en vez de sustituirse en silencio: una cifra inventada que desaparece sin dejar rastro vuelve a escribirse.*</w:t>
+      </w:r>
+    </w:p>
+    <w:p>
+      <w:pPr>
+        <w:spacing w:after="120"/>
+      </w:pPr>
+      <w:r>
+        <w:rPr>
           <w:b/>
           <w:sz w:val="21"/>
         </w:rPr>
@@ -702,6 +1022,546 @@
           <w:sz w:val="21"/>
         </w:rPr>
         <w:t>Tramas</w:t>
+      </w:r>
+    </w:p>
+    <w:p>
+      <w:pPr>
+        <w:spacing w:after="80"/>
+      </w:pPr>
+    </w:p>
+    <w:p>
+      <w:pPr>
+        <w:spacing w:after="160"/>
+        <w:ind w:left="360"/>
+        <w:shd w:val="clear" w:fill="FFF4E5"/>
+      </w:pPr>
+      <w:r>
+        <w:rPr>
+          <w:b w:val="0"/>
+          <w:color w:val="960000"/>
+          <w:sz w:val="20"/>
+        </w:rPr>
+        <w:t xml:space="preserve">🔴 </w:t>
+      </w:r>
+      <w:r>
+        <w:rPr>
+          <w:rFonts w:ascii="Consolas" w:hAnsi="Consolas"/>
+          <w:color w:val="960000"/>
+          <w:sz w:val="20"/>
+        </w:rPr>
+        <w:t>D-16</w:t>
+      </w:r>
+      <w:r>
+        <w:rPr>
+          <w:b w:val="0"/>
+          <w:color w:val="960000"/>
+          <w:sz w:val="20"/>
+        </w:rPr>
+        <w:t xml:space="preserve"> — SIN TELÉFONO NO HAY FORMA DE OPERAR EL EQUIPO </w:t>
+      </w:r>
+      <w:r>
+        <w:rPr>
+          <w:b/>
+          <w:color w:val="960000"/>
+          <w:sz w:val="20"/>
+        </w:rPr>
+        <w:t>Va en la primera pantalla de este manual porque es lo primero que cambia el trabajo de quien lo lee, y porque un manual de app que no lo diga está describiendo otro sistema.</w:t>
+      </w:r>
+      <w:r>
+        <w:rPr>
+          <w:b w:val="0"/>
+          <w:color w:val="960000"/>
+          <w:sz w:val="20"/>
+        </w:rPr>
+        <w:t xml:space="preserve"> </w:t>
+      </w:r>
+      <w:r>
+        <w:rPr>
+          <w:b/>
+          <w:color w:val="960000"/>
+          <w:sz w:val="20"/>
+        </w:rPr>
+        <w:t>No es una avería, no es una limitación temporal y no es «lo cómodo»: es una PROPIEDAD DECLARADA del sistema</w:t>
+      </w:r>
+      <w:r>
+        <w:rPr>
+          <w:b w:val="0"/>
+          <w:color w:val="960000"/>
+          <w:sz w:val="20"/>
+        </w:rPr>
+        <w:t xml:space="preserve"> — fila </w:t>
+      </w:r>
+      <w:r>
+        <w:rPr>
+          <w:b/>
+          <w:color w:val="960000"/>
+          <w:sz w:val="20"/>
+        </w:rPr>
+        <w:t>`D-16`</w:t>
+      </w:r>
+      <w:r>
+        <w:rPr>
+          <w:b w:val="0"/>
+          <w:color w:val="960000"/>
+          <w:sz w:val="20"/>
+        </w:rPr>
+        <w:t xml:space="preserve"> de </w:t>
+      </w:r>
+      <w:r>
+        <w:rPr>
+          <w:rFonts w:ascii="Consolas" w:hAnsi="Consolas"/>
+          <w:color w:val="960000"/>
+          <w:sz w:val="20"/>
+        </w:rPr>
+        <w:t>DECISIONES.md</w:t>
+      </w:r>
+      <w:r>
+        <w:rPr>
+          <w:b w:val="0"/>
+          <w:color w:val="960000"/>
+          <w:sz w:val="20"/>
+        </w:rPr>
+        <w:t xml:space="preserve">, 05/09. | lo que había antes | lo que hay hoy | |---|---| | mando de 4 relés desde el suelo | 🛑 </w:t>
+      </w:r>
+      <w:r>
+        <w:rPr>
+          <w:b/>
+          <w:color w:val="960000"/>
+          <w:sz w:val="20"/>
+        </w:rPr>
+        <w:t>retirado</w:t>
+      </w:r>
+      <w:r>
+        <w:rPr>
+          <w:b w:val="0"/>
+          <w:color w:val="960000"/>
+          <w:sz w:val="20"/>
+        </w:rPr>
+        <w:t xml:space="preserve"> — </w:t>
+      </w:r>
+      <w:r>
+        <w:rPr>
+          <w:rFonts w:ascii="Consolas" w:hAnsi="Consolas"/>
+          <w:color w:val="960000"/>
+          <w:sz w:val="20"/>
+        </w:rPr>
+        <w:t>D-1</w:t>
+      </w:r>
+      <w:r>
+        <w:rPr>
+          <w:b w:val="0"/>
+          <w:color w:val="960000"/>
+          <w:sz w:val="20"/>
+        </w:rPr>
+        <w:t xml:space="preserve">: *«el mando de relés NO EXISTE: el equipo se opera SÓLO POR APP»* | | pantalla LCD y su menú en el gabinete | 🛑 </w:t>
+      </w:r>
+      <w:r>
+        <w:rPr>
+          <w:b/>
+          <w:color w:val="960000"/>
+          <w:sz w:val="20"/>
+        </w:rPr>
+        <w:t>retirados del equipo</w:t>
+      </w:r>
+      <w:r>
+        <w:rPr>
+          <w:b w:val="0"/>
+          <w:color w:val="960000"/>
+          <w:sz w:val="20"/>
+        </w:rPr>
+        <w:t xml:space="preserve"> — </w:t>
+      </w:r>
+      <w:r>
+        <w:rPr>
+          <w:rFonts w:ascii="Consolas" w:hAnsi="Consolas"/>
+          <w:color w:val="960000"/>
+          <w:sz w:val="20"/>
+        </w:rPr>
+        <w:t>D-17.bis</w:t>
+      </w:r>
+      <w:r>
+        <w:rPr>
+          <w:b w:val="0"/>
+          <w:color w:val="960000"/>
+          <w:sz w:val="20"/>
+        </w:rPr>
+        <w:t xml:space="preserve"> | | los pulsadores </w:t>
+      </w:r>
+      <w:r>
+        <w:rPr>
+          <w:rFonts w:ascii="Consolas" w:hAnsi="Consolas"/>
+          <w:color w:val="960000"/>
+          <w:sz w:val="20"/>
+        </w:rPr>
+        <w:t>Aceptar</w:t>
+      </w:r>
+      <w:r>
+        <w:rPr>
+          <w:b w:val="0"/>
+          <w:color w:val="960000"/>
+          <w:sz w:val="20"/>
+        </w:rPr>
+        <w:t xml:space="preserve"> / </w:t>
+      </w:r>
+      <w:r>
+        <w:rPr>
+          <w:rFonts w:ascii="Consolas" w:hAnsi="Consolas"/>
+          <w:color w:val="960000"/>
+          <w:sz w:val="20"/>
+        </w:rPr>
+        <w:t>Cancelar</w:t>
+      </w:r>
+      <w:r>
+        <w:rPr>
+          <w:b w:val="0"/>
+          <w:color w:val="960000"/>
+          <w:sz w:val="20"/>
+        </w:rPr>
+        <w:t xml:space="preserve"> | 🛑 </w:t>
+      </w:r>
+      <w:r>
+        <w:rPr>
+          <w:b/>
+          <w:color w:val="960000"/>
+          <w:sz w:val="20"/>
+        </w:rPr>
+        <w:t>mudos</w:t>
+      </w:r>
+      <w:r>
+        <w:rPr>
+          <w:b w:val="0"/>
+          <w:color w:val="960000"/>
+          <w:sz w:val="20"/>
+        </w:rPr>
+        <w:t xml:space="preserve">: </w:t>
+      </w:r>
+      <w:r>
+        <w:rPr>
+          <w:rFonts w:ascii="Consolas" w:hAnsi="Consolas"/>
+          <w:color w:val="960000"/>
+          <w:sz w:val="20"/>
+        </w:rPr>
+        <w:t>botonAceptar()</w:t>
+      </w:r>
+      <w:r>
+        <w:rPr>
+          <w:b w:val="0"/>
+          <w:color w:val="960000"/>
+          <w:sz w:val="20"/>
+        </w:rPr>
+        <w:t xml:space="preserve"> y </w:t>
+      </w:r>
+      <w:r>
+        <w:rPr>
+          <w:rFonts w:ascii="Consolas" w:hAnsi="Consolas"/>
+          <w:color w:val="960000"/>
+          <w:sz w:val="20"/>
+        </w:rPr>
+        <w:t>botonCancelar()</w:t>
+      </w:r>
+      <w:r>
+        <w:rPr>
+          <w:b w:val="0"/>
+          <w:color w:val="960000"/>
+          <w:sz w:val="20"/>
+        </w:rPr>
+        <w:t xml:space="preserve"> son </w:t>
+      </w:r>
+      <w:r>
+        <w:rPr>
+          <w:rFonts w:ascii="Consolas" w:hAnsi="Consolas"/>
+          <w:color w:val="960000"/>
+          <w:sz w:val="20"/>
+        </w:rPr>
+        <w:t>return false;</w:t>
+      </w:r>
+      <w:r>
+        <w:rPr>
+          <w:b w:val="0"/>
+          <w:color w:val="960000"/>
+          <w:sz w:val="20"/>
+        </w:rPr>
+        <w:t xml:space="preserve"> desde que </w:t>
+      </w:r>
+      <w:r>
+        <w:rPr>
+          <w:rFonts w:ascii="Consolas" w:hAnsi="Consolas"/>
+          <w:color w:val="960000"/>
+          <w:sz w:val="20"/>
+        </w:rPr>
+        <w:t>PB14</w:t>
+      </w:r>
+      <w:r>
+        <w:rPr>
+          <w:b w:val="0"/>
+          <w:color w:val="960000"/>
+          <w:sz w:val="20"/>
+        </w:rPr>
+        <w:t>/</w:t>
+      </w:r>
+      <w:r>
+        <w:rPr>
+          <w:rFonts w:ascii="Consolas" w:hAnsi="Consolas"/>
+          <w:color w:val="960000"/>
+          <w:sz w:val="20"/>
+        </w:rPr>
+        <w:t>PB15</w:t>
+      </w:r>
+      <w:r>
+        <w:rPr>
+          <w:b w:val="0"/>
+          <w:color w:val="960000"/>
+          <w:sz w:val="20"/>
+        </w:rPr>
+        <w:t xml:space="preserve"> pasaron a ser cámaras (</w:t>
+      </w:r>
+      <w:r>
+        <w:rPr>
+          <w:rFonts w:ascii="Consolas" w:hAnsi="Consolas"/>
+          <w:color w:val="960000"/>
+          <w:sz w:val="20"/>
+        </w:rPr>
+        <w:t>D-2</w:t>
+      </w:r>
+      <w:r>
+        <w:rPr>
+          <w:b w:val="0"/>
+          <w:color w:val="960000"/>
+          <w:sz w:val="20"/>
+        </w:rPr>
+        <w:t xml:space="preserve">) | | </w:t>
+      </w:r>
+      <w:r>
+        <w:rPr>
+          <w:b/>
+          <w:color w:val="960000"/>
+          <w:sz w:val="20"/>
+        </w:rPr>
+        <w:t>la app</w:t>
+      </w:r>
+      <w:r>
+        <w:rPr>
+          <w:b w:val="0"/>
+          <w:color w:val="960000"/>
+          <w:sz w:val="20"/>
+        </w:rPr>
+        <w:t xml:space="preserve"> | 📱 </w:t>
+      </w:r>
+      <w:r>
+        <w:rPr>
+          <w:b/>
+          <w:color w:val="960000"/>
+          <w:sz w:val="20"/>
+        </w:rPr>
+        <w:t>la ÚNICA superficie de mando que queda</w:t>
+      </w:r>
+      <w:r>
+        <w:rPr>
+          <w:b w:val="0"/>
+          <w:color w:val="960000"/>
+          <w:sz w:val="20"/>
+        </w:rPr>
+        <w:t xml:space="preserve"> | ## 🛑 Lo que eso significa de pie delante de un cruce </w:t>
+      </w:r>
+      <w:r>
+        <w:rPr>
+          <w:b/>
+          <w:color w:val="960000"/>
+          <w:sz w:val="20"/>
+        </w:rPr>
+        <w:t>Sin un teléfono emparejado y con batería NO se puede:</w:t>
+      </w:r>
+      <w:r>
+        <w:rPr>
+          <w:b w:val="0"/>
+          <w:color w:val="960000"/>
+          <w:sz w:val="20"/>
+        </w:rPr>
+        <w:t xml:space="preserve"> poner ámbar · quitarlo · dar paso · volver a automático · </w:t>
+      </w:r>
+      <w:r>
+        <w:rPr>
+          <w:b/>
+          <w:color w:val="960000"/>
+          <w:sz w:val="20"/>
+        </w:rPr>
+        <w:t>parar el cruce</w:t>
+      </w:r>
+      <w:r>
+        <w:rPr>
+          <w:b w:val="0"/>
+          <w:color w:val="960000"/>
+          <w:sz w:val="20"/>
+        </w:rPr>
+        <w:t xml:space="preserve"> · cambiar los tiempos · poner la hora. </w:t>
+      </w:r>
+      <w:r>
+        <w:rPr>
+          <w:b/>
+          <w:color w:val="960000"/>
+          <w:sz w:val="20"/>
+        </w:rPr>
+        <w:t>Ninguna de esas cosas tiene hoy una segunda vía.</w:t>
+      </w:r>
+      <w:r>
+        <w:rPr>
+          <w:b w:val="0"/>
+          <w:color w:val="960000"/>
+          <w:sz w:val="20"/>
+        </w:rPr>
+        <w:t xml:space="preserve"> ## 📱 El teléfono es HERRAMIENTA CRÍTICA, y se trata como tal 1. </w:t>
+      </w:r>
+      <w:r>
+        <w:rPr>
+          <w:b/>
+          <w:color w:val="960000"/>
+          <w:sz w:val="20"/>
+        </w:rPr>
+        <w:t>Batería.</w:t>
+      </w:r>
+      <w:r>
+        <w:rPr>
+          <w:b w:val="0"/>
+          <w:color w:val="960000"/>
+          <w:sz w:val="20"/>
+        </w:rPr>
+        <w:t xml:space="preserve"> Un teléfono descargado delante del poste es un cruce sin mando. 2. </w:t>
+      </w:r>
+      <w:r>
+        <w:rPr>
+          <w:b/>
+          <w:color w:val="960000"/>
+          <w:sz w:val="20"/>
+        </w:rPr>
+        <w:t>Cable de carga en la furgoneta</w:t>
+      </w:r>
+      <w:r>
+        <w:rPr>
+          <w:b w:val="0"/>
+          <w:color w:val="960000"/>
+          <w:sz w:val="20"/>
+        </w:rPr>
+        <w:t xml:space="preserve">, no en la oficina. 3. 🔵 </w:t>
+      </w:r>
+      <w:r>
+        <w:rPr>
+          <w:b/>
+          <w:color w:val="960000"/>
+          <w:sz w:val="20"/>
+        </w:rPr>
+        <w:t>Conviene un SEGUNDO terminal ya emparejado</w:t>
+      </w:r>
+      <w:r>
+        <w:rPr>
+          <w:b w:val="0"/>
+          <w:color w:val="960000"/>
+          <w:sz w:val="20"/>
+        </w:rPr>
+        <w:t xml:space="preserve"> con los dos postes. No es lujo: es el repuesto de la única herramienta de mando que existe. ## ⚠️ Y un caso REAL que costó tiempo en el poste esta misma semana </w:t>
+      </w:r>
+      <w:r>
+        <w:rPr>
+          <w:b/>
+          <w:color w:val="960000"/>
+          <w:sz w:val="20"/>
+        </w:rPr>
+        <w:t>Hubo que DESVINCULAR el Maestro en Ajustes de Android para poder conectarse al Esclavo.</w:t>
+      </w:r>
+      <w:r>
+        <w:rPr>
+          <w:b w:val="0"/>
+          <w:color w:val="960000"/>
+          <w:sz w:val="20"/>
+        </w:rPr>
+        <w:t xml:space="preserve"> Si la app no encuentra el segundo poste, o se queda enganchada al primero, </w:t>
+      </w:r>
+      <w:r>
+        <w:rPr>
+          <w:b/>
+          <w:color w:val="960000"/>
+          <w:sz w:val="20"/>
+        </w:rPr>
+        <w:t>el paso no es cambiar el módulo ni reinstalar la APK</w:t>
+      </w:r>
+      <w:r>
+        <w:rPr>
+          <w:b w:val="0"/>
+          <w:color w:val="960000"/>
+          <w:sz w:val="20"/>
+        </w:rPr>
+        <w:t xml:space="preserve">: es ir a *Ajustes de Android → Bluetooth* y </w:t>
+      </w:r>
+      <w:r>
+        <w:rPr>
+          <w:b/>
+          <w:color w:val="960000"/>
+          <w:sz w:val="20"/>
+        </w:rPr>
+        <w:t>desvincular el poste que no toca</w:t>
+      </w:r>
+      <w:r>
+        <w:rPr>
+          <w:b w:val="0"/>
+          <w:color w:val="960000"/>
+          <w:sz w:val="20"/>
+        </w:rPr>
+        <w:t xml:space="preserve">. Ver </w:t>
+      </w:r>
+      <w:r>
+        <w:rPr>
+          <w:rFonts w:ascii="Consolas" w:hAnsi="Consolas"/>
+          <w:color w:val="960000"/>
+          <w:sz w:val="20"/>
+        </w:rPr>
+        <w:t>§4.bis.1</w:t>
+      </w:r>
+      <w:r>
+        <w:rPr>
+          <w:b w:val="0"/>
+          <w:color w:val="960000"/>
+          <w:sz w:val="20"/>
+        </w:rPr>
+        <w:t xml:space="preserve">, que explica además por qué los dos pueden llamarse igual. &gt; 🔴 </w:t>
+      </w:r>
+      <w:r>
+        <w:rPr>
+          <w:b/>
+          <w:color w:val="960000"/>
+          <w:sz w:val="20"/>
+        </w:rPr>
+        <w:t>Corolario que este manual no puede dejar entender al revés:</w:t>
+      </w:r>
+      <w:r>
+        <w:rPr>
+          <w:b w:val="0"/>
+          <w:color w:val="960000"/>
+          <w:sz w:val="20"/>
+        </w:rPr>
+        <w:t xml:space="preserve"> todo lo que sigue —cada &gt; botón, cada pantalla y cada rechazo traducido— </w:t>
+      </w:r>
+      <w:r>
+        <w:rPr>
+          <w:b/>
+          <w:color w:val="960000"/>
+          <w:sz w:val="20"/>
+        </w:rPr>
+        <w:t>es la interfaz completa del equipo, no un &gt; accesorio de ella.</w:t>
+      </w:r>
+      <w:r>
+        <w:rPr>
+          <w:b w:val="0"/>
+          <w:color w:val="960000"/>
+          <w:sz w:val="20"/>
+        </w:rPr>
+        <w:t xml:space="preserve"> Un defecto de esta app no degrada la operación: </w:t>
+      </w:r>
+      <w:r>
+        <w:rPr>
+          <w:b/>
+          <w:color w:val="960000"/>
+          <w:sz w:val="20"/>
+        </w:rPr>
+        <w:t>la suspende.</w:t>
       </w:r>
     </w:p>
     <w:p>
@@ -7890,6 +8750,298 @@
     </w:p>
     <w:p>
       <w:pPr>
+        <w:spacing w:after="160"/>
+        <w:ind w:left="360"/>
+        <w:shd w:val="clear" w:fill="FFF4E5"/>
+      </w:pPr>
+      <w:r>
+        <w:rPr>
+          <w:b w:val="0"/>
+          <w:color w:val="960000"/>
+          <w:sz w:val="20"/>
+        </w:rPr>
+        <w:t xml:space="preserve">🔴 LO QUE ESTA COLUMNA NO PUEDE DECIRLE NUNCA: EN QUÉ MODO ESTÁ EL POSTE 2 </w:t>
+      </w:r>
+      <w:r>
+        <w:rPr>
+          <w:b/>
+          <w:color w:val="960000"/>
+          <w:sz w:val="20"/>
+        </w:rPr>
+        <w:t>MEDIDO el 07/09, y hay que leerlo entero antes de usar esta columna para decidir algo.</w:t>
+      </w:r>
+      <w:r>
+        <w:rPr>
+          <w:b w:val="0"/>
+          <w:color w:val="960000"/>
+          <w:sz w:val="20"/>
+        </w:rPr>
+        <w:t xml:space="preserve"> El campo </w:t>
+      </w:r>
+      <w:r>
+        <w:rPr>
+          <w:rFonts w:ascii="Consolas" w:hAnsi="Consolas"/>
+          <w:color w:val="960000"/>
+          <w:sz w:val="20"/>
+        </w:rPr>
+        <w:t>ESC:</w:t>
+      </w:r>
+      <w:r>
+        <w:rPr>
+          <w:b w:val="0"/>
+          <w:color w:val="960000"/>
+          <w:sz w:val="20"/>
+        </w:rPr>
+        <w:t xml:space="preserve"> del Poste 1 </w:t>
+      </w:r>
+      <w:r>
+        <w:rPr>
+          <w:b/>
+          <w:color w:val="960000"/>
+          <w:sz w:val="20"/>
+        </w:rPr>
+        <w:t>sólo transporta COLOR</w:t>
+      </w:r>
+      <w:r>
+        <w:rPr>
+          <w:b w:val="0"/>
+          <w:color w:val="960000"/>
+          <w:sz w:val="20"/>
+        </w:rPr>
+        <w:t>. Su fuente es una función de cuatro líneas: ``</w:t>
+      </w:r>
+      <w:r>
+        <w:rPr>
+          <w:rFonts w:ascii="Consolas" w:hAnsi="Consolas"/>
+          <w:color w:val="960000"/>
+          <w:sz w:val="20"/>
+        </w:rPr>
+        <w:t xml:space="preserve">bash grep -n "coordinador_estadoEsclavo" 01_Firmware/Maestro/src/coordinador.cpp </w:t>
+      </w:r>
+      <w:r>
+        <w:rPr>
+          <w:rFonts w:ascii="Consolas" w:hAnsi="Consolas"/>
+          <w:color w:val="960000"/>
+          <w:sz w:val="20"/>
+        </w:rPr>
+      </w:r>
+      <w:r>
+        <w:rPr>
+          <w:rFonts w:ascii="Consolas" w:hAnsi="Consolas"/>
+          <w:color w:val="960000"/>
+          <w:sz w:val="20"/>
+        </w:rPr>
+        <w:t xml:space="preserve"> </w:t>
+      </w:r>
+      <w:r>
+        <w:rPr>
+          <w:rFonts w:ascii="Consolas" w:hAnsi="Consolas"/>
+          <w:color w:val="960000"/>
+          <w:sz w:val="20"/>
+        </w:rPr>
+      </w:r>
+      <w:r>
+        <w:rPr>
+          <w:rFonts w:ascii="Consolas" w:hAnsi="Consolas"/>
+          <w:color w:val="960000"/>
+          <w:sz w:val="20"/>
+        </w:rPr>
+        <w:t xml:space="preserve">c const char* coordinador_estadoEsclavo() { if (modoActual_get() == MODO_AMBAR) return "AMBAR"; if (estadoC == C_FALLO)             return "?"; return (quienVerde == QV_ESCLAVO) ? "VERDE" : "ROJO"; } </w:t>
+      </w:r>
+      <w:r>
+        <w:rPr>
+          <w:rFonts w:ascii="Consolas" w:hAnsi="Consolas"/>
+          <w:color w:val="960000"/>
+          <w:sz w:val="20"/>
+        </w:rPr>
+      </w:r>
+      <w:r>
+        <w:rPr>
+          <w:rFonts w:ascii="Consolas" w:hAnsi="Consolas"/>
+          <w:color w:val="960000"/>
+          <w:sz w:val="20"/>
+        </w:rPr>
+        <w:t xml:space="preserve"> **Cuatro valores: </w:t>
+      </w:r>
+      <w:r>
+        <w:rPr>
+          <w:b w:val="0"/>
+          <w:color w:val="960000"/>
+          <w:sz w:val="20"/>
+        </w:rPr>
+        <w:t>VERDE</w:t>
+      </w:r>
+      <w:r>
+        <w:rPr>
+          <w:rFonts w:ascii="Consolas" w:hAnsi="Consolas"/>
+          <w:color w:val="960000"/>
+          <w:sz w:val="20"/>
+        </w:rPr>
+        <w:t xml:space="preserve">, </w:t>
+      </w:r>
+      <w:r>
+        <w:rPr>
+          <w:b w:val="0"/>
+          <w:color w:val="960000"/>
+          <w:sz w:val="20"/>
+        </w:rPr>
+        <w:t>ROJO</w:t>
+      </w:r>
+      <w:r>
+        <w:rPr>
+          <w:rFonts w:ascii="Consolas" w:hAnsi="Consolas"/>
+          <w:color w:val="960000"/>
+          <w:sz w:val="20"/>
+        </w:rPr>
+        <w:t xml:space="preserve">, </w:t>
+      </w:r>
+      <w:r>
+        <w:rPr>
+          <w:b w:val="0"/>
+          <w:color w:val="960000"/>
+          <w:sz w:val="20"/>
+        </w:rPr>
+        <w:t>AMBAR</w:t>
+      </w:r>
+      <w:r>
+        <w:rPr>
+          <w:rFonts w:ascii="Consolas" w:hAnsi="Consolas"/>
+          <w:color w:val="960000"/>
+          <w:sz w:val="20"/>
+        </w:rPr>
+        <w:t xml:space="preserve"> y </w:t>
+      </w:r>
+      <w:r>
+        <w:rPr>
+          <w:b w:val="0"/>
+          <w:color w:val="960000"/>
+          <w:sz w:val="20"/>
+        </w:rPr>
+        <w:t>?</w:t>
+      </w:r>
+      <w:r>
+        <w:rPr>
+          <w:rFonts w:ascii="Consolas" w:hAnsi="Consolas"/>
+          <w:color w:val="960000"/>
+          <w:sz w:val="20"/>
+        </w:rPr>
+        <w:t xml:space="preserve">. Ninguno es un modo.** ## 🛑 La consecuencia, y es de las que se notan en la calzada **Si el POSTE 2 está en Modo Degradado —dando paso por su propio reloj—, el POSTE 1 NO SE ENTERA, y esta columna tampoco.** No hay ningún comando de radio por el que el Poste 2 anuncie que ha entrado en ese modo: el Poste 1 seguirá pintando </w:t>
+      </w:r>
+      <w:r>
+        <w:rPr>
+          <w:b w:val="0"/>
+          <w:color w:val="960000"/>
+          <w:sz w:val="20"/>
+        </w:rPr>
+        <w:t>VERDE</w:t>
+      </w:r>
+      <w:r>
+        <w:rPr>
+          <w:rFonts w:ascii="Consolas" w:hAnsi="Consolas"/>
+          <w:color w:val="960000"/>
+          <w:sz w:val="20"/>
+        </w:rPr>
+        <w:t xml:space="preserve"> o </w:t>
+      </w:r>
+      <w:r>
+        <w:rPr>
+          <w:b w:val="0"/>
+          <w:color w:val="960000"/>
+          <w:sz w:val="20"/>
+        </w:rPr>
+        <w:t>ROJO</w:t>
+      </w:r>
+      <w:r>
+        <w:rPr>
+          <w:rFonts w:ascii="Consolas" w:hAnsi="Consolas"/>
+          <w:color w:val="960000"/>
+          <w:sz w:val="20"/>
+        </w:rPr>
+        <w:t xml:space="preserve"> como si el otro extremo siguiera obedeciéndole. | lo que ve el operario en el POSTE 1 | lo que puede estar pasando de verdad | |---|---| | </w:t>
+      </w:r>
+      <w:r>
+        <w:rPr>
+          <w:b w:val="0"/>
+          <w:color w:val="960000"/>
+          <w:sz w:val="20"/>
+        </w:rPr>
+        <w:t>POSTE 2 · ROJO</w:t>
+      </w:r>
+      <w:r>
+        <w:rPr>
+          <w:rFonts w:ascii="Consolas" w:hAnsi="Consolas"/>
+          <w:color w:val="960000"/>
+          <w:sz w:val="20"/>
+        </w:rPr>
+        <w:t xml:space="preserve"> | el Poste 2 obedece **o** el Poste 2 está en Degradado y le toca rojo por su reloj | | </w:t>
+      </w:r>
+      <w:r>
+        <w:rPr>
+          <w:b w:val="0"/>
+          <w:color w:val="960000"/>
+          <w:sz w:val="20"/>
+        </w:rPr>
+        <w:t>POSTE 2 · VERDE</w:t>
+      </w:r>
+      <w:r>
+        <w:rPr>
+          <w:rFonts w:ascii="Consolas" w:hAnsi="Consolas"/>
+          <w:color w:val="960000"/>
+          <w:sz w:val="20"/>
+        </w:rPr>
+        <w:t xml:space="preserve"> | ídem, con verde | **La única forma de saber en qué modo está el Poste 2 es CONECTARSE AL POSTE 2** y leer su propio rótulo de </w:t>
+      </w:r>
+      <w:r>
+        <w:rPr>
+          <w:b w:val="0"/>
+          <w:color w:val="960000"/>
+          <w:sz w:val="20"/>
+        </w:rPr>
+        <w:t>MODO</w:t>
+      </w:r>
+      <w:r>
+        <w:rPr>
+          <w:rFonts w:ascii="Consolas" w:hAnsi="Consolas"/>
+          <w:color w:val="960000"/>
+          <w:sz w:val="20"/>
+        </w:rPr>
+        <w:t xml:space="preserve"> (</w:t>
+      </w:r>
+      <w:r>
+        <w:rPr>
+          <w:b w:val="0"/>
+          <w:color w:val="960000"/>
+          <w:sz w:val="20"/>
+        </w:rPr>
+        <w:t>§1.ter.5</w:t>
+      </w:r>
+      <w:r>
+        <w:rPr>
+          <w:rFonts w:ascii="Consolas" w:hAnsi="Consolas"/>
+          <w:color w:val="960000"/>
+          <w:sz w:val="20"/>
+        </w:rPr>
+        <w:t xml:space="preserve">). **No hay atajo desde el teléfono, y no lo va a haber sin firmware nuevo.** &gt; ⚠️ **Por qué esto no es un defecto de la app y aquí no se propone arreglarlo:** el dato **no &gt; viaja por la radio**, así que ninguna APK puede pintarlo. Añadir ese aviso por radio es firmware &gt; de las dos puntas y **cambia quién arbitra el ciclo**, que es exactamente lo que </w:t>
+      </w:r>
+      <w:r>
+        <w:rPr>
+          <w:b w:val="0"/>
+          <w:color w:val="960000"/>
+          <w:sz w:val="20"/>
+        </w:rPr>
+        <w:t xml:space="preserve">D-18` deja &gt; anotado como pendiente de medir: *«se mide y se escribe qué hace el Maestro mientras el Esclavo &gt; está dentro»*. </w:t>
+      </w:r>
+      <w:r>
+        <w:rPr>
+          <w:b/>
+          <w:color w:val="960000"/>
+          <w:sz w:val="20"/>
+        </w:rPr>
+        <w:t>Se anota como lo que es —un hueco medido—, no como una casilla que alguien &gt; pueda cerrar desde la interfaz.</w:t>
+      </w:r>
+    </w:p>
+    <w:p>
+      <w:pPr>
         <w:spacing w:before="200" w:after="120"/>
       </w:pPr>
       <w:r>
@@ -23913,6 +25065,419 @@
           <w:color w:val="003366"/>
           <w:sz w:val="21"/>
         </w:rPr>
+        <w:t xml:space="preserve">🔴 </w:t>
+      </w:r>
+      <w:r>
+        <w:rPr>
+          <w:rFonts w:ascii="Consolas" w:hAnsi="Consolas"/>
+          <w:color w:val="003366"/>
+          <w:sz w:val="21"/>
+        </w:rPr>
+        <w:t>D-11</w:t>
+      </w:r>
+      <w:r>
+        <w:rPr>
+          <w:b/>
+          <w:color w:val="003366"/>
+          <w:sz w:val="21"/>
+        </w:rPr>
+        <w:t xml:space="preserve"> — AL APLICAR TIEMPOS, LA APP AVISA Y DA EL BOTÓN: </w:t>
+      </w:r>
+      <w:r>
+        <w:rPr>
+          <w:b/>
+          <w:color w:val="003366"/>
+          <w:sz w:val="21"/>
+        </w:rPr>
+        <w:t>NO ARRANCA EL CICLO SOLA</w:t>
+      </w:r>
+    </w:p>
+    <w:p>
+      <w:pPr>
+        <w:spacing w:after="160"/>
+        <w:ind w:left="360"/>
+        <w:shd w:val="clear" w:fill="FFF4E5"/>
+      </w:pPr>
+      <w:r>
+        <w:rPr>
+          <w:b/>
+          <w:color w:val="960000"/>
+          <w:sz w:val="20"/>
+        </w:rPr>
+        <w:t>Es una decisión vial escrita, no un detalle de interfaz</w:t>
+      </w:r>
+      <w:r>
+        <w:rPr>
+          <w:b w:val="0"/>
+          <w:color w:val="960000"/>
+          <w:sz w:val="20"/>
+        </w:rPr>
+        <w:t xml:space="preserve"> — fila </w:t>
+      </w:r>
+      <w:r>
+        <w:rPr>
+          <w:b/>
+          <w:color w:val="960000"/>
+          <w:sz w:val="20"/>
+        </w:rPr>
+        <w:t>`D-11`</w:t>
+      </w:r>
+      <w:r>
+        <w:rPr>
+          <w:b w:val="0"/>
+          <w:color w:val="960000"/>
+          <w:sz w:val="20"/>
+        </w:rPr>
+        <w:t xml:space="preserve"> de </w:t>
+      </w:r>
+      <w:r>
+        <w:rPr>
+          <w:rFonts w:ascii="Consolas" w:hAnsi="Consolas"/>
+          <w:color w:val="960000"/>
+          <w:sz w:val="20"/>
+        </w:rPr>
+        <w:t>DECISIONES.md</w:t>
+      </w:r>
+      <w:r>
+        <w:rPr>
+          <w:b w:val="0"/>
+          <w:color w:val="960000"/>
+          <w:sz w:val="20"/>
+        </w:rPr>
+        <w:t>, 05/09: *«al aplicar tiempos, la app AVISA y da el botón: NO arranca el ciclo sola»*.</w:t>
+      </w:r>
+    </w:p>
+    <w:p>
+      <w:pPr>
+        <w:spacing w:after="120"/>
+      </w:pPr>
+      <w:r>
+        <w:rPr>
+          <w:b/>
+          <w:sz w:val="21"/>
+        </w:rPr>
+        <w:t>El motivo, en una línea: arrancar el ciclo ABRE PASO</w:t>
+      </w:r>
+      <w:r>
+        <w:rPr>
+          <w:b w:val="0"/>
+          <w:sz w:val="21"/>
+        </w:rPr>
+        <w:t>, y hacerlo automáticamente detrás de un</w:t>
+      </w:r>
+    </w:p>
+    <w:p>
+      <w:pPr>
+        <w:spacing w:after="120"/>
+      </w:pPr>
+      <w:r>
+        <w:rPr>
+          <w:b w:val="0"/>
+          <w:sz w:val="21"/>
+        </w:rPr>
+        <w:t xml:space="preserve">formulario de tiempos </w:t>
+      </w:r>
+      <w:r>
+        <w:rPr>
+          <w:b/>
+          <w:sz w:val="21"/>
+        </w:rPr>
+        <w:t>se salta la confirmación de vía</w:t>
+      </w:r>
+      <w:r>
+        <w:rPr>
+          <w:b w:val="0"/>
+          <w:sz w:val="21"/>
+        </w:rPr>
+        <w:t xml:space="preserve"> — la pregunta de </w:t>
+      </w:r>
+      <w:r>
+        <w:rPr>
+          <w:rFonts w:ascii="Consolas" w:hAnsi="Consolas"/>
+          <w:sz w:val="21"/>
+        </w:rPr>
+        <w:t>§4.bis.4</w:t>
+      </w:r>
+      <w:r>
+        <w:rPr>
+          <w:b w:val="0"/>
+          <w:sz w:val="21"/>
+        </w:rPr>
+        <w:t xml:space="preserve"> que es lo</w:t>
+      </w:r>
+    </w:p>
+    <w:p>
+      <w:pPr>
+        <w:spacing w:after="120"/>
+      </w:pPr>
+      <w:r>
+        <w:rPr>
+          <w:b w:val="0"/>
+          <w:sz w:val="21"/>
+        </w:rPr>
+        <w:t>único que garantiza que alguien miró el tramo.</w:t>
+      </w:r>
+    </w:p>
+    <w:p>
+      <w:pPr>
+        <w:spacing w:after="120"/>
+      </w:pPr>
+      <w:r>
+        <w:rPr>
+          <w:b/>
+          <w:sz w:val="21"/>
+        </w:rPr>
+        <w:t>Lo que el técnico ve, y hay que saberlo para no leerlo como que la orden no entró:</w:t>
+      </w:r>
+    </w:p>
+    <w:p>
+      <w:pPr>
+        <w:pStyle w:val="ListNumber"/>
+        <w:spacing w:after="60"/>
+      </w:pPr>
+      <w:r>
+        <w:rPr>
+          <w:b w:val="0"/>
+          <w:sz w:val="21"/>
+        </w:rPr>
+        <w:t xml:space="preserve">Se pulsa </w:t>
+      </w:r>
+      <w:r>
+        <w:rPr>
+          <w:b/>
+          <w:sz w:val="21"/>
+        </w:rPr>
+        <w:t>APLICAR</w:t>
+      </w:r>
+      <w:r>
+        <w:rPr>
+          <w:b w:val="0"/>
+          <w:sz w:val="21"/>
+        </w:rPr>
+        <w:t xml:space="preserve">. El equipo contesta y </w:t>
+      </w:r>
+      <w:r>
+        <w:rPr>
+          <w:b/>
+          <w:sz w:val="21"/>
+        </w:rPr>
+        <w:t>los tiempos quedan guardados</w:t>
+      </w:r>
+      <w:r>
+        <w:rPr>
+          <w:b w:val="0"/>
+          <w:sz w:val="21"/>
+        </w:rPr>
+        <w:t>.</w:t>
+      </w:r>
+    </w:p>
+    <w:p>
+      <w:pPr>
+        <w:pStyle w:val="ListNumber"/>
+        <w:spacing w:after="60"/>
+      </w:pPr>
+      <w:r>
+        <w:rPr>
+          <w:b w:val="0"/>
+          <w:sz w:val="21"/>
+        </w:rPr>
+        <w:t xml:space="preserve">🛑 </w:t>
+      </w:r>
+      <w:r>
+        <w:rPr>
+          <w:b/>
+          <w:sz w:val="21"/>
+        </w:rPr>
+        <w:t>El cruce SIGUE EN ROJO.</w:t>
+      </w:r>
+      <w:r>
+        <w:rPr>
+          <w:b w:val="0"/>
+          <w:sz w:val="21"/>
+        </w:rPr>
+        <w:t xml:space="preserve"> La app lo dice con estas palabras: *«Tiempos guardados — el cruce</w:t>
+      </w:r>
+    </w:p>
+    <w:p>
+      <w:pPr>
+        <w:spacing w:after="120"/>
+      </w:pPr>
+      <w:r>
+        <w:rPr>
+          <w:b w:val="0"/>
+          <w:sz w:val="21"/>
+        </w:rPr>
+        <w:t>sigue en ROJO hasta que arranque el ciclo»*.</w:t>
+      </w:r>
+    </w:p>
+    <w:p>
+      <w:pPr>
+        <w:pStyle w:val="ListNumber"/>
+        <w:spacing w:after="60"/>
+      </w:pPr>
+      <w:r>
+        <w:rPr>
+          <w:b/>
+          <w:sz w:val="21"/>
+        </w:rPr>
+        <w:t>El mando para arrancar se abre AHÍ, y hay que pulsarlo.</w:t>
+      </w:r>
+      <w:r>
+        <w:rPr>
+          <w:b w:val="0"/>
+          <w:sz w:val="21"/>
+        </w:rPr>
+        <w:t xml:space="preserve"> Es un segundo gesto, deliberado.</w:t>
+      </w:r>
+    </w:p>
+    <w:p>
+      <w:pPr>
+        <w:spacing w:after="200"/>
+        <w:ind w:left="288"/>
+        <w:shd w:val="clear" w:fill="F4F4F4"/>
+      </w:pPr>
+      <w:r>
+        <w:rPr>
+          <w:rFonts w:ascii="Consolas" w:hAnsi="Consolas"/>
+          <w:sz w:val="18"/>
+        </w:rPr>
+        <w:t>grep -n "sigue en ROJO hasta que arranque el ciclo" 05_Funcional/App_Semaforo/www/app.js</w:t>
+        <w:br/>
+        <w:t>grep -n "EL MANDO PARA VOLVER A ARRANCAR SE ABRE AQUI" 05_Funcional/App_Semaforo/www/app.js</w:t>
+      </w:r>
+    </w:p>
+    <w:p>
+      <w:pPr>
+        <w:spacing w:after="120"/>
+      </w:pPr>
+      <w:r>
+        <w:rPr>
+          <w:b w:val="0"/>
+          <w:sz w:val="21"/>
+        </w:rPr>
+        <w:t xml:space="preserve">*(Comprobado el 07/09: el segundo </w:t>
+      </w:r>
+      <w:r>
+        <w:rPr>
+          <w:rFonts w:ascii="Consolas" w:hAnsi="Consolas"/>
+          <w:sz w:val="21"/>
+        </w:rPr>
+        <w:t>grep</w:t>
+      </w:r>
+      <w:r>
+        <w:rPr>
+          <w:b w:val="0"/>
+          <w:sz w:val="21"/>
+        </w:rPr>
+        <w:t xml:space="preserve"> aterriza en el comentario de </w:t>
+      </w:r>
+      <w:r>
+        <w:rPr>
+          <w:rFonts w:ascii="Consolas" w:hAnsi="Consolas"/>
+          <w:sz w:val="21"/>
+        </w:rPr>
+        <w:t>N-150</w:t>
+      </w:r>
+      <w:r>
+        <w:rPr>
+          <w:b w:val="0"/>
+          <w:sz w:val="21"/>
+        </w:rPr>
+        <w:t>, que lo dice literal —</w:t>
+      </w:r>
+    </w:p>
+    <w:p>
+      <w:pPr>
+        <w:spacing w:after="120"/>
+      </w:pPr>
+      <w:r>
+        <w:rPr>
+          <w:b/>
+          <w:sz w:val="21"/>
+        </w:rPr>
+        <w:t>«se abre aquí y no al pulsar APLICAR»</w:t>
+      </w:r>
+      <w:r>
+        <w:rPr>
+          <w:b w:val="0"/>
+          <w:sz w:val="21"/>
+        </w:rPr>
+        <w:t>.)*</w:t>
+      </w:r>
+    </w:p>
+    <w:p>
+      <w:pPr>
+        <w:spacing w:after="160"/>
+        <w:ind w:left="360"/>
+        <w:shd w:val="clear" w:fill="FFF4E5"/>
+      </w:pPr>
+      <w:r>
+        <w:rPr>
+          <w:b w:val="0"/>
+          <w:color w:val="960000"/>
+          <w:sz w:val="20"/>
+        </w:rPr>
+        <w:t xml:space="preserve">⚠️ </w:t>
+      </w:r>
+      <w:r>
+        <w:rPr>
+          <w:b/>
+          <w:color w:val="960000"/>
+          <w:sz w:val="20"/>
+        </w:rPr>
+        <w:t>Lo que NO hay que hacer: repetir APLICAR porque «no pasó nada».</w:t>
+      </w:r>
+      <w:r>
+        <w:rPr>
+          <w:b w:val="0"/>
+          <w:color w:val="960000"/>
+          <w:sz w:val="20"/>
+        </w:rPr>
+        <w:t xml:space="preserve"> No pasó nada </w:t>
+      </w:r>
+      <w:r>
+        <w:rPr>
+          <w:b/>
+          <w:color w:val="960000"/>
+          <w:sz w:val="20"/>
+        </w:rPr>
+        <w:t>a propósito</w:t>
+      </w:r>
+      <w:r>
+        <w:rPr>
+          <w:b w:val="0"/>
+          <w:color w:val="960000"/>
+          <w:sz w:val="20"/>
+        </w:rPr>
+        <w:t>. Repetirlo vuelve a guardar los mismos tiempos y el cruce sigue igual — que es la misma trampa de las seis pulsaciones de ÁMBAR del banco del 04/09 (</w:t>
+      </w:r>
+      <w:r>
+        <w:rPr>
+          <w:rFonts w:ascii="Consolas" w:hAnsi="Consolas"/>
+          <w:color w:val="960000"/>
+          <w:sz w:val="20"/>
+        </w:rPr>
+        <w:t>§5.6.3</w:t>
+      </w:r>
+      <w:r>
+        <w:rPr>
+          <w:b w:val="0"/>
+          <w:color w:val="960000"/>
+          <w:sz w:val="20"/>
+        </w:rPr>
+        <w:t>).</w:t>
+      </w:r>
+    </w:p>
+    <w:p>
+      <w:pPr>
+        <w:spacing w:before="200" w:after="120"/>
+      </w:pPr>
+      <w:r>
+        <w:rPr>
+          <w:b/>
+          <w:color w:val="003366"/>
+          <w:sz w:val="21"/>
+        </w:rPr>
         <w:t>🛑 Y una consecuencia operativa NUEVA que el técnico va a encontrarse: en Automático NO se pueden cambiar los tiempos</w:t>
       </w:r>
     </w:p>
@@ -27748,301 +29313,7 @@
           <w:color w:val="003366"/>
           <w:sz w:val="23"/>
         </w:rPr>
-        <w:t>5.6.6 🛑 LO QUE ESTE APARTADO NO PUEDE PROMETER</w:t>
-      </w:r>
-    </w:p>
-    <w:p>
-      <w:pPr>
-        <w:pStyle w:val="ListBullet"/>
-        <w:spacing w:after="60"/>
-        <w:ind w:left="360"/>
-      </w:pPr>
-      <w:r>
-        <w:rPr>
-          <w:b/>
-          <w:sz w:val="21"/>
-        </w:rPr>
-        <w:t>Nadie ha pulsado este botón con un equipo delante.</w:t>
-      </w:r>
-      <w:r>
-        <w:rPr>
-          <w:b w:val="0"/>
-          <w:sz w:val="21"/>
-        </w:rPr>
-        <w:t xml:space="preserve"> Todo lo de arriba está medido en el fuente</w:t>
-      </w:r>
-    </w:p>
-    <w:p>
-      <w:pPr>
-        <w:spacing w:after="120"/>
-      </w:pPr>
-      <w:r>
-        <w:rPr>
-          <w:b w:val="0"/>
-          <w:sz w:val="21"/>
-        </w:rPr>
-        <w:t xml:space="preserve">y </w:t>
-      </w:r>
-      <w:r>
-        <w:rPr>
-          <w:b/>
-          <w:sz w:val="21"/>
-        </w:rPr>
-        <w:t>ejercido contra el firmware real en simulador</w:t>
-      </w:r>
-      <w:r>
-        <w:rPr>
-          <w:b w:val="0"/>
-          <w:sz w:val="21"/>
-        </w:rPr>
-        <w:t xml:space="preserve">; </w:t>
-      </w:r>
-      <w:r>
-        <w:rPr>
-          <w:b/>
-          <w:sz w:val="21"/>
-        </w:rPr>
-        <w:t>no ha tocado una tarjeta</w:t>
-      </w:r>
-      <w:r>
-        <w:rPr>
-          <w:b w:val="0"/>
-          <w:sz w:val="21"/>
-        </w:rPr>
-        <w:t>.</w:t>
-      </w:r>
-    </w:p>
-    <w:p>
-      <w:pPr>
-        <w:pStyle w:val="ListBullet"/>
-        <w:spacing w:after="60"/>
-        <w:ind w:left="360"/>
-      </w:pPr>
-      <w:r>
-        <w:rPr>
-          <w:b/>
-          <w:sz w:val="21"/>
-        </w:rPr>
-        <w:t>`SIN VERIFICAR`: cuál de los seis motivos va a salir en campo.</w:t>
-      </w:r>
-      <w:r>
-        <w:rPr>
-          <w:b w:val="0"/>
-          <w:sz w:val="21"/>
-        </w:rPr>
-        <w:t xml:space="preserve"> Dos de las seis condiciones</w:t>
-      </w:r>
-    </w:p>
-    <w:p>
-      <w:pPr>
-        <w:spacing w:after="120"/>
-      </w:pPr>
-      <w:r>
-        <w:rPr>
-          <w:b w:val="0"/>
-          <w:sz w:val="21"/>
-        </w:rPr>
-        <w:t>—tener hora válida y haber sido sincronizado por radio— **cuelgan del reloj de cristal de la</w:t>
-      </w:r>
-    </w:p>
-    <w:p>
-      <w:pPr>
-        <w:spacing w:after="120"/>
-      </w:pPr>
-      <w:r>
-        <w:rPr>
-          <w:b w:val="0"/>
-          <w:sz w:val="21"/>
-        </w:rPr>
-        <w:t>controladora</w:t>
-      </w:r>
-      <w:r>
-        <w:rPr>
-          <w:b/>
-          <w:sz w:val="21"/>
-        </w:rPr>
-        <w:t xml:space="preserve">, y ese cristal está </w:t>
-      </w:r>
-      <w:r>
-        <w:rPr>
-          <w:b w:val="0"/>
-          <w:sz w:val="21"/>
-        </w:rPr>
-        <w:t>confirmado muerto** en la tarjeta que se llevó a banco. Con</w:t>
-      </w:r>
-    </w:p>
-    <w:p>
-      <w:pPr>
-        <w:spacing w:after="120"/>
-      </w:pPr>
-      <w:r>
-        <w:rPr>
-          <w:b w:val="0"/>
-          <w:sz w:val="21"/>
-        </w:rPr>
-        <w:t xml:space="preserve">ese cristal parado, lo esperable es que el equipo conteste </w:t>
-      </w:r>
-      <w:r>
-        <w:rPr>
-          <w:rFonts w:ascii="Consolas" w:hAnsi="Consolas"/>
-          <w:sz w:val="21"/>
-        </w:rPr>
-        <w:t>SIN HORA VALIDA</w:t>
-      </w:r>
-      <w:r>
-        <w:rPr>
-          <w:b w:val="0"/>
-          <w:sz w:val="21"/>
-        </w:rPr>
-        <w:t xml:space="preserve"> o `NUNCA</w:t>
-      </w:r>
-    </w:p>
-    <w:p>
-      <w:pPr>
-        <w:spacing w:after="120"/>
-      </w:pPr>
-      <w:r>
-        <w:rPr>
-          <w:b w:val="0"/>
-          <w:sz w:val="21"/>
-        </w:rPr>
-        <w:t xml:space="preserve">SINCRONIZADO` </w:t>
-      </w:r>
-      <w:r>
-        <w:rPr>
-          <w:b/>
-          <w:sz w:val="21"/>
-        </w:rPr>
-        <w:t>y el modo no entre</w:t>
-      </w:r>
-      <w:r>
-        <w:rPr>
-          <w:b w:val="0"/>
-          <w:sz w:val="21"/>
-        </w:rPr>
-        <w:t>. *No se ha comprobado en tarjeta y no se afirma: se anota</w:t>
-      </w:r>
-    </w:p>
-    <w:p>
-      <w:pPr>
-        <w:spacing w:after="120"/>
-      </w:pPr>
-      <w:r>
-        <w:rPr>
-          <w:b w:val="0"/>
-          <w:sz w:val="21"/>
-        </w:rPr>
-        <w:t>para que el primer banco lo mire antes que ninguna otra cosa de este apartado.*</w:t>
-      </w:r>
-    </w:p>
-    <w:p>
-      <w:pPr>
-        <w:spacing w:after="80"/>
-      </w:pPr>
-    </w:p>
-    <w:p>
-      <w:pPr>
-        <w:spacing w:before="280" w:after="120"/>
-      </w:pPr>
-      <w:r>
-        <w:rPr>
-          <w:b/>
-          <w:color w:val="003366"/>
-          <w:sz w:val="26"/>
-        </w:rPr>
-        <w:t>5.7 🆕 CONSULTAR EL RELOJ SIN CAMBIARLO (05/09)</w:t>
-      </w:r>
-    </w:p>
-    <w:p>
-      <w:pPr>
-        <w:spacing w:after="120"/>
-      </w:pPr>
-      <w:r>
-        <w:rPr>
-          <w:b/>
-          <w:sz w:val="21"/>
-        </w:rPr>
-        <w:t>Dónde está:</w:t>
-      </w:r>
-      <w:r>
-        <w:rPr>
-          <w:b w:val="0"/>
-          <w:sz w:val="21"/>
-        </w:rPr>
-        <w:t xml:space="preserve"> pestaña </w:t>
-      </w:r>
-      <w:r>
-        <w:rPr>
-          <w:rFonts w:ascii="Consolas" w:hAnsi="Consolas"/>
-          <w:sz w:val="21"/>
-        </w:rPr>
-        <w:t>Técnico</w:t>
-      </w:r>
-      <w:r>
-        <w:rPr>
-          <w:b w:val="0"/>
-          <w:sz w:val="21"/>
-        </w:rPr>
-        <w:t xml:space="preserve"> → tarjeta </w:t>
-      </w:r>
-      <w:r>
-        <w:rPr>
-          <w:b/>
-          <w:sz w:val="21"/>
-        </w:rPr>
-        <w:t>«⏱️ Sincronizar reloj DS3231»</w:t>
-      </w:r>
-      <w:r>
-        <w:rPr>
-          <w:b w:val="0"/>
-          <w:sz w:val="21"/>
-        </w:rPr>
-        <w:t xml:space="preserve"> → botón</w:t>
-      </w:r>
-    </w:p>
-    <w:p>
-      <w:pPr>
-        <w:spacing w:after="120"/>
-      </w:pPr>
-      <w:r>
-        <w:rPr>
-          <w:b/>
-          <w:sz w:val="21"/>
-        </w:rPr>
-        <w:t>«🔎 Consultar reloj (no cambia nada)»</w:t>
-      </w:r>
-      <w:r>
-        <w:rPr>
-          <w:b w:val="0"/>
-          <w:sz w:val="21"/>
-        </w:rPr>
-        <w:t xml:space="preserve">, </w:t>
-      </w:r>
-      <w:r>
-        <w:rPr>
-          <w:b/>
-          <w:sz w:val="21"/>
-        </w:rPr>
-        <w:t>encima</w:t>
-      </w:r>
-      <w:r>
-        <w:rPr>
-          <w:b w:val="0"/>
-          <w:sz w:val="21"/>
-        </w:rPr>
-        <w:t xml:space="preserve"> del botón que pone la hora. **Ese orden es el</w:t>
-      </w:r>
-    </w:p>
-    <w:p>
-      <w:pPr>
-        <w:spacing w:after="120"/>
-      </w:pPr>
-      <w:r>
-        <w:rPr>
-          <w:b w:val="0"/>
-          <w:sz w:val="21"/>
-        </w:rPr>
-        <w:t>arreglo**: no se puede decidir si se toca un reloj sin ver antes lo que tiene.</w:t>
+        <w:t>5.6.7 🔴 EL DATO QUE FALTA Y NADIE PUEDE ENSEÑARLE: CUÁNTO LE QUEDA A LAS 48 h</w:t>
       </w:r>
     </w:p>
     <w:p>
@@ -28053,51 +29324,19 @@
       </w:pPr>
       <w:r>
         <w:rPr>
-          <w:b w:val="0"/>
-          <w:color w:val="960000"/>
-          <w:sz w:val="20"/>
-        </w:rPr>
-        <w:t xml:space="preserve">🔴 </w:t>
-      </w:r>
-      <w:r>
-        <w:rPr>
-          <w:b/>
-          <w:color w:val="960000"/>
-          <w:sz w:val="20"/>
-        </w:rPr>
-        <w:t>HASTA HOY LA ÚNICA FORMA DE LEER EL RELOJ ERA MANDARLO.</w:t>
-      </w:r>
-      <w:r>
-        <w:rPr>
-          <w:b w:val="0"/>
-          <w:color w:val="960000"/>
-          <w:sz w:val="20"/>
-        </w:rPr>
-        <w:t xml:space="preserve"> El acuse de poner la hora devuelve la hora releída del chip, así que </w:t>
-      </w:r>
-      <w:r>
-        <w:rPr>
-          <w:b/>
-          <w:color w:val="960000"/>
-          <w:sz w:val="20"/>
-        </w:rPr>
-        <w:t>comprobar si el cruce estaba en hora obligaba a cambiársela</w:t>
-      </w:r>
-      <w:r>
-        <w:rPr>
-          <w:b w:val="0"/>
-          <w:color w:val="960000"/>
-          <w:sz w:val="20"/>
-        </w:rPr>
-        <w:t xml:space="preserve"> — y con eso </w:t>
-      </w:r>
-      <w:r>
-        <w:rPr>
-          <w:b/>
-          <w:color w:val="960000"/>
-          <w:sz w:val="20"/>
-        </w:rPr>
-        <w:t>se perdía justo el dato que se buscaba: cuánto se había desviado.</w:t>
+          <w:b/>
+          <w:color w:val="960000"/>
+          <w:sz w:val="20"/>
+        </w:rPr>
+        <w:t>Este modo tiene un plazo duro de 48 h, y hoy NO HAY FORMA de saber por dónde va.</w:t>
+      </w:r>
+      <w:r>
+        <w:rPr>
+          <w:b w:val="0"/>
+          <w:color w:val="960000"/>
+          <w:sz w:val="20"/>
+        </w:rPr>
+        <w:t xml:space="preserve"> No es una pega de redacción: es una medida, y sale de que la pantalla que lo enseñaba se retiró.</w:t>
       </w:r>
     </w:p>
     <w:p>
@@ -28109,28 +29348,28 @@
           <w:b/>
           <w:sz w:val="21"/>
         </w:rPr>
-        <w:t>Qué hace, exactamente:</w:t>
-      </w:r>
-      <w:r>
-        <w:rPr>
-          <w:b w:val="0"/>
-          <w:sz w:val="21"/>
-        </w:rPr>
-        <w:t xml:space="preserve"> el módulo del poste conectado </w:t>
-      </w:r>
-      <w:r>
-        <w:rPr>
-          <w:b/>
-          <w:sz w:val="21"/>
-        </w:rPr>
-        <w:t>relee su reloj en ese instante</w:t>
-      </w:r>
-      <w:r>
-        <w:rPr>
-          <w:b w:val="0"/>
-          <w:sz w:val="21"/>
-        </w:rPr>
-        <w:t xml:space="preserve"> y lo</w:t>
+        <w:t>MEDIDO el 07/09.</w:t>
+      </w:r>
+      <w:r>
+        <w:rPr>
+          <w:b w:val="0"/>
+          <w:sz w:val="21"/>
+        </w:rPr>
+        <w:t xml:space="preserve"> El firmware del Poste 2 </w:t>
+      </w:r>
+      <w:r>
+        <w:rPr>
+          <w:b/>
+          <w:sz w:val="21"/>
+        </w:rPr>
+        <w:t>sí sabe</w:t>
+      </w:r>
+      <w:r>
+        <w:rPr>
+          <w:b w:val="0"/>
+          <w:sz w:val="21"/>
+        </w:rPr>
+        <w:t xml:space="preserve"> las dos cosas —si la autorización venció y</w:t>
       </w:r>
     </w:p>
     <w:p>
@@ -28142,60 +29381,43 @@
           <w:b w:val="0"/>
           <w:sz w:val="21"/>
         </w:rPr>
-        <w:t xml:space="preserve">contesta. </w:t>
-      </w:r>
-      <w:r>
-        <w:rPr>
-          <w:b/>
-          <w:sz w:val="21"/>
-        </w:rPr>
-        <w:t>No cambia nada</w:t>
-      </w:r>
-      <w:r>
-        <w:rPr>
-          <w:b w:val="0"/>
-          <w:sz w:val="21"/>
-        </w:rPr>
-        <w:t xml:space="preserve"> —ni el reloj, ni una luz, ni un modo—, </w:t>
-      </w:r>
-      <w:r>
-        <w:rPr>
-          <w:b/>
-          <w:sz w:val="21"/>
-        </w:rPr>
-        <w:t>no pide PIN</w:t>
-      </w:r>
-      <w:r>
-        <w:rPr>
-          <w:b w:val="0"/>
-          <w:sz w:val="21"/>
-        </w:rPr>
-        <w:t xml:space="preserve"> y se puede hacer</w:t>
+        <w:t>si está en las últimas horas— y las expone en dos getters:</w:t>
       </w:r>
     </w:p>
     <w:p>
       <w:pPr>
-        <w:spacing w:after="120"/>
-      </w:pPr>
-      <w:r>
-        <w:rPr>
-          <w:b w:val="0"/>
-          <w:sz w:val="21"/>
-        </w:rPr>
-        <w:t>con el cruce en marcha. Ni siquiera llega a la controladora del semáforo.</w:t>
+        <w:spacing w:after="200"/>
+        <w:ind w:left="288"/>
+        <w:shd w:val="clear" w:fill="F4F4F4"/>
+      </w:pPr>
+      <w:r>
+        <w:rPr>
+          <w:rFonts w:ascii="Consolas" w:hAnsi="Consolas"/>
+          <w:sz w:val="18"/>
+        </w:rPr>
+        <w:t>grep -rn "degradado_syncVencida\|degradado_avisoLimite" 01_Firmware/Esclavo/</w:t>
       </w:r>
     </w:p>
     <w:p>
       <w:pPr>
-        <w:spacing w:before="200" w:after="120"/>
-      </w:pPr>
-      <w:r>
-        <w:rPr>
-          <w:b/>
-          <w:color w:val="003366"/>
-          <w:sz w:val="23"/>
-        </w:rPr>
-        <w:t>5.7.1 Son TRES relojes, no dos, y por eso se pueden comparar los dos postes</w:t>
+        <w:spacing w:after="200"/>
+        <w:ind w:left="288"/>
+        <w:shd w:val="clear" w:fill="F4F4F4"/>
+      </w:pPr>
+      <w:r>
+        <w:rPr>
+          <w:rFonts w:ascii="Consolas" w:hAnsi="Consolas"/>
+          <w:sz w:val="18"/>
+        </w:rPr>
+        <w:t>Esclavo/include/modo_degradado.h:65:  bool degradado_syncVencida();</w:t>
+        <w:br/>
+        <w:t>Esclavo/include/modo_degradado.h:70:  bool degradado_avisoLimite();</w:t>
+        <w:br/>
+        <w:t>Esclavo/src/modo_degradado.cpp:186:  bool degradado_syncVencida() { return syncVencidaLatch; }</w:t>
+        <w:br/>
+        <w:t>Esclavo/src/modo_degradado.cpp:188:  bool degradado_avisoLimite() {</w:t>
+        <w:br/>
+        <w:t>Esclavo/src/menu.cpp:86 · :117 · :129                       &lt;-- EL UNICO LLAMADOR</w:t>
       </w:r>
     </w:p>
     <w:p>
@@ -28207,7 +29429,14 @@
           <w:b w:val="0"/>
           <w:sz w:val="21"/>
         </w:rPr>
-        <w:t>**Hay dos relojes por cruce —uno por poste, cada uno con su pila— y NADA los sincroniza ni los</w:t>
+        <w:t xml:space="preserve">🔴 </w:t>
+      </w:r>
+      <w:r>
+        <w:rPr>
+          <w:b/>
+          <w:sz w:val="21"/>
+        </w:rPr>
+        <w:t>Su único llamador es `menu.cpp` — la pantalla del gabinete que `D-17.bis` retira del equipo.</w:t>
       </w:r>
     </w:p>
     <w:p>
@@ -28219,21 +29448,35 @@
           <w:b w:val="0"/>
           <w:sz w:val="21"/>
         </w:rPr>
-        <w:t>compara.</w:t>
-      </w:r>
-      <w:r>
-        <w:rPr>
-          <w:b/>
-          <w:sz w:val="21"/>
-        </w:rPr>
-        <w:t xml:space="preserve"> Los dos módulos no se hablan entre sí, así que </w:t>
-      </w:r>
-      <w:r>
-        <w:rPr>
-          <w:b w:val="0"/>
-          <w:sz w:val="21"/>
-        </w:rPr>
-        <w:t>ninguno puede leer el reloj del otro**:</w:t>
+        <w:t xml:space="preserve">Los dos datos </w:t>
+      </w:r>
+      <w:r>
+        <w:rPr>
+          <w:b/>
+          <w:sz w:val="21"/>
+        </w:rPr>
+        <w:t>no viajan en ninguna trama</w:t>
+      </w:r>
+      <w:r>
+        <w:rPr>
+          <w:b w:val="0"/>
+          <w:sz w:val="21"/>
+        </w:rPr>
+        <w:t xml:space="preserve">: no están en el </w:t>
+      </w:r>
+      <w:r>
+        <w:rPr>
+          <w:rFonts w:ascii="Consolas" w:hAnsi="Consolas"/>
+          <w:sz w:val="21"/>
+        </w:rPr>
+        <w:t>$STATUS</w:t>
+      </w:r>
+      <w:r>
+        <w:rPr>
+          <w:b w:val="0"/>
+          <w:sz w:val="21"/>
+        </w:rPr>
+        <w:t xml:space="preserve"> del Esclavo, no están en el</w:t>
       </w:r>
     </w:p>
     <w:p>
@@ -28242,17 +29485,24 @@
       </w:pPr>
       <w:r>
         <w:rPr>
-          <w:b w:val="0"/>
-          <w:sz w:val="21"/>
-        </w:rPr>
-        <w:t xml:space="preserve">la comparación </w:t>
-      </w:r>
-      <w:r>
-        <w:rPr>
-          <w:b/>
-          <w:sz w:val="21"/>
-        </w:rPr>
-        <w:t>la hace la app, visitando los dos postes</w:t>
+          <w:rFonts w:ascii="Consolas" w:hAnsi="Consolas"/>
+          <w:sz w:val="21"/>
+        </w:rPr>
+        <w:t>ESC:</w:t>
+      </w:r>
+      <w:r>
+        <w:rPr>
+          <w:b w:val="0"/>
+          <w:sz w:val="21"/>
+        </w:rPr>
+        <w:t xml:space="preserve"> del Maestro y </w:t>
+      </w:r>
+      <w:r>
+        <w:rPr>
+          <w:b/>
+          <w:sz w:val="21"/>
+        </w:rPr>
+        <w:t>no hay comando para pedirlos</w:t>
       </w:r>
       <w:r>
         <w:rPr>
@@ -28260,251 +29510,6 @@
           <w:sz w:val="21"/>
         </w:rPr>
         <w:t>.</w:t>
-      </w:r>
-    </w:p>
-    <w:p>
-      <w:pPr>
-        <w:spacing w:after="120"/>
-      </w:pPr>
-      <w:r>
-        <w:rPr>
-          <w:b w:val="0"/>
-          <w:sz w:val="21"/>
-        </w:rPr>
-        <w:t xml:space="preserve">El desfase entre los dos sale de </w:t>
-      </w:r>
-      <w:r>
-        <w:rPr>
-          <w:b/>
-          <w:sz w:val="21"/>
-        </w:rPr>
-        <w:t>restar el error de cada poste contra el reloj del teléfono</w:t>
-      </w:r>
-      <w:r>
-        <w:rPr>
-          <w:b w:val="0"/>
-          <w:sz w:val="21"/>
-        </w:rPr>
-        <w:t>, y por</w:t>
-      </w:r>
-    </w:p>
-    <w:p>
-      <w:pPr>
-        <w:spacing w:after="120"/>
-      </w:pPr>
-      <w:r>
-        <w:rPr>
-          <w:b w:val="0"/>
-          <w:sz w:val="21"/>
-        </w:rPr>
-        <w:t xml:space="preserve">eso </w:t>
-      </w:r>
-      <w:r>
-        <w:rPr>
-          <w:b/>
-          <w:sz w:val="21"/>
-        </w:rPr>
-        <w:t>la caminata entre postes se cancela</w:t>
-      </w:r>
-      <w:r>
-        <w:rPr>
-          <w:b w:val="0"/>
-          <w:sz w:val="21"/>
-        </w:rPr>
-        <w:t>: da igual que pasen dos minutos o dos días.</w:t>
-      </w:r>
-    </w:p>
-    <w:p>
-      <w:pPr>
-        <w:spacing w:after="160"/>
-        <w:ind w:left="360"/>
-        <w:shd w:val="clear" w:fill="FFF4E5"/>
-      </w:pPr>
-      <w:r>
-        <w:rPr>
-          <w:b w:val="0"/>
-          <w:color w:val="960000"/>
-          <w:sz w:val="20"/>
-        </w:rPr>
-        <w:t xml:space="preserve">⚠️ </w:t>
-      </w:r>
-      <w:r>
-        <w:rPr>
-          <w:b/>
-          <w:color w:val="960000"/>
-          <w:sz w:val="20"/>
-        </w:rPr>
-        <w:t>Y el reloj del teléfono también sale escrito, que es la tercera columna y no es adorno.</w:t>
-      </w:r>
-      <w:r>
-        <w:rPr>
-          <w:b w:val="0"/>
-          <w:color w:val="960000"/>
-          <w:sz w:val="20"/>
-        </w:rPr>
-        <w:t xml:space="preserve"> Un teléfono con la hora automática apagada, o en otra zona horaria, </w:t>
-      </w:r>
-      <w:r>
-        <w:rPr>
-          <w:b/>
-          <w:color w:val="960000"/>
-          <w:sz w:val="20"/>
-        </w:rPr>
-        <w:t>deja los dos postes “desviados” por igual y el desfase entre ellos perfecto</w:t>
-      </w:r>
-      <w:r>
-        <w:rPr>
-          <w:b w:val="0"/>
-          <w:color w:val="960000"/>
-          <w:sz w:val="20"/>
-        </w:rPr>
-        <w:t>. Sin esa columna, quien lea el parte mañana no puede distinguir un cruce en hora de un cruce que coincide con un teléfono equivocado.</w:t>
-      </w:r>
-    </w:p>
-    <w:p>
-      <w:pPr>
-        <w:spacing w:before="200" w:after="120"/>
-      </w:pPr>
-      <w:r>
-        <w:rPr>
-          <w:b/>
-          <w:color w:val="003366"/>
-          <w:sz w:val="23"/>
-        </w:rPr>
-        <w:t>5.7.2 El procedimiento de los DOS postes</w:t>
-      </w:r>
-    </w:p>
-    <w:p>
-      <w:pPr>
-        <w:pStyle w:val="ListNumber"/>
-        <w:spacing w:after="60"/>
-      </w:pPr>
-      <w:r>
-        <w:rPr>
-          <w:b w:val="0"/>
-          <w:sz w:val="21"/>
-        </w:rPr>
-        <w:t xml:space="preserve">Conéctese al </w:t>
-      </w:r>
-      <w:r>
-        <w:rPr>
-          <w:b/>
-          <w:sz w:val="21"/>
-        </w:rPr>
-        <w:t>POSTE 1</w:t>
-      </w:r>
-      <w:r>
-        <w:rPr>
-          <w:b w:val="0"/>
-          <w:sz w:val="21"/>
-        </w:rPr>
-        <w:t xml:space="preserve"> y pulse </w:t>
-      </w:r>
-      <w:r>
-        <w:rPr>
-          <w:b/>
-          <w:sz w:val="21"/>
-        </w:rPr>
-        <w:t>🔎 Consultar reloj</w:t>
-      </w:r>
-      <w:r>
-        <w:rPr>
-          <w:b w:val="0"/>
-          <w:sz w:val="21"/>
-        </w:rPr>
-        <w:t>. La app anota lo leído.</w:t>
-      </w:r>
-    </w:p>
-    <w:p>
-      <w:pPr>
-        <w:pStyle w:val="ListNumber"/>
-        <w:spacing w:after="60"/>
-      </w:pPr>
-      <w:r>
-        <w:rPr>
-          <w:b w:val="0"/>
-          <w:sz w:val="21"/>
-        </w:rPr>
-        <w:t xml:space="preserve">Vaya al </w:t>
-      </w:r>
-      <w:r>
-        <w:rPr>
-          <w:b/>
-          <w:sz w:val="21"/>
-        </w:rPr>
-        <w:t>POSTE 2</w:t>
-      </w:r>
-      <w:r>
-        <w:rPr>
-          <w:b w:val="0"/>
-          <w:sz w:val="21"/>
-        </w:rPr>
-        <w:t xml:space="preserve">, conéctese y </w:t>
-      </w:r>
-      <w:r>
-        <w:rPr>
-          <w:b/>
-          <w:sz w:val="21"/>
-        </w:rPr>
-        <w:t>pulse otra vez</w:t>
-      </w:r>
-      <w:r>
-        <w:rPr>
-          <w:b w:val="0"/>
-          <w:sz w:val="21"/>
-        </w:rPr>
-        <w:t>.</w:t>
-      </w:r>
-    </w:p>
-    <w:p>
-      <w:pPr>
-        <w:pStyle w:val="ListNumber"/>
-        <w:spacing w:after="60"/>
-      </w:pPr>
-      <w:r>
-        <w:rPr>
-          <w:b w:val="0"/>
-          <w:sz w:val="21"/>
-        </w:rPr>
-        <w:t xml:space="preserve">La app publica en el registro </w:t>
-      </w:r>
-      <w:r>
-        <w:rPr>
-          <w:b/>
-          <w:sz w:val="21"/>
-        </w:rPr>
-        <w:t>las tres horas</w:t>
-      </w:r>
-      <w:r>
-        <w:rPr>
-          <w:b w:val="0"/>
-          <w:sz w:val="21"/>
-        </w:rPr>
-        <w:t xml:space="preserve"> y, con los dos postes vistos, **el desfase medido</w:t>
-      </w:r>
-    </w:p>
-    <w:p>
-      <w:pPr>
-        <w:spacing w:after="120"/>
-      </w:pPr>
-      <w:r>
-        <w:rPr>
-          <w:b w:val="0"/>
-          <w:sz w:val="21"/>
-        </w:rPr>
-        <w:t>entre los dos relojes del cruce**, con la marca de la hora a la que se tomó cada lectura.</w:t>
-      </w:r>
-    </w:p>
-    <w:p>
-      <w:pPr>
-        <w:spacing w:after="120"/>
-      </w:pPr>
-      <w:r>
-        <w:rPr>
-          <w:b/>
-          <w:sz w:val="21"/>
-        </w:rPr>
-        <w:t>Cuatro respuestas posibles, y ninguna se confunde con otra:</w:t>
       </w:r>
     </w:p>
     <w:tbl>
@@ -28530,7 +29535,7 @@
                 <w:b/>
                 <w:sz w:val="19"/>
               </w:rPr>
-              <w:t>lo que sale</w:t>
+              <w:t>quién sabe cuánto queda</w:t>
             </w:r>
           </w:p>
         </w:tc>
@@ -28546,7 +29551,7 @@
                 <w:b/>
                 <w:sz w:val="19"/>
               </w:rPr>
-              <w:t>qué significa</w:t>
+              <w:t>quién puede verlo hoy</w:t>
             </w:r>
           </w:p>
         </w:tc>
@@ -28563,14 +29568,7 @@
                 <w:b w:val="0"/>
                 <w:sz w:val="19"/>
               </w:rPr>
-              <w:t xml:space="preserve">las tres horas </w:t>
-            </w:r>
-            <w:r>
-              <w:rPr>
-                <w:b/>
-                <w:sz w:val="19"/>
-              </w:rPr>
-              <w:t>y el desfase en segundos</w:t>
+              <w:t>el firmware del Poste 2</w:t>
             </w:r>
           </w:p>
         </w:tc>
@@ -28585,187 +29583,14 @@
                 <w:b w:val="0"/>
                 <w:sz w:val="19"/>
               </w:rPr>
-              <w:t xml:space="preserve">listo. </w:t>
+              <w:t xml:space="preserve">🛑 </w:t>
             </w:r>
             <w:r>
               <w:rPr>
                 <w:b/>
                 <w:sz w:val="19"/>
               </w:rPr>
-              <w:t>Por encima de 5 s la app dice `REVÍSELO`</w:t>
-            </w:r>
-            <w:r>
-              <w:rPr>
-                <w:b w:val="0"/>
-                <w:sz w:val="19"/>
-              </w:rPr>
-              <w:t xml:space="preserve">: son dos relojes independientes con pila propia y </w:t>
-            </w:r>
-            <w:r>
-              <w:rPr>
-                <w:b/>
-                <w:sz w:val="19"/>
-              </w:rPr>
-              <w:t>nada los vuelve a juntar solo</w:t>
-            </w:r>
-          </w:p>
-        </w:tc>
-      </w:tr>
-      <w:tr>
-        <w:tc>
-          <w:tcPr>
-            <w:tcW w:type="dxa" w:w="4680"/>
-          </w:tcPr>
-          <w:p>
-            <w:r/>
-            <w:r>
-              <w:rPr>
-                <w:b w:val="0"/>
-                <w:sz w:val="19"/>
-              </w:rPr>
-              <w:t xml:space="preserve">las tres horas y </w:t>
-            </w:r>
-            <w:r>
-              <w:rPr>
-                <w:b/>
-                <w:sz w:val="19"/>
-              </w:rPr>
-              <w:t>`FALTA &lt;el otro poste&gt;`</w:t>
-            </w:r>
-          </w:p>
-        </w:tc>
-        <w:tc>
-          <w:tcPr>
-            <w:tcW w:type="dxa" w:w="4680"/>
-          </w:tcPr>
-          <w:p>
-            <w:r/>
-            <w:r>
-              <w:rPr>
-                <w:b w:val="0"/>
-                <w:sz w:val="19"/>
-              </w:rPr>
-              <w:t xml:space="preserve">sólo se ha visto un poste. </w:t>
-            </w:r>
-            <w:r>
-              <w:rPr>
-                <w:b/>
-                <w:sz w:val="19"/>
-              </w:rPr>
-              <w:t>Con un solo poste NO se ha validado el cruce</w:t>
-            </w:r>
-          </w:p>
-        </w:tc>
-      </w:tr>
-      <w:tr>
-        <w:tc>
-          <w:tcPr>
-            <w:tcW w:type="dxa" w:w="4680"/>
-          </w:tcPr>
-          <w:p>
-            <w:r/>
-            <w:r>
-              <w:rPr>
-                <w:b/>
-                <w:sz w:val="19"/>
-              </w:rPr>
-              <w:t>`NO CONSTA EN ESTA SESIÓN`</w:t>
-            </w:r>
-            <w:r>
-              <w:rPr>
-                <w:b w:val="0"/>
-                <w:sz w:val="19"/>
-              </w:rPr>
-              <w:t xml:space="preserve"> en la columna del otro poste</w:t>
-            </w:r>
-          </w:p>
-        </w:tc>
-        <w:tc>
-          <w:tcPr>
-            <w:tcW w:type="dxa" w:w="4680"/>
-          </w:tcPr>
-          <w:p>
-            <w:r/>
-            <w:r>
-              <w:rPr>
-                <w:b w:val="0"/>
-                <w:sz w:val="19"/>
-              </w:rPr>
-              <w:t xml:space="preserve">la app no vio ese poste en esta sesión — que </w:t>
-            </w:r>
-            <w:r>
-              <w:rPr>
-                <w:b/>
-                <w:sz w:val="19"/>
-              </w:rPr>
-              <w:t>no es lo mismo</w:t>
-            </w:r>
-            <w:r>
-              <w:rPr>
-                <w:b w:val="0"/>
-                <w:sz w:val="19"/>
-              </w:rPr>
-              <w:t xml:space="preserve"> que decir que el poste está mal</w:t>
-            </w:r>
-          </w:p>
-        </w:tc>
-      </w:tr>
-      <w:tr>
-        <w:tc>
-          <w:tcPr>
-            <w:tcW w:type="dxa" w:w="4680"/>
-          </w:tcPr>
-          <w:p>
-            <w:r/>
-            <w:r>
-              <w:rPr>
-                <w:b w:val="0"/>
-                <w:sz w:val="19"/>
-              </w:rPr>
-              <w:t xml:space="preserve">uno de los </w:t>
-            </w:r>
-            <w:r>
-              <w:rPr>
-                <w:b/>
-                <w:sz w:val="19"/>
-              </w:rPr>
-              <w:t>ocho motivos</w:t>
-            </w:r>
-            <w:r>
-              <w:rPr>
-                <w:b w:val="0"/>
-                <w:sz w:val="19"/>
-              </w:rPr>
-              <w:t xml:space="preserve"> de la tabla de abajo</w:t>
-            </w:r>
-          </w:p>
-        </w:tc>
-        <w:tc>
-          <w:tcPr>
-            <w:tcW w:type="dxa" w:w="4680"/>
-          </w:tcPr>
-          <w:p>
-            <w:r/>
-            <w:r>
-              <w:rPr>
-                <w:b w:val="0"/>
-                <w:sz w:val="19"/>
-              </w:rPr>
-              <w:t xml:space="preserve">el reloj de ese poste </w:t>
-            </w:r>
-            <w:r>
-              <w:rPr>
-                <w:b/>
-                <w:sz w:val="19"/>
-              </w:rPr>
-              <w:t>no entregó una hora fiable</w:t>
-            </w:r>
-            <w:r>
-              <w:rPr>
-                <w:b w:val="0"/>
-                <w:sz w:val="19"/>
-              </w:rPr>
-              <w:t>, y se dice cuál es el problema</w:t>
+              <w:t>nadie</w:t>
             </w:r>
           </w:p>
         </w:tc>
@@ -28778,6 +29603,240 @@
     </w:p>
     <w:p>
       <w:pPr>
+        <w:spacing w:before="280" w:after="120"/>
+      </w:pPr>
+      <w:r>
+        <w:rPr>
+          <w:b/>
+          <w:color w:val="003366"/>
+          <w:sz w:val="26"/>
+        </w:rPr>
+        <w:t>Lo que eso obliga a hacer en el poste, y va escrito porque es lo único que hay</w:t>
+      </w:r>
+    </w:p>
+    <w:p>
+      <w:pPr>
+        <w:pStyle w:val="ListBullet"/>
+        <w:spacing w:after="60"/>
+        <w:ind w:left="360"/>
+      </w:pPr>
+      <w:r>
+        <w:rPr>
+          <w:b/>
+          <w:sz w:val="21"/>
+        </w:rPr>
+        <w:t>El técnico que sube al Poste 2 NO tiene ese dato ni sustituto por app.</w:t>
+      </w:r>
+      <w:r>
+        <w:rPr>
+          <w:b w:val="0"/>
+          <w:sz w:val="21"/>
+        </w:rPr>
+        <w:t xml:space="preserve"> Lo único que verá es el</w:t>
+      </w:r>
+    </w:p>
+    <w:p>
+      <w:pPr>
+        <w:spacing w:after="120"/>
+      </w:pPr>
+      <w:r>
+        <w:rPr>
+          <w:b/>
+          <w:sz w:val="21"/>
+        </w:rPr>
+        <w:t>resultado</w:t>
+      </w:r>
+      <w:r>
+        <w:rPr>
+          <w:b w:val="0"/>
+          <w:sz w:val="21"/>
+        </w:rPr>
+        <w:t xml:space="preserve"> del plazo cuando ya se haya cumplido: el rótulo pasa a </w:t>
+      </w:r>
+      <w:r>
+        <w:rPr>
+          <w:rFonts w:ascii="Consolas" w:hAnsi="Consolas"/>
+          <w:sz w:val="21"/>
+        </w:rPr>
+        <w:t>DEGRADADO VENCIDO (48 h)</w:t>
+      </w:r>
+      <w:r>
+        <w:rPr>
+          <w:b w:val="0"/>
+          <w:sz w:val="21"/>
+        </w:rPr>
+        <w:t xml:space="preserve"> y</w:t>
+      </w:r>
+    </w:p>
+    <w:p>
+      <w:pPr>
+        <w:spacing w:after="120"/>
+      </w:pPr>
+      <w:r>
+        <w:rPr>
+          <w:b w:val="0"/>
+          <w:sz w:val="21"/>
+        </w:rPr>
+        <w:t>la luz queda en ámbar (</w:t>
+      </w:r>
+      <w:r>
+        <w:rPr>
+          <w:rFonts w:ascii="Consolas" w:hAnsi="Consolas"/>
+          <w:sz w:val="21"/>
+        </w:rPr>
+        <w:t>§1.ter.5</w:t>
+      </w:r>
+      <w:r>
+        <w:rPr>
+          <w:b w:val="0"/>
+          <w:sz w:val="21"/>
+        </w:rPr>
+        <w:t>).</w:t>
+      </w:r>
+    </w:p>
+    <w:p>
+      <w:pPr>
+        <w:pStyle w:val="ListBullet"/>
+        <w:spacing w:after="60"/>
+        <w:ind w:left="360"/>
+      </w:pPr>
+      <w:r>
+        <w:rPr>
+          <w:b/>
+          <w:sz w:val="21"/>
+        </w:rPr>
+        <w:t>Así que el plazo se lleva a mano.</w:t>
+      </w:r>
+      <w:r>
+        <w:rPr>
+          <w:b w:val="0"/>
+          <w:sz w:val="21"/>
+        </w:rPr>
+        <w:t xml:space="preserve"> Al dejar un poste en Degradado se </w:t>
+      </w:r>
+      <w:r>
+        <w:rPr>
+          <w:b/>
+          <w:sz w:val="21"/>
+        </w:rPr>
+        <w:t>anota la hora</w:t>
+      </w:r>
+      <w:r>
+        <w:rPr>
+          <w:b w:val="0"/>
+          <w:sz w:val="21"/>
+        </w:rPr>
+        <w:t>, y se</w:t>
+      </w:r>
+    </w:p>
+    <w:p>
+      <w:pPr>
+        <w:spacing w:after="120"/>
+      </w:pPr>
+      <w:r>
+        <w:rPr>
+          <w:b w:val="0"/>
+          <w:sz w:val="21"/>
+        </w:rPr>
+        <w:t xml:space="preserve">vuelve </w:t>
+      </w:r>
+      <w:r>
+        <w:rPr>
+          <w:b/>
+          <w:sz w:val="21"/>
+        </w:rPr>
+        <w:t>antes</w:t>
+      </w:r>
+      <w:r>
+        <w:rPr>
+          <w:b w:val="0"/>
+          <w:sz w:val="21"/>
+        </w:rPr>
+        <w:t xml:space="preserve"> de las 48 h a re-sincronizar. Un Degradado no se deja «puesto y ya».</w:t>
+      </w:r>
+    </w:p>
+    <w:p>
+      <w:pPr>
+        <w:pStyle w:val="ListBullet"/>
+        <w:spacing w:after="60"/>
+        <w:ind w:left="360"/>
+      </w:pPr>
+      <w:r>
+        <w:rPr>
+          <w:b/>
+          <w:sz w:val="21"/>
+        </w:rPr>
+        <w:t>Y no se puede reentrar para posponerlo:</w:t>
+      </w:r>
+      <w:r>
+        <w:rPr>
+          <w:b w:val="0"/>
+          <w:sz w:val="21"/>
+        </w:rPr>
+        <w:t xml:space="preserve"> vencido el plazo, el equipo contesta</w:t>
+      </w:r>
+    </w:p>
+    <w:p>
+      <w:pPr>
+        <w:spacing w:after="120"/>
+      </w:pPr>
+      <w:r>
+        <w:rPr>
+          <w:rFonts w:ascii="Consolas" w:hAnsi="Consolas"/>
+          <w:sz w:val="21"/>
+        </w:rPr>
+        <w:t>SYNC CADUCADA &gt;48h</w:t>
+      </w:r>
+      <w:r>
+        <w:rPr>
+          <w:b w:val="0"/>
+          <w:sz w:val="21"/>
+        </w:rPr>
+        <w:t xml:space="preserve"> y </w:t>
+      </w:r>
+      <w:r>
+        <w:rPr>
+          <w:b/>
+          <w:sz w:val="21"/>
+        </w:rPr>
+        <w:t>exige una sincronización nueva</w:t>
+      </w:r>
+      <w:r>
+        <w:rPr>
+          <w:b w:val="0"/>
+          <w:sz w:val="21"/>
+        </w:rPr>
+        <w:t xml:space="preserve"> (</w:t>
+      </w:r>
+      <w:r>
+        <w:rPr>
+          <w:rFonts w:ascii="Consolas" w:hAnsi="Consolas"/>
+          <w:sz w:val="21"/>
+        </w:rPr>
+        <w:t>§5.6.4</w:t>
+      </w:r>
+      <w:r>
+        <w:rPr>
+          <w:b w:val="0"/>
+          <w:sz w:val="21"/>
+        </w:rPr>
+        <w:t>). Es deliberado — si se</w:t>
+      </w:r>
+    </w:p>
+    <w:p>
+      <w:pPr>
+        <w:spacing w:after="120"/>
+      </w:pPr>
+      <w:r>
+        <w:rPr>
+          <w:b w:val="0"/>
+          <w:sz w:val="21"/>
+        </w:rPr>
+        <w:t>pudiera reentrar, el límite duro sería un botón de posponer.</w:t>
+      </w:r>
+    </w:p>
+    <w:p>
+      <w:pPr>
         <w:spacing w:after="160"/>
         <w:ind w:left="360"/>
         <w:shd w:val="clear" w:fill="FFF4E5"/>
@@ -28788,31 +29847,418 @@
           <w:color w:val="960000"/>
           <w:sz w:val="20"/>
         </w:rPr>
-        <w:t xml:space="preserve">🛑 </w:t>
-      </w:r>
-      <w:r>
-        <w:rPr>
-          <w:b/>
-          <w:color w:val="960000"/>
-          <w:sz w:val="20"/>
-        </w:rPr>
-        <w:t>ESTA LISTA VIVE EN MEMORIA Y NO SOBREVIVE A QUE ANDROID CIERRE LA APP.</w:t>
-      </w:r>
-      <w:r>
-        <w:rPr>
-          <w:b w:val="0"/>
-          <w:color w:val="960000"/>
-          <w:sz w:val="20"/>
-        </w:rPr>
-        <w:t xml:space="preserve"> Aguanta la caminata entre postes, que es para lo que existe. </w:t>
-      </w:r>
-      <w:r>
-        <w:rPr>
-          <w:b/>
-          <w:color w:val="960000"/>
-          <w:sz w:val="20"/>
-        </w:rPr>
-        <w:t>Si la app se cerró entre poste y poste, hay que repetir los dos.</w:t>
+        <w:t xml:space="preserve">⚠️ </w:t>
+      </w:r>
+      <w:r>
+        <w:rPr>
+          <w:b/>
+          <w:color w:val="960000"/>
+          <w:sz w:val="20"/>
+        </w:rPr>
+        <w:t>`SIN VERIFICAR`, y se dice en vez de proponerse:</w:t>
+      </w:r>
+      <w:r>
+        <w:rPr>
+          <w:b w:val="0"/>
+          <w:color w:val="960000"/>
+          <w:sz w:val="20"/>
+        </w:rPr>
+        <w:t xml:space="preserve"> este manual </w:t>
+      </w:r>
+      <w:r>
+        <w:rPr>
+          <w:b/>
+          <w:color w:val="960000"/>
+          <w:sz w:val="20"/>
+        </w:rPr>
+        <w:t>no propone</w:t>
+      </w:r>
+      <w:r>
+        <w:rPr>
+          <w:b w:val="0"/>
+          <w:color w:val="960000"/>
+          <w:sz w:val="20"/>
+        </w:rPr>
+        <w:t xml:space="preserve"> publicar la antigüedad de la sincronización. Sacarla a la app es un campo más en una trama cuyo presupuesto de bytes ya está </w:t>
+      </w:r>
+      <w:r>
+        <w:rPr>
+          <w:b/>
+          <w:color w:val="960000"/>
+          <w:sz w:val="20"/>
+        </w:rPr>
+        <w:t>al límite</w:t>
+      </w:r>
+      <w:r>
+        <w:rPr>
+          <w:b w:val="0"/>
+          <w:color w:val="960000"/>
+          <w:sz w:val="20"/>
+        </w:rPr>
+        <w:t xml:space="preserve"> —</w:t>
+      </w:r>
+      <w:r>
+        <w:rPr>
+          <w:rFonts w:ascii="Consolas" w:hAnsi="Consolas"/>
+          <w:color w:val="960000"/>
+          <w:sz w:val="20"/>
+        </w:rPr>
+        <w:t>payload[155]</w:t>
+      </w:r>
+      <w:r>
+        <w:rPr>
+          <w:b w:val="0"/>
+          <w:color w:val="960000"/>
+          <w:sz w:val="20"/>
+        </w:rPr>
+        <w:t xml:space="preserve"> contra </w:t>
+      </w:r>
+      <w:r>
+        <w:rPr>
+          <w:rFonts w:ascii="Consolas" w:hAnsi="Consolas"/>
+          <w:color w:val="960000"/>
+          <w:sz w:val="20"/>
+        </w:rPr>
+        <w:t>tramaCompleta[160]</w:t>
+      </w:r>
+      <w:r>
+        <w:rPr>
+          <w:b w:val="0"/>
+          <w:color w:val="960000"/>
+          <w:sz w:val="20"/>
+        </w:rPr>
+        <w:t xml:space="preserve">, sin un byte de sobra—, y </w:t>
+      </w:r>
+      <w:r>
+        <w:rPr>
+          <w:b/>
+          <w:color w:val="960000"/>
+          <w:sz w:val="20"/>
+        </w:rPr>
+        <w:t>eso lo decide quien mide, no este documento.</w:t>
+      </w:r>
+      <w:r>
+        <w:rPr>
+          <w:b w:val="0"/>
+          <w:color w:val="960000"/>
+          <w:sz w:val="20"/>
+        </w:rPr>
+        <w:t xml:space="preserve"> Lo que aquí se hace es dejar escrito que </w:t>
+      </w:r>
+      <w:r>
+        <w:rPr>
+          <w:b/>
+          <w:color w:val="960000"/>
+          <w:sz w:val="20"/>
+        </w:rPr>
+        <w:t>el dato existe, se perdió con la pantalla, y hoy lo suple el reloj del técnico.</w:t>
+      </w:r>
+    </w:p>
+    <w:p>
+      <w:pPr>
+        <w:spacing w:before="200" w:after="120"/>
+      </w:pPr>
+      <w:r>
+        <w:rPr>
+          <w:b/>
+          <w:color w:val="003366"/>
+          <w:sz w:val="23"/>
+        </w:rPr>
+        <w:t>5.6.6 🛑 LO QUE ESTE APARTADO NO PUEDE PROMETER</w:t>
+      </w:r>
+    </w:p>
+    <w:p>
+      <w:pPr>
+        <w:pStyle w:val="ListBullet"/>
+        <w:spacing w:after="60"/>
+        <w:ind w:left="360"/>
+      </w:pPr>
+      <w:r>
+        <w:rPr>
+          <w:b/>
+          <w:sz w:val="21"/>
+        </w:rPr>
+        <w:t>Nadie ha pulsado este botón con un equipo delante.</w:t>
+      </w:r>
+      <w:r>
+        <w:rPr>
+          <w:b w:val="0"/>
+          <w:sz w:val="21"/>
+        </w:rPr>
+        <w:t xml:space="preserve"> Todo lo de arriba está medido en el fuente</w:t>
+      </w:r>
+    </w:p>
+    <w:p>
+      <w:pPr>
+        <w:spacing w:after="120"/>
+      </w:pPr>
+      <w:r>
+        <w:rPr>
+          <w:b w:val="0"/>
+          <w:sz w:val="21"/>
+        </w:rPr>
+        <w:t xml:space="preserve">y </w:t>
+      </w:r>
+      <w:r>
+        <w:rPr>
+          <w:b/>
+          <w:sz w:val="21"/>
+        </w:rPr>
+        <w:t>ejercido contra el firmware real en simulador</w:t>
+      </w:r>
+      <w:r>
+        <w:rPr>
+          <w:b w:val="0"/>
+          <w:sz w:val="21"/>
+        </w:rPr>
+        <w:t xml:space="preserve">; </w:t>
+      </w:r>
+      <w:r>
+        <w:rPr>
+          <w:b/>
+          <w:sz w:val="21"/>
+        </w:rPr>
+        <w:t>no ha tocado una tarjeta</w:t>
+      </w:r>
+      <w:r>
+        <w:rPr>
+          <w:b w:val="0"/>
+          <w:sz w:val="21"/>
+        </w:rPr>
+        <w:t>.</w:t>
+      </w:r>
+    </w:p>
+    <w:p>
+      <w:pPr>
+        <w:pStyle w:val="ListBullet"/>
+        <w:spacing w:after="60"/>
+        <w:ind w:left="360"/>
+      </w:pPr>
+      <w:r>
+        <w:rPr>
+          <w:b/>
+          <w:sz w:val="21"/>
+        </w:rPr>
+        <w:t>`SIN VERIFICAR`: cuál de los seis motivos va a salir en campo.</w:t>
+      </w:r>
+      <w:r>
+        <w:rPr>
+          <w:b w:val="0"/>
+          <w:sz w:val="21"/>
+        </w:rPr>
+        <w:t xml:space="preserve"> Dos de las seis condiciones</w:t>
+      </w:r>
+    </w:p>
+    <w:p>
+      <w:pPr>
+        <w:spacing w:after="120"/>
+      </w:pPr>
+      <w:r>
+        <w:rPr>
+          <w:b w:val="0"/>
+          <w:sz w:val="21"/>
+        </w:rPr>
+        <w:t>—tener hora válida y haber sido sincronizado por radio— **cuelgan del reloj de cristal de la</w:t>
+      </w:r>
+    </w:p>
+    <w:p>
+      <w:pPr>
+        <w:spacing w:after="120"/>
+      </w:pPr>
+      <w:r>
+        <w:rPr>
+          <w:b w:val="0"/>
+          <w:sz w:val="21"/>
+        </w:rPr>
+        <w:t>controladora</w:t>
+      </w:r>
+      <w:r>
+        <w:rPr>
+          <w:b/>
+          <w:sz w:val="21"/>
+        </w:rPr>
+        <w:t xml:space="preserve">, y ese cristal está </w:t>
+      </w:r>
+      <w:r>
+        <w:rPr>
+          <w:b w:val="0"/>
+          <w:sz w:val="21"/>
+        </w:rPr>
+        <w:t>confirmado muerto** en la tarjeta que se llevó a banco. Con</w:t>
+      </w:r>
+    </w:p>
+    <w:p>
+      <w:pPr>
+        <w:spacing w:after="120"/>
+      </w:pPr>
+      <w:r>
+        <w:rPr>
+          <w:b w:val="0"/>
+          <w:sz w:val="21"/>
+        </w:rPr>
+        <w:t xml:space="preserve">ese cristal parado, lo esperable es que el equipo conteste </w:t>
+      </w:r>
+      <w:r>
+        <w:rPr>
+          <w:rFonts w:ascii="Consolas" w:hAnsi="Consolas"/>
+          <w:sz w:val="21"/>
+        </w:rPr>
+        <w:t>SIN HORA VALIDA</w:t>
+      </w:r>
+      <w:r>
+        <w:rPr>
+          <w:b w:val="0"/>
+          <w:sz w:val="21"/>
+        </w:rPr>
+        <w:t xml:space="preserve"> o `NUNCA</w:t>
+      </w:r>
+    </w:p>
+    <w:p>
+      <w:pPr>
+        <w:spacing w:after="120"/>
+      </w:pPr>
+      <w:r>
+        <w:rPr>
+          <w:b w:val="0"/>
+          <w:sz w:val="21"/>
+        </w:rPr>
+        <w:t xml:space="preserve">SINCRONIZADO` </w:t>
+      </w:r>
+      <w:r>
+        <w:rPr>
+          <w:b/>
+          <w:sz w:val="21"/>
+        </w:rPr>
+        <w:t>y el modo no entre</w:t>
+      </w:r>
+      <w:r>
+        <w:rPr>
+          <w:b w:val="0"/>
+          <w:sz w:val="21"/>
+        </w:rPr>
+        <w:t>. *No se ha comprobado en tarjeta y no se afirma: se anota</w:t>
+      </w:r>
+    </w:p>
+    <w:p>
+      <w:pPr>
+        <w:spacing w:after="120"/>
+      </w:pPr>
+      <w:r>
+        <w:rPr>
+          <w:b w:val="0"/>
+          <w:sz w:val="21"/>
+        </w:rPr>
+        <w:t>para que el primer banco lo mire antes que ninguna otra cosa de este apartado.*</w:t>
+      </w:r>
+    </w:p>
+    <w:p>
+      <w:pPr>
+        <w:spacing w:after="80"/>
+      </w:pPr>
+    </w:p>
+    <w:p>
+      <w:pPr>
+        <w:spacing w:before="280" w:after="120"/>
+      </w:pPr>
+      <w:r>
+        <w:rPr>
+          <w:b/>
+          <w:color w:val="003366"/>
+          <w:sz w:val="26"/>
+        </w:rPr>
+        <w:t>5.7 🆕 CONSULTAR EL RELOJ SIN CAMBIARLO (05/09)</w:t>
+      </w:r>
+    </w:p>
+    <w:p>
+      <w:pPr>
+        <w:spacing w:after="120"/>
+      </w:pPr>
+      <w:r>
+        <w:rPr>
+          <w:b/>
+          <w:sz w:val="21"/>
+        </w:rPr>
+        <w:t>Dónde está:</w:t>
+      </w:r>
+      <w:r>
+        <w:rPr>
+          <w:b w:val="0"/>
+          <w:sz w:val="21"/>
+        </w:rPr>
+        <w:t xml:space="preserve"> pestaña </w:t>
+      </w:r>
+      <w:r>
+        <w:rPr>
+          <w:rFonts w:ascii="Consolas" w:hAnsi="Consolas"/>
+          <w:sz w:val="21"/>
+        </w:rPr>
+        <w:t>Técnico</w:t>
+      </w:r>
+      <w:r>
+        <w:rPr>
+          <w:b w:val="0"/>
+          <w:sz w:val="21"/>
+        </w:rPr>
+        <w:t xml:space="preserve"> → tarjeta </w:t>
+      </w:r>
+      <w:r>
+        <w:rPr>
+          <w:b/>
+          <w:sz w:val="21"/>
+        </w:rPr>
+        <w:t>«⏱️ Sincronizar reloj DS3231»</w:t>
+      </w:r>
+      <w:r>
+        <w:rPr>
+          <w:b w:val="0"/>
+          <w:sz w:val="21"/>
+        </w:rPr>
+        <w:t xml:space="preserve"> → botón</w:t>
+      </w:r>
+    </w:p>
+    <w:p>
+      <w:pPr>
+        <w:spacing w:after="120"/>
+      </w:pPr>
+      <w:r>
+        <w:rPr>
+          <w:b/>
+          <w:sz w:val="21"/>
+        </w:rPr>
+        <w:t>«🔎 Consultar reloj (no cambia nada)»</w:t>
+      </w:r>
+      <w:r>
+        <w:rPr>
+          <w:b w:val="0"/>
+          <w:sz w:val="21"/>
+        </w:rPr>
+        <w:t xml:space="preserve">, </w:t>
+      </w:r>
+      <w:r>
+        <w:rPr>
+          <w:b/>
+          <w:sz w:val="21"/>
+        </w:rPr>
+        <w:t>encima</w:t>
+      </w:r>
+      <w:r>
+        <w:rPr>
+          <w:b w:val="0"/>
+          <w:sz w:val="21"/>
+        </w:rPr>
+        <w:t xml:space="preserve"> del botón que pone la hora. **Ese orden es el</w:t>
+      </w:r>
+    </w:p>
+    <w:p>
+      <w:pPr>
+        <w:spacing w:after="120"/>
+      </w:pPr>
+      <w:r>
+        <w:rPr>
+          <w:b w:val="0"/>
+          <w:sz w:val="21"/>
+        </w:rPr>
+        <w:t>arreglo**: no se puede decidir si se toca un reloj sin ver antes lo que tiene.</w:t>
       </w:r>
     </w:p>
     <w:p>
@@ -28827,59 +30273,136 @@
           <w:color w:val="960000"/>
           <w:sz w:val="20"/>
         </w:rPr>
-        <w:t xml:space="preserve">⚠️ </w:t>
-      </w:r>
-      <w:r>
-        <w:rPr>
-          <w:b/>
-          <w:color w:val="960000"/>
-          <w:sz w:val="20"/>
-        </w:rPr>
-        <w:t>Si no llega ningún acuse</w:t>
-      </w:r>
-      <w:r>
-        <w:rPr>
-          <w:b w:val="0"/>
-          <w:color w:val="960000"/>
-          <w:sz w:val="20"/>
-        </w:rPr>
-        <w:t xml:space="preserve">, ese poste </w:t>
-      </w:r>
-      <w:r>
-        <w:rPr>
-          <w:b/>
-          <w:color w:val="960000"/>
-          <w:sz w:val="20"/>
-        </w:rPr>
-        <w:t>no tiene módulo de expansión detrás del conector</w:t>
-      </w:r>
-      <w:r>
-        <w:rPr>
-          <w:b w:val="0"/>
-          <w:color w:val="960000"/>
-          <w:sz w:val="20"/>
-        </w:rPr>
-        <w:t xml:space="preserve"> y su hora </w:t>
-      </w:r>
-      <w:r>
-        <w:rPr>
-          <w:b/>
-          <w:color w:val="960000"/>
-          <w:sz w:val="20"/>
-        </w:rPr>
-        <w:t>no se puede consultar desde aquí</w:t>
-      </w:r>
-      <w:r>
-        <w:rPr>
-          <w:b w:val="0"/>
-          <w:color w:val="960000"/>
-          <w:sz w:val="20"/>
-        </w:rPr>
-        <w:t>.</w:t>
+        <w:t xml:space="preserve">🔴 </w:t>
+      </w:r>
+      <w:r>
+        <w:rPr>
+          <w:b/>
+          <w:color w:val="960000"/>
+          <w:sz w:val="20"/>
+        </w:rPr>
+        <w:t>HASTA HOY LA ÚNICA FORMA DE LEER EL RELOJ ERA MANDARLO.</w:t>
+      </w:r>
+      <w:r>
+        <w:rPr>
+          <w:b w:val="0"/>
+          <w:color w:val="960000"/>
+          <w:sz w:val="20"/>
+        </w:rPr>
+        <w:t xml:space="preserve"> El acuse de poner la hora devuelve la hora releída del chip, así que </w:t>
+      </w:r>
+      <w:r>
+        <w:rPr>
+          <w:b/>
+          <w:color w:val="960000"/>
+          <w:sz w:val="20"/>
+        </w:rPr>
+        <w:t>comprobar si el cruce estaba en hora obligaba a cambiársela</w:t>
+      </w:r>
+      <w:r>
+        <w:rPr>
+          <w:b w:val="0"/>
+          <w:color w:val="960000"/>
+          <w:sz w:val="20"/>
+        </w:rPr>
+        <w:t xml:space="preserve"> — y con eso </w:t>
+      </w:r>
+      <w:r>
+        <w:rPr>
+          <w:b/>
+          <w:color w:val="960000"/>
+          <w:sz w:val="20"/>
+        </w:rPr>
+        <w:t>se perdía justo el dato que se buscaba: cuánto se había desviado.</w:t>
       </w:r>
     </w:p>
     <w:p>
       <w:pPr>
+        <w:spacing w:after="120"/>
+      </w:pPr>
+      <w:r>
+        <w:rPr>
+          <w:b/>
+          <w:sz w:val="21"/>
+        </w:rPr>
+        <w:t>Qué hace, exactamente:</w:t>
+      </w:r>
+      <w:r>
+        <w:rPr>
+          <w:b w:val="0"/>
+          <w:sz w:val="21"/>
+        </w:rPr>
+        <w:t xml:space="preserve"> el módulo del poste conectado </w:t>
+      </w:r>
+      <w:r>
+        <w:rPr>
+          <w:b/>
+          <w:sz w:val="21"/>
+        </w:rPr>
+        <w:t>relee su reloj en ese instante</w:t>
+      </w:r>
+      <w:r>
+        <w:rPr>
+          <w:b w:val="0"/>
+          <w:sz w:val="21"/>
+        </w:rPr>
+        <w:t xml:space="preserve"> y lo</w:t>
+      </w:r>
+    </w:p>
+    <w:p>
+      <w:pPr>
+        <w:spacing w:after="120"/>
+      </w:pPr>
+      <w:r>
+        <w:rPr>
+          <w:b w:val="0"/>
+          <w:sz w:val="21"/>
+        </w:rPr>
+        <w:t xml:space="preserve">contesta. </w:t>
+      </w:r>
+      <w:r>
+        <w:rPr>
+          <w:b/>
+          <w:sz w:val="21"/>
+        </w:rPr>
+        <w:t>No cambia nada</w:t>
+      </w:r>
+      <w:r>
+        <w:rPr>
+          <w:b w:val="0"/>
+          <w:sz w:val="21"/>
+        </w:rPr>
+        <w:t xml:space="preserve"> —ni el reloj, ni una luz, ni un modo—, </w:t>
+      </w:r>
+      <w:r>
+        <w:rPr>
+          <w:b/>
+          <w:sz w:val="21"/>
+        </w:rPr>
+        <w:t>no pide PIN</w:t>
+      </w:r>
+      <w:r>
+        <w:rPr>
+          <w:b w:val="0"/>
+          <w:sz w:val="21"/>
+        </w:rPr>
+        <w:t xml:space="preserve"> y se puede hacer</w:t>
+      </w:r>
+    </w:p>
+    <w:p>
+      <w:pPr>
+        <w:spacing w:after="120"/>
+      </w:pPr>
+      <w:r>
+        <w:rPr>
+          <w:b w:val="0"/>
+          <w:sz w:val="21"/>
+        </w:rPr>
+        <w:t>con el cruce en marcha. Ni siquiera llega a la controladora del semáforo.</w:t>
+      </w:r>
+    </w:p>
+    <w:p>
+      <w:pPr>
         <w:spacing w:before="200" w:after="120"/>
       </w:pPr>
       <w:r>
@@ -28888,7 +30411,123 @@
           <w:color w:val="003366"/>
           <w:sz w:val="23"/>
         </w:rPr>
-        <w:t>5.7.3 Los OCHO motivos por los que puede no entregar la hora — y dónde está el arreglo</w:t>
+        <w:t>5.7.1 Son TRES relojes, no dos, y por eso se pueden comparar los dos postes</w:t>
+      </w:r>
+    </w:p>
+    <w:p>
+      <w:pPr>
+        <w:spacing w:after="120"/>
+      </w:pPr>
+      <w:r>
+        <w:rPr>
+          <w:b w:val="0"/>
+          <w:sz w:val="21"/>
+        </w:rPr>
+        <w:t>**Hay dos relojes por cruce —uno por poste, cada uno con su pila— y NADA los sincroniza ni los</w:t>
+      </w:r>
+    </w:p>
+    <w:p>
+      <w:pPr>
+        <w:spacing w:after="120"/>
+      </w:pPr>
+      <w:r>
+        <w:rPr>
+          <w:b w:val="0"/>
+          <w:sz w:val="21"/>
+        </w:rPr>
+        <w:t>compara.</w:t>
+      </w:r>
+      <w:r>
+        <w:rPr>
+          <w:b/>
+          <w:sz w:val="21"/>
+        </w:rPr>
+        <w:t xml:space="preserve"> Los dos módulos no se hablan entre sí, así que </w:t>
+      </w:r>
+      <w:r>
+        <w:rPr>
+          <w:b w:val="0"/>
+          <w:sz w:val="21"/>
+        </w:rPr>
+        <w:t>ninguno puede leer el reloj del otro**:</w:t>
+      </w:r>
+    </w:p>
+    <w:p>
+      <w:pPr>
+        <w:spacing w:after="120"/>
+      </w:pPr>
+      <w:r>
+        <w:rPr>
+          <w:b w:val="0"/>
+          <w:sz w:val="21"/>
+        </w:rPr>
+        <w:t xml:space="preserve">la comparación </w:t>
+      </w:r>
+      <w:r>
+        <w:rPr>
+          <w:b/>
+          <w:sz w:val="21"/>
+        </w:rPr>
+        <w:t>la hace la app, visitando los dos postes</w:t>
+      </w:r>
+      <w:r>
+        <w:rPr>
+          <w:b w:val="0"/>
+          <w:sz w:val="21"/>
+        </w:rPr>
+        <w:t>.</w:t>
+      </w:r>
+    </w:p>
+    <w:p>
+      <w:pPr>
+        <w:spacing w:after="120"/>
+      </w:pPr>
+      <w:r>
+        <w:rPr>
+          <w:b w:val="0"/>
+          <w:sz w:val="21"/>
+        </w:rPr>
+        <w:t xml:space="preserve">El desfase entre los dos sale de </w:t>
+      </w:r>
+      <w:r>
+        <w:rPr>
+          <w:b/>
+          <w:sz w:val="21"/>
+        </w:rPr>
+        <w:t>restar el error de cada poste contra el reloj del teléfono</w:t>
+      </w:r>
+      <w:r>
+        <w:rPr>
+          <w:b w:val="0"/>
+          <w:sz w:val="21"/>
+        </w:rPr>
+        <w:t>, y por</w:t>
+      </w:r>
+    </w:p>
+    <w:p>
+      <w:pPr>
+        <w:spacing w:after="120"/>
+      </w:pPr>
+      <w:r>
+        <w:rPr>
+          <w:b w:val="0"/>
+          <w:sz w:val="21"/>
+        </w:rPr>
+        <w:t xml:space="preserve">eso </w:t>
+      </w:r>
+      <w:r>
+        <w:rPr>
+          <w:b/>
+          <w:sz w:val="21"/>
+        </w:rPr>
+        <w:t>la caminata entre postes se cancela</w:t>
+      </w:r>
+      <w:r>
+        <w:rPr>
+          <w:b w:val="0"/>
+          <w:sz w:val="21"/>
+        </w:rPr>
+        <w:t>: da igual que pasen dos minutos o dos días.</w:t>
       </w:r>
     </w:p>
     <w:p>
@@ -28903,71 +30542,185 @@
           <w:color w:val="960000"/>
           <w:sz w:val="20"/>
         </w:rPr>
-        <w:t xml:space="preserve">🔴 </w:t>
-      </w:r>
-      <w:r>
-        <w:rPr>
-          <w:b/>
-          <w:color w:val="960000"/>
-          <w:sz w:val="20"/>
-        </w:rPr>
-        <w:t>LOS OCHO EMPIEZAN POR LO MISMO: LA HORA NO SE PINTA.</w:t>
-      </w:r>
-      <w:r>
-        <w:rPr>
-          <w:b w:val="0"/>
-          <w:color w:val="960000"/>
-          <w:sz w:val="20"/>
-        </w:rPr>
-        <w:t xml:space="preserve"> Un módulo de reloj sin pila entrega una fecha </w:t>
-      </w:r>
-      <w:r>
-        <w:rPr>
-          <w:b/>
-          <w:color w:val="960000"/>
-          <w:sz w:val="20"/>
-        </w:rPr>
-        <w:t>perfectamente formada y falsa</w:t>
-      </w:r>
-      <w:r>
-        <w:rPr>
-          <w:b w:val="0"/>
-          <w:color w:val="960000"/>
-          <w:sz w:val="20"/>
-        </w:rPr>
-        <w:t>, así que la única salida honesta de todos ellos es la misma —</w:t>
-      </w:r>
-      <w:r>
-        <w:rPr>
-          <w:b/>
-          <w:color w:val="960000"/>
-          <w:sz w:val="20"/>
-        </w:rPr>
-        <w:t>no hay hora que enseñar</w:t>
-      </w:r>
-      <w:r>
-        <w:rPr>
-          <w:b w:val="0"/>
-          <w:color w:val="960000"/>
-          <w:sz w:val="20"/>
-        </w:rPr>
-        <w:t xml:space="preserve">— y lo que cambia detrás es </w:t>
-      </w:r>
-      <w:r>
-        <w:rPr>
-          <w:b/>
-          <w:color w:val="960000"/>
-          <w:sz w:val="20"/>
-        </w:rPr>
-        <w:t>el arreglo</w:t>
-      </w:r>
-      <w:r>
-        <w:rPr>
-          <w:b w:val="0"/>
-          <w:color w:val="960000"/>
-          <w:sz w:val="20"/>
-        </w:rPr>
-        <w:t>. *Un cero con forma de hora es peor que un hueco, porque el hueco no engaña a nadie.*</w:t>
+        <w:t xml:space="preserve">⚠️ </w:t>
+      </w:r>
+      <w:r>
+        <w:rPr>
+          <w:b/>
+          <w:color w:val="960000"/>
+          <w:sz w:val="20"/>
+        </w:rPr>
+        <w:t>Y el reloj del teléfono también sale escrito, que es la tercera columna y no es adorno.</w:t>
+      </w:r>
+      <w:r>
+        <w:rPr>
+          <w:b w:val="0"/>
+          <w:color w:val="960000"/>
+          <w:sz w:val="20"/>
+        </w:rPr>
+        <w:t xml:space="preserve"> Un teléfono con la hora automática apagada, o en otra zona horaria, </w:t>
+      </w:r>
+      <w:r>
+        <w:rPr>
+          <w:b/>
+          <w:color w:val="960000"/>
+          <w:sz w:val="20"/>
+        </w:rPr>
+        <w:t>deja los dos postes “desviados” por igual y el desfase entre ellos perfecto</w:t>
+      </w:r>
+      <w:r>
+        <w:rPr>
+          <w:b w:val="0"/>
+          <w:color w:val="960000"/>
+          <w:sz w:val="20"/>
+        </w:rPr>
+        <w:t>. Sin esa columna, quien lea el parte mañana no puede distinguir un cruce en hora de un cruce que coincide con un teléfono equivocado.</w:t>
+      </w:r>
+    </w:p>
+    <w:p>
+      <w:pPr>
+        <w:spacing w:before="200" w:after="120"/>
+      </w:pPr>
+      <w:r>
+        <w:rPr>
+          <w:b/>
+          <w:color w:val="003366"/>
+          <w:sz w:val="23"/>
+        </w:rPr>
+        <w:t>5.7.2 El procedimiento de los DOS postes</w:t>
+      </w:r>
+    </w:p>
+    <w:p>
+      <w:pPr>
+        <w:pStyle w:val="ListNumber"/>
+        <w:spacing w:after="60"/>
+      </w:pPr>
+      <w:r>
+        <w:rPr>
+          <w:b w:val="0"/>
+          <w:sz w:val="21"/>
+        </w:rPr>
+        <w:t xml:space="preserve">Conéctese al </w:t>
+      </w:r>
+      <w:r>
+        <w:rPr>
+          <w:b/>
+          <w:sz w:val="21"/>
+        </w:rPr>
+        <w:t>POSTE 1</w:t>
+      </w:r>
+      <w:r>
+        <w:rPr>
+          <w:b w:val="0"/>
+          <w:sz w:val="21"/>
+        </w:rPr>
+        <w:t xml:space="preserve"> y pulse </w:t>
+      </w:r>
+      <w:r>
+        <w:rPr>
+          <w:b/>
+          <w:sz w:val="21"/>
+        </w:rPr>
+        <w:t>🔎 Consultar reloj</w:t>
+      </w:r>
+      <w:r>
+        <w:rPr>
+          <w:b w:val="0"/>
+          <w:sz w:val="21"/>
+        </w:rPr>
+        <w:t>. La app anota lo leído.</w:t>
+      </w:r>
+    </w:p>
+    <w:p>
+      <w:pPr>
+        <w:pStyle w:val="ListNumber"/>
+        <w:spacing w:after="60"/>
+      </w:pPr>
+      <w:r>
+        <w:rPr>
+          <w:b w:val="0"/>
+          <w:sz w:val="21"/>
+        </w:rPr>
+        <w:t xml:space="preserve">Vaya al </w:t>
+      </w:r>
+      <w:r>
+        <w:rPr>
+          <w:b/>
+          <w:sz w:val="21"/>
+        </w:rPr>
+        <w:t>POSTE 2</w:t>
+      </w:r>
+      <w:r>
+        <w:rPr>
+          <w:b w:val="0"/>
+          <w:sz w:val="21"/>
+        </w:rPr>
+        <w:t xml:space="preserve">, conéctese y </w:t>
+      </w:r>
+      <w:r>
+        <w:rPr>
+          <w:b/>
+          <w:sz w:val="21"/>
+        </w:rPr>
+        <w:t>pulse otra vez</w:t>
+      </w:r>
+      <w:r>
+        <w:rPr>
+          <w:b w:val="0"/>
+          <w:sz w:val="21"/>
+        </w:rPr>
+        <w:t>.</w:t>
+      </w:r>
+    </w:p>
+    <w:p>
+      <w:pPr>
+        <w:pStyle w:val="ListNumber"/>
+        <w:spacing w:after="60"/>
+      </w:pPr>
+      <w:r>
+        <w:rPr>
+          <w:b w:val="0"/>
+          <w:sz w:val="21"/>
+        </w:rPr>
+        <w:t xml:space="preserve">La app publica en el registro </w:t>
+      </w:r>
+      <w:r>
+        <w:rPr>
+          <w:b/>
+          <w:sz w:val="21"/>
+        </w:rPr>
+        <w:t>las tres horas</w:t>
+      </w:r>
+      <w:r>
+        <w:rPr>
+          <w:b w:val="0"/>
+          <w:sz w:val="21"/>
+        </w:rPr>
+        <w:t xml:space="preserve"> y, con los dos postes vistos, **el desfase medido</w:t>
+      </w:r>
+    </w:p>
+    <w:p>
+      <w:pPr>
+        <w:spacing w:after="120"/>
+      </w:pPr>
+      <w:r>
+        <w:rPr>
+          <w:b w:val="0"/>
+          <w:sz w:val="21"/>
+        </w:rPr>
+        <w:t>entre los dos relojes del cruce**, con la marca de la hora a la que se tomó cada lectura.</w:t>
+      </w:r>
+    </w:p>
+    <w:p>
+      <w:pPr>
+        <w:spacing w:after="120"/>
+      </w:pPr>
+      <w:r>
+        <w:rPr>
+          <w:b/>
+          <w:sz w:val="21"/>
+        </w:rPr>
+        <w:t>Cuatro respuestas posibles, y ninguna se confunde con otra:</w:t>
       </w:r>
     </w:p>
     <w:tbl>
@@ -28993,7 +30746,7 @@
                 <w:b/>
                 <w:sz w:val="19"/>
               </w:rPr>
-              <w:t>motivo</w:t>
+              <w:t>lo que sale</w:t>
             </w:r>
           </w:p>
         </w:tc>
@@ -29009,7 +30762,7 @@
                 <w:b/>
                 <w:sz w:val="19"/>
               </w:rPr>
-              <w:t>dónde está el arreglo</w:t>
+              <w:t>qué significa</w:t>
             </w:r>
           </w:p>
         </w:tc>
@@ -29023,10 +30776,17 @@
             <w:r/>
             <w:r>
               <w:rPr>
+                <w:b w:val="0"/>
+                <w:sz w:val="19"/>
+              </w:rPr>
+              <w:t xml:space="preserve">las tres horas </w:t>
+            </w:r>
+            <w:r>
+              <w:rPr>
                 <w:b/>
                 <w:sz w:val="19"/>
               </w:rPr>
-              <w:t>nunca se puso la hora</w:t>
+              <w:t>y el desfase en segundos</w:t>
             </w:r>
           </w:p>
         </w:tc>
@@ -29041,21 +30801,28 @@
                 <w:b w:val="0"/>
                 <w:sz w:val="19"/>
               </w:rPr>
-              <w:t xml:space="preserve">🟢 </w:t>
+              <w:t xml:space="preserve">listo. </w:t>
             </w:r>
             <w:r>
               <w:rPr>
                 <w:b/>
                 <w:sz w:val="19"/>
               </w:rPr>
-              <w:t>en el bolsillo</w:t>
+              <w:t>Por encima de 5 s la app dice `REVÍSELO`</w:t>
             </w:r>
             <w:r>
               <w:rPr>
                 <w:b w:val="0"/>
                 <w:sz w:val="19"/>
               </w:rPr>
-              <w:t>: no es una avería, es que nadie se la ha puesto desde que el módulo arrancó. Se arregla con el botón de sincronizar, ahí mismo</w:t>
+              <w:t xml:space="preserve">: son dos relojes independientes con pila propia y </w:t>
+            </w:r>
+            <w:r>
+              <w:rPr>
+                <w:b/>
+                <w:sz w:val="19"/>
+              </w:rPr>
+              <w:t>nada los vuelve a juntar solo</w:t>
             </w:r>
           </w:p>
         </w:tc>
@@ -29069,10 +30836,17 @@
             <w:r/>
             <w:r>
               <w:rPr>
+                <w:b w:val="0"/>
+                <w:sz w:val="19"/>
+              </w:rPr>
+              <w:t xml:space="preserve">las tres horas y </w:t>
+            </w:r>
+            <w:r>
+              <w:rPr>
                 <w:b/>
                 <w:sz w:val="19"/>
               </w:rPr>
-              <w:t>oscilador parado</w:t>
+              <w:t>`FALTA &lt;el otro poste&gt;`</w:t>
             </w:r>
           </w:p>
         </w:tc>
@@ -29087,49 +30861,14 @@
                 <w:b w:val="0"/>
                 <w:sz w:val="19"/>
               </w:rPr>
-              <w:t xml:space="preserve">🔧 </w:t>
+              <w:t xml:space="preserve">sólo se ha visto un poste. </w:t>
             </w:r>
             <w:r>
               <w:rPr>
                 <w:b/>
                 <w:sz w:val="19"/>
               </w:rPr>
-              <w:t>en la caja</w:t>
-            </w:r>
-            <w:r>
-              <w:rPr>
-                <w:b w:val="0"/>
-                <w:sz w:val="19"/>
-              </w:rPr>
-              <w:t xml:space="preserve">: es la </w:t>
-            </w:r>
-            <w:r>
-              <w:rPr>
-                <w:b/>
-                <w:sz w:val="19"/>
-              </w:rPr>
-              <w:t>pila</w:t>
-            </w:r>
-            <w:r>
-              <w:rPr>
-                <w:b w:val="0"/>
-                <w:sz w:val="19"/>
-              </w:rPr>
-              <w:t xml:space="preserve"> del módulo de reloj. Se cambia </w:t>
-            </w:r>
-            <w:r>
-              <w:rPr>
-                <w:b/>
-                <w:sz w:val="19"/>
-              </w:rPr>
-              <w:t>y luego</w:t>
-            </w:r>
-            <w:r>
-              <w:rPr>
-                <w:b w:val="0"/>
-                <w:sz w:val="19"/>
-              </w:rPr>
-              <w:t xml:space="preserve"> se pone la hora — ponerla sin cambiar la pila la pierde otra vez al primer corte</w:t>
+              <w:t>Con un solo poste NO se ha validado el cruce</w:t>
             </w:r>
           </w:p>
         </w:tc>
@@ -29146,7 +30885,14 @@
                 <w:b/>
                 <w:sz w:val="19"/>
               </w:rPr>
-              <w:t>el reloj no responde</w:t>
+              <w:t>`NO CONSTA EN ESTA SESIÓN`</w:t>
+            </w:r>
+            <w:r>
+              <w:rPr>
+                <w:b w:val="0"/>
+                <w:sz w:val="19"/>
+              </w:rPr>
+              <w:t xml:space="preserve"> en la columna del otro poste</w:t>
             </w:r>
           </w:p>
         </w:tc>
@@ -29161,28 +30907,21 @@
                 <w:b w:val="0"/>
                 <w:sz w:val="19"/>
               </w:rPr>
-              <w:t xml:space="preserve">🔧 </w:t>
+              <w:t xml:space="preserve">la app no vio ese poste en esta sesión — que </w:t>
             </w:r>
             <w:r>
               <w:rPr>
                 <w:b/>
                 <w:sz w:val="19"/>
               </w:rPr>
-              <w:t>destornillador</w:t>
+              <w:t>no es lo mismo</w:t>
             </w:r>
             <w:r>
               <w:rPr>
                 <w:b w:val="0"/>
                 <w:sz w:val="19"/>
               </w:rPr>
-              <w:t xml:space="preserve">: módulo desenchufado, mal cableado, o las dos líneas del bus cruzadas. </w:t>
-            </w:r>
-            <w:r>
-              <w:rPr>
-                <w:b/>
-                <w:sz w:val="19"/>
-              </w:rPr>
-              <w:t>No se arregla repitiendo la orden</w:t>
+              <w:t xml:space="preserve"> que decir que el poste está mal</w:t>
             </w:r>
           </w:p>
         </w:tc>
@@ -29196,10 +30935,24 @@
             <w:r/>
             <w:r>
               <w:rPr>
+                <w:b w:val="0"/>
+                <w:sz w:val="19"/>
+              </w:rPr>
+              <w:t xml:space="preserve">uno de los </w:t>
+            </w:r>
+            <w:r>
+              <w:rPr>
                 <w:b/>
                 <w:sz w:val="19"/>
               </w:rPr>
-              <w:t>escritura a medias</w:t>
+              <w:t>ocho motivos</w:t>
+            </w:r>
+            <w:r>
+              <w:rPr>
+                <w:b w:val="0"/>
+                <w:sz w:val="19"/>
+              </w:rPr>
+              <w:t xml:space="preserve"> de la tabla de abajo</w:t>
             </w:r>
           </w:p>
         </w:tc>
@@ -29214,28 +30967,265 @@
                 <w:b w:val="0"/>
                 <w:sz w:val="19"/>
               </w:rPr>
-              <w:t xml:space="preserve">🟢 </w:t>
+              <w:t xml:space="preserve">el reloj de ese poste </w:t>
             </w:r>
             <w:r>
               <w:rPr>
                 <w:b/>
                 <w:sz w:val="19"/>
               </w:rPr>
-              <w:t>repítalo</w:t>
+              <w:t>no entregó una hora fiable</w:t>
             </w:r>
             <w:r>
               <w:rPr>
                 <w:b w:val="0"/>
                 <w:sz w:val="19"/>
               </w:rPr>
-              <w:t xml:space="preserve">: una puesta en hora anterior se cortó a mitad y el módulo se quedó con parte vieja y parte nueva. </w:t>
-            </w:r>
+              <w:t>, y se dice cuál es el problema</w:t>
+            </w:r>
+          </w:p>
+        </w:tc>
+      </w:tr>
+    </w:tbl>
+    <w:p>
+      <w:pPr>
+        <w:spacing w:after="120"/>
+      </w:pPr>
+    </w:p>
+    <w:p>
+      <w:pPr>
+        <w:spacing w:after="160"/>
+        <w:ind w:left="360"/>
+        <w:shd w:val="clear" w:fill="FFF4E5"/>
+      </w:pPr>
+      <w:r>
+        <w:rPr>
+          <w:b w:val="0"/>
+          <w:color w:val="960000"/>
+          <w:sz w:val="20"/>
+        </w:rPr>
+        <w:t xml:space="preserve">🛑 </w:t>
+      </w:r>
+      <w:r>
+        <w:rPr>
+          <w:b/>
+          <w:color w:val="960000"/>
+          <w:sz w:val="20"/>
+        </w:rPr>
+        <w:t>ESTA LISTA VIVE EN MEMORIA Y NO SOBREVIVE A QUE ANDROID CIERRE LA APP.</w:t>
+      </w:r>
+      <w:r>
+        <w:rPr>
+          <w:b w:val="0"/>
+          <w:color w:val="960000"/>
+          <w:sz w:val="20"/>
+        </w:rPr>
+        <w:t xml:space="preserve"> Aguanta la caminata entre postes, que es para lo que existe. </w:t>
+      </w:r>
+      <w:r>
+        <w:rPr>
+          <w:b/>
+          <w:color w:val="960000"/>
+          <w:sz w:val="20"/>
+        </w:rPr>
+        <w:t>Si la app se cerró entre poste y poste, hay que repetir los dos.</w:t>
+      </w:r>
+    </w:p>
+    <w:p>
+      <w:pPr>
+        <w:spacing w:after="160"/>
+        <w:ind w:left="360"/>
+        <w:shd w:val="clear" w:fill="FFF4E5"/>
+      </w:pPr>
+      <w:r>
+        <w:rPr>
+          <w:b w:val="0"/>
+          <w:color w:val="960000"/>
+          <w:sz w:val="20"/>
+        </w:rPr>
+        <w:t xml:space="preserve">⚠️ </w:t>
+      </w:r>
+      <w:r>
+        <w:rPr>
+          <w:b/>
+          <w:color w:val="960000"/>
+          <w:sz w:val="20"/>
+        </w:rPr>
+        <w:t>Si no llega ningún acuse</w:t>
+      </w:r>
+      <w:r>
+        <w:rPr>
+          <w:b w:val="0"/>
+          <w:color w:val="960000"/>
+          <w:sz w:val="20"/>
+        </w:rPr>
+        <w:t xml:space="preserve">, ese poste </w:t>
+      </w:r>
+      <w:r>
+        <w:rPr>
+          <w:b/>
+          <w:color w:val="960000"/>
+          <w:sz w:val="20"/>
+        </w:rPr>
+        <w:t>no tiene módulo de expansión detrás del conector</w:t>
+      </w:r>
+      <w:r>
+        <w:rPr>
+          <w:b w:val="0"/>
+          <w:color w:val="960000"/>
+          <w:sz w:val="20"/>
+        </w:rPr>
+        <w:t xml:space="preserve"> y su hora </w:t>
+      </w:r>
+      <w:r>
+        <w:rPr>
+          <w:b/>
+          <w:color w:val="960000"/>
+          <w:sz w:val="20"/>
+        </w:rPr>
+        <w:t>no se puede consultar desde aquí</w:t>
+      </w:r>
+      <w:r>
+        <w:rPr>
+          <w:b w:val="0"/>
+          <w:color w:val="960000"/>
+          <w:sz w:val="20"/>
+        </w:rPr>
+        <w:t>.</w:t>
+      </w:r>
+    </w:p>
+    <w:p>
+      <w:pPr>
+        <w:spacing w:before="200" w:after="120"/>
+      </w:pPr>
+      <w:r>
+        <w:rPr>
+          <w:b/>
+          <w:color w:val="003366"/>
+          <w:sz w:val="23"/>
+        </w:rPr>
+        <w:t>5.7.3 Los OCHO motivos por los que puede no entregar la hora — y dónde está el arreglo</w:t>
+      </w:r>
+    </w:p>
+    <w:p>
+      <w:pPr>
+        <w:spacing w:after="160"/>
+        <w:ind w:left="360"/>
+        <w:shd w:val="clear" w:fill="FFF4E5"/>
+      </w:pPr>
+      <w:r>
+        <w:rPr>
+          <w:b w:val="0"/>
+          <w:color w:val="960000"/>
+          <w:sz w:val="20"/>
+        </w:rPr>
+        <w:t xml:space="preserve">🔴 </w:t>
+      </w:r>
+      <w:r>
+        <w:rPr>
+          <w:b/>
+          <w:color w:val="960000"/>
+          <w:sz w:val="20"/>
+        </w:rPr>
+        <w:t>LOS OCHO EMPIEZAN POR LO MISMO: LA HORA NO SE PINTA.</w:t>
+      </w:r>
+      <w:r>
+        <w:rPr>
+          <w:b w:val="0"/>
+          <w:color w:val="960000"/>
+          <w:sz w:val="20"/>
+        </w:rPr>
+        <w:t xml:space="preserve"> Un módulo de reloj sin pila entrega una fecha </w:t>
+      </w:r>
+      <w:r>
+        <w:rPr>
+          <w:b/>
+          <w:color w:val="960000"/>
+          <w:sz w:val="20"/>
+        </w:rPr>
+        <w:t>perfectamente formada y falsa</w:t>
+      </w:r>
+      <w:r>
+        <w:rPr>
+          <w:b w:val="0"/>
+          <w:color w:val="960000"/>
+          <w:sz w:val="20"/>
+        </w:rPr>
+        <w:t>, así que la única salida honesta de todos ellos es la misma —</w:t>
+      </w:r>
+      <w:r>
+        <w:rPr>
+          <w:b/>
+          <w:color w:val="960000"/>
+          <w:sz w:val="20"/>
+        </w:rPr>
+        <w:t>no hay hora que enseñar</w:t>
+      </w:r>
+      <w:r>
+        <w:rPr>
+          <w:b w:val="0"/>
+          <w:color w:val="960000"/>
+          <w:sz w:val="20"/>
+        </w:rPr>
+        <w:t xml:space="preserve">— y lo que cambia detrás es </w:t>
+      </w:r>
+      <w:r>
+        <w:rPr>
+          <w:b/>
+          <w:color w:val="960000"/>
+          <w:sz w:val="20"/>
+        </w:rPr>
+        <w:t>el arreglo</w:t>
+      </w:r>
+      <w:r>
+        <w:rPr>
+          <w:b w:val="0"/>
+          <w:color w:val="960000"/>
+          <w:sz w:val="20"/>
+        </w:rPr>
+        <w:t>. *Un cero con forma de hora es peor que un hueco, porque el hueco no engaña a nadie.*</w:t>
+      </w:r>
+    </w:p>
+    <w:tbl>
+      <w:tblPr>
+        <w:tblStyle w:val="TableGrid"/>
+        <w:tblW w:type="auto" w:w="0"/>
+        <w:tblLook w:firstColumn="1" w:firstRow="1" w:lastColumn="0" w:lastRow="0" w:noHBand="0" w:noVBand="1" w:val="04A0"/>
+      </w:tblPr>
+      <w:tblGrid>
+        <w:gridCol w:w="4680"/>
+        <w:gridCol w:w="4680"/>
+      </w:tblGrid>
+      <w:tr>
+        <w:tc>
+          <w:tcPr>
+            <w:tcW w:type="dxa" w:w="4680"/>
+            <w:shd w:val="clear" w:fill="DCE6F1"/>
+          </w:tcPr>
+          <w:p>
+            <w:r/>
             <w:r>
               <w:rPr>
                 <w:b/>
                 <w:sz w:val="19"/>
               </w:rPr>
-              <w:t>Vuelva a sincronizar y compruebe que esta vez acusa bien</w:t>
+              <w:t>motivo</w:t>
+            </w:r>
+          </w:p>
+        </w:tc>
+        <w:tc>
+          <w:tcPr>
+            <w:tcW w:type="dxa" w:w="4680"/>
+            <w:shd w:val="clear" w:fill="DCE6F1"/>
+          </w:tcPr>
+          <w:p>
+            <w:r/>
+            <w:r>
+              <w:rPr>
+                <w:b/>
+                <w:sz w:val="19"/>
+              </w:rPr>
+              <w:t>dónde está el arreglo</w:t>
             </w:r>
           </w:p>
         </w:tc>
@@ -29252,7 +31242,7 @@
                 <w:b/>
                 <w:sz w:val="19"/>
               </w:rPr>
-              <w:t>formato de 12 horas</w:t>
+              <w:t>nunca se puso la hora</w:t>
             </w:r>
           </w:p>
         </w:tc>
@@ -29274,28 +31264,14 @@
                 <w:b/>
                 <w:sz w:val="19"/>
               </w:rPr>
-              <w:t>sincronice</w:t>
+              <w:t>en el bolsillo</w:t>
             </w:r>
             <w:r>
               <w:rPr>
                 <w:b w:val="0"/>
                 <w:sz w:val="19"/>
               </w:rPr>
-              <w:t xml:space="preserve">: leída así, la hora puede ir </w:t>
-            </w:r>
-            <w:r>
-              <w:rPr>
-                <w:b/>
-                <w:sz w:val="19"/>
-              </w:rPr>
-              <w:t>hasta DOCE horas equivocada con el módulo perfectamente sano</w:t>
-            </w:r>
-            <w:r>
-              <w:rPr>
-                <w:b w:val="0"/>
-                <w:sz w:val="19"/>
-              </w:rPr>
-              <w:t>. Se corrige al sincronizar</w:t>
+              <w:t>: no es una avería, es que nadie se la ha puesto desde que el módulo arrancó. Se arregla con el botón de sincronizar, ahí mismo</w:t>
             </w:r>
           </w:p>
         </w:tc>
@@ -29312,7 +31288,7 @@
                 <w:b/>
                 <w:sz w:val="19"/>
               </w:rPr>
-              <w:t>registros incoherentes</w:t>
+              <w:t>oscilador parado</w:t>
             </w:r>
           </w:p>
         </w:tc>
@@ -29327,28 +31303,49 @@
                 <w:b w:val="0"/>
                 <w:sz w:val="19"/>
               </w:rPr>
-              <w:t xml:space="preserve">⚠️ </w:t>
+              <w:t xml:space="preserve">🔧 </w:t>
             </w:r>
             <w:r>
               <w:rPr>
                 <w:b/>
                 <w:sz w:val="19"/>
               </w:rPr>
-              <w:t>son DOS averías y el equipo no las distingue</w:t>
+              <w:t>en la caja</w:t>
             </w:r>
             <w:r>
               <w:rPr>
                 <w:b w:val="0"/>
                 <w:sz w:val="19"/>
               </w:rPr>
-              <w:t xml:space="preserve">: una puesta en hora cortada —se arregla sincronizando— o un módulo que devuelve basura —se cambia—. </w:t>
+              <w:t xml:space="preserve">: es la </w:t>
             </w:r>
             <w:r>
               <w:rPr>
                 <w:b/>
                 <w:sz w:val="19"/>
               </w:rPr>
-              <w:t>Pruebe lo primero; si vuelve a salir, es lo segundo</w:t>
+              <w:t>pila</w:t>
+            </w:r>
+            <w:r>
+              <w:rPr>
+                <w:b w:val="0"/>
+                <w:sz w:val="19"/>
+              </w:rPr>
+              <w:t xml:space="preserve"> del módulo de reloj. Se cambia </w:t>
+            </w:r>
+            <w:r>
+              <w:rPr>
+                <w:b/>
+                <w:sz w:val="19"/>
+              </w:rPr>
+              <w:t>y luego</w:t>
+            </w:r>
+            <w:r>
+              <w:rPr>
+                <w:b w:val="0"/>
+                <w:sz w:val="19"/>
+              </w:rPr>
+              <w:t xml:space="preserve"> se pone la hora — ponerla sin cambiar la pila la pierde otra vez al primer corte</w:t>
             </w:r>
           </w:p>
         </w:tc>
@@ -29365,7 +31362,7 @@
                 <w:b/>
                 <w:sz w:val="19"/>
               </w:rPr>
-              <w:t>el módulo se contradice</w:t>
+              <w:t>el reloj no responde</w:t>
             </w:r>
           </w:p>
         </w:tc>
@@ -29380,28 +31377,28 @@
                 <w:b w:val="0"/>
                 <w:sz w:val="19"/>
               </w:rPr>
-              <w:t xml:space="preserve">🛑 </w:t>
+              <w:t xml:space="preserve">🔧 </w:t>
             </w:r>
             <w:r>
               <w:rPr>
                 <w:b/>
                 <w:sz w:val="19"/>
               </w:rPr>
-              <w:t>NO es una avería del reloj y no se arregla en el poste</w:t>
+              <w:t>destornillador</w:t>
             </w:r>
             <w:r>
               <w:rPr>
                 <w:b w:val="0"/>
                 <w:sz w:val="19"/>
               </w:rPr>
-              <w:t xml:space="preserve">: es un defecto del firmware del módulo. </w:t>
+              <w:t xml:space="preserve">: módulo desenchufado, mal cableado, o las dos líneas del bus cruzadas. </w:t>
             </w:r>
             <w:r>
               <w:rPr>
                 <w:b/>
                 <w:sz w:val="19"/>
               </w:rPr>
-              <w:t>Anote la hora y el poste, repórtelo, y no toque el reloj</w:t>
+              <w:t>No se arregla repitiendo la orden</w:t>
             </w:r>
           </w:p>
         </w:tc>
@@ -29418,7 +31415,7 @@
                 <w:b/>
                 <w:sz w:val="19"/>
               </w:rPr>
-              <w:t>motivo no contemplado</w:t>
+              <w:t>escritura a medias</w:t>
             </w:r>
           </w:p>
         </w:tc>
@@ -29433,6 +31430,225 @@
                 <w:b w:val="0"/>
                 <w:sz w:val="19"/>
               </w:rPr>
+              <w:t xml:space="preserve">🟢 </w:t>
+            </w:r>
+            <w:r>
+              <w:rPr>
+                <w:b/>
+                <w:sz w:val="19"/>
+              </w:rPr>
+              <w:t>repítalo</w:t>
+            </w:r>
+            <w:r>
+              <w:rPr>
+                <w:b w:val="0"/>
+                <w:sz w:val="19"/>
+              </w:rPr>
+              <w:t xml:space="preserve">: una puesta en hora anterior se cortó a mitad y el módulo se quedó con parte vieja y parte nueva. </w:t>
+            </w:r>
+            <w:r>
+              <w:rPr>
+                <w:b/>
+                <w:sz w:val="19"/>
+              </w:rPr>
+              <w:t>Vuelva a sincronizar y compruebe que esta vez acusa bien</w:t>
+            </w:r>
+          </w:p>
+        </w:tc>
+      </w:tr>
+      <w:tr>
+        <w:tc>
+          <w:tcPr>
+            <w:tcW w:type="dxa" w:w="4680"/>
+          </w:tcPr>
+          <w:p>
+            <w:r/>
+            <w:r>
+              <w:rPr>
+                <w:b/>
+                <w:sz w:val="19"/>
+              </w:rPr>
+              <w:t>formato de 12 horas</w:t>
+            </w:r>
+          </w:p>
+        </w:tc>
+        <w:tc>
+          <w:tcPr>
+            <w:tcW w:type="dxa" w:w="4680"/>
+          </w:tcPr>
+          <w:p>
+            <w:r/>
+            <w:r>
+              <w:rPr>
+                <w:b w:val="0"/>
+                <w:sz w:val="19"/>
+              </w:rPr>
+              <w:t xml:space="preserve">🟢 </w:t>
+            </w:r>
+            <w:r>
+              <w:rPr>
+                <w:b/>
+                <w:sz w:val="19"/>
+              </w:rPr>
+              <w:t>sincronice</w:t>
+            </w:r>
+            <w:r>
+              <w:rPr>
+                <w:b w:val="0"/>
+                <w:sz w:val="19"/>
+              </w:rPr>
+              <w:t xml:space="preserve">: leída así, la hora puede ir </w:t>
+            </w:r>
+            <w:r>
+              <w:rPr>
+                <w:b/>
+                <w:sz w:val="19"/>
+              </w:rPr>
+              <w:t>hasta DOCE horas equivocada con el módulo perfectamente sano</w:t>
+            </w:r>
+            <w:r>
+              <w:rPr>
+                <w:b w:val="0"/>
+                <w:sz w:val="19"/>
+              </w:rPr>
+              <w:t>. Se corrige al sincronizar</w:t>
+            </w:r>
+          </w:p>
+        </w:tc>
+      </w:tr>
+      <w:tr>
+        <w:tc>
+          <w:tcPr>
+            <w:tcW w:type="dxa" w:w="4680"/>
+          </w:tcPr>
+          <w:p>
+            <w:r/>
+            <w:r>
+              <w:rPr>
+                <w:b/>
+                <w:sz w:val="19"/>
+              </w:rPr>
+              <w:t>registros incoherentes</w:t>
+            </w:r>
+          </w:p>
+        </w:tc>
+        <w:tc>
+          <w:tcPr>
+            <w:tcW w:type="dxa" w:w="4680"/>
+          </w:tcPr>
+          <w:p>
+            <w:r/>
+            <w:r>
+              <w:rPr>
+                <w:b w:val="0"/>
+                <w:sz w:val="19"/>
+              </w:rPr>
+              <w:t xml:space="preserve">⚠️ </w:t>
+            </w:r>
+            <w:r>
+              <w:rPr>
+                <w:b/>
+                <w:sz w:val="19"/>
+              </w:rPr>
+              <w:t>son DOS averías y el equipo no las distingue</w:t>
+            </w:r>
+            <w:r>
+              <w:rPr>
+                <w:b w:val="0"/>
+                <w:sz w:val="19"/>
+              </w:rPr>
+              <w:t xml:space="preserve">: una puesta en hora cortada —se arregla sincronizando— o un módulo que devuelve basura —se cambia—. </w:t>
+            </w:r>
+            <w:r>
+              <w:rPr>
+                <w:b/>
+                <w:sz w:val="19"/>
+              </w:rPr>
+              <w:t>Pruebe lo primero; si vuelve a salir, es lo segundo</w:t>
+            </w:r>
+          </w:p>
+        </w:tc>
+      </w:tr>
+      <w:tr>
+        <w:tc>
+          <w:tcPr>
+            <w:tcW w:type="dxa" w:w="4680"/>
+          </w:tcPr>
+          <w:p>
+            <w:r/>
+            <w:r>
+              <w:rPr>
+                <w:b/>
+                <w:sz w:val="19"/>
+              </w:rPr>
+              <w:t>el módulo se contradice</w:t>
+            </w:r>
+          </w:p>
+        </w:tc>
+        <w:tc>
+          <w:tcPr>
+            <w:tcW w:type="dxa" w:w="4680"/>
+          </w:tcPr>
+          <w:p>
+            <w:r/>
+            <w:r>
+              <w:rPr>
+                <w:b w:val="0"/>
+                <w:sz w:val="19"/>
+              </w:rPr>
+              <w:t xml:space="preserve">🛑 </w:t>
+            </w:r>
+            <w:r>
+              <w:rPr>
+                <w:b/>
+                <w:sz w:val="19"/>
+              </w:rPr>
+              <w:t>NO es una avería del reloj y no se arregla en el poste</w:t>
+            </w:r>
+            <w:r>
+              <w:rPr>
+                <w:b w:val="0"/>
+                <w:sz w:val="19"/>
+              </w:rPr>
+              <w:t xml:space="preserve">: es un defecto del firmware del módulo. </w:t>
+            </w:r>
+            <w:r>
+              <w:rPr>
+                <w:b/>
+                <w:sz w:val="19"/>
+              </w:rPr>
+              <w:t>Anote la hora y el poste, repórtelo, y no toque el reloj</w:t>
+            </w:r>
+          </w:p>
+        </w:tc>
+      </w:tr>
+      <w:tr>
+        <w:tc>
+          <w:tcPr>
+            <w:tcW w:type="dxa" w:w="4680"/>
+          </w:tcPr>
+          <w:p>
+            <w:r/>
+            <w:r>
+              <w:rPr>
+                <w:b/>
+                <w:sz w:val="19"/>
+              </w:rPr>
+              <w:t>motivo no contemplado</w:t>
+            </w:r>
+          </w:p>
+        </w:tc>
+        <w:tc>
+          <w:tcPr>
+            <w:tcW w:type="dxa" w:w="4680"/>
+          </w:tcPr>
+          <w:p>
+            <w:r/>
+            <w:r>
+              <w:rPr>
+                <w:b w:val="0"/>
+                <w:sz w:val="19"/>
+              </w:rPr>
               <w:t xml:space="preserve">⚠️ el módulo dio un motivo que </w:t>
             </w:r>
             <w:r>
@@ -29858,6 +32074,116 @@
           <w:sz w:val="20"/>
         </w:rPr>
         <w:t xml:space="preserve"> La galería no las mezcla y no debe mezclarlas nunca.</w:t>
+      </w:r>
+    </w:p>
+    <w:p>
+      <w:pPr>
+        <w:spacing w:after="160"/>
+        <w:ind w:left="360"/>
+        <w:shd w:val="clear" w:fill="FFF4E5"/>
+      </w:pPr>
+      <w:r>
+        <w:rPr>
+          <w:b w:val="0"/>
+          <w:color w:val="960000"/>
+          <w:sz w:val="20"/>
+        </w:rPr>
+        <w:t xml:space="preserve">🔴 </w:t>
+      </w:r>
+      <w:r>
+        <w:rPr>
+          <w:b/>
+          <w:color w:val="960000"/>
+          <w:sz w:val="20"/>
+        </w:rPr>
+        <w:t>07/09: LAS CINCO RUTAS DE ESTA TABLA ESTABAN ROTAS, y se corrigen midiendo.</w:t>
+      </w:r>
+      <w:r>
+        <w:rPr>
+          <w:b w:val="0"/>
+          <w:color w:val="960000"/>
+          <w:sz w:val="20"/>
+        </w:rPr>
+        <w:t xml:space="preserve"> Los ficheros </w:t>
+      </w:r>
+      <w:r>
+        <w:rPr>
+          <w:b/>
+          <w:color w:val="960000"/>
+          <w:sz w:val="20"/>
+        </w:rPr>
+        <w:t>se movieron a `evidencia/old/`</w:t>
+      </w:r>
+      <w:r>
+        <w:rPr>
+          <w:b w:val="0"/>
+          <w:color w:val="960000"/>
+          <w:sz w:val="20"/>
+        </w:rPr>
+        <w:t xml:space="preserve"> y ninguna de las cinco </w:t>
+      </w:r>
+      <w:r>
+        <w:rPr>
+          <w:rFonts w:ascii="Consolas" w:hAnsi="Consolas"/>
+          <w:color w:val="960000"/>
+          <w:sz w:val="20"/>
+        </w:rPr>
+        <w:t>evidencia/0N_….png</w:t>
+      </w:r>
+      <w:r>
+        <w:rPr>
+          <w:b w:val="0"/>
+          <w:color w:val="960000"/>
+          <w:sz w:val="20"/>
+        </w:rPr>
+        <w:t xml:space="preserve"> existe ya: ``</w:t>
+      </w:r>
+      <w:r>
+        <w:rPr>
+          <w:rFonts w:ascii="Consolas" w:hAnsi="Consolas"/>
+          <w:color w:val="960000"/>
+          <w:sz w:val="20"/>
+        </w:rPr>
+        <w:t xml:space="preserve">bash ls evidencia/0*.png            # -&gt; No such file or directory ls evidencia/old/0*.png        # -&gt; ahi estan las cinco </w:t>
+      </w:r>
+      <w:r>
+        <w:rPr>
+          <w:rFonts w:ascii="Consolas" w:hAnsi="Consolas"/>
+          <w:color w:val="960000"/>
+          <w:sz w:val="20"/>
+        </w:rPr>
+      </w:r>
+      <w:r>
+        <w:rPr>
+          <w:rFonts w:ascii="Consolas" w:hAnsi="Consolas"/>
+          <w:color w:val="960000"/>
+          <w:sz w:val="20"/>
+        </w:rPr>
+        <w:t xml:space="preserve"> **La carpeta </w:t>
+      </w:r>
+      <w:r>
+        <w:rPr>
+          <w:b w:val="0"/>
+          <w:color w:val="960000"/>
+          <w:sz w:val="20"/>
+        </w:rPr>
+        <w:t>old/` es el sitio correcto y la tabla lo dice ahora</w:t>
+      </w:r>
+      <w:r>
+        <w:rPr>
+          <w:b/>
+          <w:color w:val="960000"/>
+          <w:sz w:val="20"/>
+        </w:rPr>
+        <w:t xml:space="preserve">: son capturas de agosto de una botonera que ya no es ésa. Un enlace roto y una captura caducada </w:t>
+      </w:r>
+      <w:r>
+        <w:rPr>
+          <w:b w:val="0"/>
+          <w:color w:val="960000"/>
+          <w:sz w:val="20"/>
+        </w:rPr>
+        <w:t>no son el mismo problema**, y el roto escondía al caducado.</w:t>
       </w:r>
     </w:p>
     <w:tbl>
@@ -29945,10 +32271,31 @@
             <w:r/>
             <w:r>
               <w:rPr>
+                <w:b w:val="0"/>
+                <w:sz w:val="19"/>
+              </w:rPr>
+              <w:t>~~</w:t>
+            </w:r>
+            <w:r>
+              <w:rPr>
                 <w:rFonts w:ascii="Consolas" w:hAnsi="Consolas"/>
                 <w:sz w:val="19"/>
               </w:rPr>
-              <w:t>evidencia/01_modo_operario_principal.png</w:t>
+              <w:t>evidencia/01_…</w:t>
+            </w:r>
+            <w:r>
+              <w:rPr>
+                <w:b w:val="0"/>
+                <w:sz w:val="19"/>
+              </w:rPr>
+              <w:t xml:space="preserve">~~ → </w:t>
+            </w:r>
+            <w:r>
+              <w:rPr>
+                <w:rFonts w:ascii="Consolas" w:hAnsi="Consolas"/>
+                <w:sz w:val="19"/>
+              </w:rPr>
+              <w:t>evidencia/old/01_modo_operario_principal.png</w:t>
             </w:r>
           </w:p>
         </w:tc>
@@ -30013,10 +32360,31 @@
             <w:r/>
             <w:r>
               <w:rPr>
+                <w:b w:val="0"/>
+                <w:sz w:val="19"/>
+              </w:rPr>
+              <w:t>~~</w:t>
+            </w:r>
+            <w:r>
+              <w:rPr>
                 <w:rFonts w:ascii="Consolas" w:hAnsi="Consolas"/>
                 <w:sz w:val="19"/>
               </w:rPr>
-              <w:t>evidencia/02_modal_cruces_abierto.png</w:t>
+              <w:t>evidencia/02_…</w:t>
+            </w:r>
+            <w:r>
+              <w:rPr>
+                <w:b w:val="0"/>
+                <w:sz w:val="19"/>
+              </w:rPr>
+              <w:t xml:space="preserve">~~ → </w:t>
+            </w:r>
+            <w:r>
+              <w:rPr>
+                <w:rFonts w:ascii="Consolas" w:hAnsi="Consolas"/>
+                <w:sz w:val="19"/>
+              </w:rPr>
+              <w:t>evidencia/old/02_modal_cruces_abierto.png</w:t>
             </w:r>
           </w:p>
         </w:tc>
@@ -30060,10 +32428,31 @@
             <w:r/>
             <w:r>
               <w:rPr>
+                <w:b w:val="0"/>
+                <w:sz w:val="19"/>
+              </w:rPr>
+              <w:t>~~</w:t>
+            </w:r>
+            <w:r>
+              <w:rPr>
                 <w:rFonts w:ascii="Consolas" w:hAnsi="Consolas"/>
                 <w:sz w:val="19"/>
               </w:rPr>
-              <w:t>evidencia/06_modo_tecnico_activo.png</w:t>
+              <w:t>evidencia/06_…</w:t>
+            </w:r>
+            <w:r>
+              <w:rPr>
+                <w:b w:val="0"/>
+                <w:sz w:val="19"/>
+              </w:rPr>
+              <w:t xml:space="preserve">~~ → </w:t>
+            </w:r>
+            <w:r>
+              <w:rPr>
+                <w:rFonts w:ascii="Consolas" w:hAnsi="Consolas"/>
+                <w:sz w:val="19"/>
+              </w:rPr>
+              <w:t>evidencia/old/06_modo_tecnico_activo.png</w:t>
             </w:r>
           </w:p>
         </w:tc>
@@ -30107,10 +32496,31 @@
             <w:r/>
             <w:r>
               <w:rPr>
+                <w:b w:val="0"/>
+                <w:sz w:val="19"/>
+              </w:rPr>
+              <w:t>~~</w:t>
+            </w:r>
+            <w:r>
+              <w:rPr>
                 <w:rFonts w:ascii="Consolas" w:hAnsi="Consolas"/>
                 <w:sz w:val="19"/>
               </w:rPr>
-              <w:t>evidencia/07_tiempos_guardados_exito.png</w:t>
+              <w:t>evidencia/07_…</w:t>
+            </w:r>
+            <w:r>
+              <w:rPr>
+                <w:b w:val="0"/>
+                <w:sz w:val="19"/>
+              </w:rPr>
+              <w:t xml:space="preserve">~~ → </w:t>
+            </w:r>
+            <w:r>
+              <w:rPr>
+                <w:rFonts w:ascii="Consolas" w:hAnsi="Consolas"/>
+                <w:sz w:val="19"/>
+              </w:rPr>
+              <w:t>evidencia/old/07_tiempos_guardados_exito.png</w:t>
             </w:r>
           </w:p>
         </w:tc>
@@ -30125,7 +32535,21 @@
                 <w:b w:val="0"/>
                 <w:sz w:val="19"/>
               </w:rPr>
-              <w:t>Programación de tiempos de verde, rojo y despeje</w:t>
+              <w:t xml:space="preserve">Programación de tiempos de verde, rojo y despeje. ⚠️ </w:t>
+            </w:r>
+            <w:r>
+              <w:rPr>
+                <w:b/>
+                <w:sz w:val="19"/>
+              </w:rPr>
+              <w:t>07/09: no enseña el segundo gesto de `D-11`</w:t>
+            </w:r>
+            <w:r>
+              <w:rPr>
+                <w:b w:val="0"/>
+                <w:sz w:val="19"/>
+              </w:rPr>
+              <w:t xml:space="preserve"> —el mando de arrancar el ciclo—, que es lo que hoy hay que pulsar después</w:t>
             </w:r>
           </w:p>
         </w:tc>
@@ -30154,10 +32578,31 @@
             <w:r/>
             <w:r>
               <w:rPr>
+                <w:b w:val="0"/>
+                <w:sz w:val="19"/>
+              </w:rPr>
+              <w:t>~~</w:t>
+            </w:r>
+            <w:r>
+              <w:rPr>
                 <w:rFonts w:ascii="Consolas" w:hAnsi="Consolas"/>
                 <w:sz w:val="19"/>
               </w:rPr>
-              <w:t>evidencia/08_courier_rtc_inyectado.png</w:t>
+              <w:t>evidencia/08_…</w:t>
+            </w:r>
+            <w:r>
+              <w:rPr>
+                <w:b w:val="0"/>
+                <w:sz w:val="19"/>
+              </w:rPr>
+              <w:t xml:space="preserve">~~ → </w:t>
+            </w:r>
+            <w:r>
+              <w:rPr>
+                <w:rFonts w:ascii="Consolas" w:hAnsi="Consolas"/>
+                <w:sz w:val="19"/>
+              </w:rPr>
+              <w:t>evidencia/old/08_courier_rtc_inyectado.png</w:t>
             </w:r>
           </w:p>
         </w:tc>

--- a/05_Funcional/14_Manual_App_Movil_IOT_VIAL.docx
+++ b/05_Funcional/14_Manual_App_Movil_IOT_VIAL.docx
@@ -1022,6 +1022,281 @@
           <w:sz w:val="21"/>
         </w:rPr>
         <w:t>Tramas</w:t>
+      </w:r>
+    </w:p>
+    <w:p>
+      <w:pPr>
+        <w:spacing w:after="80"/>
+      </w:pPr>
+    </w:p>
+    <w:p>
+      <w:pPr>
+        <w:spacing w:after="160"/>
+        <w:ind w:left="360"/>
+        <w:shd w:val="clear" w:fill="FFF4E5"/>
+      </w:pPr>
+      <w:r>
+        <w:rPr>
+          <w:b w:val="0"/>
+          <w:color w:val="960000"/>
+          <w:sz w:val="20"/>
+        </w:rPr>
+        <w:t xml:space="preserve">🔴 </w:t>
+      </w:r>
+      <w:r>
+        <w:rPr>
+          <w:rFonts w:ascii="Consolas" w:hAnsi="Consolas"/>
+          <w:color w:val="960000"/>
+          <w:sz w:val="20"/>
+        </w:rPr>
+        <w:t>D-20</w:t>
+      </w:r>
+      <w:r>
+        <w:rPr>
+          <w:b w:val="0"/>
+          <w:color w:val="960000"/>
+          <w:sz w:val="20"/>
+        </w:rPr>
+        <w:t xml:space="preserve"> (07/09) — LA APP NO PONE LA HORA EN EL POSTE 2. NUNCA </w:t>
+      </w:r>
+      <w:r>
+        <w:rPr>
+          <w:b/>
+          <w:color w:val="960000"/>
+          <w:sz w:val="20"/>
+        </w:rPr>
+        <w:t>Va en cabecera porque INVIERTE lo que este manual venía diciendo en seis apartados, y porque lo que deroga —el Asistente Courier RTC— era una de las prestaciones que anunciaba.</w:t>
+      </w:r>
+      <w:r>
+        <w:rPr>
+          <w:b w:val="0"/>
+          <w:color w:val="960000"/>
+          <w:sz w:val="20"/>
+        </w:rPr>
+        <w:t xml:space="preserve"> </w:t>
+      </w:r>
+      <w:r>
+        <w:rPr>
+          <w:b/>
+          <w:color w:val="960000"/>
+          <w:sz w:val="20"/>
+        </w:rPr>
+        <w:t>LA AUTORIDAD DE LA HORA ES EL ESP32, SIEMPRE Y PARA TODO.</w:t>
+      </w:r>
+      <w:r>
+        <w:rPr>
+          <w:b w:val="0"/>
+          <w:color w:val="960000"/>
+          <w:sz w:val="20"/>
+        </w:rPr>
+        <w:t xml:space="preserve"> La app se la da al </w:t>
+      </w:r>
+      <w:r>
+        <w:rPr>
+          <w:b/>
+          <w:color w:val="960000"/>
+          <w:sz w:val="20"/>
+        </w:rPr>
+        <w:t>ESP32 Maestro</w:t>
+      </w:r>
+      <w:r>
+        <w:rPr>
+          <w:b w:val="0"/>
+          <w:color w:val="960000"/>
+          <w:sz w:val="20"/>
+        </w:rPr>
+        <w:t xml:space="preserve">; ése al </w:t>
+      </w:r>
+      <w:r>
+        <w:rPr>
+          <w:b/>
+          <w:color w:val="960000"/>
+          <w:sz w:val="20"/>
+        </w:rPr>
+        <w:t>ESP32 Esclavo</w:t>
+      </w:r>
+      <w:r>
+        <w:rPr>
+          <w:b w:val="0"/>
+          <w:color w:val="960000"/>
+          <w:sz w:val="20"/>
+        </w:rPr>
+        <w:t xml:space="preserve">; y el STM32 de cada punta la recibe </w:t>
+      </w:r>
+      <w:r>
+        <w:rPr>
+          <w:b/>
+          <w:color w:val="960000"/>
+          <w:sz w:val="20"/>
+        </w:rPr>
+        <w:t>de su propio ESP32</w:t>
+      </w:r>
+      <w:r>
+        <w:rPr>
+          <w:b w:val="0"/>
+          <w:color w:val="960000"/>
+          <w:sz w:val="20"/>
+        </w:rPr>
+        <w:t xml:space="preserve">. </w:t>
+      </w:r>
+      <w:r>
+        <w:rPr>
+          <w:b/>
+          <w:color w:val="960000"/>
+          <w:sz w:val="20"/>
+        </w:rPr>
+        <w:t>Hay UNA sola fuente</w:t>
+      </w:r>
+      <w:r>
+        <w:rPr>
+          <w:b w:val="0"/>
+          <w:color w:val="960000"/>
+          <w:sz w:val="20"/>
+        </w:rPr>
+        <w:t xml:space="preserve">, así que no hay desfase inicial que acotar. Un </w:t>
+      </w:r>
+      <w:r>
+        <w:rPr>
+          <w:rFonts w:ascii="Consolas" w:hAnsi="Consolas"/>
+          <w:color w:val="960000"/>
+          <w:sz w:val="20"/>
+        </w:rPr>
+        <w:t>SET_RTC</w:t>
+      </w:r>
+      <w:r>
+        <w:rPr>
+          <w:b w:val="0"/>
+          <w:color w:val="960000"/>
+          <w:sz w:val="20"/>
+        </w:rPr>
+        <w:t xml:space="preserve"> dirigido al Esclavo </w:t>
+      </w:r>
+      <w:r>
+        <w:rPr>
+          <w:b/>
+          <w:color w:val="960000"/>
+          <w:sz w:val="20"/>
+        </w:rPr>
+        <w:t>se rechaza</w:t>
+      </w:r>
+      <w:r>
+        <w:rPr>
+          <w:b w:val="0"/>
+          <w:color w:val="960000"/>
+          <w:sz w:val="20"/>
+        </w:rPr>
+        <w:t xml:space="preserve">: no es una sincronización, </w:t>
+      </w:r>
+      <w:r>
+        <w:rPr>
+          <w:b/>
+          <w:color w:val="960000"/>
+          <w:sz w:val="20"/>
+        </w:rPr>
+        <w:t>es una segunda fuente</w:t>
+      </w:r>
+      <w:r>
+        <w:rPr>
+          <w:b w:val="0"/>
+          <w:color w:val="960000"/>
+          <w:sz w:val="20"/>
+        </w:rPr>
+        <w:t xml:space="preserve">. Fila </w:t>
+      </w:r>
+      <w:r>
+        <w:rPr>
+          <w:b/>
+          <w:color w:val="960000"/>
+          <w:sz w:val="20"/>
+        </w:rPr>
+        <w:t>`D-20`</w:t>
+      </w:r>
+      <w:r>
+        <w:rPr>
+          <w:b w:val="0"/>
+          <w:color w:val="960000"/>
+          <w:sz w:val="20"/>
+        </w:rPr>
+        <w:t xml:space="preserve"> de </w:t>
+      </w:r>
+      <w:r>
+        <w:rPr>
+          <w:rFonts w:ascii="Consolas" w:hAnsi="Consolas"/>
+          <w:color w:val="960000"/>
+          <w:sz w:val="20"/>
+        </w:rPr>
+        <w:t>DECISIONES.md</w:t>
+      </w:r>
+      <w:r>
+        <w:rPr>
+          <w:b w:val="0"/>
+          <w:color w:val="960000"/>
+          <w:sz w:val="20"/>
+        </w:rPr>
+        <w:t>. ``</w:t>
+      </w:r>
+      <w:r>
+        <w:rPr>
+          <w:rFonts w:ascii="Consolas" w:hAnsi="Consolas"/>
+          <w:color w:val="960000"/>
+          <w:sz w:val="20"/>
+        </w:rPr>
+        <w:t xml:space="preserve"> ESP32-M  -&gt;  STM32-M  -&gt;  radio  -&gt;  STM32-E  -&gt;  ESP32-E      (los STM32 son CARTEROS) </w:t>
+      </w:r>
+      <w:r>
+        <w:rPr>
+          <w:rFonts w:ascii="Consolas" w:hAnsi="Consolas"/>
+          <w:color w:val="960000"/>
+          <w:sz w:val="20"/>
+        </w:rPr>
+      </w:r>
+      <w:r>
+        <w:rPr>
+          <w:rFonts w:ascii="Consolas" w:hAnsi="Consolas"/>
+          <w:color w:val="960000"/>
+          <w:sz w:val="20"/>
+        </w:rPr>
+        <w:t xml:space="preserve"> 🛑 **Y ESTÁ DECIDIDA Y SIN CONSTRUIR: hoy no corre en ninguna tarjeta**, así que **al poste 2 se le sigue poniendo la hora visitándolo. Eso es un ESTADO DECLARADO, no la arquitectura**, y muere el día que </w:t>
+      </w:r>
+      <w:r>
+        <w:rPr>
+          <w:b w:val="0"/>
+          <w:color w:val="960000"/>
+          <w:sz w:val="20"/>
+        </w:rPr>
+        <w:t>D-20</w:t>
+      </w:r>
+      <w:r>
+        <w:rPr>
+          <w:rFonts w:ascii="Consolas" w:hAnsi="Consolas"/>
+          <w:color w:val="960000"/>
+          <w:sz w:val="20"/>
+        </w:rPr>
+        <w:t xml:space="preserve"> se construya. **La medida, la cadena y lo que </w:t>
+      </w:r>
+      <w:r>
+        <w:rPr>
+          <w:b w:val="0"/>
+          <w:color w:val="960000"/>
+          <w:sz w:val="20"/>
+        </w:rPr>
+        <w:t>D-20</w:t>
+      </w:r>
+      <w:r>
+        <w:rPr>
+          <w:rFonts w:ascii="Consolas" w:hAnsi="Consolas"/>
+          <w:color w:val="960000"/>
+          <w:sz w:val="20"/>
+        </w:rPr>
+        <w:t xml:space="preserve"> NO deroga están en </w:t>
+      </w:r>
+      <w:r>
+        <w:rPr>
+          <w:b w:val="0"/>
+          <w:color w:val="960000"/>
+          <w:sz w:val="20"/>
+        </w:rPr>
+        <w:t>§4`**, que es el apartado del Courier — conservado tachado, no borrado.</w:t>
       </w:r>
     </w:p>
     <w:p>
@@ -5352,7 +5627,9 @@
         <w:br/>
         <w:t>│     (04/09: el minimo sube de 1 a 3 min. DECISION VIAL, ver 5.5)         │</w:t>
         <w:br/>
-        <w:t>│   • Asistente Courier RTC con compensación automática de viaje.          │</w:t>
+        <w:t>│   • ~~Asistente Courier RTC~~ DEROGADO (D-20, 07/09): la app NO pone     │</w:t>
+        <w:br/>
+        <w:t>│     la hora en el poste 2. Ver el apartado 4.                            │</w:t>
         <w:br/>
         <w:t>│   • Test secuencial de potencia de MOSFETs y focos (6 segundos).         │</w:t>
         <w:br/>
@@ -11213,201 +11490,15 @@
           <w:color w:val="003366"/>
           <w:sz w:val="26"/>
         </w:rPr>
-        <w:t>4. 🔄 ASISTENTE COURIER RTC (SINCRONIZACIÓN SIN RADIO)</w:t>
-      </w:r>
-    </w:p>
-    <w:p>
-      <w:pPr>
-        <w:spacing w:after="120"/>
-      </w:pPr>
-      <w:r>
-        <w:rPr>
-          <w:b w:val="0"/>
-          <w:sz w:val="21"/>
-        </w:rPr>
-        <w:t xml:space="preserve">Para tramos donde la geografía bloquea el enlace de radio LoRa/RS-485, el </w:t>
-      </w:r>
-      <w:r>
-        <w:rPr>
-          <w:b/>
-          <w:sz w:val="21"/>
-        </w:rPr>
-        <w:t>Asistente Courier RTC</w:t>
-      </w:r>
-      <w:r>
-        <w:rPr>
-          <w:b w:val="0"/>
-          <w:sz w:val="21"/>
-        </w:rPr>
-        <w:t xml:space="preserve"> permite sincronizar ambos postes utilizando el celular como puente de tiempo:</w:t>
-      </w:r>
-    </w:p>
-    <w:p>
-      <w:pPr>
-        <w:spacing w:after="120"/>
-      </w:pPr>
-      <w:r>
-        <w:rPr>
-          <w:b w:val="0"/>
-          <w:sz w:val="21"/>
-        </w:rPr>
-        <w:t>!Flujo Courier RTC</w:t>
-      </w:r>
-    </w:p>
-    <w:p>
-      <w:pPr>
-        <w:spacing w:before="200" w:after="120"/>
-      </w:pPr>
+        <w:t xml:space="preserve">4. 🛑 ~~ASISTENTE COURIER RTC (SINCRONIZACIÓN SIN RADIO)~~ — </w:t>
+      </w:r>
       <w:r>
         <w:rPr>
           <w:b/>
           <w:color w:val="003366"/>
-          <w:sz w:val="23"/>
-        </w:rPr>
-        <w:t>Procedimiento en Campo:</w:t>
-      </w:r>
-    </w:p>
-    <w:p>
-      <w:pPr>
-        <w:pStyle w:val="ListNumber"/>
-        <w:spacing w:after="60"/>
-      </w:pPr>
-      <w:r>
-        <w:rPr>
-          <w:b w:val="0"/>
-          <w:sz w:val="21"/>
-        </w:rPr>
-        <w:t xml:space="preserve">Conectar al </w:t>
-      </w:r>
-      <w:r>
-        <w:rPr>
-          <w:b/>
-          <w:sz w:val="21"/>
-        </w:rPr>
-        <w:t>Poste 1 (Maestro)</w:t>
-      </w:r>
-      <w:r>
-        <w:rPr>
-          <w:b w:val="0"/>
-          <w:sz w:val="21"/>
-        </w:rPr>
-        <w:t xml:space="preserve"> y presionar </w:t>
-      </w:r>
-      <w:r>
-        <w:rPr>
-          <w:b/>
-          <w:sz w:val="21"/>
-        </w:rPr>
-        <w:t>`📸 Capturar Maestro`</w:t>
-      </w:r>
-      <w:r>
-        <w:rPr>
-          <w:b w:val="0"/>
-          <w:sz w:val="21"/>
-        </w:rPr>
-        <w:t xml:space="preserve">. La app ~~memoriza la hora RTC exacta~~ </w:t>
-      </w:r>
-      <w:r>
-        <w:rPr>
-          <w:b/>
-          <w:sz w:val="21"/>
-        </w:rPr>
-        <w:t>anota la hora DEL TELÉFONO</w:t>
-      </w:r>
-      <w:r>
-        <w:rPr>
-          <w:b w:val="0"/>
-          <w:sz w:val="21"/>
-        </w:rPr>
-        <w:t xml:space="preserve"> y la fase activa, e inicia el contador de viaje. </w:t>
-      </w:r>
-      <w:r>
-        <w:rPr>
-          <w:b/>
-          <w:sz w:val="21"/>
-        </w:rPr>
-        <w:t>No captura ninguna imagen — ver el aviso de debajo.</w:t>
-      </w:r>
-    </w:p>
-    <w:p>
-      <w:pPr>
-        <w:pStyle w:val="ListNumber"/>
-        <w:spacing w:after="60"/>
-      </w:pPr>
-      <w:r>
-        <w:rPr>
-          <w:b w:val="0"/>
-          <w:sz w:val="21"/>
-        </w:rPr>
-        <w:t xml:space="preserve">Trasladarse físicamente al </w:t>
-      </w:r>
-      <w:r>
-        <w:rPr>
-          <w:b/>
-          <w:sz w:val="21"/>
-        </w:rPr>
-        <w:t>Poste 2 (Esclavo)</w:t>
-      </w:r>
-      <w:r>
-        <w:rPr>
-          <w:b w:val="0"/>
-          <w:sz w:val="21"/>
-        </w:rPr>
-        <w:t xml:space="preserve"> (a pie o en vehículo).</w:t>
-      </w:r>
-    </w:p>
-    <w:p>
-      <w:pPr>
-        <w:pStyle w:val="ListNumber"/>
-        <w:spacing w:after="60"/>
-      </w:pPr>
-      <w:r>
-        <w:rPr>
-          <w:b w:val="0"/>
-          <w:sz w:val="21"/>
-        </w:rPr>
-        <w:t xml:space="preserve">Conectar al </w:t>
-      </w:r>
-      <w:r>
-        <w:rPr>
-          <w:b/>
-          <w:sz w:val="21"/>
-        </w:rPr>
-        <w:t>Poste 2</w:t>
-      </w:r>
-      <w:r>
-        <w:rPr>
-          <w:b w:val="0"/>
-          <w:sz w:val="21"/>
-        </w:rPr>
-        <w:t xml:space="preserve"> y presionar </w:t>
-      </w:r>
-      <w:r>
-        <w:rPr>
-          <w:b/>
-          <w:sz w:val="21"/>
-        </w:rPr>
-        <w:t>`🚀 Inyectar en Esclavo`</w:t>
-      </w:r>
-      <w:r>
-        <w:rPr>
-          <w:b w:val="0"/>
-          <w:sz w:val="21"/>
-        </w:rPr>
-        <w:t>.</w:t>
-      </w:r>
-    </w:p>
-    <w:p>
-      <w:pPr>
-        <w:pStyle w:val="ListNumber"/>
-        <w:spacing w:after="60"/>
-      </w:pPr>
-      <w:r>
-        <w:rPr>
-          <w:b w:val="0"/>
-          <w:sz w:val="21"/>
-        </w:rPr>
-        <w:t>La App suma automáticamente los segundos de traslado transcurridos (\Delta t) y programa el reloj del Esclavo con la hora compensada, logrando sincronismo total sin radio.</w:t>
+          <w:sz w:val="26"/>
+        </w:rPr>
+        <w:t>DEROGADO POR `D-20` (07/09)</w:t>
       </w:r>
     </w:p>
     <w:p>
@@ -11422,31 +11513,79 @@
           <w:color w:val="960000"/>
           <w:sz w:val="20"/>
         </w:rPr>
-        <w:t xml:space="preserve">🛑 </w:t>
-      </w:r>
-      <w:r>
-        <w:rPr>
-          <w:b/>
-          <w:color w:val="960000"/>
-          <w:sz w:val="20"/>
-        </w:rPr>
-        <w:t>EL EMOJI 📸 NO CAPTURA NINGUNA IMAGEN, Y VA ESCRITO AQUÍ PARA QUE NADIE LO HEREDE AL REVÉS.</w:t>
-      </w:r>
-      <w:r>
-        <w:rPr>
-          <w:b w:val="0"/>
-          <w:color w:val="960000"/>
-          <w:sz w:val="20"/>
-        </w:rPr>
-        <w:t xml:space="preserve"> «Capturar» aquí es *apuntar una hora en la libreta*, no *hacer una foto*. La app no ve imágenes, no las pide y no las puede tener: ver </w:t>
-      </w:r>
-      <w:r>
-        <w:rPr>
-          <w:b/>
-          <w:color w:val="960000"/>
-          <w:sz w:val="20"/>
-        </w:rPr>
-        <w:t>`§1.bis`</w:t>
+        <w:t xml:space="preserve">🔴 </w:t>
+      </w:r>
+      <w:r>
+        <w:rPr>
+          <w:rFonts w:ascii="Consolas" w:hAnsi="Consolas"/>
+          <w:color w:val="960000"/>
+          <w:sz w:val="20"/>
+        </w:rPr>
+        <w:t>D-20</w:t>
+      </w:r>
+      <w:r>
+        <w:rPr>
+          <w:b w:val="0"/>
+          <w:color w:val="960000"/>
+          <w:sz w:val="20"/>
+        </w:rPr>
+        <w:t xml:space="preserve"> — EL COURIER NO ERA UNA SINCRONIZACIÓN: ERA UNA SEGUNDA FUENTE DE HORA </w:t>
+      </w:r>
+      <w:r>
+        <w:rPr>
+          <w:b/>
+          <w:color w:val="960000"/>
+          <w:sz w:val="20"/>
+        </w:rPr>
+        <w:t>LA AUTORIDAD DE LA HORA ES EL ESP32, SIEMPRE Y PARA TODO. Al STM32 no se le pregunta nunca.</w:t>
+      </w:r>
+      <w:r>
+        <w:rPr>
+          <w:b w:val="0"/>
+          <w:color w:val="960000"/>
+          <w:sz w:val="20"/>
+        </w:rPr>
+        <w:t xml:space="preserve"> La app le da la hora al </w:t>
+      </w:r>
+      <w:r>
+        <w:rPr>
+          <w:b/>
+          <w:color w:val="960000"/>
+          <w:sz w:val="20"/>
+        </w:rPr>
+        <w:t>ESP32 Maestro</w:t>
+      </w:r>
+      <w:r>
+        <w:rPr>
+          <w:b w:val="0"/>
+          <w:color w:val="960000"/>
+          <w:sz w:val="20"/>
+        </w:rPr>
+        <w:t xml:space="preserve">; ése al </w:t>
+      </w:r>
+      <w:r>
+        <w:rPr>
+          <w:b/>
+          <w:color w:val="960000"/>
+          <w:sz w:val="20"/>
+        </w:rPr>
+        <w:t>ESP32 Esclavo</w:t>
+      </w:r>
+      <w:r>
+        <w:rPr>
+          <w:b w:val="0"/>
+          <w:color w:val="960000"/>
+          <w:sz w:val="20"/>
+        </w:rPr>
+        <w:t xml:space="preserve">; y el STM32 de cada punta la recibe </w:t>
+      </w:r>
+      <w:r>
+        <w:rPr>
+          <w:b/>
+          <w:color w:val="960000"/>
+          <w:sz w:val="20"/>
+        </w:rPr>
+        <w:t>de su propio ESP32</w:t>
       </w:r>
       <w:r>
         <w:rPr>
@@ -11462,7 +11601,215 @@
           <w:color w:val="960000"/>
           <w:sz w:val="20"/>
         </w:rPr>
-        <w:t>MEDIDO el 05/09 en el fuente de la app:</w:t>
+        <w:t>EL MAESTRO MANDA LA HORA Y EL ESCLAVO HACE CASO SIEMPRE: hay UNA sola fuente</w:t>
+      </w:r>
+      <w:r>
+        <w:rPr>
+          <w:b w:val="0"/>
+          <w:color w:val="960000"/>
+          <w:sz w:val="20"/>
+        </w:rPr>
+        <w:t xml:space="preserve">, así que </w:t>
+      </w:r>
+      <w:r>
+        <w:rPr>
+          <w:b/>
+          <w:color w:val="960000"/>
+          <w:sz w:val="20"/>
+        </w:rPr>
+        <w:t>no hay desfase inicial que acotar</w:t>
+      </w:r>
+      <w:r>
+        <w:rPr>
+          <w:b w:val="0"/>
+          <w:color w:val="960000"/>
+          <w:sz w:val="20"/>
+        </w:rPr>
+        <w:t xml:space="preserve"> — que es exactamente lo que este asistente existía para compensar. </w:t>
+      </w:r>
+      <w:r>
+        <w:rPr>
+          <w:b/>
+          <w:color w:val="960000"/>
+          <w:sz w:val="20"/>
+        </w:rPr>
+        <w:t>Consecuencia dura: la app NO pone la hora en el poste 2. Nunca.</w:t>
+      </w:r>
+      <w:r>
+        <w:rPr>
+          <w:b w:val="0"/>
+          <w:color w:val="960000"/>
+          <w:sz w:val="20"/>
+        </w:rPr>
+        <w:t xml:space="preserve"> Un </w:t>
+      </w:r>
+      <w:r>
+        <w:rPr>
+          <w:rFonts w:ascii="Consolas" w:hAnsi="Consolas"/>
+          <w:color w:val="960000"/>
+          <w:sz w:val="20"/>
+        </w:rPr>
+        <w:t>SET_RTC</w:t>
+      </w:r>
+      <w:r>
+        <w:rPr>
+          <w:b w:val="0"/>
+          <w:color w:val="960000"/>
+          <w:sz w:val="20"/>
+        </w:rPr>
+        <w:t xml:space="preserve"> dirigido al Esclavo </w:t>
+      </w:r>
+      <w:r>
+        <w:rPr>
+          <w:b/>
+          <w:color w:val="960000"/>
+          <w:sz w:val="20"/>
+        </w:rPr>
+        <w:t>se rechaza</w:t>
+      </w:r>
+      <w:r>
+        <w:rPr>
+          <w:b w:val="0"/>
+          <w:color w:val="960000"/>
+          <w:sz w:val="20"/>
+        </w:rPr>
+        <w:t xml:space="preserve">. Fila </w:t>
+      </w:r>
+      <w:r>
+        <w:rPr>
+          <w:b/>
+          <w:color w:val="960000"/>
+          <w:sz w:val="20"/>
+        </w:rPr>
+        <w:t>`D-20`</w:t>
+      </w:r>
+      <w:r>
+        <w:rPr>
+          <w:b w:val="0"/>
+          <w:color w:val="960000"/>
+          <w:sz w:val="20"/>
+        </w:rPr>
+        <w:t xml:space="preserve"> de </w:t>
+      </w:r>
+      <w:r>
+        <w:rPr>
+          <w:rFonts w:ascii="Consolas" w:hAnsi="Consolas"/>
+          <w:color w:val="960000"/>
+          <w:sz w:val="20"/>
+        </w:rPr>
+        <w:t>DECISIONES.md</w:t>
+      </w:r>
+      <w:r>
+        <w:rPr>
+          <w:b w:val="0"/>
+          <w:color w:val="960000"/>
+          <w:sz w:val="20"/>
+        </w:rPr>
+        <w:t xml:space="preserve">, 07/09, decidida por el responsable. 🔴 </w:t>
+      </w:r>
+      <w:r>
+        <w:rPr>
+          <w:b/>
+          <w:color w:val="960000"/>
+          <w:sz w:val="20"/>
+        </w:rPr>
+        <w:t>Y este mismo apartado ya lo certificaba por escrito, unas líneas más abajo:</w:t>
+      </w:r>
+      <w:r>
+        <w:rPr>
+          <w:b w:val="0"/>
+          <w:color w:val="960000"/>
+          <w:sz w:val="20"/>
+        </w:rPr>
+        <w:t xml:space="preserve"> *«durante todo el procedimiento </w:t>
+      </w:r>
+      <w:r>
+        <w:rPr>
+          <w:b/>
+          <w:color w:val="960000"/>
+          <w:sz w:val="20"/>
+        </w:rPr>
+        <w:t>al Maestro no se le manda nada</w:t>
+      </w:r>
+      <w:r>
+        <w:rPr>
+          <w:b w:val="0"/>
+          <w:color w:val="960000"/>
+          <w:sz w:val="20"/>
+        </w:rPr>
+        <w:t xml:space="preserve">… </w:t>
+      </w:r>
+      <w:r>
+        <w:rPr>
+          <w:b/>
+          <w:color w:val="960000"/>
+          <w:sz w:val="20"/>
+        </w:rPr>
+        <w:t>si el teléfono va desfasado, el Esclavo queda desfasado igual</w:t>
+      </w:r>
+      <w:r>
+        <w:rPr>
+          <w:b w:val="0"/>
+          <w:color w:val="960000"/>
+          <w:sz w:val="20"/>
+        </w:rPr>
+        <w:t xml:space="preserve">»*. Eso no es copiar el reloj del Poste 1: </w:t>
+      </w:r>
+      <w:r>
+        <w:rPr>
+          <w:b/>
+          <w:color w:val="960000"/>
+          <w:sz w:val="20"/>
+        </w:rPr>
+        <w:t>es sembrar el poste 2 desde el teléfono</w:t>
+      </w:r>
+      <w:r>
+        <w:rPr>
+          <w:b w:val="0"/>
+          <w:color w:val="960000"/>
+          <w:sz w:val="20"/>
+        </w:rPr>
+        <w:t xml:space="preserve">, que es la segunda fuente que </w:t>
+      </w:r>
+      <w:r>
+        <w:rPr>
+          <w:rFonts w:ascii="Consolas" w:hAnsi="Consolas"/>
+          <w:color w:val="960000"/>
+          <w:sz w:val="20"/>
+        </w:rPr>
+        <w:t>D-20</w:t>
+      </w:r>
+      <w:r>
+        <w:rPr>
+          <w:b w:val="0"/>
+          <w:color w:val="960000"/>
+          <w:sz w:val="20"/>
+        </w:rPr>
+        <w:t xml:space="preserve"> prohíbe. El defecto no era la compensación del viaje —esa parte funciona—: era </w:t>
+      </w:r>
+      <w:r>
+        <w:rPr>
+          <w:b/>
+          <w:color w:val="960000"/>
+          <w:sz w:val="20"/>
+        </w:rPr>
+        <w:t>de quién salía la hora</w:t>
+      </w:r>
+      <w:r>
+        <w:rPr>
+          <w:b w:val="0"/>
+          <w:color w:val="960000"/>
+          <w:sz w:val="20"/>
+        </w:rPr>
+        <w:t xml:space="preserve">. </w:t>
+      </w:r>
+      <w:r>
+        <w:rPr>
+          <w:b/>
+          <w:color w:val="960000"/>
+          <w:sz w:val="20"/>
+        </w:rPr>
+        <w:t>La cadena vigente. Los STM32 son CARTEROS de la hora, no dueños:</w:t>
       </w:r>
       <w:r>
         <w:rPr>
@@ -11478,302 +11825,512 @@
           <w:color w:val="960000"/>
           <w:sz w:val="20"/>
         </w:rPr>
-        <w:t xml:space="preserve">bash grep -n "id=\"btn-courier-capture\"" 05_Funcional/App_Semaforo/www/index.html grep -n "capturarMaestro"             05_Funcional/App_Semaforo/www/js/courier_rtc.js grep -n "function horaLocal24"        05_Funcional/App_Semaforo/www/app.js </w:t>
-      </w:r>
-      <w:r>
-        <w:rPr>
-          <w:rFonts w:ascii="Consolas" w:hAnsi="Consolas"/>
-          <w:color w:val="960000"/>
-          <w:sz w:val="20"/>
-        </w:rPr>
-      </w:r>
-      <w:r>
-        <w:rPr>
-          <w:rFonts w:ascii="Consolas" w:hAnsi="Consolas"/>
-          <w:color w:val="960000"/>
-          <w:sz w:val="20"/>
-        </w:rPr>
-        <w:t xml:space="preserve"> El manejador de ese botón llama a </w:t>
-      </w:r>
-      <w:r>
-        <w:rPr>
-          <w:b w:val="0"/>
-          <w:color w:val="960000"/>
-          <w:sz w:val="20"/>
-        </w:rPr>
-        <w:t>CourierRTC.capturarMaestro(hora, fase, cuenta)</w:t>
-      </w:r>
-      <w:r>
-        <w:rPr>
-          <w:rFonts w:ascii="Consolas" w:hAnsi="Consolas"/>
-          <w:color w:val="960000"/>
-          <w:sz w:val="20"/>
-        </w:rPr>
-        <w:t xml:space="preserve">, y lo único que queda guardado son **cuatro campos**: | qué guarda | de dónde sale | |---|---| | </w:t>
-      </w:r>
-      <w:r>
-        <w:rPr>
-          <w:b w:val="0"/>
-          <w:color w:val="960000"/>
-          <w:sz w:val="20"/>
-        </w:rPr>
-        <w:t>horaStr</w:t>
-      </w:r>
-      <w:r>
-        <w:rPr>
-          <w:rFonts w:ascii="Consolas" w:hAnsi="Consolas"/>
-          <w:color w:val="960000"/>
-          <w:sz w:val="20"/>
-        </w:rPr>
-        <w:t xml:space="preserve"> — la hora </w:t>
-      </w:r>
-      <w:r>
-        <w:rPr>
-          <w:b w:val="0"/>
-          <w:color w:val="960000"/>
-          <w:sz w:val="20"/>
-        </w:rPr>
-        <w:t>HH:MM:SS</w:t>
-      </w:r>
-      <w:r>
-        <w:rPr>
-          <w:rFonts w:ascii="Consolas" w:hAnsi="Consolas"/>
-          <w:color w:val="960000"/>
-          <w:sz w:val="20"/>
-        </w:rPr>
-        <w:t xml:space="preserve"> | **del RELOJ DEL TELÉFONO**: </w:t>
-      </w:r>
-      <w:r>
-        <w:rPr>
-          <w:b w:val="0"/>
-          <w:color w:val="960000"/>
-          <w:sz w:val="20"/>
-        </w:rPr>
-        <w:t>horaLocal24()</w:t>
-      </w:r>
-      <w:r>
-        <w:rPr>
-          <w:rFonts w:ascii="Consolas" w:hAnsi="Consolas"/>
-          <w:color w:val="960000"/>
-          <w:sz w:val="20"/>
-        </w:rPr>
-        <w:t xml:space="preserve">, que es </w:t>
-      </w:r>
-      <w:r>
-        <w:rPr>
-          <w:b w:val="0"/>
-          <w:color w:val="960000"/>
-          <w:sz w:val="20"/>
-        </w:rPr>
-        <w:t>new Date()</w:t>
-      </w:r>
-      <w:r>
-        <w:rPr>
-          <w:rFonts w:ascii="Consolas" w:hAnsi="Consolas"/>
-          <w:color w:val="960000"/>
-          <w:sz w:val="20"/>
-        </w:rPr>
-        <w:t xml:space="preserve"> | | </w:t>
-      </w:r>
-      <w:r>
-        <w:rPr>
-          <w:b w:val="0"/>
-          <w:color w:val="960000"/>
-          <w:sz w:val="20"/>
-        </w:rPr>
-        <w:t>faseActual</w:t>
-      </w:r>
-      <w:r>
-        <w:rPr>
-          <w:rFonts w:ascii="Consolas" w:hAnsi="Consolas"/>
-          <w:color w:val="960000"/>
-          <w:sz w:val="20"/>
-        </w:rPr>
-        <w:t xml:space="preserve"> — la fase de las luces | </w:t>
-      </w:r>
-      <w:r>
-        <w:rPr>
-          <w:b w:val="0"/>
-          <w:color w:val="960000"/>
-          <w:sz w:val="20"/>
-        </w:rPr>
-        <w:t>state.estadoLuces</w:t>
-      </w:r>
-      <w:r>
-        <w:rPr>
-          <w:rFonts w:ascii="Consolas" w:hAnsi="Consolas"/>
-          <w:color w:val="960000"/>
-          <w:sz w:val="20"/>
-        </w:rPr>
-        <w:t xml:space="preserve">, del último </w:t>
-      </w:r>
-      <w:r>
-        <w:rPr>
-          <w:b w:val="0"/>
-          <w:color w:val="960000"/>
-          <w:sz w:val="20"/>
-        </w:rPr>
-        <w:t>STATUS</w:t>
-      </w:r>
-      <w:r>
-        <w:rPr>
-          <w:rFonts w:ascii="Consolas" w:hAnsi="Consolas"/>
-          <w:color w:val="960000"/>
-          <w:sz w:val="20"/>
-        </w:rPr>
-        <w:t xml:space="preserve"> recibido | | </w:t>
-      </w:r>
-      <w:r>
-        <w:rPr>
-          <w:b w:val="0"/>
-          <w:color w:val="960000"/>
-          <w:sz w:val="20"/>
-        </w:rPr>
-        <w:t>tiempoRestanteSeg</w:t>
-      </w:r>
-      <w:r>
-        <w:rPr>
-          <w:rFonts w:ascii="Consolas" w:hAnsi="Consolas"/>
-          <w:color w:val="960000"/>
-          <w:sz w:val="20"/>
-        </w:rPr>
-        <w:t xml:space="preserve"> — la cuenta atrás | </w:t>
-      </w:r>
-      <w:r>
-        <w:rPr>
-          <w:b w:val="0"/>
-          <w:color w:val="960000"/>
-          <w:sz w:val="20"/>
-        </w:rPr>
-        <w:t>state.countdown</w:t>
-      </w:r>
-      <w:r>
-        <w:rPr>
-          <w:rFonts w:ascii="Consolas" w:hAnsi="Consolas"/>
-          <w:color w:val="960000"/>
-          <w:sz w:val="20"/>
-        </w:rPr>
-        <w:t xml:space="preserve">, del mismo </w:t>
-      </w:r>
-      <w:r>
-        <w:rPr>
-          <w:b w:val="0"/>
-          <w:color w:val="960000"/>
-          <w:sz w:val="20"/>
-        </w:rPr>
-        <w:t>STATUS</w:t>
-      </w:r>
-      <w:r>
-        <w:rPr>
-          <w:rFonts w:ascii="Consolas" w:hAnsi="Consolas"/>
-          <w:color w:val="960000"/>
-          <w:sz w:val="20"/>
-        </w:rPr>
-        <w:t xml:space="preserve"> | | </w:t>
-      </w:r>
-      <w:r>
-        <w:rPr>
-          <w:b w:val="0"/>
-          <w:color w:val="960000"/>
-          <w:sz w:val="20"/>
-        </w:rPr>
-        <w:t>timestampCaptura</w:t>
-      </w:r>
-      <w:r>
-        <w:rPr>
-          <w:rFonts w:ascii="Consolas" w:hAnsi="Consolas"/>
-          <w:color w:val="960000"/>
-          <w:sz w:val="20"/>
-        </w:rPr>
-        <w:t xml:space="preserve"> — el instante | </w:t>
-      </w:r>
-      <w:r>
-        <w:rPr>
-          <w:b w:val="0"/>
-          <w:color w:val="960000"/>
-          <w:sz w:val="20"/>
-        </w:rPr>
-        <w:t>Date.now()</w:t>
-      </w:r>
-      <w:r>
-        <w:rPr>
-          <w:rFonts w:ascii="Consolas" w:hAnsi="Consolas"/>
-          <w:color w:val="960000"/>
-          <w:sz w:val="20"/>
-        </w:rPr>
-        <w:t xml:space="preserve">, para cronometrar el viaje | 🔴 **Y de ahí sale una corrección que este apartado necesitaba: la hora capturada NO es «la hora RTC del Maestro», es la del teléfono.** El Courier usa el celular **como fuente de tiempo** —que es lo que dice la cabecera de este apartado, *«el celular como puente de tiempo»*—, **no** como copiadora del reloj del Poste 1: durante todo el procedimiento **al Maestro no se le manda nada**. **Si el teléfono va desfasado, el Esclavo queda desfasado igual.** *(El campo </w:t>
-      </w:r>
-      <w:r>
-        <w:rPr>
-          <w:b w:val="0"/>
-          <w:color w:val="960000"/>
-          <w:sz w:val="20"/>
-        </w:rPr>
-        <w:t>HORA:</w:t>
-      </w:r>
-      <w:r>
-        <w:rPr>
-          <w:rFonts w:ascii="Consolas" w:hAnsi="Consolas"/>
-          <w:color w:val="960000"/>
-          <w:sz w:val="20"/>
-        </w:rPr>
-        <w:t xml:space="preserve"> del </w:t>
-      </w:r>
-      <w:r>
-        <w:rPr>
-          <w:b w:val="0"/>
-          <w:color w:val="960000"/>
-          <w:sz w:val="20"/>
-        </w:rPr>
-        <w:t>$STATUS</w:t>
-      </w:r>
-      <w:r>
-        <w:rPr>
-          <w:rFonts w:ascii="Consolas" w:hAnsi="Consolas"/>
-          <w:color w:val="960000"/>
-          <w:sz w:val="20"/>
-        </w:rPr>
-        <w:t xml:space="preserve"> —la hora que sí es del equipo— la app lo guarda en </w:t>
-      </w:r>
-      <w:r>
-        <w:rPr>
-          <w:b w:val="0"/>
-          <w:color w:val="960000"/>
-          <w:sz w:val="20"/>
-        </w:rPr>
-        <w:t>state.hora</w:t>
-      </w:r>
-      <w:r>
-        <w:rPr>
-          <w:rFonts w:ascii="Consolas" w:hAnsi="Consolas"/>
-          <w:color w:val="960000"/>
-          <w:sz w:val="20"/>
-        </w:rPr>
-        <w:t xml:space="preserve"> y lo pinta desde </w:t>
-      </w:r>
-      <w:r>
-        <w:rPr>
-          <w:b w:val="0"/>
-          <w:color w:val="960000"/>
-          <w:sz w:val="20"/>
-        </w:rPr>
-        <w:t>N-150</w:t>
-      </w:r>
-      <w:r>
-        <w:rPr>
-          <w:rFonts w:ascii="Consolas" w:hAnsi="Consolas"/>
-          <w:color w:val="960000"/>
-          <w:sz w:val="20"/>
-        </w:rPr>
-        <w:t xml:space="preserve">, pero el Courier **no lo lee**. </w:t>
-      </w:r>
-      <w:r>
-        <w:rPr>
-          <w:b w:val="0"/>
-          <w:color w:val="960000"/>
-          <w:sz w:val="20"/>
-        </w:rPr>
-        <w:t>SIN VERIFICAR` si eso es deliberado: no hay comentario en el fuente que lo razone.)*</w:t>
+        <w:t xml:space="preserve"> ESP32-M  -&gt;  STM32-M  -&gt;  radio  -&gt;  STM32-E  -&gt;  ESP32-E </w:t>
+      </w:r>
+      <w:r>
+        <w:rPr>
+          <w:rFonts w:ascii="Consolas" w:hAnsi="Consolas"/>
+          <w:color w:val="960000"/>
+          <w:sz w:val="20"/>
+        </w:rPr>
+      </w:r>
+      <w:r>
+        <w:rPr>
+          <w:rFonts w:ascii="Consolas" w:hAnsi="Consolas"/>
+          <w:color w:val="960000"/>
+          <w:sz w:val="20"/>
+        </w:rPr>
+        <w:t xml:space="preserve"> Los dos ESP32 **NO se hablan entre sí**: el único enlace entre postes es la radio entre los STM32. ## 🛑 Y ESA CADENA ESTÁ DECIDIDA Y **SIN CONSTRUIR** — hoy no corre en ninguna tarjeta **MEDIDO el 07/09, y corrido otra vez antes de publicarlo aquí:** </w:t>
+      </w:r>
+      <w:r>
+        <w:rPr>
+          <w:rFonts w:ascii="Consolas" w:hAnsi="Consolas"/>
+          <w:color w:val="960000"/>
+          <w:sz w:val="20"/>
+        </w:rPr>
+      </w:r>
+      <w:r>
+        <w:rPr>
+          <w:rFonts w:ascii="Consolas" w:hAnsi="Consolas"/>
+          <w:color w:val="960000"/>
+          <w:sz w:val="20"/>
+        </w:rPr>
+        <w:t xml:space="preserve">bash  grep -c "ESCLAVO\|Esclavo\|esclavo" 01_Firmware/ESP32_Expansion/src/despachador.cpp 0 </w:t>
+      </w:r>
+      <w:r>
+        <w:rPr>
+          <w:rFonts w:ascii="Consolas" w:hAnsi="Consolas"/>
+          <w:color w:val="960000"/>
+          <w:sz w:val="20"/>
+        </w:rPr>
+      </w:r>
+      <w:r>
+        <w:rPr>
+          <w:rFonts w:ascii="Consolas" w:hAnsi="Consolas"/>
+          <w:color w:val="960000"/>
+          <w:sz w:val="20"/>
+        </w:rPr>
+        <w:t xml:space="preserve"> El puente es **el mismo firmware en los dos postes**, y el fichero que decide qué hacer con un </w:t>
+      </w:r>
+      <w:r>
+        <w:rPr>
+          <w:b w:val="0"/>
+          <w:color w:val="960000"/>
+          <w:sz w:val="20"/>
+        </w:rPr>
+        <w:t>SET_RTC</w:t>
+      </w:r>
+      <w:r>
+        <w:rPr>
+          <w:rFonts w:ascii="Consolas" w:hAnsi="Consolas"/>
+          <w:color w:val="960000"/>
+          <w:sz w:val="20"/>
+        </w:rPr>
+        <w:t xml:space="preserve"> **no nombra al Esclavo ni una vez**: hoy lo atiende venga por donde venga. *(El puente sí aprende quién es —</w:t>
+      </w:r>
+      <w:r>
+        <w:rPr>
+          <w:b w:val="0"/>
+          <w:color w:val="960000"/>
+          <w:sz w:val="20"/>
+        </w:rPr>
+        <w:t>transporte_aprenderRotulo()</w:t>
+      </w:r>
+      <w:r>
+        <w:rPr>
+          <w:rFonts w:ascii="Consolas" w:hAnsi="Consolas"/>
+          <w:color w:val="960000"/>
+          <w:sz w:val="20"/>
+        </w:rPr>
+        <w:t>—, pero **para rotular el Bluetooth en la lista de Android**; ese dato no llega al despachador.)* **Falta también el mando ESP32 → STM32 que siembre la hora en la controladora: el camino físico existe (</w:t>
+      </w:r>
+      <w:r>
+        <w:rPr>
+          <w:b w:val="0"/>
+          <w:color w:val="960000"/>
+          <w:sz w:val="20"/>
+        </w:rPr>
+        <w:t>enlace_stm32.cpp</w:t>
+      </w:r>
+      <w:r>
+        <w:rPr>
+          <w:rFonts w:ascii="Consolas" w:hAnsi="Consolas"/>
+          <w:color w:val="960000"/>
+          <w:sz w:val="20"/>
+        </w:rPr>
+        <w:t xml:space="preserve">), el mando no.** ## ⚠️ POR ESO, HOY, AL POSTE 2 SE LE SIGUE PONIENDO LA HORA VISITÁNDOLO **Mientras </w:t>
+      </w:r>
+      <w:r>
+        <w:rPr>
+          <w:b w:val="0"/>
+          <w:color w:val="960000"/>
+          <w:sz w:val="20"/>
+        </w:rPr>
+        <w:t>D-20</w:t>
+      </w:r>
+      <w:r>
+        <w:rPr>
+          <w:rFonts w:ascii="Consolas" w:hAnsi="Consolas"/>
+          <w:color w:val="960000"/>
+          <w:sz w:val="20"/>
+        </w:rPr>
+        <w:t xml:space="preserve"> no esté construida NO HAY NINGUNA OTRA VÍA de poner en hora el poste 2.** El técnico sigue conectándose a los dos postes y pulsando **«Sincronizar reloj»** en cada uno (</w:t>
+      </w:r>
+      <w:r>
+        <w:rPr>
+          <w:b w:val="0"/>
+          <w:color w:val="960000"/>
+          <w:sz w:val="20"/>
+        </w:rPr>
+        <w:t>§5.3</w:t>
+      </w:r>
+      <w:r>
+        <w:rPr>
+          <w:rFonts w:ascii="Consolas" w:hAnsi="Consolas"/>
+          <w:color w:val="960000"/>
+          <w:sz w:val="20"/>
+        </w:rPr>
+        <w:t>), después de mirarlo con **</w:t>
+      </w:r>
+      <w:r>
+        <w:rPr>
+          <w:b w:val="0"/>
+          <w:color w:val="960000"/>
+          <w:sz w:val="20"/>
+        </w:rPr>
+        <w:t>§5.7</w:t>
+      </w:r>
+      <w:r>
+        <w:rPr>
+          <w:rFonts w:ascii="Consolas" w:hAnsi="Consolas"/>
+          <w:color w:val="960000"/>
+          <w:sz w:val="20"/>
+        </w:rPr>
+        <w:t xml:space="preserve">**. 🔵 **Eso es un ESTADO DECLARADO, no la arquitectura.** Ese paso **muere** el día que </w:t>
+      </w:r>
+      <w:r>
+        <w:rPr>
+          <w:b w:val="0"/>
+          <w:color w:val="960000"/>
+          <w:sz w:val="20"/>
+        </w:rPr>
+        <w:t>D-20</w:t>
+      </w:r>
+      <w:r>
+        <w:rPr>
+          <w:rFonts w:ascii="Consolas" w:hAnsi="Consolas"/>
+          <w:color w:val="960000"/>
+          <w:sz w:val="20"/>
+        </w:rPr>
+        <w:t xml:space="preserve"> se construya, así que no se apoya nada nuevo encima ni se escribe en ningún procedimiento como si fuera definitivo. **Lo que SÍ deja de tener sentido hoy mismo:** el viaje cronometrado, la compensación del \Delta t y llamar *sincronización* al botón **</w:t>
+      </w:r>
+      <w:r>
+        <w:rPr>
+          <w:b w:val="0"/>
+          <w:color w:val="960000"/>
+          <w:sz w:val="20"/>
+        </w:rPr>
+        <w:t>[ 🚀 Inyectar en Esclavo ]</w:t>
+      </w:r>
+      <w:r>
+        <w:rPr>
+          <w:rFonts w:ascii="Consolas" w:hAnsi="Consolas"/>
+          <w:color w:val="960000"/>
+          <w:sz w:val="20"/>
+        </w:rPr>
+        <w:t xml:space="preserve">**. Lo que ese botón hace es poner **la hora del teléfono** en el poste 2 — ni más exacta ni distinta de pulsar «Sincronizar reloj» estando allí, y con el rótulo cambiado a algo que promete lo que no da. 🔴 **EL BOTÓN SIGUE EN LA APK que acompaña a este paquete: </w:t>
+      </w:r>
+      <w:r>
+        <w:rPr>
+          <w:b w:val="0"/>
+          <w:color w:val="960000"/>
+          <w:sz w:val="20"/>
+        </w:rPr>
+        <w:t>D-20</w:t>
+      </w:r>
+      <w:r>
+        <w:rPr>
+          <w:rFonts w:ascii="Consolas" w:hAnsi="Consolas"/>
+          <w:color w:val="960000"/>
+          <w:sz w:val="20"/>
+        </w:rPr>
+        <w:t xml:space="preserve"> decide la AUTORIDAD, no ha retirado código.** Medido el 07/09: </w:t>
+      </w:r>
+      <w:r>
+        <w:rPr>
+          <w:rFonts w:ascii="Consolas" w:hAnsi="Consolas"/>
+          <w:color w:val="960000"/>
+          <w:sz w:val="20"/>
+        </w:rPr>
+      </w:r>
+      <w:r>
+        <w:rPr>
+          <w:rFonts w:ascii="Consolas" w:hAnsi="Consolas"/>
+          <w:color w:val="960000"/>
+          <w:sz w:val="20"/>
+        </w:rPr>
+        <w:t xml:space="preserve">bash  grep -n "btn-courier-capture\|btn-courier-inject" 05_Funcional/App_Semaforo/www/index.html 587:            &lt;button class="btn-courier-step step-capture" id="btn-courier-capture"&gt; 595:            &lt;button class="btn-courier-step step-inject" id="btn-courier-inject" disabled&gt; </w:t>
+      </w:r>
+      <w:r>
+        <w:rPr>
+          <w:rFonts w:ascii="Consolas" w:hAnsi="Consolas"/>
+          <w:color w:val="960000"/>
+          <w:sz w:val="20"/>
+        </w:rPr>
+      </w:r>
+      <w:r>
+        <w:rPr>
+          <w:rFonts w:ascii="Consolas" w:hAnsi="Consolas"/>
+          <w:color w:val="960000"/>
+          <w:sz w:val="20"/>
+        </w:rPr>
+        <w:t xml:space="preserve"> **No se use.** Retirarlo de la app es trabajo pendiente, no algo que este manual pueda dar por hecho. ## 🔵 LA REGLA NUEVA DEL POSTE 2 &gt; **EL POSTE 2 SE PONE EN HORA EN LA PUESTA EN MARCHA — NO DURANTE LA AVERÍA.** Con </w:t>
+      </w:r>
+      <w:r>
+        <w:rPr>
+          <w:b w:val="0"/>
+          <w:color w:val="960000"/>
+          <w:sz w:val="20"/>
+        </w:rPr>
+        <w:t>D-20</w:t>
+      </w:r>
+      <w:r>
+        <w:rPr>
+          <w:rFonts w:ascii="Consolas" w:hAnsi="Consolas"/>
+          <w:color w:val="960000"/>
+          <w:sz w:val="20"/>
+        </w:rPr>
+        <w:t xml:space="preserve"> dentro, el único camino al reloj del poste 2 pasa por el Maestro y por **la radio**, y la radio se cae justo cuando hace falta el Modo Degradado — que es el modo que **exige hora**. ✅ **Y eso NO es un problema: el </w:t>
+      </w:r>
+      <w:r>
+        <w:rPr>
+          <w:b w:val="0"/>
+          <w:color w:val="960000"/>
+          <w:sz w:val="20"/>
+        </w:rPr>
+        <w:t>DS3231</w:t>
+      </w:r>
+      <w:r>
+        <w:rPr>
+          <w:rFonts w:ascii="Consolas" w:hAnsi="Consolas"/>
+          <w:color w:val="960000"/>
+          <w:sz w:val="20"/>
+        </w:rPr>
+        <w:t xml:space="preserve"> del poste 2 tiene pila y conserva la hora que ya tenía. Perder la radio no es perder la hora.** Lo que obliga es a ponerla **antes**: en la puesta en marcha, al cambiar la pila de ese módulo, y tras cualquier </w:t>
+      </w:r>
+      <w:r>
+        <w:rPr>
+          <w:b w:val="0"/>
+          <w:color w:val="960000"/>
+          <w:sz w:val="20"/>
+        </w:rPr>
+        <w:t>OSCILADOR_PARADO_CAMBIE_PILA</w:t>
+      </w:r>
+      <w:r>
+        <w:rPr>
+          <w:rFonts w:ascii="Consolas" w:hAnsi="Consolas"/>
+          <w:color w:val="960000"/>
+          <w:sz w:val="20"/>
+        </w:rPr>
+        <w:t xml:space="preserve"> leído en ese poste. ## ✅ LO QUE </w:t>
+      </w:r>
+      <w:r>
+        <w:rPr>
+          <w:b w:val="0"/>
+          <w:color w:val="960000"/>
+          <w:sz w:val="20"/>
+        </w:rPr>
+        <w:t>D-20</w:t>
+      </w:r>
+      <w:r>
+        <w:rPr>
+          <w:rFonts w:ascii="Consolas" w:hAnsi="Consolas"/>
+          <w:color w:val="960000"/>
+          <w:sz w:val="20"/>
+        </w:rPr>
+        <w:t xml:space="preserve"> **NO** DEROGA — para que nadie lo borre de paso * **</w:t>
+      </w:r>
+      <w:r>
+        <w:rPr>
+          <w:b w:val="0"/>
+          <w:color w:val="960000"/>
+          <w:sz w:val="20"/>
+        </w:rPr>
+        <w:t>CMD:LEER_RTC</w:t>
+      </w:r>
+      <w:r>
+        <w:rPr>
+          <w:rFonts w:ascii="Consolas" w:hAnsi="Consolas"/>
+          <w:color w:val="960000"/>
+          <w:sz w:val="20"/>
+        </w:rPr>
+        <w:t xml:space="preserve"> se sigue mandando A LOS DOS POSTES** (</w:t>
+      </w:r>
+      <w:r>
+        <w:rPr>
+          <w:b w:val="0"/>
+          <w:color w:val="960000"/>
+          <w:sz w:val="20"/>
+        </w:rPr>
+        <w:t>D-17</w:t>
+      </w:r>
+      <w:r>
+        <w:rPr>
+          <w:rFonts w:ascii="Consolas" w:hAnsi="Consolas"/>
+          <w:color w:val="960000"/>
+          <w:sz w:val="20"/>
+        </w:rPr>
+        <w:t xml:space="preserve">, </w:t>
+      </w:r>
+      <w:r>
+        <w:rPr>
+          <w:b w:val="0"/>
+          <w:color w:val="960000"/>
+          <w:sz w:val="20"/>
+        </w:rPr>
+        <w:t>§5.7</w:t>
+      </w:r>
+      <w:r>
+        <w:rPr>
+          <w:rFonts w:ascii="Consolas" w:hAnsi="Consolas"/>
+          <w:color w:val="960000"/>
+          <w:sz w:val="20"/>
+        </w:rPr>
+        <w:t xml:space="preserve">). </w:t>
+      </w:r>
+      <w:r>
+        <w:rPr>
+          <w:b w:val="0"/>
+          <w:color w:val="960000"/>
+          <w:sz w:val="20"/>
+        </w:rPr>
+        <w:t>D-20</w:t>
+      </w:r>
+      <w:r>
+        <w:rPr>
+          <w:rFonts w:ascii="Consolas" w:hAnsi="Consolas"/>
+          <w:color w:val="960000"/>
+          <w:sz w:val="20"/>
+        </w:rPr>
+        <w:t xml:space="preserve"> prohíbe **ESCRIBIR** la hora en el poste 2; **leerla no escribe nada**. Con </w:t>
+      </w:r>
+      <w:r>
+        <w:rPr>
+          <w:b w:val="0"/>
+          <w:color w:val="960000"/>
+          <w:sz w:val="20"/>
+        </w:rPr>
+        <w:t>D-20</w:t>
+      </w:r>
+      <w:r>
+        <w:rPr>
+          <w:rFonts w:ascii="Consolas" w:hAnsi="Consolas"/>
+          <w:color w:val="960000"/>
+          <w:sz w:val="20"/>
+        </w:rPr>
+        <w:t xml:space="preserve"> construida vale más que hoy: es la única forma de comprobar que la siembra del Maestro llegó de verdad al reloj del poste 2. * **El </w:t>
+      </w:r>
+      <w:r>
+        <w:rPr>
+          <w:b w:val="0"/>
+          <w:color w:val="960000"/>
+          <w:sz w:val="20"/>
+        </w:rPr>
+        <w:t>DS3231</w:t>
+      </w:r>
+      <w:r>
+        <w:rPr>
+          <w:rFonts w:ascii="Consolas" w:hAnsi="Consolas"/>
+          <w:color w:val="960000"/>
+          <w:sz w:val="20"/>
+        </w:rPr>
+        <w:t xml:space="preserve"> del ESP32 Esclavo sigue haciendo falta** (son dos, uno por poste): es el que conserva la hora con pila cuando se cae la radio. * **La </w:t>
+      </w:r>
+      <w:r>
+        <w:rPr>
+          <w:b w:val="0"/>
+          <w:color w:val="960000"/>
+          <w:sz w:val="20"/>
+        </w:rPr>
+        <w:t>CR2032</w:t>
+      </w:r>
+      <w:r>
+        <w:rPr>
+          <w:rFonts w:ascii="Consolas" w:hAnsi="Consolas"/>
+          <w:color w:val="960000"/>
+          <w:sz w:val="20"/>
+        </w:rPr>
+        <w:t xml:space="preserve"> del STM32 sigue siendo OBLIGATORIA**, y con </w:t>
+      </w:r>
+      <w:r>
+        <w:rPr>
+          <w:b w:val="0"/>
+          <w:color w:val="960000"/>
+          <w:sz w:val="20"/>
+        </w:rPr>
+        <w:t>D-20</w:t>
+      </w:r>
+      <w:r>
+        <w:rPr>
+          <w:rFonts w:ascii="Consolas" w:hAnsi="Consolas"/>
+          <w:color w:val="960000"/>
+          <w:sz w:val="20"/>
+        </w:rPr>
+        <w:t xml:space="preserve"> ya no es por la hora: alimenta el dominio de respaldo (</w:t>
+      </w:r>
+      <w:r>
+        <w:rPr>
+          <w:b w:val="0"/>
+          <w:color w:val="960000"/>
+          <w:sz w:val="20"/>
+        </w:rPr>
+        <w:t>BKP-&gt;DR1..DR10</w:t>
+      </w:r>
+      <w:r>
+        <w:rPr>
+          <w:rFonts w:ascii="Consolas" w:hAnsi="Consolas"/>
+          <w:color w:val="960000"/>
+          <w:sz w:val="20"/>
+        </w:rPr>
+        <w:t xml:space="preserve">), donde viven la marca de sincronización y el indicador del Degradado — el cómputo de las 48 h. Símbolo </w:t>
+      </w:r>
+      <w:r>
+        <w:rPr>
+          <w:b w:val="0"/>
+          <w:color w:val="960000"/>
+          <w:sz w:val="20"/>
+        </w:rPr>
+        <w:t>respaldo.h</w:t>
+      </w:r>
+      <w:r>
+        <w:rPr>
+          <w:rFonts w:ascii="Consolas" w:hAnsi="Consolas"/>
+          <w:color w:val="960000"/>
+          <w:sz w:val="20"/>
+        </w:rPr>
+        <w:t xml:space="preserve">: *«alimentados por LA MISMA pila </w:t>
+      </w:r>
+      <w:r>
+        <w:rPr>
+          <w:b w:val="0"/>
+          <w:color w:val="960000"/>
+          <w:sz w:val="20"/>
+        </w:rPr>
+        <w:t>CR2032</w:t>
+      </w:r>
+      <w:r>
+        <w:rPr>
+          <w:rFonts w:ascii="Consolas" w:hAnsi="Consolas"/>
+          <w:color w:val="960000"/>
+          <w:sz w:val="20"/>
+        </w:rPr>
+        <w:t xml:space="preserve"> que ya mantiene el RTC»*, *«Sin pila… </w:t>
+      </w:r>
+      <w:r>
+        <w:rPr>
+          <w:b w:val="0"/>
+          <w:color w:val="960000"/>
+          <w:sz w:val="20"/>
+        </w:rPr>
+        <w:t>respaldo_setup()` encuentra el contenido inválido y borra»*.</w:t>
+      </w:r>
+    </w:p>
+    <w:p>
+      <w:pPr>
+        <w:spacing w:after="120"/>
+      </w:pPr>
+      <w:r>
+        <w:rPr>
+          <w:b w:val="0"/>
+          <w:sz w:val="21"/>
+        </w:rPr>
+        <w:t xml:space="preserve">~~Para tramos donde la geografía bloquea el enlace de radio LoRa/RS-485, el </w:t>
+      </w:r>
+      <w:r>
+        <w:rPr>
+          <w:b/>
+          <w:sz w:val="21"/>
+        </w:rPr>
+        <w:t>Asistente Courier RTC</w:t>
+      </w:r>
+      <w:r>
+        <w:rPr>
+          <w:b w:val="0"/>
+          <w:sz w:val="21"/>
+        </w:rPr>
+        <w:t xml:space="preserve"> permite sincronizar ambos postes utilizando el celular como puente de tiempo:~~</w:t>
+      </w:r>
+    </w:p>
+    <w:p>
+      <w:pPr>
+        <w:spacing w:after="120"/>
+      </w:pPr>
+      <w:r>
+        <w:rPr>
+          <w:b w:val="0"/>
+          <w:sz w:val="21"/>
+        </w:rPr>
+        <w:t>!Flujo Courier RTC</w:t>
       </w:r>
     </w:p>
     <w:p>
@@ -11788,7 +12345,600 @@
           <w:color w:val="960000"/>
           <w:sz w:val="20"/>
         </w:rPr>
-        <w:t xml:space="preserve">⚠️ </w:t>
+        <w:t xml:space="preserve">🛑 </w:t>
+      </w:r>
+      <w:r>
+        <w:rPr>
+          <w:b/>
+          <w:color w:val="960000"/>
+          <w:sz w:val="20"/>
+        </w:rPr>
+        <w:t>La gráfica de arriba dibuja el procedimiento DEROGADO.</w:t>
+      </w:r>
+      <w:r>
+        <w:rPr>
+          <w:b w:val="0"/>
+          <w:color w:val="960000"/>
+          <w:sz w:val="20"/>
+        </w:rPr>
+        <w:t xml:space="preserve"> Se conserva porque el </w:t>
+      </w:r>
+      <w:r>
+        <w:rPr>
+          <w:rFonts w:ascii="Consolas" w:hAnsi="Consolas"/>
+          <w:color w:val="960000"/>
+          <w:sz w:val="20"/>
+        </w:rPr>
+        <w:t>.zip</w:t>
+      </w:r>
+      <w:r>
+        <w:rPr>
+          <w:b w:val="0"/>
+          <w:color w:val="960000"/>
+          <w:sz w:val="20"/>
+        </w:rPr>
+        <w:t xml:space="preserve"> de agosto la lleva y borrarla dejaría un hueco sin explicación; </w:t>
+      </w:r>
+      <w:r>
+        <w:rPr>
+          <w:b/>
+          <w:color w:val="960000"/>
+          <w:sz w:val="20"/>
+        </w:rPr>
+        <w:t>no describe cómo se pone la hora hoy, ni cómo se pondrá cuando `D-20` esté construida.</w:t>
+      </w:r>
+    </w:p>
+    <w:p>
+      <w:pPr>
+        <w:spacing w:before="200" w:after="120"/>
+      </w:pPr>
+      <w:r>
+        <w:rPr>
+          <w:b/>
+          <w:color w:val="003366"/>
+          <w:sz w:val="23"/>
+        </w:rPr>
+        <w:t xml:space="preserve">~~Procedimiento en Campo~~ — </w:t>
+      </w:r>
+      <w:r>
+        <w:rPr>
+          <w:b/>
+          <w:color w:val="003366"/>
+          <w:sz w:val="23"/>
+        </w:rPr>
+        <w:t>DEROGADO EL 07/09 (`D-20`)</w:t>
+      </w:r>
+      <w:r>
+        <w:rPr>
+          <w:b/>
+          <w:color w:val="003366"/>
+          <w:sz w:val="23"/>
+        </w:rPr>
+        <w:t>, se conserva tachado para que no se vuelva a proponer:</w:t>
+      </w:r>
+    </w:p>
+    <w:p>
+      <w:pPr>
+        <w:pStyle w:val="ListNumber"/>
+        <w:spacing w:after="60"/>
+      </w:pPr>
+      <w:r>
+        <w:rPr>
+          <w:b w:val="0"/>
+          <w:sz w:val="21"/>
+        </w:rPr>
+        <w:t xml:space="preserve">~~Conectar al </w:t>
+      </w:r>
+      <w:r>
+        <w:rPr>
+          <w:b/>
+          <w:sz w:val="21"/>
+        </w:rPr>
+        <w:t>Poste 1 (Maestro)</w:t>
+      </w:r>
+      <w:r>
+        <w:rPr>
+          <w:b w:val="0"/>
+          <w:sz w:val="21"/>
+        </w:rPr>
+        <w:t xml:space="preserve"> y presionar </w:t>
+      </w:r>
+      <w:r>
+        <w:rPr>
+          <w:b/>
+          <w:sz w:val="21"/>
+        </w:rPr>
+        <w:t>`📸 Capturar Maestro`</w:t>
+      </w:r>
+      <w:r>
+        <w:rPr>
+          <w:b w:val="0"/>
+          <w:sz w:val="21"/>
+        </w:rPr>
+        <w:t>. La app~~ ~~memoriza la hora RTC exacta~~ ~~</w:t>
+      </w:r>
+      <w:r>
+        <w:rPr>
+          <w:b/>
+          <w:sz w:val="21"/>
+        </w:rPr>
+        <w:t>anota la hora DEL TELÉFONO</w:t>
+      </w:r>
+      <w:r>
+        <w:rPr>
+          <w:b w:val="0"/>
+          <w:sz w:val="21"/>
+        </w:rPr>
+        <w:t xml:space="preserve"> y la fase activa, e inicia el contador de viaje.~~ </w:t>
+      </w:r>
+      <w:r>
+        <w:rPr>
+          <w:b/>
+          <w:sz w:val="21"/>
+        </w:rPr>
+        <w:t>No captura ninguna imagen — ver el aviso de debajo, que sigue valiendo.</w:t>
+      </w:r>
+    </w:p>
+    <w:p>
+      <w:pPr>
+        <w:pStyle w:val="ListNumber"/>
+        <w:spacing w:after="60"/>
+      </w:pPr>
+      <w:r>
+        <w:rPr>
+          <w:b w:val="0"/>
+          <w:sz w:val="21"/>
+        </w:rPr>
+        <w:t xml:space="preserve">~~Trasladarse físicamente al </w:t>
+      </w:r>
+      <w:r>
+        <w:rPr>
+          <w:b/>
+          <w:sz w:val="21"/>
+        </w:rPr>
+        <w:t>Poste 2 (Esclavo)</w:t>
+      </w:r>
+      <w:r>
+        <w:rPr>
+          <w:b w:val="0"/>
+          <w:sz w:val="21"/>
+        </w:rPr>
+        <w:t xml:space="preserve"> (a pie o en vehículo).~~</w:t>
+      </w:r>
+    </w:p>
+    <w:p>
+      <w:pPr>
+        <w:pStyle w:val="ListNumber"/>
+        <w:spacing w:after="60"/>
+      </w:pPr>
+      <w:r>
+        <w:rPr>
+          <w:b w:val="0"/>
+          <w:sz w:val="21"/>
+        </w:rPr>
+        <w:t xml:space="preserve">~~Conectar al </w:t>
+      </w:r>
+      <w:r>
+        <w:rPr>
+          <w:b/>
+          <w:sz w:val="21"/>
+        </w:rPr>
+        <w:t>Poste 2</w:t>
+      </w:r>
+      <w:r>
+        <w:rPr>
+          <w:b w:val="0"/>
+          <w:sz w:val="21"/>
+        </w:rPr>
+        <w:t xml:space="preserve"> y presionar </w:t>
+      </w:r>
+      <w:r>
+        <w:rPr>
+          <w:b/>
+          <w:sz w:val="21"/>
+        </w:rPr>
+        <w:t>`🚀 Inyectar en Esclavo`</w:t>
+      </w:r>
+      <w:r>
+        <w:rPr>
+          <w:b w:val="0"/>
+          <w:sz w:val="21"/>
+        </w:rPr>
+        <w:t>.~~</w:t>
+      </w:r>
+    </w:p>
+    <w:p>
+      <w:pPr>
+        <w:pStyle w:val="ListNumber"/>
+        <w:spacing w:after="60"/>
+      </w:pPr>
+      <w:r>
+        <w:rPr>
+          <w:b w:val="0"/>
+          <w:sz w:val="21"/>
+        </w:rPr>
+        <w:t>~~La App suma automáticamente los segundos de traslado transcurridos (\Delta t) y programa el reloj del Esclavo con la hora compensada, logrando sincronismo total sin radio.~~</w:t>
+      </w:r>
+    </w:p>
+    <w:p>
+      <w:pPr>
+        <w:spacing w:after="160"/>
+        <w:ind w:left="360"/>
+        <w:shd w:val="clear" w:fill="FFF4E5"/>
+      </w:pPr>
+      <w:r>
+        <w:rPr>
+          <w:b w:val="0"/>
+          <w:color w:val="960000"/>
+          <w:sz w:val="20"/>
+        </w:rPr>
+        <w:t xml:space="preserve">🛑 </w:t>
+      </w:r>
+      <w:r>
+        <w:rPr>
+          <w:b/>
+          <w:color w:val="960000"/>
+          <w:sz w:val="20"/>
+        </w:rPr>
+        <w:t>EL EMOJI 📸 NO CAPTURA NINGUNA IMAGEN, Y VA ESCRITO AQUÍ PARA QUE NADIE LO HEREDE AL REVÉS.</w:t>
+      </w:r>
+      <w:r>
+        <w:rPr>
+          <w:b w:val="0"/>
+          <w:color w:val="960000"/>
+          <w:sz w:val="20"/>
+        </w:rPr>
+        <w:t xml:space="preserve"> «Capturar» aquí es *apuntar una hora en la libreta*, no *hacer una foto*. La app no ve imágenes, no las pide y no las puede tener: ver </w:t>
+      </w:r>
+      <w:r>
+        <w:rPr>
+          <w:b/>
+          <w:color w:val="960000"/>
+          <w:sz w:val="20"/>
+        </w:rPr>
+        <w:t>`§1.bis`</w:t>
+      </w:r>
+      <w:r>
+        <w:rPr>
+          <w:b w:val="0"/>
+          <w:color w:val="960000"/>
+          <w:sz w:val="20"/>
+        </w:rPr>
+        <w:t xml:space="preserve">. </w:t>
+      </w:r>
+      <w:r>
+        <w:rPr>
+          <w:b/>
+          <w:color w:val="960000"/>
+          <w:sz w:val="20"/>
+        </w:rPr>
+        <w:t>MEDIDO el 05/09 en el fuente de la app:</w:t>
+      </w:r>
+      <w:r>
+        <w:rPr>
+          <w:b w:val="0"/>
+          <w:color w:val="960000"/>
+          <w:sz w:val="20"/>
+        </w:rPr>
+        <w:t xml:space="preserve"> ``</w:t>
+      </w:r>
+      <w:r>
+        <w:rPr>
+          <w:rFonts w:ascii="Consolas" w:hAnsi="Consolas"/>
+          <w:color w:val="960000"/>
+          <w:sz w:val="20"/>
+        </w:rPr>
+        <w:t xml:space="preserve">bash grep -n "id=\"btn-courier-capture\"" 05_Funcional/App_Semaforo/www/index.html grep -n "capturarMaestro"             05_Funcional/App_Semaforo/www/js/courier_rtc.js grep -n "function horaLocal24"        05_Funcional/App_Semaforo/www/app.js </w:t>
+      </w:r>
+      <w:r>
+        <w:rPr>
+          <w:rFonts w:ascii="Consolas" w:hAnsi="Consolas"/>
+          <w:color w:val="960000"/>
+          <w:sz w:val="20"/>
+        </w:rPr>
+      </w:r>
+      <w:r>
+        <w:rPr>
+          <w:rFonts w:ascii="Consolas" w:hAnsi="Consolas"/>
+          <w:color w:val="960000"/>
+          <w:sz w:val="20"/>
+        </w:rPr>
+        <w:t xml:space="preserve"> El manejador de ese botón llama a </w:t>
+      </w:r>
+      <w:r>
+        <w:rPr>
+          <w:b w:val="0"/>
+          <w:color w:val="960000"/>
+          <w:sz w:val="20"/>
+        </w:rPr>
+        <w:t>CourierRTC.capturarMaestro(hora, fase, cuenta)</w:t>
+      </w:r>
+      <w:r>
+        <w:rPr>
+          <w:rFonts w:ascii="Consolas" w:hAnsi="Consolas"/>
+          <w:color w:val="960000"/>
+          <w:sz w:val="20"/>
+        </w:rPr>
+        <w:t xml:space="preserve">, y lo único que queda guardado son **cuatro campos**: | qué guarda | de dónde sale | |---|---| | </w:t>
+      </w:r>
+      <w:r>
+        <w:rPr>
+          <w:b w:val="0"/>
+          <w:color w:val="960000"/>
+          <w:sz w:val="20"/>
+        </w:rPr>
+        <w:t>horaStr</w:t>
+      </w:r>
+      <w:r>
+        <w:rPr>
+          <w:rFonts w:ascii="Consolas" w:hAnsi="Consolas"/>
+          <w:color w:val="960000"/>
+          <w:sz w:val="20"/>
+        </w:rPr>
+        <w:t xml:space="preserve"> — la hora </w:t>
+      </w:r>
+      <w:r>
+        <w:rPr>
+          <w:b w:val="0"/>
+          <w:color w:val="960000"/>
+          <w:sz w:val="20"/>
+        </w:rPr>
+        <w:t>HH:MM:SS</w:t>
+      </w:r>
+      <w:r>
+        <w:rPr>
+          <w:rFonts w:ascii="Consolas" w:hAnsi="Consolas"/>
+          <w:color w:val="960000"/>
+          <w:sz w:val="20"/>
+        </w:rPr>
+        <w:t xml:space="preserve"> | **del RELOJ DEL TELÉFONO**: </w:t>
+      </w:r>
+      <w:r>
+        <w:rPr>
+          <w:b w:val="0"/>
+          <w:color w:val="960000"/>
+          <w:sz w:val="20"/>
+        </w:rPr>
+        <w:t>horaLocal24()</w:t>
+      </w:r>
+      <w:r>
+        <w:rPr>
+          <w:rFonts w:ascii="Consolas" w:hAnsi="Consolas"/>
+          <w:color w:val="960000"/>
+          <w:sz w:val="20"/>
+        </w:rPr>
+        <w:t xml:space="preserve">, que es </w:t>
+      </w:r>
+      <w:r>
+        <w:rPr>
+          <w:b w:val="0"/>
+          <w:color w:val="960000"/>
+          <w:sz w:val="20"/>
+        </w:rPr>
+        <w:t>new Date()</w:t>
+      </w:r>
+      <w:r>
+        <w:rPr>
+          <w:rFonts w:ascii="Consolas" w:hAnsi="Consolas"/>
+          <w:color w:val="960000"/>
+          <w:sz w:val="20"/>
+        </w:rPr>
+        <w:t xml:space="preserve"> | | </w:t>
+      </w:r>
+      <w:r>
+        <w:rPr>
+          <w:b w:val="0"/>
+          <w:color w:val="960000"/>
+          <w:sz w:val="20"/>
+        </w:rPr>
+        <w:t>faseActual</w:t>
+      </w:r>
+      <w:r>
+        <w:rPr>
+          <w:rFonts w:ascii="Consolas" w:hAnsi="Consolas"/>
+          <w:color w:val="960000"/>
+          <w:sz w:val="20"/>
+        </w:rPr>
+        <w:t xml:space="preserve"> — la fase de las luces | </w:t>
+      </w:r>
+      <w:r>
+        <w:rPr>
+          <w:b w:val="0"/>
+          <w:color w:val="960000"/>
+          <w:sz w:val="20"/>
+        </w:rPr>
+        <w:t>state.estadoLuces</w:t>
+      </w:r>
+      <w:r>
+        <w:rPr>
+          <w:rFonts w:ascii="Consolas" w:hAnsi="Consolas"/>
+          <w:color w:val="960000"/>
+          <w:sz w:val="20"/>
+        </w:rPr>
+        <w:t xml:space="preserve">, del último </w:t>
+      </w:r>
+      <w:r>
+        <w:rPr>
+          <w:b w:val="0"/>
+          <w:color w:val="960000"/>
+          <w:sz w:val="20"/>
+        </w:rPr>
+        <w:t>STATUS</w:t>
+      </w:r>
+      <w:r>
+        <w:rPr>
+          <w:rFonts w:ascii="Consolas" w:hAnsi="Consolas"/>
+          <w:color w:val="960000"/>
+          <w:sz w:val="20"/>
+        </w:rPr>
+        <w:t xml:space="preserve"> recibido | | </w:t>
+      </w:r>
+      <w:r>
+        <w:rPr>
+          <w:b w:val="0"/>
+          <w:color w:val="960000"/>
+          <w:sz w:val="20"/>
+        </w:rPr>
+        <w:t>tiempoRestanteSeg</w:t>
+      </w:r>
+      <w:r>
+        <w:rPr>
+          <w:rFonts w:ascii="Consolas" w:hAnsi="Consolas"/>
+          <w:color w:val="960000"/>
+          <w:sz w:val="20"/>
+        </w:rPr>
+        <w:t xml:space="preserve"> — la cuenta atrás | </w:t>
+      </w:r>
+      <w:r>
+        <w:rPr>
+          <w:b w:val="0"/>
+          <w:color w:val="960000"/>
+          <w:sz w:val="20"/>
+        </w:rPr>
+        <w:t>state.countdown</w:t>
+      </w:r>
+      <w:r>
+        <w:rPr>
+          <w:rFonts w:ascii="Consolas" w:hAnsi="Consolas"/>
+          <w:color w:val="960000"/>
+          <w:sz w:val="20"/>
+        </w:rPr>
+        <w:t xml:space="preserve">, del mismo </w:t>
+      </w:r>
+      <w:r>
+        <w:rPr>
+          <w:b w:val="0"/>
+          <w:color w:val="960000"/>
+          <w:sz w:val="20"/>
+        </w:rPr>
+        <w:t>STATUS</w:t>
+      </w:r>
+      <w:r>
+        <w:rPr>
+          <w:rFonts w:ascii="Consolas" w:hAnsi="Consolas"/>
+          <w:color w:val="960000"/>
+          <w:sz w:val="20"/>
+        </w:rPr>
+        <w:t xml:space="preserve"> | | </w:t>
+      </w:r>
+      <w:r>
+        <w:rPr>
+          <w:b w:val="0"/>
+          <w:color w:val="960000"/>
+          <w:sz w:val="20"/>
+        </w:rPr>
+        <w:t>timestampCaptura</w:t>
+      </w:r>
+      <w:r>
+        <w:rPr>
+          <w:rFonts w:ascii="Consolas" w:hAnsi="Consolas"/>
+          <w:color w:val="960000"/>
+          <w:sz w:val="20"/>
+        </w:rPr>
+        <w:t xml:space="preserve"> — el instante | </w:t>
+      </w:r>
+      <w:r>
+        <w:rPr>
+          <w:b w:val="0"/>
+          <w:color w:val="960000"/>
+          <w:sz w:val="20"/>
+        </w:rPr>
+        <w:t>Date.now()</w:t>
+      </w:r>
+      <w:r>
+        <w:rPr>
+          <w:rFonts w:ascii="Consolas" w:hAnsi="Consolas"/>
+          <w:color w:val="960000"/>
+          <w:sz w:val="20"/>
+        </w:rPr>
+        <w:t xml:space="preserve">, para cronometrar el viaje | 🔴 **Y de ahí sale una corrección que este apartado necesitaba: la hora capturada NO es «la hora RTC del Maestro», es la del teléfono.** El Courier usa el celular **como fuente de tiempo** —que es lo que dice la cabecera de este apartado, *«el celular como puente de tiempo»*—, **no** como copiadora del reloj del Poste 1: durante todo el procedimiento **al Maestro no se le manda nada**. **Si el teléfono va desfasado, el Esclavo queda desfasado igual.** *(El campo </w:t>
+      </w:r>
+      <w:r>
+        <w:rPr>
+          <w:b w:val="0"/>
+          <w:color w:val="960000"/>
+          <w:sz w:val="20"/>
+        </w:rPr>
+        <w:t>HORA:</w:t>
+      </w:r>
+      <w:r>
+        <w:rPr>
+          <w:rFonts w:ascii="Consolas" w:hAnsi="Consolas"/>
+          <w:color w:val="960000"/>
+          <w:sz w:val="20"/>
+        </w:rPr>
+        <w:t xml:space="preserve"> del </w:t>
+      </w:r>
+      <w:r>
+        <w:rPr>
+          <w:b w:val="0"/>
+          <w:color w:val="960000"/>
+          <w:sz w:val="20"/>
+        </w:rPr>
+        <w:t>$STATUS</w:t>
+      </w:r>
+      <w:r>
+        <w:rPr>
+          <w:rFonts w:ascii="Consolas" w:hAnsi="Consolas"/>
+          <w:color w:val="960000"/>
+          <w:sz w:val="20"/>
+        </w:rPr>
+        <w:t xml:space="preserve"> —la hora que sí es del equipo— la app lo guarda en </w:t>
+      </w:r>
+      <w:r>
+        <w:rPr>
+          <w:b w:val="0"/>
+          <w:color w:val="960000"/>
+          <w:sz w:val="20"/>
+        </w:rPr>
+        <w:t>state.hora</w:t>
+      </w:r>
+      <w:r>
+        <w:rPr>
+          <w:rFonts w:ascii="Consolas" w:hAnsi="Consolas"/>
+          <w:color w:val="960000"/>
+          <w:sz w:val="20"/>
+        </w:rPr>
+        <w:t xml:space="preserve"> y lo pinta desde </w:t>
+      </w:r>
+      <w:r>
+        <w:rPr>
+          <w:b w:val="0"/>
+          <w:color w:val="960000"/>
+          <w:sz w:val="20"/>
+        </w:rPr>
+        <w:t>N-150</w:t>
+      </w:r>
+      <w:r>
+        <w:rPr>
+          <w:rFonts w:ascii="Consolas" w:hAnsi="Consolas"/>
+          <w:color w:val="960000"/>
+          <w:sz w:val="20"/>
+        </w:rPr>
+        <w:t xml:space="preserve">, pero el Courier **no lo lee**. </w:t>
+      </w:r>
+      <w:r>
+        <w:rPr>
+          <w:b w:val="0"/>
+          <w:color w:val="960000"/>
+          <w:sz w:val="20"/>
+        </w:rPr>
+        <w:t>SIN VERIFICAR` si eso es deliberado: no hay comentario en el fuente que lo razone.)*</w:t>
+      </w:r>
+    </w:p>
+    <w:p>
+      <w:pPr>
+        <w:spacing w:after="160"/>
+        <w:ind w:left="360"/>
+        <w:shd w:val="clear" w:fill="FFF4E5"/>
+      </w:pPr>
+      <w:r>
+        <w:rPr>
+          <w:b w:val="0"/>
+          <w:color w:val="960000"/>
+          <w:sz w:val="20"/>
+        </w:rPr>
+        <w:t>⚠️ ~~</w:t>
       </w:r>
       <w:r>
         <w:rPr>
@@ -11804,23 +12954,23 @@
           <w:color w:val="960000"/>
           <w:sz w:val="20"/>
         </w:rPr>
-        <w:t xml:space="preserve"> 1. ~~*«el reloj </w:t>
-      </w:r>
-      <w:r>
-        <w:rPr>
-          <w:rFonts w:ascii="Consolas" w:hAnsi="Consolas"/>
-          <w:color w:val="960000"/>
-          <w:sz w:val="20"/>
-        </w:rPr>
-        <w:t>DS3231</w:t>
-      </w:r>
-      <w:r>
-        <w:rPr>
-          <w:b w:val="0"/>
-          <w:color w:val="960000"/>
-          <w:sz w:val="20"/>
-        </w:rPr>
-        <w:t xml:space="preserve"> del Esclavo»*~~ → el </w:t>
+        <w:t xml:space="preserve">~~ 🛑 </w:t>
+      </w:r>
+      <w:r>
+        <w:rPr>
+          <w:b/>
+          <w:color w:val="960000"/>
+          <w:sz w:val="20"/>
+        </w:rPr>
+        <w:t>LAS DOS ESTÁN CADUCADAS. Se tachan con su motivo y su fecha en vez de borrarse.</w:t>
+      </w:r>
+      <w:r>
+        <w:rPr>
+          <w:b w:val="0"/>
+          <w:color w:val="960000"/>
+          <w:sz w:val="20"/>
+        </w:rPr>
+        <w:t xml:space="preserve"> 1. ~~el </w:t>
       </w:r>
       <w:r>
         <w:rPr>
@@ -11868,83 +13018,218 @@
           <w:color w:val="960000"/>
           <w:sz w:val="20"/>
         </w:rPr>
-        <w:t xml:space="preserve"> de su despachador — </w:t>
-      </w:r>
-      <w:r>
-        <w:rPr>
-          <w:rFonts w:ascii="Consolas" w:hAnsi="Consolas"/>
-          <w:color w:val="960000"/>
-          <w:sz w:val="20"/>
-        </w:rPr>
-        <w:t>grep -n '"SET_RTC:"' 01_Firmware/Esclavo/src/bluetooth.cpp</w:t>
-      </w:r>
-      <w:r>
-        <w:rPr>
-          <w:b w:val="0"/>
-          <w:color w:val="960000"/>
-          <w:sz w:val="20"/>
-        </w:rPr>
-        <w:t xml:space="preserve">). El </w:t>
-      </w:r>
-      <w:r>
-        <w:rPr>
-          <w:rFonts w:ascii="Consolas" w:hAnsi="Consolas"/>
-          <w:color w:val="960000"/>
-          <w:sz w:val="20"/>
-        </w:rPr>
-        <w:t>DS3231</w:t>
-      </w:r>
-      <w:r>
-        <w:rPr>
-          <w:b w:val="0"/>
-          <w:color w:val="960000"/>
-          <w:sz w:val="20"/>
-        </w:rPr>
-        <w:t xml:space="preserve"> con pila propia vive </w:t>
-      </w:r>
-      <w:r>
-        <w:rPr>
-          <w:b/>
-          <w:color w:val="960000"/>
-          <w:sz w:val="20"/>
-        </w:rPr>
-        <w:t>en el módulo de expansión ESP32 del `J17`</w:t>
-      </w:r>
-      <w:r>
-        <w:rPr>
-          <w:b w:val="0"/>
-          <w:color w:val="960000"/>
-          <w:sz w:val="20"/>
-        </w:rPr>
-        <w:t xml:space="preserve">, no colgado del STM32: son dos relojes distintos y no se piden igual. 2. </w:t>
-      </w:r>
-      <w:r>
-        <w:rPr>
-          <w:b/>
-          <w:color w:val="960000"/>
-          <w:sz w:val="20"/>
-        </w:rPr>
-        <w:t>El paso 3 puede fallar y hay que mirarlo.</w:t>
-      </w:r>
-      <w:r>
-        <w:rPr>
-          <w:b w:val="0"/>
-          <w:color w:val="960000"/>
-          <w:sz w:val="20"/>
-        </w:rPr>
-        <w:t xml:space="preserve"> Si el Esclavo contesta </w:t>
-      </w:r>
-      <w:r>
-        <w:rPr>
-          <w:rFonts w:ascii="Consolas" w:hAnsi="Consolas"/>
-          <w:color w:val="960000"/>
-          <w:sz w:val="20"/>
-        </w:rPr>
-        <w:t>$ERR,CMD:SET_RTC,DESC:SIN_CRISTAL</w:t>
-      </w:r>
-      <w:r>
-        <w:rPr>
-          <w:b w:val="0"/>
+        <w:t xml:space="preserve"> de su despachador)~~ 🛑 </w:t>
+      </w:r>
+      <w:r>
+        <w:rPr>
+          <w:b/>
+          <w:color w:val="960000"/>
+          <w:sz w:val="20"/>
+        </w:rPr>
+        <w:t>CADUCADA POR `D-15` (05/09):</w:t>
+      </w:r>
+      <w:r>
+        <w:rPr>
+          <w:b w:val="0"/>
+          <w:color w:val="960000"/>
+          <w:sz w:val="20"/>
+        </w:rPr>
+        <w:t xml:space="preserve"> esa rama </w:t>
+      </w:r>
+      <w:r>
+        <w:rPr>
+          <w:b/>
+          <w:color w:val="960000"/>
+          <w:sz w:val="20"/>
+        </w:rPr>
+        <w:t>ya no escribe nada y no contesta</w:t>
+      </w:r>
+      <w:r>
+        <w:rPr>
+          <w:b w:val="0"/>
+          <w:color w:val="960000"/>
+          <w:sz w:val="20"/>
+        </w:rPr>
+        <w:t xml:space="preserve"> — consume la orden y deja un </w:t>
+      </w:r>
+      <w:r>
+        <w:rPr>
+          <w:rFonts w:ascii="Consolas" w:hAnsi="Consolas"/>
+          <w:color w:val="960000"/>
+          <w:sz w:val="20"/>
+        </w:rPr>
+        <w:t>EVENT</w:t>
+      </w:r>
+      <w:r>
+        <w:rPr>
+          <w:b w:val="0"/>
+          <w:color w:val="960000"/>
+          <w:sz w:val="20"/>
+        </w:rPr>
+        <w:t xml:space="preserve"> con </w:t>
+      </w:r>
+      <w:r>
+        <w:rPr>
+          <w:rFonts w:ascii="Consolas" w:hAnsi="Consolas"/>
+          <w:color w:val="960000"/>
+          <w:sz w:val="20"/>
+        </w:rPr>
+        <w:t>SET_RTC_LO_ACUSA_EL_PUENTE</w:t>
+      </w:r>
+      <w:r>
+        <w:rPr>
+          <w:b w:val="0"/>
+          <w:color w:val="960000"/>
+          <w:sz w:val="20"/>
+        </w:rPr>
+        <w:t xml:space="preserve">. Lo que sigue siendo cierto de esta línea, y por eso no se borra entera: </w:t>
+      </w:r>
+      <w:r>
+        <w:rPr>
+          <w:b/>
+          <w:color w:val="960000"/>
+          <w:sz w:val="20"/>
+        </w:rPr>
+        <w:t>el `DS3231` con pila propia vive en el módulo de expansión ESP32 del `J17`, no colgado del STM32.</w:t>
+      </w:r>
+      <w:r>
+        <w:rPr>
+          <w:b w:val="0"/>
+          <w:color w:val="960000"/>
+          <w:sz w:val="20"/>
+        </w:rPr>
+        <w:t xml:space="preserve"> Son dos relojes distintos y no se piden igual. 2. ~~Si el Esclavo contesta </w:t>
+      </w:r>
+      <w:r>
+        <w:rPr>
+          <w:rFonts w:ascii="Consolas" w:hAnsi="Consolas"/>
+          <w:color w:val="960000"/>
+          <w:sz w:val="20"/>
+        </w:rPr>
+        <w:t>ERR,CMD:SET_RTC,DESC:SIN_CRISTAL</w:t>
+      </w:r>
+      <w:r>
+        <w:rPr>
+          <w:b w:val="0"/>
+          <w:color w:val="960000"/>
+          <w:sz w:val="20"/>
+        </w:rPr>
+        <w:t xml:space="preserve">, la hora NO quedó inyectada~~ 🛑 </w:t>
+      </w:r>
+      <w:r>
+        <w:rPr>
+          <w:b/>
+          <w:color w:val="960000"/>
+          <w:sz w:val="20"/>
+        </w:rPr>
+        <w:t>CADUCADA EL 05/09: `SIN_CRISTAL` YA NO EXISTE EN EL ESCLAVO. Medido el 07/09, corrido antes de publicarlo:</w:t>
+      </w:r>
+      <w:r>
+        <w:rPr>
+          <w:b w:val="0"/>
+          <w:color w:val="960000"/>
+          <w:sz w:val="20"/>
+        </w:rPr>
+        <w:t xml:space="preserve"> ``</w:t>
+      </w:r>
+      <w:r>
+        <w:rPr>
+          <w:rFonts w:ascii="Consolas" w:hAnsi="Consolas"/>
+          <w:color w:val="960000"/>
+          <w:sz w:val="20"/>
+        </w:rPr>
+        <w:t xml:space="preserve">bash  grep -rl "SIN_CRISTAL" 01_Firmware/Esclavo/ (ninguna coincidencia) </w:t>
+      </w:r>
+      <w:r>
+        <w:rPr>
+          <w:rFonts w:ascii="Consolas" w:hAnsi="Consolas"/>
+          <w:color w:val="960000"/>
+          <w:sz w:val="20"/>
+        </w:rPr>
+      </w:r>
+      <w:r>
+        <w:rPr>
+          <w:rFonts w:ascii="Consolas" w:hAnsi="Consolas"/>
+          <w:color w:val="960000"/>
+          <w:sz w:val="20"/>
+        </w:rPr>
+        <w:t xml:space="preserve"> ✅ **Y era CIERTA cuando se escribió — se comprueba en vez de acusarla de haber nacido mal:** ese literal entró en el Esclavo con </w:t>
+      </w:r>
+      <w:r>
+        <w:rPr>
+          <w:b w:val="0"/>
+          <w:color w:val="960000"/>
+          <w:sz w:val="20"/>
+        </w:rPr>
+        <w:t>d34cfe2</w:t>
+      </w:r>
+      <w:r>
+        <w:rPr>
+          <w:rFonts w:ascii="Consolas" w:hAnsi="Consolas"/>
+          <w:color w:val="960000"/>
+          <w:sz w:val="20"/>
+        </w:rPr>
+        <w:t xml:space="preserve"> (</w:t>
+      </w:r>
+      <w:r>
+        <w:rPr>
+          <w:b w:val="0"/>
+          <w:color w:val="960000"/>
+          <w:sz w:val="20"/>
+        </w:rPr>
+        <w:t>N-78</w:t>
+      </w:r>
+      <w:r>
+        <w:rPr>
+          <w:rFonts w:ascii="Consolas" w:hAnsi="Consolas"/>
+          <w:color w:val="960000"/>
+          <w:sz w:val="20"/>
+        </w:rPr>
+        <w:t xml:space="preserve">) y salió con </w:t>
+      </w:r>
+      <w:r>
+        <w:rPr>
+          <w:b w:val="0"/>
+          <w:color w:val="960000"/>
+          <w:sz w:val="20"/>
+        </w:rPr>
+        <w:t>5e4076d</w:t>
+      </w:r>
+      <w:r>
+        <w:rPr>
+          <w:rFonts w:ascii="Consolas" w:hAnsi="Consolas"/>
+          <w:color w:val="960000"/>
+          <w:sz w:val="20"/>
+        </w:rPr>
+        <w:t xml:space="preserve">, el commit de </w:t>
+      </w:r>
+      <w:r>
+        <w:rPr>
+          <w:b w:val="0"/>
+          <w:color w:val="960000"/>
+          <w:sz w:val="20"/>
+        </w:rPr>
+        <w:t>D-15</w:t>
+      </w:r>
+      <w:r>
+        <w:rPr>
+          <w:rFonts w:ascii="Consolas" w:hAnsi="Consolas"/>
+          <w:color w:val="960000"/>
+          <w:sz w:val="20"/>
+        </w:rPr>
+        <w:t>. Hoy sólo vive en el **Maestro**, y allí **sólo dentro de un comentario** (</w:t>
+      </w:r>
+      <w:r>
+        <w:rPr>
+          <w:b w:val="0"/>
+          <w:color w:val="960000"/>
+          <w:sz w:val="20"/>
+        </w:rPr>
+        <w:t>SIN_CRISTAL_VEA_CONSULTA_RELOJ</w:t>
+      </w:r>
+      <w:r>
+        <w:rPr>
+          <w:rFonts w:ascii="Consolas" w:hAnsi="Consolas"/>
           <w:color w:val="960000"/>
           <w:sz w:val="20"/>
         </w:rPr>
@@ -11952,23 +13237,53 @@
       </w:r>
       <w:r>
         <w:rPr>
-          <w:b/>
-          <w:color w:val="960000"/>
-          <w:sz w:val="20"/>
-        </w:rPr>
-        <w:t>la hora NO quedó inyectada</w:t>
-      </w:r>
-      <w:r>
-        <w:rPr>
-          <w:b w:val="0"/>
-          <w:color w:val="960000"/>
-          <w:sz w:val="20"/>
-        </w:rPr>
-        <w:t xml:space="preserve"> y el viaje no ha servido de nada. Ver </w:t>
-      </w:r>
-      <w:r>
-        <w:rPr>
-          <w:rFonts w:ascii="Consolas" w:hAnsi="Consolas"/>
+          <w:b w:val="0"/>
+          <w:color w:val="960000"/>
+          <w:sz w:val="20"/>
+        </w:rPr>
+        <w:t>Maestro/src/bluetooth.cpp</w:t>
+      </w:r>
+      <w:r>
+        <w:rPr>
+          <w:rFonts w:ascii="Consolas" w:hAnsi="Consolas"/>
+          <w:color w:val="960000"/>
+          <w:sz w:val="20"/>
+        </w:rPr>
+        <w:t xml:space="preserve">). </w:t>
+      </w:r>
+      <w:r>
+        <w:rPr>
+          <w:rFonts w:ascii="Consolas" w:hAnsi="Consolas"/>
+          <w:color w:val="960000"/>
+          <w:sz w:val="20"/>
+        </w:rPr>
+      </w:r>
+      <w:r>
+        <w:rPr>
+          <w:rFonts w:ascii="Consolas" w:hAnsi="Consolas"/>
+          <w:color w:val="960000"/>
+          <w:sz w:val="20"/>
+        </w:rPr>
+        <w:t xml:space="preserve">bash  git log --oneline --all -S "SIN_CRISTAL" -- 01_Firmware/Esclavo/ 5e4076d feat(D-15): una orden, un acuse - y aparece que HAY DOS RELOJES Y NADA LOS SINCRONIZA d34cfe2 feat(N-78): los seis comandos que faltaban, con sus packs y su interfaz </w:t>
+      </w:r>
+      <w:r>
+        <w:rPr>
+          <w:rFonts w:ascii="Consolas" w:hAnsi="Consolas"/>
+          <w:color w:val="960000"/>
+          <w:sz w:val="20"/>
+        </w:rPr>
+      </w:r>
+      <w:r>
+        <w:rPr>
+          <w:rFonts w:ascii="Consolas" w:hAnsi="Consolas"/>
+          <w:color w:val="960000"/>
+          <w:sz w:val="20"/>
+        </w:rPr>
+        <w:t xml:space="preserve"> La </w:t>
+      </w:r>
+      <w:r>
+        <w:rPr>
+          <w:b w:val="0"/>
           <w:color w:val="960000"/>
           <w:sz w:val="20"/>
         </w:rPr>
@@ -11976,19 +13291,19 @@
       </w:r>
       <w:r>
         <w:rPr>
-          <w:b w:val="0"/>
-          <w:color w:val="960000"/>
-          <w:sz w:val="20"/>
-        </w:rPr>
-        <w:t xml:space="preserve">. </w:t>
-      </w:r>
-      <w:r>
-        <w:rPr>
-          <w:b/>
-          <w:color w:val="960000"/>
-          <w:sz w:val="20"/>
-        </w:rPr>
-        <w:t>No se da el Courier por hecho sin leer la respuesta.</w:t>
+          <w:rFonts w:ascii="Consolas" w:hAnsi="Consolas"/>
+          <w:color w:val="960000"/>
+          <w:sz w:val="20"/>
+        </w:rPr>
+        <w:t xml:space="preserve"> de este mismo manual ya lo había visto por su lado (*«una fila de la tabla anterior ERA FALSA»*): eran **dos apartados del mismo fichero contradiciéndose**, y ésta es la mitad que no se actualizó. 🔴 **Y la tercera, que es la que decide: con </w:t>
+      </w:r>
+      <w:r>
+        <w:rPr>
+          <w:b w:val="0"/>
+          <w:color w:val="960000"/>
+          <w:sz w:val="20"/>
+        </w:rPr>
+        <w:t>D-20` (07/09) el paso 3 no se arregla leyendo mejor la respuesta — NO SE HACE.** La app no pone la hora en el poste 2; ver la caja del principio de este apartado.</w:t>
       </w:r>
     </w:p>
     <w:p>
@@ -18695,10 +20010,24 @@
             <w:r/>
             <w:r>
               <w:rPr>
+                <w:b w:val="0"/>
+                <w:sz w:val="19"/>
+              </w:rPr>
+              <w:t>~~</w:t>
+            </w:r>
+            <w:r>
+              <w:rPr>
                 <w:rFonts w:ascii="Consolas" w:hAnsi="Consolas"/>
                 <w:sz w:val="19"/>
               </w:rPr>
               <w:t>CMD:PIN:1234:SET_RTC:…</w:t>
+            </w:r>
+            <w:r>
+              <w:rPr>
+                <w:b w:val="0"/>
+                <w:sz w:val="19"/>
+              </w:rPr>
+              <w:t>~~</w:t>
             </w:r>
           </w:p>
         </w:tc>
@@ -18713,21 +20042,21 @@
                 <w:b w:val="0"/>
                 <w:sz w:val="19"/>
               </w:rPr>
-              <w:t xml:space="preserve">🔴 </w:t>
+              <w:t xml:space="preserve">🛑 </w:t>
             </w:r>
             <w:r>
               <w:rPr>
                 <w:b/>
                 <w:sz w:val="19"/>
               </w:rPr>
-              <w:t>05/09: igual que en el Maestro, esta punta YA NO LA CONTESTA.</w:t>
+              <w:t>07/09 (`D-20`): ESTA ORDEN NO SE MANDA AL POSTE 2.</w:t>
             </w:r>
             <w:r>
               <w:rPr>
                 <w:b w:val="0"/>
                 <w:sz w:val="19"/>
               </w:rPr>
-              <w:t xml:space="preserve"> La consume y deja un evento; </w:t>
+              <w:t xml:space="preserve"> ~~05/09: igual que en el Maestro, esta punta YA NO LA CONTESTA. La consume y deja un evento; </w:t>
             </w:r>
             <w:r>
               <w:rPr>
@@ -18741,49 +20070,84 @@
                 <w:b w:val="0"/>
                 <w:sz w:val="19"/>
               </w:rPr>
-              <w:t>. ~~</w:t>
+              <w:t>~~ — el STM32 sigue consumiéndola en silencio (</w:t>
             </w:r>
             <w:r>
               <w:rPr>
                 <w:rFonts w:ascii="Consolas" w:hAnsi="Consolas"/>
                 <w:sz w:val="19"/>
               </w:rPr>
-              <w:t>OK</w:t>
+              <w:t>D-15</w:t>
             </w:r>
             <w:r>
               <w:rPr>
                 <w:b w:val="0"/>
                 <w:sz w:val="19"/>
               </w:rPr>
-              <w:t xml:space="preserve"> / </w:t>
+              <w:t xml:space="preserve">), pero </w:t>
+            </w:r>
+            <w:r>
+              <w:rPr>
+                <w:b/>
+                <w:sz w:val="19"/>
+              </w:rPr>
+              <w:t>eso ya no basta: `D-20` exige que el PUENTE del poste 2 la RECHACE con motivo</w:t>
+            </w:r>
+            <w:r>
+              <w:rPr>
+                <w:b w:val="0"/>
+                <w:sz w:val="19"/>
+              </w:rPr>
+              <w:t xml:space="preserve">, no que se consuma callado. Un </w:t>
             </w:r>
             <w:r>
               <w:rPr>
                 <w:rFonts w:ascii="Consolas" w:hAnsi="Consolas"/>
                 <w:sz w:val="19"/>
               </w:rPr>
-              <w:t>SIN_CRISTAL</w:t>
+              <w:t>SET_RTC</w:t>
             </w:r>
             <w:r>
               <w:rPr>
                 <w:b w:val="0"/>
                 <w:sz w:val="19"/>
               </w:rPr>
-              <w:t xml:space="preserve"> / </w:t>
+              <w:t xml:space="preserve"> dirigido al Esclavo no es una sincronización, </w:t>
+            </w:r>
+            <w:r>
+              <w:rPr>
+                <w:b/>
+                <w:sz w:val="19"/>
+              </w:rPr>
+              <w:t>es una segunda fuente de hora</w:t>
+            </w:r>
+            <w:r>
+              <w:rPr>
+                <w:b w:val="0"/>
+                <w:sz w:val="19"/>
+              </w:rPr>
+              <w:t xml:space="preserve">. 🔴 </w:t>
+            </w:r>
+            <w:r>
+              <w:rPr>
+                <w:b/>
+                <w:sz w:val="19"/>
+              </w:rPr>
+              <w:t>SIN CONSTRUIR: hoy el puente la atiende venga por donde venga</w:t>
+            </w:r>
+            <w:r>
+              <w:rPr>
+                <w:b w:val="0"/>
+                <w:sz w:val="19"/>
+              </w:rPr>
+              <w:t xml:space="preserve"> — ver </w:t>
             </w:r>
             <w:r>
               <w:rPr>
                 <w:rFonts w:ascii="Consolas" w:hAnsi="Consolas"/>
                 <w:sz w:val="19"/>
               </w:rPr>
-              <w:t>FORMATO_INVALIDO</w:t>
-            </w:r>
-            <w:r>
-              <w:rPr>
-                <w:b w:val="0"/>
-                <w:sz w:val="19"/>
-              </w:rPr>
-              <w:t>~~</w:t>
+              <w:t>§4</w:t>
             </w:r>
           </w:p>
         </w:tc>
@@ -19928,7 +21292,42 @@
                 <w:b/>
                 <w:sz w:val="19"/>
               </w:rPr>
-              <w:t>la pila</w:t>
+              <w:t>la pila del módulo `DS3231`</w:t>
+            </w:r>
+            <w:r>
+              <w:rPr>
+                <w:b w:val="0"/>
+                <w:sz w:val="19"/>
+              </w:rPr>
+              <w:t xml:space="preserve"> (ver el aviso de debajo: </w:t>
+            </w:r>
+            <w:r>
+              <w:rPr>
+                <w:b/>
+                <w:sz w:val="19"/>
+              </w:rPr>
+              <w:t>no</w:t>
+            </w:r>
+            <w:r>
+              <w:rPr>
+                <w:b w:val="0"/>
+                <w:sz w:val="19"/>
+              </w:rPr>
+              <w:t xml:space="preserve"> la </w:t>
+            </w:r>
+            <w:r>
+              <w:rPr>
+                <w:rFonts w:ascii="Consolas" w:hAnsi="Consolas"/>
+                <w:sz w:val="19"/>
+              </w:rPr>
+              <w:t>CR2032</w:t>
+            </w:r>
+            <w:r>
+              <w:rPr>
+                <w:b w:val="0"/>
+                <w:sz w:val="19"/>
+              </w:rPr>
+              <w:t xml:space="preserve"> de la controladora)</w:t>
             </w:r>
           </w:p>
         </w:tc>
@@ -19967,7 +21366,7 @@
                 <w:b/>
                 <w:sz w:val="19"/>
               </w:rPr>
-              <w:t>la pila</w:t>
+              <w:t>la pila del módulo `DS3231`</w:t>
             </w:r>
             <w:r>
               <w:rPr>
@@ -20051,6 +21450,356 @@
       <w:pPr>
         <w:spacing w:after="120"/>
       </w:pPr>
+    </w:p>
+    <w:p>
+      <w:pPr>
+        <w:spacing w:after="160"/>
+        <w:ind w:left="360"/>
+        <w:shd w:val="clear" w:fill="FFF4E5"/>
+      </w:pPr>
+      <w:r>
+        <w:rPr>
+          <w:b w:val="0"/>
+          <w:color w:val="960000"/>
+          <w:sz w:val="20"/>
+        </w:rPr>
+        <w:t xml:space="preserve">🔧 </w:t>
+      </w:r>
+      <w:r>
+        <w:rPr>
+          <w:b/>
+          <w:color w:val="960000"/>
+          <w:sz w:val="20"/>
+        </w:rPr>
+        <w:t>QUÉ PILA, PORQUE HAY DOS Y NO SE CAMBIAN IGUAL.</w:t>
+      </w:r>
+      <w:r>
+        <w:rPr>
+          <w:b w:val="0"/>
+          <w:color w:val="960000"/>
+          <w:sz w:val="20"/>
+        </w:rPr>
+        <w:t xml:space="preserve"> Las dos filas de arriba que dicen *«la pila»* hablan de </w:t>
+      </w:r>
+      <w:r>
+        <w:rPr>
+          <w:b/>
+          <w:color w:val="960000"/>
+          <w:sz w:val="20"/>
+        </w:rPr>
+        <w:t>la pila del módulo `DS3231`, el que cuelga del ESP32 de expansión en el `J17`</w:t>
+      </w:r>
+      <w:r>
+        <w:rPr>
+          <w:b w:val="0"/>
+          <w:color w:val="960000"/>
+          <w:sz w:val="20"/>
+        </w:rPr>
+        <w:t xml:space="preserve"> — es la que mantiene ese reloj. </w:t>
+      </w:r>
+      <w:r>
+        <w:rPr>
+          <w:b/>
+          <w:color w:val="960000"/>
+          <w:sz w:val="20"/>
+        </w:rPr>
+        <w:t>NO es la `CR2032` de la controladora STM32.</w:t>
+      </w:r>
+      <w:r>
+        <w:rPr>
+          <w:b w:val="0"/>
+          <w:color w:val="960000"/>
+          <w:sz w:val="20"/>
+        </w:rPr>
+        <w:t xml:space="preserve"> Un técnico con este manual abierto se va derecho a la </w:t>
+      </w:r>
+      <w:r>
+        <w:rPr>
+          <w:rFonts w:ascii="Consolas" w:hAnsi="Consolas"/>
+          <w:color w:val="960000"/>
+          <w:sz w:val="20"/>
+        </w:rPr>
+        <w:t>CR2032</w:t>
+      </w:r>
+      <w:r>
+        <w:rPr>
+          <w:b w:val="0"/>
+          <w:color w:val="960000"/>
+          <w:sz w:val="20"/>
+        </w:rPr>
+        <w:t xml:space="preserve"> y cambia una pila sana dejando la averiada dentro. ⚠️ </w:t>
+      </w:r>
+      <w:r>
+        <w:rPr>
+          <w:b/>
+          <w:color w:val="960000"/>
+          <w:sz w:val="20"/>
+        </w:rPr>
+        <w:t>Y la `CR2032` del STM32 no sobra: sigue siendo OBLIGATORIA.</w:t>
+      </w:r>
+      <w:r>
+        <w:rPr>
+          <w:b w:val="0"/>
+          <w:color w:val="960000"/>
+          <w:sz w:val="20"/>
+        </w:rPr>
+        <w:t xml:space="preserve"> Con </w:t>
+      </w:r>
+      <w:r>
+        <w:rPr>
+          <w:rFonts w:ascii="Consolas" w:hAnsi="Consolas"/>
+          <w:color w:val="960000"/>
+          <w:sz w:val="20"/>
+        </w:rPr>
+        <w:t>D-20</w:t>
+      </w:r>
+      <w:r>
+        <w:rPr>
+          <w:b w:val="0"/>
+          <w:color w:val="960000"/>
+          <w:sz w:val="20"/>
+        </w:rPr>
+        <w:t xml:space="preserve"> ya no es por la hora — alimenta el dominio de respaldo (</w:t>
+      </w:r>
+      <w:r>
+        <w:rPr>
+          <w:rFonts w:ascii="Consolas" w:hAnsi="Consolas"/>
+          <w:color w:val="960000"/>
+          <w:sz w:val="20"/>
+        </w:rPr>
+        <w:t>BKP-&gt;DR1..DR10</w:t>
+      </w:r>
+      <w:r>
+        <w:rPr>
+          <w:b w:val="0"/>
+          <w:color w:val="960000"/>
+          <w:sz w:val="20"/>
+        </w:rPr>
+        <w:t xml:space="preserve">), donde viven la marca de sincronización y el indicador del Degradado, o sea </w:t>
+      </w:r>
+      <w:r>
+        <w:rPr>
+          <w:b/>
+          <w:color w:val="960000"/>
+          <w:sz w:val="20"/>
+        </w:rPr>
+        <w:t>el cómputo de las 48 h</w:t>
+      </w:r>
+      <w:r>
+        <w:rPr>
+          <w:b w:val="0"/>
+          <w:color w:val="960000"/>
+          <w:sz w:val="20"/>
+        </w:rPr>
+        <w:t xml:space="preserve">. Símbolo </w:t>
+      </w:r>
+      <w:r>
+        <w:rPr>
+          <w:rFonts w:ascii="Consolas" w:hAnsi="Consolas"/>
+          <w:color w:val="960000"/>
+          <w:sz w:val="20"/>
+        </w:rPr>
+        <w:t>respaldo.h</w:t>
+      </w:r>
+      <w:r>
+        <w:rPr>
+          <w:b w:val="0"/>
+          <w:color w:val="960000"/>
+          <w:sz w:val="20"/>
+        </w:rPr>
+        <w:t xml:space="preserve">. Sin ella, </w:t>
+      </w:r>
+      <w:r>
+        <w:rPr>
+          <w:rFonts w:ascii="Consolas" w:hAnsi="Consolas"/>
+          <w:color w:val="960000"/>
+          <w:sz w:val="20"/>
+        </w:rPr>
+        <w:t>respaldo_setup()</w:t>
+      </w:r>
+      <w:r>
+        <w:rPr>
+          <w:b w:val="0"/>
+          <w:color w:val="960000"/>
+          <w:sz w:val="20"/>
+        </w:rPr>
+        <w:t xml:space="preserve"> encuentra el contenido inválido y </w:t>
+      </w:r>
+      <w:r>
+        <w:rPr>
+          <w:b/>
+          <w:color w:val="960000"/>
+          <w:sz w:val="20"/>
+        </w:rPr>
+        <w:t>borra</w:t>
+      </w:r>
+      <w:r>
+        <w:rPr>
+          <w:b w:val="0"/>
+          <w:color w:val="960000"/>
+          <w:sz w:val="20"/>
+        </w:rPr>
+        <w:t>.</w:t>
+      </w:r>
+    </w:p>
+    <w:p>
+      <w:pPr>
+        <w:spacing w:after="160"/>
+        <w:ind w:left="360"/>
+        <w:shd w:val="clear" w:fill="FFF4E5"/>
+      </w:pPr>
+      <w:r>
+        <w:rPr>
+          <w:b w:val="0"/>
+          <w:color w:val="960000"/>
+          <w:sz w:val="20"/>
+        </w:rPr>
+        <w:t xml:space="preserve">🛑 </w:t>
+      </w:r>
+      <w:r>
+        <w:rPr>
+          <w:b/>
+          <w:color w:val="960000"/>
+          <w:sz w:val="20"/>
+        </w:rPr>
+        <w:t>07/09 (`D-20`) — ESTAS OCHO RESPUESTAS SON LAS DEL POSTE QUE SE PONE EN HORA, Y ESE ES EL POSTE 1.</w:t>
+      </w:r>
+      <w:r>
+        <w:rPr>
+          <w:b w:val="0"/>
+          <w:color w:val="960000"/>
+          <w:sz w:val="20"/>
+        </w:rPr>
+        <w:t xml:space="preserve"> </w:t>
+      </w:r>
+      <w:r>
+        <w:rPr>
+          <w:rFonts w:ascii="Consolas" w:hAnsi="Consolas"/>
+          <w:color w:val="960000"/>
+          <w:sz w:val="20"/>
+        </w:rPr>
+        <w:t>D-20</w:t>
+      </w:r>
+      <w:r>
+        <w:rPr>
+          <w:b w:val="0"/>
+          <w:color w:val="960000"/>
+          <w:sz w:val="20"/>
+        </w:rPr>
+        <w:t xml:space="preserve"> decide que </w:t>
+      </w:r>
+      <w:r>
+        <w:rPr>
+          <w:b/>
+          <w:color w:val="960000"/>
+          <w:sz w:val="20"/>
+        </w:rPr>
+        <w:t>la app no pone la hora en el poste 2, nunca</w:t>
+      </w:r>
+      <w:r>
+        <w:rPr>
+          <w:b w:val="0"/>
+          <w:color w:val="960000"/>
+          <w:sz w:val="20"/>
+        </w:rPr>
+        <w:t xml:space="preserve">: un </w:t>
+      </w:r>
+      <w:r>
+        <w:rPr>
+          <w:rFonts w:ascii="Consolas" w:hAnsi="Consolas"/>
+          <w:color w:val="960000"/>
+          <w:sz w:val="20"/>
+        </w:rPr>
+        <w:t>SET_RTC</w:t>
+      </w:r>
+      <w:r>
+        <w:rPr>
+          <w:b w:val="0"/>
+          <w:color w:val="960000"/>
+          <w:sz w:val="20"/>
+        </w:rPr>
+        <w:t xml:space="preserve"> dirigido al Esclavo </w:t>
+      </w:r>
+      <w:r>
+        <w:rPr>
+          <w:b/>
+          <w:color w:val="960000"/>
+          <w:sz w:val="20"/>
+        </w:rPr>
+        <w:t>se rechaza</w:t>
+      </w:r>
+      <w:r>
+        <w:rPr>
+          <w:b w:val="0"/>
+          <w:color w:val="960000"/>
+          <w:sz w:val="20"/>
+        </w:rPr>
+        <w:t xml:space="preserve">, porque no es una sincronización sino una segunda fuente. La tabla </w:t>
+      </w:r>
+      <w:r>
+        <w:rPr>
+          <w:b/>
+          <w:color w:val="960000"/>
+          <w:sz w:val="20"/>
+        </w:rPr>
+        <w:t>no cambia</w:t>
+      </w:r>
+      <w:r>
+        <w:rPr>
+          <w:b w:val="0"/>
+          <w:color w:val="960000"/>
+          <w:sz w:val="20"/>
+        </w:rPr>
+        <w:t xml:space="preserve"> —son las respuestas del puente al poner la hora—; lo que cambia es </w:t>
+      </w:r>
+      <w:r>
+        <w:rPr>
+          <w:b/>
+          <w:color w:val="960000"/>
+          <w:sz w:val="20"/>
+        </w:rPr>
+        <w:t>a quién se le manda la orden</w:t>
+      </w:r>
+      <w:r>
+        <w:rPr>
+          <w:b w:val="0"/>
+          <w:color w:val="960000"/>
+          <w:sz w:val="20"/>
+        </w:rPr>
+        <w:t xml:space="preserve">. Ver </w:t>
+      </w:r>
+      <w:r>
+        <w:rPr>
+          <w:rFonts w:ascii="Consolas" w:hAnsi="Consolas"/>
+          <w:color w:val="960000"/>
+          <w:sz w:val="20"/>
+        </w:rPr>
+        <w:t>§4</w:t>
+      </w:r>
+      <w:r>
+        <w:rPr>
+          <w:b w:val="0"/>
+          <w:color w:val="960000"/>
+          <w:sz w:val="20"/>
+        </w:rPr>
+        <w:t xml:space="preserve">. ⚠️ </w:t>
+      </w:r>
+      <w:r>
+        <w:rPr>
+          <w:b/>
+          <w:color w:val="960000"/>
+          <w:sz w:val="20"/>
+        </w:rPr>
+        <w:t>`D-20` está SIN CONSTRUIR, así que HOY el poste 2 se sigue poniendo en hora visitándolo, y estas ocho respuestas siguen saliendo allí.</w:t>
+      </w:r>
+      <w:r>
+        <w:rPr>
+          <w:b w:val="0"/>
+          <w:color w:val="960000"/>
+          <w:sz w:val="20"/>
+        </w:rPr>
+        <w:t xml:space="preserve"> Es un estado declarado, no la arquitectura.</w:t>
+      </w:r>
     </w:p>
     <w:p>
       <w:pPr>
@@ -26165,7 +27914,14 @@
                 <w:b w:val="0"/>
                 <w:sz w:val="19"/>
               </w:rPr>
-              <w:t>cambiar de modo · dar paso · ajustar tiempos · prueba de focos · rojo total</w:t>
+              <w:t xml:space="preserve">cambiar de modo · dar paso · ajustar tiempos · prueba de focos · rojo total · </w:t>
+            </w:r>
+            <w:r>
+              <w:rPr>
+                <w:b/>
+                <w:sz w:val="19"/>
+              </w:rPr>
+              <w:t>poner la hora</w:t>
             </w:r>
           </w:p>
         </w:tc>
@@ -26187,7 +27943,21 @@
                 <w:b w:val="0"/>
                 <w:sz w:val="19"/>
               </w:rPr>
-              <w:t xml:space="preserve"> solicitar paso, ámbar de emergencia, retirar ámbar, poner la hora — y 🆕 </w:t>
+              <w:t xml:space="preserve"> solicitar paso, ámbar de emergencia, retirar ámbar, ~~poner la hora~~ 🛑 </w:t>
+            </w:r>
+            <w:r>
+              <w:rPr>
+                <w:b/>
+                <w:sz w:val="19"/>
+              </w:rPr>
+              <w:t>NO (`D-20`, 07/09)</w:t>
+            </w:r>
+            <w:r>
+              <w:rPr>
+                <w:b w:val="0"/>
+                <w:sz w:val="19"/>
+              </w:rPr>
+              <w:t xml:space="preserve"> — y 🆕 </w:t>
             </w:r>
             <w:r>
               <w:rPr>
@@ -26286,7 +28056,7 @@
           <w:color w:val="960000"/>
           <w:sz w:val="20"/>
         </w:rPr>
-        <w:t xml:space="preserve">, así que operarlo desde el Poste 1 sería pedírselo a quien no puede contestar. Todos los demás cambios de modo siguen siendo del Poste 1. ⚠️ </w:t>
+        <w:t>, así que operarlo desde el Poste 1 sería pedírselo a quien no puede contestar. Todos los demás cambios de modo siguen siendo del Poste 1. ⚠️ ~~</w:t>
       </w:r>
       <w:r>
         <w:rPr>
@@ -26302,15 +28072,191 @@
           <w:color w:val="960000"/>
           <w:sz w:val="20"/>
         </w:rPr>
-        <w:t xml:space="preserve"> Ver </w:t>
-      </w:r>
-      <w:r>
-        <w:rPr>
-          <w:rFonts w:ascii="Consolas" w:hAnsi="Consolas"/>
-          <w:color w:val="960000"/>
-          <w:sz w:val="20"/>
-        </w:rPr>
-        <w:t>§5.3</w:t>
+        <w:t xml:space="preserve">~~ 🛑 </w:t>
+      </w:r>
+      <w:r>
+        <w:rPr>
+          <w:b/>
+          <w:color w:val="960000"/>
+          <w:sz w:val="20"/>
+        </w:rPr>
+        <w:t>CORREGIDO EL 07/09 POR `D-20`, y es una inversión, no un matiz.</w:t>
+      </w:r>
+      <w:r>
+        <w:rPr>
+          <w:b w:val="0"/>
+          <w:color w:val="960000"/>
+          <w:sz w:val="20"/>
+        </w:rPr>
+        <w:t xml:space="preserve"> Aquella frase describía </w:t>
+      </w:r>
+      <w:r>
+        <w:rPr>
+          <w:b/>
+          <w:color w:val="960000"/>
+          <w:sz w:val="20"/>
+        </w:rPr>
+        <w:t>dos fuentes de hora</w:t>
+      </w:r>
+      <w:r>
+        <w:rPr>
+          <w:b w:val="0"/>
+          <w:color w:val="960000"/>
+          <w:sz w:val="20"/>
+        </w:rPr>
+        <w:t xml:space="preserve">, una por poste, cada una sembrada por el teléfono en su visita — que es exactamente lo que </w:t>
+      </w:r>
+      <w:r>
+        <w:rPr>
+          <w:rFonts w:ascii="Consolas" w:hAnsi="Consolas"/>
+          <w:color w:val="960000"/>
+          <w:sz w:val="20"/>
+        </w:rPr>
+        <w:t>D-20</w:t>
+      </w:r>
+      <w:r>
+        <w:rPr>
+          <w:b w:val="0"/>
+          <w:color w:val="960000"/>
+          <w:sz w:val="20"/>
+        </w:rPr>
+        <w:t xml:space="preserve"> prohíbe. Lo vigente: </w:t>
+      </w:r>
+      <w:r>
+        <w:rPr>
+          <w:b/>
+          <w:color w:val="960000"/>
+          <w:sz w:val="20"/>
+        </w:rPr>
+        <w:t>PONER LA HORA ES DEL POSTE 1, Y SÓLO DEL POSTE 1.</w:t>
+      </w:r>
+      <w:r>
+        <w:rPr>
+          <w:b w:val="0"/>
+          <w:color w:val="960000"/>
+          <w:sz w:val="20"/>
+        </w:rPr>
+        <w:t xml:space="preserve"> La app se la da al </w:t>
+      </w:r>
+      <w:r>
+        <w:rPr>
+          <w:b/>
+          <w:color w:val="960000"/>
+          <w:sz w:val="20"/>
+        </w:rPr>
+        <w:t>ESP32 Maestro</w:t>
+      </w:r>
+      <w:r>
+        <w:rPr>
+          <w:b w:val="0"/>
+          <w:color w:val="960000"/>
+          <w:sz w:val="20"/>
+        </w:rPr>
+        <w:t xml:space="preserve">; ése al </w:t>
+      </w:r>
+      <w:r>
+        <w:rPr>
+          <w:b/>
+          <w:color w:val="960000"/>
+          <w:sz w:val="20"/>
+        </w:rPr>
+        <w:t>ESP32 Esclavo</w:t>
+      </w:r>
+      <w:r>
+        <w:rPr>
+          <w:b w:val="0"/>
+          <w:color w:val="960000"/>
+          <w:sz w:val="20"/>
+        </w:rPr>
+        <w:t xml:space="preserve">; y el STM32 de cada punta la recibe </w:t>
+      </w:r>
+      <w:r>
+        <w:rPr>
+          <w:b/>
+          <w:color w:val="960000"/>
+          <w:sz w:val="20"/>
+        </w:rPr>
+        <w:t>de su propio ESP32</w:t>
+      </w:r>
+      <w:r>
+        <w:rPr>
+          <w:b w:val="0"/>
+          <w:color w:val="960000"/>
+          <w:sz w:val="20"/>
+        </w:rPr>
+        <w:t xml:space="preserve">. </w:t>
+      </w:r>
+      <w:r>
+        <w:rPr>
+          <w:b/>
+          <w:color w:val="960000"/>
+          <w:sz w:val="20"/>
+        </w:rPr>
+        <w:t>Hay UNA sola fuente.</w:t>
+      </w:r>
+      <w:r>
+        <w:rPr>
+          <w:b w:val="0"/>
+          <w:color w:val="960000"/>
+          <w:sz w:val="20"/>
+        </w:rPr>
+        <w:t xml:space="preserve"> La mitad que sí se conserva de la frase vieja: </w:t>
+      </w:r>
+      <w:r>
+        <w:rPr>
+          <w:b/>
+          <w:color w:val="960000"/>
+          <w:sz w:val="20"/>
+        </w:rPr>
+        <w:t>el dueño del reloj dentro de cada poste es su PUENTE</w:t>
+      </w:r>
+      <w:r>
+        <w:rPr>
+          <w:b w:val="0"/>
+          <w:color w:val="960000"/>
+          <w:sz w:val="20"/>
+        </w:rPr>
+        <w:t xml:space="preserve">, no su STM32 — los STM32 son </w:t>
+      </w:r>
+      <w:r>
+        <w:rPr>
+          <w:b/>
+          <w:color w:val="960000"/>
+          <w:sz w:val="20"/>
+        </w:rPr>
+        <w:t>carteros</w:t>
+      </w:r>
+      <w:r>
+        <w:rPr>
+          <w:b w:val="0"/>
+          <w:color w:val="960000"/>
+          <w:sz w:val="20"/>
+        </w:rPr>
+        <w:t xml:space="preserve"> de la hora. 🔴 </w:t>
+      </w:r>
+      <w:r>
+        <w:rPr>
+          <w:b/>
+          <w:color w:val="960000"/>
+          <w:sz w:val="20"/>
+        </w:rPr>
+        <w:t>SIN CONSTRUIR</w:t>
+      </w:r>
+      <w:r>
+        <w:rPr>
+          <w:b w:val="0"/>
+          <w:color w:val="960000"/>
+          <w:sz w:val="20"/>
+        </w:rPr>
+        <w:t xml:space="preserve">, y mientras tanto al poste 2 se le sigue poniendo la hora visitándolo. Todo el detalle, la cadena y la medida están en </w:t>
+      </w:r>
+      <w:r>
+        <w:rPr>
+          <w:b/>
+          <w:color w:val="960000"/>
+          <w:sz w:val="20"/>
+        </w:rPr>
+        <w:t>`§4`</w:t>
       </w:r>
       <w:r>
         <w:rPr>
@@ -27885,7 +29831,91 @@
                 <w:b w:val="0"/>
                 <w:sz w:val="19"/>
               </w:rPr>
-              <w:t>ponga la hora en ese poste (</w:t>
+              <w:t xml:space="preserve">🛑 </w:t>
+            </w:r>
+            <w:r>
+              <w:rPr>
+                <w:b/>
+                <w:sz w:val="19"/>
+              </w:rPr>
+              <w:t>07/09 (`D-20`): NO se arregla poniéndole la hora al poste 2 desde el teléfono</w:t>
+            </w:r>
+            <w:r>
+              <w:rPr>
+                <w:b w:val="0"/>
+                <w:sz w:val="19"/>
+              </w:rPr>
+              <w:t xml:space="preserve"> — eso es una segunda fuente, y es lo que </w:t>
+            </w:r>
+            <w:r>
+              <w:rPr>
+                <w:rFonts w:ascii="Consolas" w:hAnsi="Consolas"/>
+                <w:sz w:val="19"/>
+              </w:rPr>
+              <w:t>D-20</w:t>
+            </w:r>
+            <w:r>
+              <w:rPr>
+                <w:b w:val="0"/>
+                <w:sz w:val="19"/>
+              </w:rPr>
+              <w:t xml:space="preserve"> prohíbe. Con </w:t>
+            </w:r>
+            <w:r>
+              <w:rPr>
+                <w:rFonts w:ascii="Consolas" w:hAnsi="Consolas"/>
+                <w:sz w:val="19"/>
+              </w:rPr>
+              <w:t>D-20</w:t>
+            </w:r>
+            <w:r>
+              <w:rPr>
+                <w:b w:val="0"/>
+                <w:sz w:val="19"/>
+              </w:rPr>
+              <w:t xml:space="preserve"> construida, </w:t>
+            </w:r>
+            <w:r>
+              <w:rPr>
+                <w:b/>
+                <w:sz w:val="19"/>
+              </w:rPr>
+              <w:t>la hora del poste 2 la siembra el Poste 1 por radio</w:t>
+            </w:r>
+            <w:r>
+              <w:rPr>
+                <w:b w:val="0"/>
+                <w:sz w:val="19"/>
+              </w:rPr>
+              <w:t xml:space="preserve">, así que este motivo se resuelve </w:t>
+            </w:r>
+            <w:r>
+              <w:rPr>
+                <w:b/>
+                <w:sz w:val="19"/>
+              </w:rPr>
+              <w:t>en la puesta en marcha, no aquí</w:t>
+            </w:r>
+            <w:r>
+              <w:rPr>
+                <w:b w:val="0"/>
+                <w:sz w:val="19"/>
+              </w:rPr>
+              <w:t xml:space="preserve">. ⚠️ </w:t>
+            </w:r>
+            <w:r>
+              <w:rPr>
+                <w:b/>
+                <w:sz w:val="19"/>
+              </w:rPr>
+              <w:t>`D-20` está SIN CONSTRUIR</w:t>
+            </w:r>
+            <w:r>
+              <w:rPr>
+                <w:b w:val="0"/>
+                <w:sz w:val="19"/>
+              </w:rPr>
+              <w:t>: hoy, y sólo hoy, se pone visitando ese poste (</w:t>
             </w:r>
             <w:r>
               <w:rPr>
@@ -28333,6 +30363,213 @@
       <w:pPr>
         <w:spacing w:after="120"/>
       </w:pPr>
+    </w:p>
+    <w:p>
+      <w:pPr>
+        <w:spacing w:after="160"/>
+        <w:ind w:left="360"/>
+        <w:shd w:val="clear" w:fill="FFF4E5"/>
+      </w:pPr>
+      <w:r>
+        <w:rPr>
+          <w:b w:val="0"/>
+          <w:color w:val="960000"/>
+          <w:sz w:val="20"/>
+        </w:rPr>
+        <w:t>🔵 07/09 (</w:t>
+      </w:r>
+      <w:r>
+        <w:rPr>
+          <w:rFonts w:ascii="Consolas" w:hAnsi="Consolas"/>
+          <w:color w:val="960000"/>
+          <w:sz w:val="20"/>
+        </w:rPr>
+        <w:t>D-20</w:t>
+      </w:r>
+      <w:r>
+        <w:rPr>
+          <w:b w:val="0"/>
+          <w:color w:val="960000"/>
+          <w:sz w:val="20"/>
+        </w:rPr>
+        <w:t xml:space="preserve">) — EL POSTE 2 SE PONE EN HORA EN LA PUESTA EN MARCHA, NO DURANTE LA AVERÍA </w:t>
+      </w:r>
+      <w:r>
+        <w:rPr>
+          <w:b/>
+          <w:color w:val="960000"/>
+          <w:sz w:val="20"/>
+        </w:rPr>
+        <w:t>Dos de los seis motivos de arriba son de reloj, y este apartado es justo donde se cobra.</w:t>
+      </w:r>
+      <w:r>
+        <w:rPr>
+          <w:b w:val="0"/>
+          <w:color w:val="960000"/>
+          <w:sz w:val="20"/>
+        </w:rPr>
+        <w:t xml:space="preserve"> Con </w:t>
+      </w:r>
+      <w:r>
+        <w:rPr>
+          <w:rFonts w:ascii="Consolas" w:hAnsi="Consolas"/>
+          <w:color w:val="960000"/>
+          <w:sz w:val="20"/>
+        </w:rPr>
+        <w:t>D-20</w:t>
+      </w:r>
+      <w:r>
+        <w:rPr>
+          <w:b w:val="0"/>
+          <w:color w:val="960000"/>
+          <w:sz w:val="20"/>
+        </w:rPr>
+        <w:t xml:space="preserve">, el único camino al reloj del poste 2 pasa por el Maestro y por </w:t>
+      </w:r>
+      <w:r>
+        <w:rPr>
+          <w:b/>
+          <w:color w:val="960000"/>
+          <w:sz w:val="20"/>
+        </w:rPr>
+        <w:t>la radio</w:t>
+      </w:r>
+      <w:r>
+        <w:rPr>
+          <w:b w:val="0"/>
+          <w:color w:val="960000"/>
+          <w:sz w:val="20"/>
+        </w:rPr>
+        <w:t xml:space="preserve"> — y la radio se cae justo cuando hace falta el Modo Degradado, que es </w:t>
+      </w:r>
+      <w:r>
+        <w:rPr>
+          <w:b/>
+          <w:color w:val="960000"/>
+          <w:sz w:val="20"/>
+        </w:rPr>
+        <w:t>el modo que exige hora</w:t>
+      </w:r>
+      <w:r>
+        <w:rPr>
+          <w:b w:val="0"/>
+          <w:color w:val="960000"/>
+          <w:sz w:val="20"/>
+        </w:rPr>
+        <w:t xml:space="preserve">. Llegar al poste 2 con la radio caída y el reloj sin sembrar es llegar tarde. ✅ </w:t>
+      </w:r>
+      <w:r>
+        <w:rPr>
+          <w:b/>
+          <w:color w:val="960000"/>
+          <w:sz w:val="20"/>
+        </w:rPr>
+        <w:t>Y eso NO es un callejón sin salida: el `DS3231` de ese poste tiene pila y conserva la hora que ya tenía. Perder la radio no es perder la hora.</w:t>
+      </w:r>
+      <w:r>
+        <w:rPr>
+          <w:b w:val="0"/>
+          <w:color w:val="960000"/>
+          <w:sz w:val="20"/>
+        </w:rPr>
+        <w:t xml:space="preserve"> Lo que obliga es a </w:t>
+      </w:r>
+      <w:r>
+        <w:rPr>
+          <w:b/>
+          <w:color w:val="960000"/>
+          <w:sz w:val="20"/>
+        </w:rPr>
+        <w:t>ponerla antes</w:t>
+      </w:r>
+      <w:r>
+        <w:rPr>
+          <w:b w:val="0"/>
+          <w:color w:val="960000"/>
+          <w:sz w:val="20"/>
+        </w:rPr>
+        <w:t xml:space="preserve">: en la puesta en marcha, al cambiar la pila de ese módulo, y tras cualquier </w:t>
+      </w:r>
+      <w:r>
+        <w:rPr>
+          <w:rFonts w:ascii="Consolas" w:hAnsi="Consolas"/>
+          <w:color w:val="960000"/>
+          <w:sz w:val="20"/>
+        </w:rPr>
+        <w:t>OSCILADOR_PARADO_CAMBIE_PILA</w:t>
+      </w:r>
+      <w:r>
+        <w:rPr>
+          <w:b w:val="0"/>
+          <w:color w:val="960000"/>
+          <w:sz w:val="20"/>
+        </w:rPr>
+        <w:t xml:space="preserve"> leído allí (</w:t>
+      </w:r>
+      <w:r>
+        <w:rPr>
+          <w:rFonts w:ascii="Consolas" w:hAnsi="Consolas"/>
+          <w:color w:val="960000"/>
+          <w:sz w:val="20"/>
+        </w:rPr>
+        <w:t>§5.7</w:t>
+      </w:r>
+      <w:r>
+        <w:rPr>
+          <w:b w:val="0"/>
+          <w:color w:val="960000"/>
+          <w:sz w:val="20"/>
+        </w:rPr>
+        <w:t xml:space="preserve">). ⚠️ </w:t>
+      </w:r>
+      <w:r>
+        <w:rPr>
+          <w:b/>
+          <w:color w:val="960000"/>
+          <w:sz w:val="20"/>
+        </w:rPr>
+        <w:t>`D-20` está DECIDIDA Y SIN CONSTRUIR</w:t>
+      </w:r>
+      <w:r>
+        <w:rPr>
+          <w:b w:val="0"/>
+          <w:color w:val="960000"/>
+          <w:sz w:val="20"/>
+        </w:rPr>
+        <w:t xml:space="preserve"> — hoy el poste 2 se sigue poniendo en hora visitándolo. </w:t>
+      </w:r>
+      <w:r>
+        <w:rPr>
+          <w:b/>
+          <w:color w:val="960000"/>
+          <w:sz w:val="20"/>
+        </w:rPr>
+        <w:t>Eso es un estado declarado, no la arquitectura</w:t>
+      </w:r>
+      <w:r>
+        <w:rPr>
+          <w:b w:val="0"/>
+          <w:color w:val="960000"/>
+          <w:sz w:val="20"/>
+        </w:rPr>
+        <w:t xml:space="preserve">, y muere el día que se construya. La medida y la cadena, en </w:t>
+      </w:r>
+      <w:r>
+        <w:rPr>
+          <w:rFonts w:ascii="Consolas" w:hAnsi="Consolas"/>
+          <w:color w:val="960000"/>
+          <w:sz w:val="20"/>
+        </w:rPr>
+        <w:t>§4</w:t>
+      </w:r>
+      <w:r>
+        <w:rPr>
+          <w:b w:val="0"/>
+          <w:color w:val="960000"/>
+          <w:sz w:val="20"/>
+        </w:rPr>
+        <w:t>.</w:t>
+      </w:r>
     </w:p>
     <w:p>
       <w:pPr>
@@ -30058,7 +32295,21 @@
           <w:b w:val="0"/>
           <w:sz w:val="21"/>
         </w:rPr>
-        <w:t>—tener hora válida y haber sido sincronizado por radio— **cuelgan del reloj de cristal de la</w:t>
+        <w:t xml:space="preserve">—tener hora válida y haber sido sincronizado por radio— </w:t>
+      </w:r>
+      <w:r>
+        <w:rPr>
+          <w:b/>
+          <w:sz w:val="21"/>
+        </w:rPr>
+        <w:t>cuelgan del RTC de la controladora</w:t>
+      </w:r>
+      <w:r>
+        <w:rPr>
+          <w:b w:val="0"/>
+          <w:sz w:val="21"/>
+        </w:rPr>
+        <w:t>, y</w:t>
       </w:r>
     </w:p>
     <w:p>
@@ -30070,21 +32321,21 @@
           <w:b w:val="0"/>
           <w:sz w:val="21"/>
         </w:rPr>
-        <w:t>controladora</w:t>
-      </w:r>
-      <w:r>
-        <w:rPr>
-          <w:b/>
-          <w:sz w:val="21"/>
-        </w:rPr>
-        <w:t xml:space="preserve">, y ese cristal está </w:t>
-      </w:r>
-      <w:r>
-        <w:rPr>
-          <w:b w:val="0"/>
-          <w:sz w:val="21"/>
-        </w:rPr>
-        <w:t>confirmado muerto** en la tarjeta que se llevó a banco. Con</w:t>
+        <w:t xml:space="preserve">ese RTC va sobre </w:t>
+      </w:r>
+      <w:r>
+        <w:rPr>
+          <w:b/>
+          <w:sz w:val="21"/>
+        </w:rPr>
+        <w:t>`Y2`, el cristal de 32.768 kHz, confirmado muerto</w:t>
+      </w:r>
+      <w:r>
+        <w:rPr>
+          <w:b w:val="0"/>
+          <w:sz w:val="21"/>
+        </w:rPr>
+        <w:t xml:space="preserve"> en la tarjeta que se llevó</w:t>
       </w:r>
     </w:p>
     <w:p>
@@ -30096,7 +32347,21 @@
           <w:b w:val="0"/>
           <w:sz w:val="21"/>
         </w:rPr>
-        <w:t xml:space="preserve">ese cristal parado, lo esperable es que el equipo conteste </w:t>
+        <w:t>a banco (</w:t>
+      </w:r>
+      <w:r>
+        <w:rPr>
+          <w:rFonts w:ascii="Consolas" w:hAnsi="Consolas"/>
+          <w:sz w:val="21"/>
+        </w:rPr>
+        <w:t>N-17</w:t>
+      </w:r>
+      <w:r>
+        <w:rPr>
+          <w:b w:val="0"/>
+          <w:sz w:val="21"/>
+        </w:rPr>
+        <w:t xml:space="preserve">). Con ese cristal parado, lo esperable es que el equipo conteste </w:t>
       </w:r>
       <w:r>
         <w:rPr>
@@ -30104,13 +32369,6 @@
           <w:sz w:val="21"/>
         </w:rPr>
         <w:t>SIN HORA VALIDA</w:t>
-      </w:r>
-      <w:r>
-        <w:rPr>
-          <w:b w:val="0"/>
-          <w:sz w:val="21"/>
-        </w:rPr>
-        <w:t xml:space="preserve"> o `NUNCA</w:t>
       </w:r>
     </w:p>
     <w:p>
@@ -30122,7 +32380,21 @@
           <w:b w:val="0"/>
           <w:sz w:val="21"/>
         </w:rPr>
-        <w:t xml:space="preserve">SINCRONIZADO` </w:t>
+        <w:t xml:space="preserve">o </w:t>
+      </w:r>
+      <w:r>
+        <w:rPr>
+          <w:rFonts w:ascii="Consolas" w:hAnsi="Consolas"/>
+          <w:sz w:val="21"/>
+        </w:rPr>
+        <w:t>NUNCA SINCRONIZADO</w:t>
+      </w:r>
+      <w:r>
+        <w:rPr>
+          <w:b w:val="0"/>
+          <w:sz w:val="21"/>
+        </w:rPr>
+        <w:t xml:space="preserve"> </w:t>
       </w:r>
       <w:r>
         <w:rPr>
@@ -30136,7 +32408,7 @@
           <w:b w:val="0"/>
           <w:sz w:val="21"/>
         </w:rPr>
-        <w:t>. *No se ha comprobado en tarjeta y no se afirma: se anota</w:t>
+        <w:t>. *No se ha comprobado en tarjeta y no se afirma: se</w:t>
       </w:r>
     </w:p>
     <w:p>
@@ -30148,117 +32420,7 @@
           <w:b w:val="0"/>
           <w:sz w:val="21"/>
         </w:rPr>
-        <w:t>para que el primer banco lo mire antes que ninguna otra cosa de este apartado.*</w:t>
-      </w:r>
-    </w:p>
-    <w:p>
-      <w:pPr>
-        <w:spacing w:after="80"/>
-      </w:pPr>
-    </w:p>
-    <w:p>
-      <w:pPr>
-        <w:spacing w:before="280" w:after="120"/>
-      </w:pPr>
-      <w:r>
-        <w:rPr>
-          <w:b/>
-          <w:color w:val="003366"/>
-          <w:sz w:val="26"/>
-        </w:rPr>
-        <w:t>5.7 🆕 CONSULTAR EL RELOJ SIN CAMBIARLO (05/09)</w:t>
-      </w:r>
-    </w:p>
-    <w:p>
-      <w:pPr>
-        <w:spacing w:after="120"/>
-      </w:pPr>
-      <w:r>
-        <w:rPr>
-          <w:b/>
-          <w:sz w:val="21"/>
-        </w:rPr>
-        <w:t>Dónde está:</w:t>
-      </w:r>
-      <w:r>
-        <w:rPr>
-          <w:b w:val="0"/>
-          <w:sz w:val="21"/>
-        </w:rPr>
-        <w:t xml:space="preserve"> pestaña </w:t>
-      </w:r>
-      <w:r>
-        <w:rPr>
-          <w:rFonts w:ascii="Consolas" w:hAnsi="Consolas"/>
-          <w:sz w:val="21"/>
-        </w:rPr>
-        <w:t>Técnico</w:t>
-      </w:r>
-      <w:r>
-        <w:rPr>
-          <w:b w:val="0"/>
-          <w:sz w:val="21"/>
-        </w:rPr>
-        <w:t xml:space="preserve"> → tarjeta </w:t>
-      </w:r>
-      <w:r>
-        <w:rPr>
-          <w:b/>
-          <w:sz w:val="21"/>
-        </w:rPr>
-        <w:t>«⏱️ Sincronizar reloj DS3231»</w:t>
-      </w:r>
-      <w:r>
-        <w:rPr>
-          <w:b w:val="0"/>
-          <w:sz w:val="21"/>
-        </w:rPr>
-        <w:t xml:space="preserve"> → botón</w:t>
-      </w:r>
-    </w:p>
-    <w:p>
-      <w:pPr>
-        <w:spacing w:after="120"/>
-      </w:pPr>
-      <w:r>
-        <w:rPr>
-          <w:b/>
-          <w:sz w:val="21"/>
-        </w:rPr>
-        <w:t>«🔎 Consultar reloj (no cambia nada)»</w:t>
-      </w:r>
-      <w:r>
-        <w:rPr>
-          <w:b w:val="0"/>
-          <w:sz w:val="21"/>
-        </w:rPr>
-        <w:t xml:space="preserve">, </w:t>
-      </w:r>
-      <w:r>
-        <w:rPr>
-          <w:b/>
-          <w:sz w:val="21"/>
-        </w:rPr>
-        <w:t>encima</w:t>
-      </w:r>
-      <w:r>
-        <w:rPr>
-          <w:b w:val="0"/>
-          <w:sz w:val="21"/>
-        </w:rPr>
-        <w:t xml:space="preserve"> del botón que pone la hora. **Ese orden es el</w:t>
-      </w:r>
-    </w:p>
-    <w:p>
-      <w:pPr>
-        <w:spacing w:after="120"/>
-      </w:pPr>
-      <w:r>
-        <w:rPr>
-          <w:b w:val="0"/>
-          <w:sz w:val="21"/>
-        </w:rPr>
-        <w:t>arreglo**: no se puede decidir si se toca un reloj sin ver antes lo que tiene.</w:t>
+        <w:t>anota para que el primer banco lo mire antes que ninguna otra cosa de este apartado.*</w:t>
       </w:r>
     </w:p>
     <w:p>
@@ -30281,72 +32443,411 @@
           <w:color w:val="960000"/>
           <w:sz w:val="20"/>
         </w:rPr>
-        <w:t>HASTA HOY LA ÚNICA FORMA DE LEER EL RELOJ ERA MANDARLO.</w:t>
-      </w:r>
-      <w:r>
-        <w:rPr>
-          <w:b w:val="0"/>
-          <w:color w:val="960000"/>
-          <w:sz w:val="20"/>
-        </w:rPr>
-        <w:t xml:space="preserve"> El acuse de poner la hora devuelve la hora releída del chip, así que </w:t>
-      </w:r>
-      <w:r>
-        <w:rPr>
-          <w:b/>
-          <w:color w:val="960000"/>
-          <w:sz w:val="20"/>
-        </w:rPr>
-        <w:t>comprobar si el cruce estaba en hora obligaba a cambiársela</w:t>
-      </w:r>
-      <w:r>
-        <w:rPr>
-          <w:b w:val="0"/>
-          <w:color w:val="960000"/>
-          <w:sz w:val="20"/>
-        </w:rPr>
-        <w:t xml:space="preserve"> — y con eso </w:t>
-      </w:r>
-      <w:r>
-        <w:rPr>
-          <w:b/>
-          <w:color w:val="960000"/>
-          <w:sz w:val="20"/>
-        </w:rPr>
-        <w:t>se perdía justo el dato que se buscaba: cuánto se había desviado.</w:t>
+        <w:t>PRECISADO EL 07/09, porque en singular esta línea decía otra cosa.</w:t>
+      </w:r>
+      <w:r>
+        <w:rPr>
+          <w:b w:val="0"/>
+          <w:color w:val="960000"/>
+          <w:sz w:val="20"/>
+        </w:rPr>
+        <w:t xml:space="preserve"> Antes ponía ~~*«el reloj de cristal de la controladora, y ese cristal está confirmado muerto»*~~ </w:t>
+      </w:r>
+      <w:r>
+        <w:rPr>
+          <w:b/>
+          <w:color w:val="960000"/>
+          <w:sz w:val="20"/>
+        </w:rPr>
+        <w:t>sin nombrarlo</w:t>
+      </w:r>
+      <w:r>
+        <w:rPr>
+          <w:b w:val="0"/>
+          <w:color w:val="960000"/>
+          <w:sz w:val="20"/>
+        </w:rPr>
+        <w:t xml:space="preserve">, y de ahí se lee *«la controladora no tiene cristal»*, que </w:t>
+      </w:r>
+      <w:r>
+        <w:rPr>
+          <w:b/>
+          <w:color w:val="960000"/>
+          <w:sz w:val="20"/>
+        </w:rPr>
+        <w:t>es falso y ya costó cambiar piezas sanas</w:t>
+      </w:r>
+      <w:r>
+        <w:rPr>
+          <w:b w:val="0"/>
+          <w:color w:val="960000"/>
+          <w:sz w:val="20"/>
+        </w:rPr>
+        <w:t xml:space="preserve">. </w:t>
+      </w:r>
+      <w:r>
+        <w:rPr>
+          <w:b/>
+          <w:color w:val="960000"/>
+          <w:sz w:val="20"/>
+        </w:rPr>
+        <w:t>Lo muerto es `Y2`, y sólo `Y2`.</w:t>
+      </w:r>
+      <w:r>
+        <w:rPr>
+          <w:b w:val="0"/>
+          <w:color w:val="960000"/>
+          <w:sz w:val="20"/>
+        </w:rPr>
+        <w:t xml:space="preserve"> | | qué es | cómo está | |---|---|---| | </w:t>
+      </w:r>
+      <w:r>
+        <w:rPr>
+          <w:b/>
+          <w:color w:val="960000"/>
+          <w:sz w:val="20"/>
+        </w:rPr>
+        <w:t>`Y2`</w:t>
+      </w:r>
+      <w:r>
+        <w:rPr>
+          <w:b w:val="0"/>
+          <w:color w:val="960000"/>
+          <w:sz w:val="20"/>
+        </w:rPr>
+        <w:t xml:space="preserve"> | 32.768 kHz — el del </w:t>
+      </w:r>
+      <w:r>
+        <w:rPr>
+          <w:b/>
+          <w:color w:val="960000"/>
+          <w:sz w:val="20"/>
+        </w:rPr>
+        <w:t>RTC</w:t>
+      </w:r>
+      <w:r>
+        <w:rPr>
+          <w:b w:val="0"/>
+          <w:color w:val="960000"/>
+          <w:sz w:val="20"/>
+        </w:rPr>
+        <w:t xml:space="preserve"> (</w:t>
+      </w:r>
+      <w:r>
+        <w:rPr>
+          <w:rFonts w:ascii="Consolas" w:hAnsi="Consolas"/>
+          <w:color w:val="960000"/>
+          <w:sz w:val="20"/>
+        </w:rPr>
+        <w:t>LSE_CLOCK</w:t>
+      </w:r>
+      <w:r>
+        <w:rPr>
+          <w:b w:val="0"/>
+          <w:color w:val="960000"/>
+          <w:sz w:val="20"/>
+        </w:rPr>
+        <w:t xml:space="preserve">, del que cuelga </w:t>
+      </w:r>
+      <w:r>
+        <w:rPr>
+          <w:rFonts w:ascii="Consolas" w:hAnsi="Consolas"/>
+          <w:color w:val="960000"/>
+          <w:sz w:val="20"/>
+        </w:rPr>
+        <w:t>reloj_enHora()</w:t>
+      </w:r>
+      <w:r>
+        <w:rPr>
+          <w:b w:val="0"/>
+          <w:color w:val="960000"/>
+          <w:sz w:val="20"/>
+        </w:rPr>
+        <w:t xml:space="preserve">) | 🛑 </w:t>
+      </w:r>
+      <w:r>
+        <w:rPr>
+          <w:b/>
+          <w:color w:val="960000"/>
+          <w:sz w:val="20"/>
+        </w:rPr>
+        <w:t>confirmado muerto, `N-17`</w:t>
+      </w:r>
+      <w:r>
+        <w:rPr>
+          <w:b w:val="0"/>
+          <w:color w:val="960000"/>
+          <w:sz w:val="20"/>
+        </w:rPr>
+        <w:t xml:space="preserve"> | | </w:t>
+      </w:r>
+      <w:r>
+        <w:rPr>
+          <w:b/>
+          <w:color w:val="960000"/>
+          <w:sz w:val="20"/>
+        </w:rPr>
+        <w:t>`Y1`</w:t>
+      </w:r>
+      <w:r>
+        <w:rPr>
+          <w:b w:val="0"/>
+          <w:color w:val="960000"/>
+          <w:sz w:val="20"/>
+        </w:rPr>
+        <w:t xml:space="preserve"> | 8 MHz — el cristal principal | 🟢 </w:t>
+      </w:r>
+      <w:r>
+        <w:rPr>
+          <w:b/>
+          <w:color w:val="960000"/>
+          <w:sz w:val="20"/>
+        </w:rPr>
+        <w:t>está montado en la placa</w:t>
+      </w:r>
+      <w:r>
+        <w:rPr>
+          <w:b w:val="0"/>
+          <w:color w:val="960000"/>
+          <w:sz w:val="20"/>
+        </w:rPr>
+        <w:t xml:space="preserve"> *(esquemático: </w:t>
+      </w:r>
+      <w:r>
+        <w:rPr>
+          <w:rFonts w:ascii="Consolas" w:hAnsi="Consolas"/>
+          <w:color w:val="960000"/>
+          <w:sz w:val="20"/>
+        </w:rPr>
+        <w:t>Value "8MHz"</w:t>
+      </w:r>
+      <w:r>
+        <w:rPr>
+          <w:b w:val="0"/>
+          <w:color w:val="960000"/>
+          <w:sz w:val="20"/>
+        </w:rPr>
+        <w:t xml:space="preserve">, </w:t>
+      </w:r>
+      <w:r>
+        <w:rPr>
+          <w:rFonts w:ascii="Consolas" w:hAnsi="Consolas"/>
+          <w:color w:val="960000"/>
+          <w:sz w:val="20"/>
+        </w:rPr>
+        <w:t>in_bom yes</w:t>
+      </w:r>
+      <w:r>
+        <w:rPr>
+          <w:b w:val="0"/>
+          <w:color w:val="960000"/>
+          <w:sz w:val="20"/>
+        </w:rPr>
+        <w:t xml:space="preserve">, </w:t>
+      </w:r>
+      <w:r>
+        <w:rPr>
+          <w:rFonts w:ascii="Consolas" w:hAnsi="Consolas"/>
+          <w:color w:val="960000"/>
+          <w:sz w:val="20"/>
+        </w:rPr>
+        <w:t>dnp no</w:t>
+      </w:r>
+      <w:r>
+        <w:rPr>
+          <w:b w:val="0"/>
+          <w:color w:val="960000"/>
+          <w:sz w:val="20"/>
+        </w:rPr>
+        <w:t xml:space="preserve">)*, y </w:t>
+      </w:r>
+      <w:r>
+        <w:rPr>
+          <w:b/>
+          <w:color w:val="960000"/>
+          <w:sz w:val="20"/>
+        </w:rPr>
+        <w:t>nadie lo ha declarado averiado</w:t>
+      </w:r>
+      <w:r>
+        <w:rPr>
+          <w:b w:val="0"/>
+          <w:color w:val="960000"/>
+          <w:sz w:val="20"/>
+        </w:rPr>
+        <w:t xml:space="preserve"> | ⚠️ </w:t>
+      </w:r>
+      <w:r>
+        <w:rPr>
+          <w:b/>
+          <w:color w:val="960000"/>
+          <w:sz w:val="20"/>
+        </w:rPr>
+        <w:t>Y un dato que hay que decir entero para que nadie deduzca de más: el firmware NO usa `Y1`.</w:t>
+      </w:r>
+      <w:r>
+        <w:rPr>
+          <w:b w:val="0"/>
+          <w:color w:val="960000"/>
+          <w:sz w:val="20"/>
+        </w:rPr>
+        <w:t xml:space="preserve"> La tarjeta es </w:t>
+      </w:r>
+      <w:r>
+        <w:rPr>
+          <w:rFonts w:ascii="Consolas" w:hAnsi="Consolas"/>
+          <w:color w:val="960000"/>
+          <w:sz w:val="20"/>
+        </w:rPr>
+        <w:t>genericSTM32F103C8</w:t>
+      </w:r>
+      <w:r>
+        <w:rPr>
+          <w:b w:val="0"/>
+          <w:color w:val="960000"/>
+          <w:sz w:val="20"/>
+        </w:rPr>
+        <w:t xml:space="preserve">, cuyo </w:t>
+      </w:r>
+      <w:r>
+        <w:rPr>
+          <w:rFonts w:ascii="Consolas" w:hAnsi="Consolas"/>
+          <w:color w:val="960000"/>
+          <w:sz w:val="20"/>
+        </w:rPr>
+        <w:t>SystemClock_Config</w:t>
+      </w:r>
+      <w:r>
+        <w:rPr>
+          <w:b w:val="0"/>
+          <w:color w:val="960000"/>
+          <w:sz w:val="20"/>
+        </w:rPr>
+        <w:t xml:space="preserve"> del núcleo arranca con el </w:t>
+      </w:r>
+      <w:r>
+        <w:rPr>
+          <w:b/>
+          <w:color w:val="960000"/>
+          <w:sz w:val="20"/>
+        </w:rPr>
+        <w:t>HSI</w:t>
+      </w:r>
+      <w:r>
+        <w:rPr>
+          <w:b w:val="0"/>
+          <w:color w:val="960000"/>
+          <w:sz w:val="20"/>
+        </w:rPr>
+        <w:t xml:space="preserve">, el RC interno — </w:t>
+      </w:r>
+      <w:r>
+        <w:rPr>
+          <w:rFonts w:ascii="Consolas" w:hAnsi="Consolas"/>
+          <w:color w:val="960000"/>
+          <w:sz w:val="20"/>
+        </w:rPr>
+        <w:t>RCC_OSCILLATORTYPE_HSI</w:t>
+      </w:r>
+      <w:r>
+        <w:rPr>
+          <w:b w:val="0"/>
+          <w:color w:val="960000"/>
+          <w:sz w:val="20"/>
+        </w:rPr>
+        <w:t xml:space="preserve"> / </w:t>
+      </w:r>
+      <w:r>
+        <w:rPr>
+          <w:rFonts w:ascii="Consolas" w:hAnsi="Consolas"/>
+          <w:color w:val="960000"/>
+          <w:sz w:val="20"/>
+        </w:rPr>
+        <w:t>RCC_PLLSOURCE_HSI_DIV2</w:t>
+      </w:r>
+      <w:r>
+        <w:rPr>
+          <w:b w:val="0"/>
+          <w:color w:val="960000"/>
+          <w:sz w:val="20"/>
+        </w:rPr>
+        <w:t xml:space="preserve">, en </w:t>
+      </w:r>
+      <w:r>
+        <w:rPr>
+          <w:rFonts w:ascii="Consolas" w:hAnsi="Consolas"/>
+          <w:color w:val="960000"/>
+          <w:sz w:val="20"/>
+        </w:rPr>
+        <w:t>generic_clock.c</w:t>
+      </w:r>
+      <w:r>
+        <w:rPr>
+          <w:b w:val="0"/>
+          <w:color w:val="960000"/>
+          <w:sz w:val="20"/>
+        </w:rPr>
+        <w:t xml:space="preserve"> del </w:t>
+      </w:r>
+      <w:r>
+        <w:rPr>
+          <w:rFonts w:ascii="Consolas" w:hAnsi="Consolas"/>
+          <w:color w:val="960000"/>
+          <w:sz w:val="20"/>
+        </w:rPr>
+        <w:t>framework-arduinoststm32</w:t>
+      </w:r>
+      <w:r>
+        <w:rPr>
+          <w:b w:val="0"/>
+          <w:color w:val="960000"/>
+          <w:sz w:val="20"/>
+        </w:rPr>
+        <w:t xml:space="preserve"> (medido el 07/09). O sea que el reloj de sistema </w:t>
+      </w:r>
+      <w:r>
+        <w:rPr>
+          <w:b/>
+          <w:color w:val="960000"/>
+          <w:sz w:val="20"/>
+        </w:rPr>
+        <w:t>no depende de `Y1` ni de `Y2`</w:t>
+      </w:r>
+      <w:r>
+        <w:rPr>
+          <w:b w:val="0"/>
+          <w:color w:val="960000"/>
+          <w:sz w:val="20"/>
+        </w:rPr>
+        <w:t>: el equipo funciona con el cristal del RTC muerto, y por eso el defecto tardó en verse.</w:t>
       </w:r>
     </w:p>
     <w:p>
       <w:pPr>
-        <w:spacing w:after="120"/>
-      </w:pPr>
-      <w:r>
-        <w:rPr>
-          <w:b/>
-          <w:sz w:val="21"/>
-        </w:rPr>
-        <w:t>Qué hace, exactamente:</w:t>
-      </w:r>
-      <w:r>
-        <w:rPr>
-          <w:b w:val="0"/>
-          <w:sz w:val="21"/>
-        </w:rPr>
-        <w:t xml:space="preserve"> el módulo del poste conectado </w:t>
-      </w:r>
-      <w:r>
-        <w:rPr>
-          <w:b/>
-          <w:sz w:val="21"/>
-        </w:rPr>
-        <w:t>relee su reloj en ese instante</w:t>
-      </w:r>
-      <w:r>
-        <w:rPr>
-          <w:b w:val="0"/>
-          <w:sz w:val="21"/>
-        </w:rPr>
-        <w:t xml:space="preserve"> y lo</w:t>
+        <w:pStyle w:val="ListBullet"/>
+        <w:spacing w:after="60"/>
+        <w:ind w:left="360"/>
+      </w:pPr>
+      <w:r>
+        <w:rPr>
+          <w:b w:val="0"/>
+          <w:sz w:val="21"/>
+        </w:rPr>
+        <w:t>🛑 **Y desde el 07/09 (</w:t>
+      </w:r>
+      <w:r>
+        <w:rPr>
+          <w:rFonts w:ascii="Consolas" w:hAnsi="Consolas"/>
+          <w:sz w:val="21"/>
+        </w:rPr>
+        <w:t>D-20</w:t>
+      </w:r>
+      <w:r>
+        <w:rPr>
+          <w:b w:val="0"/>
+          <w:sz w:val="21"/>
+        </w:rPr>
+        <w:t>) hay una consecuencia que este apartado no puede callar: la</w:t>
       </w:r>
     </w:p>
     <w:p>
@@ -30358,35 +32859,21 @@
           <w:b w:val="0"/>
           <w:sz w:val="21"/>
         </w:rPr>
-        <w:t xml:space="preserve">contesta. </w:t>
-      </w:r>
-      <w:r>
-        <w:rPr>
-          <w:b/>
-          <w:sz w:val="21"/>
-        </w:rPr>
-        <w:t>No cambia nada</w:t>
-      </w:r>
-      <w:r>
-        <w:rPr>
-          <w:b w:val="0"/>
-          <w:sz w:val="21"/>
-        </w:rPr>
-        <w:t xml:space="preserve"> —ni el reloj, ni una luz, ni un modo—, </w:t>
-      </w:r>
-      <w:r>
-        <w:rPr>
-          <w:b/>
-          <w:sz w:val="21"/>
-        </w:rPr>
-        <w:t>no pide PIN</w:t>
-      </w:r>
-      <w:r>
-        <w:rPr>
-          <w:b w:val="0"/>
-          <w:sz w:val="21"/>
-        </w:rPr>
-        <w:t xml:space="preserve"> y se puede hacer</w:t>
+        <w:t xml:space="preserve">reparación de </w:t>
+      </w:r>
+      <w:r>
+        <w:rPr>
+          <w:rFonts w:ascii="Consolas" w:hAnsi="Consolas"/>
+          <w:sz w:val="21"/>
+        </w:rPr>
+        <w:t>SIN HORA VALIDA</w:t>
+      </w:r>
+      <w:r>
+        <w:rPr>
+          <w:b w:val="0"/>
+          <w:sz w:val="21"/>
+        </w:rPr>
+        <w:t xml:space="preserve"> en el poste 2 NO es «pásele la hora desde el teléfono».** Ver la</w:t>
       </w:r>
     </w:p>
     <w:p>
@@ -30398,32 +32885,53 @@
           <w:b w:val="0"/>
           <w:sz w:val="21"/>
         </w:rPr>
-        <w:t>con el cruce en marcha. Ni siquiera llega a la controladora del semáforo.</w:t>
+        <w:t xml:space="preserve">caja de </w:t>
+      </w:r>
+      <w:r>
+        <w:rPr>
+          <w:rFonts w:ascii="Consolas" w:hAnsi="Consolas"/>
+          <w:sz w:val="21"/>
+        </w:rPr>
+        <w:t>§5.6.4</w:t>
+      </w:r>
+      <w:r>
+        <w:rPr>
+          <w:b w:val="0"/>
+          <w:sz w:val="21"/>
+        </w:rPr>
+        <w:t xml:space="preserve"> y el apartado </w:t>
+      </w:r>
+      <w:r>
+        <w:rPr>
+          <w:rFonts w:ascii="Consolas" w:hAnsi="Consolas"/>
+          <w:sz w:val="21"/>
+        </w:rPr>
+        <w:t>§4</w:t>
+      </w:r>
+      <w:r>
+        <w:rPr>
+          <w:b w:val="0"/>
+          <w:sz w:val="21"/>
+        </w:rPr>
+        <w:t>.</w:t>
       </w:r>
     </w:p>
     <w:p>
       <w:pPr>
-        <w:spacing w:before="200" w:after="120"/>
-      </w:pPr>
-      <w:r>
-        <w:rPr>
-          <w:b/>
-          <w:color w:val="003366"/>
-          <w:sz w:val="23"/>
-        </w:rPr>
-        <w:t>5.7.1 Son TRES relojes, no dos, y por eso se pueden comparar los dos postes</w:t>
-      </w:r>
+        <w:spacing w:after="80"/>
+      </w:pPr>
     </w:p>
     <w:p>
       <w:pPr>
-        <w:spacing w:after="120"/>
-      </w:pPr>
-      <w:r>
-        <w:rPr>
-          <w:b w:val="0"/>
-          <w:sz w:val="21"/>
-        </w:rPr>
-        <w:t>**Hay dos relojes por cruce —uno por poste, cada uno con su pila— y NADA los sincroniza ni los</w:t>
+        <w:spacing w:before="280" w:after="120"/>
+      </w:pPr>
+      <w:r>
+        <w:rPr>
+          <w:b/>
+          <w:color w:val="003366"/>
+          <w:sz w:val="26"/>
+        </w:rPr>
+        <w:t>5.7 🆕 CONSULTAR EL RELOJ SIN CAMBIARLO (05/09)</w:t>
       </w:r>
     </w:p>
     <w:p>
@@ -30432,24 +32940,45 @@
       </w:pPr>
       <w:r>
         <w:rPr>
-          <w:b w:val="0"/>
-          <w:sz w:val="21"/>
-        </w:rPr>
-        <w:t>compara.</w:t>
-      </w:r>
-      <w:r>
-        <w:rPr>
-          <w:b/>
-          <w:sz w:val="21"/>
-        </w:rPr>
-        <w:t xml:space="preserve"> Los dos módulos no se hablan entre sí, así que </w:t>
-      </w:r>
-      <w:r>
-        <w:rPr>
-          <w:b w:val="0"/>
-          <w:sz w:val="21"/>
-        </w:rPr>
-        <w:t>ninguno puede leer el reloj del otro**:</w:t>
+          <w:b/>
+          <w:sz w:val="21"/>
+        </w:rPr>
+        <w:t>Dónde está:</w:t>
+      </w:r>
+      <w:r>
+        <w:rPr>
+          <w:b w:val="0"/>
+          <w:sz w:val="21"/>
+        </w:rPr>
+        <w:t xml:space="preserve"> pestaña </w:t>
+      </w:r>
+      <w:r>
+        <w:rPr>
+          <w:rFonts w:ascii="Consolas" w:hAnsi="Consolas"/>
+          <w:sz w:val="21"/>
+        </w:rPr>
+        <w:t>Técnico</w:t>
+      </w:r>
+      <w:r>
+        <w:rPr>
+          <w:b w:val="0"/>
+          <w:sz w:val="21"/>
+        </w:rPr>
+        <w:t xml:space="preserve"> → tarjeta </w:t>
+      </w:r>
+      <w:r>
+        <w:rPr>
+          <w:b/>
+          <w:sz w:val="21"/>
+        </w:rPr>
+        <w:t>«⏱️ Sincronizar reloj DS3231»</w:t>
+      </w:r>
+      <w:r>
+        <w:rPr>
+          <w:b w:val="0"/>
+          <w:sz w:val="21"/>
+        </w:rPr>
+        <w:t xml:space="preserve"> → botón</w:t>
       </w:r>
     </w:p>
     <w:p>
@@ -30458,24 +32987,31 @@
       </w:pPr>
       <w:r>
         <w:rPr>
-          <w:b w:val="0"/>
-          <w:sz w:val="21"/>
-        </w:rPr>
-        <w:t xml:space="preserve">la comparación </w:t>
-      </w:r>
-      <w:r>
-        <w:rPr>
-          <w:b/>
-          <w:sz w:val="21"/>
-        </w:rPr>
-        <w:t>la hace la app, visitando los dos postes</w:t>
-      </w:r>
-      <w:r>
-        <w:rPr>
-          <w:b w:val="0"/>
-          <w:sz w:val="21"/>
-        </w:rPr>
-        <w:t>.</w:t>
+          <w:b/>
+          <w:sz w:val="21"/>
+        </w:rPr>
+        <w:t>«🔎 Consultar reloj (no cambia nada)»</w:t>
+      </w:r>
+      <w:r>
+        <w:rPr>
+          <w:b w:val="0"/>
+          <w:sz w:val="21"/>
+        </w:rPr>
+        <w:t xml:space="preserve">, </w:t>
+      </w:r>
+      <w:r>
+        <w:rPr>
+          <w:b/>
+          <w:sz w:val="21"/>
+        </w:rPr>
+        <w:t>encima</w:t>
+      </w:r>
+      <w:r>
+        <w:rPr>
+          <w:b w:val="0"/>
+          <w:sz w:val="21"/>
+        </w:rPr>
+        <w:t xml:space="preserve"> del botón que pone la hora. **Ese orden es el</w:t>
       </w:r>
     </w:p>
     <w:p>
@@ -30487,47 +33023,7 @@
           <w:b w:val="0"/>
           <w:sz w:val="21"/>
         </w:rPr>
-        <w:t xml:space="preserve">El desfase entre los dos sale de </w:t>
-      </w:r>
-      <w:r>
-        <w:rPr>
-          <w:b/>
-          <w:sz w:val="21"/>
-        </w:rPr>
-        <w:t>restar el error de cada poste contra el reloj del teléfono</w:t>
-      </w:r>
-      <w:r>
-        <w:rPr>
-          <w:b w:val="0"/>
-          <w:sz w:val="21"/>
-        </w:rPr>
-        <w:t>, y por</w:t>
-      </w:r>
-    </w:p>
-    <w:p>
-      <w:pPr>
-        <w:spacing w:after="120"/>
-      </w:pPr>
-      <w:r>
-        <w:rPr>
-          <w:b w:val="0"/>
-          <w:sz w:val="21"/>
-        </w:rPr>
-        <w:t xml:space="preserve">eso </w:t>
-      </w:r>
-      <w:r>
-        <w:rPr>
-          <w:b/>
-          <w:sz w:val="21"/>
-        </w:rPr>
-        <w:t>la caminata entre postes se cancela</w:t>
-      </w:r>
-      <w:r>
-        <w:rPr>
-          <w:b w:val="0"/>
-          <w:sz w:val="21"/>
-        </w:rPr>
-        <w:t>: da igual que pasen dos minutos o dos días.</w:t>
+        <w:t>arreglo**: no se puede decidir si se toca un reloj sin ver antes lo que tiene.</w:t>
       </w:r>
     </w:p>
     <w:p>
@@ -30542,43 +33038,136 @@
           <w:color w:val="960000"/>
           <w:sz w:val="20"/>
         </w:rPr>
-        <w:t xml:space="preserve">⚠️ </w:t>
-      </w:r>
-      <w:r>
-        <w:rPr>
-          <w:b/>
-          <w:color w:val="960000"/>
-          <w:sz w:val="20"/>
-        </w:rPr>
-        <w:t>Y el reloj del teléfono también sale escrito, que es la tercera columna y no es adorno.</w:t>
-      </w:r>
-      <w:r>
-        <w:rPr>
-          <w:b w:val="0"/>
-          <w:color w:val="960000"/>
-          <w:sz w:val="20"/>
-        </w:rPr>
-        <w:t xml:space="preserve"> Un teléfono con la hora automática apagada, o en otra zona horaria, </w:t>
-      </w:r>
-      <w:r>
-        <w:rPr>
-          <w:b/>
-          <w:color w:val="960000"/>
-          <w:sz w:val="20"/>
-        </w:rPr>
-        <w:t>deja los dos postes “desviados” por igual y el desfase entre ellos perfecto</w:t>
-      </w:r>
-      <w:r>
-        <w:rPr>
-          <w:b w:val="0"/>
-          <w:color w:val="960000"/>
-          <w:sz w:val="20"/>
-        </w:rPr>
-        <w:t>. Sin esa columna, quien lea el parte mañana no puede distinguir un cruce en hora de un cruce que coincide con un teléfono equivocado.</w:t>
+        <w:t xml:space="preserve">🔴 </w:t>
+      </w:r>
+      <w:r>
+        <w:rPr>
+          <w:b/>
+          <w:color w:val="960000"/>
+          <w:sz w:val="20"/>
+        </w:rPr>
+        <w:t>HASTA HOY LA ÚNICA FORMA DE LEER EL RELOJ ERA MANDARLO.</w:t>
+      </w:r>
+      <w:r>
+        <w:rPr>
+          <w:b w:val="0"/>
+          <w:color w:val="960000"/>
+          <w:sz w:val="20"/>
+        </w:rPr>
+        <w:t xml:space="preserve"> El acuse de poner la hora devuelve la hora releída del chip, así que </w:t>
+      </w:r>
+      <w:r>
+        <w:rPr>
+          <w:b/>
+          <w:color w:val="960000"/>
+          <w:sz w:val="20"/>
+        </w:rPr>
+        <w:t>comprobar si el cruce estaba en hora obligaba a cambiársela</w:t>
+      </w:r>
+      <w:r>
+        <w:rPr>
+          <w:b w:val="0"/>
+          <w:color w:val="960000"/>
+          <w:sz w:val="20"/>
+        </w:rPr>
+        <w:t xml:space="preserve"> — y con eso </w:t>
+      </w:r>
+      <w:r>
+        <w:rPr>
+          <w:b/>
+          <w:color w:val="960000"/>
+          <w:sz w:val="20"/>
+        </w:rPr>
+        <w:t>se perdía justo el dato que se buscaba: cuánto se había desviado.</w:t>
       </w:r>
     </w:p>
     <w:p>
       <w:pPr>
+        <w:spacing w:after="120"/>
+      </w:pPr>
+      <w:r>
+        <w:rPr>
+          <w:b/>
+          <w:sz w:val="21"/>
+        </w:rPr>
+        <w:t>Qué hace, exactamente:</w:t>
+      </w:r>
+      <w:r>
+        <w:rPr>
+          <w:b w:val="0"/>
+          <w:sz w:val="21"/>
+        </w:rPr>
+        <w:t xml:space="preserve"> el módulo del poste conectado </w:t>
+      </w:r>
+      <w:r>
+        <w:rPr>
+          <w:b/>
+          <w:sz w:val="21"/>
+        </w:rPr>
+        <w:t>relee su reloj en ese instante</w:t>
+      </w:r>
+      <w:r>
+        <w:rPr>
+          <w:b w:val="0"/>
+          <w:sz w:val="21"/>
+        </w:rPr>
+        <w:t xml:space="preserve"> y lo</w:t>
+      </w:r>
+    </w:p>
+    <w:p>
+      <w:pPr>
+        <w:spacing w:after="120"/>
+      </w:pPr>
+      <w:r>
+        <w:rPr>
+          <w:b w:val="0"/>
+          <w:sz w:val="21"/>
+        </w:rPr>
+        <w:t xml:space="preserve">contesta. </w:t>
+      </w:r>
+      <w:r>
+        <w:rPr>
+          <w:b/>
+          <w:sz w:val="21"/>
+        </w:rPr>
+        <w:t>No cambia nada</w:t>
+      </w:r>
+      <w:r>
+        <w:rPr>
+          <w:b w:val="0"/>
+          <w:sz w:val="21"/>
+        </w:rPr>
+        <w:t xml:space="preserve"> —ni el reloj, ni una luz, ni un modo—, </w:t>
+      </w:r>
+      <w:r>
+        <w:rPr>
+          <w:b/>
+          <w:sz w:val="21"/>
+        </w:rPr>
+        <w:t>no pide PIN</w:t>
+      </w:r>
+      <w:r>
+        <w:rPr>
+          <w:b w:val="0"/>
+          <w:sz w:val="21"/>
+        </w:rPr>
+        <w:t xml:space="preserve"> y se puede hacer</w:t>
+      </w:r>
+    </w:p>
+    <w:p>
+      <w:pPr>
+        <w:spacing w:after="120"/>
+      </w:pPr>
+      <w:r>
+        <w:rPr>
+          <w:b w:val="0"/>
+          <w:sz w:val="21"/>
+        </w:rPr>
+        <w:t>con el cruce en marcha. Ni siquiera llega a la controladora del semáforo.</w:t>
+      </w:r>
+    </w:p>
+    <w:p>
+      <w:pPr>
         <w:spacing w:before="200" w:after="120"/>
       </w:pPr>
       <w:r>
@@ -30587,7 +33176,469 @@
           <w:color w:val="003366"/>
           <w:sz w:val="23"/>
         </w:rPr>
+        <w:t>5.7.1 Son TRES relojes, no dos, y por eso se pueden comparar los dos postes</w:t>
+      </w:r>
+    </w:p>
+    <w:p>
+      <w:pPr>
+        <w:spacing w:after="120"/>
+      </w:pPr>
+      <w:r>
+        <w:rPr>
+          <w:b w:val="0"/>
+          <w:sz w:val="21"/>
+        </w:rPr>
+        <w:t>**Hay dos relojes por cruce —uno por poste, cada uno con su pila— y NADA los sincroniza ni los</w:t>
+      </w:r>
+    </w:p>
+    <w:p>
+      <w:pPr>
+        <w:spacing w:after="120"/>
+      </w:pPr>
+      <w:r>
+        <w:rPr>
+          <w:b w:val="0"/>
+          <w:sz w:val="21"/>
+        </w:rPr>
+        <w:t>compara.</w:t>
+      </w:r>
+      <w:r>
+        <w:rPr>
+          <w:b/>
+          <w:sz w:val="21"/>
+        </w:rPr>
+        <w:t xml:space="preserve"> Los dos módulos no se hablan entre sí, así que </w:t>
+      </w:r>
+      <w:r>
+        <w:rPr>
+          <w:b w:val="0"/>
+          <w:sz w:val="21"/>
+        </w:rPr>
+        <w:t>ninguno puede leer el reloj del otro**:</w:t>
+      </w:r>
+    </w:p>
+    <w:p>
+      <w:pPr>
+        <w:spacing w:after="120"/>
+      </w:pPr>
+      <w:r>
+        <w:rPr>
+          <w:b w:val="0"/>
+          <w:sz w:val="21"/>
+        </w:rPr>
+        <w:t xml:space="preserve">la comparación </w:t>
+      </w:r>
+      <w:r>
+        <w:rPr>
+          <w:b/>
+          <w:sz w:val="21"/>
+        </w:rPr>
+        <w:t>la hace la app, visitando los dos postes</w:t>
+      </w:r>
+      <w:r>
+        <w:rPr>
+          <w:b w:val="0"/>
+          <w:sz w:val="21"/>
+        </w:rPr>
+        <w:t>.</w:t>
+      </w:r>
+    </w:p>
+    <w:p>
+      <w:pPr>
+        <w:spacing w:after="160"/>
+        <w:ind w:left="360"/>
+        <w:shd w:val="clear" w:fill="FFF4E5"/>
+      </w:pPr>
+      <w:r>
+        <w:rPr>
+          <w:b w:val="0"/>
+          <w:color w:val="960000"/>
+          <w:sz w:val="20"/>
+        </w:rPr>
+        <w:t xml:space="preserve">⚠️ </w:t>
+      </w:r>
+      <w:r>
+        <w:rPr>
+          <w:b/>
+          <w:color w:val="960000"/>
+          <w:sz w:val="20"/>
+        </w:rPr>
+        <w:t>07/09 — la primera mitad se conserva; la segunda cambia con `D-20`.</w:t>
+      </w:r>
+      <w:r>
+        <w:rPr>
+          <w:b w:val="0"/>
+          <w:color w:val="960000"/>
+          <w:sz w:val="20"/>
+        </w:rPr>
+        <w:t xml:space="preserve"> *«Los dos módulos no se hablan entre sí»* </w:t>
+      </w:r>
+      <w:r>
+        <w:rPr>
+          <w:b/>
+          <w:color w:val="960000"/>
+          <w:sz w:val="20"/>
+        </w:rPr>
+        <w:t>es cierto y sigue siéndolo</w:t>
+      </w:r>
+      <w:r>
+        <w:rPr>
+          <w:b w:val="0"/>
+          <w:color w:val="960000"/>
+          <w:sz w:val="20"/>
+        </w:rPr>
+        <w:t xml:space="preserve">: los dos ESP32 no tienen enlace, y por eso la comparación la tiene que hacer la app. Lo que deja de ser cierto es *«nada los sincroniza»*: con </w:t>
+      </w:r>
+      <w:r>
+        <w:rPr>
+          <w:rFonts w:ascii="Consolas" w:hAnsi="Consolas"/>
+          <w:color w:val="960000"/>
+          <w:sz w:val="20"/>
+        </w:rPr>
+        <w:t>D-20</w:t>
+      </w:r>
+      <w:r>
+        <w:rPr>
+          <w:b w:val="0"/>
+          <w:color w:val="960000"/>
+          <w:sz w:val="20"/>
+        </w:rPr>
+        <w:t xml:space="preserve">, </w:t>
+      </w:r>
+      <w:r>
+        <w:rPr>
+          <w:b/>
+          <w:color w:val="960000"/>
+          <w:sz w:val="20"/>
+        </w:rPr>
+        <w:t>el Poste 1 siembra el reloj del poste 2 a través de la radio entre los STM32</w:t>
+      </w:r>
+      <w:r>
+        <w:rPr>
+          <w:b w:val="0"/>
+          <w:color w:val="960000"/>
+          <w:sz w:val="20"/>
+        </w:rPr>
+        <w:t xml:space="preserve"> (</w:t>
+      </w:r>
+      <w:r>
+        <w:rPr>
+          <w:rFonts w:ascii="Consolas" w:hAnsi="Consolas"/>
+          <w:color w:val="960000"/>
+          <w:sz w:val="20"/>
+        </w:rPr>
+        <w:t>ESP32-M → STM32-M → radio → STM32-E → ESP32-E</w:t>
+      </w:r>
+      <w:r>
+        <w:rPr>
+          <w:b w:val="0"/>
+          <w:color w:val="960000"/>
+          <w:sz w:val="20"/>
+        </w:rPr>
+        <w:t xml:space="preserve">). 🔴 </w:t>
+      </w:r>
+      <w:r>
+        <w:rPr>
+          <w:b/>
+          <w:color w:val="960000"/>
+          <w:sz w:val="20"/>
+        </w:rPr>
+        <w:t>SIN CONSTRUIR</w:t>
+      </w:r>
+      <w:r>
+        <w:rPr>
+          <w:b w:val="0"/>
+          <w:color w:val="960000"/>
+          <w:sz w:val="20"/>
+        </w:rPr>
+        <w:t xml:space="preserve"> — hoy la frase es exacta. Ver </w:t>
+      </w:r>
+      <w:r>
+        <w:rPr>
+          <w:rFonts w:ascii="Consolas" w:hAnsi="Consolas"/>
+          <w:color w:val="960000"/>
+          <w:sz w:val="20"/>
+        </w:rPr>
+        <w:t>§4</w:t>
+      </w:r>
+      <w:r>
+        <w:rPr>
+          <w:b w:val="0"/>
+          <w:color w:val="960000"/>
+          <w:sz w:val="20"/>
+        </w:rPr>
+        <w:t>.</w:t>
+      </w:r>
+    </w:p>
+    <w:p>
+      <w:pPr>
+        <w:spacing w:after="120"/>
+      </w:pPr>
+      <w:r>
+        <w:rPr>
+          <w:b w:val="0"/>
+          <w:sz w:val="21"/>
+        </w:rPr>
+        <w:t xml:space="preserve">El desfase entre los dos sale de </w:t>
+      </w:r>
+      <w:r>
+        <w:rPr>
+          <w:b/>
+          <w:sz w:val="21"/>
+        </w:rPr>
+        <w:t>restar el error de cada poste contra el reloj del teléfono</w:t>
+      </w:r>
+      <w:r>
+        <w:rPr>
+          <w:b w:val="0"/>
+          <w:sz w:val="21"/>
+        </w:rPr>
+        <w:t>, y por</w:t>
+      </w:r>
+    </w:p>
+    <w:p>
+      <w:pPr>
+        <w:spacing w:after="120"/>
+      </w:pPr>
+      <w:r>
+        <w:rPr>
+          <w:b w:val="0"/>
+          <w:sz w:val="21"/>
+        </w:rPr>
+        <w:t xml:space="preserve">eso </w:t>
+      </w:r>
+      <w:r>
+        <w:rPr>
+          <w:b/>
+          <w:sz w:val="21"/>
+        </w:rPr>
+        <w:t>la caminata entre postes se cancela</w:t>
+      </w:r>
+      <w:r>
+        <w:rPr>
+          <w:b w:val="0"/>
+          <w:sz w:val="21"/>
+        </w:rPr>
+        <w:t>: da igual que pasen dos minutos o dos días.</w:t>
+      </w:r>
+    </w:p>
+    <w:p>
+      <w:pPr>
+        <w:spacing w:after="160"/>
+        <w:ind w:left="360"/>
+        <w:shd w:val="clear" w:fill="FFF4E5"/>
+      </w:pPr>
+      <w:r>
+        <w:rPr>
+          <w:b w:val="0"/>
+          <w:color w:val="960000"/>
+          <w:sz w:val="20"/>
+        </w:rPr>
+        <w:t xml:space="preserve">⚠️ </w:t>
+      </w:r>
+      <w:r>
+        <w:rPr>
+          <w:b/>
+          <w:color w:val="960000"/>
+          <w:sz w:val="20"/>
+        </w:rPr>
+        <w:t>Y el reloj del teléfono también sale escrito, que es la tercera columna y no es adorno.</w:t>
+      </w:r>
+      <w:r>
+        <w:rPr>
+          <w:b w:val="0"/>
+          <w:color w:val="960000"/>
+          <w:sz w:val="20"/>
+        </w:rPr>
+        <w:t xml:space="preserve"> Un teléfono con la hora automática apagada, o en otra zona horaria, </w:t>
+      </w:r>
+      <w:r>
+        <w:rPr>
+          <w:b/>
+          <w:color w:val="960000"/>
+          <w:sz w:val="20"/>
+        </w:rPr>
+        <w:t>deja los dos postes “desviados” por igual y el desfase entre ellos perfecto</w:t>
+      </w:r>
+      <w:r>
+        <w:rPr>
+          <w:b w:val="0"/>
+          <w:color w:val="960000"/>
+          <w:sz w:val="20"/>
+        </w:rPr>
+        <w:t>. Sin esa columna, quien lea el parte mañana no puede distinguir un cruce en hora de un cruce que coincide con un teléfono equivocado.</w:t>
+      </w:r>
+    </w:p>
+    <w:p>
+      <w:pPr>
+        <w:spacing w:before="200" w:after="120"/>
+      </w:pPr>
+      <w:r>
+        <w:rPr>
+          <w:b/>
+          <w:color w:val="003366"/>
+          <w:sz w:val="23"/>
+        </w:rPr>
         <w:t>5.7.2 El procedimiento de los DOS postes</w:t>
+      </w:r>
+    </w:p>
+    <w:p>
+      <w:pPr>
+        <w:spacing w:after="160"/>
+        <w:ind w:left="360"/>
+        <w:shd w:val="clear" w:fill="FFF4E5"/>
+      </w:pPr>
+      <w:r>
+        <w:rPr>
+          <w:b w:val="0"/>
+          <w:color w:val="960000"/>
+          <w:sz w:val="20"/>
+        </w:rPr>
+        <w:t xml:space="preserve">✅ </w:t>
+      </w:r>
+      <w:r>
+        <w:rPr>
+          <w:b/>
+          <w:color w:val="960000"/>
+          <w:sz w:val="20"/>
+        </w:rPr>
+        <w:t>07/09 — ESTE PROCEDIMIENTO SE CONSERVA ENTERO, Y SE DICE AQUÍ PARA QUE NADIE LO BORRE DE PASO AL DEROGAR EL COURIER.</w:t>
+      </w:r>
+      <w:r>
+        <w:rPr>
+          <w:b w:val="0"/>
+          <w:color w:val="960000"/>
+          <w:sz w:val="20"/>
+        </w:rPr>
+        <w:t xml:space="preserve"> </w:t>
+      </w:r>
+      <w:r>
+        <w:rPr>
+          <w:rFonts w:ascii="Consolas" w:hAnsi="Consolas"/>
+          <w:color w:val="960000"/>
+          <w:sz w:val="20"/>
+        </w:rPr>
+        <w:t>D-20</w:t>
+      </w:r>
+      <w:r>
+        <w:rPr>
+          <w:b w:val="0"/>
+          <w:color w:val="960000"/>
+          <w:sz w:val="20"/>
+        </w:rPr>
+        <w:t xml:space="preserve"> prohíbe </w:t>
+      </w:r>
+      <w:r>
+        <w:rPr>
+          <w:b/>
+          <w:color w:val="960000"/>
+          <w:sz w:val="20"/>
+        </w:rPr>
+        <w:t>ESCRIBIR</w:t>
+      </w:r>
+      <w:r>
+        <w:rPr>
+          <w:b w:val="0"/>
+          <w:color w:val="960000"/>
+          <w:sz w:val="20"/>
+        </w:rPr>
+        <w:t xml:space="preserve"> la hora en el poste 2; </w:t>
+      </w:r>
+      <w:r>
+        <w:rPr>
+          <w:b/>
+          <w:color w:val="960000"/>
+          <w:sz w:val="20"/>
+        </w:rPr>
+        <w:t>leerla no escribe nada</w:t>
+      </w:r>
+      <w:r>
+        <w:rPr>
+          <w:b w:val="0"/>
+          <w:color w:val="960000"/>
+          <w:sz w:val="20"/>
+        </w:rPr>
+        <w:t xml:space="preserve">, y </w:t>
+      </w:r>
+      <w:r>
+        <w:rPr>
+          <w:rFonts w:ascii="Consolas" w:hAnsi="Consolas"/>
+          <w:color w:val="960000"/>
+          <w:sz w:val="20"/>
+        </w:rPr>
+        <w:t>CMD:LEER_RTC</w:t>
+      </w:r>
+      <w:r>
+        <w:rPr>
+          <w:b w:val="0"/>
+          <w:color w:val="960000"/>
+          <w:sz w:val="20"/>
+        </w:rPr>
+        <w:t xml:space="preserve"> (</w:t>
+      </w:r>
+      <w:r>
+        <w:rPr>
+          <w:rFonts w:ascii="Consolas" w:hAnsi="Consolas"/>
+          <w:color w:val="960000"/>
+          <w:sz w:val="20"/>
+        </w:rPr>
+        <w:t>D-17</w:t>
+      </w:r>
+      <w:r>
+        <w:rPr>
+          <w:b w:val="0"/>
+          <w:color w:val="960000"/>
+          <w:sz w:val="20"/>
+        </w:rPr>
+        <w:t xml:space="preserve">) </w:t>
+      </w:r>
+      <w:r>
+        <w:rPr>
+          <w:b/>
+          <w:color w:val="960000"/>
+          <w:sz w:val="20"/>
+        </w:rPr>
+        <w:t>se sigue mandando A LOS DOS POSTES</w:t>
+      </w:r>
+      <w:r>
+        <w:rPr>
+          <w:b w:val="0"/>
+          <w:color w:val="960000"/>
+          <w:sz w:val="20"/>
+        </w:rPr>
+        <w:t xml:space="preserve">. 🔵 </w:t>
+      </w:r>
+      <w:r>
+        <w:rPr>
+          <w:b/>
+          <w:color w:val="960000"/>
+          <w:sz w:val="20"/>
+        </w:rPr>
+        <w:t>Con `D-20` construida valdrá MÁS que hoy, no menos:</w:t>
+      </w:r>
+      <w:r>
+        <w:rPr>
+          <w:b w:val="0"/>
+          <w:color w:val="960000"/>
+          <w:sz w:val="20"/>
+        </w:rPr>
+        <w:t xml:space="preserve"> será </w:t>
+      </w:r>
+      <w:r>
+        <w:rPr>
+          <w:b/>
+          <w:color w:val="960000"/>
+          <w:sz w:val="20"/>
+        </w:rPr>
+        <w:t>la única forma de comprobar que la siembra del Poste 1 llegó de verdad al reloj del poste 2.</w:t>
+      </w:r>
+      <w:r>
+        <w:rPr>
+          <w:b w:val="0"/>
+          <w:color w:val="960000"/>
+          <w:sz w:val="20"/>
+        </w:rPr>
+        <w:t xml:space="preserve"> Hoy mide dos relojes que corren libres; mañana medirá si la cadena funcionó.</w:t>
       </w:r>
     </w:p>
     <w:p>
@@ -31186,6 +34237,309 @@
         <w:t>. *Un cero con forma de hora es peor que un hueco, porque el hueco no engaña a nadie.*</w:t>
       </w:r>
     </w:p>
+    <w:p>
+      <w:pPr>
+        <w:spacing w:after="160"/>
+        <w:ind w:left="360"/>
+        <w:shd w:val="clear" w:fill="FFF4E5"/>
+      </w:pPr>
+      <w:r>
+        <w:rPr>
+          <w:b w:val="0"/>
+          <w:color w:val="960000"/>
+          <w:sz w:val="20"/>
+        </w:rPr>
+        <w:t xml:space="preserve">🛑 </w:t>
+      </w:r>
+      <w:r>
+        <w:rPr>
+          <w:b/>
+          <w:color w:val="960000"/>
+          <w:sz w:val="20"/>
+        </w:rPr>
+        <w:t>07/09 (`D-20`) — «SINCRONICE AHÍ MISMO» NO VALE IGUAL EN LOS DOS POSTES, Y ESTA TABLA NO LO DISTINGUÍA.</w:t>
+      </w:r>
+      <w:r>
+        <w:rPr>
+          <w:b w:val="0"/>
+          <w:color w:val="960000"/>
+          <w:sz w:val="20"/>
+        </w:rPr>
+        <w:t xml:space="preserve"> Cuatro de los ocho arreglos de abajo terminan en *«sincronizar»*, y eso significa </w:t>
+      </w:r>
+      <w:r>
+        <w:rPr>
+          <w:b/>
+          <w:color w:val="960000"/>
+          <w:sz w:val="20"/>
+        </w:rPr>
+        <w:t>escribir la hora</w:t>
+      </w:r>
+      <w:r>
+        <w:rPr>
+          <w:b w:val="0"/>
+          <w:color w:val="960000"/>
+          <w:sz w:val="20"/>
+        </w:rPr>
+        <w:t xml:space="preserve">: * </w:t>
+      </w:r>
+      <w:r>
+        <w:rPr>
+          <w:b/>
+          <w:color w:val="960000"/>
+          <w:sz w:val="20"/>
+        </w:rPr>
+        <w:t>En el POSTE 1 (Maestro): se sincroniza ahí mismo.</w:t>
+      </w:r>
+      <w:r>
+        <w:rPr>
+          <w:b w:val="0"/>
+          <w:color w:val="960000"/>
+          <w:sz w:val="20"/>
+        </w:rPr>
+        <w:t xml:space="preserve"> Es la fuente, y es lo correcto. * </w:t>
+      </w:r>
+      <w:r>
+        <w:rPr>
+          <w:b/>
+          <w:color w:val="960000"/>
+          <w:sz w:val="20"/>
+        </w:rPr>
+        <w:t>En el POSTE 2 (Esclavo): NO.</w:t>
+      </w:r>
+      <w:r>
+        <w:rPr>
+          <w:b w:val="0"/>
+          <w:color w:val="960000"/>
+          <w:sz w:val="20"/>
+        </w:rPr>
+        <w:t xml:space="preserve"> </w:t>
+      </w:r>
+      <w:r>
+        <w:rPr>
+          <w:rFonts w:ascii="Consolas" w:hAnsi="Consolas"/>
+          <w:color w:val="960000"/>
+          <w:sz w:val="20"/>
+        </w:rPr>
+        <w:t>D-20</w:t>
+      </w:r>
+      <w:r>
+        <w:rPr>
+          <w:b w:val="0"/>
+          <w:color w:val="960000"/>
+          <w:sz w:val="20"/>
+        </w:rPr>
+        <w:t xml:space="preserve"> decide que </w:t>
+      </w:r>
+      <w:r>
+        <w:rPr>
+          <w:b/>
+          <w:color w:val="960000"/>
+          <w:sz w:val="20"/>
+        </w:rPr>
+        <w:t>la app no pone la hora en el poste 2, nunca</w:t>
+      </w:r>
+      <w:r>
+        <w:rPr>
+          <w:b w:val="0"/>
+          <w:color w:val="960000"/>
+          <w:sz w:val="20"/>
+        </w:rPr>
+        <w:t xml:space="preserve"> — sería una segunda fuente. Con </w:t>
+      </w:r>
+      <w:r>
+        <w:rPr>
+          <w:rFonts w:ascii="Consolas" w:hAnsi="Consolas"/>
+          <w:color w:val="960000"/>
+          <w:sz w:val="20"/>
+        </w:rPr>
+        <w:t>D-20</w:t>
+      </w:r>
+      <w:r>
+        <w:rPr>
+          <w:b w:val="0"/>
+          <w:color w:val="960000"/>
+          <w:sz w:val="20"/>
+        </w:rPr>
+        <w:t xml:space="preserve"> construida, esos cuatro motivos se resuelven </w:t>
+      </w:r>
+      <w:r>
+        <w:rPr>
+          <w:b/>
+          <w:color w:val="960000"/>
+          <w:sz w:val="20"/>
+        </w:rPr>
+        <w:t>poniendo en hora el Poste 1 y dejando que la siembre por radio</w:t>
+      </w:r>
+      <w:r>
+        <w:rPr>
+          <w:b w:val="0"/>
+          <w:color w:val="960000"/>
+          <w:sz w:val="20"/>
+        </w:rPr>
+        <w:t xml:space="preserve">, y esta consulta sirve para </w:t>
+      </w:r>
+      <w:r>
+        <w:rPr>
+          <w:b/>
+          <w:color w:val="960000"/>
+          <w:sz w:val="20"/>
+        </w:rPr>
+        <w:t>comprobar</w:t>
+      </w:r>
+      <w:r>
+        <w:rPr>
+          <w:b w:val="0"/>
+          <w:color w:val="960000"/>
+          <w:sz w:val="20"/>
+        </w:rPr>
+        <w:t xml:space="preserve"> que llegó. * ⚠️ </w:t>
+      </w:r>
+      <w:r>
+        <w:rPr>
+          <w:b/>
+          <w:color w:val="960000"/>
+          <w:sz w:val="20"/>
+        </w:rPr>
+        <w:t>`D-20` está SIN CONSTRUIR</w:t>
+      </w:r>
+      <w:r>
+        <w:rPr>
+          <w:b w:val="0"/>
+          <w:color w:val="960000"/>
+          <w:sz w:val="20"/>
+        </w:rPr>
+        <w:t xml:space="preserve"> (</w:t>
+      </w:r>
+      <w:r>
+        <w:rPr>
+          <w:rFonts w:ascii="Consolas" w:hAnsi="Consolas"/>
+          <w:color w:val="960000"/>
+          <w:sz w:val="20"/>
+        </w:rPr>
+        <w:t>§4</w:t>
+      </w:r>
+      <w:r>
+        <w:rPr>
+          <w:b w:val="0"/>
+          <w:color w:val="960000"/>
+          <w:sz w:val="20"/>
+        </w:rPr>
+        <w:t xml:space="preserve">), así que </w:t>
+      </w:r>
+      <w:r>
+        <w:rPr>
+          <w:b/>
+          <w:color w:val="960000"/>
+          <w:sz w:val="20"/>
+        </w:rPr>
+        <w:t>hoy</w:t>
+      </w:r>
+      <w:r>
+        <w:rPr>
+          <w:b w:val="0"/>
+          <w:color w:val="960000"/>
+          <w:sz w:val="20"/>
+        </w:rPr>
+        <w:t xml:space="preserve"> el poste 2 se sigue sincronizando visitándolo, incluidos estos cuatro motivos. </w:t>
+      </w:r>
+      <w:r>
+        <w:rPr>
+          <w:b/>
+          <w:color w:val="960000"/>
+          <w:sz w:val="20"/>
+        </w:rPr>
+        <w:t>Es un estado declarado, no la arquitectura.</w:t>
+      </w:r>
+      <w:r>
+        <w:rPr>
+          <w:b w:val="0"/>
+          <w:color w:val="960000"/>
+          <w:sz w:val="20"/>
+        </w:rPr>
+        <w:t xml:space="preserve"> 🔧 </w:t>
+      </w:r>
+      <w:r>
+        <w:rPr>
+          <w:b/>
+          <w:color w:val="960000"/>
+          <w:sz w:val="20"/>
+        </w:rPr>
+        <w:t>Lo que NO cambia en ninguno de los dos postes: la pila.</w:t>
+      </w:r>
+      <w:r>
+        <w:rPr>
+          <w:b w:val="0"/>
+          <w:color w:val="960000"/>
+          <w:sz w:val="20"/>
+        </w:rPr>
+        <w:t xml:space="preserve"> *«Oscilador parado»* es siempre la </w:t>
+      </w:r>
+      <w:r>
+        <w:rPr>
+          <w:b/>
+          <w:color w:val="960000"/>
+          <w:sz w:val="20"/>
+        </w:rPr>
+        <w:t>pila del módulo `DS3231`</w:t>
+      </w:r>
+      <w:r>
+        <w:rPr>
+          <w:b w:val="0"/>
+          <w:color w:val="960000"/>
+          <w:sz w:val="20"/>
+        </w:rPr>
+        <w:t xml:space="preserve"> de ese poste —</w:t>
+      </w:r>
+      <w:r>
+        <w:rPr>
+          <w:b/>
+          <w:color w:val="960000"/>
+          <w:sz w:val="20"/>
+        </w:rPr>
+        <w:t>no</w:t>
+      </w:r>
+      <w:r>
+        <w:rPr>
+          <w:b w:val="0"/>
+          <w:color w:val="960000"/>
+          <w:sz w:val="20"/>
+        </w:rPr>
+        <w:t xml:space="preserve"> la </w:t>
+      </w:r>
+      <w:r>
+        <w:rPr>
+          <w:rFonts w:ascii="Consolas" w:hAnsi="Consolas"/>
+          <w:color w:val="960000"/>
+          <w:sz w:val="20"/>
+        </w:rPr>
+        <w:t>CR2032</w:t>
+      </w:r>
+      <w:r>
+        <w:rPr>
+          <w:b w:val="0"/>
+          <w:color w:val="960000"/>
+          <w:sz w:val="20"/>
+        </w:rPr>
+        <w:t xml:space="preserve"> de la controladora—, se cambia en el poste donde salga, y </w:t>
+      </w:r>
+      <w:r>
+        <w:rPr>
+          <w:b/>
+          <w:color w:val="960000"/>
+          <w:sz w:val="20"/>
+        </w:rPr>
+        <w:t>no hay camino por radio que arregle una pila</w:t>
+      </w:r>
+      <w:r>
+        <w:rPr>
+          <w:b w:val="0"/>
+          <w:color w:val="960000"/>
+          <w:sz w:val="20"/>
+        </w:rPr>
+        <w:t>.</w:t>
+      </w:r>
+    </w:p>
     <w:tbl>
       <w:tblPr>
         <w:tblStyle w:val="TableGrid"/>
@@ -31271,7 +34625,14 @@
                 <w:b w:val="0"/>
                 <w:sz w:val="19"/>
               </w:rPr>
-              <w:t>: no es una avería, es que nadie se la ha puesto desde que el módulo arrancó. Se arregla con el botón de sincronizar, ahí mismo</w:t>
+              <w:t xml:space="preserve">: no es una avería, es que nadie se la ha puesto desde que el módulo arrancó. Se arregla con el botón de sincronizar, ahí mismo — </w:t>
+            </w:r>
+            <w:r>
+              <w:rPr>
+                <w:b/>
+                <w:sz w:val="19"/>
+              </w:rPr>
+              <w:t>en el POSTE 1. En el POSTE 2, ver la caja de arriba</w:t>
             </w:r>
           </w:p>
         </w:tc>
@@ -31736,21 +35097,7 @@
           <w:b w:val="0"/>
           <w:sz w:val="21"/>
         </w:rPr>
-        <w:t>libres</w:t>
-      </w:r>
-      <w:r>
-        <w:rPr>
-          <w:b/>
-          <w:sz w:val="21"/>
-        </w:rPr>
-        <w:t xml:space="preserve"> desde que un técnico le tecleó la hora a cada uno, en ese poste, en esa visita — y </w:t>
-      </w:r>
-      <w:r>
-        <w:rPr>
-          <w:b w:val="0"/>
-          <w:sz w:val="21"/>
-        </w:rPr>
-        <w:t>nada</w:t>
+        <w:t>libres** ~~desde que un técnico le tecleó la hora a cada uno, en ese poste, en esa visita~~ — y</w:t>
       </w:r>
     </w:p>
     <w:p>
@@ -31759,10 +35106,176 @@
       </w:pPr>
       <w:r>
         <w:rPr>
-          <w:b w:val="0"/>
-          <w:sz w:val="21"/>
-        </w:rPr>
-        <w:t>del equipo los vuelve a juntar solo**.</w:t>
+          <w:b/>
+          <w:sz w:val="21"/>
+        </w:rPr>
+        <w:t>nada del equipo los vuelve a juntar solo</w:t>
+      </w:r>
+      <w:r>
+        <w:rPr>
+          <w:b w:val="0"/>
+          <w:sz w:val="21"/>
+        </w:rPr>
+        <w:t>.</w:t>
+      </w:r>
+    </w:p>
+    <w:p>
+      <w:pPr>
+        <w:spacing w:after="160"/>
+        <w:ind w:left="360"/>
+        <w:shd w:val="clear" w:fill="FFF4E5"/>
+      </w:pPr>
+      <w:r>
+        <w:rPr>
+          <w:b w:val="0"/>
+          <w:color w:val="960000"/>
+          <w:sz w:val="20"/>
+        </w:rPr>
+        <w:t xml:space="preserve">🛑 </w:t>
+      </w:r>
+      <w:r>
+        <w:rPr>
+          <w:b/>
+          <w:color w:val="960000"/>
+          <w:sz w:val="20"/>
+        </w:rPr>
+        <w:t>07/09 (`D-20`) — LA FRASE TACHADA DESCRIBÍA EL MODO NORMAL DE OPERAR, Y ESE MODO ES EL DEFECTO.</w:t>
+      </w:r>
+      <w:r>
+        <w:rPr>
+          <w:b w:val="0"/>
+          <w:color w:val="960000"/>
+          <w:sz w:val="20"/>
+        </w:rPr>
+        <w:t xml:space="preserve"> *«Un técnico le tecleó la hora a cada uno, en ese poste, en esa visita»* son </w:t>
+      </w:r>
+      <w:r>
+        <w:rPr>
+          <w:b/>
+          <w:color w:val="960000"/>
+          <w:sz w:val="20"/>
+        </w:rPr>
+        <w:t>dos fuentes de hora</w:t>
+      </w:r>
+      <w:r>
+        <w:rPr>
+          <w:b w:val="0"/>
+          <w:color w:val="960000"/>
+          <w:sz w:val="20"/>
+        </w:rPr>
+        <w:t xml:space="preserve">, una por poste, cada una salida del teléfono. </w:t>
+      </w:r>
+      <w:r>
+        <w:rPr>
+          <w:rFonts w:ascii="Consolas" w:hAnsi="Consolas"/>
+          <w:color w:val="960000"/>
+          <w:sz w:val="20"/>
+        </w:rPr>
+        <w:t>D-20</w:t>
+      </w:r>
+      <w:r>
+        <w:rPr>
+          <w:b w:val="0"/>
+          <w:color w:val="960000"/>
+          <w:sz w:val="20"/>
+        </w:rPr>
+        <w:t xml:space="preserve"> decide lo contrario: </w:t>
+      </w:r>
+      <w:r>
+        <w:rPr>
+          <w:b/>
+          <w:color w:val="960000"/>
+          <w:sz w:val="20"/>
+        </w:rPr>
+        <w:t>la app le da la hora al Poste 1 y sólo al Poste 1</w:t>
+      </w:r>
+      <w:r>
+        <w:rPr>
+          <w:b w:val="0"/>
+          <w:color w:val="960000"/>
+          <w:sz w:val="20"/>
+        </w:rPr>
+        <w:t xml:space="preserve">; el poste 2 la recibe </w:t>
+      </w:r>
+      <w:r>
+        <w:rPr>
+          <w:b/>
+          <w:color w:val="960000"/>
+          <w:sz w:val="20"/>
+        </w:rPr>
+        <w:t>por radio</w:t>
+      </w:r>
+      <w:r>
+        <w:rPr>
+          <w:b w:val="0"/>
+          <w:color w:val="960000"/>
+          <w:sz w:val="20"/>
+        </w:rPr>
+        <w:t xml:space="preserve">, y </w:t>
+      </w:r>
+      <w:r>
+        <w:rPr>
+          <w:b/>
+          <w:color w:val="960000"/>
+          <w:sz w:val="20"/>
+        </w:rPr>
+        <w:t>hay una sola fuente</w:t>
+      </w:r>
+      <w:r>
+        <w:rPr>
+          <w:b w:val="0"/>
+          <w:color w:val="960000"/>
+          <w:sz w:val="20"/>
+        </w:rPr>
+        <w:t xml:space="preserve">. Ver </w:t>
+      </w:r>
+      <w:r>
+        <w:rPr>
+          <w:rFonts w:ascii="Consolas" w:hAnsi="Consolas"/>
+          <w:color w:val="960000"/>
+          <w:sz w:val="20"/>
+        </w:rPr>
+        <w:t>§4</w:t>
+      </w:r>
+      <w:r>
+        <w:rPr>
+          <w:b w:val="0"/>
+          <w:color w:val="960000"/>
+          <w:sz w:val="20"/>
+        </w:rPr>
+        <w:t xml:space="preserve">. ⚠️ </w:t>
+      </w:r>
+      <w:r>
+        <w:rPr>
+          <w:b/>
+          <w:color w:val="960000"/>
+          <w:sz w:val="20"/>
+        </w:rPr>
+        <w:t>Lo que sí sigue siendo verdad HOY, palabra por palabra, porque `D-20` está SIN CONSTRUIR:</w:t>
+      </w:r>
+      <w:r>
+        <w:rPr>
+          <w:b w:val="0"/>
+          <w:color w:val="960000"/>
+          <w:sz w:val="20"/>
+        </w:rPr>
+        <w:t xml:space="preserve"> los dos relojes se teclean uno a uno en cada visita y nada los vuelve a juntar solo. </w:t>
+      </w:r>
+      <w:r>
+        <w:rPr>
+          <w:b/>
+          <w:color w:val="960000"/>
+          <w:sz w:val="20"/>
+        </w:rPr>
+        <w:t>Se conserva tachado, no borrado</w:t>
+      </w:r>
+      <w:r>
+        <w:rPr>
+          <w:b w:val="0"/>
+          <w:color w:val="960000"/>
+          <w:sz w:val="20"/>
+        </w:rPr>
+        <w:t>, precisamente para que se note cuál de las dos cosas es el estado y cuál es la arquitectura.</w:t>
       </w:r>
     </w:p>
     <w:p>
@@ -32563,10 +36076,24 @@
             <w:r/>
             <w:r>
               <w:rPr>
+                <w:b w:val="0"/>
+                <w:sz w:val="19"/>
+              </w:rPr>
+              <w:t>~~</w:t>
+            </w:r>
+            <w:r>
+              <w:rPr>
                 <w:b/>
                 <w:sz w:val="19"/>
               </w:rPr>
               <w:t>Courier RTC</w:t>
+            </w:r>
+            <w:r>
+              <w:rPr>
+                <w:b w:val="0"/>
+                <w:sz w:val="19"/>
+              </w:rPr>
+              <w:t>~~</w:t>
             </w:r>
           </w:p>
         </w:tc>
@@ -32617,7 +36144,56 @@
                 <w:b w:val="0"/>
                 <w:sz w:val="19"/>
               </w:rPr>
-              <w:t>Inyección de hora compensada en el nodo Esclavo</w:t>
+              <w:t xml:space="preserve">~~Inyección de hora compensada en el nodo Esclavo~~ 🛑 </w:t>
+            </w:r>
+            <w:r>
+              <w:rPr>
+                <w:b/>
+                <w:sz w:val="19"/>
+              </w:rPr>
+              <w:t>07/09: EL PROCEDIMIENTO QUE ENSEÑA ESTA CAPTURA ESTÁ DEROGADO (`D-20`)</w:t>
+            </w:r>
+            <w:r>
+              <w:rPr>
+                <w:b w:val="0"/>
+                <w:sz w:val="19"/>
+              </w:rPr>
+              <w:t xml:space="preserve"> — la app </w:t>
+            </w:r>
+            <w:r>
+              <w:rPr>
+                <w:b/>
+                <w:sz w:val="19"/>
+              </w:rPr>
+              <w:t>no pone la hora en el poste 2</w:t>
+            </w:r>
+            <w:r>
+              <w:rPr>
+                <w:b w:val="0"/>
+                <w:sz w:val="19"/>
+              </w:rPr>
+              <w:t xml:space="preserve">. La captura se conserva porque documenta lo que la APK de agosto hacía, </w:t>
+            </w:r>
+            <w:r>
+              <w:rPr>
+                <w:b/>
+                <w:sz w:val="19"/>
+              </w:rPr>
+              <w:t>no lo que hay que hacer</w:t>
+            </w:r>
+            <w:r>
+              <w:rPr>
+                <w:b w:val="0"/>
+                <w:sz w:val="19"/>
+              </w:rPr>
+              <w:t xml:space="preserve">. Ver </w:t>
+            </w:r>
+            <w:r>
+              <w:rPr>
+                <w:rFonts w:ascii="Consolas" w:hAnsi="Consolas"/>
+                <w:sz w:val="19"/>
+              </w:rPr>
+              <w:t>§4</w:t>
             </w:r>
           </w:p>
         </w:tc>

--- a/05_Funcional/14_Manual_App_Movil_IOT_VIAL.docx
+++ b/05_Funcional/14_Manual_App_Movil_IOT_VIAL.docx
@@ -32819,7 +32819,535 @@
           <w:color w:val="960000"/>
           <w:sz w:val="20"/>
         </w:rPr>
-        <w:t>: el equipo funciona con el cristal del RTC muerto, y por eso el defecto tardó en verse.</w:t>
+        <w:t xml:space="preserve">: el equipo funciona con el cristal del RTC muerto, y por eso el defecto tardó en verse. # 🔴 07/09 — </w:t>
+      </w:r>
+      <w:r>
+        <w:rPr>
+          <w:rFonts w:ascii="Consolas" w:hAnsi="Consolas"/>
+          <w:color w:val="960000"/>
+          <w:sz w:val="20"/>
+        </w:rPr>
+        <w:t>DECISIONES.md</w:t>
+      </w:r>
+      <w:r>
+        <w:rPr>
+          <w:b w:val="0"/>
+          <w:color w:val="960000"/>
+          <w:sz w:val="20"/>
+        </w:rPr>
+        <w:t xml:space="preserve"> FILA </w:t>
+      </w:r>
+      <w:r>
+        <w:rPr>
+          <w:rFonts w:ascii="Consolas" w:hAnsi="Consolas"/>
+          <w:color w:val="960000"/>
+          <w:sz w:val="20"/>
+        </w:rPr>
+        <w:t>D-22</w:t>
+      </w:r>
+      <w:r>
+        <w:rPr>
+          <w:b w:val="0"/>
+          <w:color w:val="960000"/>
+          <w:sz w:val="20"/>
+        </w:rPr>
+        <w:t xml:space="preserve">: </w:t>
+      </w:r>
+      <w:r>
+        <w:rPr>
+          <w:b/>
+          <w:color w:val="960000"/>
+          <w:sz w:val="20"/>
+        </w:rPr>
+        <w:t>`Y1` PASA A SER EL RELOJ DE SISTEMA, Y LA SALUD DE CADA RELOJ SE PUBLICA EN ESTA APP</w:t>
+      </w:r>
+      <w:r>
+        <w:rPr>
+          <w:b w:val="0"/>
+          <w:color w:val="960000"/>
+          <w:sz w:val="20"/>
+        </w:rPr>
+        <w:t xml:space="preserve"> 🛑 </w:t>
+      </w:r>
+      <w:r>
+        <w:rPr>
+          <w:b/>
+          <w:color w:val="960000"/>
+          <w:sz w:val="20"/>
+        </w:rPr>
+        <w:t>DECIDIDA Y SIN CONSTRUIR.</w:t>
+      </w:r>
+      <w:r>
+        <w:rPr>
+          <w:b w:val="0"/>
+          <w:color w:val="960000"/>
+          <w:sz w:val="20"/>
+        </w:rPr>
+        <w:t xml:space="preserve"> La tabla de arriba describe el estado de hoy —el firmware arranca con el </w:t>
+      </w:r>
+      <w:r>
+        <w:rPr>
+          <w:b/>
+          <w:color w:val="960000"/>
+          <w:sz w:val="20"/>
+        </w:rPr>
+        <w:t>HSI</w:t>
+      </w:r>
+      <w:r>
+        <w:rPr>
+          <w:b w:val="0"/>
+          <w:color w:val="960000"/>
+          <w:sz w:val="20"/>
+        </w:rPr>
+        <w:t xml:space="preserve"> y no toca </w:t>
+      </w:r>
+      <w:r>
+        <w:rPr>
+          <w:rFonts w:ascii="Consolas" w:hAnsi="Consolas"/>
+          <w:color w:val="960000"/>
+          <w:sz w:val="20"/>
+        </w:rPr>
+        <w:t>Y1</w:t>
+      </w:r>
+      <w:r>
+        <w:rPr>
+          <w:b w:val="0"/>
+          <w:color w:val="960000"/>
+          <w:sz w:val="20"/>
+        </w:rPr>
+        <w:t xml:space="preserve">— y </w:t>
+      </w:r>
+      <w:r>
+        <w:rPr>
+          <w:b/>
+          <w:color w:val="960000"/>
+          <w:sz w:val="20"/>
+        </w:rPr>
+        <w:t>sigue siendo correcta</w:t>
+      </w:r>
+      <w:r>
+        <w:rPr>
+          <w:b w:val="0"/>
+          <w:color w:val="960000"/>
+          <w:sz w:val="20"/>
+        </w:rPr>
+        <w:t xml:space="preserve">. Lo que cambia es que ese estado dejó de ser una curiosidad de diagnóstico y pasó a ser </w:t>
+      </w:r>
+      <w:r>
+        <w:rPr>
+          <w:b/>
+          <w:color w:val="960000"/>
+          <w:sz w:val="20"/>
+        </w:rPr>
+        <w:t>una decisión pendiente</w:t>
+      </w:r>
+      <w:r>
+        <w:rPr>
+          <w:b w:val="0"/>
+          <w:color w:val="960000"/>
+          <w:sz w:val="20"/>
+        </w:rPr>
+        <w:t xml:space="preserve">. </w:t>
+      </w:r>
+      <w:r>
+        <w:rPr>
+          <w:b/>
+          <w:color w:val="960000"/>
+          <w:sz w:val="20"/>
+        </w:rPr>
+        <w:t>Qué se decidió:</w:t>
+      </w:r>
+      <w:r>
+        <w:rPr>
+          <w:b w:val="0"/>
+          <w:color w:val="960000"/>
+          <w:sz w:val="20"/>
+        </w:rPr>
+        <w:t xml:space="preserve"> arrancar el STM32 sobre </w:t>
+      </w:r>
+      <w:r>
+        <w:rPr>
+          <w:rFonts w:ascii="Consolas" w:hAnsi="Consolas"/>
+          <w:color w:val="960000"/>
+          <w:sz w:val="20"/>
+        </w:rPr>
+        <w:t>Y1</w:t>
+      </w:r>
+      <w:r>
+        <w:rPr>
+          <w:b w:val="0"/>
+          <w:color w:val="960000"/>
+          <w:sz w:val="20"/>
+        </w:rPr>
+        <w:t xml:space="preserve"> (8 MHz) en vez del RC interno. </w:t>
+      </w:r>
+      <w:r>
+        <w:rPr>
+          <w:b/>
+          <w:color w:val="960000"/>
+          <w:sz w:val="20"/>
+        </w:rPr>
+        <w:t>No cuesta hardware</w:t>
+      </w:r>
+      <w:r>
+        <w:rPr>
+          <w:b w:val="0"/>
+          <w:color w:val="960000"/>
+          <w:sz w:val="20"/>
+        </w:rPr>
+        <w:t xml:space="preserve"> —el cristal está montado— y el error del reloj de sistema baja de </w:t>
+      </w:r>
+      <w:r>
+        <w:rPr>
+          <w:b/>
+          <w:color w:val="960000"/>
+          <w:sz w:val="20"/>
+        </w:rPr>
+        <w:t>10.000–25.000 ppm</w:t>
+      </w:r>
+      <w:r>
+        <w:rPr>
+          <w:b w:val="0"/>
+          <w:color w:val="960000"/>
+          <w:sz w:val="20"/>
+        </w:rPr>
+        <w:t xml:space="preserve"> (HSI) a </w:t>
+      </w:r>
+      <w:r>
+        <w:rPr>
+          <w:b/>
+          <w:color w:val="960000"/>
+          <w:sz w:val="20"/>
+        </w:rPr>
+        <w:t>20–50 ppm</w:t>
+      </w:r>
+      <w:r>
+        <w:rPr>
+          <w:b w:val="0"/>
+          <w:color w:val="960000"/>
+          <w:sz w:val="20"/>
+        </w:rPr>
+        <w:t xml:space="preserve"> (cristal): </w:t>
+      </w:r>
+      <w:r>
+        <w:rPr>
+          <w:b/>
+          <w:color w:val="960000"/>
+          <w:sz w:val="20"/>
+        </w:rPr>
+        <w:t>de 200 a 1.000 veces mejor</w:t>
+      </w:r>
+      <w:r>
+        <w:rPr>
+          <w:b w:val="0"/>
+          <w:color w:val="960000"/>
+          <w:sz w:val="20"/>
+        </w:rPr>
+        <w:t>. 🔴 **Y la mitad que le toca a ESTA APP, en palabras del responsable —*«con eso sabríamos»*—: la salud de cada reloj y de cada cristal se PUBLICA, en bitácora y en pantalla.</w:t>
+      </w:r>
+      <w:r>
+        <w:rPr>
+          <w:b/>
+          <w:color w:val="960000"/>
+          <w:sz w:val="20"/>
+        </w:rPr>
+        <w:t xml:space="preserve"> Hoy la app no tiene dónde enseñarlo: `Y1` y `Y2` </w:t>
+      </w:r>
+      <w:r>
+        <w:rPr>
+          <w:b w:val="0"/>
+          <w:color w:val="960000"/>
+          <w:sz w:val="20"/>
+        </w:rPr>
+        <w:t xml:space="preserve">no aparecen en ningún campo del </w:t>
+      </w:r>
+      <w:r>
+        <w:rPr>
+          <w:rFonts w:ascii="Consolas" w:hAnsi="Consolas"/>
+          <w:color w:val="960000"/>
+          <w:sz w:val="20"/>
+        </w:rPr>
+        <w:t>$STATUS</w:t>
+      </w:r>
+      <w:r>
+        <w:rPr>
+          <w:b/>
+          <w:color w:val="960000"/>
+          <w:sz w:val="20"/>
+        </w:rPr>
+        <w:t xml:space="preserve">, y lo único que hay es el veredicto que devuelve `CMD:PIN:1234:REINICIAR_RELOJ` </w:t>
+      </w:r>
+      <w:r>
+        <w:rPr>
+          <w:b w:val="0"/>
+          <w:color w:val="960000"/>
+          <w:sz w:val="20"/>
+        </w:rPr>
+        <w:t>cuando alguien lo pide a mano</w:t>
+      </w:r>
+      <w:r>
+        <w:rPr>
+          <w:b/>
+          <w:color w:val="960000"/>
+          <w:sz w:val="20"/>
+        </w:rPr>
+        <w:t xml:space="preserve">. | qué habría que poder ver | de dónde saldría | hoy | |---|---|---| | `Y1` — ¿arrancó el cristal, o el equipo cayó al HSI? | el propio arranque del STM32 lo sabe | 🔴 </w:t>
+      </w:r>
+      <w:r>
+        <w:rPr>
+          <w:b w:val="0"/>
+          <w:color w:val="960000"/>
+          <w:sz w:val="20"/>
+        </w:rPr>
+        <w:t xml:space="preserve">no existe: el firmware nunca ha pedido </w:t>
+      </w:r>
+      <w:r>
+        <w:rPr>
+          <w:rFonts w:ascii="Consolas" w:hAnsi="Consolas"/>
+          <w:color w:val="960000"/>
+          <w:sz w:val="20"/>
+        </w:rPr>
+        <w:t>Y1</w:t>
+      </w:r>
+      <w:r>
+        <w:rPr>
+          <w:b/>
+          <w:color w:val="960000"/>
+          <w:sz w:val="20"/>
+        </w:rPr>
+        <w:t xml:space="preserve"> | | `Y2` — ¿oscila el cristal del RTC? | `REINICIAR_RELOJ` ya lo contesta | 🟡 </w:t>
+      </w:r>
+      <w:r>
+        <w:rPr>
+          <w:b w:val="0"/>
+          <w:color w:val="960000"/>
+          <w:sz w:val="20"/>
+        </w:rPr>
+        <w:t xml:space="preserve">existe, pero sólo bajo demanda y sin rótulo en pantalla** | | </w:t>
+      </w:r>
+      <w:r>
+        <w:rPr>
+          <w:rFonts w:ascii="Consolas" w:hAnsi="Consolas"/>
+          <w:color w:val="960000"/>
+          <w:sz w:val="20"/>
+        </w:rPr>
+        <w:t>DS3231</w:t>
+      </w:r>
+      <w:r>
+        <w:rPr>
+          <w:b w:val="0"/>
+          <w:color w:val="960000"/>
+          <w:sz w:val="20"/>
+        </w:rPr>
+        <w:t xml:space="preserve"> — ¿</w:t>
+      </w:r>
+      <w:r>
+        <w:rPr>
+          <w:rFonts w:ascii="Consolas" w:hAnsi="Consolas"/>
+          <w:color w:val="960000"/>
+          <w:sz w:val="20"/>
+        </w:rPr>
+        <w:t>OSF</w:t>
+      </w:r>
+      <w:r>
+        <w:rPr>
+          <w:b w:val="0"/>
+          <w:color w:val="960000"/>
+          <w:sz w:val="20"/>
+        </w:rPr>
+        <w:t xml:space="preserve"> puesto? *(</w:t>
+      </w:r>
+      <w:r>
+        <w:rPr>
+          <w:rFonts w:ascii="Consolas" w:hAnsi="Consolas"/>
+          <w:color w:val="960000"/>
+          <w:sz w:val="20"/>
+        </w:rPr>
+        <w:t>D-21</w:t>
+      </w:r>
+      <w:r>
+        <w:rPr>
+          <w:b w:val="0"/>
+          <w:color w:val="960000"/>
+          <w:sz w:val="20"/>
+        </w:rPr>
+        <w:t xml:space="preserve">)* | el puente ya lo lee | 🔴 </w:t>
+      </w:r>
+      <w:r>
+        <w:rPr>
+          <w:b/>
+          <w:color w:val="960000"/>
+          <w:sz w:val="20"/>
+        </w:rPr>
+        <w:t>muere en el puente</w:t>
+      </w:r>
+      <w:r>
+        <w:rPr>
+          <w:b w:val="0"/>
+          <w:color w:val="960000"/>
+          <w:sz w:val="20"/>
+        </w:rPr>
+        <w:t xml:space="preserve"> — ver </w:t>
+      </w:r>
+      <w:r>
+        <w:rPr>
+          <w:rFonts w:ascii="Consolas" w:hAnsi="Consolas"/>
+          <w:color w:val="960000"/>
+          <w:sz w:val="20"/>
+        </w:rPr>
+        <w:t>§5.7.3</w:t>
+      </w:r>
+      <w:r>
+        <w:rPr>
+          <w:b w:val="0"/>
+          <w:color w:val="960000"/>
+          <w:sz w:val="20"/>
+        </w:rPr>
+        <w:t xml:space="preserve"> | ⚠️ </w:t>
+      </w:r>
+      <w:r>
+        <w:rPr>
+          <w:b/>
+          <w:color w:val="960000"/>
+          <w:sz w:val="20"/>
+        </w:rPr>
+        <w:t>LA PRECONDICIÓN DE `D-22`, Y NO ES OPCIONAL: `Y1` NUNCA SE HA ARRANCADO.</w:t>
+      </w:r>
+      <w:r>
+        <w:rPr>
+          <w:b w:val="0"/>
+          <w:color w:val="960000"/>
+          <w:sz w:val="20"/>
+        </w:rPr>
+        <w:t xml:space="preserve"> El firmware jamás lo ha seleccionado, y </w:t>
+      </w:r>
+      <w:r>
+        <w:rPr>
+          <w:b/>
+          <w:color w:val="960000"/>
+          <w:sz w:val="20"/>
+        </w:rPr>
+        <w:t>`Y2`, el otro cristal de esa misma placa, está muerto</w:t>
+      </w:r>
+      <w:r>
+        <w:rPr>
+          <w:b w:val="0"/>
+          <w:color w:val="960000"/>
+          <w:sz w:val="20"/>
+        </w:rPr>
+        <w:t xml:space="preserve"> (</w:t>
+      </w:r>
+      <w:r>
+        <w:rPr>
+          <w:rFonts w:ascii="Consolas" w:hAnsi="Consolas"/>
+          <w:color w:val="960000"/>
+          <w:sz w:val="20"/>
+        </w:rPr>
+        <w:t>N-17</w:t>
+      </w:r>
+      <w:r>
+        <w:rPr>
+          <w:b w:val="0"/>
+          <w:color w:val="960000"/>
+          <w:sz w:val="20"/>
+        </w:rPr>
+        <w:t xml:space="preserve">). Que </w:t>
+      </w:r>
+      <w:r>
+        <w:rPr>
+          <w:rFonts w:ascii="Consolas" w:hAnsi="Consolas"/>
+          <w:color w:val="960000"/>
+          <w:sz w:val="20"/>
+        </w:rPr>
+        <w:t>Y1</w:t>
+      </w:r>
+      <w:r>
+        <w:rPr>
+          <w:b w:val="0"/>
+          <w:color w:val="960000"/>
+          <w:sz w:val="20"/>
+        </w:rPr>
+        <w:t xml:space="preserve"> esté soldado y en la lista de materiales </w:t>
+      </w:r>
+      <w:r>
+        <w:rPr>
+          <w:b/>
+          <w:color w:val="960000"/>
+          <w:sz w:val="20"/>
+        </w:rPr>
+        <w:t>no es una medida de que oscile</w:t>
+      </w:r>
+      <w:r>
+        <w:rPr>
+          <w:b w:val="0"/>
+          <w:color w:val="960000"/>
+          <w:sz w:val="20"/>
+        </w:rPr>
+        <w:t xml:space="preserve">. </w:t>
+      </w:r>
+      <w:r>
+        <w:rPr>
+          <w:rFonts w:ascii="Consolas" w:hAnsi="Consolas"/>
+          <w:color w:val="960000"/>
+          <w:sz w:val="20"/>
+        </w:rPr>
+        <w:t>D-22</w:t>
+      </w:r>
+      <w:r>
+        <w:rPr>
+          <w:b w:val="0"/>
+          <w:color w:val="960000"/>
+          <w:sz w:val="20"/>
+        </w:rPr>
+        <w:t xml:space="preserve"> exige que, </w:t>
+      </w:r>
+      <w:r>
+        <w:rPr>
+          <w:b/>
+          <w:color w:val="960000"/>
+          <w:sz w:val="20"/>
+        </w:rPr>
+        <w:t>si no oscila, el arranque caiga al HSI y lo DECLARE</w:t>
+      </w:r>
+      <w:r>
+        <w:rPr>
+          <w:b w:val="0"/>
+          <w:color w:val="960000"/>
+          <w:sz w:val="20"/>
+        </w:rPr>
+        <w:t xml:space="preserve">: ni se cuelga ni finge una precisión que no tiene. </w:t>
+      </w:r>
+      <w:r>
+        <w:rPr>
+          <w:b/>
+          <w:color w:val="960000"/>
+          <w:sz w:val="20"/>
+        </w:rPr>
+        <w:t>Esa caída hacia atrás también hay que escribirla</w:t>
+      </w:r>
+      <w:r>
+        <w:rPr>
+          <w:b w:val="0"/>
+          <w:color w:val="960000"/>
+          <w:sz w:val="20"/>
+        </w:rPr>
+        <w:t xml:space="preserve"> — ver la nota de </w:t>
+      </w:r>
+      <w:r>
+        <w:rPr>
+          <w:rFonts w:ascii="Consolas" w:hAnsi="Consolas"/>
+          <w:color w:val="960000"/>
+          <w:sz w:val="20"/>
+        </w:rPr>
+        <w:t>2_Manual_Hardware_y_Pruebas.md</w:t>
+      </w:r>
+      <w:r>
+        <w:rPr>
+          <w:b w:val="0"/>
+          <w:color w:val="960000"/>
+          <w:sz w:val="20"/>
+        </w:rPr>
+        <w:t xml:space="preserve"> §5.</w:t>
       </w:r>
     </w:p>
     <w:p>
@@ -35041,6 +35569,621 @@
       <w:pPr>
         <w:spacing w:after="120"/>
       </w:pPr>
+    </w:p>
+    <w:p>
+      <w:pPr>
+        <w:spacing w:after="160"/>
+        <w:ind w:left="360"/>
+        <w:shd w:val="clear" w:fill="FFF4E5"/>
+      </w:pPr>
+      <w:r>
+        <w:rPr>
+          <w:b w:val="0"/>
+          <w:color w:val="960000"/>
+          <w:sz w:val="20"/>
+        </w:rPr>
+        <w:t xml:space="preserve">🔴 07/09 — </w:t>
+      </w:r>
+      <w:r>
+        <w:rPr>
+          <w:rFonts w:ascii="Consolas" w:hAnsi="Consolas"/>
+          <w:color w:val="960000"/>
+          <w:sz w:val="20"/>
+        </w:rPr>
+        <w:t>DECISIONES.md</w:t>
+      </w:r>
+      <w:r>
+        <w:rPr>
+          <w:b w:val="0"/>
+          <w:color w:val="960000"/>
+          <w:sz w:val="20"/>
+        </w:rPr>
+        <w:t xml:space="preserve"> FILA </w:t>
+      </w:r>
+      <w:r>
+        <w:rPr>
+          <w:rFonts w:ascii="Consolas" w:hAnsi="Consolas"/>
+          <w:color w:val="960000"/>
+          <w:sz w:val="20"/>
+        </w:rPr>
+        <w:t>D-21</w:t>
+      </w:r>
+      <w:r>
+        <w:rPr>
+          <w:b w:val="0"/>
+          <w:color w:val="960000"/>
+          <w:sz w:val="20"/>
+        </w:rPr>
+        <w:t xml:space="preserve">: </w:t>
+      </w:r>
+      <w:r>
+        <w:rPr>
+          <w:b/>
+          <w:color w:val="960000"/>
+          <w:sz w:val="20"/>
+        </w:rPr>
+        <w:t>«OSCILADOR PARADO» NO ES SÓLO UN MOTIVO POR EL QUE FALTA LA HORA. ES UN CRUCE QUE DEBERÍA ESTAR EN ÁMBAR</w:t>
+      </w:r>
+      <w:r>
+        <w:rPr>
+          <w:b w:val="0"/>
+          <w:color w:val="960000"/>
+          <w:sz w:val="20"/>
+        </w:rPr>
+        <w:t xml:space="preserve"> 🛑 </w:t>
+      </w:r>
+      <w:r>
+        <w:rPr>
+          <w:b/>
+          <w:color w:val="960000"/>
+          <w:sz w:val="20"/>
+        </w:rPr>
+        <w:t>DECIDIDA Y SIN CONSTRUIR. La app de hoy NO enseña nada de esto, y el equipo no hace nada de esto.</w:t>
+      </w:r>
+      <w:r>
+        <w:rPr>
+          <w:b w:val="0"/>
+          <w:color w:val="960000"/>
+          <w:sz w:val="20"/>
+        </w:rPr>
+        <w:t xml:space="preserve"> Se escribe aquí porque esta tabla es donde el técnico se encuentra con el síntoma, y hoy lo lee como *«hay que cambiar una pila»* cuando además es *«ese poste está autorizando verdes con una hora parada»*. </w:t>
+      </w:r>
+      <w:r>
+        <w:rPr>
+          <w:b/>
+          <w:color w:val="960000"/>
+          <w:sz w:val="20"/>
+        </w:rPr>
+        <w:t>Lo que la fila «oscilador parado» está diciendo de verdad:</w:t>
+      </w:r>
+      <w:r>
+        <w:rPr>
+          <w:b w:val="0"/>
+          <w:color w:val="960000"/>
+          <w:sz w:val="20"/>
+        </w:rPr>
+        <w:t xml:space="preserve"> el chip levantó su bit </w:t>
+      </w:r>
+      <w:r>
+        <w:rPr>
+          <w:b/>
+          <w:color w:val="960000"/>
+          <w:sz w:val="20"/>
+        </w:rPr>
+        <w:t>`OSF`</w:t>
+      </w:r>
+      <w:r>
+        <w:rPr>
+          <w:b w:val="0"/>
+          <w:color w:val="960000"/>
+          <w:sz w:val="20"/>
+        </w:rPr>
+        <w:t xml:space="preserve"> porque el oscilador se paró en algún momento. </w:t>
+      </w:r>
+      <w:r>
+        <w:rPr>
+          <w:b/>
+          <w:color w:val="960000"/>
+          <w:sz w:val="20"/>
+        </w:rPr>
+        <w:t>La hora que devuelve sigue siendo una fecha perfectamente formada</w:t>
+      </w:r>
+      <w:r>
+        <w:rPr>
+          <w:b w:val="0"/>
+          <w:color w:val="960000"/>
+          <w:sz w:val="20"/>
+        </w:rPr>
+        <w:t xml:space="preserve"> —día, mes, hora, minuto, todos plausibles— y </w:t>
+      </w:r>
+      <w:r>
+        <w:rPr>
+          <w:b/>
+          <w:color w:val="960000"/>
+          <w:sz w:val="20"/>
+        </w:rPr>
+        <w:t>está clavada en el pasado</w:t>
+      </w:r>
+      <w:r>
+        <w:rPr>
+          <w:b w:val="0"/>
+          <w:color w:val="960000"/>
+          <w:sz w:val="20"/>
+        </w:rPr>
+        <w:t xml:space="preserve">. </w:t>
+      </w:r>
+      <w:r>
+        <w:rPr>
+          <w:rFonts w:ascii="Consolas" w:hAnsi="Consolas"/>
+          <w:color w:val="960000"/>
+          <w:sz w:val="20"/>
+        </w:rPr>
+        <w:t>D-21</w:t>
+      </w:r>
+      <w:r>
+        <w:rPr>
+          <w:b w:val="0"/>
+          <w:color w:val="960000"/>
+          <w:sz w:val="20"/>
+        </w:rPr>
+        <w:t xml:space="preserve">: *«una hora que no es fiable no es «sin hora»: es una hora que MIENTE»*. | | hoy | con </w:t>
+      </w:r>
+      <w:r>
+        <w:rPr>
+          <w:rFonts w:ascii="Consolas" w:hAnsi="Consolas"/>
+          <w:color w:val="960000"/>
+          <w:sz w:val="20"/>
+        </w:rPr>
+        <w:t>D-21</w:t>
+      </w:r>
+      <w:r>
+        <w:rPr>
+          <w:b w:val="0"/>
+          <w:color w:val="960000"/>
+          <w:sz w:val="20"/>
+        </w:rPr>
+        <w:t xml:space="preserve"> construida | |---|---|---| | el equipo | </w:t>
+      </w:r>
+      <w:r>
+        <w:rPr>
+          <w:b/>
+          <w:color w:val="960000"/>
+          <w:sz w:val="20"/>
+        </w:rPr>
+        <w:t>nada.</w:t>
+      </w:r>
+      <w:r>
+        <w:rPr>
+          <w:b w:val="0"/>
+          <w:color w:val="960000"/>
+          <w:sz w:val="20"/>
+        </w:rPr>
+        <w:t xml:space="preserve"> Sigue en el modo en que estuviera | esa punta pasa a </w:t>
+      </w:r>
+      <w:r>
+        <w:rPr>
+          <w:b/>
+          <w:color w:val="960000"/>
+          <w:sz w:val="20"/>
+        </w:rPr>
+        <w:t>🟡 ÁMBAR INTERMITENTE</w:t>
+      </w:r>
+      <w:r>
+        <w:rPr>
+          <w:b w:val="0"/>
+          <w:color w:val="960000"/>
+          <w:sz w:val="20"/>
+        </w:rPr>
+        <w:t xml:space="preserve"> | ⚠️ </w:t>
+      </w:r>
+      <w:r>
+        <w:rPr>
+          <w:b/>
+          <w:color w:val="960000"/>
+          <w:sz w:val="20"/>
+        </w:rPr>
+        <w:t>Ese «nada» es cierto en la calle, pero no porque falte el código — y la diferencia importa para quien tenga que estimar el trabajo.</w:t>
+      </w:r>
+      <w:r>
+        <w:rPr>
+          <w:b w:val="0"/>
+          <w:color w:val="960000"/>
+          <w:sz w:val="20"/>
+        </w:rPr>
+        <w:t xml:space="preserve"> Medido el 07/09: el </w:t>
+      </w:r>
+      <w:r>
+        <w:rPr>
+          <w:b/>
+          <w:color w:val="960000"/>
+          <w:sz w:val="20"/>
+        </w:rPr>
+        <w:t>Maestro ya lleva escrita</w:t>
+      </w:r>
+      <w:r>
+        <w:rPr>
+          <w:b w:val="0"/>
+          <w:color w:val="960000"/>
+          <w:sz w:val="20"/>
+        </w:rPr>
+        <w:t xml:space="preserve"> la reacción *«reloj no fiable → ámbar»* dentro de su bucle de Degradado; el </w:t>
+      </w:r>
+      <w:r>
+        <w:rPr>
+          <w:b/>
+          <w:color w:val="960000"/>
+          <w:sz w:val="20"/>
+        </w:rPr>
+        <w:t>Esclavo no</w:t>
+      </w:r>
+      <w:r>
+        <w:rPr>
+          <w:b w:val="0"/>
+          <w:color w:val="960000"/>
+          <w:sz w:val="20"/>
+        </w:rPr>
+        <w:t xml:space="preserve">. Lo que falta es que el </w:t>
+      </w:r>
+      <w:r>
+        <w:rPr>
+          <w:rFonts w:ascii="Consolas" w:hAnsi="Consolas"/>
+          <w:color w:val="960000"/>
+          <w:sz w:val="20"/>
+        </w:rPr>
+        <w:t>OSF</w:t>
+      </w:r>
+      <w:r>
+        <w:rPr>
+          <w:b w:val="0"/>
+          <w:color w:val="960000"/>
+          <w:sz w:val="20"/>
+        </w:rPr>
+        <w:t xml:space="preserve"> </w:t>
+      </w:r>
+      <w:r>
+        <w:rPr>
+          <w:b/>
+          <w:color w:val="960000"/>
+          <w:sz w:val="20"/>
+        </w:rPr>
+        <w:t>de este módulo</w:t>
+      </w:r>
+      <w:r>
+        <w:rPr>
+          <w:b w:val="0"/>
+          <w:color w:val="960000"/>
+          <w:sz w:val="20"/>
+        </w:rPr>
+        <w:t xml:space="preserve"> llegue a esa bandera —hoy mira el RTC del STM32, otro reloj— y que se </w:t>
+      </w:r>
+      <w:r>
+        <w:rPr>
+          <w:b/>
+          <w:color w:val="960000"/>
+          <w:sz w:val="20"/>
+        </w:rPr>
+        <w:t>publique</w:t>
+      </w:r>
+      <w:r>
+        <w:rPr>
+          <w:b w:val="0"/>
+          <w:color w:val="960000"/>
+          <w:sz w:val="20"/>
+        </w:rPr>
+        <w:t xml:space="preserve">. Detalle en </w:t>
+      </w:r>
+      <w:r>
+        <w:rPr>
+          <w:rFonts w:ascii="Consolas" w:hAnsi="Consolas"/>
+          <w:color w:val="960000"/>
+          <w:sz w:val="20"/>
+        </w:rPr>
+        <w:t>18_Especificacion_Firmware_ESP32.md</w:t>
+      </w:r>
+      <w:r>
+        <w:rPr>
+          <w:b w:val="0"/>
+          <w:color w:val="960000"/>
+          <w:sz w:val="20"/>
+        </w:rPr>
+        <w:t xml:space="preserve"> §5.3, </w:t>
+      </w:r>
+      <w:r>
+        <w:rPr>
+          <w:rFonts w:ascii="Consolas" w:hAnsi="Consolas"/>
+          <w:color w:val="960000"/>
+          <w:sz w:val="20"/>
+        </w:rPr>
+        <w:t>R-4.bis</w:t>
+      </w:r>
+      <w:r>
+        <w:rPr>
+          <w:b w:val="0"/>
+          <w:color w:val="960000"/>
+          <w:sz w:val="20"/>
+        </w:rPr>
+        <w:t xml:space="preserve">. | la app | enseña *«oscilador parado»* </w:t>
+      </w:r>
+      <w:r>
+        <w:rPr>
+          <w:b/>
+          <w:color w:val="960000"/>
+          <w:sz w:val="20"/>
+        </w:rPr>
+        <w:t>sólo si alguien pulsa «Consultar reloj»</w:t>
+      </w:r>
+      <w:r>
+        <w:rPr>
+          <w:b w:val="0"/>
+          <w:color w:val="960000"/>
+          <w:sz w:val="20"/>
+        </w:rPr>
+        <w:t xml:space="preserve"> | </w:t>
+      </w:r>
+      <w:r>
+        <w:rPr>
+          <w:b/>
+          <w:color w:val="960000"/>
+          <w:sz w:val="20"/>
+        </w:rPr>
+        <w:t>lo publica</w:t>
+      </w:r>
+      <w:r>
+        <w:rPr>
+          <w:b w:val="0"/>
+          <w:color w:val="960000"/>
+          <w:sz w:val="20"/>
+        </w:rPr>
+        <w:t xml:space="preserve">: la salud del reloj es un estado del cruce, no una respuesta a una pregunta | 🔴 </w:t>
+      </w:r>
+      <w:r>
+        <w:rPr>
+          <w:b/>
+          <w:color w:val="960000"/>
+          <w:sz w:val="20"/>
+        </w:rPr>
+        <w:t>Y lo que la app tendrá que enseñar, porque si no el ámbar no se puede explicar:</w:t>
+      </w:r>
+      <w:r>
+        <w:rPr>
+          <w:b w:val="0"/>
+          <w:color w:val="960000"/>
+          <w:sz w:val="20"/>
+        </w:rPr>
+        <w:t xml:space="preserve"> con </w:t>
+      </w:r>
+      <w:r>
+        <w:rPr>
+          <w:rFonts w:ascii="Consolas" w:hAnsi="Consolas"/>
+          <w:color w:val="960000"/>
+          <w:sz w:val="20"/>
+        </w:rPr>
+        <w:t>D-21</w:t>
+      </w:r>
+      <w:r>
+        <w:rPr>
+          <w:b w:val="0"/>
+          <w:color w:val="960000"/>
+          <w:sz w:val="20"/>
+        </w:rPr>
+        <w:t xml:space="preserve"> el operario se va a encontrar </w:t>
+      </w:r>
+      <w:r>
+        <w:rPr>
+          <w:b/>
+          <w:color w:val="960000"/>
+          <w:sz w:val="20"/>
+        </w:rPr>
+        <w:t>un poste en ámbar y el otro en verde</w:t>
+      </w:r>
+      <w:r>
+        <w:rPr>
+          <w:b w:val="0"/>
+          <w:color w:val="960000"/>
+          <w:sz w:val="20"/>
+        </w:rPr>
+        <w:t xml:space="preserve"> —en Modo Degradado </w:t>
+      </w:r>
+      <w:r>
+        <w:rPr>
+          <w:b/>
+          <w:color w:val="960000"/>
+          <w:sz w:val="20"/>
+        </w:rPr>
+        <w:t>no hay radio</w:t>
+      </w:r>
+      <w:r>
+        <w:rPr>
+          <w:b w:val="0"/>
+          <w:color w:val="960000"/>
+          <w:sz w:val="20"/>
+        </w:rPr>
+        <w:t xml:space="preserve">, así que cada punta decide sola y lo normal es que se agote </w:t>
+      </w:r>
+      <w:r>
+        <w:rPr>
+          <w:b/>
+          <w:color w:val="960000"/>
+          <w:sz w:val="20"/>
+        </w:rPr>
+        <w:t>una</w:t>
+      </w:r>
+      <w:r>
+        <w:rPr>
+          <w:b w:val="0"/>
+          <w:color w:val="960000"/>
+          <w:sz w:val="20"/>
+        </w:rPr>
+        <w:t xml:space="preserve"> pila—. </w:t>
+      </w:r>
+      <w:r>
+        <w:rPr>
+          <w:b/>
+          <w:color w:val="960000"/>
+          <w:sz w:val="20"/>
+        </w:rPr>
+        <w:t>Sin un rótulo que diga «poste 2: reloj no fiable», eso se lee como una avería del cruce.</w:t>
+      </w:r>
+      <w:r>
+        <w:rPr>
+          <w:b w:val="0"/>
+          <w:color w:val="960000"/>
+          <w:sz w:val="20"/>
+        </w:rPr>
+        <w:t xml:space="preserve"> Ver </w:t>
+      </w:r>
+      <w:r>
+        <w:rPr>
+          <w:rFonts w:ascii="Consolas" w:hAnsi="Consolas"/>
+          <w:color w:val="960000"/>
+          <w:sz w:val="20"/>
+        </w:rPr>
+        <w:t>8_Procedimiento_Modo_Degradado.md</w:t>
+      </w:r>
+      <w:r>
+        <w:rPr>
+          <w:b w:val="0"/>
+          <w:color w:val="960000"/>
+          <w:sz w:val="20"/>
+        </w:rPr>
+        <w:t xml:space="preserve"> §6, </w:t>
+      </w:r>
+      <w:r>
+        <w:rPr>
+          <w:rFonts w:ascii="Consolas" w:hAnsi="Consolas"/>
+          <w:color w:val="960000"/>
+          <w:sz w:val="20"/>
+        </w:rPr>
+        <w:t>Riesgo 3</w:t>
+      </w:r>
+      <w:r>
+        <w:rPr>
+          <w:b w:val="0"/>
+          <w:color w:val="960000"/>
+          <w:sz w:val="20"/>
+        </w:rPr>
+        <w:t xml:space="preserve">, y </w:t>
+      </w:r>
+      <w:r>
+        <w:rPr>
+          <w:rFonts w:ascii="Consolas" w:hAnsi="Consolas"/>
+          <w:color w:val="960000"/>
+          <w:sz w:val="20"/>
+        </w:rPr>
+        <w:t>18_Especificacion_Firmware_ESP32.md</w:t>
+      </w:r>
+      <w:r>
+        <w:rPr>
+          <w:b w:val="0"/>
+          <w:color w:val="960000"/>
+          <w:sz w:val="20"/>
+        </w:rPr>
+        <w:t xml:space="preserve"> §5.3 regla </w:t>
+      </w:r>
+      <w:r>
+        <w:rPr>
+          <w:rFonts w:ascii="Consolas" w:hAnsi="Consolas"/>
+          <w:color w:val="960000"/>
+          <w:sz w:val="20"/>
+        </w:rPr>
+        <w:t>R-4.bis</w:t>
+      </w:r>
+      <w:r>
+        <w:rPr>
+          <w:b w:val="0"/>
+          <w:color w:val="960000"/>
+          <w:sz w:val="20"/>
+        </w:rPr>
+        <w:t xml:space="preserve">. ⚠️ </w:t>
+      </w:r>
+      <w:r>
+        <w:rPr>
+          <w:b/>
+          <w:color w:val="960000"/>
+          <w:sz w:val="20"/>
+        </w:rPr>
+        <w:t>Lo que este manual NO puede prometer todavía:</w:t>
+      </w:r>
+      <w:r>
+        <w:rPr>
+          <w:b w:val="0"/>
+          <w:color w:val="960000"/>
+          <w:sz w:val="20"/>
+        </w:rPr>
+        <w:t xml:space="preserve"> </w:t>
+      </w:r>
+      <w:r>
+        <w:rPr>
+          <w:b/>
+          <w:color w:val="960000"/>
+          <w:sz w:val="20"/>
+        </w:rPr>
+        <w:t>dónde</w:t>
+      </w:r>
+      <w:r>
+        <w:rPr>
+          <w:b w:val="0"/>
+          <w:color w:val="960000"/>
+          <w:sz w:val="20"/>
+        </w:rPr>
+        <w:t xml:space="preserve"> va ese rótulo en la pantalla. La tarjeta de la §1.ter no tiene hoy ninguna casilla de salud de reloj, y </w:t>
+      </w:r>
+      <w:r>
+        <w:rPr>
+          <w:b/>
+          <w:color w:val="960000"/>
+          <w:sz w:val="20"/>
+        </w:rPr>
+        <w:t>añadir un campo al `$STATUS` no es gratis</w:t>
+      </w:r>
+      <w:r>
+        <w:rPr>
+          <w:b w:val="0"/>
+          <w:color w:val="960000"/>
+          <w:sz w:val="20"/>
+        </w:rPr>
+        <w:t xml:space="preserve"> —el presupuesto de bytes está al límite, </w:t>
+      </w:r>
+      <w:r>
+        <w:rPr>
+          <w:rFonts w:ascii="Consolas" w:hAnsi="Consolas"/>
+          <w:color w:val="960000"/>
+          <w:sz w:val="20"/>
+        </w:rPr>
+        <w:t>payload[155]</w:t>
+      </w:r>
+      <w:r>
+        <w:rPr>
+          <w:b w:val="0"/>
+          <w:color w:val="960000"/>
+          <w:sz w:val="20"/>
+        </w:rPr>
+        <w:t xml:space="preserve"> contra </w:t>
+      </w:r>
+      <w:r>
+        <w:rPr>
+          <w:rFonts w:ascii="Consolas" w:hAnsi="Consolas"/>
+          <w:color w:val="960000"/>
+          <w:sz w:val="20"/>
+        </w:rPr>
+        <w:t>tramaCompleta[160]</w:t>
+      </w:r>
+      <w:r>
+        <w:rPr>
+          <w:b w:val="0"/>
+          <w:color w:val="960000"/>
+          <w:sz w:val="20"/>
+        </w:rPr>
+        <w:t xml:space="preserve">, y lo dice esta misma sección en §5.6.7—. </w:t>
+      </w:r>
+      <w:r>
+        <w:rPr>
+          <w:b/>
+          <w:color w:val="960000"/>
+          <w:sz w:val="20"/>
+        </w:rPr>
+        <w:t>Eso lo decide quien mide, no este documento.</w:t>
+      </w:r>
     </w:p>
     <w:p>
       <w:pPr>

--- a/05_Funcional/14_Manual_App_Movil_IOT_VIAL.docx
+++ b/05_Funcional/14_Manual_App_Movil_IOT_VIAL.docx
@@ -450,6 +450,158 @@
           <w:sz w:val="21"/>
         </w:rPr>
         <w:t xml:space="preserve"> idénticos. *Que el fichero no haya cambiado es un argumento, no una comprobación de cada cita: quien necesite una concreta, la corre*</w:t>
+      </w:r>
+    </w:p>
+    <w:p>
+      <w:pPr>
+        <w:spacing w:after="120"/>
+      </w:pPr>
+      <w:r>
+        <w:rPr>
+          <w:b/>
+          <w:sz w:val="21"/>
+        </w:rPr>
+        <w:t>Añadido el 7 de septiembre de 2026 (tarde):</w:t>
+      </w:r>
+      <w:r>
+        <w:rPr>
+          <w:b w:val="0"/>
+          <w:sz w:val="21"/>
+        </w:rPr>
+        <w:t xml:space="preserve"> </w:t>
+      </w:r>
+      <w:r>
+        <w:rPr>
+          <w:b/>
+          <w:sz w:val="21"/>
+        </w:rPr>
+        <w:t>`D-23` — la PANTALLA PROPIA DEL POSTE 2</w:t>
+      </w:r>
+      <w:r>
+        <w:rPr>
+          <w:b w:val="0"/>
+          <w:sz w:val="21"/>
+        </w:rPr>
+        <w:t xml:space="preserve">, en </w:t>
+      </w:r>
+      <w:r>
+        <w:rPr>
+          <w:b/>
+          <w:sz w:val="21"/>
+        </w:rPr>
+        <w:t>`§5.8`</w:t>
+      </w:r>
+      <w:r>
+        <w:rPr>
+          <w:b w:val="0"/>
+          <w:sz w:val="21"/>
+        </w:rPr>
+        <w:t xml:space="preserve">. 🛑 </w:t>
+      </w:r>
+      <w:r>
+        <w:rPr>
+          <w:b/>
+          <w:sz w:val="21"/>
+        </w:rPr>
+        <w:t>Decidida y SIN CONSTRUIR: no existe ni una línea, ni en la app ni en el firmware.</w:t>
+      </w:r>
+      <w:r>
+        <w:rPr>
+          <w:b w:val="0"/>
+          <w:sz w:val="21"/>
+        </w:rPr>
+        <w:t xml:space="preserve"> Lo que sí trae ese apartado es </w:t>
+      </w:r>
+      <w:r>
+        <w:rPr>
+          <w:b/>
+          <w:sz w:val="21"/>
+        </w:rPr>
+        <w:t>el censo medido de lo que el Poste 2 publica y acepta hoy por Bluetooth</w:t>
+      </w:r>
+      <w:r>
+        <w:rPr>
+          <w:b w:val="0"/>
+          <w:sz w:val="21"/>
+        </w:rPr>
+        <w:t xml:space="preserve">, lo que ya calcula y </w:t>
+      </w:r>
+      <w:r>
+        <w:rPr>
+          <w:b/>
+          <w:sz w:val="21"/>
+        </w:rPr>
+        <w:t>nadie puede leer</w:t>
+      </w:r>
+      <w:r>
+        <w:rPr>
+          <w:b w:val="0"/>
+          <w:sz w:val="21"/>
+        </w:rPr>
+        <w:t xml:space="preserve"> —siete getters cuyo único llamador es el menú retirado por </w:t>
+      </w:r>
+      <w:r>
+        <w:rPr>
+          <w:rFonts w:ascii="Consolas" w:hAnsi="Consolas"/>
+          <w:sz w:val="21"/>
+        </w:rPr>
+        <w:t>D-17.bis</w:t>
+      </w:r>
+      <w:r>
+        <w:rPr>
+          <w:b w:val="0"/>
+          <w:sz w:val="21"/>
+        </w:rPr>
+        <w:t xml:space="preserve">— y </w:t>
+      </w:r>
+      <w:r>
+        <w:rPr>
+          <w:b/>
+          <w:sz w:val="21"/>
+        </w:rPr>
+        <w:t>lo que cuesta un campo nuevo, medido por buffer</w:t>
+      </w:r>
+      <w:r>
+        <w:rPr>
+          <w:b w:val="0"/>
+          <w:sz w:val="21"/>
+        </w:rPr>
+        <w:t xml:space="preserve">. Se añadieron además tres remisiones a él: </w:t>
+      </w:r>
+      <w:r>
+        <w:rPr>
+          <w:rFonts w:ascii="Consolas" w:hAnsi="Consolas"/>
+          <w:sz w:val="21"/>
+        </w:rPr>
+        <w:t>§1.ter.3</w:t>
+      </w:r>
+      <w:r>
+        <w:rPr>
+          <w:b w:val="0"/>
+          <w:sz w:val="21"/>
+        </w:rPr>
+        <w:t xml:space="preserve">, </w:t>
+      </w:r>
+      <w:r>
+        <w:rPr>
+          <w:rFonts w:ascii="Consolas" w:hAnsi="Consolas"/>
+          <w:sz w:val="21"/>
+        </w:rPr>
+        <w:t>§5.2</w:t>
+      </w:r>
+      <w:r>
+        <w:rPr>
+          <w:b w:val="0"/>
+          <w:sz w:val="21"/>
+        </w:rPr>
+        <w:t xml:space="preserve"> y </w:t>
+      </w:r>
+      <w:r>
+        <w:rPr>
+          <w:rFonts w:ascii="Consolas" w:hAnsi="Consolas"/>
+          <w:sz w:val="21"/>
+        </w:rPr>
+        <w:t>§5.6.7</w:t>
       </w:r>
     </w:p>
     <w:p>
@@ -9319,6 +9471,77 @@
     </w:p>
     <w:p>
       <w:pPr>
+        <w:spacing w:after="160"/>
+        <w:ind w:left="360"/>
+        <w:shd w:val="clear" w:fill="FFF4E5"/>
+      </w:pPr>
+      <w:r>
+        <w:rPr>
+          <w:b w:val="0"/>
+          <w:color w:val="960000"/>
+          <w:sz w:val="20"/>
+        </w:rPr>
+        <w:t xml:space="preserve">🆕 </w:t>
+      </w:r>
+      <w:r>
+        <w:rPr>
+          <w:b/>
+          <w:color w:val="960000"/>
+          <w:sz w:val="20"/>
+        </w:rPr>
+        <w:t>07/09 — Y ESTO YA TIENE DUEÑO: `DECISIONES.md` fila `D-23`.</w:t>
+      </w:r>
+      <w:r>
+        <w:rPr>
+          <w:b w:val="0"/>
+          <w:color w:val="960000"/>
+          <w:sz w:val="20"/>
+        </w:rPr>
+        <w:t xml:space="preserve"> *«El poste 2 no puede ser sólo un renglón dentro de la pantalla del poste 1»*. Lo que esta columna no puede decir se contesta </w:t>
+      </w:r>
+      <w:r>
+        <w:rPr>
+          <w:b/>
+          <w:color w:val="960000"/>
+          <w:sz w:val="20"/>
+        </w:rPr>
+        <w:t>conectándose al Poste 2</w:t>
+      </w:r>
+      <w:r>
+        <w:rPr>
+          <w:b w:val="0"/>
+          <w:color w:val="960000"/>
+          <w:sz w:val="20"/>
+        </w:rPr>
+        <w:t xml:space="preserve">, y lo que esa conexión da hoy —y lo que no— está censado en </w:t>
+      </w:r>
+      <w:r>
+        <w:rPr>
+          <w:b/>
+          <w:color w:val="960000"/>
+          <w:sz w:val="20"/>
+        </w:rPr>
+        <w:t>`§5.8`</w:t>
+      </w:r>
+      <w:r>
+        <w:rPr>
+          <w:b w:val="0"/>
+          <w:color w:val="960000"/>
+          <w:sz w:val="20"/>
+        </w:rPr>
+        <w:t xml:space="preserve">. 🛑 </w:t>
+      </w:r>
+      <w:r>
+        <w:rPr>
+          <w:b/>
+          <w:color w:val="960000"/>
+          <w:sz w:val="20"/>
+        </w:rPr>
+        <w:t>Decidida y SIN CONSTRUIR: no busque esa pantalla en la APK.</w:t>
+      </w:r>
+    </w:p>
+    <w:p>
+      <w:pPr>
         <w:spacing w:before="200" w:after="120"/>
       </w:pPr>
       <w:r>
@@ -19281,6 +19504,165 @@
           <w:sz w:val="23"/>
         </w:rPr>
         <w:t xml:space="preserve"> — y NO es lo mismo</w:t>
+      </w:r>
+    </w:p>
+    <w:p>
+      <w:pPr>
+        <w:spacing w:after="160"/>
+        <w:ind w:left="360"/>
+        <w:shd w:val="clear" w:fill="FFF4E5"/>
+      </w:pPr>
+      <w:r>
+        <w:rPr>
+          <w:b w:val="0"/>
+          <w:color w:val="960000"/>
+          <w:sz w:val="20"/>
+        </w:rPr>
+        <w:t xml:space="preserve">ℹ️ </w:t>
+      </w:r>
+      <w:r>
+        <w:rPr>
+          <w:b/>
+          <w:color w:val="960000"/>
+          <w:sz w:val="20"/>
+        </w:rPr>
+        <w:t>Esta tabla dice lo que el Poste 2 ACEPTA.</w:t>
+      </w:r>
+      <w:r>
+        <w:rPr>
+          <w:b w:val="0"/>
+          <w:color w:val="960000"/>
+          <w:sz w:val="20"/>
+        </w:rPr>
+        <w:t xml:space="preserve"> Lo que PUBLICA —su </w:t>
+      </w:r>
+      <w:r>
+        <w:rPr>
+          <w:rFonts w:ascii="Consolas" w:hAnsi="Consolas"/>
+          <w:color w:val="960000"/>
+          <w:sz w:val="20"/>
+        </w:rPr>
+        <w:t>STATUS</w:t>
+      </w:r>
+      <w:r>
+        <w:rPr>
+          <w:b w:val="0"/>
+          <w:color w:val="960000"/>
+          <w:sz w:val="20"/>
+        </w:rPr>
+        <w:t xml:space="preserve"> campo por campo, sus </w:t>
+      </w:r>
+      <w:r>
+        <w:rPr>
+          <w:rFonts w:ascii="Consolas" w:hAnsi="Consolas"/>
+          <w:color w:val="960000"/>
+          <w:sz w:val="20"/>
+        </w:rPr>
+        <w:t>EVENT</w:t>
+      </w:r>
+      <w:r>
+        <w:rPr>
+          <w:b w:val="0"/>
+          <w:color w:val="960000"/>
+          <w:sz w:val="20"/>
+        </w:rPr>
+        <w:t xml:space="preserve"> por origen, sus </w:t>
+      </w:r>
+      <w:r>
+        <w:rPr>
+          <w:rFonts w:ascii="Consolas" w:hAnsi="Consolas"/>
+          <w:color w:val="960000"/>
+          <w:sz w:val="20"/>
+        </w:rPr>
+        <w:t>$ALARM</w:t>
+      </w:r>
+      <w:r>
+        <w:rPr>
+          <w:b w:val="0"/>
+          <w:color w:val="960000"/>
+          <w:sz w:val="20"/>
+        </w:rPr>
+        <w:t xml:space="preserve"> y lo que emite además su propio puente ESP32— está censado en </w:t>
+      </w:r>
+      <w:r>
+        <w:rPr>
+          <w:b/>
+          <w:color w:val="960000"/>
+          <w:sz w:val="20"/>
+        </w:rPr>
+        <w:t>`§5.8.2`</w:t>
+      </w:r>
+      <w:r>
+        <w:rPr>
+          <w:b w:val="0"/>
+          <w:color w:val="960000"/>
+          <w:sz w:val="20"/>
+        </w:rPr>
+        <w:t xml:space="preserve">, y es lo que hace falta para </w:t>
+      </w:r>
+      <w:r>
+        <w:rPr>
+          <w:rFonts w:ascii="Consolas" w:hAnsi="Consolas"/>
+          <w:color w:val="960000"/>
+          <w:sz w:val="20"/>
+        </w:rPr>
+        <w:t>D-23</w:t>
+      </w:r>
+      <w:r>
+        <w:rPr>
+          <w:b w:val="0"/>
+          <w:color w:val="960000"/>
+          <w:sz w:val="20"/>
+        </w:rPr>
+        <w:t xml:space="preserve">. De las </w:t>
+      </w:r>
+      <w:r>
+        <w:rPr>
+          <w:b/>
+          <w:color w:val="960000"/>
+          <w:sz w:val="20"/>
+        </w:rPr>
+        <w:t>once</w:t>
+      </w:r>
+      <w:r>
+        <w:rPr>
+          <w:b w:val="0"/>
+          <w:color w:val="960000"/>
+          <w:sz w:val="20"/>
+        </w:rPr>
+        <w:t xml:space="preserve"> entradas de esta tabla, </w:t>
+      </w:r>
+      <w:r>
+        <w:rPr>
+          <w:b/>
+          <w:color w:val="960000"/>
+          <w:sz w:val="20"/>
+        </w:rPr>
+        <w:t>exactamente una pregunta algo sin cambiar nada</w:t>
+      </w:r>
+      <w:r>
+        <w:rPr>
+          <w:b w:val="0"/>
+          <w:color w:val="960000"/>
+          <w:sz w:val="20"/>
+        </w:rPr>
+        <w:t xml:space="preserve">: </w:t>
+      </w:r>
+      <w:r>
+        <w:rPr>
+          <w:rFonts w:ascii="Consolas" w:hAnsi="Consolas"/>
+          <w:color w:val="960000"/>
+          <w:sz w:val="20"/>
+        </w:rPr>
+        <w:t>CMD:LEER_RTC</w:t>
+      </w:r>
+      <w:r>
+        <w:rPr>
+          <w:b w:val="0"/>
+          <w:color w:val="960000"/>
+          <w:sz w:val="20"/>
+        </w:rPr>
+        <w:t>, y la contesta el puente.</w:t>
       </w:r>
     </w:p>
     <w:p>
@@ -32193,6 +32575,93 @@
     </w:p>
     <w:p>
       <w:pPr>
+        <w:spacing w:after="160"/>
+        <w:ind w:left="360"/>
+        <w:shd w:val="clear" w:fill="FFF4E5"/>
+      </w:pPr>
+      <w:r>
+        <w:rPr>
+          <w:b w:val="0"/>
+          <w:color w:val="960000"/>
+          <w:sz w:val="20"/>
+        </w:rPr>
+        <w:t xml:space="preserve">🆕 </w:t>
+      </w:r>
+      <w:r>
+        <w:rPr>
+          <w:b/>
+          <w:color w:val="960000"/>
+          <w:sz w:val="20"/>
+        </w:rPr>
+        <w:t>07/09 — ESTE HUECO YA TIENE DUEÑO, Y SIGUE ABIERTO: `DECISIONES.md` fila `D-23`.</w:t>
+      </w:r>
+      <w:r>
+        <w:rPr>
+          <w:b w:val="0"/>
+          <w:color w:val="960000"/>
+          <w:sz w:val="20"/>
+        </w:rPr>
+        <w:t xml:space="preserve"> La línea de arriba decía que publicar la antigüedad de la sincronización *«lo decide quien mide»*. </w:t>
+      </w:r>
+      <w:r>
+        <w:rPr>
+          <w:b/>
+          <w:color w:val="960000"/>
+          <w:sz w:val="20"/>
+        </w:rPr>
+        <w:t>Ya está medido</w:t>
+      </w:r>
+      <w:r>
+        <w:rPr>
+          <w:b w:val="0"/>
+          <w:color w:val="960000"/>
+          <w:sz w:val="20"/>
+        </w:rPr>
+        <w:t xml:space="preserve"> —el coste por buffer de las tres vías posibles, y la regla que ata las dos puntas, en </w:t>
+      </w:r>
+      <w:r>
+        <w:rPr>
+          <w:b/>
+          <w:color w:val="960000"/>
+          <w:sz w:val="20"/>
+        </w:rPr>
+        <w:t>`§5.8.6`</w:t>
+      </w:r>
+      <w:r>
+        <w:rPr>
+          <w:b w:val="0"/>
+          <w:color w:val="960000"/>
+          <w:sz w:val="20"/>
+        </w:rPr>
+        <w:t xml:space="preserve">— y </w:t>
+      </w:r>
+      <w:r>
+        <w:rPr>
+          <w:b/>
+          <w:color w:val="960000"/>
+          <w:sz w:val="20"/>
+        </w:rPr>
+        <w:t>el dato es exactamente lo que `D-23` viene a poder enseñar</w:t>
+      </w:r>
+      <w:r>
+        <w:rPr>
+          <w:b w:val="0"/>
+          <w:color w:val="960000"/>
+          <w:sz w:val="20"/>
+        </w:rPr>
+        <w:t xml:space="preserve">. 🛑 </w:t>
+      </w:r>
+      <w:r>
+        <w:rPr>
+          <w:b/>
+          <w:color w:val="960000"/>
+          <w:sz w:val="20"/>
+        </w:rPr>
+        <w:t>Lo que NO ha cambiado: sigue sin construirse, y hasta que se construya el plazo se lleva a mano.</w:t>
+      </w:r>
+    </w:p>
+    <w:p>
+      <w:pPr>
         <w:spacing w:before="200" w:after="120"/>
       </w:pPr>
       <w:r>
@@ -36506,6 +36975,7722 @@
           <w:sz w:val="20"/>
         </w:rPr>
         <w:t>.)*</w:t>
+      </w:r>
+    </w:p>
+    <w:p>
+      <w:pPr>
+        <w:spacing w:after="80"/>
+      </w:pPr>
+    </w:p>
+    <w:p>
+      <w:pPr>
+        <w:spacing w:before="280" w:after="120"/>
+      </w:pPr>
+      <w:r>
+        <w:rPr>
+          <w:b/>
+          <w:color w:val="003366"/>
+          <w:sz w:val="26"/>
+        </w:rPr>
+        <w:t xml:space="preserve">5.8 🆕 </w:t>
+      </w:r>
+      <w:r>
+        <w:rPr>
+          <w:rFonts w:ascii="Consolas" w:hAnsi="Consolas"/>
+          <w:color w:val="003366"/>
+          <w:sz w:val="26"/>
+        </w:rPr>
+        <w:t>D-23</w:t>
+      </w:r>
+      <w:r>
+        <w:rPr>
+          <w:b/>
+          <w:color w:val="003366"/>
+          <w:sz w:val="26"/>
+        </w:rPr>
+        <w:t xml:space="preserve"> — LA </w:t>
+      </w:r>
+      <w:r>
+        <w:rPr>
+          <w:b/>
+          <w:color w:val="003366"/>
+          <w:sz w:val="26"/>
+        </w:rPr>
+        <w:t>PANTALLA PROPIA DEL POSTE 2</w:t>
+      </w:r>
+      <w:r>
+        <w:rPr>
+          <w:b/>
+          <w:color w:val="003366"/>
+          <w:sz w:val="26"/>
+        </w:rPr>
+        <w:t xml:space="preserve"> · DECIDIDA EL 07/09 y 🛑 </w:t>
+      </w:r>
+      <w:r>
+        <w:rPr>
+          <w:b/>
+          <w:color w:val="003366"/>
+          <w:sz w:val="26"/>
+        </w:rPr>
+        <w:t>SIN CONSTRUIR</w:t>
+      </w:r>
+    </w:p>
+    <w:p>
+      <w:pPr>
+        <w:spacing w:after="160"/>
+        <w:ind w:left="360"/>
+        <w:shd w:val="clear" w:fill="FFF4E5"/>
+      </w:pPr>
+      <w:r>
+        <w:rPr>
+          <w:b w:val="0"/>
+          <w:color w:val="960000"/>
+          <w:sz w:val="20"/>
+        </w:rPr>
+        <w:t xml:space="preserve">🛑 NO EXISTE. NI UNA LÍNEA, NI EN LA APP NI EN EL FIRMWARE </w:t>
+      </w:r>
+      <w:r>
+        <w:rPr>
+          <w:b/>
+          <w:color w:val="960000"/>
+          <w:sz w:val="20"/>
+        </w:rPr>
+        <w:t>Este apartado NO describe una pantalla que usted vaya a encontrar en la APK.</w:t>
+      </w:r>
+      <w:r>
+        <w:rPr>
+          <w:b w:val="0"/>
+          <w:color w:val="960000"/>
+          <w:sz w:val="20"/>
+        </w:rPr>
+        <w:t xml:space="preserve"> Describe una decisión —fila </w:t>
+      </w:r>
+      <w:r>
+        <w:rPr>
+          <w:b/>
+          <w:color w:val="960000"/>
+          <w:sz w:val="20"/>
+        </w:rPr>
+        <w:t>`D-23`</w:t>
+      </w:r>
+      <w:r>
+        <w:rPr>
+          <w:b w:val="0"/>
+          <w:color w:val="960000"/>
+          <w:sz w:val="20"/>
+        </w:rPr>
+        <w:t xml:space="preserve"> de </w:t>
+      </w:r>
+      <w:r>
+        <w:rPr>
+          <w:rFonts w:ascii="Consolas" w:hAnsi="Consolas"/>
+          <w:color w:val="960000"/>
+          <w:sz w:val="20"/>
+        </w:rPr>
+        <w:t>DECISIONES.md</w:t>
+      </w:r>
+      <w:r>
+        <w:rPr>
+          <w:b w:val="0"/>
+          <w:color w:val="960000"/>
+          <w:sz w:val="20"/>
+        </w:rPr>
+        <w:t xml:space="preserve">, 07/09— y, debajo, </w:t>
+      </w:r>
+      <w:r>
+        <w:rPr>
+          <w:b/>
+          <w:color w:val="960000"/>
+          <w:sz w:val="20"/>
+        </w:rPr>
+        <w:t>el inventario medido de con qué se podría construir</w:t>
+      </w:r>
+      <w:r>
+        <w:rPr>
+          <w:b w:val="0"/>
+          <w:color w:val="960000"/>
+          <w:sz w:val="20"/>
+        </w:rPr>
+        <w:t xml:space="preserve">. Va escrito aquí porque el sitio donde se lee una decisión es el manual de quien la ejecuta, y porque este repositorio </w:t>
+      </w:r>
+      <w:r>
+        <w:rPr>
+          <w:b/>
+          <w:color w:val="960000"/>
+          <w:sz w:val="20"/>
+        </w:rPr>
+        <w:t>ya pagó lo contrario</w:t>
+      </w:r>
+      <w:r>
+        <w:rPr>
+          <w:b w:val="0"/>
+          <w:color w:val="960000"/>
+          <w:sz w:val="20"/>
+        </w:rPr>
+        <w:t xml:space="preserve">: la *«Caja Negra de Alarmas»* estaba descrita en </w:t>
+      </w:r>
+      <w:r>
+        <w:rPr>
+          <w:b/>
+          <w:color w:val="960000"/>
+          <w:sz w:val="20"/>
+        </w:rPr>
+        <w:t>cuatro manuales</w:t>
+      </w:r>
+      <w:r>
+        <w:rPr>
+          <w:b w:val="0"/>
+          <w:color w:val="960000"/>
+          <w:sz w:val="20"/>
+        </w:rPr>
+        <w:t xml:space="preserve">, declarada, definida y </w:t>
+      </w:r>
+      <w:r>
+        <w:rPr>
+          <w:b/>
+          <w:color w:val="960000"/>
+          <w:sz w:val="20"/>
+        </w:rPr>
+        <w:t>sin un solo llamador</w:t>
+      </w:r>
+      <w:r>
+        <w:rPr>
+          <w:b w:val="0"/>
+          <w:color w:val="960000"/>
+          <w:sz w:val="20"/>
+        </w:rPr>
+        <w:t xml:space="preserve"> (</w:t>
+      </w:r>
+      <w:r>
+        <w:rPr>
+          <w:rFonts w:ascii="Consolas" w:hAnsi="Consolas"/>
+          <w:color w:val="960000"/>
+          <w:sz w:val="20"/>
+        </w:rPr>
+        <w:t>N-73</w:t>
+      </w:r>
+      <w:r>
+        <w:rPr>
+          <w:b w:val="0"/>
+          <w:color w:val="960000"/>
+          <w:sz w:val="20"/>
+        </w:rPr>
+        <w:t xml:space="preserve">). Se cobró el día que un fallo de campo no se pudo diagnosticar porque no había registro que mirar. ⚠️ </w:t>
+      </w:r>
+      <w:r>
+        <w:rPr>
+          <w:b/>
+          <w:color w:val="960000"/>
+          <w:sz w:val="20"/>
+        </w:rPr>
+        <w:t>Y ninguna de las tablas de abajo es una maqueta.</w:t>
+      </w:r>
+      <w:r>
+        <w:rPr>
+          <w:b w:val="0"/>
+          <w:color w:val="960000"/>
+          <w:sz w:val="20"/>
+        </w:rPr>
+        <w:t xml:space="preserve"> Dicen </w:t>
+      </w:r>
+      <w:r>
+        <w:rPr>
+          <w:b/>
+          <w:color w:val="960000"/>
+          <w:sz w:val="20"/>
+        </w:rPr>
+        <w:t>qué información hace falta y de dónde sale</w:t>
+      </w:r>
+      <w:r>
+        <w:rPr>
+          <w:b w:val="0"/>
+          <w:color w:val="960000"/>
+          <w:sz w:val="20"/>
+        </w:rPr>
+        <w:t xml:space="preserve">; el dibujo lo hace quien la construya. Una maqueta inventada dentro de un manual se convierte en requisito sin que nadie lo haya decidido — y en este proyecto </w:t>
+      </w:r>
+      <w:r>
+        <w:rPr>
+          <w:b/>
+          <w:color w:val="960000"/>
+          <w:sz w:val="20"/>
+        </w:rPr>
+        <w:t>hay tres imágenes archivadas por eso</w:t>
+      </w:r>
+      <w:r>
+        <w:rPr>
+          <w:b w:val="0"/>
+          <w:color w:val="960000"/>
+          <w:sz w:val="20"/>
+        </w:rPr>
+        <w:t>, una de ellas con una batería que el equipo no puede medir (</w:t>
+      </w:r>
+      <w:r>
+        <w:rPr>
+          <w:rFonts w:ascii="Consolas" w:hAnsi="Consolas"/>
+          <w:color w:val="960000"/>
+          <w:sz w:val="20"/>
+        </w:rPr>
+        <w:t>§1.ter.4</w:t>
+      </w:r>
+      <w:r>
+        <w:rPr>
+          <w:b w:val="0"/>
+          <w:color w:val="960000"/>
+          <w:sz w:val="20"/>
+        </w:rPr>
+        <w:t>).</w:t>
+      </w:r>
+    </w:p>
+    <w:p>
+      <w:pPr>
+        <w:spacing w:before="200" w:after="120"/>
+      </w:pPr>
+      <w:r>
+        <w:rPr>
+          <w:b/>
+          <w:color w:val="003366"/>
+          <w:sz w:val="23"/>
+        </w:rPr>
+        <w:t>5.8.1 Qué es, y en qué se distingue de lo que la app ya hace hoy</w:t>
+      </w:r>
+    </w:p>
+    <w:p>
+      <w:pPr>
+        <w:spacing w:after="120"/>
+      </w:pPr>
+      <w:r>
+        <w:rPr>
+          <w:b w:val="0"/>
+          <w:sz w:val="21"/>
+        </w:rPr>
+        <w:t xml:space="preserve">La app de hoy enseña el cruce </w:t>
+      </w:r>
+      <w:r>
+        <w:rPr>
+          <w:b/>
+          <w:sz w:val="21"/>
+        </w:rPr>
+        <w:t>leyendo lo que el Poste 2 reporta POR RADIO</w:t>
+      </w:r>
+      <w:r>
+        <w:rPr>
+          <w:b w:val="0"/>
+          <w:sz w:val="21"/>
+        </w:rPr>
+        <w:t xml:space="preserve"> — o sea, lo ve **a</w:t>
+      </w:r>
+    </w:p>
+    <w:p>
+      <w:pPr>
+        <w:spacing w:after="120"/>
+      </w:pPr>
+      <w:r>
+        <w:rPr>
+          <w:b w:val="0"/>
+          <w:sz w:val="21"/>
+        </w:rPr>
+        <w:t>través del Poste 1</w:t>
+      </w:r>
+      <w:r>
+        <w:rPr>
+          <w:b/>
+          <w:sz w:val="21"/>
+        </w:rPr>
+        <w:t xml:space="preserve"> (`§1.ter.3`). `D-23` es lo otro: </w:t>
+      </w:r>
+      <w:r>
+        <w:rPr>
+          <w:b w:val="0"/>
+          <w:sz w:val="21"/>
+        </w:rPr>
+        <w:t>lo que se ve cuando el teléfono se conecta</w:t>
+      </w:r>
+    </w:p>
+    <w:p>
+      <w:pPr>
+        <w:spacing w:after="120"/>
+      </w:pPr>
+      <w:r>
+        <w:rPr>
+          <w:b w:val="0"/>
+          <w:sz w:val="21"/>
+        </w:rPr>
+        <w:t>por Bluetooth DIRECTAMENTE al Poste 2. El diagnóstico de esa punta por sí misma.**</w:t>
+      </w:r>
+    </w:p>
+    <w:p>
+      <w:pPr>
+        <w:spacing w:after="120"/>
+      </w:pPr>
+      <w:r>
+        <w:rPr>
+          <w:b w:val="0"/>
+          <w:sz w:val="21"/>
+        </w:rPr>
+        <w:t xml:space="preserve">En palabras del responsable, fila </w:t>
+      </w:r>
+      <w:r>
+        <w:rPr>
+          <w:rFonts w:ascii="Consolas" w:hAnsi="Consolas"/>
+          <w:sz w:val="21"/>
+        </w:rPr>
+        <w:t>D-23</w:t>
+      </w:r>
+      <w:r>
+        <w:rPr>
+          <w:b w:val="0"/>
+          <w:sz w:val="21"/>
+        </w:rPr>
+        <w:t>:</w:t>
+      </w:r>
+    </w:p>
+    <w:p>
+      <w:pPr>
+        <w:spacing w:after="160"/>
+        <w:ind w:left="360"/>
+        <w:shd w:val="clear" w:fill="FFF4E5"/>
+      </w:pPr>
+      <w:r>
+        <w:rPr>
+          <w:b w:val="0"/>
+          <w:color w:val="960000"/>
+          <w:sz w:val="20"/>
+        </w:rPr>
+        <w:t>*«la app, cuando se conecta a ese lado del Esclavo vía Bluetooth, podrá diagnosticarlo; y ojo, casi que esto es una pantalla para Esclavo, diferente de lo que hoy hace la app, que muestra el estado del semáforo y demás leyendo las tramas que le reporta por radio el Esclavo»*</w:t>
+      </w:r>
+    </w:p>
+    <w:tbl>
+      <w:tblPr>
+        <w:tblStyle w:val="TableGrid"/>
+        <w:tblW w:type="auto" w:w="0"/>
+        <w:tblLook w:firstColumn="1" w:firstRow="1" w:lastColumn="0" w:lastRow="0" w:noHBand="0" w:noVBand="1" w:val="04A0"/>
+      </w:tblPr>
+      <w:tblGrid>
+        <w:gridCol w:w="3120"/>
+        <w:gridCol w:w="3120"/>
+        <w:gridCol w:w="3120"/>
+      </w:tblGrid>
+      <w:tr>
+        <w:tc>
+          <w:tcPr>
+            <w:tcW w:type="dxa" w:w="3120"/>
+            <w:shd w:val="clear" w:fill="DCE6F1"/>
+          </w:tcPr>
+          <w:p>
+            <w:r/>
+          </w:p>
+        </w:tc>
+        <w:tc>
+          <w:tcPr>
+            <w:tcW w:type="dxa" w:w="3120"/>
+            <w:shd w:val="clear" w:fill="DCE6F1"/>
+          </w:tcPr>
+          <w:p>
+            <w:r/>
+            <w:r>
+              <w:rPr>
+                <w:b/>
+                <w:sz w:val="19"/>
+              </w:rPr>
+              <w:t>de dónde sale el dato</w:t>
+            </w:r>
+          </w:p>
+        </w:tc>
+        <w:tc>
+          <w:tcPr>
+            <w:tcW w:type="dxa" w:w="3120"/>
+            <w:shd w:val="clear" w:fill="DCE6F1"/>
+          </w:tcPr>
+          <w:p>
+            <w:r/>
+            <w:r>
+              <w:rPr>
+                <w:b/>
+                <w:sz w:val="19"/>
+              </w:rPr>
+              <w:t>hasta dónde llega</w:t>
+            </w:r>
+          </w:p>
+        </w:tc>
+      </w:tr>
+      <w:tr>
+        <w:tc>
+          <w:tcPr>
+            <w:tcW w:type="dxa" w:w="3120"/>
+          </w:tcPr>
+          <w:p>
+            <w:r/>
+            <w:r>
+              <w:rPr>
+                <w:b/>
+                <w:sz w:val="19"/>
+              </w:rPr>
+              <w:t>lo que hay hoy</w:t>
+            </w:r>
+            <w:r>
+              <w:rPr>
+                <w:b w:val="0"/>
+                <w:sz w:val="19"/>
+              </w:rPr>
+              <w:t xml:space="preserve"> — la columna </w:t>
+            </w:r>
+            <w:r>
+              <w:rPr>
+                <w:rFonts w:ascii="Consolas" w:hAnsi="Consolas"/>
+                <w:sz w:val="19"/>
+              </w:rPr>
+              <w:t>POSTE 2</w:t>
+            </w:r>
+            <w:r>
+              <w:rPr>
+                <w:b w:val="0"/>
+                <w:sz w:val="19"/>
+              </w:rPr>
+              <w:t xml:space="preserve"> de la pantalla principal</w:t>
+            </w:r>
+          </w:p>
+        </w:tc>
+        <w:tc>
+          <w:tcPr>
+            <w:tcW w:type="dxa" w:w="3120"/>
+          </w:tcPr>
+          <w:p>
+            <w:r/>
+            <w:r>
+              <w:rPr>
+                <w:b w:val="0"/>
+                <w:sz w:val="19"/>
+              </w:rPr>
+              <w:t xml:space="preserve">el campo </w:t>
+            </w:r>
+            <w:r>
+              <w:rPr>
+                <w:rFonts w:ascii="Consolas" w:hAnsi="Consolas"/>
+                <w:sz w:val="19"/>
+              </w:rPr>
+              <w:t>ESC:</w:t>
+            </w:r>
+            <w:r>
+              <w:rPr>
+                <w:b w:val="0"/>
+                <w:sz w:val="19"/>
+              </w:rPr>
+              <w:t xml:space="preserve"> del </w:t>
+            </w:r>
+            <w:r>
+              <w:rPr>
+                <w:rFonts w:ascii="Consolas" w:hAnsi="Consolas"/>
+                <w:sz w:val="19"/>
+              </w:rPr>
+              <w:t>$STATUS</w:t>
+            </w:r>
+            <w:r>
+              <w:rPr>
+                <w:b w:val="0"/>
+                <w:sz w:val="19"/>
+              </w:rPr>
+              <w:t xml:space="preserve"> </w:t>
+            </w:r>
+            <w:r>
+              <w:rPr>
+                <w:b/>
+                <w:sz w:val="19"/>
+              </w:rPr>
+              <w:t>del Poste 1</w:t>
+            </w:r>
+          </w:p>
+        </w:tc>
+        <w:tc>
+          <w:tcPr>
+            <w:tcW w:type="dxa" w:w="3120"/>
+          </w:tcPr>
+          <w:p>
+            <w:r/>
+            <w:r>
+              <w:rPr>
+                <w:b/>
+                <w:sz w:val="19"/>
+              </w:rPr>
+              <w:t>sólo COLOR</w:t>
+            </w:r>
+            <w:r>
+              <w:rPr>
+                <w:b w:val="0"/>
+                <w:sz w:val="19"/>
+              </w:rPr>
+              <w:t xml:space="preserve">: </w:t>
+            </w:r>
+            <w:r>
+              <w:rPr>
+                <w:rFonts w:ascii="Consolas" w:hAnsi="Consolas"/>
+                <w:sz w:val="19"/>
+              </w:rPr>
+              <w:t>VERDE</w:t>
+            </w:r>
+            <w:r>
+              <w:rPr>
+                <w:b w:val="0"/>
+                <w:sz w:val="19"/>
+              </w:rPr>
+              <w:t xml:space="preserve"> · </w:t>
+            </w:r>
+            <w:r>
+              <w:rPr>
+                <w:rFonts w:ascii="Consolas" w:hAnsi="Consolas"/>
+                <w:sz w:val="19"/>
+              </w:rPr>
+              <w:t>ROJO</w:t>
+            </w:r>
+            <w:r>
+              <w:rPr>
+                <w:b w:val="0"/>
+                <w:sz w:val="19"/>
+              </w:rPr>
+              <w:t xml:space="preserve"> · </w:t>
+            </w:r>
+            <w:r>
+              <w:rPr>
+                <w:rFonts w:ascii="Consolas" w:hAnsi="Consolas"/>
+                <w:sz w:val="19"/>
+              </w:rPr>
+              <w:t>AMBAR</w:t>
+            </w:r>
+            <w:r>
+              <w:rPr>
+                <w:b w:val="0"/>
+                <w:sz w:val="19"/>
+              </w:rPr>
+              <w:t xml:space="preserve"> · </w:t>
+            </w:r>
+            <w:r>
+              <w:rPr>
+                <w:rFonts w:ascii="Consolas" w:hAnsi="Consolas"/>
+                <w:sz w:val="19"/>
+              </w:rPr>
+              <w:t>?</w:t>
+            </w:r>
+            <w:r>
+              <w:rPr>
+                <w:b w:val="0"/>
+                <w:sz w:val="19"/>
+              </w:rPr>
+              <w:t xml:space="preserve">. </w:t>
+            </w:r>
+            <w:r>
+              <w:rPr>
+                <w:b/>
+                <w:sz w:val="19"/>
+              </w:rPr>
+              <w:t>Ningún modo, ningún reloj, ninguna cámara, ningún plazo</w:t>
+            </w:r>
+            <w:r>
+              <w:rPr>
+                <w:b w:val="0"/>
+                <w:sz w:val="19"/>
+              </w:rPr>
+              <w:t xml:space="preserve"> — está medido y razonado en </w:t>
+            </w:r>
+            <w:r>
+              <w:rPr>
+                <w:rFonts w:ascii="Consolas" w:hAnsi="Consolas"/>
+                <w:sz w:val="19"/>
+              </w:rPr>
+              <w:t>§1.ter.3</w:t>
+            </w:r>
+          </w:p>
+        </w:tc>
+      </w:tr>
+      <w:tr>
+        <w:tc>
+          <w:tcPr>
+            <w:tcW w:type="dxa" w:w="3120"/>
+          </w:tcPr>
+          <w:p>
+            <w:r/>
+            <w:r>
+              <w:rPr>
+                <w:b w:val="0"/>
+                <w:sz w:val="19"/>
+              </w:rPr>
+              <w:t xml:space="preserve">🆕 </w:t>
+            </w:r>
+            <w:r>
+              <w:rPr>
+                <w:b/>
+                <w:sz w:val="19"/>
+              </w:rPr>
+              <w:t>lo que `D-23` pide</w:t>
+            </w:r>
+          </w:p>
+        </w:tc>
+        <w:tc>
+          <w:tcPr>
+            <w:tcW w:type="dxa" w:w="3120"/>
+          </w:tcPr>
+          <w:p>
+            <w:r/>
+            <w:r>
+              <w:rPr>
+                <w:b w:val="0"/>
+                <w:sz w:val="19"/>
+              </w:rPr>
+              <w:t xml:space="preserve">el </w:t>
+            </w:r>
+            <w:r>
+              <w:rPr>
+                <w:rFonts w:ascii="Consolas" w:hAnsi="Consolas"/>
+                <w:sz w:val="19"/>
+              </w:rPr>
+              <w:t>STATUS</w:t>
+            </w:r>
+            <w:r>
+              <w:rPr>
+                <w:b w:val="0"/>
+                <w:sz w:val="19"/>
+              </w:rPr>
+              <w:t xml:space="preserve">, los </w:t>
+            </w:r>
+            <w:r>
+              <w:rPr>
+                <w:rFonts w:ascii="Consolas" w:hAnsi="Consolas"/>
+                <w:sz w:val="19"/>
+              </w:rPr>
+              <w:t>EVENT</w:t>
+            </w:r>
+            <w:r>
+              <w:rPr>
+                <w:b w:val="0"/>
+                <w:sz w:val="19"/>
+              </w:rPr>
+              <w:t xml:space="preserve">, los </w:t>
+            </w:r>
+            <w:r>
+              <w:rPr>
+                <w:rFonts w:ascii="Consolas" w:hAnsi="Consolas"/>
+                <w:sz w:val="19"/>
+              </w:rPr>
+              <w:t>ALARM</w:t>
+            </w:r>
+            <w:r>
+              <w:rPr>
+                <w:b w:val="0"/>
+                <w:sz w:val="19"/>
+              </w:rPr>
+              <w:t xml:space="preserve"> y los </w:t>
+            </w:r>
+            <w:r>
+              <w:rPr>
+                <w:rFonts w:ascii="Consolas" w:hAnsi="Consolas"/>
+                <w:sz w:val="19"/>
+              </w:rPr>
+              <w:t>ACK</w:t>
+            </w:r>
+            <w:r>
+              <w:rPr>
+                <w:b w:val="0"/>
+                <w:sz w:val="19"/>
+              </w:rPr>
+              <w:t xml:space="preserve"> </w:t>
+            </w:r>
+            <w:r>
+              <w:rPr>
+                <w:b/>
+                <w:sz w:val="19"/>
+              </w:rPr>
+              <w:t>que emite el propio Poste 2</w:t>
+            </w:r>
+            <w:r>
+              <w:rPr>
+                <w:b w:val="0"/>
+                <w:sz w:val="19"/>
+              </w:rPr>
+              <w:t xml:space="preserve"> por su Bluetooth</w:t>
+            </w:r>
+          </w:p>
+        </w:tc>
+        <w:tc>
+          <w:tcPr>
+            <w:tcW w:type="dxa" w:w="3120"/>
+          </w:tcPr>
+          <w:p>
+            <w:r/>
+            <w:r>
+              <w:rPr>
+                <w:b w:val="0"/>
+                <w:sz w:val="19"/>
+              </w:rPr>
+              <w:t>el diagnóstico de esa punta, sin intermediario</w:t>
+            </w:r>
+          </w:p>
+        </w:tc>
+      </w:tr>
+    </w:tbl>
+    <w:p>
+      <w:pPr>
+        <w:spacing w:after="120"/>
+      </w:pPr>
+    </w:p>
+    <w:p>
+      <w:pPr>
+        <w:spacing w:after="120"/>
+      </w:pPr>
+      <w:r>
+        <w:rPr>
+          <w:b/>
+          <w:sz w:val="21"/>
+        </w:rPr>
+        <w:t>Por qué existe, y son dos motivos escritos, no uno:</w:t>
+      </w:r>
+    </w:p>
+    <w:p>
+      <w:pPr>
+        <w:pStyle w:val="ListBullet"/>
+        <w:spacing w:after="60"/>
+        <w:ind w:left="360"/>
+      </w:pPr>
+      <w:r>
+        <w:rPr>
+          <w:b w:val="0"/>
+          <w:sz w:val="21"/>
+        </w:rPr>
+        <w:t xml:space="preserve">🟢 </w:t>
+      </w:r>
+      <w:r>
+        <w:rPr>
+          <w:b/>
+          <w:sz w:val="21"/>
+        </w:rPr>
+        <w:t>Resuelve `D-21` sin tocar el firmware.</w:t>
+      </w:r>
+      <w:r>
+        <w:rPr>
+          <w:b w:val="0"/>
+          <w:sz w:val="21"/>
+        </w:rPr>
+        <w:t xml:space="preserve"> La duda de </w:t>
+      </w:r>
+      <w:r>
+        <w:rPr>
+          <w:rFonts w:ascii="Consolas" w:hAnsi="Consolas"/>
+          <w:sz w:val="21"/>
+        </w:rPr>
+        <w:t>D-21</w:t>
+      </w:r>
+      <w:r>
+        <w:rPr>
+          <w:b w:val="0"/>
+          <w:sz w:val="21"/>
+        </w:rPr>
+        <w:t xml:space="preserve"> era qué hace una punta si su hora</w:t>
+      </w:r>
+    </w:p>
+    <w:p>
+      <w:pPr>
+        <w:spacing w:after="120"/>
+      </w:pPr>
+      <w:r>
+        <w:rPr>
+          <w:b w:val="0"/>
+          <w:sz w:val="21"/>
+        </w:rPr>
+        <w:t xml:space="preserve">se vuelve mentirosa </w:t>
+      </w:r>
+      <w:r>
+        <w:rPr>
+          <w:b/>
+          <w:sz w:val="21"/>
+        </w:rPr>
+        <w:t>estando ya dentro</w:t>
+      </w:r>
+      <w:r>
+        <w:rPr>
+          <w:b w:val="0"/>
+          <w:sz w:val="21"/>
+        </w:rPr>
+        <w:t xml:space="preserve"> del Degradado. La respuesta de la fila: **el Maestro</w:t>
+      </w:r>
+    </w:p>
+    <w:p>
+      <w:pPr>
+        <w:spacing w:after="120"/>
+      </w:pPr>
+      <w:r>
+        <w:rPr>
+          <w:b w:val="0"/>
+          <w:sz w:val="21"/>
+        </w:rPr>
+        <w:t>reenvía la hora periódicamente, así que para que eso ocurra tendrían que pasar MESES.** No hace</w:t>
+      </w:r>
+    </w:p>
+    <w:p>
+      <w:pPr>
+        <w:spacing w:after="120"/>
+      </w:pPr>
+      <w:r>
+        <w:rPr>
+          <w:b w:val="0"/>
+          <w:sz w:val="21"/>
+        </w:rPr>
+        <w:t xml:space="preserve">falta que el equipo lo decida solo — </w:t>
+      </w:r>
+      <w:r>
+        <w:rPr>
+          <w:b/>
+          <w:sz w:val="21"/>
+        </w:rPr>
+        <w:t>hace falta poder DIAGNOSTICARLO cuando alguien vaya.</w:t>
+      </w:r>
+    </w:p>
+    <w:p>
+      <w:pPr>
+        <w:pStyle w:val="ListBullet"/>
+        <w:spacing w:after="60"/>
+        <w:ind w:left="360"/>
+      </w:pPr>
+      <w:r>
+        <w:rPr>
+          <w:b w:val="0"/>
+          <w:sz w:val="21"/>
+        </w:rPr>
+        <w:t xml:space="preserve">🛑 </w:t>
+      </w:r>
+      <w:r>
+        <w:rPr>
+          <w:b/>
+          <w:sz w:val="21"/>
+        </w:rPr>
+        <w:t>Es consecuencia directa de `D-16`</w:t>
+      </w:r>
+      <w:r>
+        <w:rPr>
+          <w:b w:val="0"/>
+          <w:sz w:val="21"/>
+        </w:rPr>
+        <w:t xml:space="preserve"> —*sin teléfono no hay forma de operar el equipo*, caja de</w:t>
+      </w:r>
+    </w:p>
+    <w:p>
+      <w:pPr>
+        <w:spacing w:after="120"/>
+      </w:pPr>
+      <w:r>
+        <w:rPr>
+          <w:b w:val="0"/>
+          <w:sz w:val="21"/>
+        </w:rPr>
+        <w:t xml:space="preserve">cabecera—. Si la app es </w:t>
+      </w:r>
+      <w:r>
+        <w:rPr>
+          <w:b/>
+          <w:sz w:val="21"/>
+        </w:rPr>
+        <w:t>la única superficie de mando</w:t>
+      </w:r>
+      <w:r>
+        <w:rPr>
+          <w:b w:val="0"/>
+          <w:sz w:val="21"/>
+        </w:rPr>
+        <w:t>, entonces **el Poste 2 no puede ser sólo</w:t>
+      </w:r>
+    </w:p>
+    <w:p>
+      <w:pPr>
+        <w:spacing w:after="120"/>
+      </w:pPr>
+      <w:r>
+        <w:rPr>
+          <w:b w:val="0"/>
+          <w:sz w:val="21"/>
+        </w:rPr>
+        <w:t>un renglón dentro de la pantalla del Poste 1.**</w:t>
+      </w:r>
+    </w:p>
+    <w:p>
+      <w:pPr>
+        <w:spacing w:after="80"/>
+      </w:pPr>
+    </w:p>
+    <w:p>
+      <w:pPr>
+        <w:spacing w:before="200" w:after="120"/>
+      </w:pPr>
+      <w:r>
+        <w:rPr>
+          <w:b/>
+          <w:color w:val="003366"/>
+          <w:sz w:val="23"/>
+        </w:rPr>
+        <w:t xml:space="preserve">5.8.2 CENSO — lo que el Poste 2 </w:t>
+      </w:r>
+      <w:r>
+        <w:rPr>
+          <w:b/>
+          <w:color w:val="003366"/>
+          <w:sz w:val="23"/>
+        </w:rPr>
+        <w:t>PUBLICA</w:t>
+      </w:r>
+      <w:r>
+        <w:rPr>
+          <w:b/>
+          <w:color w:val="003366"/>
+          <w:sz w:val="23"/>
+        </w:rPr>
+        <w:t xml:space="preserve"> hoy por Bluetooth</w:t>
+      </w:r>
+    </w:p>
+    <w:p>
+      <w:pPr>
+        <w:spacing w:after="120"/>
+      </w:pPr>
+      <w:r>
+        <w:rPr>
+          <w:b/>
+          <w:sz w:val="21"/>
+        </w:rPr>
+        <w:t>Medido el 07/09 sobre el fuente, en modo lectura.</w:t>
+      </w:r>
+      <w:r>
+        <w:rPr>
+          <w:b w:val="0"/>
+          <w:sz w:val="21"/>
+        </w:rPr>
+        <w:t xml:space="preserve"> Todo lo que sigue se puede pintar **sin tocar</w:t>
+      </w:r>
+    </w:p>
+    <w:p>
+      <w:pPr>
+        <w:spacing w:after="120"/>
+      </w:pPr>
+      <w:r>
+        <w:rPr>
+          <w:b w:val="0"/>
+          <w:sz w:val="21"/>
+        </w:rPr>
+        <w:t>una línea de firmware**.</w:t>
+      </w:r>
+    </w:p>
+    <w:p>
+      <w:pPr>
+        <w:spacing w:after="160"/>
+        <w:ind w:left="360"/>
+        <w:shd w:val="clear" w:fill="FFF4E5"/>
+      </w:pPr>
+      <w:r>
+        <w:rPr>
+          <w:b w:val="0"/>
+          <w:color w:val="960000"/>
+          <w:sz w:val="20"/>
+        </w:rPr>
+        <w:t xml:space="preserve">🔴 </w:t>
+      </w:r>
+      <w:r>
+        <w:rPr>
+          <w:b/>
+          <w:color w:val="960000"/>
+          <w:sz w:val="20"/>
+        </w:rPr>
+        <w:t>Lo primero, porque cambia cómo se lee todo lo demás: en el Poste 2 hay DOS emisores, no uno.</w:t>
+      </w:r>
+      <w:r>
+        <w:rPr>
+          <w:b w:val="0"/>
+          <w:color w:val="960000"/>
+          <w:sz w:val="20"/>
+        </w:rPr>
+        <w:t xml:space="preserve"> El teléfono se conecta al </w:t>
+      </w:r>
+      <w:r>
+        <w:rPr>
+          <w:b/>
+          <w:color w:val="960000"/>
+          <w:sz w:val="20"/>
+        </w:rPr>
+        <w:t>ESP32 de expansión</w:t>
+      </w:r>
+      <w:r>
+        <w:rPr>
+          <w:b w:val="0"/>
+          <w:color w:val="960000"/>
+          <w:sz w:val="20"/>
+        </w:rPr>
+        <w:t xml:space="preserve"> (</w:t>
+      </w:r>
+      <w:r>
+        <w:rPr>
+          <w:rFonts w:ascii="Consolas" w:hAnsi="Consolas"/>
+          <w:color w:val="960000"/>
+          <w:sz w:val="20"/>
+        </w:rPr>
+        <w:t>J17</w:t>
+      </w:r>
+      <w:r>
+        <w:rPr>
+          <w:b w:val="0"/>
+          <w:color w:val="960000"/>
+          <w:sz w:val="20"/>
+        </w:rPr>
+        <w:t xml:space="preserve">), y por ese mismo puerto salen </w:t>
+      </w:r>
+      <w:r>
+        <w:rPr>
+          <w:b/>
+          <w:color w:val="960000"/>
+          <w:sz w:val="20"/>
+        </w:rPr>
+        <w:t>las tramas del STM32 marcadas `NODE:ESCLAVO`</w:t>
+      </w:r>
+      <w:r>
+        <w:rPr>
+          <w:b w:val="0"/>
+          <w:color w:val="960000"/>
+          <w:sz w:val="20"/>
+        </w:rPr>
+        <w:t xml:space="preserve"> y </w:t>
+      </w:r>
+      <w:r>
+        <w:rPr>
+          <w:b/>
+          <w:color w:val="960000"/>
+          <w:sz w:val="20"/>
+        </w:rPr>
+        <w:t>las del propio puente marcadas `NODE:PUENTE`</w:t>
+      </w:r>
+      <w:r>
+        <w:rPr>
+          <w:b w:val="0"/>
+          <w:color w:val="960000"/>
+          <w:sz w:val="20"/>
+        </w:rPr>
+        <w:t xml:space="preserve">. La marca no es adorno: *«un </w:t>
+      </w:r>
+      <w:r>
+        <w:rPr>
+          <w:rFonts w:ascii="Consolas" w:hAnsi="Consolas"/>
+          <w:color w:val="960000"/>
+          <w:sz w:val="20"/>
+        </w:rPr>
+        <w:t>$EVENT</w:t>
+      </w:r>
+      <w:r>
+        <w:rPr>
+          <w:b w:val="0"/>
+          <w:color w:val="960000"/>
+          <w:sz w:val="20"/>
+        </w:rPr>
+        <w:t xml:space="preserve"> del accesorio que pareciera del STM32 mandaría a diagnosticar el poste equivocado»* (comentario de </w:t>
+      </w:r>
+      <w:r>
+        <w:rPr>
+          <w:rFonts w:ascii="Consolas" w:hAnsi="Consolas"/>
+          <w:color w:val="960000"/>
+          <w:sz w:val="20"/>
+        </w:rPr>
+        <w:t>vigilante_declarar()</w:t>
+      </w:r>
+      <w:r>
+        <w:rPr>
+          <w:b w:val="0"/>
+          <w:color w:val="960000"/>
+          <w:sz w:val="20"/>
+        </w:rPr>
+        <w:t xml:space="preserve">, </w:t>
+      </w:r>
+      <w:r>
+        <w:rPr>
+          <w:rFonts w:ascii="Consolas" w:hAnsi="Consolas"/>
+          <w:color w:val="960000"/>
+          <w:sz w:val="20"/>
+        </w:rPr>
+        <w:t>ESP32_Expansion/src/vigilante.cpp</w:t>
+      </w:r>
+      <w:r>
+        <w:rPr>
+          <w:b w:val="0"/>
+          <w:color w:val="960000"/>
+          <w:sz w:val="20"/>
+        </w:rPr>
+        <w:t>).</w:t>
+      </w:r>
+    </w:p>
+    <w:p>
+      <w:pPr>
+        <w:spacing w:before="200" w:after="120"/>
+      </w:pPr>
+      <w:r>
+        <w:rPr>
+          <w:b/>
+          <w:color w:val="003366"/>
+          <w:sz w:val="21"/>
+        </w:rPr>
+        <w:t xml:space="preserve">A · Lo que emite el </w:t>
+      </w:r>
+      <w:r>
+        <w:rPr>
+          <w:b/>
+          <w:color w:val="003366"/>
+          <w:sz w:val="21"/>
+        </w:rPr>
+        <w:t>STM32</w:t>
+      </w:r>
+      <w:r>
+        <w:rPr>
+          <w:b/>
+          <w:color w:val="003366"/>
+          <w:sz w:val="21"/>
+        </w:rPr>
+        <w:t xml:space="preserve"> del Poste 2 — </w:t>
+      </w:r>
+      <w:r>
+        <w:rPr>
+          <w:rFonts w:ascii="Consolas" w:hAnsi="Consolas"/>
+          <w:color w:val="003366"/>
+          <w:sz w:val="21"/>
+        </w:rPr>
+        <w:t>NODE:ESCLAVO</w:t>
+      </w:r>
+    </w:p>
+    <w:tbl>
+      <w:tblPr>
+        <w:tblStyle w:val="TableGrid"/>
+        <w:tblW w:type="auto" w:w="0"/>
+        <w:tblLook w:firstColumn="1" w:firstRow="1" w:lastColumn="0" w:lastRow="0" w:noHBand="0" w:noVBand="1" w:val="04A0"/>
+      </w:tblPr>
+      <w:tblGrid>
+        <w:gridCol w:w="3120"/>
+        <w:gridCol w:w="3120"/>
+        <w:gridCol w:w="3120"/>
+      </w:tblGrid>
+      <w:tr>
+        <w:tc>
+          <w:tcPr>
+            <w:tcW w:type="dxa" w:w="3120"/>
+            <w:shd w:val="clear" w:fill="DCE6F1"/>
+          </w:tcPr>
+          <w:p>
+            <w:r/>
+            <w:r>
+              <w:rPr>
+                <w:b/>
+                <w:sz w:val="19"/>
+              </w:rPr>
+              <w:t>trama</w:t>
+            </w:r>
+          </w:p>
+        </w:tc>
+        <w:tc>
+          <w:tcPr>
+            <w:tcW w:type="dxa" w:w="3120"/>
+            <w:shd w:val="clear" w:fill="DCE6F1"/>
+          </w:tcPr>
+          <w:p>
+            <w:r/>
+            <w:r>
+              <w:rPr>
+                <w:b/>
+                <w:sz w:val="19"/>
+              </w:rPr>
+              <w:t>cuándo sale</w:t>
+            </w:r>
+          </w:p>
+        </w:tc>
+        <w:tc>
+          <w:tcPr>
+            <w:tcW w:type="dxa" w:w="3120"/>
+            <w:shd w:val="clear" w:fill="DCE6F1"/>
+          </w:tcPr>
+          <w:p>
+            <w:r/>
+            <w:r>
+              <w:rPr>
+                <w:b/>
+                <w:sz w:val="19"/>
+              </w:rPr>
+              <w:t>qué trae</w:t>
+            </w:r>
+          </w:p>
+        </w:tc>
+      </w:tr>
+      <w:tr>
+        <w:tc>
+          <w:tcPr>
+            <w:tcW w:type="dxa" w:w="3120"/>
+          </w:tcPr>
+          <w:p>
+            <w:r/>
+            <w:r>
+              <w:rPr>
+                <w:b/>
+                <w:sz w:val="19"/>
+              </w:rPr>
+              <w:t>`$STATUS`</w:t>
+            </w:r>
+          </w:p>
+        </w:tc>
+        <w:tc>
+          <w:tcPr>
+            <w:tcW w:type="dxa" w:w="3120"/>
+          </w:tcPr>
+          <w:p>
+            <w:r/>
+            <w:r>
+              <w:rPr>
+                <w:b/>
+                <w:sz w:val="19"/>
+              </w:rPr>
+              <w:t>cada 2 s</w:t>
+            </w:r>
+            <w:r>
+              <w:rPr>
+                <w:b w:val="0"/>
+                <w:sz w:val="19"/>
+              </w:rPr>
+              <w:t xml:space="preserve"> (periódico)</w:t>
+            </w:r>
+          </w:p>
+        </w:tc>
+        <w:tc>
+          <w:tcPr>
+            <w:tcW w:type="dxa" w:w="3120"/>
+          </w:tcPr>
+          <w:p>
+            <w:r/>
+            <w:r>
+              <w:rPr>
+                <w:rFonts w:ascii="Consolas" w:hAnsi="Consolas"/>
+                <w:sz w:val="19"/>
+              </w:rPr>
+              <w:t>SERIE</w:t>
+            </w:r>
+            <w:r>
+              <w:rPr>
+                <w:b w:val="0"/>
+                <w:sz w:val="19"/>
+              </w:rPr>
+              <w:t xml:space="preserve"> · </w:t>
+            </w:r>
+            <w:r>
+              <w:rPr>
+                <w:rFonts w:ascii="Consolas" w:hAnsi="Consolas"/>
+                <w:sz w:val="19"/>
+              </w:rPr>
+              <w:t>MODO</w:t>
+            </w:r>
+            <w:r>
+              <w:rPr>
+                <w:b w:val="0"/>
+                <w:sz w:val="19"/>
+              </w:rPr>
+              <w:t xml:space="preserve"> · </w:t>
+            </w:r>
+            <w:r>
+              <w:rPr>
+                <w:rFonts w:ascii="Consolas" w:hAnsi="Consolas"/>
+                <w:sz w:val="19"/>
+              </w:rPr>
+              <w:t>ESTADO</w:t>
+            </w:r>
+            <w:r>
+              <w:rPr>
+                <w:b w:val="0"/>
+                <w:sz w:val="19"/>
+              </w:rPr>
+              <w:t xml:space="preserve"> · </w:t>
+            </w:r>
+            <w:r>
+              <w:rPr>
+                <w:rFonts w:ascii="Consolas" w:hAnsi="Consolas"/>
+                <w:sz w:val="19"/>
+              </w:rPr>
+              <w:t>T</w:t>
+            </w:r>
+            <w:r>
+              <w:rPr>
+                <w:b w:val="0"/>
+                <w:sz w:val="19"/>
+              </w:rPr>
+              <w:t xml:space="preserve"> · </w:t>
+            </w:r>
+            <w:r>
+              <w:rPr>
+                <w:rFonts w:ascii="Consolas" w:hAnsi="Consolas"/>
+                <w:sz w:val="19"/>
+              </w:rPr>
+              <w:t>RF</w:t>
+            </w:r>
+            <w:r>
+              <w:rPr>
+                <w:b w:val="0"/>
+                <w:sz w:val="19"/>
+              </w:rPr>
+              <w:t xml:space="preserve"> · </w:t>
+            </w:r>
+            <w:r>
+              <w:rPr>
+                <w:rFonts w:ascii="Consolas" w:hAnsi="Consolas"/>
+                <w:sz w:val="19"/>
+              </w:rPr>
+              <w:t>RTT</w:t>
+            </w:r>
+            <w:r>
+              <w:rPr>
+                <w:b w:val="0"/>
+                <w:sz w:val="19"/>
+              </w:rPr>
+              <w:t xml:space="preserve"> · </w:t>
+            </w:r>
+            <w:r>
+              <w:rPr>
+                <w:rFonts w:ascii="Consolas" w:hAnsi="Consolas"/>
+                <w:sz w:val="19"/>
+              </w:rPr>
+              <w:t>BAT</w:t>
+            </w:r>
+            <w:r>
+              <w:rPr>
+                <w:b w:val="0"/>
+                <w:sz w:val="19"/>
+              </w:rPr>
+              <w:t xml:space="preserve"> · </w:t>
+            </w:r>
+            <w:r>
+              <w:rPr>
+                <w:rFonts w:ascii="Consolas" w:hAnsi="Consolas"/>
+                <w:sz w:val="19"/>
+              </w:rPr>
+              <w:t>HORA</w:t>
+            </w:r>
+            <w:r>
+              <w:rPr>
+                <w:b w:val="0"/>
+                <w:sz w:val="19"/>
+              </w:rPr>
+              <w:t xml:space="preserve"> · </w:t>
+            </w:r>
+            <w:r>
+              <w:rPr>
+                <w:rFonts w:ascii="Consolas" w:hAnsi="Consolas"/>
+                <w:sz w:val="19"/>
+              </w:rPr>
+              <w:t>PLUMA</w:t>
+            </w:r>
+            <w:r>
+              <w:rPr>
+                <w:b w:val="0"/>
+                <w:sz w:val="19"/>
+              </w:rPr>
+              <w:t xml:space="preserve"> · </w:t>
+            </w:r>
+            <w:r>
+              <w:rPr>
+                <w:rFonts w:ascii="Consolas" w:hAnsi="Consolas"/>
+                <w:sz w:val="19"/>
+              </w:rPr>
+              <w:t>CAM</w:t>
+            </w:r>
+          </w:p>
+        </w:tc>
+      </w:tr>
+      <w:tr>
+        <w:tc>
+          <w:tcPr>
+            <w:tcW w:type="dxa" w:w="3120"/>
+          </w:tcPr>
+          <w:p>
+            <w:r/>
+            <w:r>
+              <w:rPr>
+                <w:b/>
+                <w:sz w:val="19"/>
+              </w:rPr>
+              <w:t>`$ALARM`</w:t>
+            </w:r>
+          </w:p>
+        </w:tc>
+        <w:tc>
+          <w:tcPr>
+            <w:tcW w:type="dxa" w:w="3120"/>
+          </w:tcPr>
+          <w:p>
+            <w:r/>
+            <w:r>
+              <w:rPr>
+                <w:b w:val="0"/>
+                <w:sz w:val="19"/>
+              </w:rPr>
+              <w:t>al declarar la caída de RF (</w:t>
+            </w:r>
+            <w:r>
+              <w:rPr>
+                <w:rFonts w:ascii="Consolas" w:hAnsi="Consolas"/>
+                <w:sz w:val="19"/>
+              </w:rPr>
+              <w:t>SFTY-6</w:t>
+            </w:r>
+            <w:r>
+              <w:rPr>
+                <w:b w:val="0"/>
+                <w:sz w:val="19"/>
+              </w:rPr>
+              <w:t>)</w:t>
+            </w:r>
+          </w:p>
+        </w:tc>
+        <w:tc>
+          <w:tcPr>
+            <w:tcW w:type="dxa" w:w="3120"/>
+          </w:tcPr>
+          <w:p>
+            <w:r/>
+            <w:r>
+              <w:rPr>
+                <w:rFonts w:ascii="Consolas" w:hAnsi="Consolas"/>
+                <w:sz w:val="19"/>
+              </w:rPr>
+              <w:t>EVENTO</w:t>
+            </w:r>
+            <w:r>
+              <w:rPr>
+                <w:b w:val="0"/>
+                <w:sz w:val="19"/>
+              </w:rPr>
+              <w:t xml:space="preserve"> · </w:t>
+            </w:r>
+            <w:r>
+              <w:rPr>
+                <w:rFonts w:ascii="Consolas" w:hAnsi="Consolas"/>
+                <w:sz w:val="19"/>
+              </w:rPr>
+              <w:t>CAUSA</w:t>
+            </w:r>
+            <w:r>
+              <w:rPr>
+                <w:b w:val="0"/>
+                <w:sz w:val="19"/>
+              </w:rPr>
+              <w:t xml:space="preserve"> · </w:t>
+            </w:r>
+            <w:r>
+              <w:rPr>
+                <w:b/>
+                <w:sz w:val="19"/>
+              </w:rPr>
+              <w:t>`RX:` / `OK:` / `RUIDO:`</w:t>
+            </w:r>
+            <w:r>
+              <w:rPr>
+                <w:b w:val="0"/>
+                <w:sz w:val="19"/>
+              </w:rPr>
+              <w:t xml:space="preserve"> (los tres contadores de línea, en crudo) · </w:t>
+            </w:r>
+            <w:r>
+              <w:rPr>
+                <w:rFonts w:ascii="Consolas" w:hAnsi="Consolas"/>
+                <w:sz w:val="19"/>
+              </w:rPr>
+              <w:t>ACCION</w:t>
+            </w:r>
+            <w:r>
+              <w:rPr>
+                <w:b w:val="0"/>
+                <w:sz w:val="19"/>
+              </w:rPr>
+              <w:t xml:space="preserve"> · </w:t>
+            </w:r>
+            <w:r>
+              <w:rPr>
+                <w:rFonts w:ascii="Consolas" w:hAnsi="Consolas"/>
+                <w:sz w:val="19"/>
+              </w:rPr>
+              <w:t>HORA</w:t>
+            </w:r>
+          </w:p>
+        </w:tc>
+      </w:tr>
+      <w:tr>
+        <w:tc>
+          <w:tcPr>
+            <w:tcW w:type="dxa" w:w="3120"/>
+          </w:tcPr>
+          <w:p>
+            <w:r/>
+            <w:r>
+              <w:rPr>
+                <w:b/>
+                <w:sz w:val="19"/>
+              </w:rPr>
+              <w:t>`$EVENT`</w:t>
+            </w:r>
+          </w:p>
+        </w:tc>
+        <w:tc>
+          <w:tcPr>
+            <w:tcW w:type="dxa" w:w="3120"/>
+          </w:tcPr>
+          <w:p>
+            <w:r/>
+            <w:r>
+              <w:rPr>
+                <w:b w:val="0"/>
+                <w:sz w:val="19"/>
+              </w:rPr>
+              <w:t>por suceso</w:t>
+            </w:r>
+          </w:p>
+        </w:tc>
+        <w:tc>
+          <w:tcPr>
+            <w:tcW w:type="dxa" w:w="3120"/>
+          </w:tcPr>
+          <w:p>
+            <w:r/>
+            <w:r>
+              <w:rPr>
+                <w:rFonts w:ascii="Consolas" w:hAnsi="Consolas"/>
+                <w:sz w:val="19"/>
+              </w:rPr>
+              <w:t>ORIGEN</w:t>
+            </w:r>
+            <w:r>
+              <w:rPr>
+                <w:b w:val="0"/>
+                <w:sz w:val="19"/>
+              </w:rPr>
+              <w:t xml:space="preserve"> · </w:t>
+            </w:r>
+            <w:r>
+              <w:rPr>
+                <w:rFonts w:ascii="Consolas" w:hAnsi="Consolas"/>
+                <w:sz w:val="19"/>
+              </w:rPr>
+              <w:t>DETALLE</w:t>
+            </w:r>
+            <w:r>
+              <w:rPr>
+                <w:b w:val="0"/>
+                <w:sz w:val="19"/>
+              </w:rPr>
+              <w:t xml:space="preserve"> · </w:t>
+            </w:r>
+            <w:r>
+              <w:rPr>
+                <w:rFonts w:ascii="Consolas" w:hAnsi="Consolas"/>
+                <w:sz w:val="19"/>
+              </w:rPr>
+              <w:t>HORA</w:t>
+            </w:r>
+          </w:p>
+        </w:tc>
+      </w:tr>
+      <w:tr>
+        <w:tc>
+          <w:tcPr>
+            <w:tcW w:type="dxa" w:w="3120"/>
+          </w:tcPr>
+          <w:p>
+            <w:r/>
+            <w:r>
+              <w:rPr>
+                <w:b/>
+                <w:sz w:val="19"/>
+              </w:rPr>
+              <w:t>`ACK` / `ERR`</w:t>
+            </w:r>
+          </w:p>
+        </w:tc>
+        <w:tc>
+          <w:tcPr>
+            <w:tcW w:type="dxa" w:w="3120"/>
+          </w:tcPr>
+          <w:p>
+            <w:r/>
+            <w:r>
+              <w:rPr>
+                <w:b w:val="0"/>
+                <w:sz w:val="19"/>
+              </w:rPr>
+              <w:t>como respuesta a una orden</w:t>
+            </w:r>
+          </w:p>
+        </w:tc>
+        <w:tc>
+          <w:tcPr>
+            <w:tcW w:type="dxa" w:w="3120"/>
+          </w:tcPr>
+          <w:p>
+            <w:r/>
+            <w:r>
+              <w:rPr>
+                <w:rFonts w:ascii="Consolas" w:hAnsi="Consolas"/>
+                <w:sz w:val="19"/>
+              </w:rPr>
+              <w:t>CMD</w:t>
+            </w:r>
+            <w:r>
+              <w:rPr>
+                <w:b w:val="0"/>
+                <w:sz w:val="19"/>
+              </w:rPr>
+              <w:t xml:space="preserve"> + </w:t>
+            </w:r>
+            <w:r>
+              <w:rPr>
+                <w:rFonts w:ascii="Consolas" w:hAnsi="Consolas"/>
+                <w:sz w:val="19"/>
+              </w:rPr>
+              <w:t>RESULT</w:t>
+            </w:r>
+            <w:r>
+              <w:rPr>
+                <w:b w:val="0"/>
+                <w:sz w:val="19"/>
+              </w:rPr>
+              <w:t xml:space="preserve"> o </w:t>
+            </w:r>
+            <w:r>
+              <w:rPr>
+                <w:rFonts w:ascii="Consolas" w:hAnsi="Consolas"/>
+                <w:sz w:val="19"/>
+              </w:rPr>
+              <w:t>DESC</w:t>
+            </w:r>
+          </w:p>
+        </w:tc>
+      </w:tr>
+    </w:tbl>
+    <w:p>
+      <w:pPr>
+        <w:spacing w:after="120"/>
+      </w:pPr>
+    </w:p>
+    <w:p>
+      <w:pPr>
+        <w:spacing w:after="120"/>
+      </w:pPr>
+      <w:r>
+        <w:rPr>
+          <w:b/>
+          <w:sz w:val="21"/>
+        </w:rPr>
+        <w:t>El `$STATUS`, campo por campo y con lo que cada uno puede valer</w:t>
+      </w:r>
+      <w:r>
+        <w:rPr>
+          <w:b w:val="0"/>
+          <w:sz w:val="21"/>
+        </w:rPr>
+        <w:t xml:space="preserve"> — leído del </w:t>
+      </w:r>
+      <w:r>
+        <w:rPr>
+          <w:rFonts w:ascii="Consolas" w:hAnsi="Consolas"/>
+          <w:sz w:val="21"/>
+        </w:rPr>
+        <w:t>snprintf</w:t>
+      </w:r>
+      <w:r>
+        <w:rPr>
+          <w:b w:val="0"/>
+          <w:sz w:val="21"/>
+        </w:rPr>
+        <w:t xml:space="preserve"> y de las</w:t>
+      </w:r>
+    </w:p>
+    <w:p>
+      <w:pPr>
+        <w:spacing w:after="120"/>
+      </w:pPr>
+      <w:r>
+        <w:rPr>
+          <w:b w:val="0"/>
+          <w:sz w:val="21"/>
+        </w:rPr>
+        <w:t>funciones que lo alimentan:</w:t>
+      </w:r>
+    </w:p>
+    <w:tbl>
+      <w:tblPr>
+        <w:tblStyle w:val="TableGrid"/>
+        <w:tblW w:type="auto" w:w="0"/>
+        <w:tblLook w:firstColumn="1" w:firstRow="1" w:lastColumn="0" w:lastRow="0" w:noHBand="0" w:noVBand="1" w:val="04A0"/>
+      </w:tblPr>
+      <w:tblGrid>
+        <w:gridCol w:w="3120"/>
+        <w:gridCol w:w="3120"/>
+        <w:gridCol w:w="3120"/>
+      </w:tblGrid>
+      <w:tr>
+        <w:tc>
+          <w:tcPr>
+            <w:tcW w:type="dxa" w:w="3120"/>
+            <w:shd w:val="clear" w:fill="DCE6F1"/>
+          </w:tcPr>
+          <w:p>
+            <w:r/>
+            <w:r>
+              <w:rPr>
+                <w:b/>
+                <w:sz w:val="19"/>
+              </w:rPr>
+              <w:t>campo</w:t>
+            </w:r>
+          </w:p>
+        </w:tc>
+        <w:tc>
+          <w:tcPr>
+            <w:tcW w:type="dxa" w:w="3120"/>
+            <w:shd w:val="clear" w:fill="DCE6F1"/>
+          </w:tcPr>
+          <w:p>
+            <w:r/>
+            <w:r>
+              <w:rPr>
+                <w:b/>
+                <w:sz w:val="19"/>
+              </w:rPr>
+              <w:t>valores posibles</w:t>
+            </w:r>
+          </w:p>
+        </w:tc>
+        <w:tc>
+          <w:tcPr>
+            <w:tcW w:type="dxa" w:w="3120"/>
+            <w:shd w:val="clear" w:fill="DCE6F1"/>
+          </w:tcPr>
+          <w:p>
+            <w:r/>
+            <w:r>
+              <w:rPr>
+                <w:b/>
+                <w:sz w:val="19"/>
+              </w:rPr>
+              <w:t>de dónde sale</w:t>
+            </w:r>
+          </w:p>
+        </w:tc>
+      </w:tr>
+      <w:tr>
+        <w:tc>
+          <w:tcPr>
+            <w:tcW w:type="dxa" w:w="3120"/>
+          </w:tcPr>
+          <w:p>
+            <w:r/>
+            <w:r>
+              <w:rPr>
+                <w:rFonts w:ascii="Consolas" w:hAnsi="Consolas"/>
+                <w:sz w:val="19"/>
+              </w:rPr>
+              <w:t>SERIE</w:t>
+            </w:r>
+          </w:p>
+        </w:tc>
+        <w:tc>
+          <w:tcPr>
+            <w:tcW w:type="dxa" w:w="3120"/>
+          </w:tcPr>
+          <w:p>
+            <w:r/>
+            <w:r>
+              <w:rPr>
+                <w:b w:val="0"/>
+                <w:sz w:val="19"/>
+              </w:rPr>
+              <w:t>6 caracteres</w:t>
+            </w:r>
+          </w:p>
+        </w:tc>
+        <w:tc>
+          <w:tcPr>
+            <w:tcW w:type="dxa" w:w="3120"/>
+          </w:tcPr>
+          <w:p>
+            <w:r/>
+            <w:r>
+              <w:rPr>
+                <w:rFonts w:ascii="Consolas" w:hAnsi="Consolas"/>
+                <w:sz w:val="19"/>
+              </w:rPr>
+              <w:t>identidad_texto()</w:t>
+            </w:r>
+          </w:p>
+        </w:tc>
+      </w:tr>
+      <w:tr>
+        <w:tc>
+          <w:tcPr>
+            <w:tcW w:type="dxa" w:w="3120"/>
+          </w:tcPr>
+          <w:p>
+            <w:r/>
+            <w:r>
+              <w:rPr>
+                <w:rFonts w:ascii="Consolas" w:hAnsi="Consolas"/>
+                <w:sz w:val="19"/>
+              </w:rPr>
+              <w:t>MODO</w:t>
+            </w:r>
+          </w:p>
+        </w:tc>
+        <w:tc>
+          <w:tcPr>
+            <w:tcW w:type="dxa" w:w="3120"/>
+          </w:tcPr>
+          <w:p>
+            <w:r/>
+            <w:r>
+              <w:rPr>
+                <w:rFonts w:ascii="Consolas" w:hAnsi="Consolas"/>
+                <w:sz w:val="19"/>
+              </w:rPr>
+              <w:t>SUBORDINADO</w:t>
+            </w:r>
+            <w:r>
+              <w:rPr>
+                <w:b w:val="0"/>
+                <w:sz w:val="19"/>
+              </w:rPr>
+              <w:t xml:space="preserve"> · </w:t>
+            </w:r>
+            <w:r>
+              <w:rPr>
+                <w:rFonts w:ascii="Consolas" w:hAnsi="Consolas"/>
+                <w:sz w:val="19"/>
+              </w:rPr>
+              <w:t>DEGRADADO</w:t>
+            </w:r>
+            <w:r>
+              <w:rPr>
+                <w:b w:val="0"/>
+                <w:sz w:val="19"/>
+              </w:rPr>
+              <w:t xml:space="preserve"> · </w:t>
+            </w:r>
+            <w:r>
+              <w:rPr>
+                <w:rFonts w:ascii="Consolas" w:hAnsi="Consolas"/>
+                <w:sz w:val="19"/>
+              </w:rPr>
+              <w:t>RENDIDO</w:t>
+            </w:r>
+            <w:r>
+              <w:rPr>
+                <w:b w:val="0"/>
+                <w:sz w:val="19"/>
+              </w:rPr>
+              <w:t xml:space="preserve"> · </w:t>
+            </w:r>
+            <w:r>
+              <w:rPr>
+                <w:rFonts w:ascii="Consolas" w:hAnsi="Consolas"/>
+                <w:sz w:val="19"/>
+              </w:rPr>
+              <w:t>DESCONOCIDO</w:t>
+            </w:r>
+          </w:p>
+        </w:tc>
+        <w:tc>
+          <w:tcPr>
+            <w:tcW w:type="dxa" w:w="3120"/>
+          </w:tcPr>
+          <w:p>
+            <w:r/>
+            <w:r>
+              <w:rPr>
+                <w:rFonts w:ascii="Consolas" w:hAnsi="Consolas"/>
+                <w:sz w:val="19"/>
+              </w:rPr>
+              <w:t>obtenerNombreModo(degradado_estado())</w:t>
+            </w:r>
+            <w:r>
+              <w:rPr>
+                <w:b w:val="0"/>
+                <w:sz w:val="19"/>
+              </w:rPr>
+              <w:t xml:space="preserve"> — traducción en </w:t>
+            </w:r>
+            <w:r>
+              <w:rPr>
+                <w:rFonts w:ascii="Consolas" w:hAnsi="Consolas"/>
+                <w:sz w:val="19"/>
+              </w:rPr>
+              <w:t>§1.ter.5</w:t>
+            </w:r>
+          </w:p>
+        </w:tc>
+      </w:tr>
+      <w:tr>
+        <w:tc>
+          <w:tcPr>
+            <w:tcW w:type="dxa" w:w="3120"/>
+          </w:tcPr>
+          <w:p>
+            <w:r/>
+            <w:r>
+              <w:rPr>
+                <w:rFonts w:ascii="Consolas" w:hAnsi="Consolas"/>
+                <w:sz w:val="19"/>
+              </w:rPr>
+              <w:t>ESTADO</w:t>
+            </w:r>
+          </w:p>
+        </w:tc>
+        <w:tc>
+          <w:tcPr>
+            <w:tcW w:type="dxa" w:w="3120"/>
+          </w:tcPr>
+          <w:p>
+            <w:r/>
+            <w:r>
+              <w:rPr>
+                <w:rFonts w:ascii="Consolas" w:hAnsi="Consolas"/>
+                <w:sz w:val="19"/>
+              </w:rPr>
+              <w:t>ROJO</w:t>
+            </w:r>
+            <w:r>
+              <w:rPr>
+                <w:b w:val="0"/>
+                <w:sz w:val="19"/>
+              </w:rPr>
+              <w:t xml:space="preserve"> · </w:t>
+            </w:r>
+            <w:r>
+              <w:rPr>
+                <w:rFonts w:ascii="Consolas" w:hAnsi="Consolas"/>
+                <w:sz w:val="19"/>
+              </w:rPr>
+              <w:t>VERDE</w:t>
+            </w:r>
+            <w:r>
+              <w:rPr>
+                <w:b w:val="0"/>
+                <w:sz w:val="19"/>
+              </w:rPr>
+              <w:t xml:space="preserve"> · </w:t>
+            </w:r>
+            <w:r>
+              <w:rPr>
+                <w:rFonts w:ascii="Consolas" w:hAnsi="Consolas"/>
+                <w:sz w:val="19"/>
+              </w:rPr>
+              <w:t>AMARILLO</w:t>
+            </w:r>
+            <w:r>
+              <w:rPr>
+                <w:b w:val="0"/>
+                <w:sz w:val="19"/>
+              </w:rPr>
+              <w:t xml:space="preserve"> · </w:t>
+            </w:r>
+            <w:r>
+              <w:rPr>
+                <w:rFonts w:ascii="Consolas" w:hAnsi="Consolas"/>
+                <w:sz w:val="19"/>
+              </w:rPr>
+              <w:t>FALLO COM</w:t>
+            </w:r>
+          </w:p>
+        </w:tc>
+        <w:tc>
+          <w:tcPr>
+            <w:tcW w:type="dxa" w:w="3120"/>
+          </w:tcPr>
+          <w:p>
+            <w:r/>
+            <w:r>
+              <w:rPr>
+                <w:rFonts w:ascii="Consolas" w:hAnsi="Consolas"/>
+                <w:sz w:val="19"/>
+              </w:rPr>
+              <w:t>semaforo_nombreEstado()</w:t>
+            </w:r>
+          </w:p>
+        </w:tc>
+      </w:tr>
+      <w:tr>
+        <w:tc>
+          <w:tcPr>
+            <w:tcW w:type="dxa" w:w="3120"/>
+          </w:tcPr>
+          <w:p>
+            <w:r/>
+            <w:r>
+              <w:rPr>
+                <w:rFonts w:ascii="Consolas" w:hAnsi="Consolas"/>
+                <w:sz w:val="19"/>
+              </w:rPr>
+              <w:t>HORA</w:t>
+            </w:r>
+          </w:p>
+        </w:tc>
+        <w:tc>
+          <w:tcPr>
+            <w:tcW w:type="dxa" w:w="3120"/>
+          </w:tcPr>
+          <w:p>
+            <w:r/>
+            <w:r>
+              <w:rPr>
+                <w:rFonts w:ascii="Consolas" w:hAnsi="Consolas"/>
+                <w:sz w:val="19"/>
+              </w:rPr>
+              <w:t>HH:MM:SS</w:t>
+            </w:r>
+            <w:r>
+              <w:rPr>
+                <w:b w:val="0"/>
+                <w:sz w:val="19"/>
+              </w:rPr>
+              <w:t xml:space="preserve"> o </w:t>
+            </w:r>
+            <w:r>
+              <w:rPr>
+                <w:b/>
+                <w:sz w:val="19"/>
+              </w:rPr>
+              <w:t>`--:--:--`</w:t>
+            </w:r>
+          </w:p>
+        </w:tc>
+        <w:tc>
+          <w:tcPr>
+            <w:tcW w:type="dxa" w:w="3120"/>
+          </w:tcPr>
+          <w:p>
+            <w:r/>
+            <w:r>
+              <w:rPr>
+                <w:rFonts w:ascii="Consolas" w:hAnsi="Consolas"/>
+                <w:sz w:val="19"/>
+              </w:rPr>
+              <w:t>reloj_enHora()</w:t>
+            </w:r>
+            <w:r>
+              <w:rPr>
+                <w:b w:val="0"/>
+                <w:sz w:val="19"/>
+              </w:rPr>
+              <w:t xml:space="preserve"> decide cuál de los dos</w:t>
+            </w:r>
+          </w:p>
+        </w:tc>
+      </w:tr>
+      <w:tr>
+        <w:tc>
+          <w:tcPr>
+            <w:tcW w:type="dxa" w:w="3120"/>
+          </w:tcPr>
+          <w:p>
+            <w:r/>
+            <w:r>
+              <w:rPr>
+                <w:rFonts w:ascii="Consolas" w:hAnsi="Consolas"/>
+                <w:sz w:val="19"/>
+              </w:rPr>
+              <w:t>PLUMA</w:t>
+            </w:r>
+          </w:p>
+        </w:tc>
+        <w:tc>
+          <w:tcPr>
+            <w:tcW w:type="dxa" w:w="3120"/>
+          </w:tcPr>
+          <w:p>
+            <w:r/>
+            <w:r>
+              <w:rPr>
+                <w:rFonts w:ascii="Consolas" w:hAnsi="Consolas"/>
+                <w:sz w:val="19"/>
+              </w:rPr>
+              <w:t>ARRIBA</w:t>
+            </w:r>
+            <w:r>
+              <w:rPr>
+                <w:b w:val="0"/>
+                <w:sz w:val="19"/>
+              </w:rPr>
+              <w:t xml:space="preserve"> · </w:t>
+            </w:r>
+            <w:r>
+              <w:rPr>
+                <w:rFonts w:ascii="Consolas" w:hAnsi="Consolas"/>
+                <w:sz w:val="19"/>
+              </w:rPr>
+              <w:t>ABAJO</w:t>
+            </w:r>
+          </w:p>
+        </w:tc>
+        <w:tc>
+          <w:tcPr>
+            <w:tcW w:type="dxa" w:w="3120"/>
+          </w:tcPr>
+          <w:p>
+            <w:r/>
+            <w:r>
+              <w:rPr>
+                <w:rFonts w:ascii="Consolas" w:hAnsi="Consolas"/>
+                <w:sz w:val="19"/>
+              </w:rPr>
+              <w:t>semaforo_plumaArriba()</w:t>
+            </w:r>
+            <w:r>
+              <w:rPr>
+                <w:b w:val="0"/>
+                <w:sz w:val="19"/>
+              </w:rPr>
+              <w:t xml:space="preserve"> — lo escribe </w:t>
+            </w:r>
+            <w:r>
+              <w:rPr>
+                <w:rFonts w:ascii="Consolas" w:hAnsi="Consolas"/>
+                <w:sz w:val="19"/>
+              </w:rPr>
+              <w:t>semaforo.cpp</w:t>
+            </w:r>
+            <w:r>
+              <w:rPr>
+                <w:b w:val="0"/>
+                <w:sz w:val="19"/>
+              </w:rPr>
+              <w:t>, único dueño (</w:t>
+            </w:r>
+            <w:r>
+              <w:rPr>
+                <w:rFonts w:ascii="Consolas" w:hAnsi="Consolas"/>
+                <w:sz w:val="19"/>
+              </w:rPr>
+              <w:t>SFTY-28</w:t>
+            </w:r>
+            <w:r>
+              <w:rPr>
+                <w:b w:val="0"/>
+                <w:sz w:val="19"/>
+              </w:rPr>
+              <w:t>)</w:t>
+            </w:r>
+          </w:p>
+        </w:tc>
+      </w:tr>
+      <w:tr>
+        <w:tc>
+          <w:tcPr>
+            <w:tcW w:type="dxa" w:w="3120"/>
+          </w:tcPr>
+          <w:p>
+            <w:r/>
+            <w:r>
+              <w:rPr>
+                <w:rFonts w:ascii="Consolas" w:hAnsi="Consolas"/>
+                <w:sz w:val="19"/>
+              </w:rPr>
+              <w:t>CAM</w:t>
+            </w:r>
+          </w:p>
+        </w:tc>
+        <w:tc>
+          <w:tcPr>
+            <w:tcW w:type="dxa" w:w="3120"/>
+          </w:tcPr>
+          <w:p>
+            <w:r/>
+            <w:r>
+              <w:rPr>
+                <w:rFonts w:ascii="Consolas" w:hAnsi="Consolas"/>
+                <w:sz w:val="19"/>
+              </w:rPr>
+              <w:t>OK</w:t>
+            </w:r>
+            <w:r>
+              <w:rPr>
+                <w:b w:val="0"/>
+                <w:sz w:val="19"/>
+              </w:rPr>
+              <w:t xml:space="preserve"> · </w:t>
+            </w:r>
+            <w:r>
+              <w:rPr>
+                <w:rFonts w:ascii="Consolas" w:hAnsi="Consolas"/>
+                <w:sz w:val="19"/>
+              </w:rPr>
+              <w:t>?</w:t>
+            </w:r>
+            <w:r>
+              <w:rPr>
+                <w:b w:val="0"/>
+                <w:sz w:val="19"/>
+              </w:rPr>
+              <w:t xml:space="preserve"> · </w:t>
+            </w:r>
+            <w:r>
+              <w:rPr>
+                <w:rFonts w:ascii="Consolas" w:hAnsi="Consolas"/>
+                <w:sz w:val="19"/>
+              </w:rPr>
+              <w:t>CIEGA</w:t>
+            </w:r>
+            <w:r>
+              <w:rPr>
+                <w:b w:val="0"/>
+                <w:sz w:val="19"/>
+              </w:rPr>
+              <w:t xml:space="preserve"> · </w:t>
+            </w:r>
+            <w:r>
+              <w:rPr>
+                <w:rFonts w:ascii="Consolas" w:hAnsi="Consolas"/>
+                <w:sz w:val="19"/>
+              </w:rPr>
+              <w:t>PEGADA</w:t>
+            </w:r>
+          </w:p>
+        </w:tc>
+        <w:tc>
+          <w:tcPr>
+            <w:tcW w:type="dxa" w:w="3120"/>
+          </w:tcPr>
+          <w:p>
+            <w:r/>
+            <w:r>
+              <w:rPr>
+                <w:rFonts w:ascii="Consolas" w:hAnsi="Consolas"/>
+                <w:sz w:val="19"/>
+              </w:rPr>
+              <w:t>camara_estado()</w:t>
+            </w:r>
+            <w:r>
+              <w:rPr>
+                <w:b w:val="0"/>
+                <w:sz w:val="19"/>
+              </w:rPr>
+              <w:t xml:space="preserve">, </w:t>
+            </w:r>
+            <w:r>
+              <w:rPr>
+                <w:b/>
+                <w:sz w:val="19"/>
+              </w:rPr>
+              <w:t>la PEOR de las dos cámaras de ese poste</w:t>
+            </w:r>
+          </w:p>
+        </w:tc>
+      </w:tr>
+      <w:tr>
+        <w:tc>
+          <w:tcPr>
+            <w:tcW w:type="dxa" w:w="3120"/>
+          </w:tcPr>
+          <w:p>
+            <w:r/>
+            <w:r>
+              <w:rPr>
+                <w:rFonts w:ascii="Consolas" w:hAnsi="Consolas"/>
+                <w:sz w:val="19"/>
+              </w:rPr>
+              <w:t>T</w:t>
+            </w:r>
+            <w:r>
+              <w:rPr>
+                <w:b w:val="0"/>
+                <w:sz w:val="19"/>
+              </w:rPr>
+              <w:t xml:space="preserve"> · </w:t>
+            </w:r>
+            <w:r>
+              <w:rPr>
+                <w:rFonts w:ascii="Consolas" w:hAnsi="Consolas"/>
+                <w:sz w:val="19"/>
+              </w:rPr>
+              <w:t>RF</w:t>
+            </w:r>
+            <w:r>
+              <w:rPr>
+                <w:b w:val="0"/>
+                <w:sz w:val="19"/>
+              </w:rPr>
+              <w:t xml:space="preserve"> · </w:t>
+            </w:r>
+            <w:r>
+              <w:rPr>
+                <w:rFonts w:ascii="Consolas" w:hAnsi="Consolas"/>
+                <w:sz w:val="19"/>
+              </w:rPr>
+              <w:t>RTT</w:t>
+            </w:r>
+            <w:r>
+              <w:rPr>
+                <w:b w:val="0"/>
+                <w:sz w:val="19"/>
+              </w:rPr>
+              <w:t xml:space="preserve"> · </w:t>
+            </w:r>
+            <w:r>
+              <w:rPr>
+                <w:rFonts w:ascii="Consolas" w:hAnsi="Consolas"/>
+                <w:sz w:val="19"/>
+              </w:rPr>
+              <w:t>BAT</w:t>
+            </w:r>
+          </w:p>
+        </w:tc>
+        <w:tc>
+          <w:tcPr>
+            <w:tcW w:type="dxa" w:w="3120"/>
+          </w:tcPr>
+          <w:p>
+            <w:r/>
+            <w:r>
+              <w:rPr>
+                <w:b w:val="0"/>
+                <w:sz w:val="19"/>
+              </w:rPr>
+              <w:t xml:space="preserve">🛑 </w:t>
+            </w:r>
+            <w:r>
+              <w:rPr>
+                <w:b/>
+                <w:sz w:val="19"/>
+              </w:rPr>
+              <w:t>`--` FIJO, dentro del literal de la plantilla</w:t>
+            </w:r>
+          </w:p>
+        </w:tc>
+        <w:tc>
+          <w:tcPr>
+            <w:tcW w:type="dxa" w:w="3120"/>
+          </w:tcPr>
+          <w:p>
+            <w:r/>
+            <w:r>
+              <w:rPr>
+                <w:b/>
+                <w:sz w:val="19"/>
+              </w:rPr>
+              <w:t>esta punta no puede medir ninguno de los cuatro</w:t>
+            </w:r>
+            <w:r>
+              <w:rPr>
+                <w:b w:val="0"/>
+                <w:sz w:val="19"/>
+              </w:rPr>
+              <w:t>, y el firmware lo dice en vez de inventarlo</w:t>
+            </w:r>
+          </w:p>
+        </w:tc>
+      </w:tr>
+    </w:tbl>
+    <w:p>
+      <w:pPr>
+        <w:spacing w:after="120"/>
+      </w:pPr>
+    </w:p>
+    <w:p>
+      <w:pPr>
+        <w:spacing w:after="160"/>
+        <w:ind w:left="360"/>
+        <w:shd w:val="clear" w:fill="FFF4E5"/>
+      </w:pPr>
+      <w:r>
+        <w:rPr>
+          <w:b w:val="0"/>
+          <w:color w:val="960000"/>
+          <w:sz w:val="20"/>
+        </w:rPr>
+        <w:t xml:space="preserve">🟢 </w:t>
+      </w:r>
+      <w:r>
+        <w:rPr>
+          <w:b/>
+          <w:color w:val="960000"/>
+          <w:sz w:val="20"/>
+        </w:rPr>
+        <w:t>Los cuatro `--` NO son un defecto de la app ni un hueco que `D-23` deba rellenar, y el motivo está medido en el propio fuente</w:t>
+      </w:r>
+      <w:r>
+        <w:rPr>
+          <w:b w:val="0"/>
+          <w:color w:val="960000"/>
+          <w:sz w:val="20"/>
+        </w:rPr>
+        <w:t xml:space="preserve"> —bloque </w:t>
+      </w:r>
+      <w:r>
+        <w:rPr>
+          <w:rFonts w:ascii="Consolas" w:hAnsi="Consolas"/>
+          <w:color w:val="960000"/>
+          <w:sz w:val="20"/>
+        </w:rPr>
+        <w:t>N-108</w:t>
+      </w:r>
+      <w:r>
+        <w:rPr>
+          <w:b w:val="0"/>
+          <w:color w:val="960000"/>
+          <w:sz w:val="20"/>
+        </w:rPr>
+        <w:t xml:space="preserve"> de </w:t>
+      </w:r>
+      <w:r>
+        <w:rPr>
+          <w:rFonts w:ascii="Consolas" w:hAnsi="Consolas"/>
+          <w:color w:val="960000"/>
+          <w:sz w:val="20"/>
+        </w:rPr>
+        <w:t>Esclavo/src/bluetooth.cpp</w:t>
+      </w:r>
+      <w:r>
+        <w:rPr>
+          <w:b w:val="0"/>
+          <w:color w:val="960000"/>
+          <w:sz w:val="20"/>
+        </w:rPr>
+        <w:t xml:space="preserve">—: | | por qué esta punta no lo mide | |---|---| | </w:t>
+      </w:r>
+      <w:r>
+        <w:rPr>
+          <w:rFonts w:ascii="Consolas" w:hAnsi="Consolas"/>
+          <w:color w:val="960000"/>
+          <w:sz w:val="20"/>
+        </w:rPr>
+        <w:t>RTT</w:t>
+      </w:r>
+      <w:r>
+        <w:rPr>
+          <w:b w:val="0"/>
+          <w:color w:val="960000"/>
+          <w:sz w:val="20"/>
+        </w:rPr>
+        <w:t xml:space="preserve"> | </w:t>
+      </w:r>
+      <w:r>
+        <w:rPr>
+          <w:b/>
+          <w:color w:val="960000"/>
+          <w:sz w:val="20"/>
+        </w:rPr>
+        <w:t>el Esclavo nunca ORIGINA una petición</w:t>
+      </w:r>
+      <w:r>
+        <w:rPr>
+          <w:b w:val="0"/>
+          <w:color w:val="960000"/>
+          <w:sz w:val="20"/>
+        </w:rPr>
+        <w:t xml:space="preserve">: recibe </w:t>
+      </w:r>
+      <w:r>
+        <w:rPr>
+          <w:rFonts w:ascii="Consolas" w:hAnsi="Consolas"/>
+          <w:color w:val="960000"/>
+          <w:sz w:val="20"/>
+        </w:rPr>
+        <w:t>CMD_PING</w:t>
+      </w:r>
+      <w:r>
+        <w:rPr>
+          <w:b w:val="0"/>
+          <w:color w:val="960000"/>
+          <w:sz w:val="20"/>
+        </w:rPr>
+        <w:t xml:space="preserve"> y contesta </w:t>
+      </w:r>
+      <w:r>
+        <w:rPr>
+          <w:rFonts w:ascii="Consolas" w:hAnsi="Consolas"/>
+          <w:color w:val="960000"/>
+          <w:sz w:val="20"/>
+        </w:rPr>
+        <w:t>CMD_PONG</w:t>
+      </w:r>
+      <w:r>
+        <w:rPr>
+          <w:b w:val="0"/>
+          <w:color w:val="960000"/>
+          <w:sz w:val="20"/>
+        </w:rPr>
+        <w:t xml:space="preserve">. No hay ida y vuelta que cronometrar | | </w:t>
+      </w:r>
+      <w:r>
+        <w:rPr>
+          <w:rFonts w:ascii="Consolas" w:hAnsi="Consolas"/>
+          <w:color w:val="960000"/>
+          <w:sz w:val="20"/>
+        </w:rPr>
+        <w:t>RF</w:t>
+      </w:r>
+      <w:r>
+        <w:rPr>
+          <w:b w:val="0"/>
+          <w:color w:val="960000"/>
+          <w:sz w:val="20"/>
+        </w:rPr>
+        <w:t xml:space="preserve"> | no hay ventana de latidos aquí — los latidos los manda el Maestro. Lo que sí hay son </w:t>
+      </w:r>
+      <w:r>
+        <w:rPr>
+          <w:b/>
+          <w:color w:val="960000"/>
+          <w:sz w:val="20"/>
+        </w:rPr>
+        <w:t>los contadores en crudo dentro del `$ALARM`</w:t>
+      </w:r>
+      <w:r>
+        <w:rPr>
+          <w:b w:val="0"/>
+          <w:color w:val="960000"/>
+          <w:sz w:val="20"/>
+        </w:rPr>
+        <w:t xml:space="preserve"> | | </w:t>
+      </w:r>
+      <w:r>
+        <w:rPr>
+          <w:rFonts w:ascii="Consolas" w:hAnsi="Consolas"/>
+          <w:color w:val="960000"/>
+          <w:sz w:val="20"/>
+        </w:rPr>
+        <w:t>BAT</w:t>
+      </w:r>
+      <w:r>
+        <w:rPr>
+          <w:b w:val="0"/>
+          <w:color w:val="960000"/>
+          <w:sz w:val="20"/>
+        </w:rPr>
+        <w:t xml:space="preserve"> | </w:t>
+      </w:r>
+      <w:r>
+        <w:rPr>
+          <w:b/>
+          <w:color w:val="960000"/>
+          <w:sz w:val="20"/>
+        </w:rPr>
+        <w:t>no hay un solo `analogRead()`</w:t>
+      </w:r>
+      <w:r>
+        <w:rPr>
+          <w:b w:val="0"/>
+          <w:color w:val="960000"/>
+          <w:sz w:val="20"/>
+        </w:rPr>
+        <w:t xml:space="preserve"> en </w:t>
+      </w:r>
+      <w:r>
+        <w:rPr>
+          <w:rFonts w:ascii="Consolas" w:hAnsi="Consolas"/>
+          <w:color w:val="960000"/>
+          <w:sz w:val="20"/>
+        </w:rPr>
+        <w:t>Esclavo/src</w:t>
+      </w:r>
+      <w:r>
+        <w:rPr>
+          <w:b w:val="0"/>
+          <w:color w:val="960000"/>
+          <w:sz w:val="20"/>
+        </w:rPr>
+        <w:t xml:space="preserve"> ni en </w:t>
+      </w:r>
+      <w:r>
+        <w:rPr>
+          <w:rFonts w:ascii="Consolas" w:hAnsi="Consolas"/>
+          <w:color w:val="960000"/>
+          <w:sz w:val="20"/>
+        </w:rPr>
+        <w:t>Esclavo/include</w:t>
+      </w:r>
+      <w:r>
+        <w:rPr>
+          <w:b w:val="0"/>
+          <w:color w:val="960000"/>
+          <w:sz w:val="20"/>
+        </w:rPr>
+        <w:t xml:space="preserve">. Sin divisor y sin entrada analógica no hay batería que leer | | </w:t>
+      </w:r>
+      <w:r>
+        <w:rPr>
+          <w:rFonts w:ascii="Consolas" w:hAnsi="Consolas"/>
+          <w:color w:val="960000"/>
+          <w:sz w:val="20"/>
+        </w:rPr>
+        <w:t>T</w:t>
+      </w:r>
+      <w:r>
+        <w:rPr>
+          <w:b w:val="0"/>
+          <w:color w:val="960000"/>
+          <w:sz w:val="20"/>
+        </w:rPr>
+        <w:t xml:space="preserve"> | el Esclavo es </w:t>
+      </w:r>
+      <w:r>
+        <w:rPr>
+          <w:b/>
+          <w:color w:val="960000"/>
+          <w:sz w:val="20"/>
+        </w:rPr>
+        <w:t>subordinado</w:t>
+      </w:r>
+      <w:r>
+        <w:rPr>
+          <w:b w:val="0"/>
+          <w:color w:val="960000"/>
+          <w:sz w:val="20"/>
+        </w:rPr>
+        <w:t xml:space="preserve">: su luz la decide el Maestro con </w:t>
+      </w:r>
+      <w:r>
+        <w:rPr>
+          <w:rFonts w:ascii="Consolas" w:hAnsi="Consolas"/>
+          <w:color w:val="960000"/>
+          <w:sz w:val="20"/>
+        </w:rPr>
+        <w:t>CMD_GO_GREEN</w:t>
+      </w:r>
+      <w:r>
+        <w:rPr>
+          <w:b w:val="0"/>
+          <w:color w:val="960000"/>
+          <w:sz w:val="20"/>
+        </w:rPr>
+        <w:t>/</w:t>
+      </w:r>
+      <w:r>
+        <w:rPr>
+          <w:rFonts w:ascii="Consolas" w:hAnsi="Consolas"/>
+          <w:color w:val="960000"/>
+          <w:sz w:val="20"/>
+        </w:rPr>
+        <w:t>CMD_GO_RED</w:t>
+      </w:r>
+      <w:r>
+        <w:rPr>
+          <w:b w:val="0"/>
+          <w:color w:val="960000"/>
+          <w:sz w:val="20"/>
+        </w:rPr>
+        <w:t xml:space="preserve">, y esas tramas </w:t>
+      </w:r>
+      <w:r>
+        <w:rPr>
+          <w:b/>
+          <w:color w:val="960000"/>
+          <w:sz w:val="20"/>
+        </w:rPr>
+        <w:t>dicen QUÉ hacer, no HASTA CUÁNDO</w:t>
+      </w:r>
+      <w:r>
+        <w:rPr>
+          <w:b w:val="0"/>
+          <w:color w:val="960000"/>
+          <w:sz w:val="20"/>
+        </w:rPr>
+        <w:t xml:space="preserve"> | </w:t>
+      </w:r>
+      <w:r>
+        <w:rPr>
+          <w:b/>
+          <w:color w:val="960000"/>
+          <w:sz w:val="20"/>
+        </w:rPr>
+        <w:t>Hasta el 31/08 esos cuatro salían con un número inventado fijo</w:t>
+      </w:r>
+      <w:r>
+        <w:rPr>
+          <w:b w:val="0"/>
+          <w:color w:val="960000"/>
+          <w:sz w:val="20"/>
+        </w:rPr>
+        <w:t xml:space="preserve"> —</w:t>
+      </w:r>
+      <w:r>
+        <w:rPr>
+          <w:rFonts w:ascii="Consolas" w:hAnsi="Consolas"/>
+          <w:color w:val="960000"/>
+          <w:sz w:val="20"/>
+        </w:rPr>
+        <w:t>RF:98%</w:t>
+      </w:r>
+      <w:r>
+        <w:rPr>
+          <w:b w:val="0"/>
+          <w:color w:val="960000"/>
+          <w:sz w:val="20"/>
+        </w:rPr>
+        <w:t xml:space="preserve">, </w:t>
+      </w:r>
+      <w:r>
+        <w:rPr>
+          <w:rFonts w:ascii="Consolas" w:hAnsi="Consolas"/>
+          <w:color w:val="960000"/>
+          <w:sz w:val="20"/>
+        </w:rPr>
+        <w:t>RTT:85ms</w:t>
+      </w:r>
+      <w:r>
+        <w:rPr>
+          <w:b w:val="0"/>
+          <w:color w:val="960000"/>
+          <w:sz w:val="20"/>
+        </w:rPr>
+        <w:t xml:space="preserve">, </w:t>
+      </w:r>
+      <w:r>
+        <w:rPr>
+          <w:rFonts w:ascii="Consolas" w:hAnsi="Consolas"/>
+          <w:color w:val="960000"/>
+          <w:sz w:val="20"/>
+        </w:rPr>
+        <w:t>BAT:12.6</w:t>
+      </w:r>
+      <w:r>
+        <w:rPr>
+          <w:b w:val="0"/>
+          <w:color w:val="960000"/>
+          <w:sz w:val="20"/>
+        </w:rPr>
+        <w:t xml:space="preserve">—. </w:t>
+      </w:r>
+      <w:r>
+        <w:rPr>
+          <w:b/>
+          <w:color w:val="960000"/>
+          <w:sz w:val="20"/>
+        </w:rPr>
+        <w:t>Un hueco hace preguntar; un número bueno hace descartar la causa sin mirarla.</w:t>
+      </w:r>
+      <w:r>
+        <w:rPr>
+          <w:b w:val="0"/>
+          <w:color w:val="960000"/>
+          <w:sz w:val="20"/>
+        </w:rPr>
+        <w:t xml:space="preserve"> </w:t>
+      </w:r>
+      <w:r>
+        <w:rPr>
+          <w:rFonts w:ascii="Consolas" w:hAnsi="Consolas"/>
+          <w:color w:val="960000"/>
+          <w:sz w:val="20"/>
+        </w:rPr>
+        <w:t>D-23</w:t>
+      </w:r>
+      <w:r>
+        <w:rPr>
+          <w:b w:val="0"/>
+          <w:color w:val="960000"/>
+          <w:sz w:val="20"/>
+        </w:rPr>
+        <w:t xml:space="preserve"> </w:t>
+      </w:r>
+      <w:r>
+        <w:rPr>
+          <w:b/>
+          <w:color w:val="960000"/>
+          <w:sz w:val="20"/>
+        </w:rPr>
+        <w:t>hereda esa regla</w:t>
+      </w:r>
+      <w:r>
+        <w:rPr>
+          <w:b w:val="0"/>
+          <w:color w:val="960000"/>
+          <w:sz w:val="20"/>
+        </w:rPr>
+        <w:t>: lo que el Poste 2 no sabe, la pantalla lo dice — no lo pinta.</w:t>
+      </w:r>
+    </w:p>
+    <w:p>
+      <w:pPr>
+        <w:spacing w:after="120"/>
+      </w:pPr>
+      <w:r>
+        <w:rPr>
+          <w:b/>
+          <w:sz w:val="21"/>
+        </w:rPr>
+        <w:t>Los `ORIGEN:` que puede traer un `$EVENT` de esta punta</w:t>
+      </w:r>
+      <w:r>
+        <w:rPr>
+          <w:b w:val="0"/>
+          <w:sz w:val="21"/>
+        </w:rPr>
+        <w:t>, censados uno a uno:</w:t>
+      </w:r>
+    </w:p>
+    <w:tbl>
+      <w:tblPr>
+        <w:tblStyle w:val="TableGrid"/>
+        <w:tblW w:type="auto" w:w="0"/>
+        <w:tblLook w:firstColumn="1" w:firstRow="1" w:lastColumn="0" w:lastRow="0" w:noHBand="0" w:noVBand="1" w:val="04A0"/>
+      </w:tblPr>
+      <w:tblGrid>
+        <w:gridCol w:w="3120"/>
+        <w:gridCol w:w="3120"/>
+        <w:gridCol w:w="3120"/>
+      </w:tblGrid>
+      <w:tr>
+        <w:tc>
+          <w:tcPr>
+            <w:tcW w:type="dxa" w:w="3120"/>
+            <w:shd w:val="clear" w:fill="DCE6F1"/>
+          </w:tcPr>
+          <w:p>
+            <w:r/>
+            <w:r>
+              <w:rPr>
+                <w:rFonts w:ascii="Consolas" w:hAnsi="Consolas"/>
+                <w:sz w:val="19"/>
+              </w:rPr>
+              <w:t>ORIGEN</w:t>
+            </w:r>
+          </w:p>
+        </w:tc>
+        <w:tc>
+          <w:tcPr>
+            <w:tcW w:type="dxa" w:w="3120"/>
+            <w:shd w:val="clear" w:fill="DCE6F1"/>
+          </w:tcPr>
+          <w:p>
+            <w:r/>
+            <w:r>
+              <w:rPr>
+                <w:b/>
+                <w:sz w:val="19"/>
+              </w:rPr>
+              <w:t>qué anuncia</w:t>
+            </w:r>
+          </w:p>
+        </w:tc>
+        <w:tc>
+          <w:tcPr>
+            <w:tcW w:type="dxa" w:w="3120"/>
+            <w:shd w:val="clear" w:fill="DCE6F1"/>
+          </w:tcPr>
+          <w:p>
+            <w:r/>
+            <w:r>
+              <w:rPr>
+                <w:b/>
+                <w:sz w:val="19"/>
+              </w:rPr>
+              <w:t>dónde se arma</w:t>
+            </w:r>
+          </w:p>
+        </w:tc>
+      </w:tr>
+      <w:tr>
+        <w:tc>
+          <w:tcPr>
+            <w:tcW w:type="dxa" w:w="3120"/>
+          </w:tcPr>
+          <w:p>
+            <w:r/>
+            <w:r>
+              <w:rPr>
+                <w:rFonts w:ascii="Consolas" w:hAnsi="Consolas"/>
+                <w:sz w:val="19"/>
+              </w:rPr>
+              <w:t>APP_BLUETOOTH</w:t>
+            </w:r>
+          </w:p>
+        </w:tc>
+        <w:tc>
+          <w:tcPr>
+            <w:tcW w:type="dxa" w:w="3120"/>
+          </w:tcPr>
+          <w:p>
+            <w:r/>
+            <w:r>
+              <w:rPr>
+                <w:b w:val="0"/>
+                <w:sz w:val="19"/>
+              </w:rPr>
+              <w:t>el resultado de cada orden que llega por el teléfono</w:t>
+            </w:r>
+          </w:p>
+        </w:tc>
+        <w:tc>
+          <w:tcPr>
+            <w:tcW w:type="dxa" w:w="3120"/>
+          </w:tcPr>
+          <w:p>
+            <w:r/>
+            <w:r>
+              <w:rPr>
+                <w:rFonts w:ascii="Consolas" w:hAnsi="Consolas"/>
+                <w:sz w:val="19"/>
+              </w:rPr>
+              <w:t>Esclavo/src/bluetooth.cpp</w:t>
+            </w:r>
+          </w:p>
+        </w:tc>
+      </w:tr>
+      <w:tr>
+        <w:tc>
+          <w:tcPr>
+            <w:tcW w:type="dxa" w:w="3120"/>
+          </w:tcPr>
+          <w:p>
+            <w:r/>
+            <w:r>
+              <w:rPr>
+                <w:rFonts w:ascii="Consolas" w:hAnsi="Consolas"/>
+                <w:sz w:val="19"/>
+              </w:rPr>
+              <w:t>ENLACE_RF</w:t>
+            </w:r>
+          </w:p>
+        </w:tc>
+        <w:tc>
+          <w:tcPr>
+            <w:tcW w:type="dxa" w:w="3120"/>
+          </w:tcPr>
+          <w:p>
+            <w:r/>
+            <w:r>
+              <w:rPr>
+                <w:b w:val="0"/>
+                <w:sz w:val="19"/>
+              </w:rPr>
+              <w:t xml:space="preserve">🟢 </w:t>
+            </w:r>
+            <w:r>
+              <w:rPr>
+                <w:b/>
+                <w:sz w:val="19"/>
+              </w:rPr>
+              <w:t>la VUELTA del enlace</w:t>
+            </w:r>
+            <w:r>
+              <w:rPr>
+                <w:b w:val="0"/>
+                <w:sz w:val="19"/>
+              </w:rPr>
+              <w:t xml:space="preserve">, con </w:t>
+            </w:r>
+            <w:r>
+              <w:rPr>
+                <w:rFonts w:ascii="Consolas" w:hAnsi="Consolas"/>
+                <w:sz w:val="19"/>
+              </w:rPr>
+              <w:t>RECUPERADO_OK:</w:t>
+            </w:r>
+            <w:r>
+              <w:rPr>
+                <w:b w:val="0"/>
+                <w:sz w:val="19"/>
+              </w:rPr>
+              <w:t xml:space="preserve"> y </w:t>
+            </w:r>
+            <w:r>
+              <w:rPr>
+                <w:rFonts w:ascii="Consolas" w:hAnsi="Consolas"/>
+                <w:sz w:val="19"/>
+              </w:rPr>
+              <w:t>RUIDO:</w:t>
+            </w:r>
+            <w:r>
+              <w:rPr>
+                <w:b w:val="0"/>
+                <w:sz w:val="19"/>
+              </w:rPr>
+              <w:t xml:space="preserve"> — la caída ya la anuncia el </w:t>
+            </w:r>
+            <w:r>
+              <w:rPr>
+                <w:rFonts w:ascii="Consolas" w:hAnsi="Consolas"/>
+                <w:sz w:val="19"/>
+              </w:rPr>
+              <w:t>$ALARM</w:t>
+            </w:r>
+          </w:p>
+        </w:tc>
+        <w:tc>
+          <w:tcPr>
+            <w:tcW w:type="dxa" w:w="3120"/>
+          </w:tcPr>
+          <w:p>
+            <w:r/>
+            <w:r>
+              <w:rPr>
+                <w:rFonts w:ascii="Consolas" w:hAnsi="Consolas"/>
+                <w:sz w:val="19"/>
+              </w:rPr>
+              <w:t>Esclavo/src/bluetooth.cpp</w:t>
+            </w:r>
+          </w:p>
+        </w:tc>
+      </w:tr>
+      <w:tr>
+        <w:tc>
+          <w:tcPr>
+            <w:tcW w:type="dxa" w:w="3120"/>
+          </w:tcPr>
+          <w:p>
+            <w:r/>
+            <w:r>
+              <w:rPr>
+                <w:rFonts w:ascii="Consolas" w:hAnsi="Consolas"/>
+                <w:sz w:val="19"/>
+              </w:rPr>
+              <w:t>J17</w:t>
+            </w:r>
+          </w:p>
+        </w:tc>
+        <w:tc>
+          <w:tcPr>
+            <w:tcW w:type="dxa" w:w="3120"/>
+          </w:tcPr>
+          <w:p>
+            <w:r/>
+            <w:r>
+              <w:rPr>
+                <w:b w:val="0"/>
+                <w:sz w:val="19"/>
+              </w:rPr>
+              <w:t xml:space="preserve">el silencio del cable con su propio ESP32: </w:t>
+            </w:r>
+            <w:r>
+              <w:rPr>
+                <w:rFonts w:ascii="Consolas" w:hAnsi="Consolas"/>
+                <w:sz w:val="19"/>
+              </w:rPr>
+              <w:t>MUDO:</w:t>
+            </w:r>
+            <w:r>
+              <w:rPr>
+                <w:b w:val="0"/>
+                <w:sz w:val="19"/>
+              </w:rPr>
+              <w:t xml:space="preserve"> · </w:t>
+            </w:r>
+            <w:r>
+              <w:rPr>
+                <w:rFonts w:ascii="Consolas" w:hAnsi="Consolas"/>
+                <w:sz w:val="19"/>
+              </w:rPr>
+              <w:t>MAX:</w:t>
+            </w:r>
+            <w:r>
+              <w:rPr>
+                <w:b w:val="0"/>
+                <w:sz w:val="19"/>
+              </w:rPr>
+              <w:t xml:space="preserve"> · </w:t>
+            </w:r>
+            <w:r>
+              <w:rPr>
+                <w:rFonts w:ascii="Consolas" w:hAnsi="Consolas"/>
+                <w:sz w:val="19"/>
+              </w:rPr>
+              <w:t>N:</w:t>
+            </w:r>
+          </w:p>
+        </w:tc>
+        <w:tc>
+          <w:tcPr>
+            <w:tcW w:type="dxa" w:w="3120"/>
+          </w:tcPr>
+          <w:p>
+            <w:r/>
+            <w:r>
+              <w:rPr>
+                <w:rFonts w:ascii="Consolas" w:hAnsi="Consolas"/>
+                <w:sz w:val="19"/>
+              </w:rPr>
+              <w:t>Esclavo/src/bluetooth.cpp</w:t>
+            </w:r>
+          </w:p>
+        </w:tc>
+      </w:tr>
+      <w:tr>
+        <w:tc>
+          <w:tcPr>
+            <w:tcW w:type="dxa" w:w="3120"/>
+          </w:tcPr>
+          <w:p>
+            <w:r/>
+            <w:r>
+              <w:rPr>
+                <w:rFonts w:ascii="Consolas" w:hAnsi="Consolas"/>
+                <w:sz w:val="19"/>
+              </w:rPr>
+              <w:t>CAMARA</w:t>
+            </w:r>
+            <w:r>
+              <w:rPr>
+                <w:b w:val="0"/>
+                <w:sz w:val="19"/>
+              </w:rPr>
+              <w:t xml:space="preserve"> · </w:t>
+            </w:r>
+            <w:r>
+              <w:rPr>
+                <w:rFonts w:ascii="Consolas" w:hAnsi="Consolas"/>
+                <w:sz w:val="19"/>
+              </w:rPr>
+              <w:t>CAMARA_PLUMA</w:t>
+            </w:r>
+          </w:p>
+        </w:tc>
+        <w:tc>
+          <w:tcPr>
+            <w:tcW w:type="dxa" w:w="3120"/>
+          </w:tcPr>
+          <w:p>
+            <w:r/>
+            <w:r>
+              <w:rPr>
+                <w:b w:val="0"/>
+                <w:sz w:val="19"/>
+              </w:rPr>
+              <w:t>el vigilante de cámaras y el contador del veto (</w:t>
+            </w:r>
+            <w:r>
+              <w:rPr>
+                <w:rFonts w:ascii="Consolas" w:hAnsi="Consolas"/>
+                <w:sz w:val="19"/>
+              </w:rPr>
+              <w:t>D-13</w:t>
+            </w:r>
+            <w:r>
+              <w:rPr>
+                <w:b w:val="0"/>
+                <w:sz w:val="19"/>
+              </w:rPr>
+              <w:t xml:space="preserve"> fase 1)</w:t>
+            </w:r>
+          </w:p>
+        </w:tc>
+        <w:tc>
+          <w:tcPr>
+            <w:tcW w:type="dxa" w:w="3120"/>
+          </w:tcPr>
+          <w:p>
+            <w:r/>
+            <w:r>
+              <w:rPr>
+                <w:rFonts w:ascii="Consolas" w:hAnsi="Consolas"/>
+                <w:sz w:val="19"/>
+              </w:rPr>
+              <w:t>Esclavo/src/botones.cpp</w:t>
+            </w:r>
+          </w:p>
+        </w:tc>
+      </w:tr>
+      <w:tr>
+        <w:tc>
+          <w:tcPr>
+            <w:tcW w:type="dxa" w:w="3120"/>
+          </w:tcPr>
+          <w:p>
+            <w:r/>
+            <w:r>
+              <w:rPr>
+                <w:rFonts w:ascii="Consolas" w:hAnsi="Consolas"/>
+                <w:sz w:val="19"/>
+              </w:rPr>
+              <w:t>MAESTRO</w:t>
+            </w:r>
+          </w:p>
+        </w:tc>
+        <w:tc>
+          <w:tcPr>
+            <w:tcW w:type="dxa" w:w="3120"/>
+          </w:tcPr>
+          <w:p>
+            <w:r/>
+            <w:r>
+              <w:rPr>
+                <w:rFonts w:ascii="Consolas" w:hAnsi="Consolas"/>
+                <w:sz w:val="19"/>
+              </w:rPr>
+              <w:t>DEMANDA_NO_ATENDIDA_MODO_ACTUAL</w:t>
+            </w:r>
+          </w:p>
+        </w:tc>
+        <w:tc>
+          <w:tcPr>
+            <w:tcW w:type="dxa" w:w="3120"/>
+          </w:tcPr>
+          <w:p>
+            <w:r/>
+            <w:r>
+              <w:rPr>
+                <w:rFonts w:ascii="Consolas" w:hAnsi="Consolas"/>
+                <w:sz w:val="19"/>
+              </w:rPr>
+              <w:t>Esclavo/src/main.cpp</w:t>
+            </w:r>
+          </w:p>
+        </w:tc>
+      </w:tr>
+    </w:tbl>
+    <w:p>
+      <w:pPr>
+        <w:spacing w:after="120"/>
+      </w:pPr>
+    </w:p>
+    <w:p>
+      <w:pPr>
+        <w:spacing w:before="200" w:after="120"/>
+      </w:pPr>
+      <w:r>
+        <w:rPr>
+          <w:b/>
+          <w:color w:val="003366"/>
+          <w:sz w:val="21"/>
+        </w:rPr>
+        <w:t xml:space="preserve">B · Lo que emite el </w:t>
+      </w:r>
+      <w:r>
+        <w:rPr>
+          <w:b/>
+          <w:color w:val="003366"/>
+          <w:sz w:val="21"/>
+        </w:rPr>
+        <w:t>ESP32 puente</w:t>
+      </w:r>
+      <w:r>
+        <w:rPr>
+          <w:b/>
+          <w:color w:val="003366"/>
+          <w:sz w:val="21"/>
+        </w:rPr>
+        <w:t xml:space="preserve"> del Poste 2 — </w:t>
+      </w:r>
+      <w:r>
+        <w:rPr>
+          <w:rFonts w:ascii="Consolas" w:hAnsi="Consolas"/>
+          <w:color w:val="003366"/>
+          <w:sz w:val="21"/>
+        </w:rPr>
+        <w:t>NODE:PUENTE</w:t>
+      </w:r>
+    </w:p>
+    <w:tbl>
+      <w:tblPr>
+        <w:tblStyle w:val="TableGrid"/>
+        <w:tblW w:type="auto" w:w="0"/>
+        <w:tblLook w:firstColumn="1" w:firstRow="1" w:lastColumn="0" w:lastRow="0" w:noHBand="0" w:noVBand="1" w:val="04A0"/>
+      </w:tblPr>
+      <w:tblGrid>
+        <w:gridCol w:w="3120"/>
+        <w:gridCol w:w="3120"/>
+        <w:gridCol w:w="3120"/>
+      </w:tblGrid>
+      <w:tr>
+        <w:tc>
+          <w:tcPr>
+            <w:tcW w:type="dxa" w:w="3120"/>
+            <w:shd w:val="clear" w:fill="DCE6F1"/>
+          </w:tcPr>
+          <w:p>
+            <w:r/>
+            <w:r>
+              <w:rPr>
+                <w:b/>
+                <w:sz w:val="19"/>
+              </w:rPr>
+              <w:t>trama</w:t>
+            </w:r>
+          </w:p>
+        </w:tc>
+        <w:tc>
+          <w:tcPr>
+            <w:tcW w:type="dxa" w:w="3120"/>
+            <w:shd w:val="clear" w:fill="DCE6F1"/>
+          </w:tcPr>
+          <w:p>
+            <w:r/>
+            <w:r>
+              <w:rPr>
+                <w:b/>
+                <w:sz w:val="19"/>
+              </w:rPr>
+              <w:t>cuándo sale</w:t>
+            </w:r>
+          </w:p>
+        </w:tc>
+        <w:tc>
+          <w:tcPr>
+            <w:tcW w:type="dxa" w:w="3120"/>
+            <w:shd w:val="clear" w:fill="DCE6F1"/>
+          </w:tcPr>
+          <w:p>
+            <w:r/>
+            <w:r>
+              <w:rPr>
+                <w:b/>
+                <w:sz w:val="19"/>
+              </w:rPr>
+              <w:t>qué trae</w:t>
+            </w:r>
+          </w:p>
+        </w:tc>
+      </w:tr>
+      <w:tr>
+        <w:tc>
+          <w:tcPr>
+            <w:tcW w:type="dxa" w:w="3120"/>
+          </w:tcPr>
+          <w:p>
+            <w:r/>
+            <w:r>
+              <w:rPr>
+                <w:b/>
+                <w:sz w:val="19"/>
+              </w:rPr>
+              <w:t>`$EVENT,EVT:ARRANQUE`</w:t>
+            </w:r>
+          </w:p>
+        </w:tc>
+        <w:tc>
+          <w:tcPr>
+            <w:tcW w:type="dxa" w:w="3120"/>
+          </w:tcPr>
+          <w:p>
+            <w:r/>
+            <w:r>
+              <w:rPr>
+                <w:b w:val="0"/>
+                <w:sz w:val="19"/>
+              </w:rPr>
+              <w:t xml:space="preserve">🟢 </w:t>
+            </w:r>
+            <w:r>
+              <w:rPr>
+                <w:b/>
+                <w:sz w:val="19"/>
+              </w:rPr>
+              <w:t>al conectarse el teléfono</w:t>
+            </w:r>
+            <w:r>
+              <w:rPr>
+                <w:b w:val="0"/>
+                <w:sz w:val="19"/>
+              </w:rPr>
+              <w:t>, una vez por conexión</w:t>
+            </w:r>
+          </w:p>
+        </w:tc>
+        <w:tc>
+          <w:tcPr>
+            <w:tcW w:type="dxa" w:w="3120"/>
+          </w:tcPr>
+          <w:p>
+            <w:r/>
+            <w:r>
+              <w:rPr>
+                <w:rFonts w:ascii="Consolas" w:hAnsi="Consolas"/>
+                <w:sz w:val="19"/>
+              </w:rPr>
+              <w:t>CAUSA:</w:t>
+            </w:r>
+            <w:r>
+              <w:rPr>
+                <w:b w:val="0"/>
+                <w:sz w:val="19"/>
+              </w:rPr>
+              <w:t xml:space="preserve"> (la causa de reinicio </w:t>
+            </w:r>
+            <w:r>
+              <w:rPr>
+                <w:b/>
+                <w:sz w:val="19"/>
+              </w:rPr>
+              <w:t>del chip</w:t>
+            </w:r>
+            <w:r>
+              <w:rPr>
+                <w:b w:val="0"/>
+                <w:sz w:val="19"/>
+              </w:rPr>
+              <w:t xml:space="preserve">: </w:t>
+            </w:r>
+            <w:r>
+              <w:rPr>
+                <w:rFonts w:ascii="Consolas" w:hAnsi="Consolas"/>
+                <w:sz w:val="19"/>
+              </w:rPr>
+              <w:t>SUBIDA_DE_TENSION</w:t>
+            </w:r>
+            <w:r>
+              <w:rPr>
+                <w:b w:val="0"/>
+                <w:sz w:val="19"/>
+              </w:rPr>
+              <w:t xml:space="preserve">, </w:t>
+            </w:r>
+            <w:r>
+              <w:rPr>
+                <w:rFonts w:ascii="Consolas" w:hAnsi="Consolas"/>
+                <w:sz w:val="19"/>
+              </w:rPr>
+              <w:t>TENSION_BAJA</w:t>
+            </w:r>
+            <w:r>
+              <w:rPr>
+                <w:b w:val="0"/>
+                <w:sz w:val="19"/>
+              </w:rPr>
+              <w:t xml:space="preserve">, </w:t>
+            </w:r>
+            <w:r>
+              <w:rPr>
+                <w:rFonts w:ascii="Consolas" w:hAnsi="Consolas"/>
+                <w:sz w:val="19"/>
+              </w:rPr>
+              <w:t>PERRO_DE_TAREAS</w:t>
+            </w:r>
+            <w:r>
+              <w:rPr>
+                <w:b w:val="0"/>
+                <w:sz w:val="19"/>
+              </w:rPr>
+              <w:t xml:space="preserve">, </w:t>
+            </w:r>
+            <w:r>
+              <w:rPr>
+                <w:rFonts w:ascii="Consolas" w:hAnsi="Consolas"/>
+                <w:sz w:val="19"/>
+              </w:rPr>
+              <w:t>EXCEPCION_O_PANICO</w:t>
+            </w:r>
+            <w:r>
+              <w:rPr>
+                <w:b w:val="0"/>
+                <w:sz w:val="19"/>
+              </w:rPr>
+              <w:t xml:space="preserve">…) · </w:t>
+            </w:r>
+            <w:r>
+              <w:rPr>
+                <w:rFonts w:ascii="Consolas" w:hAnsi="Consolas"/>
+                <w:sz w:val="19"/>
+              </w:rPr>
+              <w:t>ARRANQUES:</w:t>
+            </w:r>
+            <w:r>
+              <w:rPr>
+                <w:b w:val="0"/>
+                <w:sz w:val="19"/>
+              </w:rPr>
+              <w:t xml:space="preserve"> · `PERRO:ARMADO\</w:t>
+            </w:r>
+          </w:p>
+        </w:tc>
+      </w:tr>
+      <w:tr>
+        <w:tc>
+          <w:tcPr>
+            <w:tcW w:type="dxa" w:w="3120"/>
+          </w:tcPr>
+          <w:p>
+            <w:r/>
+            <w:r>
+              <w:rPr>
+                <w:b/>
+                <w:sz w:val="19"/>
+              </w:rPr>
+              <w:t>`$ACK,CMD:LEER_RTC`</w:t>
+            </w:r>
+          </w:p>
+        </w:tc>
+        <w:tc>
+          <w:tcPr>
+            <w:tcW w:type="dxa" w:w="3120"/>
+          </w:tcPr>
+          <w:p>
+            <w:r/>
+            <w:r>
+              <w:rPr>
+                <w:b w:val="0"/>
+                <w:sz w:val="19"/>
+              </w:rPr>
+              <w:t>a petición (</w:t>
+            </w:r>
+            <w:r>
+              <w:rPr>
+                <w:rFonts w:ascii="Consolas" w:hAnsi="Consolas"/>
+                <w:sz w:val="19"/>
+              </w:rPr>
+              <w:t>D-17</w:t>
+            </w:r>
+            <w:r>
+              <w:rPr>
+                <w:b w:val="0"/>
+                <w:sz w:val="19"/>
+              </w:rPr>
+              <w:t>)</w:t>
+            </w:r>
+          </w:p>
+        </w:tc>
+        <w:tc>
+          <w:tcPr>
+            <w:tcW w:type="dxa" w:w="3120"/>
+          </w:tcPr>
+          <w:p>
+            <w:r/>
+            <w:r>
+              <w:rPr>
+                <w:rFonts w:ascii="Consolas" w:hAnsi="Consolas"/>
+                <w:sz w:val="19"/>
+              </w:rPr>
+              <w:t>FECHA:</w:t>
+            </w:r>
+            <w:r>
+              <w:rPr>
+                <w:b w:val="0"/>
+                <w:sz w:val="19"/>
+              </w:rPr>
+              <w:t xml:space="preserve"> y </w:t>
+            </w:r>
+            <w:r>
+              <w:rPr>
+                <w:rFonts w:ascii="Consolas" w:hAnsi="Consolas"/>
+                <w:sz w:val="19"/>
+              </w:rPr>
+              <w:t>HORA:</w:t>
+            </w:r>
+            <w:r>
+              <w:rPr>
+                <w:b w:val="0"/>
+                <w:sz w:val="19"/>
+              </w:rPr>
+              <w:t xml:space="preserve"> </w:t>
+            </w:r>
+            <w:r>
+              <w:rPr>
+                <w:b/>
+                <w:sz w:val="19"/>
+              </w:rPr>
+              <w:t>releídas del `DS3231` en ese instante</w:t>
+            </w:r>
+            <w:r>
+              <w:rPr>
+                <w:b w:val="0"/>
+                <w:sz w:val="19"/>
+              </w:rPr>
+              <w:t>, no de una copia en RAM</w:t>
+            </w:r>
+          </w:p>
+        </w:tc>
+      </w:tr>
+      <w:tr>
+        <w:tc>
+          <w:tcPr>
+            <w:tcW w:type="dxa" w:w="3120"/>
+          </w:tcPr>
+          <w:p>
+            <w:r/>
+            <w:r>
+              <w:rPr>
+                <w:b/>
+                <w:sz w:val="19"/>
+              </w:rPr>
+              <w:t>8 `$ERR,CMD:LEER_RTC`</w:t>
+            </w:r>
+          </w:p>
+        </w:tc>
+        <w:tc>
+          <w:tcPr>
+            <w:tcW w:type="dxa" w:w="3120"/>
+          </w:tcPr>
+          <w:p>
+            <w:r/>
+            <w:r>
+              <w:rPr>
+                <w:b w:val="0"/>
+                <w:sz w:val="19"/>
+              </w:rPr>
+              <w:t>a petición, cuando no puede entregarla</w:t>
+            </w:r>
+          </w:p>
+        </w:tc>
+        <w:tc>
+          <w:tcPr>
+            <w:tcW w:type="dxa" w:w="3120"/>
+          </w:tcPr>
+          <w:p>
+            <w:r/>
+            <w:r>
+              <w:rPr>
+                <w:b w:val="0"/>
+                <w:sz w:val="19"/>
+              </w:rPr>
+              <w:t xml:space="preserve">uno por motivo: </w:t>
+            </w:r>
+            <w:r>
+              <w:rPr>
+                <w:rFonts w:ascii="Consolas" w:hAnsi="Consolas"/>
+                <w:sz w:val="19"/>
+              </w:rPr>
+              <w:t>NUNCA_SE_PUSO_PONGA_LA_HORA</w:t>
+            </w:r>
+            <w:r>
+              <w:rPr>
+                <w:b w:val="0"/>
+                <w:sz w:val="19"/>
+              </w:rPr>
+              <w:t xml:space="preserve"> · </w:t>
+            </w:r>
+            <w:r>
+              <w:rPr>
+                <w:rFonts w:ascii="Consolas" w:hAnsi="Consolas"/>
+                <w:sz w:val="19"/>
+              </w:rPr>
+              <w:t>OSCILADOR_PARADO_CAMBIE_PILA</w:t>
+            </w:r>
+            <w:r>
+              <w:rPr>
+                <w:b w:val="0"/>
+                <w:sz w:val="19"/>
+              </w:rPr>
+              <w:t xml:space="preserve"> · </w:t>
+            </w:r>
+            <w:r>
+              <w:rPr>
+                <w:rFonts w:ascii="Consolas" w:hAnsi="Consolas"/>
+                <w:sz w:val="19"/>
+              </w:rPr>
+              <w:t>SIN_RELOJ_NO_RESPONDE</w:t>
+            </w:r>
+            <w:r>
+              <w:rPr>
+                <w:b w:val="0"/>
+                <w:sz w:val="19"/>
+              </w:rPr>
+              <w:t xml:space="preserve"> · </w:t>
+            </w:r>
+            <w:r>
+              <w:rPr>
+                <w:rFonts w:ascii="Consolas" w:hAnsi="Consolas"/>
+                <w:sz w:val="19"/>
+              </w:rPr>
+              <w:t>ESCRITURA_A_MEDIAS_REPITA_SET_RTC</w:t>
+            </w:r>
+            <w:r>
+              <w:rPr>
+                <w:b w:val="0"/>
+                <w:sz w:val="19"/>
+              </w:rPr>
+              <w:t xml:space="preserve"> · </w:t>
+            </w:r>
+            <w:r>
+              <w:rPr>
+                <w:rFonts w:ascii="Consolas" w:hAnsi="Consolas"/>
+                <w:sz w:val="19"/>
+              </w:rPr>
+              <w:t>MODO_12H_PONGA_LA_HORA</w:t>
+            </w:r>
+            <w:r>
+              <w:rPr>
+                <w:b w:val="0"/>
+                <w:sz w:val="19"/>
+              </w:rPr>
+              <w:t xml:space="preserve"> · </w:t>
+            </w:r>
+            <w:r>
+              <w:rPr>
+                <w:rFonts w:ascii="Consolas" w:hAnsi="Consolas"/>
+                <w:sz w:val="19"/>
+              </w:rPr>
+              <w:t>REGISTROS_INCOHERENTES</w:t>
+            </w:r>
+            <w:r>
+              <w:rPr>
+                <w:b w:val="0"/>
+                <w:sz w:val="19"/>
+              </w:rPr>
+              <w:t xml:space="preserve"> · </w:t>
+            </w:r>
+            <w:r>
+              <w:rPr>
+                <w:rFonts w:ascii="Consolas" w:hAnsi="Consolas"/>
+                <w:sz w:val="19"/>
+              </w:rPr>
+              <w:t>BARRERA_INCOHERENTE</w:t>
+            </w:r>
+            <w:r>
+              <w:rPr>
+                <w:b w:val="0"/>
+                <w:sz w:val="19"/>
+              </w:rPr>
+              <w:t xml:space="preserve"> · </w:t>
+            </w:r>
+            <w:r>
+              <w:rPr>
+                <w:rFonts w:ascii="Consolas" w:hAnsi="Consolas"/>
+                <w:sz w:val="19"/>
+              </w:rPr>
+              <w:t>MOTIVO_NO_CONTEMPLADO</w:t>
+            </w:r>
+            <w:r>
+              <w:rPr>
+                <w:b w:val="0"/>
+                <w:sz w:val="19"/>
+              </w:rPr>
+              <w:t xml:space="preserve"> — desglosados en </w:t>
+            </w:r>
+            <w:r>
+              <w:rPr>
+                <w:rFonts w:ascii="Consolas" w:hAnsi="Consolas"/>
+                <w:sz w:val="19"/>
+              </w:rPr>
+              <w:t>§5.7.3</w:t>
+            </w:r>
+          </w:p>
+        </w:tc>
+      </w:tr>
+      <w:tr>
+        <w:tc>
+          <w:tcPr>
+            <w:tcW w:type="dxa" w:w="3120"/>
+          </w:tcPr>
+          <w:p>
+            <w:r/>
+            <w:r>
+              <w:rPr>
+                <w:b/>
+                <w:sz w:val="19"/>
+              </w:rPr>
+              <w:t>`ACK` / `ERR` de `SET_RTC`</w:t>
+            </w:r>
+          </w:p>
+        </w:tc>
+        <w:tc>
+          <w:tcPr>
+            <w:tcW w:type="dxa" w:w="3120"/>
+          </w:tcPr>
+          <w:p>
+            <w:r/>
+            <w:r>
+              <w:rPr>
+                <w:b w:val="0"/>
+                <w:sz w:val="19"/>
+              </w:rPr>
+              <w:t>a petición</w:t>
+            </w:r>
+          </w:p>
+        </w:tc>
+        <w:tc>
+          <w:tcPr>
+            <w:tcW w:type="dxa" w:w="3120"/>
+          </w:tcPr>
+          <w:p>
+            <w:r/>
+            <w:r>
+              <w:rPr>
+                <w:b w:val="0"/>
+                <w:sz w:val="19"/>
+              </w:rPr>
+              <w:t xml:space="preserve">incluido </w:t>
+            </w:r>
+            <w:r>
+              <w:rPr>
+                <w:rFonts w:ascii="Consolas" w:hAnsi="Consolas"/>
+                <w:sz w:val="19"/>
+              </w:rPr>
+              <w:t>RESULT:HORA_PUESTA_SIN_PROPAGAR</w:t>
+            </w:r>
+            <w:r>
+              <w:rPr>
+                <w:b w:val="0"/>
+                <w:sz w:val="19"/>
+              </w:rPr>
+              <w:t xml:space="preserve"> — ⚠️ ver </w:t>
+            </w:r>
+            <w:r>
+              <w:rPr>
+                <w:rFonts w:ascii="Consolas" w:hAnsi="Consolas"/>
+                <w:sz w:val="19"/>
+              </w:rPr>
+              <w:t>D-20</w:t>
+            </w:r>
+            <w:r>
+              <w:rPr>
+                <w:b w:val="0"/>
+                <w:sz w:val="19"/>
+              </w:rPr>
+              <w:t xml:space="preserve"> y </w:t>
+            </w:r>
+            <w:r>
+              <w:rPr>
+                <w:rFonts w:ascii="Consolas" w:hAnsi="Consolas"/>
+                <w:sz w:val="19"/>
+              </w:rPr>
+              <w:t>§4</w:t>
+            </w:r>
+            <w:r>
+              <w:rPr>
+                <w:b w:val="0"/>
+                <w:sz w:val="19"/>
+              </w:rPr>
+              <w:t xml:space="preserve">: </w:t>
+            </w:r>
+            <w:r>
+              <w:rPr>
+                <w:b/>
+                <w:sz w:val="19"/>
+              </w:rPr>
+              <w:t>al Poste 2 no se le pone la hora</w:t>
+            </w:r>
+          </w:p>
+        </w:tc>
+      </w:tr>
+      <w:tr>
+        <w:tc>
+          <w:tcPr>
+            <w:tcW w:type="dxa" w:w="3120"/>
+          </w:tcPr>
+          <w:p>
+            <w:r/>
+            <w:r>
+              <w:rPr>
+                <w:b/>
+                <w:sz w:val="19"/>
+              </w:rPr>
+              <w:t>`$ERR,CMD:DESCONOCIDO,DESC:LINEA_DEMASIADO_LARGA`</w:t>
+            </w:r>
+          </w:p>
+        </w:tc>
+        <w:tc>
+          <w:tcPr>
+            <w:tcW w:type="dxa" w:w="3120"/>
+          </w:tcPr>
+          <w:p>
+            <w:r/>
+            <w:r>
+              <w:rPr>
+                <w:b w:val="0"/>
+                <w:sz w:val="19"/>
+              </w:rPr>
+              <w:t>ante una línea que no cabe</w:t>
+            </w:r>
+          </w:p>
+        </w:tc>
+        <w:tc>
+          <w:tcPr>
+            <w:tcW w:type="dxa" w:w="3120"/>
+          </w:tcPr>
+          <w:p>
+            <w:r/>
+            <w:r>
+              <w:rPr>
+                <w:b w:val="0"/>
+                <w:sz w:val="19"/>
+              </w:rPr>
+              <w:t>—</w:t>
+            </w:r>
+          </w:p>
+        </w:tc>
+      </w:tr>
+    </w:tbl>
+    <w:p>
+      <w:pPr>
+        <w:spacing w:after="120"/>
+      </w:pPr>
+    </w:p>
+    <w:p>
+      <w:pPr>
+        <w:spacing w:after="160"/>
+        <w:ind w:left="360"/>
+        <w:shd w:val="clear" w:fill="FFF4E5"/>
+      </w:pPr>
+      <w:r>
+        <w:rPr>
+          <w:b w:val="0"/>
+          <w:color w:val="960000"/>
+          <w:sz w:val="20"/>
+        </w:rPr>
+        <w:t xml:space="preserve">🟢 </w:t>
+      </w:r>
+      <w:r>
+        <w:rPr>
+          <w:b/>
+          <w:color w:val="960000"/>
+          <w:sz w:val="20"/>
+        </w:rPr>
+        <w:t>El `OSCILADOR_PARADO_CAMBIE_PILA` es exactamente el `OSF` del `DS3231` que `D-21` necesita</w:t>
+      </w:r>
+      <w:r>
+        <w:rPr>
+          <w:b w:val="0"/>
+          <w:color w:val="960000"/>
+          <w:sz w:val="20"/>
+        </w:rPr>
+        <w:t xml:space="preserve">, y </w:t>
+      </w:r>
+      <w:r>
+        <w:rPr>
+          <w:b/>
+          <w:color w:val="960000"/>
+          <w:sz w:val="20"/>
+        </w:rPr>
+        <w:t>ya llega al teléfono hoy</w:t>
+      </w:r>
+      <w:r>
+        <w:rPr>
+          <w:b w:val="0"/>
+          <w:color w:val="960000"/>
+          <w:sz w:val="20"/>
+        </w:rPr>
+        <w:t xml:space="preserve"> — pero </w:t>
+      </w:r>
+      <w:r>
+        <w:rPr>
+          <w:b/>
+          <w:color w:val="960000"/>
+          <w:sz w:val="20"/>
+        </w:rPr>
+        <w:t>sólo si alguien pregunta</w:t>
+      </w:r>
+      <w:r>
+        <w:rPr>
+          <w:b w:val="0"/>
+          <w:color w:val="960000"/>
+          <w:sz w:val="20"/>
+        </w:rPr>
+        <w:t xml:space="preserve">, y </w:t>
+      </w:r>
+      <w:r>
+        <w:rPr>
+          <w:b/>
+          <w:color w:val="960000"/>
+          <w:sz w:val="20"/>
+        </w:rPr>
+        <w:t>sólo por `CMD:LEER_RTC`</w:t>
+      </w:r>
+      <w:r>
+        <w:rPr>
+          <w:b w:val="0"/>
+          <w:color w:val="960000"/>
+          <w:sz w:val="20"/>
+        </w:rPr>
+        <w:t xml:space="preserve">. No hay nada periódico que lo anuncie. Ver </w:t>
+      </w:r>
+      <w:r>
+        <w:rPr>
+          <w:rFonts w:ascii="Consolas" w:hAnsi="Consolas"/>
+          <w:color w:val="960000"/>
+          <w:sz w:val="20"/>
+        </w:rPr>
+        <w:t>5.8.5</w:t>
+      </w:r>
+      <w:r>
+        <w:rPr>
+          <w:b w:val="0"/>
+          <w:color w:val="960000"/>
+          <w:sz w:val="20"/>
+        </w:rPr>
+        <w:t>.</w:t>
+      </w:r>
+    </w:p>
+    <w:p>
+      <w:pPr>
+        <w:spacing w:after="160"/>
+        <w:ind w:left="360"/>
+        <w:shd w:val="clear" w:fill="FFF4E5"/>
+      </w:pPr>
+      <w:r>
+        <w:rPr>
+          <w:b/>
+          <w:color w:val="960000"/>
+          <w:sz w:val="20"/>
+        </w:rPr>
+        <w:t>Los `grep` de este censo, corridos el 07/09 antes de publicarlos:</w:t>
+      </w:r>
+      <w:r>
+        <w:rPr>
+          <w:b w:val="0"/>
+          <w:color w:val="960000"/>
+          <w:sz w:val="20"/>
+        </w:rPr>
+        <w:t xml:space="preserve"> ``</w:t>
+      </w:r>
+      <w:r>
+        <w:rPr>
+          <w:rFonts w:ascii="Consolas" w:hAnsi="Consolas"/>
+          <w:color w:val="960000"/>
+          <w:sz w:val="20"/>
+        </w:rPr>
+        <w:t xml:space="preserve">bash grep -n 'snprintf' 01_Firmware/Esclavo/src/bluetooth.cpp grep -c 'bluetooth_reportarEvento(' 01_Firmware/Esclavo/src/bluetooth.cpp   # 21 (una es la definicion) grep -c 'bluetooth_reportarEvento(' 01_Firmware/Esclavo/src/botones.cpp     # 2 grep -c 'bluetooth_reportarEvento(' 01_Firmware/Esclavo/src/main.cpp        # 1 grep -n 'puente_emitirPropio' 01_Firmware/ESP32_Expansion/src/despachador.cpp grep -n 'FORMATO_PARTE' 01_Firmware/ESP32_Expansion/src/vigilante.cpp </w:t>
+      </w:r>
+      <w:r>
+        <w:rPr>
+          <w:rFonts w:ascii="Consolas" w:hAnsi="Consolas"/>
+          <w:color w:val="960000"/>
+          <w:sz w:val="20"/>
+        </w:rPr>
+      </w:r>
+      <w:r>
+        <w:rPr>
+          <w:rFonts w:ascii="Consolas" w:hAnsi="Consolas"/>
+          <w:color w:val="960000"/>
+          <w:sz w:val="20"/>
+        </w:rPr>
+        <w:t xml:space="preserve"> *(Se citan por **símbolo y por fichero**, no por número de línea: el 07/09 un manual publicó un </w:t>
+      </w:r>
+      <w:r>
+        <w:rPr>
+          <w:b w:val="0"/>
+          <w:color w:val="960000"/>
+          <w:sz w:val="20"/>
+        </w:rPr>
+        <w:t>grep</w:t>
+      </w:r>
+      <w:r>
+        <w:rPr>
+          <w:rFonts w:ascii="Consolas" w:hAnsi="Consolas"/>
+          <w:color w:val="960000"/>
+          <w:sz w:val="20"/>
+        </w:rPr>
+        <w:t xml:space="preserve"> fechado cuyas líneas dejaron de reproducir el mismo día porque un commit insertó comentarios encima. </w:t>
+      </w:r>
+      <w:r>
+        <w:rPr>
+          <w:b w:val="0"/>
+          <w:color w:val="960000"/>
+          <w:sz w:val="20"/>
+        </w:rPr>
+        <w:t>CLAUDE.md` §4.sexies.)*</w:t>
+      </w:r>
+    </w:p>
+    <w:p>
+      <w:pPr>
+        <w:spacing w:after="80"/>
+      </w:pPr>
+    </w:p>
+    <w:p>
+      <w:pPr>
+        <w:spacing w:before="200" w:after="120"/>
+      </w:pPr>
+      <w:r>
+        <w:rPr>
+          <w:b/>
+          <w:color w:val="003366"/>
+          <w:sz w:val="23"/>
+        </w:rPr>
+        <w:t xml:space="preserve">5.8.3 CENSO — lo que el Poste 2 </w:t>
+      </w:r>
+      <w:r>
+        <w:rPr>
+          <w:b/>
+          <w:color w:val="003366"/>
+          <w:sz w:val="23"/>
+        </w:rPr>
+        <w:t>ACEPTA</w:t>
+      </w:r>
+      <w:r>
+        <w:rPr>
+          <w:b/>
+          <w:color w:val="003366"/>
+          <w:sz w:val="23"/>
+        </w:rPr>
+        <w:t xml:space="preserve"> hoy por Bluetooth</w:t>
+      </w:r>
+    </w:p>
+    <w:p>
+      <w:pPr>
+        <w:spacing w:after="120"/>
+      </w:pPr>
+      <w:r>
+        <w:rPr>
+          <w:b/>
+          <w:sz w:val="21"/>
+        </w:rPr>
+        <w:t>Son 10 ramas más la guarda del PIN</w:t>
+      </w:r>
+      <w:r>
+        <w:rPr>
+          <w:b w:val="0"/>
+          <w:sz w:val="21"/>
+        </w:rPr>
+        <w:t xml:space="preserve">, y la tabla entera con sus acuses vive en </w:t>
+      </w:r>
+      <w:r>
+        <w:rPr>
+          <w:b/>
+          <w:sz w:val="21"/>
+        </w:rPr>
+        <w:t>`§5.2`</w:t>
+      </w:r>
+      <w:r>
+        <w:rPr>
+          <w:b w:val="0"/>
+          <w:sz w:val="21"/>
+        </w:rPr>
+        <w:t xml:space="preserve"> — no se</w:t>
+      </w:r>
+    </w:p>
+    <w:p>
+      <w:pPr>
+        <w:spacing w:after="120"/>
+      </w:pPr>
+      <w:r>
+        <w:rPr>
+          <w:b w:val="0"/>
+          <w:sz w:val="21"/>
+        </w:rPr>
+        <w:t xml:space="preserve">copia aquí para no tener dos versiones de lo mismo. Lo que hace falta saber para </w:t>
+      </w:r>
+      <w:r>
+        <w:rPr>
+          <w:rFonts w:ascii="Consolas" w:hAnsi="Consolas"/>
+          <w:sz w:val="21"/>
+        </w:rPr>
+        <w:t>D-23</w:t>
+      </w:r>
+      <w:r>
+        <w:rPr>
+          <w:b w:val="0"/>
+          <w:sz w:val="21"/>
+        </w:rPr>
+        <w:t>:</w:t>
+      </w:r>
+    </w:p>
+    <w:tbl>
+      <w:tblPr>
+        <w:tblStyle w:val="TableGrid"/>
+        <w:tblW w:type="auto" w:w="0"/>
+        <w:tblLook w:firstColumn="1" w:firstRow="1" w:lastColumn="0" w:lastRow="0" w:noHBand="0" w:noVBand="1" w:val="04A0"/>
+      </w:tblPr>
+      <w:tblGrid>
+        <w:gridCol w:w="4680"/>
+        <w:gridCol w:w="4680"/>
+      </w:tblGrid>
+      <w:tr>
+        <w:tc>
+          <w:tcPr>
+            <w:tcW w:type="dxa" w:w="4680"/>
+            <w:shd w:val="clear" w:fill="DCE6F1"/>
+          </w:tcPr>
+          <w:p>
+            <w:r/>
+            <w:r>
+              <w:rPr>
+                <w:b/>
+                <w:sz w:val="19"/>
+              </w:rPr>
+              <w:t>lo que el Poste 2 acepta</w:t>
+            </w:r>
+          </w:p>
+        </w:tc>
+        <w:tc>
+          <w:tcPr>
+            <w:tcW w:type="dxa" w:w="4680"/>
+            <w:shd w:val="clear" w:fill="DCE6F1"/>
+          </w:tcPr>
+          <w:p>
+            <w:r/>
+            <w:r>
+              <w:rPr>
+                <w:b/>
+                <w:sz w:val="19"/>
+              </w:rPr>
+              <w:t>¿sirve para DIAGNOSTICAR?</w:t>
+            </w:r>
+          </w:p>
+        </w:tc>
+      </w:tr>
+      <w:tr>
+        <w:tc>
+          <w:tcPr>
+            <w:tcW w:type="dxa" w:w="4680"/>
+          </w:tcPr>
+          <w:p>
+            <w:r/>
+            <w:r>
+              <w:rPr>
+                <w:rFonts w:ascii="Consolas" w:hAnsi="Consolas"/>
+                <w:sz w:val="19"/>
+              </w:rPr>
+              <w:t>CMD:AMBAR_EMERGENCIA</w:t>
+            </w:r>
+            <w:r>
+              <w:rPr>
+                <w:b w:val="0"/>
+                <w:sz w:val="19"/>
+              </w:rPr>
+              <w:t xml:space="preserve"> *(con y sin PIN)* · </w:t>
+            </w:r>
+            <w:r>
+              <w:rPr>
+                <w:rFonts w:ascii="Consolas" w:hAnsi="Consolas"/>
+                <w:sz w:val="19"/>
+              </w:rPr>
+              <w:t>CMD:PIN:1234:CANCELAR_AMBAR</w:t>
+            </w:r>
+            <w:r>
+              <w:rPr>
+                <w:b w:val="0"/>
+                <w:sz w:val="19"/>
+              </w:rPr>
+              <w:t xml:space="preserve"> · </w:t>
+            </w:r>
+            <w:r>
+              <w:rPr>
+                <w:rFonts w:ascii="Consolas" w:hAnsi="Consolas"/>
+                <w:sz w:val="19"/>
+              </w:rPr>
+              <w:t>CMD:PIN:1234:SOLICITAR_PASO</w:t>
+            </w:r>
+            <w:r>
+              <w:rPr>
+                <w:b w:val="0"/>
+                <w:sz w:val="19"/>
+              </w:rPr>
+              <w:t xml:space="preserve"> · </w:t>
+            </w:r>
+            <w:r>
+              <w:rPr>
+                <w:rFonts w:ascii="Consolas" w:hAnsi="Consolas"/>
+                <w:sz w:val="19"/>
+              </w:rPr>
+              <w:t>CMD:PIN:1234:SET_MODO:DEGRADADO</w:t>
+            </w:r>
+          </w:p>
+        </w:tc>
+        <w:tc>
+          <w:tcPr>
+            <w:tcW w:type="dxa" w:w="4680"/>
+          </w:tcPr>
+          <w:p>
+            <w:r/>
+            <w:r>
+              <w:rPr>
+                <w:b/>
+                <w:sz w:val="19"/>
+              </w:rPr>
+              <w:t>no: son órdenes.</w:t>
+            </w:r>
+            <w:r>
+              <w:rPr>
+                <w:b w:val="0"/>
+                <w:sz w:val="19"/>
+              </w:rPr>
+              <w:t xml:space="preserve"> Operan, no informan</w:t>
+            </w:r>
+          </w:p>
+        </w:tc>
+      </w:tr>
+      <w:tr>
+        <w:tc>
+          <w:tcPr>
+            <w:tcW w:type="dxa" w:w="4680"/>
+          </w:tcPr>
+          <w:p>
+            <w:r/>
+            <w:r>
+              <w:rPr>
+                <w:rFonts w:ascii="Consolas" w:hAnsi="Consolas"/>
+                <w:sz w:val="19"/>
+              </w:rPr>
+              <w:t>$LATIDO</w:t>
+            </w:r>
+          </w:p>
+        </w:tc>
+        <w:tc>
+          <w:tcPr>
+            <w:tcW w:type="dxa" w:w="4680"/>
+          </w:tcPr>
+          <w:p>
+            <w:r/>
+            <w:r>
+              <w:rPr>
+                <w:b w:val="0"/>
+                <w:sz w:val="19"/>
+              </w:rPr>
+              <w:t>no se contesta; sólo cierra un silencio</w:t>
+            </w:r>
+          </w:p>
+        </w:tc>
+      </w:tr>
+      <w:tr>
+        <w:tc>
+          <w:tcPr>
+            <w:tcW w:type="dxa" w:w="4680"/>
+          </w:tcPr>
+          <w:p>
+            <w:r/>
+            <w:r>
+              <w:rPr>
+                <w:rFonts w:ascii="Consolas" w:hAnsi="Consolas"/>
+                <w:sz w:val="19"/>
+              </w:rPr>
+              <w:t>CMD:FORZAR_ROJO</w:t>
+            </w:r>
+            <w:r>
+              <w:rPr>
+                <w:b w:val="0"/>
+                <w:sz w:val="19"/>
+              </w:rPr>
+              <w:t xml:space="preserve"> *(y su forma con PIN)* · </w:t>
+            </w:r>
+            <w:r>
+              <w:rPr>
+                <w:rFonts w:ascii="Consolas" w:hAnsi="Consolas"/>
+                <w:sz w:val="19"/>
+              </w:rPr>
+              <w:t>CMD:PIN:1234:TEST_LEDS</w:t>
+            </w:r>
+          </w:p>
+        </w:tc>
+        <w:tc>
+          <w:tcPr>
+            <w:tcW w:type="dxa" w:w="4680"/>
+          </w:tcPr>
+          <w:p>
+            <w:r/>
+            <w:r>
+              <w:rPr>
+                <w:b w:val="0"/>
+                <w:sz w:val="19"/>
+              </w:rPr>
+              <w:t xml:space="preserve">rechazadas con </w:t>
+            </w:r>
+            <w:r>
+              <w:rPr>
+                <w:rFonts w:ascii="Consolas" w:hAnsi="Consolas"/>
+                <w:sz w:val="19"/>
+              </w:rPr>
+              <w:t>$ERR</w:t>
+            </w:r>
+            <w:r>
+              <w:rPr>
+                <w:b w:val="0"/>
+                <w:sz w:val="19"/>
+              </w:rPr>
+              <w:t xml:space="preserve"> y su motivo</w:t>
+            </w:r>
+          </w:p>
+        </w:tc>
+      </w:tr>
+      <w:tr>
+        <w:tc>
+          <w:tcPr>
+            <w:tcW w:type="dxa" w:w="4680"/>
+          </w:tcPr>
+          <w:p>
+            <w:r/>
+            <w:r>
+              <w:rPr>
+                <w:rFonts w:ascii="Consolas" w:hAnsi="Consolas"/>
+                <w:sz w:val="19"/>
+              </w:rPr>
+              <w:t>CMD:PIN:1234:SET_RTC:…</w:t>
+            </w:r>
+          </w:p>
+        </w:tc>
+        <w:tc>
+          <w:tcPr>
+            <w:tcW w:type="dxa" w:w="4680"/>
+          </w:tcPr>
+          <w:p>
+            <w:r/>
+            <w:r>
+              <w:rPr>
+                <w:b w:val="0"/>
+                <w:sz w:val="19"/>
+              </w:rPr>
+              <w:t>consumida en silencio por el STM32 (</w:t>
+            </w:r>
+            <w:r>
+              <w:rPr>
+                <w:rFonts w:ascii="Consolas" w:hAnsi="Consolas"/>
+                <w:sz w:val="19"/>
+              </w:rPr>
+              <w:t>D-15</w:t>
+            </w:r>
+            <w:r>
+              <w:rPr>
+                <w:b w:val="0"/>
+                <w:sz w:val="19"/>
+              </w:rPr>
+              <w:t xml:space="preserve">); </w:t>
+            </w:r>
+            <w:r>
+              <w:rPr>
+                <w:b/>
+                <w:sz w:val="19"/>
+              </w:rPr>
+              <w:t>el acuse lo da el puente</w:t>
+            </w:r>
+            <w:r>
+              <w:rPr>
+                <w:b w:val="0"/>
+                <w:sz w:val="19"/>
+              </w:rPr>
+              <w:t xml:space="preserve">. Y </w:t>
+            </w:r>
+            <w:r>
+              <w:rPr>
+                <w:rFonts w:ascii="Consolas" w:hAnsi="Consolas"/>
+                <w:sz w:val="19"/>
+              </w:rPr>
+              <w:t>D-20</w:t>
+            </w:r>
+            <w:r>
+              <w:rPr>
+                <w:b w:val="0"/>
+                <w:sz w:val="19"/>
+              </w:rPr>
+              <w:t xml:space="preserve"> dice que </w:t>
+            </w:r>
+            <w:r>
+              <w:rPr>
+                <w:b/>
+                <w:sz w:val="19"/>
+              </w:rPr>
+              <w:t>esta orden no se manda al Poste 2</w:t>
+            </w:r>
+          </w:p>
+        </w:tc>
+      </w:tr>
+      <w:tr>
+        <w:tc>
+          <w:tcPr>
+            <w:tcW w:type="dxa" w:w="4680"/>
+          </w:tcPr>
+          <w:p>
+            <w:r/>
+            <w:r>
+              <w:rPr>
+                <w:b/>
+                <w:sz w:val="19"/>
+              </w:rPr>
+              <w:t>`CMD:LEER_RTC`</w:t>
+            </w:r>
+          </w:p>
+        </w:tc>
+        <w:tc>
+          <w:tcPr>
+            <w:tcW w:type="dxa" w:w="4680"/>
+          </w:tcPr>
+          <w:p>
+            <w:r/>
+            <w:r>
+              <w:rPr>
+                <w:b w:val="0"/>
+                <w:sz w:val="19"/>
+              </w:rPr>
+              <w:t xml:space="preserve">🟢 </w:t>
+            </w:r>
+            <w:r>
+              <w:rPr>
+                <w:b/>
+                <w:sz w:val="19"/>
+              </w:rPr>
+              <w:t>SÍ, y es el único.</w:t>
+            </w:r>
+            <w:r>
+              <w:rPr>
+                <w:b w:val="0"/>
+                <w:sz w:val="19"/>
+              </w:rPr>
+              <w:t xml:space="preserve"> Lo atiende </w:t>
+            </w:r>
+            <w:r>
+              <w:rPr>
+                <w:b/>
+                <w:sz w:val="19"/>
+              </w:rPr>
+              <w:t>el puente</w:t>
+            </w:r>
+            <w:r>
+              <w:rPr>
+                <w:b w:val="0"/>
+                <w:sz w:val="19"/>
+              </w:rPr>
+              <w:t>, no la controladora (</w:t>
+            </w:r>
+            <w:r>
+              <w:rPr>
+                <w:rFonts w:ascii="Consolas" w:hAnsi="Consolas"/>
+                <w:sz w:val="19"/>
+              </w:rPr>
+              <w:t>§5.7</w:t>
+            </w:r>
+            <w:r>
+              <w:rPr>
+                <w:b w:val="0"/>
+                <w:sz w:val="19"/>
+              </w:rPr>
+              <w:t>)</w:t>
+            </w:r>
+          </w:p>
+        </w:tc>
+      </w:tr>
+    </w:tbl>
+    <w:p>
+      <w:pPr>
+        <w:spacing w:after="120"/>
+      </w:pPr>
+    </w:p>
+    <w:p>
+      <w:pPr>
+        <w:spacing w:after="160"/>
+        <w:ind w:left="360"/>
+        <w:shd w:val="clear" w:fill="FFF4E5"/>
+      </w:pPr>
+      <w:r>
+        <w:rPr>
+          <w:b w:val="0"/>
+          <w:color w:val="960000"/>
+          <w:sz w:val="20"/>
+        </w:rPr>
+        <w:t xml:space="preserve">🔴 </w:t>
+      </w:r>
+      <w:r>
+        <w:rPr>
+          <w:b/>
+          <w:color w:val="960000"/>
+          <w:sz w:val="20"/>
+        </w:rPr>
+        <w:t>Ése es el hallazgo del censo, y es de los que deciden el diseño: de las once entradas que tiene el Poste 2, EXACTAMENTE UNA pregunta algo sin cambiar nada.</w:t>
+      </w:r>
+      <w:r>
+        <w:rPr>
+          <w:b w:val="0"/>
+          <w:color w:val="960000"/>
+          <w:sz w:val="20"/>
+        </w:rPr>
+        <w:t xml:space="preserve"> Todo lo demás que la pantalla pueda enseñar tiene que salir de lo que el equipo emite </w:t>
+      </w:r>
+      <w:r>
+        <w:rPr>
+          <w:b/>
+          <w:color w:val="960000"/>
+          <w:sz w:val="20"/>
+        </w:rPr>
+        <w:t>por su cuenta</w:t>
+      </w:r>
+      <w:r>
+        <w:rPr>
+          <w:b w:val="0"/>
+          <w:color w:val="960000"/>
+          <w:sz w:val="20"/>
+        </w:rPr>
+        <w:t>, o de un comando nuevo.</w:t>
+      </w:r>
+    </w:p>
+    <w:p>
+      <w:pPr>
+        <w:spacing w:after="80"/>
+      </w:pPr>
+    </w:p>
+    <w:p>
+      <w:pPr>
+        <w:spacing w:before="200" w:after="120"/>
+      </w:pPr>
+      <w:r>
+        <w:rPr>
+          <w:b/>
+          <w:color w:val="003366"/>
+          <w:sz w:val="23"/>
+        </w:rPr>
+        <w:t xml:space="preserve">5.8.4 🔴 EL PRODUCTO DE ESTE CENSO: </w:t>
+      </w:r>
+      <w:r>
+        <w:rPr>
+          <w:b/>
+          <w:color w:val="003366"/>
+          <w:sz w:val="23"/>
+        </w:rPr>
+        <w:t>el dato existe, el firmware lo calcula, y hoy no puede leerlo nadie</w:t>
+      </w:r>
+    </w:p>
+    <w:p>
+      <w:pPr>
+        <w:spacing w:after="120"/>
+      </w:pPr>
+      <w:r>
+        <w:rPr>
+          <w:b w:val="0"/>
+          <w:sz w:val="21"/>
+        </w:rPr>
+        <w:t xml:space="preserve">**Ésta es la parte que </w:t>
+      </w:r>
+      <w:r>
+        <w:rPr>
+          <w:rFonts w:ascii="Consolas" w:hAnsi="Consolas"/>
+          <w:sz w:val="21"/>
+        </w:rPr>
+        <w:t>D-23</w:t>
+      </w:r>
+      <w:r>
+        <w:rPr>
+          <w:b w:val="0"/>
+          <w:sz w:val="21"/>
+        </w:rPr>
+        <w:t xml:space="preserve"> viene a arreglar, y no hace falta inventar la medida: hace falta darle</w:t>
+      </w:r>
+    </w:p>
+    <w:p>
+      <w:pPr>
+        <w:spacing w:after="120"/>
+      </w:pPr>
+      <w:r>
+        <w:rPr>
+          <w:b w:val="0"/>
+          <w:sz w:val="21"/>
+        </w:rPr>
+        <w:t>salida.</w:t>
+      </w:r>
+      <w:r>
+        <w:rPr>
+          <w:b/>
+          <w:sz w:val="21"/>
+        </w:rPr>
+        <w:t xml:space="preserve"> El firmware del Poste 2 </w:t>
+      </w:r>
+      <w:r>
+        <w:rPr>
+          <w:b w:val="0"/>
+          <w:sz w:val="21"/>
+        </w:rPr>
+        <w:t>ya calcula</w:t>
+      </w:r>
+      <w:r>
+        <w:rPr>
+          <w:b/>
+          <w:sz w:val="21"/>
+        </w:rPr>
+        <w:t xml:space="preserve"> siete cosas sobre su propio Modo Degradado. </w:t>
+      </w:r>
+      <w:r>
+        <w:rPr>
+          <w:b w:val="0"/>
+          <w:sz w:val="21"/>
+        </w:rPr>
+        <w:t>El</w:t>
+      </w:r>
+    </w:p>
+    <w:p>
+      <w:pPr>
+        <w:spacing w:after="120"/>
+      </w:pPr>
+      <w:r>
+        <w:rPr>
+          <w:b w:val="0"/>
+          <w:sz w:val="21"/>
+        </w:rPr>
+        <w:t xml:space="preserve">único llamador de todas ellas es </w:t>
+      </w:r>
+      <w:r>
+        <w:rPr>
+          <w:rFonts w:ascii="Consolas" w:hAnsi="Consolas"/>
+          <w:sz w:val="21"/>
+        </w:rPr>
+        <w:t>menu.cpp</w:t>
+      </w:r>
+      <w:r>
+        <w:rPr>
+          <w:b/>
+          <w:sz w:val="21"/>
+        </w:rPr>
+        <w:t xml:space="preserve"> — la pantalla del gabinete que </w:t>
+      </w:r>
+      <w:r>
+        <w:rPr>
+          <w:rFonts w:ascii="Consolas" w:hAnsi="Consolas"/>
+          <w:sz w:val="21"/>
+        </w:rPr>
+        <w:t>D-17.bis</w:t>
+      </w:r>
+      <w:r>
+        <w:rPr>
+          <w:b w:val="0"/>
+          <w:sz w:val="21"/>
+        </w:rPr>
+        <w:t xml:space="preserve"> retira del</w:t>
+      </w:r>
+    </w:p>
+    <w:p>
+      <w:pPr>
+        <w:spacing w:after="120"/>
+      </w:pPr>
+      <w:r>
+        <w:rPr>
+          <w:b w:val="0"/>
+          <w:sz w:val="21"/>
+        </w:rPr>
+        <w:t>equipo**.</w:t>
+      </w:r>
+    </w:p>
+    <w:tbl>
+      <w:tblPr>
+        <w:tblStyle w:val="TableGrid"/>
+        <w:tblW w:type="auto" w:w="0"/>
+        <w:tblLook w:firstColumn="1" w:firstRow="1" w:lastColumn="0" w:lastRow="0" w:noHBand="0" w:noVBand="1" w:val="04A0"/>
+      </w:tblPr>
+      <w:tblGrid>
+        <w:gridCol w:w="3120"/>
+        <w:gridCol w:w="3120"/>
+        <w:gridCol w:w="3120"/>
+      </w:tblGrid>
+      <w:tr>
+        <w:tc>
+          <w:tcPr>
+            <w:tcW w:type="dxa" w:w="3120"/>
+            <w:shd w:val="clear" w:fill="DCE6F1"/>
+          </w:tcPr>
+          <w:p>
+            <w:r/>
+            <w:r>
+              <w:rPr>
+                <w:b/>
+                <w:sz w:val="19"/>
+              </w:rPr>
+              <w:t>lo que el Poste 2 ya sabe de sí mismo</w:t>
+            </w:r>
+          </w:p>
+        </w:tc>
+        <w:tc>
+          <w:tcPr>
+            <w:tcW w:type="dxa" w:w="3120"/>
+            <w:shd w:val="clear" w:fill="DCE6F1"/>
+          </w:tcPr>
+          <w:p>
+            <w:r/>
+            <w:r>
+              <w:rPr>
+                <w:b/>
+                <w:sz w:val="19"/>
+              </w:rPr>
+              <w:t>símbolo</w:t>
+            </w:r>
+          </w:p>
+        </w:tc>
+        <w:tc>
+          <w:tcPr>
+            <w:tcW w:type="dxa" w:w="3120"/>
+            <w:shd w:val="clear" w:fill="DCE6F1"/>
+          </w:tcPr>
+          <w:p>
+            <w:r/>
+            <w:r>
+              <w:rPr>
+                <w:b/>
+                <w:sz w:val="19"/>
+              </w:rPr>
+              <w:t>único llamador hoy</w:t>
+            </w:r>
+          </w:p>
+        </w:tc>
+      </w:tr>
+      <w:tr>
+        <w:tc>
+          <w:tcPr>
+            <w:tcW w:type="dxa" w:w="3120"/>
+          </w:tcPr>
+          <w:p>
+            <w:r/>
+            <w:r>
+              <w:rPr>
+                <w:b w:val="0"/>
+                <w:sz w:val="19"/>
+              </w:rPr>
+              <w:t>si alguna vez lo sincronizaron</w:t>
+            </w:r>
+          </w:p>
+        </w:tc>
+        <w:tc>
+          <w:tcPr>
+            <w:tcW w:type="dxa" w:w="3120"/>
+          </w:tcPr>
+          <w:p>
+            <w:r/>
+            <w:r>
+              <w:rPr>
+                <w:rFonts w:ascii="Consolas" w:hAnsi="Consolas"/>
+                <w:sz w:val="19"/>
+              </w:rPr>
+              <w:t>degradado_huboSync()</w:t>
+            </w:r>
+          </w:p>
+        </w:tc>
+        <w:tc>
+          <w:tcPr>
+            <w:tcW w:type="dxa" w:w="3120"/>
+          </w:tcPr>
+          <w:p>
+            <w:r/>
+            <w:r>
+              <w:rPr>
+                <w:rFonts w:ascii="Consolas" w:hAnsi="Consolas"/>
+                <w:sz w:val="19"/>
+              </w:rPr>
+              <w:t>Esclavo/src/menu.cpp</w:t>
+            </w:r>
+          </w:p>
+        </w:tc>
+      </w:tr>
+      <w:tr>
+        <w:tc>
+          <w:tcPr>
+            <w:tcW w:type="dxa" w:w="3120"/>
+          </w:tcPr>
+          <w:p>
+            <w:r/>
+            <w:r>
+              <w:rPr>
+                <w:b/>
+                <w:sz w:val="19"/>
+              </w:rPr>
+              <w:t>cuánto hace de la última sincronización</w:t>
+            </w:r>
+          </w:p>
+        </w:tc>
+        <w:tc>
+          <w:tcPr>
+            <w:tcW w:type="dxa" w:w="3120"/>
+          </w:tcPr>
+          <w:p>
+            <w:r/>
+            <w:r>
+              <w:rPr>
+                <w:rFonts w:ascii="Consolas" w:hAnsi="Consolas"/>
+                <w:sz w:val="19"/>
+              </w:rPr>
+              <w:t>degradado_msDesdeSync()</w:t>
+            </w:r>
+          </w:p>
+        </w:tc>
+        <w:tc>
+          <w:tcPr>
+            <w:tcW w:type="dxa" w:w="3120"/>
+          </w:tcPr>
+          <w:p>
+            <w:r/>
+            <w:r>
+              <w:rPr>
+                <w:rFonts w:ascii="Consolas" w:hAnsi="Consolas"/>
+                <w:sz w:val="19"/>
+              </w:rPr>
+              <w:t>Esclavo/src/menu.cpp</w:t>
+            </w:r>
+          </w:p>
+        </w:tc>
+      </w:tr>
+      <w:tr>
+        <w:tc>
+          <w:tcPr>
+            <w:tcW w:type="dxa" w:w="3120"/>
+          </w:tcPr>
+          <w:p>
+            <w:r/>
+            <w:r>
+              <w:rPr>
+                <w:b w:val="0"/>
+                <w:sz w:val="19"/>
+              </w:rPr>
+              <w:t xml:space="preserve">si esa autorización </w:t>
+            </w:r>
+            <w:r>
+              <w:rPr>
+                <w:b/>
+                <w:sz w:val="19"/>
+              </w:rPr>
+              <w:t>venció</w:t>
+            </w:r>
+            <w:r>
+              <w:rPr>
+                <w:b w:val="0"/>
+                <w:sz w:val="19"/>
+              </w:rPr>
+              <w:t xml:space="preserve"> (el límite duro de 48 h)</w:t>
+            </w:r>
+          </w:p>
+        </w:tc>
+        <w:tc>
+          <w:tcPr>
+            <w:tcW w:type="dxa" w:w="3120"/>
+          </w:tcPr>
+          <w:p>
+            <w:r/>
+            <w:r>
+              <w:rPr>
+                <w:rFonts w:ascii="Consolas" w:hAnsi="Consolas"/>
+                <w:sz w:val="19"/>
+              </w:rPr>
+              <w:t>degradado_syncVencida()</w:t>
+            </w:r>
+          </w:p>
+        </w:tc>
+        <w:tc>
+          <w:tcPr>
+            <w:tcW w:type="dxa" w:w="3120"/>
+          </w:tcPr>
+          <w:p>
+            <w:r/>
+            <w:r>
+              <w:rPr>
+                <w:rFonts w:ascii="Consolas" w:hAnsi="Consolas"/>
+                <w:sz w:val="19"/>
+              </w:rPr>
+              <w:t>Esclavo/src/menu.cpp</w:t>
+            </w:r>
+          </w:p>
+        </w:tc>
+      </w:tr>
+      <w:tr>
+        <w:tc>
+          <w:tcPr>
+            <w:tcW w:type="dxa" w:w="3120"/>
+          </w:tcPr>
+          <w:p>
+            <w:r/>
+            <w:r>
+              <w:rPr>
+                <w:b w:val="0"/>
+                <w:sz w:val="19"/>
+              </w:rPr>
+              <w:t xml:space="preserve">si está </w:t>
+            </w:r>
+            <w:r>
+              <w:rPr>
+                <w:b/>
+                <w:sz w:val="19"/>
+              </w:rPr>
+              <w:t>en las últimas horas</w:t>
+            </w:r>
+            <w:r>
+              <w:rPr>
+                <w:b w:val="0"/>
+                <w:sz w:val="19"/>
+              </w:rPr>
+              <w:t xml:space="preserve"> del plazo</w:t>
+            </w:r>
+          </w:p>
+        </w:tc>
+        <w:tc>
+          <w:tcPr>
+            <w:tcW w:type="dxa" w:w="3120"/>
+          </w:tcPr>
+          <w:p>
+            <w:r/>
+            <w:r>
+              <w:rPr>
+                <w:rFonts w:ascii="Consolas" w:hAnsi="Consolas"/>
+                <w:sz w:val="19"/>
+              </w:rPr>
+              <w:t>degradado_avisoLimite()</w:t>
+            </w:r>
+          </w:p>
+        </w:tc>
+        <w:tc>
+          <w:tcPr>
+            <w:tcW w:type="dxa" w:w="3120"/>
+          </w:tcPr>
+          <w:p>
+            <w:r/>
+            <w:r>
+              <w:rPr>
+                <w:rFonts w:ascii="Consolas" w:hAnsi="Consolas"/>
+                <w:sz w:val="19"/>
+              </w:rPr>
+              <w:t>Esclavo/src/menu.cpp</w:t>
+            </w:r>
+          </w:p>
+        </w:tc>
+      </w:tr>
+      <w:tr>
+        <w:tc>
+          <w:tcPr>
+            <w:tcW w:type="dxa" w:w="3120"/>
+          </w:tcPr>
+          <w:p>
+            <w:r/>
+            <w:r>
+              <w:rPr>
+                <w:b/>
+                <w:sz w:val="19"/>
+              </w:rPr>
+              <w:t>cuántos segundos le quedan al tramo actual</w:t>
+            </w:r>
+            <w:r>
+              <w:rPr>
+                <w:b w:val="0"/>
+                <w:sz w:val="19"/>
+              </w:rPr>
+              <w:t xml:space="preserve"> del ciclo</w:t>
+            </w:r>
+          </w:p>
+        </w:tc>
+        <w:tc>
+          <w:tcPr>
+            <w:tcW w:type="dxa" w:w="3120"/>
+          </w:tcPr>
+          <w:p>
+            <w:r/>
+            <w:r>
+              <w:rPr>
+                <w:rFonts w:ascii="Consolas" w:hAnsi="Consolas"/>
+                <w:sz w:val="19"/>
+              </w:rPr>
+              <w:t>degradado_segundosParaCambio()</w:t>
+            </w:r>
+          </w:p>
+        </w:tc>
+        <w:tc>
+          <w:tcPr>
+            <w:tcW w:type="dxa" w:w="3120"/>
+          </w:tcPr>
+          <w:p>
+            <w:r/>
+            <w:r>
+              <w:rPr>
+                <w:rFonts w:ascii="Consolas" w:hAnsi="Consolas"/>
+                <w:sz w:val="19"/>
+              </w:rPr>
+              <w:t>Esclavo/src/menu.cpp</w:t>
+            </w:r>
+          </w:p>
+        </w:tc>
+      </w:tr>
+      <w:tr>
+        <w:tc>
+          <w:tcPr>
+            <w:tcW w:type="dxa" w:w="3120"/>
+          </w:tcPr>
+          <w:p>
+            <w:r/>
+            <w:r>
+              <w:rPr>
+                <w:b w:val="0"/>
+                <w:sz w:val="19"/>
+              </w:rPr>
+              <w:t xml:space="preserve">en qué </w:t>
+            </w:r>
+            <w:r>
+              <w:rPr>
+                <w:b/>
+                <w:sz w:val="19"/>
+              </w:rPr>
+              <w:t>fase</w:t>
+            </w:r>
+            <w:r>
+              <w:rPr>
+                <w:b w:val="0"/>
+                <w:sz w:val="19"/>
+              </w:rPr>
+              <w:t xml:space="preserve"> del ciclo va, en texto</w:t>
+            </w:r>
+          </w:p>
+        </w:tc>
+        <w:tc>
+          <w:tcPr>
+            <w:tcW w:type="dxa" w:w="3120"/>
+          </w:tcPr>
+          <w:p>
+            <w:r/>
+            <w:r>
+              <w:rPr>
+                <w:rFonts w:ascii="Consolas" w:hAnsi="Consolas"/>
+                <w:sz w:val="19"/>
+              </w:rPr>
+              <w:t>degradado_textoFase()</w:t>
+            </w:r>
+          </w:p>
+        </w:tc>
+        <w:tc>
+          <w:tcPr>
+            <w:tcW w:type="dxa" w:w="3120"/>
+          </w:tcPr>
+          <w:p>
+            <w:r/>
+            <w:r>
+              <w:rPr>
+                <w:rFonts w:ascii="Consolas" w:hAnsi="Consolas"/>
+                <w:sz w:val="19"/>
+              </w:rPr>
+              <w:t>Esclavo/src/menu.cpp</w:t>
+            </w:r>
+          </w:p>
+        </w:tc>
+      </w:tr>
+      <w:tr>
+        <w:tc>
+          <w:tcPr>
+            <w:tcW w:type="dxa" w:w="3120"/>
+          </w:tcPr>
+          <w:p>
+            <w:r/>
+            <w:r>
+              <w:rPr>
+                <w:b/>
+                <w:sz w:val="19"/>
+              </w:rPr>
+              <w:t>cuántas horas hace de la sincronización</w:t>
+            </w:r>
+            <w:r>
+              <w:rPr>
+                <w:b w:val="0"/>
+                <w:sz w:val="19"/>
+              </w:rPr>
+              <w:t>, ya en horas</w:t>
+            </w:r>
+          </w:p>
+        </w:tc>
+        <w:tc>
+          <w:tcPr>
+            <w:tcW w:type="dxa" w:w="3120"/>
+          </w:tcPr>
+          <w:p>
+            <w:r/>
+            <w:r>
+              <w:rPr>
+                <w:rFonts w:ascii="Consolas" w:hAnsi="Consolas"/>
+                <w:sz w:val="19"/>
+              </w:rPr>
+              <w:t>respaldo_horasDesdeSync()</w:t>
+            </w:r>
+          </w:p>
+        </w:tc>
+        <w:tc>
+          <w:tcPr>
+            <w:tcW w:type="dxa" w:w="3120"/>
+          </w:tcPr>
+          <w:p>
+            <w:r/>
+            <w:r>
+              <w:rPr>
+                <w:b w:val="0"/>
+                <w:sz w:val="19"/>
+              </w:rPr>
+              <w:t xml:space="preserve">🛑 </w:t>
+            </w:r>
+            <w:r>
+              <w:rPr>
+                <w:b/>
+                <w:sz w:val="19"/>
+              </w:rPr>
+              <w:t>ninguno fuera de `modo_degradado.cpp`</w:t>
+            </w:r>
+            <w:r>
+              <w:rPr>
+                <w:b w:val="0"/>
+                <w:sz w:val="19"/>
+              </w:rPr>
+              <w:t>: es interno</w:t>
+            </w:r>
+          </w:p>
+        </w:tc>
+      </w:tr>
+    </w:tbl>
+    <w:p>
+      <w:pPr>
+        <w:spacing w:after="120"/>
+      </w:pPr>
+    </w:p>
+    <w:p>
+      <w:pPr>
+        <w:spacing w:after="200"/>
+        <w:ind w:left="288"/>
+        <w:shd w:val="clear" w:fill="F4F4F4"/>
+      </w:pPr>
+      <w:r>
+        <w:rPr>
+          <w:rFonts w:ascii="Consolas" w:hAnsi="Consolas"/>
+          <w:sz w:val="18"/>
+        </w:rPr>
+        <w:t>grep -rn 'degradado_huboSync\|degradado_msDesdeSync\|degradado_syncVencida\|degradado_avisoLimite\|degradado_segundosParaCambio\|degradado_textoFase' 01_Firmware/Esclavo/src/</w:t>
+      </w:r>
+    </w:p>
+    <w:p>
+      <w:pPr>
+        <w:spacing w:after="120"/>
+      </w:pPr>
+      <w:r>
+        <w:rPr>
+          <w:b w:val="0"/>
+          <w:sz w:val="21"/>
+        </w:rPr>
+        <w:t xml:space="preserve">*(Corrido el 07/09: </w:t>
+      </w:r>
+      <w:r>
+        <w:rPr>
+          <w:b/>
+          <w:sz w:val="21"/>
+        </w:rPr>
+        <w:t>8 apariciones en `menu.cpp`</w:t>
+      </w:r>
+      <w:r>
+        <w:rPr>
+          <w:b w:val="0"/>
+          <w:sz w:val="21"/>
+        </w:rPr>
+        <w:t xml:space="preserve"> y </w:t>
+      </w:r>
+      <w:r>
+        <w:rPr>
+          <w:b/>
+          <w:sz w:val="21"/>
+        </w:rPr>
+        <w:t>1 en `bluetooth.cpp`</w:t>
+      </w:r>
+      <w:r>
+        <w:rPr>
+          <w:b w:val="0"/>
+          <w:sz w:val="21"/>
+        </w:rPr>
+        <w:t xml:space="preserve"> — y esa una **está</w:t>
+      </w:r>
+    </w:p>
+    <w:p>
+      <w:pPr>
+        <w:spacing w:after="120"/>
+      </w:pPr>
+      <w:r>
+        <w:rPr>
+          <w:b w:val="0"/>
+          <w:sz w:val="21"/>
+        </w:rPr>
+        <w:t>dentro de un comentario**, el que explica por qué el número no se publica. Se dice porque</w:t>
+      </w:r>
+    </w:p>
+    <w:p>
+      <w:pPr>
+        <w:spacing w:after="120"/>
+      </w:pPr>
+      <w:r>
+        <w:rPr>
+          <w:rFonts w:ascii="Consolas" w:hAnsi="Consolas"/>
+          <w:sz w:val="21"/>
+        </w:rPr>
+        <w:t>CLAUDE.md</w:t>
+      </w:r>
+      <w:r>
+        <w:rPr>
+          <w:b w:val="0"/>
+          <w:sz w:val="21"/>
+        </w:rPr>
+        <w:t xml:space="preserve"> §4 ya cobró tres veces el mismo error en una noche: **los </w:t>
+      </w:r>
+      <w:r>
+        <w:rPr>
+          <w:rFonts w:ascii="Consolas" w:hAnsi="Consolas"/>
+          <w:sz w:val="21"/>
+        </w:rPr>
+        <w:t>grep</w:t>
+      </w:r>
+      <w:r>
+        <w:rPr>
+          <w:b w:val="0"/>
+          <w:sz w:val="21"/>
+        </w:rPr>
+        <w:t xml:space="preserve"> de este repositorio</w:t>
+      </w:r>
+    </w:p>
+    <w:p>
+      <w:pPr>
+        <w:spacing w:after="120"/>
+      </w:pPr>
+      <w:r>
+        <w:rPr>
+          <w:b w:val="0"/>
+          <w:sz w:val="21"/>
+        </w:rPr>
+        <w:t>cuentan comentarios**, y los comentarios de aquí citan justo lo que explican.)*</w:t>
+      </w:r>
+    </w:p>
+    <w:p>
+      <w:pPr>
+        <w:spacing w:after="160"/>
+        <w:ind w:left="360"/>
+        <w:shd w:val="clear" w:fill="FFF4E5"/>
+      </w:pPr>
+      <w:r>
+        <w:rPr>
+          <w:b w:val="0"/>
+          <w:color w:val="960000"/>
+          <w:sz w:val="20"/>
+        </w:rPr>
+        <w:t xml:space="preserve">🛑 </w:t>
+      </w:r>
+      <w:r>
+        <w:rPr>
+          <w:b/>
+          <w:color w:val="960000"/>
+          <w:sz w:val="20"/>
+        </w:rPr>
+        <w:t>Consecuencia, y es la frase que hay que llevarse: la ANTIGÜEDAD DE LA ÚLTIMA SINCRONIZACIÓN NO VIAJA EN NINGUNA TRAMA DEL POSTE 2.</w:t>
+      </w:r>
+      <w:r>
+        <w:rPr>
+          <w:b w:val="0"/>
+          <w:color w:val="960000"/>
+          <w:sz w:val="20"/>
+        </w:rPr>
+        <w:t xml:space="preserve"> No está en su </w:t>
+      </w:r>
+      <w:r>
+        <w:rPr>
+          <w:rFonts w:ascii="Consolas" w:hAnsi="Consolas"/>
+          <w:color w:val="960000"/>
+          <w:sz w:val="20"/>
+        </w:rPr>
+        <w:t>$STATUS</w:t>
+      </w:r>
+      <w:r>
+        <w:rPr>
+          <w:b w:val="0"/>
+          <w:color w:val="960000"/>
+          <w:sz w:val="20"/>
+        </w:rPr>
+        <w:t xml:space="preserve">, no está en el </w:t>
+      </w:r>
+      <w:r>
+        <w:rPr>
+          <w:rFonts w:ascii="Consolas" w:hAnsi="Consolas"/>
+          <w:color w:val="960000"/>
+          <w:sz w:val="20"/>
+        </w:rPr>
+        <w:t>ESC:</w:t>
+      </w:r>
+      <w:r>
+        <w:rPr>
+          <w:b w:val="0"/>
+          <w:color w:val="960000"/>
+          <w:sz w:val="20"/>
+        </w:rPr>
+        <w:t xml:space="preserve"> del Poste 1 y </w:t>
+      </w:r>
+      <w:r>
+        <w:rPr>
+          <w:b/>
+          <w:color w:val="960000"/>
+          <w:sz w:val="20"/>
+        </w:rPr>
+        <w:t>no hay comando para pedirla</w:t>
+      </w:r>
+      <w:r>
+        <w:rPr>
+          <w:b w:val="0"/>
+          <w:color w:val="960000"/>
+          <w:sz w:val="20"/>
+        </w:rPr>
+        <w:t xml:space="preserve">. Al retirarse el menú, </w:t>
+      </w:r>
+      <w:r>
+        <w:rPr>
+          <w:b/>
+          <w:color w:val="960000"/>
+          <w:sz w:val="20"/>
+        </w:rPr>
+        <w:t>el técnico que sube al Poste 2 se quedó sin ese dato y sin sustituto</w:t>
+      </w:r>
+      <w:r>
+        <w:rPr>
+          <w:b w:val="0"/>
+          <w:color w:val="960000"/>
+          <w:sz w:val="20"/>
+        </w:rPr>
+        <w:t xml:space="preserve">, y lo único que verá es el </w:t>
+      </w:r>
+      <w:r>
+        <w:rPr>
+          <w:b/>
+          <w:color w:val="960000"/>
+          <w:sz w:val="20"/>
+        </w:rPr>
+        <w:t>resultado</w:t>
+      </w:r>
+      <w:r>
+        <w:rPr>
+          <w:b w:val="0"/>
+          <w:color w:val="960000"/>
+          <w:sz w:val="20"/>
+        </w:rPr>
+        <w:t xml:space="preserve"> del plazo cuando ya se haya cumplido: el rótulo pasa a </w:t>
+      </w:r>
+      <w:r>
+        <w:rPr>
+          <w:rFonts w:ascii="Consolas" w:hAnsi="Consolas"/>
+          <w:color w:val="960000"/>
+          <w:sz w:val="20"/>
+        </w:rPr>
+        <w:t>DEGRADADO VENCIDO (48 h)</w:t>
+      </w:r>
+      <w:r>
+        <w:rPr>
+          <w:b w:val="0"/>
+          <w:color w:val="960000"/>
+          <w:sz w:val="20"/>
+        </w:rPr>
+        <w:t xml:space="preserve"> y la luz queda en ámbar. </w:t>
+      </w:r>
+      <w:r>
+        <w:rPr>
+          <w:b/>
+          <w:color w:val="960000"/>
+          <w:sz w:val="20"/>
+        </w:rPr>
+        <w:t>Es el hueco de `§5.6.7`, y `D-23` es su dueño.</w:t>
+      </w:r>
+    </w:p>
+    <w:p>
+      <w:pPr>
+        <w:spacing w:after="80"/>
+      </w:pPr>
+    </w:p>
+    <w:p>
+      <w:pPr>
+        <w:spacing w:before="200" w:after="120"/>
+      </w:pPr>
+      <w:r>
+        <w:rPr>
+          <w:b/>
+          <w:color w:val="003366"/>
+          <w:sz w:val="23"/>
+        </w:rPr>
+        <w:t xml:space="preserve">5.8.5 Lo que </w:t>
+      </w:r>
+      <w:r>
+        <w:rPr>
+          <w:b/>
+          <w:color w:val="003366"/>
+          <w:sz w:val="23"/>
+        </w:rPr>
+        <w:t>NO existe</w:t>
+      </w:r>
+      <w:r>
+        <w:rPr>
+          <w:b/>
+          <w:color w:val="003366"/>
+          <w:sz w:val="23"/>
+        </w:rPr>
+        <w:t xml:space="preserve"> en el Poste 2 y habría que construir</w:t>
+      </w:r>
+    </w:p>
+    <w:p>
+      <w:pPr>
+        <w:spacing w:after="120"/>
+      </w:pPr>
+      <w:r>
+        <w:rPr>
+          <w:b/>
+          <w:sz w:val="21"/>
+        </w:rPr>
+        <w:t>Separado del apartado anterior a propósito.</w:t>
+      </w:r>
+      <w:r>
+        <w:rPr>
+          <w:b w:val="0"/>
+          <w:sz w:val="21"/>
+        </w:rPr>
+        <w:t xml:space="preserve"> Arriba está lo que </w:t>
+      </w:r>
+      <w:r>
+        <w:rPr>
+          <w:b/>
+          <w:sz w:val="21"/>
+        </w:rPr>
+        <w:t>existe y no tiene salida</w:t>
+      </w:r>
+      <w:r>
+        <w:rPr>
+          <w:b w:val="0"/>
+          <w:sz w:val="21"/>
+        </w:rPr>
+        <w:t xml:space="preserve"> —lo</w:t>
+      </w:r>
+    </w:p>
+    <w:p>
+      <w:pPr>
+        <w:spacing w:after="120"/>
+      </w:pPr>
+      <w:r>
+        <w:rPr>
+          <w:b w:val="0"/>
+          <w:sz w:val="21"/>
+        </w:rPr>
+        <w:t xml:space="preserve">barato—; aquí lo que </w:t>
+      </w:r>
+      <w:r>
+        <w:rPr>
+          <w:b/>
+          <w:sz w:val="21"/>
+        </w:rPr>
+        <w:t>no existe</w:t>
+      </w:r>
+      <w:r>
+        <w:rPr>
+          <w:b w:val="0"/>
+          <w:sz w:val="21"/>
+        </w:rPr>
+        <w:t>, que es firmware nuevo.</w:t>
+      </w:r>
+    </w:p>
+    <w:tbl>
+      <w:tblPr>
+        <w:tblStyle w:val="TableGrid"/>
+        <w:tblW w:type="auto" w:w="0"/>
+        <w:tblLook w:firstColumn="1" w:firstRow="1" w:lastColumn="0" w:lastRow="0" w:noHBand="0" w:noVBand="1" w:val="04A0"/>
+      </w:tblPr>
+      <w:tblGrid>
+        <w:gridCol w:w="3120"/>
+        <w:gridCol w:w="3120"/>
+        <w:gridCol w:w="3120"/>
+      </w:tblGrid>
+      <w:tr>
+        <w:tc>
+          <w:tcPr>
+            <w:tcW w:type="dxa" w:w="3120"/>
+            <w:shd w:val="clear" w:fill="DCE6F1"/>
+          </w:tcPr>
+          <w:p>
+            <w:r/>
+            <w:r>
+              <w:rPr>
+                <w:b/>
+                <w:sz w:val="19"/>
+              </w:rPr>
+              <w:t>lo que la pantalla querría decir</w:t>
+            </w:r>
+          </w:p>
+        </w:tc>
+        <w:tc>
+          <w:tcPr>
+            <w:tcW w:type="dxa" w:w="3120"/>
+            <w:shd w:val="clear" w:fill="DCE6F1"/>
+          </w:tcPr>
+          <w:p>
+            <w:r/>
+            <w:r>
+              <w:rPr>
+                <w:b/>
+                <w:sz w:val="19"/>
+              </w:rPr>
+              <w:t>estado hoy, medido</w:t>
+            </w:r>
+          </w:p>
+        </w:tc>
+        <w:tc>
+          <w:tcPr>
+            <w:tcW w:type="dxa" w:w="3120"/>
+            <w:shd w:val="clear" w:fill="DCE6F1"/>
+          </w:tcPr>
+          <w:p>
+            <w:r/>
+            <w:r>
+              <w:rPr>
+                <w:b/>
+                <w:sz w:val="19"/>
+              </w:rPr>
+              <w:t>qué haría falta</w:t>
+            </w:r>
+          </w:p>
+        </w:tc>
+      </w:tr>
+      <w:tr>
+        <w:tc>
+          <w:tcPr>
+            <w:tcW w:type="dxa" w:w="3120"/>
+          </w:tcPr>
+          <w:p>
+            <w:r/>
+            <w:r>
+              <w:rPr>
+                <w:b w:val="0"/>
+                <w:sz w:val="19"/>
+              </w:rPr>
+              <w:t>*«este poste entró / salió del Degradado»*</w:t>
+            </w:r>
+          </w:p>
+        </w:tc>
+        <w:tc>
+          <w:tcPr>
+            <w:tcW w:type="dxa" w:w="3120"/>
+          </w:tcPr>
+          <w:p>
+            <w:r/>
+            <w:r>
+              <w:rPr>
+                <w:b w:val="0"/>
+                <w:sz w:val="19"/>
+              </w:rPr>
+              <w:t xml:space="preserve">🛑 </w:t>
+            </w:r>
+            <w:r>
+              <w:rPr>
+                <w:b/>
+                <w:sz w:val="19"/>
+              </w:rPr>
+              <w:t>el Esclavo no publica NADA propio sobre ese estado</w:t>
+            </w:r>
+            <w:r>
+              <w:rPr>
+                <w:b w:val="0"/>
+                <w:sz w:val="19"/>
+              </w:rPr>
+              <w:t xml:space="preserve">: </w:t>
+            </w:r>
+            <w:r>
+              <w:rPr>
+                <w:rFonts w:ascii="Consolas" w:hAnsi="Consolas"/>
+                <w:sz w:val="19"/>
+              </w:rPr>
+              <w:t>grep -c 'bluetooth_reportar' 01_Firmware/Esclavo/src/modo_degradado.cpp</w:t>
+            </w:r>
+            <w:r>
+              <w:rPr>
+                <w:b w:val="0"/>
+                <w:sz w:val="19"/>
+              </w:rPr>
+              <w:t xml:space="preserve"> → </w:t>
+            </w:r>
+            <w:r>
+              <w:rPr>
+                <w:b/>
+                <w:sz w:val="19"/>
+              </w:rPr>
+              <w:t>0</w:t>
+            </w:r>
+            <w:r>
+              <w:rPr>
+                <w:b w:val="0"/>
+                <w:sz w:val="19"/>
+              </w:rPr>
+              <w:t xml:space="preserve">. Sólo hay el </w:t>
+            </w:r>
+            <w:r>
+              <w:rPr>
+                <w:rFonts w:ascii="Consolas" w:hAnsi="Consolas"/>
+                <w:sz w:val="19"/>
+              </w:rPr>
+              <w:t>$ACK</w:t>
+            </w:r>
+            <w:r>
+              <w:rPr>
+                <w:b w:val="0"/>
+                <w:sz w:val="19"/>
+              </w:rPr>
+              <w:t xml:space="preserve"> de la orden y el campo </w:t>
+            </w:r>
+            <w:r>
+              <w:rPr>
+                <w:rFonts w:ascii="Consolas" w:hAnsi="Consolas"/>
+                <w:sz w:val="19"/>
+              </w:rPr>
+              <w:t>MODO:</w:t>
+            </w:r>
+          </w:p>
+        </w:tc>
+        <w:tc>
+          <w:tcPr>
+            <w:tcW w:type="dxa" w:w="3120"/>
+          </w:tcPr>
+          <w:p>
+            <w:r/>
+            <w:r>
+              <w:rPr>
+                <w:b w:val="0"/>
+                <w:sz w:val="19"/>
+              </w:rPr>
+              <w:t xml:space="preserve">un </w:t>
+            </w:r>
+            <w:r>
+              <w:rPr>
+                <w:rFonts w:ascii="Consolas" w:hAnsi="Consolas"/>
+                <w:sz w:val="19"/>
+              </w:rPr>
+              <w:t>$EVENT</w:t>
+            </w:r>
+            <w:r>
+              <w:rPr>
+                <w:b w:val="0"/>
+                <w:sz w:val="19"/>
+              </w:rPr>
+              <w:t xml:space="preserve"> desde </w:t>
+            </w:r>
+            <w:r>
+              <w:rPr>
+                <w:rFonts w:ascii="Consolas" w:hAnsi="Consolas"/>
+                <w:sz w:val="19"/>
+              </w:rPr>
+              <w:t>modo_degradado.cpp</w:t>
+            </w:r>
+          </w:p>
+        </w:tc>
+      </w:tr>
+      <w:tr>
+        <w:tc>
+          <w:tcPr>
+            <w:tcW w:type="dxa" w:w="3120"/>
+          </w:tcPr>
+          <w:p>
+            <w:r/>
+            <w:r>
+              <w:rPr>
+                <w:b w:val="0"/>
+                <w:sz w:val="19"/>
+              </w:rPr>
+              <w:t>*«el reloj de ESTE poste está sano»*</w:t>
+            </w:r>
+          </w:p>
+        </w:tc>
+        <w:tc>
+          <w:tcPr>
+            <w:tcW w:type="dxa" w:w="3120"/>
+          </w:tcPr>
+          <w:p>
+            <w:r/>
+            <w:r>
+              <w:rPr>
+                <w:b w:val="0"/>
+                <w:sz w:val="19"/>
+              </w:rPr>
+              <w:t xml:space="preserve">🛑 </w:t>
+            </w:r>
+            <w:r>
+              <w:rPr>
+                <w:b/>
+                <w:sz w:val="19"/>
+              </w:rPr>
+              <w:t>asimétrico y nadie lo había anotado: el Maestro declara `reloj_diagnostico()` y lo publica en un `$EVENT ORIGEN:RELOJ`; el `reloj.h` del Esclavo NO LO DECLARA.</w:t>
+            </w:r>
+            <w:r>
+              <w:rPr>
+                <w:b w:val="0"/>
+                <w:sz w:val="19"/>
+              </w:rPr>
+              <w:t xml:space="preserve"> </w:t>
+            </w:r>
+            <w:r>
+              <w:rPr>
+                <w:rFonts w:ascii="Consolas" w:hAnsi="Consolas"/>
+                <w:sz w:val="19"/>
+              </w:rPr>
+              <w:t>grep -c 'reloj_diagnostico' 01_Firmware/Esclavo/include/reloj.h</w:t>
+            </w:r>
+            <w:r>
+              <w:rPr>
+                <w:b w:val="0"/>
+                <w:sz w:val="19"/>
+              </w:rPr>
+              <w:t xml:space="preserve"> → </w:t>
+            </w:r>
+            <w:r>
+              <w:rPr>
+                <w:b/>
+                <w:sz w:val="19"/>
+              </w:rPr>
+              <w:t>0</w:t>
+            </w:r>
+          </w:p>
+        </w:tc>
+        <w:tc>
+          <w:tcPr>
+            <w:tcW w:type="dxa" w:w="3120"/>
+          </w:tcPr>
+          <w:p>
+            <w:r/>
+            <w:r>
+              <w:rPr>
+                <w:b w:val="0"/>
+                <w:sz w:val="19"/>
+              </w:rPr>
+              <w:t xml:space="preserve">portar el getter y su emisor a esta punta — es la pieza </w:t>
+            </w:r>
+            <w:r>
+              <w:rPr>
+                <w:b/>
+                <w:sz w:val="19"/>
+              </w:rPr>
+              <w:t>C</w:t>
+            </w:r>
+            <w:r>
+              <w:rPr>
+                <w:b w:val="0"/>
+                <w:sz w:val="19"/>
+              </w:rPr>
+              <w:t xml:space="preserve"> de </w:t>
+            </w:r>
+            <w:r>
+              <w:rPr>
+                <w:rFonts w:ascii="Consolas" w:hAnsi="Consolas"/>
+                <w:sz w:val="19"/>
+              </w:rPr>
+              <w:t>D-21</w:t>
+            </w:r>
+          </w:p>
+        </w:tc>
+      </w:tr>
+      <w:tr>
+        <w:tc>
+          <w:tcPr>
+            <w:tcW w:type="dxa" w:w="3120"/>
+          </w:tcPr>
+          <w:p>
+            <w:r/>
+            <w:r>
+              <w:rPr>
+                <w:b w:val="0"/>
+                <w:sz w:val="19"/>
+              </w:rPr>
+              <w:t xml:space="preserve">*«el </w:t>
+            </w:r>
+            <w:r>
+              <w:rPr>
+                <w:rFonts w:ascii="Consolas" w:hAnsi="Consolas"/>
+                <w:sz w:val="19"/>
+              </w:rPr>
+              <w:t>DS3231</w:t>
+            </w:r>
+            <w:r>
+              <w:rPr>
+                <w:b w:val="0"/>
+                <w:sz w:val="19"/>
+              </w:rPr>
+              <w:t xml:space="preserve"> de este poste tiene el </w:t>
+            </w:r>
+            <w:r>
+              <w:rPr>
+                <w:rFonts w:ascii="Consolas" w:hAnsi="Consolas"/>
+                <w:sz w:val="19"/>
+              </w:rPr>
+              <w:t>OSF</w:t>
+            </w:r>
+            <w:r>
+              <w:rPr>
+                <w:b w:val="0"/>
+                <w:sz w:val="19"/>
+              </w:rPr>
+              <w:t xml:space="preserve"> puesto»*</w:t>
+            </w:r>
+          </w:p>
+        </w:tc>
+        <w:tc>
+          <w:tcPr>
+            <w:tcW w:type="dxa" w:w="3120"/>
+          </w:tcPr>
+          <w:p>
+            <w:r/>
+            <w:r>
+              <w:rPr>
+                <w:b w:val="0"/>
+                <w:sz w:val="19"/>
+              </w:rPr>
+              <w:t xml:space="preserve">🟡 </w:t>
+            </w:r>
+            <w:r>
+              <w:rPr>
+                <w:b/>
+                <w:sz w:val="19"/>
+              </w:rPr>
+              <w:t>existe pero sólo bajo demanda</w:t>
+            </w:r>
+            <w:r>
+              <w:rPr>
+                <w:b w:val="0"/>
+                <w:sz w:val="19"/>
+              </w:rPr>
+              <w:t xml:space="preserve">: llega como </w:t>
+            </w:r>
+            <w:r>
+              <w:rPr>
+                <w:rFonts w:ascii="Consolas" w:hAnsi="Consolas"/>
+                <w:sz w:val="19"/>
+              </w:rPr>
+              <w:t>$ERR,CMD:LEER_RTC,DESC:OSCILADOR_PARADO_CAMBIE_PILA</w:t>
+            </w:r>
+            <w:r>
+              <w:rPr>
+                <w:b w:val="0"/>
+                <w:sz w:val="19"/>
+              </w:rPr>
+              <w:t xml:space="preserve">, y </w:t>
+            </w:r>
+            <w:r>
+              <w:rPr>
+                <w:b/>
+                <w:sz w:val="19"/>
+              </w:rPr>
+              <w:t>sólo si alguien pregunta</w:t>
+            </w:r>
+          </w:p>
+        </w:tc>
+        <w:tc>
+          <w:tcPr>
+            <w:tcW w:type="dxa" w:w="3120"/>
+          </w:tcPr>
+          <w:p>
+            <w:r/>
+            <w:r>
+              <w:rPr>
+                <w:b w:val="0"/>
+                <w:sz w:val="19"/>
+              </w:rPr>
+              <w:t>que el puente lo anuncie sin que se lo pidan, o que la pantalla pregunte al abrirse</w:t>
+            </w:r>
+          </w:p>
+        </w:tc>
+      </w:tr>
+      <w:tr>
+        <w:tc>
+          <w:tcPr>
+            <w:tcW w:type="dxa" w:w="3120"/>
+          </w:tcPr>
+          <w:p>
+            <w:r/>
+            <w:r>
+              <w:rPr>
+                <w:b w:val="0"/>
+                <w:sz w:val="19"/>
+              </w:rPr>
+              <w:t>*«cuánto le queda a las 48 h»*</w:t>
+            </w:r>
+          </w:p>
+        </w:tc>
+        <w:tc>
+          <w:tcPr>
+            <w:tcW w:type="dxa" w:w="3120"/>
+          </w:tcPr>
+          <w:p>
+            <w:r/>
+            <w:r>
+              <w:rPr>
+                <w:b w:val="0"/>
+                <w:sz w:val="19"/>
+              </w:rPr>
+              <w:t xml:space="preserve">🔴 el dato </w:t>
+            </w:r>
+            <w:r>
+              <w:rPr>
+                <w:b/>
+                <w:sz w:val="19"/>
+              </w:rPr>
+              <w:t>existe</w:t>
+            </w:r>
+            <w:r>
+              <w:rPr>
+                <w:b w:val="0"/>
+                <w:sz w:val="19"/>
+              </w:rPr>
+              <w:t xml:space="preserve"> (</w:t>
+            </w:r>
+            <w:r>
+              <w:rPr>
+                <w:rFonts w:ascii="Consolas" w:hAnsi="Consolas"/>
+                <w:sz w:val="19"/>
+              </w:rPr>
+              <w:t>5.8.4</w:t>
+            </w:r>
+            <w:r>
+              <w:rPr>
+                <w:b w:val="0"/>
+                <w:sz w:val="19"/>
+              </w:rPr>
+              <w:t xml:space="preserve">) y </w:t>
+            </w:r>
+            <w:r>
+              <w:rPr>
+                <w:b/>
+                <w:sz w:val="19"/>
+              </w:rPr>
+              <w:t>no tiene salida</w:t>
+            </w:r>
+          </w:p>
+        </w:tc>
+        <w:tc>
+          <w:tcPr>
+            <w:tcW w:type="dxa" w:w="3120"/>
+          </w:tcPr>
+          <w:p>
+            <w:r/>
+            <w:r>
+              <w:rPr>
+                <w:b w:val="0"/>
+                <w:sz w:val="19"/>
+              </w:rPr>
+              <w:t xml:space="preserve">una salida — ver </w:t>
+            </w:r>
+            <w:r>
+              <w:rPr>
+                <w:rFonts w:ascii="Consolas" w:hAnsi="Consolas"/>
+                <w:sz w:val="19"/>
+              </w:rPr>
+              <w:t>5.8.6</w:t>
+            </w:r>
+            <w:r>
+              <w:rPr>
+                <w:b w:val="0"/>
+                <w:sz w:val="19"/>
+              </w:rPr>
+              <w:t>, que es donde está el coste</w:t>
+            </w:r>
+          </w:p>
+        </w:tc>
+      </w:tr>
+      <w:tr>
+        <w:tc>
+          <w:tcPr>
+            <w:tcW w:type="dxa" w:w="3120"/>
+          </w:tcPr>
+          <w:p>
+            <w:r/>
+            <w:r>
+              <w:rPr>
+                <w:b w:val="0"/>
+                <w:sz w:val="19"/>
+              </w:rPr>
+              <w:t>*«qué está haciendo el otro poste»*</w:t>
+            </w:r>
+          </w:p>
+        </w:tc>
+        <w:tc>
+          <w:tcPr>
+            <w:tcW w:type="dxa" w:w="3120"/>
+          </w:tcPr>
+          <w:p>
+            <w:r/>
+            <w:r>
+              <w:rPr>
+                <w:b w:val="0"/>
+                <w:sz w:val="19"/>
+              </w:rPr>
+              <w:t xml:space="preserve">🛑 </w:t>
+            </w:r>
+            <w:r>
+              <w:rPr>
+                <w:b/>
+                <w:sz w:val="19"/>
+              </w:rPr>
+              <w:t>imposible desde aquí, y no es un defecto:</w:t>
+            </w:r>
+            <w:r>
+              <w:rPr>
+                <w:b w:val="0"/>
+                <w:sz w:val="19"/>
+              </w:rPr>
+              <w:t xml:space="preserve"> el Esclavo </w:t>
+            </w:r>
+            <w:r>
+              <w:rPr>
+                <w:b/>
+                <w:sz w:val="19"/>
+              </w:rPr>
+              <w:t>no tiene a quién preguntarle</w:t>
+            </w:r>
+            <w:r>
+              <w:rPr>
+                <w:b w:val="0"/>
+                <w:sz w:val="19"/>
+              </w:rPr>
+              <w:t xml:space="preserve"> por el Poste 1. Por eso </w:t>
+            </w:r>
+            <w:r>
+              <w:rPr>
+                <w:rFonts w:ascii="Consolas" w:hAnsi="Consolas"/>
+                <w:sz w:val="19"/>
+              </w:rPr>
+              <w:t>ESC:</w:t>
+            </w:r>
+            <w:r>
+              <w:rPr>
+                <w:b w:val="0"/>
+                <w:sz w:val="19"/>
+              </w:rPr>
+              <w:t xml:space="preserve"> lo emite sólo el Maestro</w:t>
+            </w:r>
+          </w:p>
+        </w:tc>
+        <w:tc>
+          <w:tcPr>
+            <w:tcW w:type="dxa" w:w="3120"/>
+          </w:tcPr>
+          <w:p>
+            <w:r/>
+            <w:r>
+              <w:rPr>
+                <w:b w:val="0"/>
+                <w:sz w:val="19"/>
+              </w:rPr>
+              <w:t xml:space="preserve">nada: </w:t>
+            </w:r>
+            <w:r>
+              <w:rPr>
+                <w:b/>
+                <w:sz w:val="19"/>
+              </w:rPr>
+              <w:t>la pantalla lo declara y no lo finge</w:t>
+            </w:r>
+          </w:p>
+        </w:tc>
+      </w:tr>
+    </w:tbl>
+    <w:p>
+      <w:pPr>
+        <w:spacing w:after="120"/>
+      </w:pPr>
+    </w:p>
+    <w:p>
+      <w:pPr>
+        <w:spacing w:after="160"/>
+        <w:ind w:left="360"/>
+        <w:shd w:val="clear" w:fill="FFF4E5"/>
+      </w:pPr>
+      <w:r>
+        <w:rPr>
+          <w:b w:val="0"/>
+          <w:color w:val="960000"/>
+          <w:sz w:val="20"/>
+        </w:rPr>
+        <w:t xml:space="preserve">🟢 </w:t>
+      </w:r>
+      <w:r>
+        <w:rPr>
+          <w:b/>
+          <w:color w:val="960000"/>
+          <w:sz w:val="20"/>
+        </w:rPr>
+        <w:t>Y una que ya está resuelta, para que nadie la vuelva a abrir:</w:t>
+      </w:r>
+      <w:r>
+        <w:rPr>
+          <w:b w:val="0"/>
+          <w:color w:val="960000"/>
+          <w:sz w:val="20"/>
+        </w:rPr>
+        <w:t xml:space="preserve"> *«¿en qué modo está el Poste 2?»* </w:t>
+      </w:r>
+      <w:r>
+        <w:rPr>
+          <w:b/>
+          <w:color w:val="960000"/>
+          <w:sz w:val="20"/>
+        </w:rPr>
+        <w:t>se contesta hoy</w:t>
+      </w:r>
+      <w:r>
+        <w:rPr>
+          <w:b w:val="0"/>
+          <w:color w:val="960000"/>
+          <w:sz w:val="20"/>
+        </w:rPr>
+        <w:t xml:space="preserve">, conectándose a él y leyendo su </w:t>
+      </w:r>
+      <w:r>
+        <w:rPr>
+          <w:rFonts w:ascii="Consolas" w:hAnsi="Consolas"/>
+          <w:color w:val="960000"/>
+          <w:sz w:val="20"/>
+        </w:rPr>
+        <w:t>MODO:</w:t>
+      </w:r>
+      <w:r>
+        <w:rPr>
+          <w:b w:val="0"/>
+          <w:color w:val="960000"/>
+          <w:sz w:val="20"/>
+        </w:rPr>
+        <w:t xml:space="preserve"> (</w:t>
+      </w:r>
+      <w:r>
+        <w:rPr>
+          <w:rFonts w:ascii="Consolas" w:hAnsi="Consolas"/>
+          <w:color w:val="960000"/>
+          <w:sz w:val="20"/>
+        </w:rPr>
+        <w:t>§1.ter.5</w:t>
+      </w:r>
+      <w:r>
+        <w:rPr>
+          <w:b w:val="0"/>
+          <w:color w:val="960000"/>
+          <w:sz w:val="20"/>
+        </w:rPr>
+        <w:t xml:space="preserve">). Lo que </w:t>
+      </w:r>
+      <w:r>
+        <w:rPr>
+          <w:b/>
+          <w:color w:val="960000"/>
+          <w:sz w:val="20"/>
+        </w:rPr>
+        <w:t>no</w:t>
+      </w:r>
+      <w:r>
+        <w:rPr>
+          <w:b w:val="0"/>
+          <w:color w:val="960000"/>
+          <w:sz w:val="20"/>
+        </w:rPr>
+        <w:t xml:space="preserve"> se puede es verlo desde el Poste 1 — eso es </w:t>
+      </w:r>
+      <w:r>
+        <w:rPr>
+          <w:rFonts w:ascii="Consolas" w:hAnsi="Consolas"/>
+          <w:color w:val="960000"/>
+          <w:sz w:val="20"/>
+        </w:rPr>
+        <w:t>§1.ter.3</w:t>
+      </w:r>
+      <w:r>
+        <w:rPr>
+          <w:b w:val="0"/>
+          <w:color w:val="960000"/>
+          <w:sz w:val="20"/>
+        </w:rPr>
+        <w:t>, y ahí está medido por qué.</w:t>
+      </w:r>
+    </w:p>
+    <w:p>
+      <w:pPr>
+        <w:spacing w:after="80"/>
+      </w:pPr>
+    </w:p>
+    <w:p>
+      <w:pPr>
+        <w:spacing w:before="200" w:after="120"/>
+      </w:pPr>
+      <w:r>
+        <w:rPr>
+          <w:b/>
+          <w:color w:val="003366"/>
+          <w:sz w:val="23"/>
+        </w:rPr>
+        <w:t xml:space="preserve">5.8.6 🔴 Lo que cuesta un campo nuevo — </w:t>
+      </w:r>
+      <w:r>
+        <w:rPr>
+          <w:b/>
+          <w:color w:val="003366"/>
+          <w:sz w:val="23"/>
+        </w:rPr>
+        <w:t>medido por BUFFER, no supuesto</w:t>
+      </w:r>
+    </w:p>
+    <w:p>
+      <w:pPr>
+        <w:spacing w:after="120"/>
+      </w:pPr>
+      <w:r>
+        <w:rPr>
+          <w:b w:val="0"/>
+          <w:sz w:val="21"/>
+        </w:rPr>
+        <w:t xml:space="preserve">**Antes de que nadie proponga *«pues que lo mande en el </w:t>
+      </w:r>
+      <w:r>
+        <w:rPr>
+          <w:rFonts w:ascii="Consolas" w:hAnsi="Consolas"/>
+          <w:sz w:val="21"/>
+        </w:rPr>
+        <w:t>$STATUS</w:t>
+      </w:r>
+      <w:r>
+        <w:rPr>
+          <w:b w:val="0"/>
+          <w:sz w:val="21"/>
+        </w:rPr>
+        <w:t>»*: no es gratis, y el número no</w:t>
+      </w:r>
+    </w:p>
+    <w:p>
+      <w:pPr>
+        <w:spacing w:after="120"/>
+      </w:pPr>
+      <w:r>
+        <w:rPr>
+          <w:b w:val="0"/>
+          <w:sz w:val="21"/>
+        </w:rPr>
+        <w:t>es el que parece.**</w:t>
+      </w:r>
+    </w:p>
+    <w:tbl>
+      <w:tblPr>
+        <w:tblStyle w:val="TableGrid"/>
+        <w:tblW w:type="auto" w:w="0"/>
+        <w:tblLook w:firstColumn="1" w:firstRow="1" w:lastColumn="0" w:lastRow="0" w:noHBand="0" w:noVBand="1" w:val="04A0"/>
+      </w:tblPr>
+      <w:tblGrid>
+        <w:gridCol w:w="2340"/>
+        <w:gridCol w:w="2340"/>
+        <w:gridCol w:w="2340"/>
+        <w:gridCol w:w="2340"/>
+      </w:tblGrid>
+      <w:tr>
+        <w:tc>
+          <w:tcPr>
+            <w:tcW w:type="dxa" w:w="2340"/>
+            <w:shd w:val="clear" w:fill="DCE6F1"/>
+          </w:tcPr>
+          <w:p>
+            <w:r/>
+            <w:r>
+              <w:rPr>
+                <w:b/>
+                <w:sz w:val="19"/>
+              </w:rPr>
+              <w:t>punta</w:t>
+            </w:r>
+          </w:p>
+        </w:tc>
+        <w:tc>
+          <w:tcPr>
+            <w:tcW w:type="dxa" w:w="2340"/>
+            <w:shd w:val="clear" w:fill="DCE6F1"/>
+          </w:tcPr>
+          <w:p>
+            <w:r/>
+            <w:r>
+              <w:rPr>
+                <w:b/>
+                <w:sz w:val="19"/>
+              </w:rPr>
+              <w:t xml:space="preserve">peor caso del </w:t>
+            </w:r>
+            <w:r>
+              <w:rPr>
+                <w:rFonts w:ascii="Consolas" w:hAnsi="Consolas"/>
+                <w:sz w:val="19"/>
+              </w:rPr>
+              <w:t>$STATUS</w:t>
+            </w:r>
+            <w:r>
+              <w:rPr>
+                <w:b/>
+                <w:sz w:val="19"/>
+              </w:rPr>
+              <w:t xml:space="preserve"> </w:t>
+            </w:r>
+            <w:r>
+              <w:rPr>
+                <w:b/>
+                <w:sz w:val="19"/>
+              </w:rPr>
+              <w:t>por buffer</w:t>
+            </w:r>
+          </w:p>
+        </w:tc>
+        <w:tc>
+          <w:tcPr>
+            <w:tcW w:type="dxa" w:w="2340"/>
+            <w:shd w:val="clear" w:fill="DCE6F1"/>
+          </w:tcPr>
+          <w:p>
+            <w:r/>
+            <w:r>
+              <w:rPr>
+                <w:b/>
+                <w:sz w:val="19"/>
+              </w:rPr>
+              <w:t>techo</w:t>
+            </w:r>
+          </w:p>
+        </w:tc>
+        <w:tc>
+          <w:tcPr>
+            <w:tcW w:type="dxa" w:w="2340"/>
+            <w:shd w:val="clear" w:fill="DCE6F1"/>
+          </w:tcPr>
+          <w:p>
+            <w:r/>
+            <w:r>
+              <w:rPr>
+                <w:b/>
+                <w:sz w:val="19"/>
+              </w:rPr>
+              <w:t>libre</w:t>
+            </w:r>
+          </w:p>
+        </w:tc>
+      </w:tr>
+      <w:tr>
+        <w:tc>
+          <w:tcPr>
+            <w:tcW w:type="dxa" w:w="2340"/>
+          </w:tcPr>
+          <w:p>
+            <w:r/>
+            <w:r>
+              <w:rPr>
+                <w:b/>
+                <w:sz w:val="19"/>
+              </w:rPr>
+              <w:t>Maestro</w:t>
+            </w:r>
+          </w:p>
+        </w:tc>
+        <w:tc>
+          <w:tcPr>
+            <w:tcW w:type="dxa" w:w="2340"/>
+          </w:tcPr>
+          <w:p>
+            <w:r/>
+            <w:r>
+              <w:rPr>
+                <w:b/>
+                <w:sz w:val="19"/>
+              </w:rPr>
+              <w:t>151</w:t>
+            </w:r>
+            <w:r>
+              <w:rPr>
+                <w:b w:val="0"/>
+                <w:sz w:val="19"/>
+              </w:rPr>
+              <w:t xml:space="preserve"> caracteres</w:t>
+            </w:r>
+          </w:p>
+        </w:tc>
+        <w:tc>
+          <w:tcPr>
+            <w:tcW w:type="dxa" w:w="2340"/>
+          </w:tcPr>
+          <w:p>
+            <w:r/>
+            <w:r>
+              <w:rPr>
+                <w:rFonts w:ascii="Consolas" w:hAnsi="Consolas"/>
+                <w:sz w:val="19"/>
+              </w:rPr>
+              <w:t>payload[155]</w:t>
+            </w:r>
+            <w:r>
+              <w:rPr>
+                <w:b w:val="0"/>
+                <w:sz w:val="19"/>
+              </w:rPr>
+              <w:t xml:space="preserve">, impuesto por </w:t>
+            </w:r>
+            <w:r>
+              <w:rPr>
+                <w:rFonts w:ascii="Consolas" w:hAnsi="Consolas"/>
+                <w:sz w:val="19"/>
+              </w:rPr>
+              <w:t>tramaCompleta[160]</w:t>
+            </w:r>
+          </w:p>
+        </w:tc>
+        <w:tc>
+          <w:tcPr>
+            <w:tcW w:type="dxa" w:w="2340"/>
+          </w:tcPr>
+          <w:p>
+            <w:r/>
+            <w:r>
+              <w:rPr>
+                <w:b w:val="0"/>
+                <w:sz w:val="19"/>
+              </w:rPr>
+              <w:t xml:space="preserve">🔴 </w:t>
+            </w:r>
+            <w:r>
+              <w:rPr>
+                <w:b/>
+                <w:sz w:val="19"/>
+              </w:rPr>
+              <w:t>3</w:t>
+            </w:r>
+          </w:p>
+        </w:tc>
+      </w:tr>
+      <w:tr>
+        <w:tc>
+          <w:tcPr>
+            <w:tcW w:type="dxa" w:w="2340"/>
+          </w:tcPr>
+          <w:p>
+            <w:r/>
+            <w:r>
+              <w:rPr>
+                <w:b/>
+                <w:sz w:val="19"/>
+              </w:rPr>
+              <w:t>Esclavo</w:t>
+            </w:r>
+          </w:p>
+        </w:tc>
+        <w:tc>
+          <w:tcPr>
+            <w:tcW w:type="dxa" w:w="2340"/>
+          </w:tcPr>
+          <w:p>
+            <w:r/>
+            <w:r>
+              <w:rPr>
+                <w:b/>
+                <w:sz w:val="19"/>
+              </w:rPr>
+              <w:t>133</w:t>
+            </w:r>
+            <w:r>
+              <w:rPr>
+                <w:b w:val="0"/>
+                <w:sz w:val="19"/>
+              </w:rPr>
+              <w:t xml:space="preserve"> caracteres *(84 de plantilla + 49 de campos)*</w:t>
+            </w:r>
+          </w:p>
+        </w:tc>
+        <w:tc>
+          <w:tcPr>
+            <w:tcW w:type="dxa" w:w="2340"/>
+          </w:tcPr>
+          <w:p>
+            <w:r/>
+            <w:r>
+              <w:rPr>
+                <w:b w:val="0"/>
+                <w:sz w:val="19"/>
+              </w:rPr>
+              <w:t xml:space="preserve">el mismo </w:t>
+            </w:r>
+            <w:r>
+              <w:rPr>
+                <w:rFonts w:ascii="Consolas" w:hAnsi="Consolas"/>
+                <w:sz w:val="19"/>
+              </w:rPr>
+              <w:t>payload[155]</w:t>
+            </w:r>
+          </w:p>
+        </w:tc>
+        <w:tc>
+          <w:tcPr>
+            <w:tcW w:type="dxa" w:w="2340"/>
+          </w:tcPr>
+          <w:p>
+            <w:r/>
+            <w:r>
+              <w:rPr>
+                <w:b w:val="0"/>
+                <w:sz w:val="19"/>
+              </w:rPr>
+              <w:t xml:space="preserve">🟡 </w:t>
+            </w:r>
+            <w:r>
+              <w:rPr>
+                <w:b/>
+                <w:sz w:val="19"/>
+              </w:rPr>
+              <w:t>22</w:t>
+            </w:r>
+          </w:p>
+        </w:tc>
+      </w:tr>
+    </w:tbl>
+    <w:p>
+      <w:pPr>
+        <w:spacing w:after="120"/>
+      </w:pPr>
+    </w:p>
+    <w:p>
+      <w:pPr>
+        <w:spacing w:after="120"/>
+      </w:pPr>
+      <w:r>
+        <w:rPr>
+          <w:b w:val="0"/>
+          <w:sz w:val="21"/>
+        </w:rPr>
+        <w:t xml:space="preserve">*(Recalculado el 07/09 acotando </w:t>
+      </w:r>
+      <w:r>
+        <w:rPr>
+          <w:b/>
+          <w:sz w:val="21"/>
+        </w:rPr>
+        <w:t>cada campo por SU BUFFER</w:t>
+      </w:r>
+      <w:r>
+        <w:rPr>
+          <w:b w:val="0"/>
+          <w:sz w:val="21"/>
+        </w:rPr>
+        <w:t xml:space="preserve"> —lo único que </w:t>
+      </w:r>
+      <w:r>
+        <w:rPr>
+          <w:rFonts w:ascii="Consolas" w:hAnsi="Consolas"/>
+          <w:sz w:val="21"/>
+        </w:rPr>
+        <w:t>snprintf</w:t>
+      </w:r>
+      <w:r>
+        <w:rPr>
+          <w:b w:val="0"/>
+          <w:sz w:val="21"/>
+        </w:rPr>
+        <w:t xml:space="preserve"> garantiza sin</w:t>
+      </w:r>
+    </w:p>
+    <w:p>
+      <w:pPr>
+        <w:spacing w:after="120"/>
+      </w:pPr>
+      <w:r>
+        <w:rPr>
+          <w:b w:val="0"/>
+          <w:sz w:val="21"/>
+        </w:rPr>
+        <w:t xml:space="preserve">modelar tipos, </w:t>
+      </w:r>
+      <w:r>
+        <w:rPr>
+          <w:rFonts w:ascii="Consolas" w:hAnsi="Consolas"/>
+          <w:sz w:val="21"/>
+        </w:rPr>
+        <w:t>CLAUDE.md</w:t>
+      </w:r>
+      <w:r>
+        <w:rPr>
+          <w:b w:val="0"/>
+          <w:sz w:val="21"/>
+        </w:rPr>
+        <w:t xml:space="preserve"> §7.bis—, y coincide con la cuenta que el propio fuente deja escrita en</w:t>
+      </w:r>
+    </w:p>
+    <w:p>
+      <w:pPr>
+        <w:spacing w:after="120"/>
+      </w:pPr>
+      <w:r>
+        <w:rPr>
+          <w:b w:val="0"/>
+          <w:sz w:val="21"/>
+        </w:rPr>
+        <w:t xml:space="preserve">las dos puntas. </w:t>
+      </w:r>
+      <w:r>
+        <w:rPr>
+          <w:rFonts w:ascii="Consolas" w:hAnsi="Consolas"/>
+          <w:sz w:val="21"/>
+        </w:rPr>
+        <w:t>155</w:t>
+      </w:r>
+      <w:r>
+        <w:rPr>
+          <w:b w:val="0"/>
+          <w:sz w:val="21"/>
+        </w:rPr>
+        <w:t xml:space="preserve"> no es holgura elegida: es el máximo que </w:t>
+      </w:r>
+      <w:r>
+        <w:rPr>
+          <w:rFonts w:ascii="Consolas" w:hAnsi="Consolas"/>
+          <w:sz w:val="21"/>
+        </w:rPr>
+        <w:t>tramaCompleta[160]</w:t>
+      </w:r>
+      <w:r>
+        <w:rPr>
+          <w:b w:val="0"/>
+          <w:sz w:val="21"/>
+        </w:rPr>
+        <w:t xml:space="preserve"> admite una vez</w:t>
+      </w:r>
+    </w:p>
+    <w:p>
+      <w:pPr>
+        <w:spacing w:after="120"/>
+      </w:pPr>
+      <w:r>
+        <w:rPr>
+          <w:b w:val="0"/>
+          <w:sz w:val="21"/>
+        </w:rPr>
+        <w:t xml:space="preserve">descontado el cierre </w:t>
+      </w:r>
+      <w:r>
+        <w:rPr>
+          <w:rFonts w:ascii="Consolas" w:hAnsi="Consolas"/>
+          <w:sz w:val="21"/>
+        </w:rPr>
+        <w:t>*XX</w:t>
+      </w:r>
+      <w:r>
+        <w:rPr>
+          <w:b w:val="0"/>
+          <w:sz w:val="21"/>
+        </w:rPr>
+        <w:t xml:space="preserve"> con su </w:t>
+      </w:r>
+      <w:r>
+        <w:rPr>
+          <w:rFonts w:ascii="Consolas" w:hAnsi="Consolas"/>
+          <w:sz w:val="21"/>
+        </w:rPr>
+        <w:t>CR</w:t>
+      </w:r>
+      <w:r>
+        <w:rPr>
+          <w:b w:val="0"/>
+          <w:sz w:val="21"/>
+        </w:rPr>
+        <w:t xml:space="preserve"> y su </w:t>
+      </w:r>
+      <w:r>
+        <w:rPr>
+          <w:rFonts w:ascii="Consolas" w:hAnsi="Consolas"/>
+          <w:sz w:val="21"/>
+        </w:rPr>
+        <w:t>LF</w:t>
+      </w:r>
+      <w:r>
+        <w:rPr>
+          <w:b w:val="0"/>
+          <w:sz w:val="21"/>
+        </w:rPr>
+        <w:t>.)*</w:t>
+      </w:r>
+    </w:p>
+    <w:p>
+      <w:pPr>
+        <w:spacing w:after="160"/>
+        <w:ind w:left="360"/>
+        <w:shd w:val="clear" w:fill="FFF4E5"/>
+      </w:pPr>
+      <w:r>
+        <w:rPr>
+          <w:b w:val="0"/>
+          <w:color w:val="960000"/>
+          <w:sz w:val="20"/>
+        </w:rPr>
+        <w:t xml:space="preserve">🔴 </w:t>
+      </w:r>
+      <w:r>
+        <w:rPr>
+          <w:b/>
+          <w:color w:val="960000"/>
+          <w:sz w:val="20"/>
+        </w:rPr>
+        <w:t>Y los 22 del Esclavo NO son 22 de margen utilizable, porque hay una regla que ata las dos puntas — y es la parte que hay que leer antes de diseñar nada.</w:t>
+      </w:r>
+      <w:r>
+        <w:rPr>
+          <w:b w:val="0"/>
+          <w:color w:val="960000"/>
+          <w:sz w:val="20"/>
+        </w:rPr>
+        <w:t xml:space="preserve"> El pack </w:t>
+      </w:r>
+      <w:r>
+        <w:rPr>
+          <w:rFonts w:ascii="Consolas" w:hAnsi="Consolas"/>
+          <w:color w:val="960000"/>
+          <w:sz w:val="20"/>
+        </w:rPr>
+        <w:t>documentos_03_trama_status</w:t>
+      </w:r>
+      <w:r>
+        <w:rPr>
+          <w:b w:val="0"/>
+          <w:color w:val="960000"/>
+          <w:sz w:val="20"/>
+        </w:rPr>
+        <w:t xml:space="preserve"> exige que </w:t>
+      </w:r>
+      <w:r>
+        <w:rPr>
+          <w:b/>
+          <w:color w:val="960000"/>
+          <w:sz w:val="20"/>
+        </w:rPr>
+        <w:t>el Esclavo no emita ningún campo que el Maestro no emita</w:t>
+      </w:r>
+      <w:r>
+        <w:rPr>
+          <w:b w:val="0"/>
+          <w:color w:val="960000"/>
+          <w:sz w:val="20"/>
+        </w:rPr>
+        <w:t xml:space="preserve">. No es simetría de oficio: *«un campo de más en el Maestro es información que el otro poste no tiene, y la app lo puede ocultar; un campo de más en el ESCLAVO es un contrato que sólo existe en un poste, que es el caso que nadie recordaría mantener»*. </w:t>
+      </w:r>
+      <w:r>
+        <w:rPr>
+          <w:b/>
+          <w:color w:val="960000"/>
+          <w:sz w:val="20"/>
+        </w:rPr>
+        <w:t>Consecuencia: un campo nuevo en el `$STATUS` del Poste 2 obliga a ponerlo también en el del Poste 1 — y allí quedan 3 caracteres.</w:t>
+      </w:r>
+      <w:r>
+        <w:rPr>
+          <w:b w:val="0"/>
+          <w:color w:val="960000"/>
+          <w:sz w:val="20"/>
+        </w:rPr>
+        <w:t xml:space="preserve"> El presupuesto que decide </w:t>
+      </w:r>
+      <w:r>
+        <w:rPr>
+          <w:b/>
+          <w:color w:val="960000"/>
+          <w:sz w:val="20"/>
+        </w:rPr>
+        <w:t>no es el del Esclavo: es el del Maestro.</w:t>
+      </w:r>
+      <w:r>
+        <w:rPr>
+          <w:b w:val="0"/>
+          <w:color w:val="960000"/>
+          <w:sz w:val="20"/>
+        </w:rPr>
+        <w:t xml:space="preserve"> Y arrastra además el </w:t>
+      </w:r>
+      <w:r>
+        <w:rPr>
+          <w:b/>
+          <w:color w:val="960000"/>
+          <w:sz w:val="20"/>
+        </w:rPr>
+        <w:t>Manual 10</w:t>
+      </w:r>
+      <w:r>
+        <w:rPr>
+          <w:b w:val="0"/>
+          <w:color w:val="960000"/>
+          <w:sz w:val="20"/>
+        </w:rPr>
+        <w:t xml:space="preserve"> y el </w:t>
+      </w:r>
+      <w:r>
+        <w:rPr>
+          <w:b/>
+          <w:color w:val="960000"/>
+          <w:sz w:val="20"/>
+        </w:rPr>
+        <w:t>parser de `app.js`</w:t>
+      </w:r>
+      <w:r>
+        <w:rPr>
+          <w:b w:val="0"/>
+          <w:color w:val="960000"/>
+          <w:sz w:val="20"/>
+        </w:rPr>
+        <w:t>, que el mismo pack obliga a mantener idénticos.</w:t>
+      </w:r>
+    </w:p>
+    <w:p>
+      <w:pPr>
+        <w:spacing w:after="120"/>
+      </w:pPr>
+      <w:r>
+        <w:rPr>
+          <w:b/>
+          <w:sz w:val="21"/>
+        </w:rPr>
+        <w:t>Las tres vías, con lo que cuesta cada una. No se elige aquí:</w:t>
+      </w:r>
+    </w:p>
+    <w:tbl>
+      <w:tblPr>
+        <w:tblStyle w:val="TableGrid"/>
+        <w:tblW w:type="auto" w:w="0"/>
+        <w:tblLook w:firstColumn="1" w:firstRow="1" w:lastColumn="0" w:lastRow="0" w:noHBand="0" w:noVBand="1" w:val="04A0"/>
+      </w:tblPr>
+      <w:tblGrid>
+        <w:gridCol w:w="3120"/>
+        <w:gridCol w:w="3120"/>
+        <w:gridCol w:w="3120"/>
+      </w:tblGrid>
+      <w:tr>
+        <w:tc>
+          <w:tcPr>
+            <w:tcW w:type="dxa" w:w="3120"/>
+            <w:shd w:val="clear" w:fill="DCE6F1"/>
+          </w:tcPr>
+          <w:p>
+            <w:r/>
+            <w:r>
+              <w:rPr>
+                <w:b/>
+                <w:sz w:val="19"/>
+              </w:rPr>
+              <w:t>vía</w:t>
+            </w:r>
+          </w:p>
+        </w:tc>
+        <w:tc>
+          <w:tcPr>
+            <w:tcW w:type="dxa" w:w="3120"/>
+            <w:shd w:val="clear" w:fill="DCE6F1"/>
+          </w:tcPr>
+          <w:p>
+            <w:r/>
+            <w:r>
+              <w:rPr>
+                <w:b/>
+                <w:sz w:val="19"/>
+              </w:rPr>
+              <w:t>qué cuesta</w:t>
+            </w:r>
+          </w:p>
+        </w:tc>
+        <w:tc>
+          <w:tcPr>
+            <w:tcW w:type="dxa" w:w="3120"/>
+            <w:shd w:val="clear" w:fill="DCE6F1"/>
+          </w:tcPr>
+          <w:p>
+            <w:r/>
+            <w:r>
+              <w:rPr>
+                <w:b/>
+                <w:sz w:val="19"/>
+              </w:rPr>
+              <w:t>qué se gana</w:t>
+            </w:r>
+          </w:p>
+        </w:tc>
+      </w:tr>
+      <w:tr>
+        <w:tc>
+          <w:tcPr>
+            <w:tcW w:type="dxa" w:w="3120"/>
+          </w:tcPr>
+          <w:p>
+            <w:r/>
+            <w:r>
+              <w:rPr>
+                <w:b/>
+                <w:sz w:val="19"/>
+              </w:rPr>
+              <w:t>campo nuevo en el `$STATUS`</w:t>
+            </w:r>
+          </w:p>
+        </w:tc>
+        <w:tc>
+          <w:tcPr>
+            <w:tcW w:type="dxa" w:w="3120"/>
+          </w:tcPr>
+          <w:p>
+            <w:r/>
+            <w:r>
+              <w:rPr>
+                <w:b w:val="0"/>
+                <w:sz w:val="19"/>
+              </w:rPr>
+              <w:t xml:space="preserve">🔴 las </w:t>
+            </w:r>
+            <w:r>
+              <w:rPr>
+                <w:b/>
+                <w:sz w:val="19"/>
+              </w:rPr>
+              <w:t>dos</w:t>
+            </w:r>
+            <w:r>
+              <w:rPr>
+                <w:b w:val="0"/>
+                <w:sz w:val="19"/>
+              </w:rPr>
+              <w:t xml:space="preserve"> puntas + Manual 10 + parser. </w:t>
+            </w:r>
+            <w:r>
+              <w:rPr>
+                <w:b/>
+                <w:sz w:val="19"/>
+              </w:rPr>
+              <w:t>Tope: 3 caracteres en el Maestro</w:t>
+            </w:r>
+          </w:p>
+        </w:tc>
+        <w:tc>
+          <w:tcPr>
+            <w:tcW w:type="dxa" w:w="3120"/>
+          </w:tcPr>
+          <w:p>
+            <w:r/>
+            <w:r>
+              <w:rPr>
+                <w:b w:val="0"/>
+                <w:sz w:val="19"/>
+              </w:rPr>
+              <w:t xml:space="preserve">el dato </w:t>
+            </w:r>
+            <w:r>
+              <w:rPr>
+                <w:b/>
+                <w:sz w:val="19"/>
+              </w:rPr>
+              <w:t>periódico</w:t>
+            </w:r>
+            <w:r>
+              <w:rPr>
+                <w:b w:val="0"/>
+                <w:sz w:val="19"/>
+              </w:rPr>
+              <w:t>, sin pedirlo</w:t>
+            </w:r>
+          </w:p>
+        </w:tc>
+      </w:tr>
+      <w:tr>
+        <w:tc>
+          <w:tcPr>
+            <w:tcW w:type="dxa" w:w="3120"/>
+          </w:tcPr>
+          <w:p>
+            <w:r/>
+            <w:r>
+              <w:rPr>
+                <w:b/>
+                <w:sz w:val="19"/>
+              </w:rPr>
+              <w:t>un `$EVENT` nuevo</w:t>
+            </w:r>
+          </w:p>
+        </w:tc>
+        <w:tc>
+          <w:tcPr>
+            <w:tcW w:type="dxa" w:w="3120"/>
+          </w:tcPr>
+          <w:p>
+            <w:r/>
+            <w:r>
+              <w:rPr>
+                <w:b w:val="0"/>
+                <w:sz w:val="19"/>
+              </w:rPr>
+              <w:t xml:space="preserve">una punta. </w:t>
+            </w:r>
+            <w:r>
+              <w:rPr>
+                <w:rFonts w:ascii="Consolas" w:hAnsi="Consolas"/>
+                <w:sz w:val="19"/>
+              </w:rPr>
+              <w:t>payload[112]</w:t>
+            </w:r>
+            <w:r>
+              <w:rPr>
+                <w:b w:val="0"/>
+                <w:sz w:val="19"/>
+              </w:rPr>
+              <w:t xml:space="preserve"> con una plantilla fija de 42 caracteres: </w:t>
+            </w:r>
+            <w:r>
+              <w:rPr>
+                <w:b/>
+                <w:sz w:val="19"/>
+              </w:rPr>
+              <w:t>cabe con holgura</w:t>
+            </w:r>
+          </w:p>
+        </w:tc>
+        <w:tc>
+          <w:tcPr>
+            <w:tcW w:type="dxa" w:w="3120"/>
+          </w:tcPr>
+          <w:p>
+            <w:r/>
+            <w:r>
+              <w:rPr>
+                <w:b w:val="0"/>
+                <w:sz w:val="19"/>
+              </w:rPr>
+              <w:t xml:space="preserve">el dato </w:t>
+            </w:r>
+            <w:r>
+              <w:rPr>
+                <w:b/>
+                <w:sz w:val="19"/>
+              </w:rPr>
+              <w:t>cuando cambia</w:t>
+            </w:r>
+            <w:r>
+              <w:rPr>
+                <w:b w:val="0"/>
+                <w:sz w:val="19"/>
+              </w:rPr>
+              <w:t>, y queda en el Diario de Órdenes (</w:t>
+            </w:r>
+            <w:r>
+              <w:rPr>
+                <w:rFonts w:ascii="Consolas" w:hAnsi="Consolas"/>
+                <w:sz w:val="19"/>
+              </w:rPr>
+              <w:t>§5.4.2.bis</w:t>
+            </w:r>
+            <w:r>
+              <w:rPr>
+                <w:b w:val="0"/>
+                <w:sz w:val="19"/>
+              </w:rPr>
+              <w:t>)</w:t>
+            </w:r>
+          </w:p>
+        </w:tc>
+      </w:tr>
+      <w:tr>
+        <w:tc>
+          <w:tcPr>
+            <w:tcW w:type="dxa" w:w="3120"/>
+          </w:tcPr>
+          <w:p>
+            <w:r/>
+            <w:r>
+              <w:rPr>
+                <w:b/>
+                <w:sz w:val="19"/>
+              </w:rPr>
+              <w:t>un comando nuevo con su `$ACK`</w:t>
+            </w:r>
+            <w:r>
+              <w:rPr>
+                <w:b w:val="0"/>
+                <w:sz w:val="19"/>
+              </w:rPr>
+              <w:t xml:space="preserve"> — el molde es </w:t>
+            </w:r>
+            <w:r>
+              <w:rPr>
+                <w:rFonts w:ascii="Consolas" w:hAnsi="Consolas"/>
+                <w:sz w:val="19"/>
+              </w:rPr>
+              <w:t>CMD:LEER_RTC</w:t>
+            </w:r>
+            <w:r>
+              <w:rPr>
+                <w:b w:val="0"/>
+                <w:sz w:val="19"/>
+              </w:rPr>
+              <w:t xml:space="preserve"> (</w:t>
+            </w:r>
+            <w:r>
+              <w:rPr>
+                <w:rFonts w:ascii="Consolas" w:hAnsi="Consolas"/>
+                <w:sz w:val="19"/>
+              </w:rPr>
+              <w:t>D-17</w:t>
+            </w:r>
+            <w:r>
+              <w:rPr>
+                <w:b w:val="0"/>
+                <w:sz w:val="19"/>
+              </w:rPr>
+              <w:t>)</w:t>
+            </w:r>
+          </w:p>
+        </w:tc>
+        <w:tc>
+          <w:tcPr>
+            <w:tcW w:type="dxa" w:w="3120"/>
+          </w:tcPr>
+          <w:p>
+            <w:r/>
+            <w:r>
+              <w:rPr>
+                <w:b w:val="0"/>
+                <w:sz w:val="19"/>
+              </w:rPr>
+              <w:t xml:space="preserve">una punta, y </w:t>
+            </w:r>
+            <w:r>
+              <w:rPr>
+                <w:b/>
+                <w:sz w:val="19"/>
+              </w:rPr>
+              <w:t>no gasta ni un byte del segundo periódico</w:t>
+            </w:r>
+          </w:p>
+        </w:tc>
+        <w:tc>
+          <w:tcPr>
+            <w:tcW w:type="dxa" w:w="3120"/>
+          </w:tcPr>
+          <w:p>
+            <w:r/>
+            <w:r>
+              <w:rPr>
+                <w:b w:val="0"/>
+                <w:sz w:val="19"/>
+              </w:rPr>
+              <w:t xml:space="preserve">el dato </w:t>
+            </w:r>
+            <w:r>
+              <w:rPr>
+                <w:b/>
+                <w:sz w:val="19"/>
+              </w:rPr>
+              <w:t>cuando el técnico lo pide</w:t>
+            </w:r>
+            <w:r>
+              <w:rPr>
+                <w:b w:val="0"/>
+                <w:sz w:val="19"/>
+              </w:rPr>
+              <w:t xml:space="preserve">, que es exactamente el caso de uso de </w:t>
+            </w:r>
+            <w:r>
+              <w:rPr>
+                <w:rFonts w:ascii="Consolas" w:hAnsi="Consolas"/>
+                <w:sz w:val="19"/>
+              </w:rPr>
+              <w:t>D-23</w:t>
+            </w:r>
+            <w:r>
+              <w:rPr>
+                <w:b w:val="0"/>
+                <w:sz w:val="19"/>
+              </w:rPr>
+              <w:t xml:space="preserve">: alguien </w:t>
+            </w:r>
+            <w:r>
+              <w:rPr>
+                <w:b/>
+                <w:sz w:val="19"/>
+              </w:rPr>
+              <w:t>está</w:t>
+            </w:r>
+            <w:r>
+              <w:rPr>
+                <w:b w:val="0"/>
+                <w:sz w:val="19"/>
+              </w:rPr>
+              <w:t xml:space="preserve"> delante del poste</w:t>
+            </w:r>
+          </w:p>
+        </w:tc>
+      </w:tr>
+    </w:tbl>
+    <w:p>
+      <w:pPr>
+        <w:spacing w:after="120"/>
+      </w:pPr>
+    </w:p>
+    <w:p>
+      <w:pPr>
+        <w:spacing w:after="160"/>
+        <w:ind w:left="360"/>
+        <w:shd w:val="clear" w:fill="FFF4E5"/>
+      </w:pPr>
+      <w:r>
+        <w:rPr>
+          <w:b w:val="0"/>
+          <w:color w:val="960000"/>
+          <w:sz w:val="20"/>
+        </w:rPr>
+        <w:t xml:space="preserve">⚠️ </w:t>
+      </w:r>
+      <w:r>
+        <w:rPr>
+          <w:b/>
+          <w:color w:val="960000"/>
+          <w:sz w:val="20"/>
+        </w:rPr>
+        <w:t>`SIN VERIFICAR`, y se dice en vez de decidirse: cuál de las tres vías se usa NO lo decide este manual.</w:t>
+      </w:r>
+      <w:r>
+        <w:rPr>
+          <w:b w:val="0"/>
+          <w:color w:val="960000"/>
+          <w:sz w:val="20"/>
+        </w:rPr>
+        <w:t xml:space="preserve"> Las tres están medidas; elegir es una decisión del responsable, y </w:t>
+      </w:r>
+      <w:r>
+        <w:rPr>
+          <w:b/>
+          <w:color w:val="960000"/>
+          <w:sz w:val="20"/>
+        </w:rPr>
+        <w:t>una decisión tomada sobre un informe incompleto hereda el error y además lo blinda</w:t>
+      </w:r>
+      <w:r>
+        <w:rPr>
+          <w:b w:val="0"/>
+          <w:color w:val="960000"/>
+          <w:sz w:val="20"/>
+        </w:rPr>
+        <w:t xml:space="preserve"> (</w:t>
+      </w:r>
+      <w:r>
+        <w:rPr>
+          <w:rFonts w:ascii="Consolas" w:hAnsi="Consolas"/>
+          <w:color w:val="960000"/>
+          <w:sz w:val="20"/>
+        </w:rPr>
+        <w:t>CLAUDE.md</w:t>
+      </w:r>
+      <w:r>
+        <w:rPr>
+          <w:b w:val="0"/>
+          <w:color w:val="960000"/>
+          <w:sz w:val="20"/>
+        </w:rPr>
+        <w:t xml:space="preserve"> §2.quater). Lo que aquí queda escrito es el coste de cada una, que es lo que faltaba para poder decidirla.</w:t>
+      </w:r>
+    </w:p>
+    <w:p>
+      <w:pPr>
+        <w:spacing w:after="80"/>
+      </w:pPr>
+    </w:p>
+    <w:p>
+      <w:pPr>
+        <w:spacing w:before="200" w:after="120"/>
+      </w:pPr>
+      <w:r>
+        <w:rPr>
+          <w:b/>
+          <w:color w:val="003366"/>
+          <w:sz w:val="23"/>
+        </w:rPr>
+        <w:t>5.8.7 🛑 Lo que este apartado NO promete</w:t>
+      </w:r>
+    </w:p>
+    <w:p>
+      <w:pPr>
+        <w:pStyle w:val="ListBullet"/>
+        <w:spacing w:after="60"/>
+        <w:ind w:left="360"/>
+      </w:pPr>
+      <w:r>
+        <w:rPr>
+          <w:b/>
+          <w:sz w:val="21"/>
+        </w:rPr>
+        <w:t>No hay pantalla.</w:t>
+      </w:r>
+      <w:r>
+        <w:rPr>
+          <w:b w:val="0"/>
+          <w:sz w:val="21"/>
+        </w:rPr>
+        <w:t xml:space="preserve"> Ni maqueta, ni disposición, ni nombres de botones. **</w:t>
+      </w:r>
+      <w:r>
+        <w:rPr>
+          <w:rFonts w:ascii="Consolas" w:hAnsi="Consolas"/>
+          <w:sz w:val="21"/>
+        </w:rPr>
+        <w:t>D-23</w:t>
+      </w:r>
+      <w:r>
+        <w:rPr>
+          <w:b w:val="0"/>
+          <w:sz w:val="21"/>
+        </w:rPr>
+        <w:t xml:space="preserve"> está decidida y</w:t>
+      </w:r>
+    </w:p>
+    <w:p>
+      <w:pPr>
+        <w:spacing w:after="120"/>
+      </w:pPr>
+      <w:r>
+        <w:rPr>
+          <w:b w:val="0"/>
+          <w:sz w:val="21"/>
+        </w:rPr>
+        <w:t>no construida**, y la fila lo dice así.</w:t>
+      </w:r>
+    </w:p>
+    <w:p>
+      <w:pPr>
+        <w:pStyle w:val="ListBullet"/>
+        <w:spacing w:after="60"/>
+        <w:ind w:left="360"/>
+      </w:pPr>
+      <w:r>
+        <w:rPr>
+          <w:b/>
+          <w:sz w:val="21"/>
+        </w:rPr>
+        <w:t>No hay APK que lo traiga.</w:t>
+      </w:r>
+      <w:r>
+        <w:rPr>
+          <w:b w:val="0"/>
+          <w:sz w:val="21"/>
+        </w:rPr>
+        <w:t xml:space="preserve"> Ninguna de las de </w:t>
+      </w:r>
+      <w:r>
+        <w:rPr>
+          <w:rFonts w:ascii="Consolas" w:hAnsi="Consolas"/>
+          <w:sz w:val="21"/>
+        </w:rPr>
+        <w:t>05_Funcional/</w:t>
+      </w:r>
+      <w:r>
+        <w:rPr>
+          <w:b w:val="0"/>
+          <w:sz w:val="21"/>
+        </w:rPr>
+        <w:t xml:space="preserve"> tiene nada de esto.</w:t>
+      </w:r>
+    </w:p>
+    <w:p>
+      <w:pPr>
+        <w:pStyle w:val="ListBullet"/>
+        <w:spacing w:after="60"/>
+        <w:ind w:left="360"/>
+      </w:pPr>
+      <w:r>
+        <w:rPr>
+          <w:b/>
+          <w:sz w:val="21"/>
+        </w:rPr>
+        <w:t>No se ha tocado el firmware para escribir esto</w:t>
+      </w:r>
+      <w:r>
+        <w:rPr>
+          <w:b w:val="0"/>
+          <w:sz w:val="21"/>
+        </w:rPr>
+        <w:t>: todo el censo es lectura.</w:t>
+      </w:r>
+    </w:p>
+    <w:p>
+      <w:pPr>
+        <w:pStyle w:val="ListBullet"/>
+        <w:spacing w:after="60"/>
+        <w:ind w:left="360"/>
+      </w:pPr>
+      <w:r>
+        <w:rPr>
+          <w:b/>
+          <w:sz w:val="21"/>
+        </w:rPr>
+        <w:t>No resuelve `D-21` por sí solo.</w:t>
+      </w:r>
+      <w:r>
+        <w:rPr>
+          <w:b w:val="0"/>
+          <w:sz w:val="21"/>
+        </w:rPr>
+        <w:t xml:space="preserve"> </w:t>
+      </w:r>
+      <w:r>
+        <w:rPr>
+          <w:rFonts w:ascii="Consolas" w:hAnsi="Consolas"/>
+          <w:sz w:val="21"/>
+        </w:rPr>
+        <w:t>D-21</w:t>
+      </w:r>
+      <w:r>
+        <w:rPr>
+          <w:b w:val="0"/>
+          <w:sz w:val="21"/>
+        </w:rPr>
+        <w:t xml:space="preserve"> sigue teniendo sus piezas </w:t>
+      </w:r>
+      <w:r>
+        <w:rPr>
+          <w:b/>
+          <w:sz w:val="21"/>
+        </w:rPr>
+        <w:t>A</w:t>
+      </w:r>
+      <w:r>
+        <w:rPr>
+          <w:b w:val="0"/>
+          <w:sz w:val="21"/>
+        </w:rPr>
+        <w:t xml:space="preserve"> y </w:t>
+      </w:r>
+      <w:r>
+        <w:rPr>
+          <w:b/>
+          <w:sz w:val="21"/>
+        </w:rPr>
+        <w:t>B</w:t>
+      </w:r>
+      <w:r>
+        <w:rPr>
+          <w:b w:val="0"/>
+          <w:sz w:val="21"/>
+        </w:rPr>
+        <w:t xml:space="preserve"> —el </w:t>
+      </w:r>
+      <w:r>
+        <w:rPr>
+          <w:rFonts w:ascii="Consolas" w:hAnsi="Consolas"/>
+          <w:sz w:val="21"/>
+        </w:rPr>
+        <w:t>OSF</w:t>
+      </w:r>
+      <w:r>
+        <w:rPr>
+          <w:b w:val="0"/>
+          <w:sz w:val="21"/>
+        </w:rPr>
+        <w:t xml:space="preserve"> que</w:t>
+      </w:r>
+    </w:p>
+    <w:p>
+      <w:pPr>
+        <w:spacing w:after="120"/>
+      </w:pPr>
+      <w:r>
+        <w:rPr>
+          <w:b w:val="0"/>
+          <w:sz w:val="21"/>
+        </w:rPr>
+        <w:t xml:space="preserve">no llega a </w:t>
+      </w:r>
+      <w:r>
+        <w:rPr>
+          <w:rFonts w:ascii="Consolas" w:hAnsi="Consolas"/>
+          <w:sz w:val="21"/>
+        </w:rPr>
+        <w:t>reloj_enHora()</w:t>
+      </w:r>
+      <w:r>
+        <w:rPr>
+          <w:b w:val="0"/>
+          <w:sz w:val="21"/>
+        </w:rPr>
+        <w:t>, y la guarda que el Esclavo no tiene dentro de su bucle—. Lo que</w:t>
+      </w:r>
+    </w:p>
+    <w:p>
+      <w:pPr>
+        <w:spacing w:after="120"/>
+      </w:pPr>
+      <w:r>
+        <w:rPr>
+          <w:rFonts w:ascii="Consolas" w:hAnsi="Consolas"/>
+          <w:sz w:val="21"/>
+        </w:rPr>
+        <w:t>D-23</w:t>
+      </w:r>
+      <w:r>
+        <w:rPr>
+          <w:b w:val="0"/>
+          <w:sz w:val="21"/>
+        </w:rPr>
+        <w:t xml:space="preserve"> resuelve es </w:t>
+      </w:r>
+      <w:r>
+        <w:rPr>
+          <w:b/>
+          <w:sz w:val="21"/>
+        </w:rPr>
+        <w:t>la tercera, la `C`: que se pueda VER</w:t>
+      </w:r>
+      <w:r>
+        <w:rPr>
+          <w:b w:val="0"/>
+          <w:sz w:val="21"/>
+        </w:rPr>
+        <w:t xml:space="preserve">. Ver </w:t>
+      </w:r>
+      <w:r>
+        <w:rPr>
+          <w:rFonts w:ascii="Consolas" w:hAnsi="Consolas"/>
+          <w:sz w:val="21"/>
+        </w:rPr>
+        <w:t>8_Procedimiento_Modo_Degradado.md</w:t>
+      </w:r>
+      <w:r>
+        <w:rPr>
+          <w:b w:val="0"/>
+          <w:sz w:val="21"/>
+        </w:rPr>
+        <w:t>,</w:t>
+      </w:r>
+    </w:p>
+    <w:p>
+      <w:pPr>
+        <w:spacing w:after="120"/>
+      </w:pPr>
+      <w:r>
+        <w:rPr>
+          <w:b w:val="0"/>
+          <w:sz w:val="21"/>
+        </w:rPr>
+        <w:t>Riesgo 3.</w:t>
+      </w:r>
+    </w:p>
+    <w:p>
+      <w:pPr>
+        <w:pStyle w:val="ListBullet"/>
+        <w:spacing w:after="60"/>
+        <w:ind w:left="360"/>
+      </w:pPr>
+      <w:r>
+        <w:rPr>
+          <w:b/>
+          <w:sz w:val="21"/>
+        </w:rPr>
+        <w:t>Y no cierra el `20/20` de nada.</w:t>
+      </w:r>
+      <w:r>
+        <w:rPr>
+          <w:b w:val="0"/>
+          <w:sz w:val="21"/>
+        </w:rPr>
+        <w:t xml:space="preserve"> Mientras </w:t>
+      </w:r>
+      <w:r>
+        <w:rPr>
+          <w:rFonts w:ascii="Consolas" w:hAnsi="Consolas"/>
+          <w:sz w:val="21"/>
+        </w:rPr>
+        <w:t>D-23</w:t>
+      </w:r>
+      <w:r>
+        <w:rPr>
+          <w:b w:val="0"/>
+          <w:sz w:val="21"/>
+        </w:rPr>
+        <w:t xml:space="preserve"> no tenga una línea de código, el pack</w:t>
+      </w:r>
+    </w:p>
+    <w:p>
+      <w:pPr>
+        <w:spacing w:after="120"/>
+      </w:pPr>
+      <w:r>
+        <w:rPr>
+          <w:rFonts w:ascii="Consolas" w:hAnsi="Consolas"/>
+          <w:sz w:val="21"/>
+        </w:rPr>
+        <w:t>decisiones_01_anclas</w:t>
+      </w:r>
+      <w:r>
+        <w:rPr>
+          <w:b w:val="0"/>
+          <w:sz w:val="21"/>
+        </w:rPr>
+        <w:t xml:space="preserve"> seguirá acusando —con razón— que </w:t>
+      </w:r>
+      <w:r>
+        <w:rPr>
+          <w:b/>
+          <w:sz w:val="21"/>
+        </w:rPr>
+        <w:t>`D-23` no tiene ancla en el firmware</w:t>
+      </w:r>
+      <w:r>
+        <w:rPr>
+          <w:b w:val="0"/>
+          <w:sz w:val="21"/>
+        </w:rPr>
+        <w:t>.</w:t>
+      </w:r>
+    </w:p>
+    <w:p>
+      <w:pPr>
+        <w:spacing w:after="120"/>
+      </w:pPr>
+      <w:r>
+        <w:rPr>
+          <w:b w:val="0"/>
+          <w:sz w:val="21"/>
+        </w:rPr>
+        <w:t xml:space="preserve">Ese rojo es correcto: </w:t>
+      </w:r>
+      <w:r>
+        <w:rPr>
+          <w:b/>
+          <w:sz w:val="21"/>
+        </w:rPr>
+        <w:t>es una decisión sin construir, y el instrumento lo dice.</w:t>
       </w:r>
     </w:p>
     <w:p>
